--- a/Documentatie/Verslagen/onderzoek fabio.docx
+++ b/Documentatie/Verslagen/onderzoek fabio.docx
@@ -18,9 +18,15 @@
             <w:pBdr/>
             <w:spacing/>
             <w:ind/>
-            <w:rPr/>
+            <w:rPr>
+              <w:lang w:val="en-US"/>
+            </w:rPr>
           </w:pPr>
-          <w:r/>
+          <w:r>
+            <w:rPr>
+              <w:lang w:val="en-US" w:bidi="en-US"/>
+            </w:rPr>
+          </w:r>
           <w:bookmarkStart w:id="0" w:name="_Hlk221873486"/>
           <w:r>
             <w:rPr>
@@ -121,7 +127,7 @@
                               <w:txbxContent>
                                 <w:p>
                                   <w:pPr>
-                                    <w:pStyle w:val="697"/>
+                                    <w:pStyle w:val="905"/>
                                     <w:pBdr/>
                                     <w:spacing/>
                                     <w:ind/>
@@ -138,6 +144,13 @@
                                       <w:szCs w:val="96"/>
                                     </w:rPr>
                                     <w:t xml:space="preserve">Project 7/8</w:t>
+                                  </w:r>
+                                  <w:r>
+                                    <w:rPr>
+                                      <w:color w:val="ffffff" w:themeColor="background1"/>
+                                      <w:sz w:val="96"/>
+                                      <w:szCs w:val="96"/>
+                                    </w:rPr>
                                   </w:r>
                                   <w:r>
                                     <w:rPr>
@@ -172,7 +185,7 @@
                               <w:txbxContent>
                                 <w:p>
                                   <w:pPr>
-                                    <w:pStyle w:val="697"/>
+                                    <w:pStyle w:val="905"/>
                                     <w:pBdr/>
                                     <w:spacing w:line="276" w:lineRule="auto"/>
                                     <w:ind/>
@@ -214,10 +227,19 @@
                                       <w:szCs w:val="24"/>
                                     </w:rPr>
                                   </w:r>
+                                  <w:r>
+                                    <w:rPr>
+                                      <w:b/>
+                                      <w:bCs/>
+                                      <w:color w:val="ffffff" w:themeColor="background1"/>
+                                      <w:sz w:val="24"/>
+                                      <w:szCs w:val="24"/>
+                                    </w:rPr>
+                                  </w:r>
                                 </w:p>
                                 <w:p>
                                   <w:pPr>
-                                    <w:pStyle w:val="697"/>
+                                    <w:pStyle w:val="905"/>
                                     <w:pBdr/>
                                     <w:spacing w:line="276" w:lineRule="auto"/>
                                     <w:ind/>
@@ -259,7 +281,7 @@
                                 </w:p>
                                 <w:p>
                                   <w:pPr>
-                                    <w:pStyle w:val="697"/>
+                                    <w:pStyle w:val="905"/>
                                     <w:pBdr/>
                                     <w:spacing w:line="276" w:lineRule="auto"/>
                                     <w:ind/>
@@ -303,7 +325,7 @@
                                 </w:p>
                                 <w:p>
                                   <w:pPr>
-                                    <w:pStyle w:val="697"/>
+                                    <w:pStyle w:val="905"/>
                                     <w:pBdr/>
                                     <w:spacing w:line="276" w:lineRule="auto"/>
                                     <w:ind/>
@@ -349,7 +371,7 @@
                                 </w:p>
                                 <w:p>
                                   <w:pPr>
-                                    <w:pStyle w:val="697"/>
+                                    <w:pStyle w:val="905"/>
                                     <w:pBdr/>
                                     <w:spacing w:line="276" w:lineRule="auto"/>
                                     <w:ind/>
@@ -397,7 +419,7 @@
                                 </w:p>
                                 <w:p>
                                   <w:pPr>
-                                    <w:pStyle w:val="697"/>
+                                    <w:pStyle w:val="905"/>
                                     <w:pBdr/>
                                     <w:spacing w:line="276" w:lineRule="auto"/>
                                     <w:ind/>
@@ -443,7 +465,7 @@
                                 </w:p>
                                 <w:p>
                                   <w:pPr>
-                                    <w:pStyle w:val="697"/>
+                                    <w:pStyle w:val="905"/>
                                     <w:pBdr/>
                                     <w:spacing w:line="276" w:lineRule="auto"/>
                                     <w:ind/>
@@ -507,6 +529,16 @@
                                       <w:szCs w:val="24"/>
                                     </w:rPr>
                                   </w:r>
+                                  <w:r>
+                                    <w:rPr>
+                                      <w:b/>
+                                      <w:bCs/>
+                                      <w:color w:val="ffffff" w:themeColor="background1"/>
+                                      <w:sz w:val="24"/>
+                                      <w:szCs w:val="24"/>
+                                      <w:highlight w:val="none"/>
+                                    </w:rPr>
+                                  </w:r>
                                 </w:p>
                               </w:txbxContent>
                             </wps:txbx>
@@ -536,7 +568,7 @@
                         <w:txbxContent>
                           <w:p>
                             <w:pPr>
-                              <w:pStyle w:val="697"/>
+                              <w:pStyle w:val="905"/>
                               <w:pBdr/>
                               <w:spacing/>
                               <w:ind/>
@@ -561,6 +593,13 @@
                                 <w:szCs w:val="96"/>
                               </w:rPr>
                             </w:r>
+                            <w:r>
+                              <w:rPr>
+                                <w:color w:val="ffffff" w:themeColor="background1"/>
+                                <w:sz w:val="96"/>
+                                <w:szCs w:val="96"/>
+                              </w:rPr>
+                            </w:r>
                           </w:p>
                         </w:txbxContent>
                       </v:textbox>
@@ -570,7 +609,7 @@
                         <w:txbxContent>
                           <w:p>
                             <w:pPr>
-                              <w:pStyle w:val="697"/>
+                              <w:pStyle w:val="905"/>
                               <w:pBdr/>
                               <w:spacing w:line="276" w:lineRule="auto"/>
                               <w:ind/>
@@ -612,10 +651,19 @@
                                 <w:szCs w:val="24"/>
                               </w:rPr>
                             </w:r>
+                            <w:r>
+                              <w:rPr>
+                                <w:b/>
+                                <w:bCs/>
+                                <w:color w:val="ffffff" w:themeColor="background1"/>
+                                <w:sz w:val="24"/>
+                                <w:szCs w:val="24"/>
+                              </w:rPr>
+                            </w:r>
                           </w:p>
                           <w:p>
                             <w:pPr>
-                              <w:pStyle w:val="697"/>
+                              <w:pStyle w:val="905"/>
                               <w:pBdr/>
                               <w:spacing w:line="276" w:lineRule="auto"/>
                               <w:ind/>
@@ -657,7 +705,7 @@
                           </w:p>
                           <w:p>
                             <w:pPr>
-                              <w:pStyle w:val="697"/>
+                              <w:pStyle w:val="905"/>
                               <w:pBdr/>
                               <w:spacing w:line="276" w:lineRule="auto"/>
                               <w:ind/>
@@ -701,7 +749,7 @@
                           </w:p>
                           <w:p>
                             <w:pPr>
-                              <w:pStyle w:val="697"/>
+                              <w:pStyle w:val="905"/>
                               <w:pBdr/>
                               <w:spacing w:line="276" w:lineRule="auto"/>
                               <w:ind/>
@@ -747,7 +795,7 @@
                           </w:p>
                           <w:p>
                             <w:pPr>
-                              <w:pStyle w:val="697"/>
+                              <w:pStyle w:val="905"/>
                               <w:pBdr/>
                               <w:spacing w:line="276" w:lineRule="auto"/>
                               <w:ind/>
@@ -795,7 +843,7 @@
                           </w:p>
                           <w:p>
                             <w:pPr>
-                              <w:pStyle w:val="697"/>
+                              <w:pStyle w:val="905"/>
                               <w:pBdr/>
                               <w:spacing w:line="276" w:lineRule="auto"/>
                               <w:ind/>
@@ -841,7 +889,7 @@
                           </w:p>
                           <w:p>
                             <w:pPr>
-                              <w:pStyle w:val="697"/>
+                              <w:pStyle w:val="905"/>
                               <w:pBdr/>
                               <w:spacing w:line="276" w:lineRule="auto"/>
                               <w:ind/>
@@ -905,6 +953,16 @@
                                 <w:szCs w:val="24"/>
                               </w:rPr>
                             </w:r>
+                            <w:r>
+                              <w:rPr>
+                                <w:b/>
+                                <w:bCs/>
+                                <w:color w:val="ffffff" w:themeColor="background1"/>
+                                <w:sz w:val="24"/>
+                                <w:szCs w:val="24"/>
+                                <w:highlight w:val="none"/>
+                              </w:rPr>
+                            </w:r>
                           </w:p>
                         </w:txbxContent>
                       </v:textbox>
@@ -914,7 +972,11 @@
               </mc:Fallback>
             </mc:AlternateContent>
           </w:r>
-          <w:r/>
+          <w:r>
+            <w:rPr>
+              <w:lang w:val="en-US"/>
+            </w:rPr>
+          </w:r>
         </w:p>
         <w:p>
           <w:pPr>
@@ -971,7 +1033,7 @@
                             <w:txbxContent>
                               <w:p>
                                 <w:pPr>
-                                  <w:pStyle w:val="697"/>
+                                  <w:pStyle w:val="905"/>
                                   <w:pBdr/>
                                   <w:spacing/>
                                   <w:ind/>
@@ -992,6 +1054,13 @@
                                     <w:lang w:val="en-US"/>
                                   </w:rPr>
                                   <w:t xml:space="preserve">Operating System Research</w:t>
+                                </w:r>
+                                <w:r>
+                                  <w:rPr>
+                                    <w:color w:val="ffffff" w:themeColor="background1"/>
+                                    <w:sz w:val="72"/>
+                                    <w:szCs w:val="72"/>
+                                  </w:rPr>
                                 </w:r>
                                 <w:r>
                                   <w:rPr>
@@ -1025,7 +1094,7 @@
                       <w:txbxContent>
                         <w:p>
                           <w:pPr>
-                            <w:pStyle w:val="697"/>
+                            <w:pStyle w:val="905"/>
                             <w:pBdr/>
                             <w:spacing/>
                             <w:ind/>
@@ -1054,6 +1123,13 @@
                               <w:szCs w:val="72"/>
                             </w:rPr>
                           </w:r>
+                          <w:r>
+                            <w:rPr>
+                              <w:color w:val="ffffff" w:themeColor="background1"/>
+                              <w:sz w:val="72"/>
+                              <w:szCs w:val="72"/>
+                            </w:rPr>
+                          </w:r>
                         </w:p>
                       </w:txbxContent>
                     </v:textbox>
@@ -1100,10 +1176,19 @@
           <w:szCs w:val="28"/>
         </w:rPr>
       </w:r>
+      <w:r>
+        <w:rPr>
+          <w:b/>
+          <w:bCs/>
+          <w:sz w:val="28"/>
+          <w:szCs w:val="28"/>
+          <w:highlight w:val="none"/>
+        </w:rPr>
+      </w:r>
     </w:p>
     <w:p>
       <w:pPr>
-        <w:pStyle w:val="692"/>
+        <w:pStyle w:val="900"/>
         <w:numPr>
           <w:ilvl w:val="0"/>
           <w:numId w:val="1"/>
@@ -1131,10 +1216,16 @@
           <w:bCs/>
         </w:rPr>
       </w:r>
+      <w:r>
+        <w:rPr>
+          <w:b/>
+          <w:bCs/>
+        </w:rPr>
+      </w:r>
     </w:p>
     <w:p>
       <w:pPr>
-        <w:pStyle w:val="692"/>
+        <w:pStyle w:val="900"/>
         <w:numPr>
           <w:ilvl w:val="0"/>
           <w:numId w:val="1"/>
@@ -1162,10 +1253,16 @@
           <w:bCs/>
         </w:rPr>
       </w:r>
+      <w:r>
+        <w:rPr>
+          <w:b/>
+          <w:bCs/>
+        </w:rPr>
+      </w:r>
     </w:p>
     <w:p>
       <w:pPr>
-        <w:pStyle w:val="692"/>
+        <w:pStyle w:val="900"/>
         <w:numPr>
           <w:ilvl w:val="0"/>
           <w:numId w:val="1"/>
@@ -1193,10 +1290,16 @@
           <w:bCs/>
         </w:rPr>
       </w:r>
+      <w:r>
+        <w:rPr>
+          <w:b/>
+          <w:bCs/>
+        </w:rPr>
+      </w:r>
     </w:p>
     <w:p>
       <w:pPr>
-        <w:pStyle w:val="692"/>
+        <w:pStyle w:val="900"/>
         <w:numPr>
           <w:ilvl w:val="0"/>
           <w:numId w:val="1"/>
@@ -1224,10 +1327,16 @@
           <w:bCs/>
         </w:rPr>
       </w:r>
+      <w:r>
+        <w:rPr>
+          <w:b/>
+          <w:bCs/>
+        </w:rPr>
+      </w:r>
     </w:p>
     <w:p>
       <w:pPr>
-        <w:pStyle w:val="692"/>
+        <w:pStyle w:val="900"/>
         <w:numPr>
           <w:ilvl w:val="0"/>
           <w:numId w:val="1"/>
@@ -1255,10 +1364,16 @@
           <w:bCs/>
         </w:rPr>
       </w:r>
+      <w:r>
+        <w:rPr>
+          <w:b/>
+          <w:bCs/>
+        </w:rPr>
+      </w:r>
     </w:p>
     <w:p>
       <w:pPr>
-        <w:pStyle w:val="692"/>
+        <w:pStyle w:val="900"/>
         <w:numPr>
           <w:ilvl w:val="0"/>
           <w:numId w:val="1"/>
@@ -1286,10 +1401,16 @@
           <w:bCs/>
         </w:rPr>
       </w:r>
+      <w:r>
+        <w:rPr>
+          <w:b/>
+          <w:bCs/>
+        </w:rPr>
+      </w:r>
     </w:p>
     <w:p>
       <w:pPr>
-        <w:pStyle w:val="692"/>
+        <w:pStyle w:val="900"/>
         <w:numPr>
           <w:ilvl w:val="0"/>
           <w:numId w:val="1"/>
@@ -1311,32 +1432,6 @@
         </w:rPr>
         <w:t xml:space="preserve">Sources </w:t>
       </w:r>
-      <w:r>
-        <w:rPr>
-          <w:b/>
-          <w:bCs/>
-          <w:highlight w:val="none"/>
-          <w:lang w:val="en-US"/>
-        </w:rPr>
-      </w:r>
-      <w:r>
-        <w:rPr>
-          <w:b/>
-          <w:bCs/>
-        </w:rPr>
-      </w:r>
-    </w:p>
-    <w:p>
-      <w:pPr>
-        <w:pBdr/>
-        <w:shd w:val="nil"/>
-        <w:spacing/>
-        <w:ind/>
-        <w:rPr>
-          <w:b/>
-          <w:bCs/>
-        </w:rPr>
-      </w:pPr>
       <w:r>
         <w:rPr>
           <w:b/>
@@ -1353,6 +1448,36 @@
     <w:p>
       <w:pPr>
         <w:pBdr/>
+        <w:shd w:val="nil" w:color="auto"/>
+        <w:spacing/>
+        <w:ind/>
+        <w:rPr>
+          <w:b/>
+          <w:bCs/>
+        </w:rPr>
+      </w:pPr>
+      <w:r>
+        <w:rPr>
+          <w:b/>
+          <w:bCs/>
+        </w:rPr>
+      </w:r>
+      <w:r>
+        <w:rPr>
+          <w:b/>
+          <w:bCs/>
+        </w:rPr>
+      </w:r>
+      <w:r>
+        <w:rPr>
+          <w:b/>
+          <w:bCs/>
+        </w:rPr>
+      </w:r>
+    </w:p>
+    <w:p>
+      <w:pPr>
+        <w:pBdr/>
         <w:shd w:val="nil" w:color="000000"/>
         <w:spacing/>
         <w:ind/>
@@ -1374,7 +1499,12 @@
           <w:bCs/>
         </w:rPr>
       </w:r>
-      <w:r/>
+      <w:r>
+        <w:rPr>
+          <w:b/>
+          <w:bCs/>
+        </w:rPr>
+      </w:r>
     </w:p>
     <w:p>
       <w:pPr>
@@ -1406,6 +1536,16 @@
           <w:lang w:val="en-US"/>
         </w:rPr>
         <w:t xml:space="preserve">1 Summary</w:t>
+      </w:r>
+      <w:r>
+        <w:rPr>
+          <w:b/>
+          <w:bCs/>
+          <w:sz w:val="32"/>
+          <w:szCs w:val="32"/>
+          <w:highlight w:val="none"/>
+          <w:lang w:val="en-US"/>
+        </w:rPr>
       </w:r>
       <w:r>
         <w:rPr>
@@ -1471,6 +1611,7 @@
           <w:sz w:val="22"/>
           <w:szCs w:val="22"/>
           <w:highlight w:val="none"/>
+          <w:lang w:val="en-US"/>
         </w:rPr>
       </w:r>
       <w:r>
@@ -1480,7 +1621,6 @@
           <w:sz w:val="22"/>
           <w:szCs w:val="22"/>
           <w:highlight w:val="none"/>
-          <w:lang w:val="en-US"/>
         </w:rPr>
       </w:r>
     </w:p>
@@ -1554,6 +1694,16 @@
           <w:bCs/>
           <w:sz w:val="32"/>
           <w:szCs w:val="32"/>
+        </w:rPr>
+      </w:r>
+      <w:r>
+        <w:rPr>
+          <w:b/>
+          <w:bCs/>
+          <w:sz w:val="32"/>
+          <w:szCs w:val="32"/>
+          <w:highlight w:val="none"/>
+          <w:lang w:val="en-US"/>
         </w:rPr>
       </w:r>
     </w:p>
@@ -1610,11 +1760,12 @@
       </w:r>
       <w:r>
         <w:rPr>
-          <w:rFonts w:ascii="Aptos" w:hAnsi="Aptos" w:eastAsia="Aptos" w:cs="Aptos"/>
+          <w:rFonts w:ascii="Aptos" w:hAnsi="Aptos" w:cs="Aptos"/>
           <w:b w:val="0"/>
           <w:bCs w:val="0"/>
           <w:sz w:val="22"/>
           <w:szCs w:val="22"/>
+          <w:highlight w:val="none"/>
         </w:rPr>
       </w:r>
     </w:p>
@@ -1652,6 +1803,15 @@
           <w:sz w:val="22"/>
           <w:szCs w:val="22"/>
           <w:highlight w:val="none"/>
+        </w:rPr>
+      </w:r>
+      <w:r>
+        <w:rPr>
+          <w:b w:val="0"/>
+          <w:bCs w:val="0"/>
+          <w:color w:val="ff0000"/>
+          <w:sz w:val="22"/>
+          <w:szCs w:val="22"/>
         </w:rPr>
       </w:r>
     </w:p>
@@ -1729,6 +1889,16 @@
           <w:lang w:val="en-US"/>
         </w:rPr>
       </w:r>
+      <w:r>
+        <w:rPr>
+          <w:b/>
+          <w:bCs/>
+          <w:sz w:val="32"/>
+          <w:szCs w:val="32"/>
+          <w:highlight w:val="none"/>
+          <w:lang w:val="en-US"/>
+        </w:rPr>
+      </w:r>
     </w:p>
     <w:p>
       <w:pPr>
@@ -1739,16 +1909,17 @@
         <w:rPr>
           <w:b w:val="0"/>
           <w:bCs w:val="0"/>
+          <w:color w:val="46b1e1" w:themeColor="accent1" w:themeTint="99"/>
           <w:sz w:val="22"/>
           <w:szCs w:val="22"/>
           <w:highlight w:val="none"/>
-          <w:lang w:val="en-US" w:bidi="en-US"/>
         </w:rPr>
       </w:pPr>
       <w:r>
         <w:rPr>
           <w:b w:val="0"/>
           <w:bCs w:val="0"/>
+          <w:color w:val="46b1e1" w:themeColor="accent1" w:themeTint="99"/>
           <w:sz w:val="22"/>
           <w:szCs w:val="22"/>
           <w:highlight w:val="none"/>
@@ -1760,24 +1931,37 @@
         <w:rPr>
           <w:b w:val="0"/>
           <w:bCs w:val="0"/>
+          <w:color w:val="46b1e1" w:themeColor="accent1" w:themeTint="99"/>
           <w:sz w:val="22"/>
           <w:szCs w:val="22"/>
           <w:highlight w:val="none"/>
         </w:rPr>
       </w:r>
+      <w:r>
+        <w:rPr>
+          <w:b w:val="0"/>
+          <w:bCs w:val="0"/>
+          <w:color w:val="46b1e1" w:themeColor="accent1" w:themeTint="99"/>
+          <w:sz w:val="22"/>
+          <w:szCs w:val="22"/>
+          <w:highlight w:val="none"/>
+          <w:lang w:val="en-US" w:bidi="en-US"/>
+        </w:rPr>
+      </w:r>
     </w:p>
     <w:p>
       <w:pPr>
         <w:pBdr/>
         <w:shd w:val="nil" w:color="000000"/>
         <w:spacing/>
-        <w:ind/>
+        <w:ind w:firstLine="0" w:left="0"/>
         <w:rPr>
           <w:b w:val="0"/>
           <w:bCs w:val="0"/>
           <w:sz w:val="22"/>
           <w:szCs w:val="22"/>
           <w:highlight w:val="none"/>
+          <w:lang w:val="en-US" w:bidi="en-US"/>
         </w:rPr>
       </w:pPr>
       <w:r>
@@ -1789,7 +1973,7 @@
           <w:highlight w:val="none"/>
           <w:lang w:val="en-US" w:bidi="en-US"/>
         </w:rPr>
-        <w:t xml:space="preserve">There are 2 different kinds of Operating Systems: Microsoft’s Windows and Linux</w:t>
+        <w:t xml:space="preserve">There are a few technical aspects this paper is going to go over, those being</w:t>
       </w:r>
       <w:r>
         <w:rPr>
@@ -1800,7 +1984,117 @@
           <w:highlight w:val="none"/>
           <w:lang w:val="en-US" w:bidi="en-US"/>
         </w:rPr>
-        <w:t xml:space="preserve">.</w:t>
+      </w:r>
+      <w:r>
+        <w:rPr>
+          <w:b w:val="0"/>
+          <w:bCs w:val="0"/>
+          <w:sz w:val="22"/>
+          <w:szCs w:val="22"/>
+          <w:highlight w:val="none"/>
+          <w:lang w:val="en-US" w:bidi="en-US"/>
+        </w:rPr>
+      </w:r>
+      <w:r>
+        <w:rPr>
+          <w:b w:val="0"/>
+          <w:bCs w:val="0"/>
+          <w:sz w:val="22"/>
+          <w:szCs w:val="22"/>
+          <w:highlight w:val="none"/>
+          <w:lang w:val="en-US" w:bidi="en-US"/>
+        </w:rPr>
+      </w:r>
+      <w:r>
+        <w:rPr>
+          <w:b w:val="0"/>
+          <w:bCs w:val="0"/>
+          <w:sz w:val="22"/>
+          <w:szCs w:val="22"/>
+          <w:highlight w:val="none"/>
+          <w:lang w:val="en-US" w:bidi="en-US"/>
+        </w:rPr>
+      </w:r>
+    </w:p>
+    <w:p>
+      <w:pPr>
+        <w:pBdr/>
+        <w:shd w:val="nil" w:color="000000"/>
+        <w:spacing/>
+        <w:ind w:firstLine="0" w:left="0"/>
+        <w:rPr>
+          <w:b w:val="0"/>
+          <w:bCs w:val="0"/>
+          <w:sz w:val="22"/>
+          <w:szCs w:val="22"/>
+          <w:highlight w:val="none"/>
+          <w:lang w:val="en-US" w:bidi="en-US"/>
+        </w:rPr>
+      </w:pPr>
+      <w:r>
+        <w:rPr>
+          <w:b w:val="0"/>
+          <w:bCs w:val="0"/>
+          <w:sz w:val="22"/>
+          <w:szCs w:val="22"/>
+          <w:highlight w:val="none"/>
+          <w:lang w:val="en-US" w:bidi="en-US"/>
+        </w:rPr>
+      </w:r>
+      <w:r>
+        <w:rPr>
+          <w:b w:val="0"/>
+          <w:bCs w:val="0"/>
+          <w:sz w:val="22"/>
+          <w:szCs w:val="22"/>
+          <w:highlight w:val="none"/>
+          <w:lang w:val="en-US" w:bidi="en-US"/>
+        </w:rPr>
+      </w:r>
+      <w:r>
+        <w:rPr>
+          <w:b w:val="0"/>
+          <w:bCs w:val="0"/>
+          <w:sz w:val="22"/>
+          <w:szCs w:val="22"/>
+          <w:highlight w:val="none"/>
+          <w:lang w:val="en-US" w:bidi="en-US"/>
+        </w:rPr>
+      </w:r>
+    </w:p>
+    <w:p>
+      <w:pPr>
+        <w:pBdr/>
+        <w:shd w:val="nil" w:color="000000"/>
+        <w:spacing/>
+        <w:ind/>
+        <w:rPr>
+          <w:b w:val="0"/>
+          <w:bCs w:val="0"/>
+          <w:sz w:val="22"/>
+          <w:szCs w:val="22"/>
+          <w:highlight w:val="none"/>
+        </w:rPr>
+      </w:pPr>
+      <w:r>
+        <w:rPr>
+          <w:b w:val="0"/>
+          <w:bCs w:val="0"/>
+          <w:sz w:val="22"/>
+          <w:szCs w:val="22"/>
+          <w:highlight w:val="none"/>
+          <w:lang w:val="en-US" w:bidi="en-US"/>
+        </w:rPr>
+      </w:r>
+      <w:r>
+        <w:rPr>
+          <w:b w:val="0"/>
+          <w:bCs w:val="0"/>
+          <w:sz w:val="22"/>
+          <w:szCs w:val="22"/>
+          <w:highlight w:val="none"/>
+          <w:lang w:val="en-US" w:bidi="en-US"/>
+        </w:rPr>
       </w:r>
       <w:r>
         <w:rPr>
@@ -1885,6 +2179,16 @@
           <w:szCs w:val="32"/>
         </w:rPr>
       </w:r>
+      <w:r>
+        <w:rPr>
+          <w:b/>
+          <w:bCs/>
+          <w:sz w:val="32"/>
+          <w:szCs w:val="32"/>
+          <w:highlight w:val="none"/>
+          <w:lang w:val="en-US"/>
+        </w:rPr>
+      </w:r>
     </w:p>
     <w:p>
       <w:pPr>
@@ -1895,6 +2199,7 @@
         <w:rPr>
           <w:b w:val="0"/>
           <w:bCs w:val="0"/>
+          <w:color w:val="46b1e1" w:themeColor="accent1" w:themeTint="99"/>
           <w:sz w:val="22"/>
           <w:szCs w:val="22"/>
         </w:rPr>
@@ -1903,6 +2208,7 @@
         <w:rPr>
           <w:b w:val="0"/>
           <w:bCs w:val="0"/>
+          <w:color w:val="46b1e1" w:themeColor="accent1" w:themeTint="99"/>
           <w:sz w:val="22"/>
           <w:szCs w:val="22"/>
           <w:lang w:val="en-US"/>
@@ -1911,16 +2217,18 @@
       </w:r>
       <w:r>
         <w:rPr>
-          <w:b/>
-          <w:bCs/>
-          <w:sz w:val="32"/>
-          <w:szCs w:val="32"/>
+          <w:b w:val="0"/>
+          <w:bCs w:val="0"/>
+          <w:color w:val="46b1e1" w:themeColor="accent1" w:themeTint="99"/>
+          <w:sz w:val="22"/>
+          <w:szCs w:val="22"/>
         </w:rPr>
       </w:r>
       <w:r>
         <w:rPr>
           <w:b w:val="0"/>
           <w:bCs w:val="0"/>
+          <w:color w:val="46b1e1" w:themeColor="accent1" w:themeTint="99"/>
           <w:sz w:val="22"/>
           <w:szCs w:val="22"/>
         </w:rPr>
@@ -1998,6 +2306,16 @@
           <w:szCs w:val="32"/>
         </w:rPr>
       </w:r>
+      <w:r>
+        <w:rPr>
+          <w:b/>
+          <w:bCs/>
+          <w:sz w:val="32"/>
+          <w:szCs w:val="32"/>
+          <w:highlight w:val="none"/>
+          <w:lang w:val="en-US"/>
+        </w:rPr>
+      </w:r>
     </w:p>
     <w:p>
       <w:pPr>
@@ -2069,6 +2387,16 @@
           <w:bCs/>
           <w:sz w:val="32"/>
           <w:szCs w:val="32"/>
+        </w:rPr>
+      </w:r>
+      <w:r>
+        <w:rPr>
+          <w:b/>
+          <w:bCs/>
+          <w:sz w:val="32"/>
+          <w:szCs w:val="32"/>
+          <w:highlight w:val="none"/>
+          <w:lang w:val="en-US"/>
         </w:rPr>
       </w:r>
     </w:p>
@@ -2150,8 +2478,6 @@
           <w:bCs/>
           <w:sz w:val="32"/>
           <w:szCs w:val="32"/>
-          <w:highlight w:val="none"/>
-          <w:lang w:val="en-US"/>
         </w:rPr>
       </w:r>
     </w:p>
@@ -2177,7 +2503,6 @@
         <w:ind/>
         <w:rPr/>
       </w:pPr>
-      <w:r/>
       <w:r>
         <w:separator/>
       </w:r>
@@ -2192,7 +2517,6 @@
         <w:ind/>
         <w:rPr/>
       </w:pPr>
-      <w:r/>
       <w:r>
         <w:continuationSeparator/>
       </w:r>
@@ -2212,7 +2536,6 @@
         <w:ind/>
         <w:rPr/>
       </w:pPr>
-      <w:r/>
       <w:r>
         <w:separator/>
       </w:r>
@@ -2227,7 +2550,6 @@
         <w:ind/>
         <w:rPr/>
       </w:pPr>
-      <w:r/>
       <w:r>
         <w:continuationSeparator/>
       </w:r>
@@ -2368,8 +2690,158 @@
       <w:suff w:val="tab"/>
     </w:lvl>
   </w:abstractNum>
+  <w:abstractNum w:abstractNumId="1">
+    <w:nsid w:val="2F75A609"/>
+    <w:lvl w:ilvl="0">
+      <w:isLgl w:val="false"/>
+      <w:lvlJc w:val="left"/>
+      <w:lvlText w:val="·"/>
+      <w:numFmt w:val="bullet"/>
+      <w:pPr>
+        <w:pBdr/>
+        <w:spacing/>
+        <w:ind w:hanging="360" w:left="709"/>
+      </w:pPr>
+      <w:rPr>
+        <w:rFonts w:hint="default" w:ascii="Symbol" w:hAnsi="Symbol" w:eastAsia="Symbol" w:cs="Symbol"/>
+      </w:rPr>
+      <w:start w:val="1"/>
+      <w:suff w:val="tab"/>
+    </w:lvl>
+    <w:lvl w:ilvl="1">
+      <w:isLgl w:val="false"/>
+      <w:lvlJc w:val="left"/>
+      <w:lvlText w:val="o"/>
+      <w:numFmt w:val="bullet"/>
+      <w:pPr>
+        <w:pBdr/>
+        <w:spacing/>
+        <w:ind w:hanging="360" w:left="1429"/>
+      </w:pPr>
+      <w:rPr>
+        <w:rFonts w:hint="default" w:ascii="Courier New" w:hAnsi="Courier New" w:eastAsia="Courier New" w:cs="Courier New"/>
+      </w:rPr>
+      <w:start w:val="1"/>
+      <w:suff w:val="tab"/>
+    </w:lvl>
+    <w:lvl w:ilvl="2">
+      <w:isLgl w:val="false"/>
+      <w:lvlJc w:val="left"/>
+      <w:lvlText w:val="§"/>
+      <w:numFmt w:val="bullet"/>
+      <w:pPr>
+        <w:pBdr/>
+        <w:spacing/>
+        <w:ind w:hanging="360" w:left="2149"/>
+      </w:pPr>
+      <w:rPr>
+        <w:rFonts w:hint="default" w:ascii="Wingdings" w:hAnsi="Wingdings" w:eastAsia="Wingdings" w:cs="Wingdings"/>
+      </w:rPr>
+      <w:start w:val="1"/>
+      <w:suff w:val="tab"/>
+    </w:lvl>
+    <w:lvl w:ilvl="3">
+      <w:isLgl w:val="false"/>
+      <w:lvlJc w:val="left"/>
+      <w:lvlText w:val="·"/>
+      <w:numFmt w:val="bullet"/>
+      <w:pPr>
+        <w:pBdr/>
+        <w:spacing/>
+        <w:ind w:hanging="360" w:left="2869"/>
+      </w:pPr>
+      <w:rPr>
+        <w:rFonts w:hint="default" w:ascii="Symbol" w:hAnsi="Symbol" w:eastAsia="Symbol" w:cs="Symbol"/>
+      </w:rPr>
+      <w:start w:val="1"/>
+      <w:suff w:val="tab"/>
+    </w:lvl>
+    <w:lvl w:ilvl="4">
+      <w:isLgl w:val="false"/>
+      <w:lvlJc w:val="left"/>
+      <w:lvlText w:val="o"/>
+      <w:numFmt w:val="bullet"/>
+      <w:pPr>
+        <w:pBdr/>
+        <w:spacing/>
+        <w:ind w:hanging="360" w:left="3589"/>
+      </w:pPr>
+      <w:rPr>
+        <w:rFonts w:hint="default" w:ascii="Courier New" w:hAnsi="Courier New" w:eastAsia="Courier New" w:cs="Courier New"/>
+      </w:rPr>
+      <w:start w:val="1"/>
+      <w:suff w:val="tab"/>
+    </w:lvl>
+    <w:lvl w:ilvl="5">
+      <w:isLgl w:val="false"/>
+      <w:lvlJc w:val="left"/>
+      <w:lvlText w:val="§"/>
+      <w:numFmt w:val="bullet"/>
+      <w:pPr>
+        <w:pBdr/>
+        <w:spacing/>
+        <w:ind w:hanging="360" w:left="4309"/>
+      </w:pPr>
+      <w:rPr>
+        <w:rFonts w:hint="default" w:ascii="Wingdings" w:hAnsi="Wingdings" w:eastAsia="Wingdings" w:cs="Wingdings"/>
+      </w:rPr>
+      <w:start w:val="1"/>
+      <w:suff w:val="tab"/>
+    </w:lvl>
+    <w:lvl w:ilvl="6">
+      <w:isLgl w:val="false"/>
+      <w:lvlJc w:val="left"/>
+      <w:lvlText w:val="·"/>
+      <w:numFmt w:val="bullet"/>
+      <w:pPr>
+        <w:pBdr/>
+        <w:spacing/>
+        <w:ind w:hanging="360" w:left="5029"/>
+      </w:pPr>
+      <w:rPr>
+        <w:rFonts w:hint="default" w:ascii="Symbol" w:hAnsi="Symbol" w:eastAsia="Symbol" w:cs="Symbol"/>
+      </w:rPr>
+      <w:start w:val="1"/>
+      <w:suff w:val="tab"/>
+    </w:lvl>
+    <w:lvl w:ilvl="7">
+      <w:isLgl w:val="false"/>
+      <w:lvlJc w:val="left"/>
+      <w:lvlText w:val="o"/>
+      <w:numFmt w:val="bullet"/>
+      <w:pPr>
+        <w:pBdr/>
+        <w:spacing/>
+        <w:ind w:hanging="360" w:left="5749"/>
+      </w:pPr>
+      <w:rPr>
+        <w:rFonts w:hint="default" w:ascii="Courier New" w:hAnsi="Courier New" w:eastAsia="Courier New" w:cs="Courier New"/>
+      </w:rPr>
+      <w:start w:val="1"/>
+      <w:suff w:val="tab"/>
+    </w:lvl>
+    <w:lvl w:ilvl="8">
+      <w:isLgl w:val="false"/>
+      <w:lvlJc w:val="left"/>
+      <w:lvlText w:val="§"/>
+      <w:numFmt w:val="bullet"/>
+      <w:pPr>
+        <w:pBdr/>
+        <w:spacing/>
+        <w:ind w:hanging="360" w:left="6469"/>
+      </w:pPr>
+      <w:rPr>
+        <w:rFonts w:hint="default" w:ascii="Wingdings" w:hAnsi="Wingdings" w:eastAsia="Wingdings" w:cs="Wingdings"/>
+      </w:rPr>
+      <w:start w:val="1"/>
+      <w:suff w:val="tab"/>
+    </w:lvl>
+  </w:abstractNum>
   <w:num w:numId="1">
     <w:abstractNumId w:val="0"/>
+  </w:num>
+  <w:num w:numId="2">
+    <w:abstractNumId w:val="1"/>
   </w:num>
 </w:numbering>
 </file>
@@ -2382,7 +2854,7 @@
         <w:rFonts w:hint="default" w:asciiTheme="minorHAnsi" w:hAnsiTheme="minorHAnsi" w:eastAsiaTheme="minorHAnsi" w:cstheme="minorBidi"/>
         <w:sz w:val="22"/>
         <w:szCs w:val="22"/>
-        <w:lang w:val="nl-NL" w:eastAsia="en-US" w:bidi="ar-SA"/>
+        <w:lang w:val="en-US" w:eastAsia="en-US" w:bidi="ar-SA"/>
         <w14:ligatures w14:val="standardContextual"/>
       </w:rPr>
     </w:rPrDefault>
@@ -2533,9 +3005,9 @@
     <w:lsdException w:name="Bibliography" w:uiPriority="37"/>
     <w:lsdException w:name="TOC Heading" w:uiPriority="39" w:qFormat="1"/>
   </w:latentStyles>
-  <w:style w:type="table" w:styleId="12">
+  <w:style w:type="table" w:styleId="703">
     <w:name w:val="Table Grid"/>
-    <w:basedOn w:val="675"/>
+    <w:basedOn w:val="883"/>
     <w:uiPriority w:val="59"/>
     <w:pPr>
       <w:pBdr/>
@@ -2732,9 +3204,9 @@
       </w:tcPr>
     </w:tblStylePr>
   </w:style>
-  <w:style w:type="table" w:styleId="13">
+  <w:style w:type="table" w:styleId="704">
     <w:name w:val="Table Grid Light"/>
-    <w:basedOn w:val="675"/>
+    <w:basedOn w:val="883"/>
     <w:uiPriority w:val="59"/>
     <w:pPr>
       <w:pBdr/>
@@ -2931,9 +3403,9 @@
       </w:tcPr>
     </w:tblStylePr>
   </w:style>
-  <w:style w:type="table" w:styleId="14">
+  <w:style w:type="table" w:styleId="705">
     <w:name w:val="Plain Table 1"/>
-    <w:basedOn w:val="675"/>
+    <w:basedOn w:val="883"/>
     <w:uiPriority w:val="59"/>
     <w:pPr>
       <w:pBdr/>
@@ -3156,9 +3628,9 @@
       </w:tcPr>
     </w:tblStylePr>
   </w:style>
-  <w:style w:type="table" w:styleId="15">
+  <w:style w:type="table" w:styleId="706">
     <w:name w:val="Plain Table 2"/>
-    <w:basedOn w:val="675"/>
+    <w:basedOn w:val="883"/>
     <w:uiPriority w:val="59"/>
     <w:pPr>
       <w:pBdr/>
@@ -3389,9 +3861,9 @@
       </w:tcPr>
     </w:tblStylePr>
   </w:style>
-  <w:style w:type="table" w:styleId="16">
+  <w:style w:type="table" w:styleId="707">
     <w:name w:val="Plain Table 3"/>
-    <w:basedOn w:val="675"/>
+    <w:basedOn w:val="883"/>
     <w:uiPriority w:val="99"/>
     <w:pPr>
       <w:pBdr/>
@@ -3619,9 +4091,9 @@
       </w:tcPr>
     </w:tblStylePr>
   </w:style>
-  <w:style w:type="table" w:styleId="17">
+  <w:style w:type="table" w:styleId="708">
     <w:name w:val="Plain Table 4"/>
-    <w:basedOn w:val="675"/>
+    <w:basedOn w:val="883"/>
     <w:uiPriority w:val="99"/>
     <w:pPr>
       <w:pBdr/>
@@ -3835,9 +4307,9 @@
       </w:tcPr>
     </w:tblStylePr>
   </w:style>
-  <w:style w:type="table" w:styleId="18">
+  <w:style w:type="table" w:styleId="709">
     <w:name w:val="Plain Table 5"/>
-    <w:basedOn w:val="675"/>
+    <w:basedOn w:val="883"/>
     <w:uiPriority w:val="99"/>
     <w:pPr>
       <w:pBdr/>
@@ -4068,9 +4540,9 @@
       </w:tcPr>
     </w:tblStylePr>
   </w:style>
-  <w:style w:type="table" w:styleId="19">
+  <w:style w:type="table" w:styleId="710">
     <w:name w:val="Grid Table 1 Light"/>
-    <w:basedOn w:val="675"/>
+    <w:basedOn w:val="883"/>
     <w:uiPriority w:val="99"/>
     <w:pPr>
       <w:pBdr/>
@@ -4291,9 +4763,9 @@
       </w:tcPr>
     </w:tblStylePr>
   </w:style>
-  <w:style w:type="table" w:styleId="20">
+  <w:style w:type="table" w:styleId="711">
     <w:name w:val="Grid Table 1 Light - Accent 1"/>
-    <w:basedOn w:val="675"/>
+    <w:basedOn w:val="883"/>
     <w:uiPriority w:val="99"/>
     <w:pPr>
       <w:pBdr/>
@@ -4514,9 +4986,9 @@
       </w:tcPr>
     </w:tblStylePr>
   </w:style>
-  <w:style w:type="table" w:styleId="21">
+  <w:style w:type="table" w:styleId="712">
     <w:name w:val="Grid Table 1 Light - Accent 2"/>
-    <w:basedOn w:val="675"/>
+    <w:basedOn w:val="883"/>
     <w:uiPriority w:val="99"/>
     <w:pPr>
       <w:pBdr/>
@@ -4737,9 +5209,9 @@
       </w:tcPr>
     </w:tblStylePr>
   </w:style>
-  <w:style w:type="table" w:styleId="22">
+  <w:style w:type="table" w:styleId="713">
     <w:name w:val="Grid Table 1 Light - Accent 3"/>
-    <w:basedOn w:val="675"/>
+    <w:basedOn w:val="883"/>
     <w:uiPriority w:val="99"/>
     <w:pPr>
       <w:pBdr/>
@@ -4960,9 +5432,9 @@
       </w:tcPr>
     </w:tblStylePr>
   </w:style>
-  <w:style w:type="table" w:styleId="23">
+  <w:style w:type="table" w:styleId="714">
     <w:name w:val="Grid Table 1 Light - Accent 4"/>
-    <w:basedOn w:val="675"/>
+    <w:basedOn w:val="883"/>
     <w:uiPriority w:val="99"/>
     <w:pPr>
       <w:pBdr/>
@@ -5183,9 +5655,9 @@
       </w:tcPr>
     </w:tblStylePr>
   </w:style>
-  <w:style w:type="table" w:styleId="24">
+  <w:style w:type="table" w:styleId="715">
     <w:name w:val="Grid Table 1 Light - Accent 5"/>
-    <w:basedOn w:val="675"/>
+    <w:basedOn w:val="883"/>
     <w:uiPriority w:val="99"/>
     <w:pPr>
       <w:pBdr/>
@@ -5406,9 +5878,9 @@
       </w:tcPr>
     </w:tblStylePr>
   </w:style>
-  <w:style w:type="table" w:styleId="25">
+  <w:style w:type="table" w:styleId="716">
     <w:name w:val="Grid Table 1 Light - Accent 6"/>
-    <w:basedOn w:val="675"/>
+    <w:basedOn w:val="883"/>
     <w:uiPriority w:val="99"/>
     <w:pPr>
       <w:pBdr/>
@@ -5629,9 +6101,9 @@
       </w:tcPr>
     </w:tblStylePr>
   </w:style>
-  <w:style w:type="table" w:styleId="26">
+  <w:style w:type="table" w:styleId="717">
     <w:name w:val="Grid Table 2"/>
-    <w:basedOn w:val="675"/>
+    <w:basedOn w:val="883"/>
     <w:uiPriority w:val="99"/>
     <w:pPr>
       <w:pBdr/>
@@ -5861,9 +6333,9 @@
       </w:tcPr>
     </w:tblStylePr>
   </w:style>
-  <w:style w:type="table" w:styleId="27">
+  <w:style w:type="table" w:styleId="718">
     <w:name w:val="Grid Table 2 - Accent 1"/>
-    <w:basedOn w:val="675"/>
+    <w:basedOn w:val="883"/>
     <w:uiPriority w:val="99"/>
     <w:pPr>
       <w:pBdr/>
@@ -6093,9 +6565,9 @@
       </w:tcPr>
     </w:tblStylePr>
   </w:style>
-  <w:style w:type="table" w:styleId="28">
+  <w:style w:type="table" w:styleId="719">
     <w:name w:val="Grid Table 2 - Accent 2"/>
-    <w:basedOn w:val="675"/>
+    <w:basedOn w:val="883"/>
     <w:uiPriority w:val="99"/>
     <w:pPr>
       <w:pBdr/>
@@ -6325,9 +6797,9 @@
       </w:tcPr>
     </w:tblStylePr>
   </w:style>
-  <w:style w:type="table" w:styleId="29">
+  <w:style w:type="table" w:styleId="720">
     <w:name w:val="Grid Table 2 - Accent 3"/>
-    <w:basedOn w:val="675"/>
+    <w:basedOn w:val="883"/>
     <w:uiPriority w:val="99"/>
     <w:pPr>
       <w:pBdr/>
@@ -6557,9 +7029,9 @@
       </w:tcPr>
     </w:tblStylePr>
   </w:style>
-  <w:style w:type="table" w:styleId="30">
+  <w:style w:type="table" w:styleId="721">
     <w:name w:val="Grid Table 2 - Accent 4"/>
-    <w:basedOn w:val="675"/>
+    <w:basedOn w:val="883"/>
     <w:uiPriority w:val="99"/>
     <w:pPr>
       <w:pBdr/>
@@ -6789,9 +7261,9 @@
       </w:tcPr>
     </w:tblStylePr>
   </w:style>
-  <w:style w:type="table" w:styleId="31">
+  <w:style w:type="table" w:styleId="722">
     <w:name w:val="Grid Table 2 - Accent 5"/>
-    <w:basedOn w:val="675"/>
+    <w:basedOn w:val="883"/>
     <w:uiPriority w:val="99"/>
     <w:pPr>
       <w:pBdr/>
@@ -7021,9 +7493,9 @@
       </w:tcPr>
     </w:tblStylePr>
   </w:style>
-  <w:style w:type="table" w:styleId="32">
+  <w:style w:type="table" w:styleId="723">
     <w:name w:val="Grid Table 2 - Accent 6"/>
-    <w:basedOn w:val="675"/>
+    <w:basedOn w:val="883"/>
     <w:uiPriority w:val="99"/>
     <w:pPr>
       <w:pBdr/>
@@ -7253,9 +7725,9 @@
       </w:tcPr>
     </w:tblStylePr>
   </w:style>
-  <w:style w:type="table" w:styleId="33">
+  <w:style w:type="table" w:styleId="724">
     <w:name w:val="Grid Table 3"/>
-    <w:basedOn w:val="675"/>
+    <w:basedOn w:val="883"/>
     <w:uiPriority w:val="99"/>
     <w:pPr>
       <w:pBdr/>
@@ -7354,29 +7826,6 @@
         <w:tblBorders/>
       </w:tblPr>
       <w:tcPr>
-        <w:shd w:color="ffffff"/>
-        <w:tcBorders>
-          <w:top w:val="none" w:color="000000" w:sz="4" w:space="0"/>
-          <w:left w:val="none" w:color="000000" w:sz="4" w:space="0"/>
-          <w:bottom w:val="none" w:color="000000" w:sz="4" w:space="0"/>
-          <w:right w:val="none" w:color="000000" w:sz="4" w:space="0"/>
-        </w:tcBorders>
-      </w:tcPr>
-    </w:tblStylePr>
-    <w:tblStylePr w:type="firstRow">
-      <w:rPr>
-        <w:b/>
-        <w:color w:val="404040"/>
-      </w:rPr>
-      <w:pPr>
-        <w:pBdr/>
-        <w:spacing/>
-        <w:ind/>
-      </w:pPr>
-      <w:tblPr>
-        <w:tblBorders/>
-      </w:tblPr>
-      <w:tcPr>
         <w:shd w:val="clear" w:color="ffffff"/>
         <w:tcBorders>
           <w:top w:val="none" w:color="000000" w:sz="4" w:space="0"/>
@@ -7386,30 +7835,7 @@
         </w:tcBorders>
       </w:tcPr>
     </w:tblStylePr>
-    <w:tblStylePr w:type="lastCol">
-      <w:rPr>
-        <w:i/>
-        <w:color w:val="404040"/>
-      </w:rPr>
-      <w:pPr>
-        <w:pBdr/>
-        <w:spacing/>
-        <w:ind/>
-      </w:pPr>
-      <w:tblPr>
-        <w:tblBorders/>
-      </w:tblPr>
-      <w:tcPr>
-        <w:shd w:color="ffffff"/>
-        <w:tcBorders>
-          <w:top w:val="none" w:color="000000" w:sz="4" w:space="0"/>
-          <w:left w:val="none" w:color="000000" w:sz="4" w:space="0"/>
-          <w:bottom w:val="none" w:color="000000" w:sz="4" w:space="0"/>
-          <w:right w:val="none" w:color="000000" w:sz="4" w:space="0"/>
-        </w:tcBorders>
-      </w:tcPr>
-    </w:tblStylePr>
-    <w:tblStylePr w:type="lastRow">
+    <w:tblStylePr w:type="firstRow">
       <w:rPr>
         <w:b/>
         <w:color w:val="404040"/>
@@ -7432,6 +7858,52 @@
         </w:tcBorders>
       </w:tcPr>
     </w:tblStylePr>
+    <w:tblStylePr w:type="lastCol">
+      <w:rPr>
+        <w:i/>
+        <w:color w:val="404040"/>
+      </w:rPr>
+      <w:pPr>
+        <w:pBdr/>
+        <w:spacing/>
+        <w:ind/>
+      </w:pPr>
+      <w:tblPr>
+        <w:tblBorders/>
+      </w:tblPr>
+      <w:tcPr>
+        <w:shd w:val="clear" w:color="ffffff"/>
+        <w:tcBorders>
+          <w:top w:val="none" w:color="000000" w:sz="4" w:space="0"/>
+          <w:left w:val="none" w:color="000000" w:sz="4" w:space="0"/>
+          <w:bottom w:val="none" w:color="000000" w:sz="4" w:space="0"/>
+          <w:right w:val="none" w:color="000000" w:sz="4" w:space="0"/>
+        </w:tcBorders>
+      </w:tcPr>
+    </w:tblStylePr>
+    <w:tblStylePr w:type="lastRow">
+      <w:rPr>
+        <w:b/>
+        <w:color w:val="404040"/>
+      </w:rPr>
+      <w:pPr>
+        <w:pBdr/>
+        <w:spacing/>
+        <w:ind/>
+      </w:pPr>
+      <w:tblPr>
+        <w:tblBorders/>
+      </w:tblPr>
+      <w:tcPr>
+        <w:shd w:val="clear" w:color="ffffff"/>
+        <w:tcBorders>
+          <w:top w:val="none" w:color="000000" w:sz="4" w:space="0"/>
+          <w:left w:val="none" w:color="000000" w:sz="4" w:space="0"/>
+          <w:bottom w:val="none" w:color="000000" w:sz="4" w:space="0"/>
+          <w:right w:val="none" w:color="000000" w:sz="4" w:space="0"/>
+        </w:tcBorders>
+      </w:tcPr>
+    </w:tblStylePr>
     <w:tblStylePr w:type="nwCell">
       <w:pPr>
         <w:pBdr/>
@@ -7498,9 +7970,9 @@
       </w:tcPr>
     </w:tblStylePr>
   </w:style>
-  <w:style w:type="table" w:styleId="34">
+  <w:style w:type="table" w:styleId="725">
     <w:name w:val="Grid Table 3 - Accent 1"/>
-    <w:basedOn w:val="675"/>
+    <w:basedOn w:val="883"/>
     <w:uiPriority w:val="99"/>
     <w:pPr>
       <w:pBdr/>
@@ -7599,29 +8071,6 @@
         <w:tblBorders/>
       </w:tblPr>
       <w:tcPr>
-        <w:shd w:color="ffffff"/>
-        <w:tcBorders>
-          <w:top w:val="none" w:color="000000" w:sz="4" w:space="0"/>
-          <w:left w:val="none" w:color="000000" w:sz="4" w:space="0"/>
-          <w:bottom w:val="none" w:color="000000" w:sz="4" w:space="0"/>
-          <w:right w:val="none" w:color="000000" w:sz="4" w:space="0"/>
-        </w:tcBorders>
-      </w:tcPr>
-    </w:tblStylePr>
-    <w:tblStylePr w:type="firstRow">
-      <w:rPr>
-        <w:b/>
-        <w:color w:val="404040"/>
-      </w:rPr>
-      <w:pPr>
-        <w:pBdr/>
-        <w:spacing/>
-        <w:ind/>
-      </w:pPr>
-      <w:tblPr>
-        <w:tblBorders/>
-      </w:tblPr>
-      <w:tcPr>
         <w:shd w:val="clear" w:color="ffffff"/>
         <w:tcBorders>
           <w:top w:val="none" w:color="000000" w:sz="4" w:space="0"/>
@@ -7631,30 +8080,7 @@
         </w:tcBorders>
       </w:tcPr>
     </w:tblStylePr>
-    <w:tblStylePr w:type="lastCol">
-      <w:rPr>
-        <w:i/>
-        <w:color w:val="404040"/>
-      </w:rPr>
-      <w:pPr>
-        <w:pBdr/>
-        <w:spacing/>
-        <w:ind/>
-      </w:pPr>
-      <w:tblPr>
-        <w:tblBorders/>
-      </w:tblPr>
-      <w:tcPr>
-        <w:shd w:color="ffffff"/>
-        <w:tcBorders>
-          <w:top w:val="none" w:color="000000" w:sz="4" w:space="0"/>
-          <w:left w:val="none" w:color="000000" w:sz="4" w:space="0"/>
-          <w:bottom w:val="none" w:color="000000" w:sz="4" w:space="0"/>
-          <w:right w:val="none" w:color="000000" w:sz="4" w:space="0"/>
-        </w:tcBorders>
-      </w:tcPr>
-    </w:tblStylePr>
-    <w:tblStylePr w:type="lastRow">
+    <w:tblStylePr w:type="firstRow">
       <w:rPr>
         <w:b/>
         <w:color w:val="404040"/>
@@ -7677,6 +8103,52 @@
         </w:tcBorders>
       </w:tcPr>
     </w:tblStylePr>
+    <w:tblStylePr w:type="lastCol">
+      <w:rPr>
+        <w:i/>
+        <w:color w:val="404040"/>
+      </w:rPr>
+      <w:pPr>
+        <w:pBdr/>
+        <w:spacing/>
+        <w:ind/>
+      </w:pPr>
+      <w:tblPr>
+        <w:tblBorders/>
+      </w:tblPr>
+      <w:tcPr>
+        <w:shd w:val="clear" w:color="ffffff"/>
+        <w:tcBorders>
+          <w:top w:val="none" w:color="000000" w:sz="4" w:space="0"/>
+          <w:left w:val="none" w:color="000000" w:sz="4" w:space="0"/>
+          <w:bottom w:val="none" w:color="000000" w:sz="4" w:space="0"/>
+          <w:right w:val="none" w:color="000000" w:sz="4" w:space="0"/>
+        </w:tcBorders>
+      </w:tcPr>
+    </w:tblStylePr>
+    <w:tblStylePr w:type="lastRow">
+      <w:rPr>
+        <w:b/>
+        <w:color w:val="404040"/>
+      </w:rPr>
+      <w:pPr>
+        <w:pBdr/>
+        <w:spacing/>
+        <w:ind/>
+      </w:pPr>
+      <w:tblPr>
+        <w:tblBorders/>
+      </w:tblPr>
+      <w:tcPr>
+        <w:shd w:val="clear" w:color="ffffff"/>
+        <w:tcBorders>
+          <w:top w:val="none" w:color="000000" w:sz="4" w:space="0"/>
+          <w:left w:val="none" w:color="000000" w:sz="4" w:space="0"/>
+          <w:bottom w:val="none" w:color="000000" w:sz="4" w:space="0"/>
+          <w:right w:val="none" w:color="000000" w:sz="4" w:space="0"/>
+        </w:tcBorders>
+      </w:tcPr>
+    </w:tblStylePr>
     <w:tblStylePr w:type="nwCell">
       <w:pPr>
         <w:pBdr/>
@@ -7743,9 +8215,9 @@
       </w:tcPr>
     </w:tblStylePr>
   </w:style>
-  <w:style w:type="table" w:styleId="35">
+  <w:style w:type="table" w:styleId="726">
     <w:name w:val="Grid Table 3 - Accent 2"/>
-    <w:basedOn w:val="675"/>
+    <w:basedOn w:val="883"/>
     <w:uiPriority w:val="99"/>
     <w:pPr>
       <w:pBdr/>
@@ -7844,29 +8316,6 @@
         <w:tblBorders/>
       </w:tblPr>
       <w:tcPr>
-        <w:shd w:color="ffffff"/>
-        <w:tcBorders>
-          <w:top w:val="none" w:color="000000" w:sz="4" w:space="0"/>
-          <w:left w:val="none" w:color="000000" w:sz="4" w:space="0"/>
-          <w:bottom w:val="none" w:color="000000" w:sz="4" w:space="0"/>
-          <w:right w:val="none" w:color="000000" w:sz="4" w:space="0"/>
-        </w:tcBorders>
-      </w:tcPr>
-    </w:tblStylePr>
-    <w:tblStylePr w:type="firstRow">
-      <w:rPr>
-        <w:b/>
-        <w:color w:val="404040"/>
-      </w:rPr>
-      <w:pPr>
-        <w:pBdr/>
-        <w:spacing/>
-        <w:ind/>
-      </w:pPr>
-      <w:tblPr>
-        <w:tblBorders/>
-      </w:tblPr>
-      <w:tcPr>
         <w:shd w:val="clear" w:color="ffffff"/>
         <w:tcBorders>
           <w:top w:val="none" w:color="000000" w:sz="4" w:space="0"/>
@@ -7876,30 +8325,7 @@
         </w:tcBorders>
       </w:tcPr>
     </w:tblStylePr>
-    <w:tblStylePr w:type="lastCol">
-      <w:rPr>
-        <w:i/>
-        <w:color w:val="404040"/>
-      </w:rPr>
-      <w:pPr>
-        <w:pBdr/>
-        <w:spacing/>
-        <w:ind/>
-      </w:pPr>
-      <w:tblPr>
-        <w:tblBorders/>
-      </w:tblPr>
-      <w:tcPr>
-        <w:shd w:color="ffffff"/>
-        <w:tcBorders>
-          <w:top w:val="none" w:color="000000" w:sz="4" w:space="0"/>
-          <w:left w:val="none" w:color="000000" w:sz="4" w:space="0"/>
-          <w:bottom w:val="none" w:color="000000" w:sz="4" w:space="0"/>
-          <w:right w:val="none" w:color="000000" w:sz="4" w:space="0"/>
-        </w:tcBorders>
-      </w:tcPr>
-    </w:tblStylePr>
-    <w:tblStylePr w:type="lastRow">
+    <w:tblStylePr w:type="firstRow">
       <w:rPr>
         <w:b/>
         <w:color w:val="404040"/>
@@ -7922,6 +8348,52 @@
         </w:tcBorders>
       </w:tcPr>
     </w:tblStylePr>
+    <w:tblStylePr w:type="lastCol">
+      <w:rPr>
+        <w:i/>
+        <w:color w:val="404040"/>
+      </w:rPr>
+      <w:pPr>
+        <w:pBdr/>
+        <w:spacing/>
+        <w:ind/>
+      </w:pPr>
+      <w:tblPr>
+        <w:tblBorders/>
+      </w:tblPr>
+      <w:tcPr>
+        <w:shd w:val="clear" w:color="ffffff"/>
+        <w:tcBorders>
+          <w:top w:val="none" w:color="000000" w:sz="4" w:space="0"/>
+          <w:left w:val="none" w:color="000000" w:sz="4" w:space="0"/>
+          <w:bottom w:val="none" w:color="000000" w:sz="4" w:space="0"/>
+          <w:right w:val="none" w:color="000000" w:sz="4" w:space="0"/>
+        </w:tcBorders>
+      </w:tcPr>
+    </w:tblStylePr>
+    <w:tblStylePr w:type="lastRow">
+      <w:rPr>
+        <w:b/>
+        <w:color w:val="404040"/>
+      </w:rPr>
+      <w:pPr>
+        <w:pBdr/>
+        <w:spacing/>
+        <w:ind/>
+      </w:pPr>
+      <w:tblPr>
+        <w:tblBorders/>
+      </w:tblPr>
+      <w:tcPr>
+        <w:shd w:val="clear" w:color="ffffff"/>
+        <w:tcBorders>
+          <w:top w:val="none" w:color="000000" w:sz="4" w:space="0"/>
+          <w:left w:val="none" w:color="000000" w:sz="4" w:space="0"/>
+          <w:bottom w:val="none" w:color="000000" w:sz="4" w:space="0"/>
+          <w:right w:val="none" w:color="000000" w:sz="4" w:space="0"/>
+        </w:tcBorders>
+      </w:tcPr>
+    </w:tblStylePr>
     <w:tblStylePr w:type="nwCell">
       <w:pPr>
         <w:pBdr/>
@@ -7988,9 +8460,9 @@
       </w:tcPr>
     </w:tblStylePr>
   </w:style>
-  <w:style w:type="table" w:styleId="36">
+  <w:style w:type="table" w:styleId="727">
     <w:name w:val="Grid Table 3 - Accent 3"/>
-    <w:basedOn w:val="675"/>
+    <w:basedOn w:val="883"/>
     <w:uiPriority w:val="99"/>
     <w:pPr>
       <w:pBdr/>
@@ -8089,29 +8561,6 @@
         <w:tblBorders/>
       </w:tblPr>
       <w:tcPr>
-        <w:shd w:color="ffffff"/>
-        <w:tcBorders>
-          <w:top w:val="none" w:color="000000" w:sz="4" w:space="0"/>
-          <w:left w:val="none" w:color="000000" w:sz="4" w:space="0"/>
-          <w:bottom w:val="none" w:color="000000" w:sz="4" w:space="0"/>
-          <w:right w:val="none" w:color="000000" w:sz="4" w:space="0"/>
-        </w:tcBorders>
-      </w:tcPr>
-    </w:tblStylePr>
-    <w:tblStylePr w:type="firstRow">
-      <w:rPr>
-        <w:b/>
-        <w:color w:val="404040"/>
-      </w:rPr>
-      <w:pPr>
-        <w:pBdr/>
-        <w:spacing/>
-        <w:ind/>
-      </w:pPr>
-      <w:tblPr>
-        <w:tblBorders/>
-      </w:tblPr>
-      <w:tcPr>
         <w:shd w:val="clear" w:color="ffffff"/>
         <w:tcBorders>
           <w:top w:val="none" w:color="000000" w:sz="4" w:space="0"/>
@@ -8121,30 +8570,7 @@
         </w:tcBorders>
       </w:tcPr>
     </w:tblStylePr>
-    <w:tblStylePr w:type="lastCol">
-      <w:rPr>
-        <w:i/>
-        <w:color w:val="404040"/>
-      </w:rPr>
-      <w:pPr>
-        <w:pBdr/>
-        <w:spacing/>
-        <w:ind/>
-      </w:pPr>
-      <w:tblPr>
-        <w:tblBorders/>
-      </w:tblPr>
-      <w:tcPr>
-        <w:shd w:color="ffffff"/>
-        <w:tcBorders>
-          <w:top w:val="none" w:color="000000" w:sz="4" w:space="0"/>
-          <w:left w:val="none" w:color="000000" w:sz="4" w:space="0"/>
-          <w:bottom w:val="none" w:color="000000" w:sz="4" w:space="0"/>
-          <w:right w:val="none" w:color="000000" w:sz="4" w:space="0"/>
-        </w:tcBorders>
-      </w:tcPr>
-    </w:tblStylePr>
-    <w:tblStylePr w:type="lastRow">
+    <w:tblStylePr w:type="firstRow">
       <w:rPr>
         <w:b/>
         <w:color w:val="404040"/>
@@ -8167,6 +8593,52 @@
         </w:tcBorders>
       </w:tcPr>
     </w:tblStylePr>
+    <w:tblStylePr w:type="lastCol">
+      <w:rPr>
+        <w:i/>
+        <w:color w:val="404040"/>
+      </w:rPr>
+      <w:pPr>
+        <w:pBdr/>
+        <w:spacing/>
+        <w:ind/>
+      </w:pPr>
+      <w:tblPr>
+        <w:tblBorders/>
+      </w:tblPr>
+      <w:tcPr>
+        <w:shd w:val="clear" w:color="ffffff"/>
+        <w:tcBorders>
+          <w:top w:val="none" w:color="000000" w:sz="4" w:space="0"/>
+          <w:left w:val="none" w:color="000000" w:sz="4" w:space="0"/>
+          <w:bottom w:val="none" w:color="000000" w:sz="4" w:space="0"/>
+          <w:right w:val="none" w:color="000000" w:sz="4" w:space="0"/>
+        </w:tcBorders>
+      </w:tcPr>
+    </w:tblStylePr>
+    <w:tblStylePr w:type="lastRow">
+      <w:rPr>
+        <w:b/>
+        <w:color w:val="404040"/>
+      </w:rPr>
+      <w:pPr>
+        <w:pBdr/>
+        <w:spacing/>
+        <w:ind/>
+      </w:pPr>
+      <w:tblPr>
+        <w:tblBorders/>
+      </w:tblPr>
+      <w:tcPr>
+        <w:shd w:val="clear" w:color="ffffff"/>
+        <w:tcBorders>
+          <w:top w:val="none" w:color="000000" w:sz="4" w:space="0"/>
+          <w:left w:val="none" w:color="000000" w:sz="4" w:space="0"/>
+          <w:bottom w:val="none" w:color="000000" w:sz="4" w:space="0"/>
+          <w:right w:val="none" w:color="000000" w:sz="4" w:space="0"/>
+        </w:tcBorders>
+      </w:tcPr>
+    </w:tblStylePr>
     <w:tblStylePr w:type="nwCell">
       <w:pPr>
         <w:pBdr/>
@@ -8233,9 +8705,9 @@
       </w:tcPr>
     </w:tblStylePr>
   </w:style>
-  <w:style w:type="table" w:styleId="37">
+  <w:style w:type="table" w:styleId="728">
     <w:name w:val="Grid Table 3 - Accent 4"/>
-    <w:basedOn w:val="675"/>
+    <w:basedOn w:val="883"/>
     <w:uiPriority w:val="99"/>
     <w:pPr>
       <w:pBdr/>
@@ -8334,29 +8806,6 @@
         <w:tblBorders/>
       </w:tblPr>
       <w:tcPr>
-        <w:shd w:color="ffffff"/>
-        <w:tcBorders>
-          <w:top w:val="none" w:color="000000" w:sz="4" w:space="0"/>
-          <w:left w:val="none" w:color="000000" w:sz="4" w:space="0"/>
-          <w:bottom w:val="none" w:color="000000" w:sz="4" w:space="0"/>
-          <w:right w:val="none" w:color="000000" w:sz="4" w:space="0"/>
-        </w:tcBorders>
-      </w:tcPr>
-    </w:tblStylePr>
-    <w:tblStylePr w:type="firstRow">
-      <w:rPr>
-        <w:b/>
-        <w:color w:val="404040"/>
-      </w:rPr>
-      <w:pPr>
-        <w:pBdr/>
-        <w:spacing/>
-        <w:ind/>
-      </w:pPr>
-      <w:tblPr>
-        <w:tblBorders/>
-      </w:tblPr>
-      <w:tcPr>
         <w:shd w:val="clear" w:color="ffffff"/>
         <w:tcBorders>
           <w:top w:val="none" w:color="000000" w:sz="4" w:space="0"/>
@@ -8366,30 +8815,7 @@
         </w:tcBorders>
       </w:tcPr>
     </w:tblStylePr>
-    <w:tblStylePr w:type="lastCol">
-      <w:rPr>
-        <w:i/>
-        <w:color w:val="404040"/>
-      </w:rPr>
-      <w:pPr>
-        <w:pBdr/>
-        <w:spacing/>
-        <w:ind/>
-      </w:pPr>
-      <w:tblPr>
-        <w:tblBorders/>
-      </w:tblPr>
-      <w:tcPr>
-        <w:shd w:color="ffffff"/>
-        <w:tcBorders>
-          <w:top w:val="none" w:color="000000" w:sz="4" w:space="0"/>
-          <w:left w:val="none" w:color="000000" w:sz="4" w:space="0"/>
-          <w:bottom w:val="none" w:color="000000" w:sz="4" w:space="0"/>
-          <w:right w:val="none" w:color="000000" w:sz="4" w:space="0"/>
-        </w:tcBorders>
-      </w:tcPr>
-    </w:tblStylePr>
-    <w:tblStylePr w:type="lastRow">
+    <w:tblStylePr w:type="firstRow">
       <w:rPr>
         <w:b/>
         <w:color w:val="404040"/>
@@ -8412,6 +8838,52 @@
         </w:tcBorders>
       </w:tcPr>
     </w:tblStylePr>
+    <w:tblStylePr w:type="lastCol">
+      <w:rPr>
+        <w:i/>
+        <w:color w:val="404040"/>
+      </w:rPr>
+      <w:pPr>
+        <w:pBdr/>
+        <w:spacing/>
+        <w:ind/>
+      </w:pPr>
+      <w:tblPr>
+        <w:tblBorders/>
+      </w:tblPr>
+      <w:tcPr>
+        <w:shd w:val="clear" w:color="ffffff"/>
+        <w:tcBorders>
+          <w:top w:val="none" w:color="000000" w:sz="4" w:space="0"/>
+          <w:left w:val="none" w:color="000000" w:sz="4" w:space="0"/>
+          <w:bottom w:val="none" w:color="000000" w:sz="4" w:space="0"/>
+          <w:right w:val="none" w:color="000000" w:sz="4" w:space="0"/>
+        </w:tcBorders>
+      </w:tcPr>
+    </w:tblStylePr>
+    <w:tblStylePr w:type="lastRow">
+      <w:rPr>
+        <w:b/>
+        <w:color w:val="404040"/>
+      </w:rPr>
+      <w:pPr>
+        <w:pBdr/>
+        <w:spacing/>
+        <w:ind/>
+      </w:pPr>
+      <w:tblPr>
+        <w:tblBorders/>
+      </w:tblPr>
+      <w:tcPr>
+        <w:shd w:val="clear" w:color="ffffff"/>
+        <w:tcBorders>
+          <w:top w:val="none" w:color="000000" w:sz="4" w:space="0"/>
+          <w:left w:val="none" w:color="000000" w:sz="4" w:space="0"/>
+          <w:bottom w:val="none" w:color="000000" w:sz="4" w:space="0"/>
+          <w:right w:val="none" w:color="000000" w:sz="4" w:space="0"/>
+        </w:tcBorders>
+      </w:tcPr>
+    </w:tblStylePr>
     <w:tblStylePr w:type="nwCell">
       <w:pPr>
         <w:pBdr/>
@@ -8478,9 +8950,9 @@
       </w:tcPr>
     </w:tblStylePr>
   </w:style>
-  <w:style w:type="table" w:styleId="38">
+  <w:style w:type="table" w:styleId="729">
     <w:name w:val="Grid Table 3 - Accent 5"/>
-    <w:basedOn w:val="675"/>
+    <w:basedOn w:val="883"/>
     <w:uiPriority w:val="99"/>
     <w:pPr>
       <w:pBdr/>
@@ -8579,29 +9051,6 @@
         <w:tblBorders/>
       </w:tblPr>
       <w:tcPr>
-        <w:shd w:color="ffffff"/>
-        <w:tcBorders>
-          <w:top w:val="none" w:color="000000" w:sz="4" w:space="0"/>
-          <w:left w:val="none" w:color="000000" w:sz="4" w:space="0"/>
-          <w:bottom w:val="none" w:color="000000" w:sz="4" w:space="0"/>
-          <w:right w:val="none" w:color="000000" w:sz="4" w:space="0"/>
-        </w:tcBorders>
-      </w:tcPr>
-    </w:tblStylePr>
-    <w:tblStylePr w:type="firstRow">
-      <w:rPr>
-        <w:b/>
-        <w:color w:val="404040"/>
-      </w:rPr>
-      <w:pPr>
-        <w:pBdr/>
-        <w:spacing/>
-        <w:ind/>
-      </w:pPr>
-      <w:tblPr>
-        <w:tblBorders/>
-      </w:tblPr>
-      <w:tcPr>
         <w:shd w:val="clear" w:color="ffffff"/>
         <w:tcBorders>
           <w:top w:val="none" w:color="000000" w:sz="4" w:space="0"/>
@@ -8611,30 +9060,7 @@
         </w:tcBorders>
       </w:tcPr>
     </w:tblStylePr>
-    <w:tblStylePr w:type="lastCol">
-      <w:rPr>
-        <w:i/>
-        <w:color w:val="404040"/>
-      </w:rPr>
-      <w:pPr>
-        <w:pBdr/>
-        <w:spacing/>
-        <w:ind/>
-      </w:pPr>
-      <w:tblPr>
-        <w:tblBorders/>
-      </w:tblPr>
-      <w:tcPr>
-        <w:shd w:color="ffffff"/>
-        <w:tcBorders>
-          <w:top w:val="none" w:color="000000" w:sz="4" w:space="0"/>
-          <w:left w:val="none" w:color="000000" w:sz="4" w:space="0"/>
-          <w:bottom w:val="none" w:color="000000" w:sz="4" w:space="0"/>
-          <w:right w:val="none" w:color="000000" w:sz="4" w:space="0"/>
-        </w:tcBorders>
-      </w:tcPr>
-    </w:tblStylePr>
-    <w:tblStylePr w:type="lastRow">
+    <w:tblStylePr w:type="firstRow">
       <w:rPr>
         <w:b/>
         <w:color w:val="404040"/>
@@ -8657,6 +9083,52 @@
         </w:tcBorders>
       </w:tcPr>
     </w:tblStylePr>
+    <w:tblStylePr w:type="lastCol">
+      <w:rPr>
+        <w:i/>
+        <w:color w:val="404040"/>
+      </w:rPr>
+      <w:pPr>
+        <w:pBdr/>
+        <w:spacing/>
+        <w:ind/>
+      </w:pPr>
+      <w:tblPr>
+        <w:tblBorders/>
+      </w:tblPr>
+      <w:tcPr>
+        <w:shd w:val="clear" w:color="ffffff"/>
+        <w:tcBorders>
+          <w:top w:val="none" w:color="000000" w:sz="4" w:space="0"/>
+          <w:left w:val="none" w:color="000000" w:sz="4" w:space="0"/>
+          <w:bottom w:val="none" w:color="000000" w:sz="4" w:space="0"/>
+          <w:right w:val="none" w:color="000000" w:sz="4" w:space="0"/>
+        </w:tcBorders>
+      </w:tcPr>
+    </w:tblStylePr>
+    <w:tblStylePr w:type="lastRow">
+      <w:rPr>
+        <w:b/>
+        <w:color w:val="404040"/>
+      </w:rPr>
+      <w:pPr>
+        <w:pBdr/>
+        <w:spacing/>
+        <w:ind/>
+      </w:pPr>
+      <w:tblPr>
+        <w:tblBorders/>
+      </w:tblPr>
+      <w:tcPr>
+        <w:shd w:val="clear" w:color="ffffff"/>
+        <w:tcBorders>
+          <w:top w:val="none" w:color="000000" w:sz="4" w:space="0"/>
+          <w:left w:val="none" w:color="000000" w:sz="4" w:space="0"/>
+          <w:bottom w:val="none" w:color="000000" w:sz="4" w:space="0"/>
+          <w:right w:val="none" w:color="000000" w:sz="4" w:space="0"/>
+        </w:tcBorders>
+      </w:tcPr>
+    </w:tblStylePr>
     <w:tblStylePr w:type="nwCell">
       <w:pPr>
         <w:pBdr/>
@@ -8723,9 +9195,9 @@
       </w:tcPr>
     </w:tblStylePr>
   </w:style>
-  <w:style w:type="table" w:styleId="39">
+  <w:style w:type="table" w:styleId="730">
     <w:name w:val="Grid Table 3 - Accent 6"/>
-    <w:basedOn w:val="675"/>
+    <w:basedOn w:val="883"/>
     <w:uiPriority w:val="99"/>
     <w:pPr>
       <w:pBdr/>
@@ -8824,29 +9296,6 @@
         <w:tblBorders/>
       </w:tblPr>
       <w:tcPr>
-        <w:shd w:color="ffffff"/>
-        <w:tcBorders>
-          <w:top w:val="none" w:color="000000" w:sz="4" w:space="0"/>
-          <w:left w:val="none" w:color="000000" w:sz="4" w:space="0"/>
-          <w:bottom w:val="none" w:color="000000" w:sz="4" w:space="0"/>
-          <w:right w:val="none" w:color="000000" w:sz="4" w:space="0"/>
-        </w:tcBorders>
-      </w:tcPr>
-    </w:tblStylePr>
-    <w:tblStylePr w:type="firstRow">
-      <w:rPr>
-        <w:b/>
-        <w:color w:val="404040"/>
-      </w:rPr>
-      <w:pPr>
-        <w:pBdr/>
-        <w:spacing/>
-        <w:ind/>
-      </w:pPr>
-      <w:tblPr>
-        <w:tblBorders/>
-      </w:tblPr>
-      <w:tcPr>
         <w:shd w:val="clear" w:color="ffffff"/>
         <w:tcBorders>
           <w:top w:val="none" w:color="000000" w:sz="4" w:space="0"/>
@@ -8856,30 +9305,7 @@
         </w:tcBorders>
       </w:tcPr>
     </w:tblStylePr>
-    <w:tblStylePr w:type="lastCol">
-      <w:rPr>
-        <w:i/>
-        <w:color w:val="404040"/>
-      </w:rPr>
-      <w:pPr>
-        <w:pBdr/>
-        <w:spacing/>
-        <w:ind/>
-      </w:pPr>
-      <w:tblPr>
-        <w:tblBorders/>
-      </w:tblPr>
-      <w:tcPr>
-        <w:shd w:color="ffffff"/>
-        <w:tcBorders>
-          <w:top w:val="none" w:color="000000" w:sz="4" w:space="0"/>
-          <w:left w:val="none" w:color="000000" w:sz="4" w:space="0"/>
-          <w:bottom w:val="none" w:color="000000" w:sz="4" w:space="0"/>
-          <w:right w:val="none" w:color="000000" w:sz="4" w:space="0"/>
-        </w:tcBorders>
-      </w:tcPr>
-    </w:tblStylePr>
-    <w:tblStylePr w:type="lastRow">
+    <w:tblStylePr w:type="firstRow">
       <w:rPr>
         <w:b/>
         <w:color w:val="404040"/>
@@ -8902,6 +9328,52 @@
         </w:tcBorders>
       </w:tcPr>
     </w:tblStylePr>
+    <w:tblStylePr w:type="lastCol">
+      <w:rPr>
+        <w:i/>
+        <w:color w:val="404040"/>
+      </w:rPr>
+      <w:pPr>
+        <w:pBdr/>
+        <w:spacing/>
+        <w:ind/>
+      </w:pPr>
+      <w:tblPr>
+        <w:tblBorders/>
+      </w:tblPr>
+      <w:tcPr>
+        <w:shd w:val="clear" w:color="ffffff"/>
+        <w:tcBorders>
+          <w:top w:val="none" w:color="000000" w:sz="4" w:space="0"/>
+          <w:left w:val="none" w:color="000000" w:sz="4" w:space="0"/>
+          <w:bottom w:val="none" w:color="000000" w:sz="4" w:space="0"/>
+          <w:right w:val="none" w:color="000000" w:sz="4" w:space="0"/>
+        </w:tcBorders>
+      </w:tcPr>
+    </w:tblStylePr>
+    <w:tblStylePr w:type="lastRow">
+      <w:rPr>
+        <w:b/>
+        <w:color w:val="404040"/>
+      </w:rPr>
+      <w:pPr>
+        <w:pBdr/>
+        <w:spacing/>
+        <w:ind/>
+      </w:pPr>
+      <w:tblPr>
+        <w:tblBorders/>
+      </w:tblPr>
+      <w:tcPr>
+        <w:shd w:val="clear" w:color="ffffff"/>
+        <w:tcBorders>
+          <w:top w:val="none" w:color="000000" w:sz="4" w:space="0"/>
+          <w:left w:val="none" w:color="000000" w:sz="4" w:space="0"/>
+          <w:bottom w:val="none" w:color="000000" w:sz="4" w:space="0"/>
+          <w:right w:val="none" w:color="000000" w:sz="4" w:space="0"/>
+        </w:tcBorders>
+      </w:tcPr>
+    </w:tblStylePr>
     <w:tblStylePr w:type="nwCell">
       <w:pPr>
         <w:pBdr/>
@@ -8968,9 +9440,9 @@
       </w:tcPr>
     </w:tblStylePr>
   </w:style>
-  <w:style w:type="table" w:styleId="40">
+  <w:style w:type="table" w:styleId="731">
     <w:name w:val="Grid Table 4"/>
-    <w:basedOn w:val="675"/>
+    <w:basedOn w:val="883"/>
     <w:uiPriority w:val="59"/>
     <w:pPr>
       <w:pBdr/>
@@ -9201,9 +9673,9 @@
       </w:tcPr>
     </w:tblStylePr>
   </w:style>
-  <w:style w:type="table" w:styleId="41">
+  <w:style w:type="table" w:styleId="732">
     <w:name w:val="Grid Table 4 - Accent 1"/>
-    <w:basedOn w:val="675"/>
+    <w:basedOn w:val="883"/>
     <w:uiPriority w:val="59"/>
     <w:pPr>
       <w:pBdr/>
@@ -9434,9 +9906,9 @@
       </w:tcPr>
     </w:tblStylePr>
   </w:style>
-  <w:style w:type="table" w:styleId="42">
+  <w:style w:type="table" w:styleId="733">
     <w:name w:val="Grid Table 4 - Accent 2"/>
-    <w:basedOn w:val="675"/>
+    <w:basedOn w:val="883"/>
     <w:uiPriority w:val="59"/>
     <w:pPr>
       <w:pBdr/>
@@ -9667,9 +10139,9 @@
       </w:tcPr>
     </w:tblStylePr>
   </w:style>
-  <w:style w:type="table" w:styleId="43">
+  <w:style w:type="table" w:styleId="734">
     <w:name w:val="Grid Table 4 - Accent 3"/>
-    <w:basedOn w:val="675"/>
+    <w:basedOn w:val="883"/>
     <w:uiPriority w:val="59"/>
     <w:pPr>
       <w:pBdr/>
@@ -9900,9 +10372,9 @@
       </w:tcPr>
     </w:tblStylePr>
   </w:style>
-  <w:style w:type="table" w:styleId="44">
+  <w:style w:type="table" w:styleId="735">
     <w:name w:val="Grid Table 4 - Accent 4"/>
-    <w:basedOn w:val="675"/>
+    <w:basedOn w:val="883"/>
     <w:uiPriority w:val="59"/>
     <w:pPr>
       <w:pBdr/>
@@ -10133,9 +10605,9 @@
       </w:tcPr>
     </w:tblStylePr>
   </w:style>
-  <w:style w:type="table" w:styleId="45">
+  <w:style w:type="table" w:styleId="736">
     <w:name w:val="Grid Table 4 - Accent 5"/>
-    <w:basedOn w:val="675"/>
+    <w:basedOn w:val="883"/>
     <w:uiPriority w:val="59"/>
     <w:pPr>
       <w:pBdr/>
@@ -10366,9 +10838,9 @@
       </w:tcPr>
     </w:tblStylePr>
   </w:style>
-  <w:style w:type="table" w:styleId="46">
+  <w:style w:type="table" w:styleId="737">
     <w:name w:val="Grid Table 4 - Accent 6"/>
-    <w:basedOn w:val="675"/>
+    <w:basedOn w:val="883"/>
     <w:uiPriority w:val="59"/>
     <w:pPr>
       <w:pBdr/>
@@ -10599,9 +11071,9 @@
       </w:tcPr>
     </w:tblStylePr>
   </w:style>
-  <w:style w:type="table" w:styleId="47">
+  <w:style w:type="table" w:styleId="738">
     <w:name w:val="Grid Table 5 Dark"/>
-    <w:basedOn w:val="675"/>
+    <w:basedOn w:val="883"/>
     <w:uiPriority w:val="99"/>
     <w:pPr>
       <w:pBdr/>
@@ -10827,9 +11299,9 @@
       </w:tcPr>
     </w:tblStylePr>
   </w:style>
-  <w:style w:type="table" w:styleId="48">
+  <w:style w:type="table" w:styleId="739">
     <w:name w:val="Grid Table 5 Dark- Accent 1"/>
-    <w:basedOn w:val="675"/>
+    <w:basedOn w:val="883"/>
     <w:uiPriority w:val="99"/>
     <w:pPr>
       <w:pBdr/>
@@ -11055,9 +11527,9 @@
       </w:tcPr>
     </w:tblStylePr>
   </w:style>
-  <w:style w:type="table" w:styleId="49">
+  <w:style w:type="table" w:styleId="740">
     <w:name w:val="Grid Table 5 Dark - Accent 2"/>
-    <w:basedOn w:val="675"/>
+    <w:basedOn w:val="883"/>
     <w:uiPriority w:val="99"/>
     <w:pPr>
       <w:pBdr/>
@@ -11283,9 +11755,9 @@
       </w:tcPr>
     </w:tblStylePr>
   </w:style>
-  <w:style w:type="table" w:styleId="50">
+  <w:style w:type="table" w:styleId="741">
     <w:name w:val="Grid Table 5 Dark - Accent 3"/>
-    <w:basedOn w:val="675"/>
+    <w:basedOn w:val="883"/>
     <w:uiPriority w:val="99"/>
     <w:pPr>
       <w:pBdr/>
@@ -11511,9 +11983,9 @@
       </w:tcPr>
     </w:tblStylePr>
   </w:style>
-  <w:style w:type="table" w:styleId="51">
+  <w:style w:type="table" w:styleId="742">
     <w:name w:val="Grid Table 5 Dark- Accent 4"/>
-    <w:basedOn w:val="675"/>
+    <w:basedOn w:val="883"/>
     <w:uiPriority w:val="99"/>
     <w:pPr>
       <w:pBdr/>
@@ -11739,9 +12211,9 @@
       </w:tcPr>
     </w:tblStylePr>
   </w:style>
-  <w:style w:type="table" w:styleId="52">
+  <w:style w:type="table" w:styleId="743">
     <w:name w:val="Grid Table 5 Dark - Accent 5"/>
-    <w:basedOn w:val="675"/>
+    <w:basedOn w:val="883"/>
     <w:uiPriority w:val="99"/>
     <w:pPr>
       <w:pBdr/>
@@ -11967,9 +12439,9 @@
       </w:tcPr>
     </w:tblStylePr>
   </w:style>
-  <w:style w:type="table" w:styleId="53">
+  <w:style w:type="table" w:styleId="744">
     <w:name w:val="Grid Table 5 Dark - Accent 6"/>
-    <w:basedOn w:val="675"/>
+    <w:basedOn w:val="883"/>
     <w:uiPriority w:val="99"/>
     <w:pPr>
       <w:pBdr/>
@@ -12195,9 +12667,9 @@
       </w:tcPr>
     </w:tblStylePr>
   </w:style>
-  <w:style w:type="table" w:styleId="54">
+  <w:style w:type="table" w:styleId="745">
     <w:name w:val="Grid Table 6 Colorful"/>
-    <w:basedOn w:val="675"/>
+    <w:basedOn w:val="883"/>
     <w:uiPriority w:val="99"/>
     <w:pPr>
       <w:pBdr/>
@@ -12425,9 +12897,9 @@
       </w:tcPr>
     </w:tblStylePr>
   </w:style>
-  <w:style w:type="table" w:styleId="55">
+  <w:style w:type="table" w:styleId="746">
     <w:name w:val="Grid Table 6 Colorful - Accent 1"/>
-    <w:basedOn w:val="675"/>
+    <w:basedOn w:val="883"/>
     <w:uiPriority w:val="99"/>
     <w:pPr>
       <w:pBdr/>
@@ -12655,9 +13127,9 @@
       </w:tcPr>
     </w:tblStylePr>
   </w:style>
-  <w:style w:type="table" w:styleId="56">
+  <w:style w:type="table" w:styleId="747">
     <w:name w:val="Grid Table 6 Colorful - Accent 2"/>
-    <w:basedOn w:val="675"/>
+    <w:basedOn w:val="883"/>
     <w:uiPriority w:val="99"/>
     <w:pPr>
       <w:pBdr/>
@@ -12885,9 +13357,9 @@
       </w:tcPr>
     </w:tblStylePr>
   </w:style>
-  <w:style w:type="table" w:styleId="57">
+  <w:style w:type="table" w:styleId="748">
     <w:name w:val="Grid Table 6 Colorful - Accent 3"/>
-    <w:basedOn w:val="675"/>
+    <w:basedOn w:val="883"/>
     <w:uiPriority w:val="99"/>
     <w:pPr>
       <w:pBdr/>
@@ -13115,9 +13587,9 @@
       </w:tcPr>
     </w:tblStylePr>
   </w:style>
-  <w:style w:type="table" w:styleId="58">
+  <w:style w:type="table" w:styleId="749">
     <w:name w:val="Grid Table 6 Colorful - Accent 4"/>
-    <w:basedOn w:val="675"/>
+    <w:basedOn w:val="883"/>
     <w:uiPriority w:val="99"/>
     <w:pPr>
       <w:pBdr/>
@@ -13345,9 +13817,9 @@
       </w:tcPr>
     </w:tblStylePr>
   </w:style>
-  <w:style w:type="table" w:styleId="59">
+  <w:style w:type="table" w:styleId="750">
     <w:name w:val="Grid Table 6 Colorful - Accent 5"/>
-    <w:basedOn w:val="675"/>
+    <w:basedOn w:val="883"/>
     <w:uiPriority w:val="99"/>
     <w:pPr>
       <w:pBdr/>
@@ -13575,9 +14047,9 @@
       </w:tcPr>
     </w:tblStylePr>
   </w:style>
-  <w:style w:type="table" w:styleId="60">
+  <w:style w:type="table" w:styleId="751">
     <w:name w:val="Grid Table 6 Colorful - Accent 6"/>
-    <w:basedOn w:val="675"/>
+    <w:basedOn w:val="883"/>
     <w:uiPriority w:val="99"/>
     <w:pPr>
       <w:pBdr/>
@@ -13805,9 +14277,9 @@
       </w:tcPr>
     </w:tblStylePr>
   </w:style>
-  <w:style w:type="table" w:styleId="61">
+  <w:style w:type="table" w:styleId="752">
     <w:name w:val="Grid Table 7 Colorful"/>
-    <w:basedOn w:val="675"/>
+    <w:basedOn w:val="883"/>
     <w:uiPriority w:val="99"/>
     <w:pPr>
       <w:pBdr/>
@@ -13909,11 +14381,11 @@
         <w:tblBorders/>
       </w:tblPr>
       <w:tcPr>
-        <w:shd w:color="ffffff"/>
+        <w:shd w:val="clear" w:color="ffffff"/>
         <w:tcBorders>
-          <w:top w:val="none"/>
-          <w:left w:val="none"/>
-          <w:bottom w:val="none"/>
+          <w:top w:val="none" w:color="000000" w:sz="4" w:space="0"/>
+          <w:left w:val="none" w:color="000000" w:sz="4" w:space="0"/>
+          <w:bottom w:val="none" w:color="000000" w:sz="4" w:space="0"/>
           <w:right w:val="single" w:color="000000" w:themeColor="text1" w:themeTint="80" w:sz="4" w:space="0"/>
         </w:tcBorders>
       </w:tcPr>
@@ -13936,10 +14408,10 @@
       <w:tcPr>
         <w:shd w:val="clear" w:color="ffffff" w:themeColor="light1" w:fill="ffffff" w:themeFill="light1"/>
         <w:tcBorders>
-          <w:top w:val="none"/>
-          <w:left w:val="none"/>
+          <w:top w:val="none" w:color="000000" w:sz="4" w:space="0"/>
+          <w:left w:val="none" w:color="000000" w:sz="4" w:space="0"/>
           <w:bottom w:val="single" w:color="000000" w:themeColor="text1" w:themeTint="80" w:sz="4" w:space="0"/>
-          <w:right w:val="none"/>
+          <w:right w:val="none" w:color="000000" w:sz="4" w:space="0"/>
         </w:tcBorders>
       </w:tcPr>
     </w:tblStylePr>
@@ -13959,12 +14431,12 @@
         <w:tblBorders/>
       </w:tblPr>
       <w:tcPr>
-        <w:shd w:color="ffffff"/>
+        <w:shd w:val="clear" w:color="ffffff"/>
         <w:tcBorders>
-          <w:top w:val="none"/>
+          <w:top w:val="none" w:color="000000" w:sz="4" w:space="0"/>
           <w:left w:val="single" w:color="000000" w:themeColor="text1" w:themeTint="80" w:sz="4" w:space="0"/>
-          <w:bottom w:val="none"/>
-          <w:right w:val="none"/>
+          <w:bottom w:val="none" w:color="000000" w:sz="4" w:space="0"/>
+          <w:right w:val="none" w:color="000000" w:sz="4" w:space="0"/>
         </w:tcBorders>
       </w:tcPr>
     </w:tblStylePr>
@@ -13987,9 +14459,9 @@
         <w:shd w:val="clear" w:color="ffffff" w:themeColor="light1" w:fill="ffffff" w:themeFill="light1"/>
         <w:tcBorders>
           <w:top w:val="single" w:color="000000" w:themeColor="text1" w:themeTint="80" w:sz="4" w:space="0"/>
-          <w:left w:val="none"/>
-          <w:bottom w:val="none"/>
-          <w:right w:val="none"/>
+          <w:left w:val="none" w:color="000000" w:sz="4" w:space="0"/>
+          <w:bottom w:val="none" w:color="000000" w:sz="4" w:space="0"/>
+          <w:right w:val="none" w:color="000000" w:sz="4" w:space="0"/>
         </w:tcBorders>
       </w:tcPr>
     </w:tblStylePr>
@@ -14059,9 +14531,9 @@
       </w:tcPr>
     </w:tblStylePr>
   </w:style>
-  <w:style w:type="table" w:styleId="62">
+  <w:style w:type="table" w:styleId="753">
     <w:name w:val="Grid Table 7 Colorful - Accent 1"/>
-    <w:basedOn w:val="675"/>
+    <w:basedOn w:val="883"/>
     <w:uiPriority w:val="99"/>
     <w:pPr>
       <w:pBdr/>
@@ -14163,11 +14635,11 @@
         <w:tblBorders/>
       </w:tblPr>
       <w:tcPr>
-        <w:shd w:color="ffffff"/>
+        <w:shd w:val="clear" w:color="ffffff"/>
         <w:tcBorders>
-          <w:top w:val="none"/>
-          <w:left w:val="none"/>
-          <w:bottom w:val="none"/>
+          <w:top w:val="none" w:color="000000" w:sz="4" w:space="0"/>
+          <w:left w:val="none" w:color="000000" w:sz="4" w:space="0"/>
+          <w:bottom w:val="none" w:color="000000" w:sz="4" w:space="0"/>
           <w:right w:val="single" w:color="000000" w:themeColor="accent1" w:themeTint="80" w:sz="4" w:space="0"/>
         </w:tcBorders>
       </w:tcPr>
@@ -14190,10 +14662,10 @@
       <w:tcPr>
         <w:shd w:val="clear" w:color="ffffff" w:themeColor="light1" w:fill="ffffff" w:themeFill="light1"/>
         <w:tcBorders>
-          <w:top w:val="none"/>
-          <w:left w:val="none"/>
+          <w:top w:val="none" w:color="000000" w:sz="4" w:space="0"/>
+          <w:left w:val="none" w:color="000000" w:sz="4" w:space="0"/>
           <w:bottom w:val="single" w:color="000000" w:themeColor="accent1" w:themeTint="80" w:sz="4" w:space="0"/>
-          <w:right w:val="none"/>
+          <w:right w:val="none" w:color="000000" w:sz="4" w:space="0"/>
         </w:tcBorders>
       </w:tcPr>
     </w:tblStylePr>
@@ -14213,12 +14685,12 @@
         <w:tblBorders/>
       </w:tblPr>
       <w:tcPr>
-        <w:shd w:color="ffffff"/>
+        <w:shd w:val="clear" w:color="ffffff"/>
         <w:tcBorders>
-          <w:top w:val="none"/>
+          <w:top w:val="none" w:color="000000" w:sz="4" w:space="0"/>
           <w:left w:val="single" w:color="000000" w:themeColor="accent1" w:themeTint="80" w:sz="4" w:space="0"/>
-          <w:bottom w:val="none"/>
-          <w:right w:val="none"/>
+          <w:bottom w:val="none" w:color="000000" w:sz="4" w:space="0"/>
+          <w:right w:val="none" w:color="000000" w:sz="4" w:space="0"/>
         </w:tcBorders>
       </w:tcPr>
     </w:tblStylePr>
@@ -14241,9 +14713,9 @@
         <w:shd w:val="clear" w:color="ffffff" w:themeColor="light1" w:fill="ffffff" w:themeFill="light1"/>
         <w:tcBorders>
           <w:top w:val="single" w:color="000000" w:themeColor="accent1" w:themeTint="80" w:sz="4" w:space="0"/>
-          <w:left w:val="none"/>
-          <w:bottom w:val="none"/>
-          <w:right w:val="none"/>
+          <w:left w:val="none" w:color="000000" w:sz="4" w:space="0"/>
+          <w:bottom w:val="none" w:color="000000" w:sz="4" w:space="0"/>
+          <w:right w:val="none" w:color="000000" w:sz="4" w:space="0"/>
         </w:tcBorders>
       </w:tcPr>
     </w:tblStylePr>
@@ -14313,9 +14785,9 @@
       </w:tcPr>
     </w:tblStylePr>
   </w:style>
-  <w:style w:type="table" w:styleId="63">
+  <w:style w:type="table" w:styleId="754">
     <w:name w:val="Grid Table 7 Colorful - Accent 2"/>
-    <w:basedOn w:val="675"/>
+    <w:basedOn w:val="883"/>
     <w:uiPriority w:val="99"/>
     <w:pPr>
       <w:pBdr/>
@@ -14417,11 +14889,11 @@
         <w:tblBorders/>
       </w:tblPr>
       <w:tcPr>
-        <w:shd w:color="ffffff"/>
+        <w:shd w:val="clear" w:color="ffffff"/>
         <w:tcBorders>
-          <w:top w:val="none"/>
-          <w:left w:val="none"/>
-          <w:bottom w:val="none"/>
+          <w:top w:val="none" w:color="000000" w:sz="4" w:space="0"/>
+          <w:left w:val="none" w:color="000000" w:sz="4" w:space="0"/>
+          <w:bottom w:val="none" w:color="000000" w:sz="4" w:space="0"/>
           <w:right w:val="single" w:color="000000" w:themeColor="accent2" w:themeTint="97" w:sz="4" w:space="0"/>
         </w:tcBorders>
       </w:tcPr>
@@ -14444,10 +14916,10 @@
       <w:tcPr>
         <w:shd w:val="clear" w:color="ffffff" w:themeColor="light1" w:fill="ffffff" w:themeFill="light1"/>
         <w:tcBorders>
-          <w:top w:val="none"/>
-          <w:left w:val="none"/>
+          <w:top w:val="none" w:color="000000" w:sz="4" w:space="0"/>
+          <w:left w:val="none" w:color="000000" w:sz="4" w:space="0"/>
           <w:bottom w:val="single" w:color="000000" w:themeColor="accent2" w:themeTint="97" w:sz="4" w:space="0"/>
-          <w:right w:val="none"/>
+          <w:right w:val="none" w:color="000000" w:sz="4" w:space="0"/>
         </w:tcBorders>
       </w:tcPr>
     </w:tblStylePr>
@@ -14467,12 +14939,12 @@
         <w:tblBorders/>
       </w:tblPr>
       <w:tcPr>
-        <w:shd w:color="ffffff"/>
+        <w:shd w:val="clear" w:color="ffffff"/>
         <w:tcBorders>
-          <w:top w:val="none"/>
+          <w:top w:val="none" w:color="000000" w:sz="4" w:space="0"/>
           <w:left w:val="single" w:color="000000" w:themeColor="accent2" w:themeTint="97" w:sz="4" w:space="0"/>
-          <w:bottom w:val="none"/>
-          <w:right w:val="none"/>
+          <w:bottom w:val="none" w:color="000000" w:sz="4" w:space="0"/>
+          <w:right w:val="none" w:color="000000" w:sz="4" w:space="0"/>
         </w:tcBorders>
       </w:tcPr>
     </w:tblStylePr>
@@ -14495,9 +14967,9 @@
         <w:shd w:val="clear" w:color="ffffff" w:themeColor="light1" w:fill="ffffff" w:themeFill="light1"/>
         <w:tcBorders>
           <w:top w:val="single" w:color="000000" w:themeColor="accent2" w:themeTint="97" w:sz="4" w:space="0"/>
-          <w:left w:val="none"/>
-          <w:bottom w:val="none"/>
-          <w:right w:val="none"/>
+          <w:left w:val="none" w:color="000000" w:sz="4" w:space="0"/>
+          <w:bottom w:val="none" w:color="000000" w:sz="4" w:space="0"/>
+          <w:right w:val="none" w:color="000000" w:sz="4" w:space="0"/>
         </w:tcBorders>
       </w:tcPr>
     </w:tblStylePr>
@@ -14567,9 +15039,9 @@
       </w:tcPr>
     </w:tblStylePr>
   </w:style>
-  <w:style w:type="table" w:styleId="64">
+  <w:style w:type="table" w:styleId="755">
     <w:name w:val="Grid Table 7 Colorful - Accent 3"/>
-    <w:basedOn w:val="675"/>
+    <w:basedOn w:val="883"/>
     <w:uiPriority w:val="99"/>
     <w:pPr>
       <w:pBdr/>
@@ -14671,11 +15143,11 @@
         <w:tblBorders/>
       </w:tblPr>
       <w:tcPr>
-        <w:shd w:color="ffffff"/>
+        <w:shd w:val="clear" w:color="ffffff"/>
         <w:tcBorders>
-          <w:top w:val="none"/>
-          <w:left w:val="none"/>
-          <w:bottom w:val="none"/>
+          <w:top w:val="none" w:color="000000" w:sz="4" w:space="0"/>
+          <w:left w:val="none" w:color="000000" w:sz="4" w:space="0"/>
+          <w:bottom w:val="none" w:color="000000" w:sz="4" w:space="0"/>
           <w:right w:val="single" w:color="000000" w:themeColor="accent3" w:themeTint="FE" w:sz="4" w:space="0"/>
         </w:tcBorders>
       </w:tcPr>
@@ -14698,10 +15170,10 @@
       <w:tcPr>
         <w:shd w:val="clear" w:color="ffffff" w:themeColor="light1" w:fill="ffffff" w:themeFill="light1"/>
         <w:tcBorders>
-          <w:top w:val="none"/>
-          <w:left w:val="none"/>
+          <w:top w:val="none" w:color="000000" w:sz="4" w:space="0"/>
+          <w:left w:val="none" w:color="000000" w:sz="4" w:space="0"/>
           <w:bottom w:val="single" w:color="000000" w:themeColor="accent3" w:themeTint="FE" w:sz="4" w:space="0"/>
-          <w:right w:val="none"/>
+          <w:right w:val="none" w:color="000000" w:sz="4" w:space="0"/>
         </w:tcBorders>
       </w:tcPr>
     </w:tblStylePr>
@@ -14721,12 +15193,12 @@
         <w:tblBorders/>
       </w:tblPr>
       <w:tcPr>
-        <w:shd w:color="ffffff"/>
+        <w:shd w:val="clear" w:color="ffffff"/>
         <w:tcBorders>
-          <w:top w:val="none"/>
+          <w:top w:val="none" w:color="000000" w:sz="4" w:space="0"/>
           <w:left w:val="single" w:color="000000" w:themeColor="accent3" w:themeTint="FE" w:sz="4" w:space="0"/>
-          <w:bottom w:val="none"/>
-          <w:right w:val="none"/>
+          <w:bottom w:val="none" w:color="000000" w:sz="4" w:space="0"/>
+          <w:right w:val="none" w:color="000000" w:sz="4" w:space="0"/>
         </w:tcBorders>
       </w:tcPr>
     </w:tblStylePr>
@@ -14749,9 +15221,9 @@
         <w:shd w:val="clear" w:color="ffffff" w:themeColor="light1" w:fill="ffffff" w:themeFill="light1"/>
         <w:tcBorders>
           <w:top w:val="single" w:color="000000" w:themeColor="accent3" w:themeTint="FE" w:sz="4" w:space="0"/>
-          <w:left w:val="none"/>
-          <w:bottom w:val="none"/>
-          <w:right w:val="none"/>
+          <w:left w:val="none" w:color="000000" w:sz="4" w:space="0"/>
+          <w:bottom w:val="none" w:color="000000" w:sz="4" w:space="0"/>
+          <w:right w:val="none" w:color="000000" w:sz="4" w:space="0"/>
         </w:tcBorders>
       </w:tcPr>
     </w:tblStylePr>
@@ -14821,9 +15293,9 @@
       </w:tcPr>
     </w:tblStylePr>
   </w:style>
-  <w:style w:type="table" w:styleId="65">
+  <w:style w:type="table" w:styleId="756">
     <w:name w:val="Grid Table 7 Colorful - Accent 4"/>
-    <w:basedOn w:val="675"/>
+    <w:basedOn w:val="883"/>
     <w:uiPriority w:val="99"/>
     <w:pPr>
       <w:pBdr/>
@@ -14925,11 +15397,11 @@
         <w:tblBorders/>
       </w:tblPr>
       <w:tcPr>
-        <w:shd w:color="ffffff"/>
+        <w:shd w:val="clear" w:color="ffffff"/>
         <w:tcBorders>
-          <w:top w:val="none"/>
-          <w:left w:val="none"/>
-          <w:bottom w:val="none"/>
+          <w:top w:val="none" w:color="000000" w:sz="4" w:space="0"/>
+          <w:left w:val="none" w:color="000000" w:sz="4" w:space="0"/>
+          <w:bottom w:val="none" w:color="000000" w:sz="4" w:space="0"/>
           <w:right w:val="single" w:color="000000" w:themeColor="accent4" w:themeTint="9A" w:sz="4" w:space="0"/>
         </w:tcBorders>
       </w:tcPr>
@@ -14952,10 +15424,10 @@
       <w:tcPr>
         <w:shd w:val="clear" w:color="ffffff" w:themeColor="light1" w:fill="ffffff" w:themeFill="light1"/>
         <w:tcBorders>
-          <w:top w:val="none"/>
-          <w:left w:val="none"/>
+          <w:top w:val="none" w:color="000000" w:sz="4" w:space="0"/>
+          <w:left w:val="none" w:color="000000" w:sz="4" w:space="0"/>
           <w:bottom w:val="single" w:color="000000" w:themeColor="accent4" w:themeTint="9A" w:sz="4" w:space="0"/>
-          <w:right w:val="none"/>
+          <w:right w:val="none" w:color="000000" w:sz="4" w:space="0"/>
         </w:tcBorders>
       </w:tcPr>
     </w:tblStylePr>
@@ -14975,12 +15447,12 @@
         <w:tblBorders/>
       </w:tblPr>
       <w:tcPr>
-        <w:shd w:color="ffffff"/>
+        <w:shd w:val="clear" w:color="ffffff"/>
         <w:tcBorders>
-          <w:top w:val="none"/>
+          <w:top w:val="none" w:color="000000" w:sz="4" w:space="0"/>
           <w:left w:val="single" w:color="000000" w:themeColor="accent4" w:themeTint="9A" w:sz="4" w:space="0"/>
-          <w:bottom w:val="none"/>
-          <w:right w:val="none"/>
+          <w:bottom w:val="none" w:color="000000" w:sz="4" w:space="0"/>
+          <w:right w:val="none" w:color="000000" w:sz="4" w:space="0"/>
         </w:tcBorders>
       </w:tcPr>
     </w:tblStylePr>
@@ -15003,9 +15475,9 @@
         <w:shd w:val="clear" w:color="ffffff" w:themeColor="light1" w:fill="ffffff" w:themeFill="light1"/>
         <w:tcBorders>
           <w:top w:val="single" w:color="000000" w:themeColor="accent4" w:themeTint="9A" w:sz="4" w:space="0"/>
-          <w:left w:val="none"/>
-          <w:bottom w:val="none"/>
-          <w:right w:val="none"/>
+          <w:left w:val="none" w:color="000000" w:sz="4" w:space="0"/>
+          <w:bottom w:val="none" w:color="000000" w:sz="4" w:space="0"/>
+          <w:right w:val="none" w:color="000000" w:sz="4" w:space="0"/>
         </w:tcBorders>
       </w:tcPr>
     </w:tblStylePr>
@@ -15075,9 +15547,9 @@
       </w:tcPr>
     </w:tblStylePr>
   </w:style>
-  <w:style w:type="table" w:styleId="66">
+  <w:style w:type="table" w:styleId="757">
     <w:name w:val="Grid Table 7 Colorful - Accent 5"/>
-    <w:basedOn w:val="675"/>
+    <w:basedOn w:val="883"/>
     <w:uiPriority w:val="99"/>
     <w:pPr>
       <w:pBdr/>
@@ -15179,11 +15651,11 @@
         <w:tblBorders/>
       </w:tblPr>
       <w:tcPr>
-        <w:shd w:color="ffffff"/>
+        <w:shd w:val="clear" w:color="ffffff"/>
         <w:tcBorders>
-          <w:top w:val="none"/>
-          <w:left w:val="none"/>
-          <w:bottom w:val="none"/>
+          <w:top w:val="none" w:color="000000" w:sz="4" w:space="0"/>
+          <w:left w:val="none" w:color="000000" w:sz="4" w:space="0"/>
+          <w:bottom w:val="none" w:color="000000" w:sz="4" w:space="0"/>
           <w:right w:val="single" w:color="000000" w:themeColor="accent5" w:themeTint="90" w:sz="4" w:space="0"/>
         </w:tcBorders>
       </w:tcPr>
@@ -15206,10 +15678,10 @@
       <w:tcPr>
         <w:shd w:val="clear" w:color="ffffff" w:themeColor="light1" w:fill="ffffff" w:themeFill="light1"/>
         <w:tcBorders>
-          <w:top w:val="none"/>
-          <w:left w:val="none"/>
+          <w:top w:val="none" w:color="000000" w:sz="4" w:space="0"/>
+          <w:left w:val="none" w:color="000000" w:sz="4" w:space="0"/>
           <w:bottom w:val="single" w:color="000000" w:themeColor="accent5" w:themeTint="90" w:sz="4" w:space="0"/>
-          <w:right w:val="none"/>
+          <w:right w:val="none" w:color="000000" w:sz="4" w:space="0"/>
         </w:tcBorders>
       </w:tcPr>
     </w:tblStylePr>
@@ -15229,12 +15701,12 @@
         <w:tblBorders/>
       </w:tblPr>
       <w:tcPr>
-        <w:shd w:color="ffffff"/>
+        <w:shd w:val="clear" w:color="ffffff"/>
         <w:tcBorders>
-          <w:top w:val="none"/>
+          <w:top w:val="none" w:color="000000" w:sz="4" w:space="0"/>
           <w:left w:val="single" w:color="000000" w:themeColor="accent5" w:themeTint="90" w:sz="4" w:space="0"/>
-          <w:bottom w:val="none"/>
-          <w:right w:val="none"/>
+          <w:bottom w:val="none" w:color="000000" w:sz="4" w:space="0"/>
+          <w:right w:val="none" w:color="000000" w:sz="4" w:space="0"/>
         </w:tcBorders>
       </w:tcPr>
     </w:tblStylePr>
@@ -15257,9 +15729,9 @@
         <w:shd w:val="clear" w:color="ffffff" w:themeColor="light1" w:fill="ffffff" w:themeFill="light1"/>
         <w:tcBorders>
           <w:top w:val="single" w:color="000000" w:themeColor="accent5" w:themeTint="90" w:sz="4" w:space="0"/>
-          <w:left w:val="none"/>
-          <w:bottom w:val="none"/>
-          <w:right w:val="none"/>
+          <w:left w:val="none" w:color="000000" w:sz="4" w:space="0"/>
+          <w:bottom w:val="none" w:color="000000" w:sz="4" w:space="0"/>
+          <w:right w:val="none" w:color="000000" w:sz="4" w:space="0"/>
         </w:tcBorders>
       </w:tcPr>
     </w:tblStylePr>
@@ -15329,9 +15801,9 @@
       </w:tcPr>
     </w:tblStylePr>
   </w:style>
-  <w:style w:type="table" w:styleId="67">
+  <w:style w:type="table" w:styleId="758">
     <w:name w:val="Grid Table 7 Colorful - Accent 6"/>
-    <w:basedOn w:val="675"/>
+    <w:basedOn w:val="883"/>
     <w:uiPriority w:val="99"/>
     <w:pPr>
       <w:pBdr/>
@@ -15433,11 +15905,11 @@
         <w:tblBorders/>
       </w:tblPr>
       <w:tcPr>
-        <w:shd w:color="ffffff"/>
+        <w:shd w:val="clear" w:color="ffffff"/>
         <w:tcBorders>
-          <w:top w:val="none"/>
-          <w:left w:val="none"/>
-          <w:bottom w:val="none"/>
+          <w:top w:val="none" w:color="000000" w:sz="4" w:space="0"/>
+          <w:left w:val="none" w:color="000000" w:sz="4" w:space="0"/>
+          <w:bottom w:val="none" w:color="000000" w:sz="4" w:space="0"/>
           <w:right w:val="single" w:color="000000" w:themeColor="accent6" w:themeTint="90" w:sz="4" w:space="0"/>
         </w:tcBorders>
       </w:tcPr>
@@ -15460,10 +15932,10 @@
       <w:tcPr>
         <w:shd w:val="clear" w:color="ffffff" w:themeColor="light1" w:fill="ffffff" w:themeFill="light1"/>
         <w:tcBorders>
-          <w:top w:val="none"/>
-          <w:left w:val="none"/>
+          <w:top w:val="none" w:color="000000" w:sz="4" w:space="0"/>
+          <w:left w:val="none" w:color="000000" w:sz="4" w:space="0"/>
           <w:bottom w:val="single" w:color="000000" w:themeColor="accent6" w:themeTint="90" w:sz="4" w:space="0"/>
-          <w:right w:val="none"/>
+          <w:right w:val="none" w:color="000000" w:sz="4" w:space="0"/>
         </w:tcBorders>
       </w:tcPr>
     </w:tblStylePr>
@@ -15483,12 +15955,12 @@
         <w:tblBorders/>
       </w:tblPr>
       <w:tcPr>
-        <w:shd w:color="ffffff"/>
+        <w:shd w:val="clear" w:color="ffffff"/>
         <w:tcBorders>
-          <w:top w:val="none"/>
+          <w:top w:val="none" w:color="000000" w:sz="4" w:space="0"/>
           <w:left w:val="single" w:color="000000" w:themeColor="accent6" w:themeTint="90" w:sz="4" w:space="0"/>
-          <w:bottom w:val="none"/>
-          <w:right w:val="none"/>
+          <w:bottom w:val="none" w:color="000000" w:sz="4" w:space="0"/>
+          <w:right w:val="none" w:color="000000" w:sz="4" w:space="0"/>
         </w:tcBorders>
       </w:tcPr>
     </w:tblStylePr>
@@ -15511,9 +15983,9 @@
         <w:shd w:val="clear" w:color="ffffff" w:themeColor="light1" w:fill="ffffff" w:themeFill="light1"/>
         <w:tcBorders>
           <w:top w:val="single" w:color="000000" w:themeColor="accent6" w:themeTint="90" w:sz="4" w:space="0"/>
-          <w:left w:val="none"/>
-          <w:bottom w:val="none"/>
-          <w:right w:val="none"/>
+          <w:left w:val="none" w:color="000000" w:sz="4" w:space="0"/>
+          <w:bottom w:val="none" w:color="000000" w:sz="4" w:space="0"/>
+          <w:right w:val="none" w:color="000000" w:sz="4" w:space="0"/>
         </w:tcBorders>
       </w:tcPr>
     </w:tblStylePr>
@@ -15583,9 +16055,9 @@
       </w:tcPr>
     </w:tblStylePr>
   </w:style>
-  <w:style w:type="table" w:styleId="68">
+  <w:style w:type="table" w:styleId="759">
     <w:name w:val="List Table 1 Light"/>
-    <w:basedOn w:val="675"/>
+    <w:basedOn w:val="883"/>
     <w:uiPriority w:val="99"/>
     <w:pPr>
       <w:pBdr/>
@@ -15799,9 +16271,9 @@
       </w:tcPr>
     </w:tblStylePr>
   </w:style>
-  <w:style w:type="table" w:styleId="69">
+  <w:style w:type="table" w:styleId="760">
     <w:name w:val="List Table 1 Light - Accent 1"/>
-    <w:basedOn w:val="675"/>
+    <w:basedOn w:val="883"/>
     <w:uiPriority w:val="99"/>
     <w:pPr>
       <w:pBdr/>
@@ -16015,9 +16487,9 @@
       </w:tcPr>
     </w:tblStylePr>
   </w:style>
-  <w:style w:type="table" w:styleId="70">
+  <w:style w:type="table" w:styleId="761">
     <w:name w:val="List Table 1 Light - Accent 2"/>
-    <w:basedOn w:val="675"/>
+    <w:basedOn w:val="883"/>
     <w:uiPriority w:val="99"/>
     <w:pPr>
       <w:pBdr/>
@@ -16231,9 +16703,9 @@
       </w:tcPr>
     </w:tblStylePr>
   </w:style>
-  <w:style w:type="table" w:styleId="71">
+  <w:style w:type="table" w:styleId="762">
     <w:name w:val="List Table 1 Light - Accent 3"/>
-    <w:basedOn w:val="675"/>
+    <w:basedOn w:val="883"/>
     <w:uiPriority w:val="99"/>
     <w:pPr>
       <w:pBdr/>
@@ -16447,9 +16919,9 @@
       </w:tcPr>
     </w:tblStylePr>
   </w:style>
-  <w:style w:type="table" w:styleId="72">
+  <w:style w:type="table" w:styleId="763">
     <w:name w:val="List Table 1 Light - Accent 4"/>
-    <w:basedOn w:val="675"/>
+    <w:basedOn w:val="883"/>
     <w:uiPriority w:val="99"/>
     <w:pPr>
       <w:pBdr/>
@@ -16663,9 +17135,9 @@
       </w:tcPr>
     </w:tblStylePr>
   </w:style>
-  <w:style w:type="table" w:styleId="73">
+  <w:style w:type="table" w:styleId="764">
     <w:name w:val="List Table 1 Light - Accent 5"/>
-    <w:basedOn w:val="675"/>
+    <w:basedOn w:val="883"/>
     <w:uiPriority w:val="99"/>
     <w:pPr>
       <w:pBdr/>
@@ -16879,9 +17351,9 @@
       </w:tcPr>
     </w:tblStylePr>
   </w:style>
-  <w:style w:type="table" w:styleId="74">
+  <w:style w:type="table" w:styleId="765">
     <w:name w:val="List Table 1 Light - Accent 6"/>
-    <w:basedOn w:val="675"/>
+    <w:basedOn w:val="883"/>
     <w:uiPriority w:val="99"/>
     <w:pPr>
       <w:pBdr/>
@@ -17095,9 +17567,9 @@
       </w:tcPr>
     </w:tblStylePr>
   </w:style>
-  <w:style w:type="table" w:styleId="75">
+  <w:style w:type="table" w:styleId="766">
     <w:name w:val="List Table 2"/>
-    <w:basedOn w:val="675"/>
+    <w:basedOn w:val="883"/>
     <w:uiPriority w:val="99"/>
     <w:pPr>
       <w:pBdr/>
@@ -17333,9 +17805,9 @@
       </w:tcPr>
     </w:tblStylePr>
   </w:style>
-  <w:style w:type="table" w:styleId="76">
+  <w:style w:type="table" w:styleId="767">
     <w:name w:val="List Table 2 - Accent 1"/>
-    <w:basedOn w:val="675"/>
+    <w:basedOn w:val="883"/>
     <w:uiPriority w:val="99"/>
     <w:pPr>
       <w:pBdr/>
@@ -17571,9 +18043,9 @@
       </w:tcPr>
     </w:tblStylePr>
   </w:style>
-  <w:style w:type="table" w:styleId="77">
+  <w:style w:type="table" w:styleId="768">
     <w:name w:val="List Table 2 - Accent 2"/>
-    <w:basedOn w:val="675"/>
+    <w:basedOn w:val="883"/>
     <w:uiPriority w:val="99"/>
     <w:pPr>
       <w:pBdr/>
@@ -17809,9 +18281,9 @@
       </w:tcPr>
     </w:tblStylePr>
   </w:style>
-  <w:style w:type="table" w:styleId="78">
+  <w:style w:type="table" w:styleId="769">
     <w:name w:val="List Table 2 - Accent 3"/>
-    <w:basedOn w:val="675"/>
+    <w:basedOn w:val="883"/>
     <w:uiPriority w:val="99"/>
     <w:pPr>
       <w:pBdr/>
@@ -18047,9 +18519,9 @@
       </w:tcPr>
     </w:tblStylePr>
   </w:style>
-  <w:style w:type="table" w:styleId="79">
+  <w:style w:type="table" w:styleId="770">
     <w:name w:val="List Table 2 - Accent 4"/>
-    <w:basedOn w:val="675"/>
+    <w:basedOn w:val="883"/>
     <w:uiPriority w:val="99"/>
     <w:pPr>
       <w:pBdr/>
@@ -18285,9 +18757,9 @@
       </w:tcPr>
     </w:tblStylePr>
   </w:style>
-  <w:style w:type="table" w:styleId="80">
+  <w:style w:type="table" w:styleId="771">
     <w:name w:val="List Table 2 - Accent 5"/>
-    <w:basedOn w:val="675"/>
+    <w:basedOn w:val="883"/>
     <w:uiPriority w:val="99"/>
     <w:pPr>
       <w:pBdr/>
@@ -18523,9 +18995,9 @@
       </w:tcPr>
     </w:tblStylePr>
   </w:style>
-  <w:style w:type="table" w:styleId="81">
+  <w:style w:type="table" w:styleId="772">
     <w:name w:val="List Table 2 - Accent 6"/>
-    <w:basedOn w:val="675"/>
+    <w:basedOn w:val="883"/>
     <w:uiPriority w:val="99"/>
     <w:pPr>
       <w:pBdr/>
@@ -18761,9 +19233,9 @@
       </w:tcPr>
     </w:tblStylePr>
   </w:style>
-  <w:style w:type="table" w:styleId="82">
+  <w:style w:type="table" w:styleId="773">
     <w:name w:val="List Table 3"/>
-    <w:basedOn w:val="675"/>
+    <w:basedOn w:val="883"/>
     <w:uiPriority w:val="99"/>
     <w:pPr>
       <w:pBdr/>
@@ -18989,9 +19461,9 @@
       </w:tcPr>
     </w:tblStylePr>
   </w:style>
-  <w:style w:type="table" w:styleId="83">
+  <w:style w:type="table" w:styleId="774">
     <w:name w:val="List Table 3 - Accent 1"/>
-    <w:basedOn w:val="675"/>
+    <w:basedOn w:val="883"/>
     <w:uiPriority w:val="99"/>
     <w:pPr>
       <w:pBdr/>
@@ -19217,9 +19689,9 @@
       </w:tcPr>
     </w:tblStylePr>
   </w:style>
-  <w:style w:type="table" w:styleId="84">
+  <w:style w:type="table" w:styleId="775">
     <w:name w:val="List Table 3 - Accent 2"/>
-    <w:basedOn w:val="675"/>
+    <w:basedOn w:val="883"/>
     <w:uiPriority w:val="99"/>
     <w:pPr>
       <w:pBdr/>
@@ -19445,9 +19917,9 @@
       </w:tcPr>
     </w:tblStylePr>
   </w:style>
-  <w:style w:type="table" w:styleId="85">
+  <w:style w:type="table" w:styleId="776">
     <w:name w:val="List Table 3 - Accent 3"/>
-    <w:basedOn w:val="675"/>
+    <w:basedOn w:val="883"/>
     <w:uiPriority w:val="99"/>
     <w:pPr>
       <w:pBdr/>
@@ -19673,9 +20145,9 @@
       </w:tcPr>
     </w:tblStylePr>
   </w:style>
-  <w:style w:type="table" w:styleId="86">
+  <w:style w:type="table" w:styleId="777">
     <w:name w:val="List Table 3 - Accent 4"/>
-    <w:basedOn w:val="675"/>
+    <w:basedOn w:val="883"/>
     <w:uiPriority w:val="99"/>
     <w:pPr>
       <w:pBdr/>
@@ -19901,9 +20373,9 @@
       </w:tcPr>
     </w:tblStylePr>
   </w:style>
-  <w:style w:type="table" w:styleId="87">
+  <w:style w:type="table" w:styleId="778">
     <w:name w:val="List Table 3 - Accent 5"/>
-    <w:basedOn w:val="675"/>
+    <w:basedOn w:val="883"/>
     <w:uiPriority w:val="99"/>
     <w:pPr>
       <w:pBdr/>
@@ -20129,9 +20601,9 @@
       </w:tcPr>
     </w:tblStylePr>
   </w:style>
-  <w:style w:type="table" w:styleId="88">
+  <w:style w:type="table" w:styleId="779">
     <w:name w:val="List Table 3 - Accent 6"/>
-    <w:basedOn w:val="675"/>
+    <w:basedOn w:val="883"/>
     <w:uiPriority w:val="99"/>
     <w:pPr>
       <w:pBdr/>
@@ -20357,9 +20829,9 @@
       </w:tcPr>
     </w:tblStylePr>
   </w:style>
-  <w:style w:type="table" w:styleId="89">
+  <w:style w:type="table" w:styleId="780">
     <w:name w:val="List Table 4"/>
-    <w:basedOn w:val="675"/>
+    <w:basedOn w:val="883"/>
     <w:uiPriority w:val="99"/>
     <w:pPr>
       <w:pBdr/>
@@ -20582,9 +21054,9 @@
       </w:tcPr>
     </w:tblStylePr>
   </w:style>
-  <w:style w:type="table" w:styleId="90">
+  <w:style w:type="table" w:styleId="781">
     <w:name w:val="List Table 4 - Accent 1"/>
-    <w:basedOn w:val="675"/>
+    <w:basedOn w:val="883"/>
     <w:uiPriority w:val="99"/>
     <w:pPr>
       <w:pBdr/>
@@ -20807,9 +21279,9 @@
       </w:tcPr>
     </w:tblStylePr>
   </w:style>
-  <w:style w:type="table" w:styleId="91">
+  <w:style w:type="table" w:styleId="782">
     <w:name w:val="List Table 4 - Accent 2"/>
-    <w:basedOn w:val="675"/>
+    <w:basedOn w:val="883"/>
     <w:uiPriority w:val="99"/>
     <w:pPr>
       <w:pBdr/>
@@ -21032,9 +21504,9 @@
       </w:tcPr>
     </w:tblStylePr>
   </w:style>
-  <w:style w:type="table" w:styleId="92">
+  <w:style w:type="table" w:styleId="783">
     <w:name w:val="List Table 4 - Accent 3"/>
-    <w:basedOn w:val="675"/>
+    <w:basedOn w:val="883"/>
     <w:uiPriority w:val="99"/>
     <w:pPr>
       <w:pBdr/>
@@ -21257,9 +21729,9 @@
       </w:tcPr>
     </w:tblStylePr>
   </w:style>
-  <w:style w:type="table" w:styleId="93">
+  <w:style w:type="table" w:styleId="784">
     <w:name w:val="List Table 4 - Accent 4"/>
-    <w:basedOn w:val="675"/>
+    <w:basedOn w:val="883"/>
     <w:uiPriority w:val="99"/>
     <w:pPr>
       <w:pBdr/>
@@ -21482,9 +21954,9 @@
       </w:tcPr>
     </w:tblStylePr>
   </w:style>
-  <w:style w:type="table" w:styleId="94">
+  <w:style w:type="table" w:styleId="785">
     <w:name w:val="List Table 4 - Accent 5"/>
-    <w:basedOn w:val="675"/>
+    <w:basedOn w:val="883"/>
     <w:uiPriority w:val="99"/>
     <w:pPr>
       <w:pBdr/>
@@ -21707,9 +22179,9 @@
       </w:tcPr>
     </w:tblStylePr>
   </w:style>
-  <w:style w:type="table" w:styleId="95">
+  <w:style w:type="table" w:styleId="786">
     <w:name w:val="List Table 4 - Accent 6"/>
-    <w:basedOn w:val="675"/>
+    <w:basedOn w:val="883"/>
     <w:uiPriority w:val="99"/>
     <w:pPr>
       <w:pBdr/>
@@ -21932,9 +22404,9 @@
       </w:tcPr>
     </w:tblStylePr>
   </w:style>
-  <w:style w:type="table" w:styleId="96">
+  <w:style w:type="table" w:styleId="787">
     <w:name w:val="List Table 5 Dark"/>
-    <w:basedOn w:val="675"/>
+    <w:basedOn w:val="883"/>
     <w:uiPriority w:val="99"/>
     <w:pPr>
       <w:pBdr/>
@@ -22174,9 +22646,9 @@
       </w:tcPr>
     </w:tblStylePr>
   </w:style>
-  <w:style w:type="table" w:styleId="97">
+  <w:style w:type="table" w:styleId="788">
     <w:name w:val="List Table 5 Dark - Accent 1"/>
-    <w:basedOn w:val="675"/>
+    <w:basedOn w:val="883"/>
     <w:uiPriority w:val="99"/>
     <w:pPr>
       <w:pBdr/>
@@ -22416,9 +22888,9 @@
       </w:tcPr>
     </w:tblStylePr>
   </w:style>
-  <w:style w:type="table" w:styleId="98">
+  <w:style w:type="table" w:styleId="789">
     <w:name w:val="List Table 5 Dark - Accent 2"/>
-    <w:basedOn w:val="675"/>
+    <w:basedOn w:val="883"/>
     <w:uiPriority w:val="99"/>
     <w:pPr>
       <w:pBdr/>
@@ -22658,9 +23130,9 @@
       </w:tcPr>
     </w:tblStylePr>
   </w:style>
-  <w:style w:type="table" w:styleId="99">
+  <w:style w:type="table" w:styleId="790">
     <w:name w:val="List Table 5 Dark - Accent 3"/>
-    <w:basedOn w:val="675"/>
+    <w:basedOn w:val="883"/>
     <w:uiPriority w:val="99"/>
     <w:pPr>
       <w:pBdr/>
@@ -22900,9 +23372,9 @@
       </w:tcPr>
     </w:tblStylePr>
   </w:style>
-  <w:style w:type="table" w:styleId="100">
+  <w:style w:type="table" w:styleId="791">
     <w:name w:val="List Table 5 Dark - Accent 4"/>
-    <w:basedOn w:val="675"/>
+    <w:basedOn w:val="883"/>
     <w:uiPriority w:val="99"/>
     <w:pPr>
       <w:pBdr/>
@@ -23142,9 +23614,9 @@
       </w:tcPr>
     </w:tblStylePr>
   </w:style>
-  <w:style w:type="table" w:styleId="101">
+  <w:style w:type="table" w:styleId="792">
     <w:name w:val="List Table 5 Dark - Accent 5"/>
-    <w:basedOn w:val="675"/>
+    <w:basedOn w:val="883"/>
     <w:uiPriority w:val="99"/>
     <w:pPr>
       <w:pBdr/>
@@ -23384,9 +23856,9 @@
       </w:tcPr>
     </w:tblStylePr>
   </w:style>
-  <w:style w:type="table" w:styleId="102">
+  <w:style w:type="table" w:styleId="793">
     <w:name w:val="List Table 5 Dark - Accent 6"/>
-    <w:basedOn w:val="675"/>
+    <w:basedOn w:val="883"/>
     <w:uiPriority w:val="99"/>
     <w:pPr>
       <w:pBdr/>
@@ -23626,9 +24098,9 @@
       </w:tcPr>
     </w:tblStylePr>
   </w:style>
-  <w:style w:type="table" w:styleId="103">
+  <w:style w:type="table" w:styleId="794">
     <w:name w:val="List Table 6 Colorful"/>
-    <w:basedOn w:val="675"/>
+    <w:basedOn w:val="883"/>
     <w:uiPriority w:val="99"/>
     <w:pPr>
       <w:pBdr/>
@@ -23849,9 +24321,9 @@
       </w:tcPr>
     </w:tblStylePr>
   </w:style>
-  <w:style w:type="table" w:styleId="104">
+  <w:style w:type="table" w:styleId="795">
     <w:name w:val="List Table 6 Colorful - Accent 1"/>
-    <w:basedOn w:val="675"/>
+    <w:basedOn w:val="883"/>
     <w:uiPriority w:val="99"/>
     <w:pPr>
       <w:pBdr/>
@@ -24072,9 +24544,9 @@
       </w:tcPr>
     </w:tblStylePr>
   </w:style>
-  <w:style w:type="table" w:styleId="105">
+  <w:style w:type="table" w:styleId="796">
     <w:name w:val="List Table 6 Colorful - Accent 2"/>
-    <w:basedOn w:val="675"/>
+    <w:basedOn w:val="883"/>
     <w:uiPriority w:val="99"/>
     <w:pPr>
       <w:pBdr/>
@@ -24295,9 +24767,9 @@
       </w:tcPr>
     </w:tblStylePr>
   </w:style>
-  <w:style w:type="table" w:styleId="106">
+  <w:style w:type="table" w:styleId="797">
     <w:name w:val="List Table 6 Colorful - Accent 3"/>
-    <w:basedOn w:val="675"/>
+    <w:basedOn w:val="883"/>
     <w:uiPriority w:val="99"/>
     <w:pPr>
       <w:pBdr/>
@@ -24518,9 +24990,9 @@
       </w:tcPr>
     </w:tblStylePr>
   </w:style>
-  <w:style w:type="table" w:styleId="107">
+  <w:style w:type="table" w:styleId="798">
     <w:name w:val="List Table 6 Colorful - Accent 4"/>
-    <w:basedOn w:val="675"/>
+    <w:basedOn w:val="883"/>
     <w:uiPriority w:val="99"/>
     <w:pPr>
       <w:pBdr/>
@@ -24741,9 +25213,9 @@
       </w:tcPr>
     </w:tblStylePr>
   </w:style>
-  <w:style w:type="table" w:styleId="108">
+  <w:style w:type="table" w:styleId="799">
     <w:name w:val="List Table 6 Colorful - Accent 5"/>
-    <w:basedOn w:val="675"/>
+    <w:basedOn w:val="883"/>
     <w:uiPriority w:val="99"/>
     <w:pPr>
       <w:pBdr/>
@@ -24964,9 +25436,9 @@
       </w:tcPr>
     </w:tblStylePr>
   </w:style>
-  <w:style w:type="table" w:styleId="109">
+  <w:style w:type="table" w:styleId="800">
     <w:name w:val="List Table 6 Colorful - Accent 6"/>
-    <w:basedOn w:val="675"/>
+    <w:basedOn w:val="883"/>
     <w:uiPriority w:val="99"/>
     <w:pPr>
       <w:pBdr/>
@@ -25187,9 +25659,9 @@
       </w:tcPr>
     </w:tblStylePr>
   </w:style>
-  <w:style w:type="table" w:styleId="110">
+  <w:style w:type="table" w:styleId="801">
     <w:name w:val="List Table 7 Colorful"/>
-    <w:basedOn w:val="675"/>
+    <w:basedOn w:val="883"/>
     <w:uiPriority w:val="99"/>
     <w:pPr>
       <w:pBdr/>
@@ -25288,11 +25760,11 @@
         <w:tblBorders/>
       </w:tblPr>
       <w:tcPr>
-        <w:shd w:color="ffffff"/>
+        <w:shd w:val="clear" w:color="ffffff"/>
         <w:tcBorders>
-          <w:top w:val="none"/>
-          <w:left w:val="none"/>
-          <w:bottom w:val="none"/>
+          <w:top w:val="none" w:color="000000" w:sz="4" w:space="0"/>
+          <w:left w:val="none" w:color="000000" w:sz="4" w:space="0"/>
+          <w:bottom w:val="none" w:color="000000" w:sz="4" w:space="0"/>
           <w:right w:val="single" w:color="000000" w:themeColor="text1" w:themeTint="80" w:sz="4" w:space="0"/>
         </w:tcBorders>
       </w:tcPr>
@@ -25315,10 +25787,10 @@
       <w:tcPr>
         <w:shd w:val="clear" w:color="ffffff" w:themeColor="light1" w:fill="ffffff" w:themeFill="light1"/>
         <w:tcBorders>
-          <w:top w:val="none"/>
-          <w:left w:val="none"/>
+          <w:top w:val="none" w:color="000000" w:sz="4" w:space="0"/>
+          <w:left w:val="none" w:color="000000" w:sz="4" w:space="0"/>
           <w:bottom w:val="single" w:color="000000" w:themeColor="text1" w:themeTint="80" w:sz="4" w:space="0"/>
-          <w:right w:val="none"/>
+          <w:right w:val="none" w:color="000000" w:sz="4" w:space="0"/>
         </w:tcBorders>
       </w:tcPr>
     </w:tblStylePr>
@@ -25338,12 +25810,12 @@
         <w:tblBorders/>
       </w:tblPr>
       <w:tcPr>
-        <w:shd w:color="ffffff"/>
+        <w:shd w:val="clear" w:color="ffffff"/>
         <w:tcBorders>
-          <w:top w:val="none"/>
+          <w:top w:val="none" w:color="000000" w:sz="4" w:space="0"/>
           <w:left w:val="single" w:color="000000" w:themeColor="text1" w:themeTint="80" w:sz="4" w:space="0"/>
-          <w:bottom w:val="none"/>
-          <w:right w:val="none"/>
+          <w:bottom w:val="none" w:color="000000" w:sz="4" w:space="0"/>
+          <w:right w:val="none" w:color="000000" w:sz="4" w:space="0"/>
         </w:tcBorders>
       </w:tcPr>
     </w:tblStylePr>
@@ -25366,9 +25838,9 @@
         <w:shd w:val="clear" w:color="ffffff" w:themeColor="light1" w:fill="ffffff" w:themeFill="light1"/>
         <w:tcBorders>
           <w:top w:val="single" w:color="000000" w:themeColor="text1" w:themeTint="80" w:sz="4" w:space="0"/>
-          <w:left w:val="none"/>
-          <w:bottom w:val="none"/>
-          <w:right w:val="none"/>
+          <w:left w:val="none" w:color="000000" w:sz="4" w:space="0"/>
+          <w:bottom w:val="none" w:color="000000" w:sz="4" w:space="0"/>
+          <w:right w:val="none" w:color="000000" w:sz="4" w:space="0"/>
         </w:tcBorders>
       </w:tcPr>
     </w:tblStylePr>
@@ -25443,9 +25915,9 @@
       </w:tcPr>
     </w:tblStylePr>
   </w:style>
-  <w:style w:type="table" w:styleId="111">
+  <w:style w:type="table" w:styleId="802">
     <w:name w:val="List Table 7 Colorful - Accent 1"/>
-    <w:basedOn w:val="675"/>
+    <w:basedOn w:val="883"/>
     <w:uiPriority w:val="99"/>
     <w:pPr>
       <w:pBdr/>
@@ -25544,11 +26016,11 @@
         <w:tblBorders/>
       </w:tblPr>
       <w:tcPr>
-        <w:shd w:color="ffffff"/>
+        <w:shd w:val="clear" w:color="ffffff"/>
         <w:tcBorders>
-          <w:top w:val="none"/>
-          <w:left w:val="none"/>
-          <w:bottom w:val="none"/>
+          <w:top w:val="none" w:color="000000" w:sz="4" w:space="0"/>
+          <w:left w:val="none" w:color="000000" w:sz="4" w:space="0"/>
+          <w:bottom w:val="none" w:color="000000" w:sz="4" w:space="0"/>
           <w:right w:val="single" w:color="000000" w:themeColor="accent1" w:sz="4" w:space="0"/>
         </w:tcBorders>
       </w:tcPr>
@@ -25571,10 +26043,10 @@
       <w:tcPr>
         <w:shd w:val="clear" w:color="ffffff" w:themeColor="light1" w:fill="ffffff" w:themeFill="light1"/>
         <w:tcBorders>
-          <w:top w:val="none"/>
-          <w:left w:val="none"/>
+          <w:top w:val="none" w:color="000000" w:sz="4" w:space="0"/>
+          <w:left w:val="none" w:color="000000" w:sz="4" w:space="0"/>
           <w:bottom w:val="single" w:color="000000" w:themeColor="accent1" w:sz="4" w:space="0"/>
-          <w:right w:val="none"/>
+          <w:right w:val="none" w:color="000000" w:sz="4" w:space="0"/>
         </w:tcBorders>
       </w:tcPr>
     </w:tblStylePr>
@@ -25594,12 +26066,12 @@
         <w:tblBorders/>
       </w:tblPr>
       <w:tcPr>
-        <w:shd w:color="ffffff"/>
+        <w:shd w:val="clear" w:color="ffffff"/>
         <w:tcBorders>
-          <w:top w:val="none"/>
+          <w:top w:val="none" w:color="000000" w:sz="4" w:space="0"/>
           <w:left w:val="single" w:color="000000" w:themeColor="accent1" w:sz="4" w:space="0"/>
-          <w:bottom w:val="none"/>
-          <w:right w:val="none"/>
+          <w:bottom w:val="none" w:color="000000" w:sz="4" w:space="0"/>
+          <w:right w:val="none" w:color="000000" w:sz="4" w:space="0"/>
         </w:tcBorders>
       </w:tcPr>
     </w:tblStylePr>
@@ -25622,9 +26094,9 @@
         <w:shd w:val="clear" w:color="ffffff" w:themeColor="light1" w:fill="ffffff" w:themeFill="light1"/>
         <w:tcBorders>
           <w:top w:val="single" w:color="000000" w:themeColor="accent1" w:sz="4" w:space="0"/>
-          <w:left w:val="none"/>
-          <w:bottom w:val="none"/>
-          <w:right w:val="none"/>
+          <w:left w:val="none" w:color="000000" w:sz="4" w:space="0"/>
+          <w:bottom w:val="none" w:color="000000" w:sz="4" w:space="0"/>
+          <w:right w:val="none" w:color="000000" w:sz="4" w:space="0"/>
         </w:tcBorders>
       </w:tcPr>
     </w:tblStylePr>
@@ -25699,9 +26171,9 @@
       </w:tcPr>
     </w:tblStylePr>
   </w:style>
-  <w:style w:type="table" w:styleId="112">
+  <w:style w:type="table" w:styleId="803">
     <w:name w:val="List Table 7 Colorful - Accent 2"/>
-    <w:basedOn w:val="675"/>
+    <w:basedOn w:val="883"/>
     <w:uiPriority w:val="99"/>
     <w:pPr>
       <w:pBdr/>
@@ -25800,11 +26272,11 @@
         <w:tblBorders/>
       </w:tblPr>
       <w:tcPr>
-        <w:shd w:color="ffffff"/>
+        <w:shd w:val="clear" w:color="ffffff"/>
         <w:tcBorders>
-          <w:top w:val="none"/>
-          <w:left w:val="none"/>
-          <w:bottom w:val="none"/>
+          <w:top w:val="none" w:color="000000" w:sz="4" w:space="0"/>
+          <w:left w:val="none" w:color="000000" w:sz="4" w:space="0"/>
+          <w:bottom w:val="none" w:color="000000" w:sz="4" w:space="0"/>
           <w:right w:val="single" w:color="000000" w:themeColor="accent2" w:themeTint="97" w:sz="4" w:space="0"/>
         </w:tcBorders>
       </w:tcPr>
@@ -25827,10 +26299,10 @@
       <w:tcPr>
         <w:shd w:val="clear" w:color="ffffff" w:themeColor="light1" w:fill="ffffff" w:themeFill="light1"/>
         <w:tcBorders>
-          <w:top w:val="none"/>
-          <w:left w:val="none"/>
+          <w:top w:val="none" w:color="000000" w:sz="4" w:space="0"/>
+          <w:left w:val="none" w:color="000000" w:sz="4" w:space="0"/>
           <w:bottom w:val="single" w:color="000000" w:themeColor="accent2" w:themeTint="97" w:sz="4" w:space="0"/>
-          <w:right w:val="none"/>
+          <w:right w:val="none" w:color="000000" w:sz="4" w:space="0"/>
         </w:tcBorders>
       </w:tcPr>
     </w:tblStylePr>
@@ -25850,12 +26322,12 @@
         <w:tblBorders/>
       </w:tblPr>
       <w:tcPr>
-        <w:shd w:color="ffffff"/>
+        <w:shd w:val="clear" w:color="ffffff"/>
         <w:tcBorders>
-          <w:top w:val="none"/>
+          <w:top w:val="none" w:color="000000" w:sz="4" w:space="0"/>
           <w:left w:val="single" w:color="000000" w:themeColor="accent2" w:themeTint="97" w:sz="4" w:space="0"/>
-          <w:bottom w:val="none"/>
-          <w:right w:val="none"/>
+          <w:bottom w:val="none" w:color="000000" w:sz="4" w:space="0"/>
+          <w:right w:val="none" w:color="000000" w:sz="4" w:space="0"/>
         </w:tcBorders>
       </w:tcPr>
     </w:tblStylePr>
@@ -25878,9 +26350,9 @@
         <w:shd w:val="clear" w:color="ffffff" w:themeColor="light1" w:fill="ffffff" w:themeFill="light1"/>
         <w:tcBorders>
           <w:top w:val="single" w:color="000000" w:themeColor="accent2" w:themeTint="97" w:sz="4" w:space="0"/>
-          <w:left w:val="none"/>
-          <w:bottom w:val="none"/>
-          <w:right w:val="none"/>
+          <w:left w:val="none" w:color="000000" w:sz="4" w:space="0"/>
+          <w:bottom w:val="none" w:color="000000" w:sz="4" w:space="0"/>
+          <w:right w:val="none" w:color="000000" w:sz="4" w:space="0"/>
         </w:tcBorders>
       </w:tcPr>
     </w:tblStylePr>
@@ -25955,9 +26427,9 @@
       </w:tcPr>
     </w:tblStylePr>
   </w:style>
-  <w:style w:type="table" w:styleId="113">
+  <w:style w:type="table" w:styleId="804">
     <w:name w:val="List Table 7 Colorful - Accent 3"/>
-    <w:basedOn w:val="675"/>
+    <w:basedOn w:val="883"/>
     <w:uiPriority w:val="99"/>
     <w:pPr>
       <w:pBdr/>
@@ -26056,11 +26528,11 @@
         <w:tblBorders/>
       </w:tblPr>
       <w:tcPr>
-        <w:shd w:color="ffffff"/>
+        <w:shd w:val="clear" w:color="ffffff"/>
         <w:tcBorders>
-          <w:top w:val="none"/>
-          <w:left w:val="none"/>
-          <w:bottom w:val="none"/>
+          <w:top w:val="none" w:color="000000" w:sz="4" w:space="0"/>
+          <w:left w:val="none" w:color="000000" w:sz="4" w:space="0"/>
+          <w:bottom w:val="none" w:color="000000" w:sz="4" w:space="0"/>
           <w:right w:val="single" w:color="000000" w:themeColor="accent3" w:themeTint="98" w:sz="4" w:space="0"/>
         </w:tcBorders>
       </w:tcPr>
@@ -26083,10 +26555,10 @@
       <w:tcPr>
         <w:shd w:val="clear" w:color="ffffff" w:themeColor="light1" w:fill="ffffff" w:themeFill="light1"/>
         <w:tcBorders>
-          <w:top w:val="none"/>
-          <w:left w:val="none"/>
+          <w:top w:val="none" w:color="000000" w:sz="4" w:space="0"/>
+          <w:left w:val="none" w:color="000000" w:sz="4" w:space="0"/>
           <w:bottom w:val="single" w:color="000000" w:themeColor="accent3" w:themeTint="98" w:sz="4" w:space="0"/>
-          <w:right w:val="none"/>
+          <w:right w:val="none" w:color="000000" w:sz="4" w:space="0"/>
         </w:tcBorders>
       </w:tcPr>
     </w:tblStylePr>
@@ -26106,12 +26578,12 @@
         <w:tblBorders/>
       </w:tblPr>
       <w:tcPr>
-        <w:shd w:color="ffffff"/>
+        <w:shd w:val="clear" w:color="ffffff"/>
         <w:tcBorders>
-          <w:top w:val="none"/>
+          <w:top w:val="none" w:color="000000" w:sz="4" w:space="0"/>
           <w:left w:val="single" w:color="000000" w:themeColor="accent3" w:themeTint="98" w:sz="4" w:space="0"/>
-          <w:bottom w:val="none"/>
-          <w:right w:val="none"/>
+          <w:bottom w:val="none" w:color="000000" w:sz="4" w:space="0"/>
+          <w:right w:val="none" w:color="000000" w:sz="4" w:space="0"/>
         </w:tcBorders>
       </w:tcPr>
     </w:tblStylePr>
@@ -26134,9 +26606,9 @@
         <w:shd w:val="clear" w:color="ffffff" w:themeColor="light1" w:fill="ffffff" w:themeFill="light1"/>
         <w:tcBorders>
           <w:top w:val="single" w:color="000000" w:themeColor="accent3" w:themeTint="98" w:sz="4" w:space="0"/>
-          <w:left w:val="none"/>
-          <w:bottom w:val="none"/>
-          <w:right w:val="none"/>
+          <w:left w:val="none" w:color="000000" w:sz="4" w:space="0"/>
+          <w:bottom w:val="none" w:color="000000" w:sz="4" w:space="0"/>
+          <w:right w:val="none" w:color="000000" w:sz="4" w:space="0"/>
         </w:tcBorders>
       </w:tcPr>
     </w:tblStylePr>
@@ -26211,9 +26683,9 @@
       </w:tcPr>
     </w:tblStylePr>
   </w:style>
-  <w:style w:type="table" w:styleId="114">
+  <w:style w:type="table" w:styleId="805">
     <w:name w:val="List Table 7 Colorful - Accent 4"/>
-    <w:basedOn w:val="675"/>
+    <w:basedOn w:val="883"/>
     <w:uiPriority w:val="99"/>
     <w:pPr>
       <w:pBdr/>
@@ -26312,11 +26784,11 @@
         <w:tblBorders/>
       </w:tblPr>
       <w:tcPr>
-        <w:shd w:color="ffffff"/>
+        <w:shd w:val="clear" w:color="ffffff"/>
         <w:tcBorders>
-          <w:top w:val="none"/>
-          <w:left w:val="none"/>
-          <w:bottom w:val="none"/>
+          <w:top w:val="none" w:color="000000" w:sz="4" w:space="0"/>
+          <w:left w:val="none" w:color="000000" w:sz="4" w:space="0"/>
+          <w:bottom w:val="none" w:color="000000" w:sz="4" w:space="0"/>
           <w:right w:val="single" w:color="000000" w:themeColor="accent4" w:themeTint="9A" w:sz="4" w:space="0"/>
         </w:tcBorders>
       </w:tcPr>
@@ -26339,10 +26811,10 @@
       <w:tcPr>
         <w:shd w:val="clear" w:color="ffffff" w:themeColor="light1" w:fill="ffffff" w:themeFill="light1"/>
         <w:tcBorders>
-          <w:top w:val="none"/>
-          <w:left w:val="none"/>
+          <w:top w:val="none" w:color="000000" w:sz="4" w:space="0"/>
+          <w:left w:val="none" w:color="000000" w:sz="4" w:space="0"/>
           <w:bottom w:val="single" w:color="000000" w:themeColor="accent4" w:themeTint="9A" w:sz="4" w:space="0"/>
-          <w:right w:val="none"/>
+          <w:right w:val="none" w:color="000000" w:sz="4" w:space="0"/>
         </w:tcBorders>
       </w:tcPr>
     </w:tblStylePr>
@@ -26362,12 +26834,12 @@
         <w:tblBorders/>
       </w:tblPr>
       <w:tcPr>
-        <w:shd w:color="ffffff"/>
+        <w:shd w:val="clear" w:color="ffffff"/>
         <w:tcBorders>
-          <w:top w:val="none"/>
+          <w:top w:val="none" w:color="000000" w:sz="4" w:space="0"/>
           <w:left w:val="single" w:color="000000" w:themeColor="accent4" w:themeTint="9A" w:sz="4" w:space="0"/>
-          <w:bottom w:val="none"/>
-          <w:right w:val="none"/>
+          <w:bottom w:val="none" w:color="000000" w:sz="4" w:space="0"/>
+          <w:right w:val="none" w:color="000000" w:sz="4" w:space="0"/>
         </w:tcBorders>
       </w:tcPr>
     </w:tblStylePr>
@@ -26390,9 +26862,9 @@
         <w:shd w:val="clear" w:color="ffffff" w:themeColor="light1" w:fill="ffffff" w:themeFill="light1"/>
         <w:tcBorders>
           <w:top w:val="single" w:color="000000" w:themeColor="accent4" w:themeTint="9A" w:sz="4" w:space="0"/>
-          <w:left w:val="none"/>
-          <w:bottom w:val="none"/>
-          <w:right w:val="none"/>
+          <w:left w:val="none" w:color="000000" w:sz="4" w:space="0"/>
+          <w:bottom w:val="none" w:color="000000" w:sz="4" w:space="0"/>
+          <w:right w:val="none" w:color="000000" w:sz="4" w:space="0"/>
         </w:tcBorders>
       </w:tcPr>
     </w:tblStylePr>
@@ -26467,9 +26939,9 @@
       </w:tcPr>
     </w:tblStylePr>
   </w:style>
-  <w:style w:type="table" w:styleId="115">
+  <w:style w:type="table" w:styleId="806">
     <w:name w:val="List Table 7 Colorful - Accent 5"/>
-    <w:basedOn w:val="675"/>
+    <w:basedOn w:val="883"/>
     <w:uiPriority w:val="99"/>
     <w:pPr>
       <w:pBdr/>
@@ -26568,11 +27040,11 @@
         <w:tblBorders/>
       </w:tblPr>
       <w:tcPr>
-        <w:shd w:color="ffffff"/>
+        <w:shd w:val="clear" w:color="ffffff"/>
         <w:tcBorders>
-          <w:top w:val="none"/>
-          <w:left w:val="none"/>
-          <w:bottom w:val="none"/>
+          <w:top w:val="none" w:color="000000" w:sz="4" w:space="0"/>
+          <w:left w:val="none" w:color="000000" w:sz="4" w:space="0"/>
+          <w:bottom w:val="none" w:color="000000" w:sz="4" w:space="0"/>
           <w:right w:val="single" w:color="000000" w:themeColor="accent5" w:themeTint="9A" w:sz="4" w:space="0"/>
         </w:tcBorders>
       </w:tcPr>
@@ -26595,10 +27067,10 @@
       <w:tcPr>
         <w:shd w:val="clear" w:color="ffffff" w:themeColor="light1" w:fill="ffffff" w:themeFill="light1"/>
         <w:tcBorders>
-          <w:top w:val="none"/>
-          <w:left w:val="none"/>
+          <w:top w:val="none" w:color="000000" w:sz="4" w:space="0"/>
+          <w:left w:val="none" w:color="000000" w:sz="4" w:space="0"/>
           <w:bottom w:val="single" w:color="000000" w:themeColor="accent5" w:themeTint="9A" w:sz="4" w:space="0"/>
-          <w:right w:val="none"/>
+          <w:right w:val="none" w:color="000000" w:sz="4" w:space="0"/>
         </w:tcBorders>
       </w:tcPr>
     </w:tblStylePr>
@@ -26618,12 +27090,12 @@
         <w:tblBorders/>
       </w:tblPr>
       <w:tcPr>
-        <w:shd w:color="ffffff"/>
+        <w:shd w:val="clear" w:color="ffffff"/>
         <w:tcBorders>
-          <w:top w:val="none"/>
+          <w:top w:val="none" w:color="000000" w:sz="4" w:space="0"/>
           <w:left w:val="single" w:color="000000" w:themeColor="accent5" w:themeTint="9A" w:sz="4" w:space="0"/>
-          <w:bottom w:val="none"/>
-          <w:right w:val="none"/>
+          <w:bottom w:val="none" w:color="000000" w:sz="4" w:space="0"/>
+          <w:right w:val="none" w:color="000000" w:sz="4" w:space="0"/>
         </w:tcBorders>
       </w:tcPr>
     </w:tblStylePr>
@@ -26646,9 +27118,9 @@
         <w:shd w:val="clear" w:color="ffffff" w:themeColor="light1" w:fill="ffffff" w:themeFill="light1"/>
         <w:tcBorders>
           <w:top w:val="single" w:color="000000" w:themeColor="accent5" w:themeTint="9A" w:sz="4" w:space="0"/>
-          <w:left w:val="none"/>
-          <w:bottom w:val="none"/>
-          <w:right w:val="none"/>
+          <w:left w:val="none" w:color="000000" w:sz="4" w:space="0"/>
+          <w:bottom w:val="none" w:color="000000" w:sz="4" w:space="0"/>
+          <w:right w:val="none" w:color="000000" w:sz="4" w:space="0"/>
         </w:tcBorders>
       </w:tcPr>
     </w:tblStylePr>
@@ -26723,9 +27195,9 @@
       </w:tcPr>
     </w:tblStylePr>
   </w:style>
-  <w:style w:type="table" w:styleId="116">
+  <w:style w:type="table" w:styleId="807">
     <w:name w:val="List Table 7 Colorful - Accent 6"/>
-    <w:basedOn w:val="675"/>
+    <w:basedOn w:val="883"/>
     <w:uiPriority w:val="99"/>
     <w:pPr>
       <w:pBdr/>
@@ -26824,11 +27296,11 @@
         <w:tblBorders/>
       </w:tblPr>
       <w:tcPr>
-        <w:shd w:color="ffffff"/>
+        <w:shd w:val="clear" w:color="ffffff"/>
         <w:tcBorders>
-          <w:top w:val="none"/>
-          <w:left w:val="none"/>
-          <w:bottom w:val="none"/>
+          <w:top w:val="none" w:color="000000" w:sz="4" w:space="0"/>
+          <w:left w:val="none" w:color="000000" w:sz="4" w:space="0"/>
+          <w:bottom w:val="none" w:color="000000" w:sz="4" w:space="0"/>
           <w:right w:val="single" w:color="000000" w:themeColor="accent6" w:themeTint="98" w:sz="4" w:space="0"/>
         </w:tcBorders>
       </w:tcPr>
@@ -26851,10 +27323,10 @@
       <w:tcPr>
         <w:shd w:val="clear" w:color="ffffff" w:themeColor="light1" w:fill="ffffff" w:themeFill="light1"/>
         <w:tcBorders>
-          <w:top w:val="none"/>
-          <w:left w:val="none"/>
+          <w:top w:val="none" w:color="000000" w:sz="4" w:space="0"/>
+          <w:left w:val="none" w:color="000000" w:sz="4" w:space="0"/>
           <w:bottom w:val="single" w:color="000000" w:themeColor="accent6" w:themeTint="98" w:sz="4" w:space="0"/>
-          <w:right w:val="none"/>
+          <w:right w:val="none" w:color="000000" w:sz="4" w:space="0"/>
         </w:tcBorders>
       </w:tcPr>
     </w:tblStylePr>
@@ -26874,12 +27346,12 @@
         <w:tblBorders/>
       </w:tblPr>
       <w:tcPr>
-        <w:shd w:color="ffffff"/>
+        <w:shd w:val="clear" w:color="ffffff"/>
         <w:tcBorders>
-          <w:top w:val="none"/>
+          <w:top w:val="none" w:color="000000" w:sz="4" w:space="0"/>
           <w:left w:val="single" w:color="000000" w:themeColor="accent6" w:themeTint="98" w:sz="4" w:space="0"/>
-          <w:bottom w:val="none"/>
-          <w:right w:val="none"/>
+          <w:bottom w:val="none" w:color="000000" w:sz="4" w:space="0"/>
+          <w:right w:val="none" w:color="000000" w:sz="4" w:space="0"/>
         </w:tcBorders>
       </w:tcPr>
     </w:tblStylePr>
@@ -26902,9 +27374,9 @@
         <w:shd w:val="clear" w:color="ffffff" w:themeColor="light1" w:fill="ffffff" w:themeFill="light1"/>
         <w:tcBorders>
           <w:top w:val="single" w:color="000000" w:themeColor="accent6" w:themeTint="98" w:sz="4" w:space="0"/>
-          <w:left w:val="none"/>
-          <w:bottom w:val="none"/>
-          <w:right w:val="none"/>
+          <w:left w:val="none" w:color="000000" w:sz="4" w:space="0"/>
+          <w:bottom w:val="none" w:color="000000" w:sz="4" w:space="0"/>
+          <w:right w:val="none" w:color="000000" w:sz="4" w:space="0"/>
         </w:tcBorders>
       </w:tcPr>
     </w:tblStylePr>
@@ -26979,9 +27451,9 @@
       </w:tcPr>
     </w:tblStylePr>
   </w:style>
-  <w:style w:type="table" w:styleId="117">
+  <w:style w:type="table" w:styleId="808">
     <w:name w:val="Lined - Accent"/>
-    <w:basedOn w:val="675"/>
+    <w:basedOn w:val="883"/>
     <w:uiPriority w:val="99"/>
     <w:pPr>
       <w:pBdr/>
@@ -27216,9 +27688,9 @@
       </w:tcPr>
     </w:tblStylePr>
   </w:style>
-  <w:style w:type="table" w:styleId="118">
+  <w:style w:type="table" w:styleId="809">
     <w:name w:val="Lined - Accent 1"/>
-    <w:basedOn w:val="675"/>
+    <w:basedOn w:val="883"/>
     <w:uiPriority w:val="99"/>
     <w:pPr>
       <w:pBdr/>
@@ -27453,9 +27925,9 @@
       </w:tcPr>
     </w:tblStylePr>
   </w:style>
-  <w:style w:type="table" w:styleId="119">
+  <w:style w:type="table" w:styleId="810">
     <w:name w:val="Lined - Accent 2"/>
-    <w:basedOn w:val="675"/>
+    <w:basedOn w:val="883"/>
     <w:uiPriority w:val="99"/>
     <w:pPr>
       <w:pBdr/>
@@ -27690,9 +28162,9 @@
       </w:tcPr>
     </w:tblStylePr>
   </w:style>
-  <w:style w:type="table" w:styleId="120">
+  <w:style w:type="table" w:styleId="811">
     <w:name w:val="Lined - Accent 3"/>
-    <w:basedOn w:val="675"/>
+    <w:basedOn w:val="883"/>
     <w:uiPriority w:val="99"/>
     <w:pPr>
       <w:pBdr/>
@@ -27927,9 +28399,9 @@
       </w:tcPr>
     </w:tblStylePr>
   </w:style>
-  <w:style w:type="table" w:styleId="121">
+  <w:style w:type="table" w:styleId="812">
     <w:name w:val="Lined - Accent 4"/>
-    <w:basedOn w:val="675"/>
+    <w:basedOn w:val="883"/>
     <w:uiPriority w:val="99"/>
     <w:pPr>
       <w:pBdr/>
@@ -28164,9 +28636,9 @@
       </w:tcPr>
     </w:tblStylePr>
   </w:style>
-  <w:style w:type="table" w:styleId="122">
+  <w:style w:type="table" w:styleId="813">
     <w:name w:val="Lined - Accent 5"/>
-    <w:basedOn w:val="675"/>
+    <w:basedOn w:val="883"/>
     <w:uiPriority w:val="99"/>
     <w:pPr>
       <w:pBdr/>
@@ -28401,9 +28873,9 @@
       </w:tcPr>
     </w:tblStylePr>
   </w:style>
-  <w:style w:type="table" w:styleId="123">
+  <w:style w:type="table" w:styleId="814">
     <w:name w:val="Lined - Accent 6"/>
-    <w:basedOn w:val="675"/>
+    <w:basedOn w:val="883"/>
     <w:uiPriority w:val="99"/>
     <w:pPr>
       <w:pBdr/>
@@ -28638,9 +29110,9 @@
       </w:tcPr>
     </w:tblStylePr>
   </w:style>
-  <w:style w:type="table" w:styleId="124">
+  <w:style w:type="table" w:styleId="815">
     <w:name w:val="Bordered &amp; Lined - Accent"/>
-    <w:basedOn w:val="675"/>
+    <w:basedOn w:val="883"/>
     <w:uiPriority w:val="99"/>
     <w:pPr>
       <w:pBdr/>
@@ -28882,9 +29354,9 @@
       </w:tcPr>
     </w:tblStylePr>
   </w:style>
-  <w:style w:type="table" w:styleId="125">
+  <w:style w:type="table" w:styleId="816">
     <w:name w:val="Bordered &amp; Lined - Accent 1"/>
-    <w:basedOn w:val="675"/>
+    <w:basedOn w:val="883"/>
     <w:uiPriority w:val="99"/>
     <w:pPr>
       <w:pBdr/>
@@ -29126,9 +29598,9 @@
       </w:tcPr>
     </w:tblStylePr>
   </w:style>
-  <w:style w:type="table" w:styleId="126">
+  <w:style w:type="table" w:styleId="817">
     <w:name w:val="Bordered &amp; Lined - Accent 2"/>
-    <w:basedOn w:val="675"/>
+    <w:basedOn w:val="883"/>
     <w:uiPriority w:val="99"/>
     <w:pPr>
       <w:pBdr/>
@@ -29370,9 +29842,9 @@
       </w:tcPr>
     </w:tblStylePr>
   </w:style>
-  <w:style w:type="table" w:styleId="127">
+  <w:style w:type="table" w:styleId="818">
     <w:name w:val="Bordered &amp; Lined - Accent 3"/>
-    <w:basedOn w:val="675"/>
+    <w:basedOn w:val="883"/>
     <w:uiPriority w:val="99"/>
     <w:pPr>
       <w:pBdr/>
@@ -29614,9 +30086,9 @@
       </w:tcPr>
     </w:tblStylePr>
   </w:style>
-  <w:style w:type="table" w:styleId="128">
+  <w:style w:type="table" w:styleId="819">
     <w:name w:val="Bordered &amp; Lined - Accent 4"/>
-    <w:basedOn w:val="675"/>
+    <w:basedOn w:val="883"/>
     <w:uiPriority w:val="99"/>
     <w:pPr>
       <w:pBdr/>
@@ -29858,9 +30330,9 @@
       </w:tcPr>
     </w:tblStylePr>
   </w:style>
-  <w:style w:type="table" w:styleId="129">
+  <w:style w:type="table" w:styleId="820">
     <w:name w:val="Bordered &amp; Lined - Accent 5"/>
-    <w:basedOn w:val="675"/>
+    <w:basedOn w:val="883"/>
     <w:uiPriority w:val="99"/>
     <w:pPr>
       <w:pBdr/>
@@ -30102,9 +30574,9 @@
       </w:tcPr>
     </w:tblStylePr>
   </w:style>
-  <w:style w:type="table" w:styleId="130">
+  <w:style w:type="table" w:styleId="821">
     <w:name w:val="Bordered &amp; Lined - Accent 6"/>
-    <w:basedOn w:val="675"/>
+    <w:basedOn w:val="883"/>
     <w:uiPriority w:val="99"/>
     <w:pPr>
       <w:pBdr/>
@@ -30346,9 +30818,9 @@
       </w:tcPr>
     </w:tblStylePr>
   </w:style>
-  <w:style w:type="table" w:styleId="131">
+  <w:style w:type="table" w:styleId="822">
     <w:name w:val="Bordered"/>
-    <w:basedOn w:val="675"/>
+    <w:basedOn w:val="883"/>
     <w:uiPriority w:val="99"/>
     <w:pPr>
       <w:pBdr/>
@@ -30577,9 +31049,9 @@
       </w:tcPr>
     </w:tblStylePr>
   </w:style>
-  <w:style w:type="table" w:styleId="132">
+  <w:style w:type="table" w:styleId="823">
     <w:name w:val="Bordered - Accent 1"/>
-    <w:basedOn w:val="675"/>
+    <w:basedOn w:val="883"/>
     <w:uiPriority w:val="99"/>
     <w:pPr>
       <w:pBdr/>
@@ -30808,9 +31280,9 @@
       </w:tcPr>
     </w:tblStylePr>
   </w:style>
-  <w:style w:type="table" w:styleId="133">
+  <w:style w:type="table" w:styleId="824">
     <w:name w:val="Bordered - Accent 2"/>
-    <w:basedOn w:val="675"/>
+    <w:basedOn w:val="883"/>
     <w:uiPriority w:val="99"/>
     <w:pPr>
       <w:pBdr/>
@@ -31039,9 +31511,9 @@
       </w:tcPr>
     </w:tblStylePr>
   </w:style>
-  <w:style w:type="table" w:styleId="134">
+  <w:style w:type="table" w:styleId="825">
     <w:name w:val="Bordered - Accent 3"/>
-    <w:basedOn w:val="675"/>
+    <w:basedOn w:val="883"/>
     <w:uiPriority w:val="99"/>
     <w:pPr>
       <w:pBdr/>
@@ -31270,9 +31742,9 @@
       </w:tcPr>
     </w:tblStylePr>
   </w:style>
-  <w:style w:type="table" w:styleId="135">
+  <w:style w:type="table" w:styleId="826">
     <w:name w:val="Bordered - Accent 4"/>
-    <w:basedOn w:val="675"/>
+    <w:basedOn w:val="883"/>
     <w:uiPriority w:val="99"/>
     <w:pPr>
       <w:pBdr/>
@@ -31501,9 +31973,9 @@
       </w:tcPr>
     </w:tblStylePr>
   </w:style>
-  <w:style w:type="table" w:styleId="136">
+  <w:style w:type="table" w:styleId="827">
     <w:name w:val="Bordered - Accent 5"/>
-    <w:basedOn w:val="675"/>
+    <w:basedOn w:val="883"/>
     <w:uiPriority w:val="99"/>
     <w:pPr>
       <w:pBdr/>
@@ -31732,9 +32204,9 @@
       </w:tcPr>
     </w:tblStylePr>
   </w:style>
-  <w:style w:type="table" w:styleId="137">
+  <w:style w:type="table" w:styleId="828">
     <w:name w:val="Bordered - Accent 6"/>
-    <w:basedOn w:val="675"/>
+    <w:basedOn w:val="883"/>
     <w:uiPriority w:val="99"/>
     <w:pPr>
       <w:pBdr/>
@@ -31963,10 +32435,10 @@
       </w:tcPr>
     </w:tblStylePr>
   </w:style>
-  <w:style w:type="character" w:styleId="150">
+  <w:style w:type="character" w:styleId="829">
     <w:name w:val="Heading 1 Char"/>
-    <w:basedOn w:val="674"/>
-    <w:link w:val="665"/>
+    <w:basedOn w:val="882"/>
+    <w:link w:val="873"/>
     <w:uiPriority w:val="9"/>
     <w:pPr>
       <w:pBdr/>
@@ -31980,10 +32452,10 @@
       <w:szCs w:val="40"/>
     </w:rPr>
   </w:style>
-  <w:style w:type="character" w:styleId="151">
+  <w:style w:type="character" w:styleId="830">
     <w:name w:val="Heading 2 Char"/>
-    <w:basedOn w:val="674"/>
-    <w:link w:val="666"/>
+    <w:basedOn w:val="882"/>
+    <w:link w:val="874"/>
     <w:uiPriority w:val="9"/>
     <w:pPr>
       <w:pBdr/>
@@ -31997,10 +32469,10 @@
       <w:szCs w:val="32"/>
     </w:rPr>
   </w:style>
-  <w:style w:type="character" w:styleId="152">
+  <w:style w:type="character" w:styleId="831">
     <w:name w:val="Heading 3 Char"/>
-    <w:basedOn w:val="674"/>
-    <w:link w:val="667"/>
+    <w:basedOn w:val="882"/>
+    <w:link w:val="875"/>
     <w:uiPriority w:val="9"/>
     <w:pPr>
       <w:pBdr/>
@@ -32014,10 +32486,10 @@
       <w:szCs w:val="28"/>
     </w:rPr>
   </w:style>
-  <w:style w:type="character" w:styleId="153">
+  <w:style w:type="character" w:styleId="832">
     <w:name w:val="Heading 4 Char"/>
-    <w:basedOn w:val="674"/>
-    <w:link w:val="668"/>
+    <w:basedOn w:val="882"/>
+    <w:link w:val="876"/>
     <w:uiPriority w:val="9"/>
     <w:pPr>
       <w:pBdr/>
@@ -32031,10 +32503,10 @@
       <w:color w:val="0f4761" w:themeColor="accent1" w:themeShade="BF"/>
     </w:rPr>
   </w:style>
-  <w:style w:type="character" w:styleId="154">
+  <w:style w:type="character" w:styleId="833">
     <w:name w:val="Heading 5 Char"/>
-    <w:basedOn w:val="674"/>
-    <w:link w:val="669"/>
+    <w:basedOn w:val="882"/>
+    <w:link w:val="877"/>
     <w:uiPriority w:val="9"/>
     <w:pPr>
       <w:pBdr/>
@@ -32046,10 +32518,10 @@
       <w:color w:val="0f4761" w:themeColor="accent1" w:themeShade="BF"/>
     </w:rPr>
   </w:style>
-  <w:style w:type="character" w:styleId="155">
+  <w:style w:type="character" w:styleId="834">
     <w:name w:val="Heading 6 Char"/>
-    <w:basedOn w:val="674"/>
-    <w:link w:val="670"/>
+    <w:basedOn w:val="882"/>
+    <w:link w:val="878"/>
     <w:uiPriority w:val="9"/>
     <w:pPr>
       <w:pBdr/>
@@ -32063,10 +32535,10 @@
       <w:color w:val="595959" w:themeColor="text1" w:themeTint="A6"/>
     </w:rPr>
   </w:style>
-  <w:style w:type="character" w:styleId="156">
+  <w:style w:type="character" w:styleId="835">
     <w:name w:val="Heading 7 Char"/>
-    <w:basedOn w:val="674"/>
-    <w:link w:val="671"/>
+    <w:basedOn w:val="882"/>
+    <w:link w:val="879"/>
     <w:uiPriority w:val="9"/>
     <w:pPr>
       <w:pBdr/>
@@ -32078,10 +32550,10 @@
       <w:color w:val="595959" w:themeColor="text1" w:themeTint="A6"/>
     </w:rPr>
   </w:style>
-  <w:style w:type="character" w:styleId="157">
+  <w:style w:type="character" w:styleId="836">
     <w:name w:val="Heading 8 Char"/>
-    <w:basedOn w:val="674"/>
-    <w:link w:val="672"/>
+    <w:basedOn w:val="882"/>
+    <w:link w:val="880"/>
     <w:uiPriority w:val="9"/>
     <w:pPr>
       <w:pBdr/>
@@ -32095,10 +32567,10 @@
       <w:color w:val="272727" w:themeColor="text1" w:themeTint="D8"/>
     </w:rPr>
   </w:style>
-  <w:style w:type="character" w:styleId="158">
+  <w:style w:type="character" w:styleId="837">
     <w:name w:val="Heading 9 Char"/>
-    <w:basedOn w:val="674"/>
-    <w:link w:val="673"/>
+    <w:basedOn w:val="882"/>
+    <w:link w:val="881"/>
     <w:uiPriority w:val="9"/>
     <w:pPr>
       <w:pBdr/>
@@ -32112,10 +32584,10 @@
       <w:color w:val="272727" w:themeColor="text1" w:themeTint="D8"/>
     </w:rPr>
   </w:style>
-  <w:style w:type="character" w:styleId="160">
+  <w:style w:type="character" w:styleId="838">
     <w:name w:val="Title Char"/>
-    <w:basedOn w:val="674"/>
-    <w:link w:val="686"/>
+    <w:basedOn w:val="882"/>
+    <w:link w:val="894"/>
     <w:uiPriority w:val="10"/>
     <w:pPr>
       <w:pBdr/>
@@ -32129,10 +32601,10 @@
       <w:szCs w:val="56"/>
     </w:rPr>
   </w:style>
-  <w:style w:type="character" w:styleId="162">
+  <w:style w:type="character" w:styleId="839">
     <w:name w:val="Subtitle Char"/>
-    <w:basedOn w:val="674"/>
-    <w:link w:val="688"/>
+    <w:basedOn w:val="882"/>
+    <w:link w:val="896"/>
     <w:uiPriority w:val="11"/>
     <w:pPr>
       <w:pBdr/>
@@ -32146,10 +32618,10 @@
       <w:szCs w:val="28"/>
     </w:rPr>
   </w:style>
-  <w:style w:type="character" w:styleId="164">
+  <w:style w:type="character" w:styleId="840">
     <w:name w:val="Quote Char"/>
-    <w:basedOn w:val="674"/>
-    <w:link w:val="690"/>
+    <w:basedOn w:val="882"/>
+    <w:link w:val="898"/>
     <w:uiPriority w:val="29"/>
     <w:pPr>
       <w:pBdr/>
@@ -32162,10 +32634,10 @@
       <w:color w:val="404040" w:themeColor="text1" w:themeTint="BF"/>
     </w:rPr>
   </w:style>
-  <w:style w:type="character" w:styleId="168">
+  <w:style w:type="character" w:styleId="841">
     <w:name w:val="Intense Quote Char"/>
-    <w:basedOn w:val="674"/>
-    <w:link w:val="694"/>
+    <w:basedOn w:val="882"/>
+    <w:link w:val="902"/>
     <w:uiPriority w:val="30"/>
     <w:pPr>
       <w:pBdr/>
@@ -32178,9 +32650,9 @@
       <w:color w:val="0f4761" w:themeColor="accent1" w:themeShade="BF"/>
     </w:rPr>
   </w:style>
-  <w:style w:type="character" w:styleId="171">
+  <w:style w:type="character" w:styleId="842">
     <w:name w:val="Subtle Emphasis"/>
-    <w:basedOn w:val="674"/>
+    <w:basedOn w:val="882"/>
     <w:uiPriority w:val="19"/>
     <w:qFormat/>
     <w:pPr>
@@ -32194,9 +32666,9 @@
       <w:color w:val="404040" w:themeColor="text1" w:themeTint="BF"/>
     </w:rPr>
   </w:style>
-  <w:style w:type="character" w:styleId="172">
+  <w:style w:type="character" w:styleId="843">
     <w:name w:val="Emphasis"/>
-    <w:basedOn w:val="674"/>
+    <w:basedOn w:val="882"/>
     <w:uiPriority w:val="20"/>
     <w:qFormat/>
     <w:pPr>
@@ -32209,9 +32681,9 @@
       <w:iCs/>
     </w:rPr>
   </w:style>
-  <w:style w:type="character" w:styleId="173">
+  <w:style w:type="character" w:styleId="844">
     <w:name w:val="Strong"/>
-    <w:basedOn w:val="674"/>
+    <w:basedOn w:val="882"/>
     <w:uiPriority w:val="22"/>
     <w:qFormat/>
     <w:pPr>
@@ -32224,9 +32696,9 @@
       <w:bCs/>
     </w:rPr>
   </w:style>
-  <w:style w:type="character" w:styleId="174">
+  <w:style w:type="character" w:styleId="845">
     <w:name w:val="Subtle Reference"/>
-    <w:basedOn w:val="674"/>
+    <w:basedOn w:val="882"/>
     <w:uiPriority w:val="31"/>
     <w:qFormat/>
     <w:pPr>
@@ -32239,9 +32711,9 @@
       <w:color w:val="5a5a5a" w:themeColor="text1" w:themeTint="A5"/>
     </w:rPr>
   </w:style>
-  <w:style w:type="character" w:styleId="175">
+  <w:style w:type="character" w:styleId="846">
     <w:name w:val="Book Title"/>
-    <w:basedOn w:val="674"/>
+    <w:basedOn w:val="882"/>
     <w:uiPriority w:val="33"/>
     <w:qFormat/>
     <w:pPr>
@@ -32257,10 +32729,10 @@
       <w:spacing w:val="5"/>
     </w:rPr>
   </w:style>
-  <w:style w:type="paragraph" w:styleId="176">
+  <w:style w:type="paragraph" w:styleId="847">
     <w:name w:val="Header"/>
-    <w:basedOn w:val="664"/>
-    <w:link w:val="177"/>
+    <w:basedOn w:val="872"/>
+    <w:link w:val="848"/>
     <w:uiPriority w:val="99"/>
     <w:unhideWhenUsed/>
     <w:pPr>
@@ -32273,10 +32745,10 @@
       <w:ind/>
     </w:pPr>
   </w:style>
-  <w:style w:type="character" w:styleId="177">
+  <w:style w:type="character" w:styleId="848">
     <w:name w:val="Header Char"/>
-    <w:basedOn w:val="674"/>
-    <w:link w:val="176"/>
+    <w:basedOn w:val="882"/>
+    <w:link w:val="847"/>
     <w:uiPriority w:val="99"/>
     <w:pPr>
       <w:pBdr/>
@@ -32284,10 +32756,10 @@
       <w:ind/>
     </w:pPr>
   </w:style>
-  <w:style w:type="paragraph" w:styleId="178">
+  <w:style w:type="paragraph" w:styleId="849">
     <w:name w:val="Footer"/>
-    <w:basedOn w:val="664"/>
-    <w:link w:val="179"/>
+    <w:basedOn w:val="872"/>
+    <w:link w:val="850"/>
     <w:uiPriority w:val="99"/>
     <w:unhideWhenUsed/>
     <w:pPr>
@@ -32300,10 +32772,10 @@
       <w:ind/>
     </w:pPr>
   </w:style>
-  <w:style w:type="character" w:styleId="179">
+  <w:style w:type="character" w:styleId="850">
     <w:name w:val="Footer Char"/>
-    <w:basedOn w:val="674"/>
-    <w:link w:val="178"/>
+    <w:basedOn w:val="882"/>
+    <w:link w:val="849"/>
     <w:uiPriority w:val="99"/>
     <w:pPr>
       <w:pBdr/>
@@ -32311,10 +32783,10 @@
       <w:ind/>
     </w:pPr>
   </w:style>
-  <w:style w:type="paragraph" w:styleId="180">
+  <w:style w:type="paragraph" w:styleId="851">
     <w:name w:val="Caption"/>
-    <w:basedOn w:val="664"/>
-    <w:next w:val="664"/>
+    <w:basedOn w:val="872"/>
+    <w:next w:val="872"/>
     <w:uiPriority w:val="35"/>
     <w:unhideWhenUsed/>
     <w:qFormat/>
@@ -32331,10 +32803,10 @@
       <w:szCs w:val="18"/>
     </w:rPr>
   </w:style>
-  <w:style w:type="paragraph" w:styleId="181">
+  <w:style w:type="paragraph" w:styleId="852">
     <w:name w:val="footnote text"/>
-    <w:basedOn w:val="664"/>
-    <w:link w:val="182"/>
+    <w:basedOn w:val="872"/>
+    <w:link w:val="853"/>
     <w:uiPriority w:val="99"/>
     <w:semiHidden/>
     <w:unhideWhenUsed/>
@@ -32348,10 +32820,10 @@
       <w:szCs w:val="20"/>
     </w:rPr>
   </w:style>
-  <w:style w:type="character" w:styleId="182">
+  <w:style w:type="character" w:styleId="853">
     <w:name w:val="Footnote Text Char"/>
-    <w:basedOn w:val="674"/>
-    <w:link w:val="181"/>
+    <w:basedOn w:val="882"/>
+    <w:link w:val="852"/>
     <w:uiPriority w:val="99"/>
     <w:semiHidden/>
     <w:pPr>
@@ -32364,9 +32836,9 @@
       <w:szCs w:val="20"/>
     </w:rPr>
   </w:style>
-  <w:style w:type="character" w:styleId="183">
+  <w:style w:type="character" w:styleId="854">
     <w:name w:val="footnote reference"/>
-    <w:basedOn w:val="674"/>
+    <w:basedOn w:val="882"/>
     <w:uiPriority w:val="99"/>
     <w:semiHidden/>
     <w:unhideWhenUsed/>
@@ -32379,10 +32851,10 @@
       <w:vertAlign w:val="superscript"/>
     </w:rPr>
   </w:style>
-  <w:style w:type="paragraph" w:styleId="184">
+  <w:style w:type="paragraph" w:styleId="855">
     <w:name w:val="endnote text"/>
-    <w:basedOn w:val="664"/>
-    <w:link w:val="185"/>
+    <w:basedOn w:val="872"/>
+    <w:link w:val="856"/>
     <w:uiPriority w:val="99"/>
     <w:semiHidden/>
     <w:unhideWhenUsed/>
@@ -32396,10 +32868,10 @@
       <w:szCs w:val="20"/>
     </w:rPr>
   </w:style>
-  <w:style w:type="character" w:styleId="185">
+  <w:style w:type="character" w:styleId="856">
     <w:name w:val="Endnote Text Char"/>
-    <w:basedOn w:val="674"/>
-    <w:link w:val="184"/>
+    <w:basedOn w:val="882"/>
+    <w:link w:val="855"/>
     <w:uiPriority w:val="99"/>
     <w:semiHidden/>
     <w:pPr>
@@ -32412,9 +32884,9 @@
       <w:szCs w:val="20"/>
     </w:rPr>
   </w:style>
-  <w:style w:type="character" w:styleId="186">
+  <w:style w:type="character" w:styleId="857">
     <w:name w:val="endnote reference"/>
-    <w:basedOn w:val="674"/>
+    <w:basedOn w:val="882"/>
     <w:uiPriority w:val="99"/>
     <w:semiHidden/>
     <w:unhideWhenUsed/>
@@ -32427,9 +32899,9 @@
       <w:vertAlign w:val="superscript"/>
     </w:rPr>
   </w:style>
-  <w:style w:type="character" w:styleId="187">
+  <w:style w:type="character" w:styleId="858">
     <w:name w:val="Hyperlink"/>
-    <w:basedOn w:val="674"/>
+    <w:basedOn w:val="882"/>
     <w:uiPriority w:val="99"/>
     <w:unhideWhenUsed/>
     <w:pPr>
@@ -32442,9 +32914,9 @@
       <w:u w:val="single"/>
     </w:rPr>
   </w:style>
-  <w:style w:type="character" w:styleId="188">
+  <w:style w:type="character" w:styleId="859">
     <w:name w:val="FollowedHyperlink"/>
-    <w:basedOn w:val="674"/>
+    <w:basedOn w:val="882"/>
     <w:uiPriority w:val="99"/>
     <w:semiHidden/>
     <w:unhideWhenUsed/>
@@ -32458,10 +32930,10 @@
       <w:u w:val="single"/>
     </w:rPr>
   </w:style>
-  <w:style w:type="paragraph" w:styleId="189">
+  <w:style w:type="paragraph" w:styleId="860">
     <w:name w:val="toc 1"/>
-    <w:basedOn w:val="664"/>
-    <w:next w:val="664"/>
+    <w:basedOn w:val="872"/>
+    <w:next w:val="872"/>
     <w:uiPriority w:val="39"/>
     <w:unhideWhenUsed/>
     <w:pPr>
@@ -32470,10 +32942,10 @@
       <w:ind/>
     </w:pPr>
   </w:style>
-  <w:style w:type="paragraph" w:styleId="190">
+  <w:style w:type="paragraph" w:styleId="861">
     <w:name w:val="toc 2"/>
-    <w:basedOn w:val="664"/>
-    <w:next w:val="664"/>
+    <w:basedOn w:val="872"/>
+    <w:next w:val="872"/>
     <w:uiPriority w:val="39"/>
     <w:unhideWhenUsed/>
     <w:pPr>
@@ -32482,10 +32954,10 @@
       <w:ind w:left="220"/>
     </w:pPr>
   </w:style>
-  <w:style w:type="paragraph" w:styleId="191">
+  <w:style w:type="paragraph" w:styleId="862">
     <w:name w:val="toc 3"/>
-    <w:basedOn w:val="664"/>
-    <w:next w:val="664"/>
+    <w:basedOn w:val="872"/>
+    <w:next w:val="872"/>
     <w:uiPriority w:val="39"/>
     <w:unhideWhenUsed/>
     <w:pPr>
@@ -32494,10 +32966,10 @@
       <w:ind w:left="440"/>
     </w:pPr>
   </w:style>
-  <w:style w:type="paragraph" w:styleId="192">
+  <w:style w:type="paragraph" w:styleId="863">
     <w:name w:val="toc 4"/>
-    <w:basedOn w:val="664"/>
-    <w:next w:val="664"/>
+    <w:basedOn w:val="872"/>
+    <w:next w:val="872"/>
     <w:uiPriority w:val="39"/>
     <w:unhideWhenUsed/>
     <w:pPr>
@@ -32506,10 +32978,10 @@
       <w:ind w:left="660"/>
     </w:pPr>
   </w:style>
-  <w:style w:type="paragraph" w:styleId="193">
+  <w:style w:type="paragraph" w:styleId="864">
     <w:name w:val="toc 5"/>
-    <w:basedOn w:val="664"/>
-    <w:next w:val="664"/>
+    <w:basedOn w:val="872"/>
+    <w:next w:val="872"/>
     <w:uiPriority w:val="39"/>
     <w:unhideWhenUsed/>
     <w:pPr>
@@ -32518,10 +32990,10 @@
       <w:ind w:left="880"/>
     </w:pPr>
   </w:style>
-  <w:style w:type="paragraph" w:styleId="194">
+  <w:style w:type="paragraph" w:styleId="865">
     <w:name w:val="toc 6"/>
-    <w:basedOn w:val="664"/>
-    <w:next w:val="664"/>
+    <w:basedOn w:val="872"/>
+    <w:next w:val="872"/>
     <w:uiPriority w:val="39"/>
     <w:unhideWhenUsed/>
     <w:pPr>
@@ -32530,10 +33002,10 @@
       <w:ind w:left="1100"/>
     </w:pPr>
   </w:style>
-  <w:style w:type="paragraph" w:styleId="195">
+  <w:style w:type="paragraph" w:styleId="866">
     <w:name w:val="toc 7"/>
-    <w:basedOn w:val="664"/>
-    <w:next w:val="664"/>
+    <w:basedOn w:val="872"/>
+    <w:next w:val="872"/>
     <w:uiPriority w:val="39"/>
     <w:unhideWhenUsed/>
     <w:pPr>
@@ -32542,10 +33014,10 @@
       <w:ind w:left="1320"/>
     </w:pPr>
   </w:style>
-  <w:style w:type="paragraph" w:styleId="196">
+  <w:style w:type="paragraph" w:styleId="867">
     <w:name w:val="toc 8"/>
-    <w:basedOn w:val="664"/>
-    <w:next w:val="664"/>
+    <w:basedOn w:val="872"/>
+    <w:next w:val="872"/>
     <w:uiPriority w:val="39"/>
     <w:unhideWhenUsed/>
     <w:pPr>
@@ -32554,10 +33026,10 @@
       <w:ind w:left="1540"/>
     </w:pPr>
   </w:style>
-  <w:style w:type="paragraph" w:styleId="197">
+  <w:style w:type="paragraph" w:styleId="868">
     <w:name w:val="toc 9"/>
-    <w:basedOn w:val="664"/>
-    <w:next w:val="664"/>
+    <w:basedOn w:val="872"/>
+    <w:next w:val="872"/>
     <w:uiPriority w:val="39"/>
     <w:unhideWhenUsed/>
     <w:pPr>
@@ -32566,9 +33038,9 @@
       <w:ind w:left="1760"/>
     </w:pPr>
   </w:style>
-  <w:style w:type="character" w:styleId="198">
+  <w:style w:type="character" w:styleId="869">
     <w:name w:val="Placeholder Text"/>
-    <w:basedOn w:val="674"/>
+    <w:basedOn w:val="882"/>
     <w:uiPriority w:val="99"/>
     <w:semiHidden/>
     <w:pPr>
@@ -32580,7 +33052,7 @@
       <w:color w:val="666666"/>
     </w:rPr>
   </w:style>
-  <w:style w:type="paragraph" w:styleId="208">
+  <w:style w:type="paragraph" w:styleId="870">
     <w:name w:val="TOC Heading"/>
     <w:uiPriority w:val="39"/>
     <w:unhideWhenUsed/>
@@ -32590,10 +33062,10 @@
       <w:ind/>
     </w:pPr>
   </w:style>
-  <w:style w:type="paragraph" w:styleId="209">
+  <w:style w:type="paragraph" w:styleId="871">
     <w:name w:val="table of figures"/>
-    <w:basedOn w:val="664"/>
-    <w:next w:val="664"/>
+    <w:basedOn w:val="872"/>
+    <w:next w:val="872"/>
     <w:uiPriority w:val="99"/>
     <w:unhideWhenUsed/>
     <w:pPr>
@@ -32602,7 +33074,7 @@
       <w:ind/>
     </w:pPr>
   </w:style>
-  <w:style w:type="paragraph" w:styleId="664" w:default="1">
+  <w:style w:type="paragraph" w:styleId="872" w:default="1">
     <w:name w:val="Normal"/>
     <w:qFormat/>
     <w:pPr>
@@ -32611,11 +33083,11 @@
       <w:ind/>
     </w:pPr>
   </w:style>
-  <w:style w:type="paragraph" w:styleId="665">
+  <w:style w:type="paragraph" w:styleId="873">
     <w:name w:val="Heading 1"/>
-    <w:basedOn w:val="664"/>
-    <w:next w:val="664"/>
-    <w:link w:val="677"/>
+    <w:basedOn w:val="872"/>
+    <w:next w:val="872"/>
+    <w:link w:val="885"/>
     <w:uiPriority w:val="9"/>
     <w:qFormat/>
     <w:pPr>
@@ -32633,11 +33105,11 @@
       <w:szCs w:val="40"/>
     </w:rPr>
   </w:style>
-  <w:style w:type="paragraph" w:styleId="666">
+  <w:style w:type="paragraph" w:styleId="874">
     <w:name w:val="Heading 2"/>
-    <w:basedOn w:val="664"/>
-    <w:next w:val="664"/>
-    <w:link w:val="678"/>
+    <w:basedOn w:val="872"/>
+    <w:next w:val="872"/>
+    <w:link w:val="886"/>
     <w:uiPriority w:val="9"/>
     <w:semiHidden/>
     <w:unhideWhenUsed/>
@@ -32657,11 +33129,11 @@
       <w:szCs w:val="32"/>
     </w:rPr>
   </w:style>
-  <w:style w:type="paragraph" w:styleId="667">
+  <w:style w:type="paragraph" w:styleId="875">
     <w:name w:val="Heading 3"/>
-    <w:basedOn w:val="664"/>
-    <w:next w:val="664"/>
-    <w:link w:val="679"/>
+    <w:basedOn w:val="872"/>
+    <w:next w:val="872"/>
+    <w:link w:val="887"/>
     <w:uiPriority w:val="9"/>
     <w:semiHidden/>
     <w:unhideWhenUsed/>
@@ -32681,11 +33153,11 @@
       <w:szCs w:val="28"/>
     </w:rPr>
   </w:style>
-  <w:style w:type="paragraph" w:styleId="668">
+  <w:style w:type="paragraph" w:styleId="876">
     <w:name w:val="Heading 4"/>
-    <w:basedOn w:val="664"/>
-    <w:next w:val="664"/>
-    <w:link w:val="680"/>
+    <w:basedOn w:val="872"/>
+    <w:next w:val="872"/>
+    <w:link w:val="888"/>
     <w:uiPriority w:val="9"/>
     <w:semiHidden/>
     <w:unhideWhenUsed/>
@@ -32705,11 +33177,11 @@
       <w:color w:val="0f4761" w:themeColor="accent1" w:themeShade="BF"/>
     </w:rPr>
   </w:style>
-  <w:style w:type="paragraph" w:styleId="669">
+  <w:style w:type="paragraph" w:styleId="877">
     <w:name w:val="Heading 5"/>
-    <w:basedOn w:val="664"/>
-    <w:next w:val="664"/>
-    <w:link w:val="681"/>
+    <w:basedOn w:val="872"/>
+    <w:next w:val="872"/>
+    <w:link w:val="889"/>
     <w:uiPriority w:val="9"/>
     <w:semiHidden/>
     <w:unhideWhenUsed/>
@@ -32727,11 +33199,11 @@
       <w:color w:val="0f4761" w:themeColor="accent1" w:themeShade="BF"/>
     </w:rPr>
   </w:style>
-  <w:style w:type="paragraph" w:styleId="670">
+  <w:style w:type="paragraph" w:styleId="878">
     <w:name w:val="Heading 6"/>
-    <w:basedOn w:val="664"/>
-    <w:next w:val="664"/>
-    <w:link w:val="682"/>
+    <w:basedOn w:val="872"/>
+    <w:next w:val="872"/>
+    <w:link w:val="890"/>
     <w:uiPriority w:val="9"/>
     <w:semiHidden/>
     <w:unhideWhenUsed/>
@@ -32751,11 +33223,11 @@
       <w:color w:val="595959" w:themeColor="text1" w:themeTint="A6"/>
     </w:rPr>
   </w:style>
-  <w:style w:type="paragraph" w:styleId="671">
+  <w:style w:type="paragraph" w:styleId="879">
     <w:name w:val="Heading 7"/>
-    <w:basedOn w:val="664"/>
-    <w:next w:val="664"/>
-    <w:link w:val="683"/>
+    <w:basedOn w:val="872"/>
+    <w:next w:val="872"/>
+    <w:link w:val="891"/>
     <w:uiPriority w:val="9"/>
     <w:semiHidden/>
     <w:unhideWhenUsed/>
@@ -32773,11 +33245,11 @@
       <w:color w:val="595959" w:themeColor="text1" w:themeTint="A6"/>
     </w:rPr>
   </w:style>
-  <w:style w:type="paragraph" w:styleId="672">
+  <w:style w:type="paragraph" w:styleId="880">
     <w:name w:val="Heading 8"/>
-    <w:basedOn w:val="664"/>
-    <w:next w:val="664"/>
-    <w:link w:val="684"/>
+    <w:basedOn w:val="872"/>
+    <w:next w:val="872"/>
+    <w:link w:val="892"/>
     <w:uiPriority w:val="9"/>
     <w:semiHidden/>
     <w:unhideWhenUsed/>
@@ -32797,11 +33269,11 @@
       <w:color w:val="272727" w:themeColor="text1" w:themeTint="D8"/>
     </w:rPr>
   </w:style>
-  <w:style w:type="paragraph" w:styleId="673">
+  <w:style w:type="paragraph" w:styleId="881">
     <w:name w:val="Heading 9"/>
-    <w:basedOn w:val="664"/>
-    <w:next w:val="664"/>
-    <w:link w:val="685"/>
+    <w:basedOn w:val="872"/>
+    <w:next w:val="872"/>
+    <w:link w:val="893"/>
     <w:uiPriority w:val="9"/>
     <w:semiHidden/>
     <w:unhideWhenUsed/>
@@ -32819,7 +33291,7 @@
       <w:color w:val="272727" w:themeColor="text1" w:themeTint="D8"/>
     </w:rPr>
   </w:style>
-  <w:style w:type="character" w:styleId="674" w:default="1">
+  <w:style w:type="character" w:styleId="882" w:default="1">
     <w:name w:val="Default Paragraph Font"/>
     <w:uiPriority w:val="1"/>
     <w:semiHidden/>
@@ -32830,7 +33302,7 @@
       <w:ind/>
     </w:pPr>
   </w:style>
-  <w:style w:type="table" w:styleId="675" w:default="1">
+  <w:style w:type="table" w:styleId="883" w:default="1">
     <w:name w:val="Normal Table"/>
     <w:uiPriority w:val="99"/>
     <w:semiHidden/>
@@ -33023,7 +33495,7 @@
       </w:tcPr>
     </w:tblStylePr>
   </w:style>
-  <w:style w:type="numbering" w:styleId="676" w:default="1">
+  <w:style w:type="numbering" w:styleId="884" w:default="1">
     <w:name w:val="No List"/>
     <w:uiPriority w:val="99"/>
     <w:semiHidden/>
@@ -33034,10 +33506,10 @@
       <w:ind/>
     </w:pPr>
   </w:style>
-  <w:style w:type="character" w:styleId="677" w:customStyle="1">
+  <w:style w:type="character" w:styleId="885" w:customStyle="1">
     <w:name w:val="Kop 1 Char"/>
-    <w:basedOn w:val="674"/>
-    <w:link w:val="665"/>
+    <w:basedOn w:val="882"/>
+    <w:link w:val="873"/>
     <w:uiPriority w:val="9"/>
     <w:pPr>
       <w:pBdr/>
@@ -33051,10 +33523,10 @@
       <w:szCs w:val="40"/>
     </w:rPr>
   </w:style>
-  <w:style w:type="character" w:styleId="678" w:customStyle="1">
+  <w:style w:type="character" w:styleId="886" w:customStyle="1">
     <w:name w:val="Kop 2 Char"/>
-    <w:basedOn w:val="674"/>
-    <w:link w:val="666"/>
+    <w:basedOn w:val="882"/>
+    <w:link w:val="874"/>
     <w:uiPriority w:val="9"/>
     <w:semiHidden/>
     <w:pPr>
@@ -33069,10 +33541,10 @@
       <w:szCs w:val="32"/>
     </w:rPr>
   </w:style>
-  <w:style w:type="character" w:styleId="679" w:customStyle="1">
+  <w:style w:type="character" w:styleId="887" w:customStyle="1">
     <w:name w:val="Kop 3 Char"/>
-    <w:basedOn w:val="674"/>
-    <w:link w:val="667"/>
+    <w:basedOn w:val="882"/>
+    <w:link w:val="875"/>
     <w:uiPriority w:val="9"/>
     <w:semiHidden/>
     <w:pPr>
@@ -33087,10 +33559,10 @@
       <w:szCs w:val="28"/>
     </w:rPr>
   </w:style>
-  <w:style w:type="character" w:styleId="680" w:customStyle="1">
+  <w:style w:type="character" w:styleId="888" w:customStyle="1">
     <w:name w:val="Kop 4 Char"/>
-    <w:basedOn w:val="674"/>
-    <w:link w:val="668"/>
+    <w:basedOn w:val="882"/>
+    <w:link w:val="876"/>
     <w:uiPriority w:val="9"/>
     <w:semiHidden/>
     <w:pPr>
@@ -33105,10 +33577,10 @@
       <w:color w:val="0f4761" w:themeColor="accent1" w:themeShade="BF"/>
     </w:rPr>
   </w:style>
-  <w:style w:type="character" w:styleId="681" w:customStyle="1">
+  <w:style w:type="character" w:styleId="889" w:customStyle="1">
     <w:name w:val="Kop 5 Char"/>
-    <w:basedOn w:val="674"/>
-    <w:link w:val="669"/>
+    <w:basedOn w:val="882"/>
+    <w:link w:val="877"/>
     <w:uiPriority w:val="9"/>
     <w:semiHidden/>
     <w:pPr>
@@ -33121,10 +33593,10 @@
       <w:color w:val="0f4761" w:themeColor="accent1" w:themeShade="BF"/>
     </w:rPr>
   </w:style>
-  <w:style w:type="character" w:styleId="682" w:customStyle="1">
+  <w:style w:type="character" w:styleId="890" w:customStyle="1">
     <w:name w:val="Kop 6 Char"/>
-    <w:basedOn w:val="674"/>
-    <w:link w:val="670"/>
+    <w:basedOn w:val="882"/>
+    <w:link w:val="878"/>
     <w:uiPriority w:val="9"/>
     <w:semiHidden/>
     <w:pPr>
@@ -33139,10 +33611,10 @@
       <w:color w:val="595959" w:themeColor="text1" w:themeTint="A6"/>
     </w:rPr>
   </w:style>
-  <w:style w:type="character" w:styleId="683" w:customStyle="1">
+  <w:style w:type="character" w:styleId="891" w:customStyle="1">
     <w:name w:val="Kop 7 Char"/>
-    <w:basedOn w:val="674"/>
-    <w:link w:val="671"/>
+    <w:basedOn w:val="882"/>
+    <w:link w:val="879"/>
     <w:uiPriority w:val="9"/>
     <w:semiHidden/>
     <w:pPr>
@@ -33155,10 +33627,10 @@
       <w:color w:val="595959" w:themeColor="text1" w:themeTint="A6"/>
     </w:rPr>
   </w:style>
-  <w:style w:type="character" w:styleId="684" w:customStyle="1">
+  <w:style w:type="character" w:styleId="892" w:customStyle="1">
     <w:name w:val="Kop 8 Char"/>
-    <w:basedOn w:val="674"/>
-    <w:link w:val="672"/>
+    <w:basedOn w:val="882"/>
+    <w:link w:val="880"/>
     <w:uiPriority w:val="9"/>
     <w:semiHidden/>
     <w:pPr>
@@ -33173,10 +33645,10 @@
       <w:color w:val="272727" w:themeColor="text1" w:themeTint="D8"/>
     </w:rPr>
   </w:style>
-  <w:style w:type="character" w:styleId="685" w:customStyle="1">
+  <w:style w:type="character" w:styleId="893" w:customStyle="1">
     <w:name w:val="Kop 9 Char"/>
-    <w:basedOn w:val="674"/>
-    <w:link w:val="673"/>
+    <w:basedOn w:val="882"/>
+    <w:link w:val="881"/>
     <w:uiPriority w:val="9"/>
     <w:semiHidden/>
     <w:pPr>
@@ -33189,11 +33661,11 @@
       <w:color w:val="272727" w:themeColor="text1" w:themeTint="D8"/>
     </w:rPr>
   </w:style>
-  <w:style w:type="paragraph" w:styleId="686">
+  <w:style w:type="paragraph" w:styleId="894">
     <w:name w:val="Title"/>
-    <w:basedOn w:val="664"/>
-    <w:next w:val="664"/>
-    <w:link w:val="687"/>
+    <w:basedOn w:val="872"/>
+    <w:next w:val="872"/>
+    <w:link w:val="895"/>
     <w:uiPriority w:val="10"/>
     <w:qFormat/>
     <w:pPr>
@@ -33209,10 +33681,10 @@
       <w:szCs w:val="56"/>
     </w:rPr>
   </w:style>
-  <w:style w:type="character" w:styleId="687" w:customStyle="1">
+  <w:style w:type="character" w:styleId="895" w:customStyle="1">
     <w:name w:val="Titel Char"/>
-    <w:basedOn w:val="674"/>
-    <w:link w:val="686"/>
+    <w:basedOn w:val="882"/>
+    <w:link w:val="894"/>
     <w:uiPriority w:val="10"/>
     <w:pPr>
       <w:pBdr/>
@@ -33226,11 +33698,11 @@
       <w:szCs w:val="56"/>
     </w:rPr>
   </w:style>
-  <w:style w:type="paragraph" w:styleId="688">
+  <w:style w:type="paragraph" w:styleId="896">
     <w:name w:val="Subtitle"/>
-    <w:basedOn w:val="664"/>
-    <w:next w:val="664"/>
-    <w:link w:val="689"/>
+    <w:basedOn w:val="872"/>
+    <w:next w:val="872"/>
+    <w:link w:val="897"/>
     <w:uiPriority w:val="11"/>
     <w:qFormat/>
     <w:pPr>
@@ -33249,10 +33721,10 @@
       <w:szCs w:val="28"/>
     </w:rPr>
   </w:style>
-  <w:style w:type="character" w:styleId="689" w:customStyle="1">
+  <w:style w:type="character" w:styleId="897" w:customStyle="1">
     <w:name w:val="Ondertitel Char"/>
-    <w:basedOn w:val="674"/>
-    <w:link w:val="688"/>
+    <w:basedOn w:val="882"/>
+    <w:link w:val="896"/>
     <w:uiPriority w:val="11"/>
     <w:pPr>
       <w:pBdr/>
@@ -33267,11 +33739,11 @@
       <w:szCs w:val="28"/>
     </w:rPr>
   </w:style>
-  <w:style w:type="paragraph" w:styleId="690">
+  <w:style w:type="paragraph" w:styleId="898">
     <w:name w:val="Quote"/>
-    <w:basedOn w:val="664"/>
-    <w:next w:val="664"/>
-    <w:link w:val="691"/>
+    <w:basedOn w:val="872"/>
+    <w:next w:val="872"/>
+    <w:link w:val="899"/>
     <w:uiPriority w:val="29"/>
     <w:qFormat/>
     <w:pPr>
@@ -33286,10 +33758,10 @@
       <w:color w:val="404040" w:themeColor="text1" w:themeTint="BF"/>
     </w:rPr>
   </w:style>
-  <w:style w:type="character" w:styleId="691" w:customStyle="1">
+  <w:style w:type="character" w:styleId="899" w:customStyle="1">
     <w:name w:val="Citaat Char"/>
-    <w:basedOn w:val="674"/>
-    <w:link w:val="690"/>
+    <w:basedOn w:val="882"/>
+    <w:link w:val="898"/>
     <w:uiPriority w:val="29"/>
     <w:pPr>
       <w:pBdr/>
@@ -33302,9 +33774,9 @@
       <w:color w:val="404040" w:themeColor="text1" w:themeTint="BF"/>
     </w:rPr>
   </w:style>
-  <w:style w:type="paragraph" w:styleId="692">
+  <w:style w:type="paragraph" w:styleId="900">
     <w:name w:val="List Paragraph"/>
-    <w:basedOn w:val="664"/>
+    <w:basedOn w:val="872"/>
     <w:uiPriority w:val="34"/>
     <w:qFormat/>
     <w:pPr>
@@ -33314,9 +33786,9 @@
       <w:contextualSpacing w:val="true"/>
     </w:pPr>
   </w:style>
-  <w:style w:type="character" w:styleId="693">
+  <w:style w:type="character" w:styleId="901">
     <w:name w:val="Intense Emphasis"/>
-    <w:basedOn w:val="674"/>
+    <w:basedOn w:val="882"/>
     <w:uiPriority w:val="21"/>
     <w:qFormat/>
     <w:pPr>
@@ -33330,11 +33802,11 @@
       <w:color w:val="0f4761" w:themeColor="accent1" w:themeShade="BF"/>
     </w:rPr>
   </w:style>
-  <w:style w:type="paragraph" w:styleId="694">
+  <w:style w:type="paragraph" w:styleId="902">
     <w:name w:val="Intense Quote"/>
-    <w:basedOn w:val="664"/>
-    <w:next w:val="664"/>
-    <w:link w:val="695"/>
+    <w:basedOn w:val="872"/>
+    <w:next w:val="872"/>
+    <w:link w:val="903"/>
     <w:uiPriority w:val="30"/>
     <w:qFormat/>
     <w:pPr>
@@ -33352,10 +33824,10 @@
       <w:color w:val="0f4761" w:themeColor="accent1" w:themeShade="BF"/>
     </w:rPr>
   </w:style>
-  <w:style w:type="character" w:styleId="695" w:customStyle="1">
+  <w:style w:type="character" w:styleId="903" w:customStyle="1">
     <w:name w:val="Duidelijk citaat Char"/>
-    <w:basedOn w:val="674"/>
-    <w:link w:val="694"/>
+    <w:basedOn w:val="882"/>
+    <w:link w:val="902"/>
     <w:uiPriority w:val="30"/>
     <w:pPr>
       <w:pBdr/>
@@ -33368,9 +33840,9 @@
       <w:color w:val="0f4761" w:themeColor="accent1" w:themeShade="BF"/>
     </w:rPr>
   </w:style>
-  <w:style w:type="character" w:styleId="696">
+  <w:style w:type="character" w:styleId="904">
     <w:name w:val="Intense Reference"/>
-    <w:basedOn w:val="674"/>
+    <w:basedOn w:val="882"/>
     <w:uiPriority w:val="32"/>
     <w:qFormat/>
     <w:pPr>
@@ -33386,9 +33858,9 @@
       <w:spacing w:val="5"/>
     </w:rPr>
   </w:style>
-  <w:style w:type="paragraph" w:styleId="697">
+  <w:style w:type="paragraph" w:styleId="905">
     <w:name w:val="No Spacing"/>
-    <w:link w:val="698"/>
+    <w:link w:val="906"/>
     <w:uiPriority w:val="1"/>
     <w:qFormat/>
     <w:pPr>
@@ -33402,10 +33874,10 @@
       <w14:ligatures w14:val="none"/>
     </w:rPr>
   </w:style>
-  <w:style w:type="character" w:styleId="698" w:customStyle="1">
+  <w:style w:type="character" w:styleId="906" w:customStyle="1">
     <w:name w:val="Geen afstand Char"/>
-    <w:basedOn w:val="674"/>
-    <w:link w:val="697"/>
+    <w:basedOn w:val="882"/>
+    <w:link w:val="905"/>
     <w:uiPriority w:val="1"/>
     <w:pPr>
       <w:pBdr/>

--- a/Documentatie/Verslagen/onderzoek fabio.docx
+++ b/Documentatie/Verslagen/onderzoek fabio.docx
@@ -127,7 +127,7 @@
                               <w:txbxContent>
                                 <w:p>
                                   <w:pPr>
-                                    <w:pStyle w:val="905"/>
+                                    <w:pStyle w:val="915"/>
                                     <w:pBdr/>
                                     <w:spacing/>
                                     <w:ind/>
@@ -185,7 +185,7 @@
                               <w:txbxContent>
                                 <w:p>
                                   <w:pPr>
-                                    <w:pStyle w:val="905"/>
+                                    <w:pStyle w:val="915"/>
                                     <w:pBdr/>
                                     <w:spacing w:line="276" w:lineRule="auto"/>
                                     <w:ind/>
@@ -239,7 +239,7 @@
                                 </w:p>
                                 <w:p>
                                   <w:pPr>
-                                    <w:pStyle w:val="905"/>
+                                    <w:pStyle w:val="915"/>
                                     <w:pBdr/>
                                     <w:spacing w:line="276" w:lineRule="auto"/>
                                     <w:ind/>
@@ -281,7 +281,7 @@
                                 </w:p>
                                 <w:p>
                                   <w:pPr>
-                                    <w:pStyle w:val="905"/>
+                                    <w:pStyle w:val="915"/>
                                     <w:pBdr/>
                                     <w:spacing w:line="276" w:lineRule="auto"/>
                                     <w:ind/>
@@ -325,7 +325,7 @@
                                 </w:p>
                                 <w:p>
                                   <w:pPr>
-                                    <w:pStyle w:val="905"/>
+                                    <w:pStyle w:val="915"/>
                                     <w:pBdr/>
                                     <w:spacing w:line="276" w:lineRule="auto"/>
                                     <w:ind/>
@@ -371,7 +371,7 @@
                                 </w:p>
                                 <w:p>
                                   <w:pPr>
-                                    <w:pStyle w:val="905"/>
+                                    <w:pStyle w:val="915"/>
                                     <w:pBdr/>
                                     <w:spacing w:line="276" w:lineRule="auto"/>
                                     <w:ind/>
@@ -419,7 +419,7 @@
                                 </w:p>
                                 <w:p>
                                   <w:pPr>
-                                    <w:pStyle w:val="905"/>
+                                    <w:pStyle w:val="915"/>
                                     <w:pBdr/>
                                     <w:spacing w:line="276" w:lineRule="auto"/>
                                     <w:ind/>
@@ -465,7 +465,7 @@
                                 </w:p>
                                 <w:p>
                                   <w:pPr>
-                                    <w:pStyle w:val="905"/>
+                                    <w:pStyle w:val="915"/>
                                     <w:pBdr/>
                                     <w:spacing w:line="276" w:lineRule="auto"/>
                                     <w:ind/>
@@ -518,7 +518,7 @@
                                       <w:sz w:val="24"/>
                                       <w:szCs w:val="24"/>
                                     </w:rPr>
-                                    <w:t xml:space="preserve">/2026</w:t>
+                                    <w:t xml:space="preserve">/2026 (inleverdatum)</w:t>
                                   </w:r>
                                   <w:r>
                                     <w:rPr>
@@ -527,6 +527,7 @@
                                       <w:color w:val="ffffff" w:themeColor="background1"/>
                                       <w:sz w:val="24"/>
                                       <w:szCs w:val="24"/>
+                                      <w:highlight w:val="none"/>
                                     </w:rPr>
                                   </w:r>
                                   <w:r>
@@ -568,7 +569,7 @@
                         <w:txbxContent>
                           <w:p>
                             <w:pPr>
-                              <w:pStyle w:val="905"/>
+                              <w:pStyle w:val="915"/>
                               <w:pBdr/>
                               <w:spacing/>
                               <w:ind/>
@@ -609,7 +610,7 @@
                         <w:txbxContent>
                           <w:p>
                             <w:pPr>
-                              <w:pStyle w:val="905"/>
+                              <w:pStyle w:val="915"/>
                               <w:pBdr/>
                               <w:spacing w:line="276" w:lineRule="auto"/>
                               <w:ind/>
@@ -663,7 +664,7 @@
                           </w:p>
                           <w:p>
                             <w:pPr>
-                              <w:pStyle w:val="905"/>
+                              <w:pStyle w:val="915"/>
                               <w:pBdr/>
                               <w:spacing w:line="276" w:lineRule="auto"/>
                               <w:ind/>
@@ -705,7 +706,7 @@
                           </w:p>
                           <w:p>
                             <w:pPr>
-                              <w:pStyle w:val="905"/>
+                              <w:pStyle w:val="915"/>
                               <w:pBdr/>
                               <w:spacing w:line="276" w:lineRule="auto"/>
                               <w:ind/>
@@ -749,7 +750,7 @@
                           </w:p>
                           <w:p>
                             <w:pPr>
-                              <w:pStyle w:val="905"/>
+                              <w:pStyle w:val="915"/>
                               <w:pBdr/>
                               <w:spacing w:line="276" w:lineRule="auto"/>
                               <w:ind/>
@@ -795,7 +796,7 @@
                           </w:p>
                           <w:p>
                             <w:pPr>
-                              <w:pStyle w:val="905"/>
+                              <w:pStyle w:val="915"/>
                               <w:pBdr/>
                               <w:spacing w:line="276" w:lineRule="auto"/>
                               <w:ind/>
@@ -843,7 +844,7 @@
                           </w:p>
                           <w:p>
                             <w:pPr>
-                              <w:pStyle w:val="905"/>
+                              <w:pStyle w:val="915"/>
                               <w:pBdr/>
                               <w:spacing w:line="276" w:lineRule="auto"/>
                               <w:ind/>
@@ -889,7 +890,7 @@
                           </w:p>
                           <w:p>
                             <w:pPr>
-                              <w:pStyle w:val="905"/>
+                              <w:pStyle w:val="915"/>
                               <w:pBdr/>
                               <w:spacing w:line="276" w:lineRule="auto"/>
                               <w:ind/>
@@ -942,7 +943,7 @@
                                 <w:sz w:val="24"/>
                                 <w:szCs w:val="24"/>
                               </w:rPr>
-                              <w:t xml:space="preserve">/2026</w:t>
+                              <w:t xml:space="preserve">/2026 (inleverdatum)</w:t>
                             </w:r>
                             <w:r>
                               <w:rPr>
@@ -951,6 +952,7 @@
                                 <w:color w:val="ffffff" w:themeColor="background1"/>
                                 <w:sz w:val="24"/>
                                 <w:szCs w:val="24"/>
+                                <w:highlight w:val="none"/>
                               </w:rPr>
                             </w:r>
                             <w:r>
@@ -971,6 +973,11 @@
                 </w:pict>
               </mc:Fallback>
             </mc:AlternateContent>
+          </w:r>
+          <w:r>
+            <w:rPr>
+              <w:lang w:val="en-US"/>
+            </w:rPr>
           </w:r>
           <w:r>
             <w:rPr>
@@ -1033,7 +1040,7 @@
                             <w:txbxContent>
                               <w:p>
                                 <w:pPr>
-                                  <w:pStyle w:val="905"/>
+                                  <w:pStyle w:val="915"/>
                                   <w:pBdr/>
                                   <w:spacing/>
                                   <w:ind/>
@@ -1094,7 +1101,7 @@
                       <w:txbxContent>
                         <w:p>
                           <w:pPr>
-                            <w:pStyle w:val="905"/>
+                            <w:pStyle w:val="915"/>
                             <w:pBdr/>
                             <w:spacing/>
                             <w:ind/>
@@ -1174,6 +1181,7 @@
           <w:bCs/>
           <w:sz w:val="28"/>
           <w:szCs w:val="28"/>
+          <w:highlight w:val="none"/>
         </w:rPr>
       </w:r>
       <w:r>
@@ -1188,7 +1196,7 @@
     </w:p>
     <w:p>
       <w:pPr>
-        <w:pStyle w:val="900"/>
+        <w:pStyle w:val="910"/>
         <w:numPr>
           <w:ilvl w:val="0"/>
           <w:numId w:val="1"/>
@@ -1225,7 +1233,7 @@
     </w:p>
     <w:p>
       <w:pPr>
-        <w:pStyle w:val="900"/>
+        <w:pStyle w:val="910"/>
         <w:numPr>
           <w:ilvl w:val="0"/>
           <w:numId w:val="1"/>
@@ -1262,7 +1270,7 @@
     </w:p>
     <w:p>
       <w:pPr>
-        <w:pStyle w:val="900"/>
+        <w:pStyle w:val="910"/>
         <w:numPr>
           <w:ilvl w:val="0"/>
           <w:numId w:val="1"/>
@@ -1299,7 +1307,7 @@
     </w:p>
     <w:p>
       <w:pPr>
-        <w:pStyle w:val="900"/>
+        <w:pStyle w:val="910"/>
         <w:numPr>
           <w:ilvl w:val="0"/>
           <w:numId w:val="1"/>
@@ -1336,7 +1344,7 @@
     </w:p>
     <w:p>
       <w:pPr>
-        <w:pStyle w:val="900"/>
+        <w:pStyle w:val="910"/>
         <w:numPr>
           <w:ilvl w:val="0"/>
           <w:numId w:val="1"/>
@@ -1373,7 +1381,7 @@
     </w:p>
     <w:p>
       <w:pPr>
-        <w:pStyle w:val="900"/>
+        <w:pStyle w:val="910"/>
         <w:numPr>
           <w:ilvl w:val="0"/>
           <w:numId w:val="1"/>
@@ -1410,7 +1418,7 @@
     </w:p>
     <w:p>
       <w:pPr>
-        <w:pStyle w:val="900"/>
+        <w:pStyle w:val="910"/>
         <w:numPr>
           <w:ilvl w:val="0"/>
           <w:numId w:val="1"/>
@@ -1611,7 +1619,6 @@
           <w:sz w:val="22"/>
           <w:szCs w:val="22"/>
           <w:highlight w:val="none"/>
-          <w:lang w:val="en-US"/>
         </w:rPr>
       </w:r>
       <w:r>
@@ -1694,6 +1701,8 @@
           <w:bCs/>
           <w:sz w:val="32"/>
           <w:szCs w:val="32"/>
+          <w:highlight w:val="none"/>
+          <w:lang w:val="en-US"/>
         </w:rPr>
       </w:r>
       <w:r>
@@ -1751,11 +1760,12 @@
       </w:r>
       <w:r>
         <w:rPr>
-          <w:rFonts w:ascii="Aptos" w:hAnsi="Aptos" w:eastAsia="Aptos" w:cs="Aptos"/>
+          <w:rFonts w:ascii="Aptos" w:hAnsi="Aptos" w:cs="Aptos"/>
           <w:b w:val="0"/>
           <w:bCs w:val="0"/>
           <w:sz w:val="22"/>
           <w:szCs w:val="22"/>
+          <w:highlight w:val="none"/>
         </w:rPr>
       </w:r>
       <w:r>
@@ -1781,6 +1791,7 @@
           <w:color w:val="ff0000"/>
           <w:sz w:val="22"/>
           <w:szCs w:val="22"/>
+          <w:highlight w:val="none"/>
         </w:rPr>
       </w:pPr>
       <w:r>
@@ -1802,7 +1813,6 @@
           <w:color w:val="ff0000"/>
           <w:sz w:val="22"/>
           <w:szCs w:val="22"/>
-          <w:highlight w:val="none"/>
         </w:rPr>
       </w:r>
       <w:r>
@@ -1812,6 +1822,592 @@
           <w:color w:val="ff0000"/>
           <w:sz w:val="22"/>
           <w:szCs w:val="22"/>
+          <w:highlight w:val="none"/>
+        </w:rPr>
+      </w:r>
+    </w:p>
+    <w:p>
+      <w:pPr>
+        <w:pBdr/>
+        <w:shd w:val="nil" w:color="000000"/>
+        <w:spacing/>
+        <w:ind/>
+        <w:rPr>
+          <w:b/>
+          <w:bCs/>
+          <w:color w:val="000000" w:themeColor="text1"/>
+          <w:sz w:val="28"/>
+          <w:szCs w:val="28"/>
+          <w:highlight w:val="none"/>
+        </w:rPr>
+      </w:pPr>
+      <w:r>
+        <w:rPr>
+          <w:b/>
+          <w:bCs/>
+          <w:color w:val="000000" w:themeColor="text1"/>
+          <w:sz w:val="28"/>
+          <w:szCs w:val="28"/>
+          <w:highlight w:val="none"/>
+        </w:rPr>
+        <w:t xml:space="preserve">2.1</w:t>
+      </w:r>
+      <w:r>
+        <w:rPr>
+          <w:b/>
+          <w:bCs/>
+          <w:color w:val="000000" w:themeColor="text1"/>
+          <w:sz w:val="28"/>
+          <w:szCs w:val="28"/>
+          <w:highlight w:val="none"/>
+        </w:rPr>
+        <w:t xml:space="preserve"> Problem</w:t>
+      </w:r>
+      <w:r>
+        <w:rPr>
+          <w:b/>
+          <w:bCs/>
+          <w:color w:val="000000" w:themeColor="text1"/>
+          <w:sz w:val="28"/>
+          <w:szCs w:val="28"/>
+        </w:rPr>
+      </w:r>
+      <w:r>
+        <w:rPr>
+          <w:b/>
+          <w:bCs/>
+          <w:color w:val="000000" w:themeColor="text1"/>
+          <w:sz w:val="28"/>
+          <w:szCs w:val="28"/>
+          <w:highlight w:val="none"/>
+        </w:rPr>
+      </w:r>
+    </w:p>
+    <w:p>
+      <w:pPr>
+        <w:pBdr/>
+        <w:shd w:val="nil" w:color="000000"/>
+        <w:spacing/>
+        <w:ind/>
+        <w:rPr>
+          <w:highlight w:val="none"/>
+        </w:rPr>
+      </w:pPr>
+      <w:r>
+        <w:rPr>
+          <w:b w:val="0"/>
+          <w:bCs w:val="0"/>
+          <w:color w:val="000000" w:themeColor="text1"/>
+          <w:sz w:val="28"/>
+          <w:szCs w:val="28"/>
+        </w:rPr>
+      </w:r>
+      <w:r>
+        <w:rPr>
+          <w:b w:val="0"/>
+          <w:bCs w:val="0"/>
+          <w:color w:val="000000" w:themeColor="text1"/>
+          <w:sz w:val="22"/>
+          <w:szCs w:val="22"/>
+        </w:rPr>
+        <w:t xml:space="preserve">Having acquired the kart and its main processing unit, the next step is to find reliable software that serves as a stable base to work off of.</w:t>
+      </w:r>
+      <w:r>
+        <w:rPr>
+          <w:b w:val="0"/>
+          <w:bCs w:val="0"/>
+          <w:color w:val="000000" w:themeColor="text1"/>
+          <w:sz w:val="22"/>
+          <w:szCs w:val="22"/>
+        </w:rPr>
+        <w:br/>
+      </w:r>
+      <w:r>
+        <w:rPr>
+          <w:b w:val="0"/>
+          <w:bCs w:val="0"/>
+          <w:color w:val="000000" w:themeColor="text1"/>
+          <w:sz w:val="22"/>
+          <w:szCs w:val="22"/>
+          <w:highlight w:val="none"/>
+        </w:rPr>
+        <w:t xml:space="preserve">With there being many choices for Operating Systems, especially on the Linux side, t</w:t>
+      </w:r>
+      <w:r>
+        <w:rPr>
+          <w:b w:val="0"/>
+          <w:bCs w:val="0"/>
+          <w:color w:val="000000" w:themeColor="text1"/>
+          <w:sz w:val="22"/>
+          <w:szCs w:val="22"/>
+          <w:highlight w:val="none"/>
+        </w:rPr>
+        <w:t xml:space="preserve">here needs to be one Operating System that provides everything that is needed, with that being: use of remote monitoring software in case there is no available monitor and compatibility with drivers given to control the kart.</w:t>
+      </w:r>
+      <w:r>
+        <w:rPr>
+          <w:highlight w:val="none"/>
+        </w:rPr>
+      </w:r>
+      <w:r>
+        <w:rPr>
+          <w:highlight w:val="none"/>
+        </w:rPr>
+      </w:r>
+    </w:p>
+    <w:p>
+      <w:pPr>
+        <w:pBdr/>
+        <w:shd w:val="nil" w:color="000000"/>
+        <w:spacing/>
+        <w:ind/>
+        <w:rPr>
+          <w:b/>
+          <w:bCs/>
+          <w:color w:val="000000" w:themeColor="text1"/>
+          <w:sz w:val="28"/>
+          <w:szCs w:val="28"/>
+        </w:rPr>
+      </w:pPr>
+      <w:r>
+        <w:rPr>
+          <w:b/>
+          <w:bCs/>
+          <w:color w:val="000000" w:themeColor="text1"/>
+          <w:sz w:val="28"/>
+          <w:szCs w:val="28"/>
+        </w:rPr>
+      </w:r>
+      <w:r>
+        <w:rPr>
+          <w:b/>
+          <w:bCs/>
+          <w:color w:val="000000" w:themeColor="text1"/>
+          <w:sz w:val="28"/>
+          <w:szCs w:val="28"/>
+        </w:rPr>
+      </w:r>
+      <w:r>
+        <w:rPr>
+          <w:b/>
+          <w:bCs/>
+          <w:color w:val="000000" w:themeColor="text1"/>
+          <w:sz w:val="28"/>
+          <w:szCs w:val="28"/>
+        </w:rPr>
+      </w:r>
+    </w:p>
+    <w:p>
+      <w:pPr>
+        <w:pBdr/>
+        <w:shd w:val="nil" w:color="000000"/>
+        <w:spacing/>
+        <w:ind/>
+        <w:rPr>
+          <w:b/>
+          <w:bCs/>
+          <w:color w:val="000000" w:themeColor="text1"/>
+          <w:sz w:val="28"/>
+          <w:szCs w:val="28"/>
+          <w:highlight w:val="none"/>
+        </w:rPr>
+      </w:pPr>
+      <w:r>
+        <w:rPr>
+          <w:b/>
+          <w:bCs/>
+          <w:color w:val="000000" w:themeColor="text1"/>
+          <w:sz w:val="28"/>
+          <w:szCs w:val="28"/>
+          <w:highlight w:val="none"/>
+        </w:rPr>
+        <w:t xml:space="preserve">2.2 Objective</w:t>
+      </w:r>
+      <w:r>
+        <w:rPr>
+          <w:b/>
+          <w:bCs/>
+          <w:color w:val="000000" w:themeColor="text1"/>
+          <w:sz w:val="28"/>
+          <w:szCs w:val="28"/>
+          <w:highlight w:val="none"/>
+        </w:rPr>
+      </w:r>
+      <w:r>
+        <w:rPr>
+          <w:b/>
+          <w:bCs/>
+          <w:color w:val="000000" w:themeColor="text1"/>
+          <w:sz w:val="28"/>
+          <w:szCs w:val="28"/>
+          <w:highlight w:val="none"/>
+        </w:rPr>
+      </w:r>
+    </w:p>
+    <w:p>
+      <w:pPr>
+        <w:pBdr/>
+        <w:shd w:val="nil" w:color="000000"/>
+        <w:spacing/>
+        <w:ind/>
+        <w:rPr>
+          <w:b w:val="0"/>
+          <w:bCs w:val="0"/>
+          <w:color w:val="000000" w:themeColor="text1"/>
+          <w:sz w:val="28"/>
+          <w:szCs w:val="28"/>
+          <w:highlight w:val="none"/>
+        </w:rPr>
+      </w:pPr>
+      <w:r>
+        <w:rPr>
+          <w:b w:val="0"/>
+          <w:bCs w:val="0"/>
+          <w:color w:val="000000" w:themeColor="text1"/>
+          <w:sz w:val="28"/>
+          <w:szCs w:val="28"/>
+          <w:highlight w:val="none"/>
+        </w:rPr>
+      </w:r>
+      <w:r>
+        <w:rPr>
+          <w:b w:val="0"/>
+          <w:bCs w:val="0"/>
+          <w:color w:val="000000" w:themeColor="text1"/>
+          <w:sz w:val="22"/>
+          <w:szCs w:val="22"/>
+          <w:highlight w:val="none"/>
+        </w:rPr>
+        <w:t xml:space="preserve">The objective of this research is to determine which Operating System meets the requirements in the aforementioned problem</w:t>
+      </w:r>
+      <w:r>
+        <w:rPr>
+          <w:b w:val="0"/>
+          <w:bCs w:val="0"/>
+          <w:color w:val="000000" w:themeColor="text1"/>
+          <w:sz w:val="28"/>
+          <w:szCs w:val="28"/>
+          <w:highlight w:val="none"/>
+        </w:rPr>
+      </w:r>
+      <w:r>
+        <w:rPr>
+          <w:b w:val="0"/>
+          <w:bCs w:val="0"/>
+          <w:color w:val="000000" w:themeColor="text1"/>
+          <w:sz w:val="28"/>
+          <w:szCs w:val="28"/>
+          <w:highlight w:val="none"/>
+        </w:rPr>
+      </w:r>
+    </w:p>
+    <w:p>
+      <w:pPr>
+        <w:pBdr/>
+        <w:shd w:val="nil" w:color="000000"/>
+        <w:spacing/>
+        <w:ind/>
+        <w:rPr>
+          <w:b/>
+          <w:bCs/>
+          <w:color w:val="000000" w:themeColor="text1"/>
+          <w:sz w:val="28"/>
+          <w:szCs w:val="28"/>
+        </w:rPr>
+      </w:pPr>
+      <w:r>
+        <w:rPr>
+          <w:b/>
+          <w:bCs/>
+          <w:color w:val="000000" w:themeColor="text1"/>
+          <w:sz w:val="28"/>
+          <w:szCs w:val="28"/>
+        </w:rPr>
+      </w:r>
+      <w:r>
+        <w:rPr>
+          <w:b/>
+          <w:bCs/>
+          <w:color w:val="000000" w:themeColor="text1"/>
+          <w:sz w:val="28"/>
+          <w:szCs w:val="28"/>
+        </w:rPr>
+      </w:r>
+      <w:r>
+        <w:rPr>
+          <w:b/>
+          <w:bCs/>
+          <w:color w:val="000000" w:themeColor="text1"/>
+          <w:sz w:val="28"/>
+          <w:szCs w:val="28"/>
+        </w:rPr>
+      </w:r>
+    </w:p>
+    <w:p>
+      <w:pPr>
+        <w:pBdr/>
+        <w:shd w:val="nil" w:color="000000"/>
+        <w:spacing/>
+        <w:ind/>
+        <w:rPr>
+          <w:b/>
+          <w:bCs/>
+          <w:color w:val="000000" w:themeColor="text1"/>
+          <w:sz w:val="28"/>
+          <w:szCs w:val="28"/>
+        </w:rPr>
+      </w:pPr>
+      <w:r>
+        <w:rPr>
+          <w:b/>
+          <w:bCs/>
+          <w:color w:val="000000" w:themeColor="text1"/>
+          <w:sz w:val="28"/>
+          <w:szCs w:val="28"/>
+          <w:highlight w:val="none"/>
+        </w:rPr>
+        <w:t xml:space="preserve">2.3 Research Question</w:t>
+      </w:r>
+      <w:r>
+        <w:rPr>
+          <w:b/>
+          <w:bCs/>
+          <w:color w:val="000000" w:themeColor="text1"/>
+          <w:sz w:val="28"/>
+          <w:szCs w:val="28"/>
+          <w:highlight w:val="none"/>
+        </w:rPr>
+      </w:r>
+      <w:r>
+        <w:rPr>
+          <w:b/>
+          <w:bCs/>
+          <w:color w:val="000000" w:themeColor="text1"/>
+          <w:sz w:val="28"/>
+          <w:szCs w:val="28"/>
+        </w:rPr>
+      </w:r>
+    </w:p>
+    <w:p>
+      <w:pPr>
+        <w:pBdr/>
+        <w:shd w:val="nil" w:color="000000"/>
+        <w:spacing/>
+        <w:ind w:firstLine="0" w:left="0"/>
+        <w:rPr>
+          <w:b/>
+          <w:bCs/>
+          <w:color w:val="000000" w:themeColor="text1"/>
+          <w:sz w:val="28"/>
+          <w:szCs w:val="28"/>
+          <w:highlight w:val="none"/>
+        </w:rPr>
+      </w:pPr>
+      <w:r>
+        <w:rPr>
+          <w:b/>
+          <w:bCs/>
+          <w:color w:val="000000" w:themeColor="text1"/>
+          <w:sz w:val="28"/>
+          <w:szCs w:val="28"/>
+          <w:highlight w:val="none"/>
+        </w:rPr>
+      </w:r>
+      <w:r>
+        <w:rPr>
+          <w:b w:val="0"/>
+          <w:bCs w:val="0"/>
+          <w:color w:val="000000" w:themeColor="text1"/>
+          <w:sz w:val="22"/>
+          <w:szCs w:val="22"/>
+          <w:highlight w:val="none"/>
+        </w:rPr>
+        <w:t xml:space="preserve">Deciding which Operating System is going to be used will depend on the following points:</w:t>
+      </w:r>
+      <w:r>
+        <w:rPr>
+          <w:b/>
+          <w:bCs/>
+          <w:color w:val="000000" w:themeColor="text1"/>
+          <w:sz w:val="28"/>
+          <w:szCs w:val="28"/>
+          <w:highlight w:val="none"/>
+        </w:rPr>
+      </w:r>
+      <w:r>
+        <w:rPr>
+          <w:b/>
+          <w:bCs/>
+          <w:color w:val="000000" w:themeColor="text1"/>
+          <w:sz w:val="28"/>
+          <w:szCs w:val="28"/>
+          <w:highlight w:val="none"/>
+        </w:rPr>
+      </w:r>
+    </w:p>
+    <w:p>
+      <w:pPr>
+        <w:pStyle w:val="910"/>
+        <w:numPr>
+          <w:ilvl w:val="0"/>
+          <w:numId w:val="5"/>
+        </w:numPr>
+        <w:pBdr/>
+        <w:shd w:val="nil" w:color="000000"/>
+        <w:spacing/>
+        <w:ind/>
+        <w:rPr>
+          <w:b/>
+          <w:bCs/>
+          <w:color w:val="000000" w:themeColor="text1"/>
+          <w:sz w:val="28"/>
+          <w:szCs w:val="28"/>
+          <w:highlight w:val="none"/>
+        </w:rPr>
+      </w:pPr>
+      <w:r>
+        <w:rPr>
+          <w:b w:val="0"/>
+          <w:bCs w:val="0"/>
+          <w:color w:val="000000" w:themeColor="text1"/>
+          <w:sz w:val="22"/>
+          <w:szCs w:val="22"/>
+          <w:highlight w:val="none"/>
+        </w:rPr>
+      </w:r>
+      <w:r>
+        <w:rPr>
+          <w:b w:val="0"/>
+          <w:bCs w:val="0"/>
+          <w:color w:val="000000" w:themeColor="text1"/>
+          <w:sz w:val="22"/>
+          <w:szCs w:val="22"/>
+          <w:highlight w:val="none"/>
+        </w:rPr>
+        <w:t xml:space="preserve">Compatibility with given drivers</w:t>
+      </w:r>
+      <w:r>
+        <w:rPr>
+          <w:b/>
+          <w:bCs/>
+          <w:color w:val="000000" w:themeColor="text1"/>
+          <w:sz w:val="28"/>
+          <w:szCs w:val="28"/>
+          <w:highlight w:val="none"/>
+        </w:rPr>
+      </w:r>
+      <w:r>
+        <w:rPr>
+          <w:b/>
+          <w:bCs/>
+          <w:color w:val="000000" w:themeColor="text1"/>
+          <w:sz w:val="28"/>
+          <w:szCs w:val="28"/>
+          <w:highlight w:val="none"/>
+        </w:rPr>
+      </w:r>
+    </w:p>
+    <w:p>
+      <w:pPr>
+        <w:pStyle w:val="910"/>
+        <w:numPr>
+          <w:ilvl w:val="0"/>
+          <w:numId w:val="5"/>
+        </w:numPr>
+        <w:pBdr/>
+        <w:shd w:val="nil" w:color="000000"/>
+        <w:spacing/>
+        <w:ind/>
+        <w:rPr>
+          <w:b/>
+          <w:bCs/>
+          <w:color w:val="000000" w:themeColor="text1"/>
+          <w:sz w:val="28"/>
+          <w:szCs w:val="28"/>
+          <w:highlight w:val="none"/>
+        </w:rPr>
+      </w:pPr>
+      <w:r>
+        <w:rPr>
+          <w:b w:val="0"/>
+          <w:bCs w:val="0"/>
+          <w:color w:val="000000" w:themeColor="text1"/>
+          <w:sz w:val="22"/>
+          <w:szCs w:val="22"/>
+          <w:highlight w:val="none"/>
+        </w:rPr>
+        <w:t xml:space="preserve">Compatibility with remote monitoring software</w:t>
+      </w:r>
+      <w:r>
+        <w:rPr>
+          <w:b/>
+          <w:bCs/>
+          <w:color w:val="000000" w:themeColor="text1"/>
+          <w:sz w:val="28"/>
+          <w:szCs w:val="28"/>
+          <w:highlight w:val="none"/>
+        </w:rPr>
+      </w:r>
+      <w:r>
+        <w:rPr>
+          <w:b/>
+          <w:bCs/>
+          <w:color w:val="000000" w:themeColor="text1"/>
+          <w:sz w:val="28"/>
+          <w:szCs w:val="28"/>
+          <w:highlight w:val="none"/>
+        </w:rPr>
+      </w:r>
+    </w:p>
+    <w:p>
+      <w:pPr>
+        <w:pStyle w:val="910"/>
+        <w:numPr>
+          <w:ilvl w:val="0"/>
+          <w:numId w:val="5"/>
+        </w:numPr>
+        <w:pBdr/>
+        <w:shd w:val="nil" w:color="000000"/>
+        <w:spacing/>
+        <w:ind/>
+        <w:rPr>
+          <w:b/>
+          <w:bCs/>
+          <w:color w:val="000000" w:themeColor="text1"/>
+          <w:sz w:val="28"/>
+          <w:szCs w:val="28"/>
+          <w:highlight w:val="none"/>
+        </w:rPr>
+      </w:pPr>
+      <w:r>
+        <w:rPr>
+          <w:b w:val="0"/>
+          <w:bCs w:val="0"/>
+          <w:color w:val="000000" w:themeColor="text1"/>
+          <w:sz w:val="22"/>
+          <w:szCs w:val="22"/>
+          <w:highlight w:val="none"/>
+        </w:rPr>
+        <w:t xml:space="preserve">Stability and reliability</w:t>
+      </w:r>
+      <w:r>
+        <w:rPr>
+          <w:b/>
+          <w:bCs/>
+          <w:color w:val="000000" w:themeColor="text1"/>
+          <w:sz w:val="28"/>
+          <w:szCs w:val="28"/>
+          <w:highlight w:val="none"/>
+        </w:rPr>
+      </w:r>
+      <w:r>
+        <w:rPr>
+          <w:b/>
+          <w:bCs/>
+          <w:color w:val="000000" w:themeColor="text1"/>
+          <w:sz w:val="28"/>
+          <w:szCs w:val="28"/>
+          <w:highlight w:val="none"/>
         </w:rPr>
       </w:r>
     </w:p>
@@ -1850,6 +2446,90 @@
           <w:bCs/>
           <w:sz w:val="32"/>
           <w:szCs w:val="32"/>
+        </w:rPr>
+      </w:r>
+    </w:p>
+    <w:p>
+      <w:pPr>
+        <w:pBdr/>
+        <w:shd w:val="nil" w:color="000000"/>
+        <w:spacing/>
+        <w:ind/>
+        <w:rPr>
+          <w:b/>
+          <w:bCs/>
+          <w:sz w:val="32"/>
+          <w:szCs w:val="32"/>
+        </w:rPr>
+      </w:pPr>
+      <w:r>
+        <w:rPr>
+          <w:b/>
+          <w:bCs/>
+          <w:sz w:val="32"/>
+          <w:szCs w:val="32"/>
+        </w:rPr>
+      </w:r>
+      <w:r>
+        <w:rPr>
+          <w:b/>
+          <w:bCs/>
+          <w:sz w:val="32"/>
+          <w:szCs w:val="32"/>
+        </w:rPr>
+      </w:r>
+      <w:r>
+        <w:rPr>
+          <w:b/>
+          <w:bCs/>
+          <w:sz w:val="32"/>
+          <w:szCs w:val="32"/>
+        </w:rPr>
+      </w:r>
+    </w:p>
+    <w:p>
+      <w:pPr>
+        <w:pBdr/>
+        <w:shd w:val="nil" w:color="000000"/>
+        <w:spacing/>
+        <w:ind/>
+        <w:rPr>
+          <w:b/>
+          <w:bCs/>
+          <w:sz w:val="32"/>
+          <w:szCs w:val="32"/>
+          <w:highlight w:val="none"/>
+          <w:lang w:val="en-US"/>
+        </w:rPr>
+      </w:pPr>
+      <w:r>
+        <w:rPr>
+          <w:b/>
+          <w:bCs/>
+          <w:sz w:val="32"/>
+          <w:szCs w:val="32"/>
+          <w:highlight w:val="none"/>
+          <w:lang w:val="en-US"/>
+        </w:rPr>
+      </w:r>
+      <w:r>
+        <w:rPr>
+          <w:b/>
+          <w:bCs/>
+          <w:sz w:val="32"/>
+          <w:szCs w:val="32"/>
+          <w:highlight w:val="none"/>
+          <w:lang w:val="en-US"/>
+        </w:rPr>
+      </w:r>
+      <w:r>
+        <w:rPr>
+          <w:b/>
+          <w:bCs/>
+          <w:sz w:val="32"/>
+          <w:szCs w:val="32"/>
+          <w:highlight w:val="none"/>
+          <w:lang w:val="en-US"/>
         </w:rPr>
       </w:r>
     </w:p>
@@ -1945,7 +2625,6 @@
           <w:sz w:val="22"/>
           <w:szCs w:val="22"/>
           <w:highlight w:val="none"/>
-          <w:lang w:val="en-US" w:bidi="en-US"/>
         </w:rPr>
       </w:r>
     </w:p>
@@ -1985,6 +2664,32 @@
           <w:lang w:val="en-US" w:bidi="en-US"/>
         </w:rPr>
       </w:r>
+      <w:r>
+        <w:rPr>
+          <w:b w:val="0"/>
+          <w:bCs w:val="0"/>
+          <w:sz w:val="22"/>
+          <w:szCs w:val="22"/>
+          <w:highlight w:val="none"/>
+          <w:lang w:val="en-US" w:bidi="en-US"/>
+        </w:rPr>
+      </w:r>
+    </w:p>
+    <w:p>
+      <w:pPr>
+        <w:pBdr/>
+        <w:shd w:val="nil" w:color="000000"/>
+        <w:spacing/>
+        <w:ind w:firstLine="0" w:left="0"/>
+        <w:rPr>
+          <w:b w:val="0"/>
+          <w:bCs w:val="0"/>
+          <w:sz w:val="22"/>
+          <w:szCs w:val="22"/>
+          <w:highlight w:val="none"/>
+          <w:lang w:val="en-US" w:bidi="en-US"/>
+        </w:rPr>
+      </w:pPr>
       <w:r>
         <w:rPr>
           <w:b w:val="0"/>
@@ -2021,7 +2726,16 @@
         <w:pBdr/>
         <w:shd w:val="nil" w:color="000000"/>
         <w:spacing/>
-        <w:ind w:firstLine="0" w:left="0"/>
+        <w:ind/>
+        <w:rPr>
+          <w:b w:val="0"/>
+          <w:bCs w:val="0"/>
+          <w:sz w:val="22"/>
+          <w:szCs w:val="22"/>
+          <w:highlight w:val="none"/>
+        </w:rPr>
+      </w:pPr>
+      <w:r>
         <w:rPr>
           <w:b w:val="0"/>
           <w:bCs w:val="0"/>
@@ -2029,6 +2743,4640 @@
           <w:szCs w:val="22"/>
           <w:highlight w:val="none"/>
           <w:lang w:val="en-US" w:bidi="en-US"/>
+        </w:rPr>
+      </w:r>
+      <w:r>
+        <w:rPr>
+          <w:b w:val="0"/>
+          <w:bCs w:val="0"/>
+          <w:sz w:val="22"/>
+          <w:szCs w:val="22"/>
+          <w:highlight w:val="none"/>
+        </w:rPr>
+      </w:r>
+      <w:r>
+        <w:rPr>
+          <w:b w:val="0"/>
+          <w:bCs w:val="0"/>
+          <w:sz w:val="22"/>
+          <w:szCs w:val="22"/>
+          <w:highlight w:val="none"/>
+        </w:rPr>
+      </w:r>
+    </w:p>
+    <w:p>
+      <w:pPr>
+        <w:pBdr/>
+        <w:shd w:val="nil" w:color="000000"/>
+        <w:spacing/>
+        <w:ind/>
+        <w:rPr>
+          <w:b/>
+          <w:bCs/>
+          <w:sz w:val="32"/>
+          <w:szCs w:val="32"/>
+        </w:rPr>
+      </w:pPr>
+      <w:r>
+        <w:rPr>
+          <w:b/>
+          <w:bCs/>
+          <w:sz w:val="32"/>
+          <w:szCs w:val="32"/>
+        </w:rPr>
+      </w:r>
+      <w:r>
+        <w:rPr>
+          <w:b/>
+          <w:bCs/>
+          <w:sz w:val="32"/>
+          <w:szCs w:val="32"/>
+        </w:rPr>
+      </w:r>
+      <w:r>
+        <w:rPr>
+          <w:b/>
+          <w:bCs/>
+          <w:sz w:val="32"/>
+          <w:szCs w:val="32"/>
+        </w:rPr>
+      </w:r>
+    </w:p>
+    <w:p>
+      <w:pPr>
+        <w:pBdr/>
+        <w:shd w:val="nil" w:color="000000"/>
+        <w:spacing/>
+        <w:ind/>
+        <w:rPr>
+          <w:b/>
+          <w:bCs/>
+          <w:sz w:val="32"/>
+          <w:szCs w:val="32"/>
+          <w:highlight w:val="none"/>
+          <w:lang w:val="en-US"/>
+        </w:rPr>
+      </w:pPr>
+      <w:r>
+        <w:rPr>
+          <w:b/>
+          <w:bCs/>
+          <w:sz w:val="32"/>
+          <w:szCs w:val="32"/>
+          <w:highlight w:val="none"/>
+          <w:lang w:val="en-US"/>
+        </w:rPr>
+        <w:t xml:space="preserve">4 Method</w:t>
+      </w:r>
+      <w:r>
+        <w:rPr>
+          <w:b/>
+          <w:bCs/>
+          <w:sz w:val="32"/>
+          <w:szCs w:val="32"/>
+          <w:highlight w:val="none"/>
+          <w:lang w:val="en-US"/>
+        </w:rPr>
+        <w:t xml:space="preserve">s</w:t>
+      </w:r>
+      <w:r>
+        <w:rPr>
+          <w:b/>
+          <w:bCs/>
+          <w:sz w:val="32"/>
+          <w:szCs w:val="32"/>
+          <w:highlight w:val="none"/>
+          <w:lang w:val="en-US"/>
+        </w:rPr>
+      </w:r>
+      <w:r>
+        <w:rPr>
+          <w:b/>
+          <w:bCs/>
+          <w:sz w:val="32"/>
+          <w:szCs w:val="32"/>
+          <w:highlight w:val="none"/>
+          <w:lang w:val="en-US"/>
+        </w:rPr>
+      </w:r>
+    </w:p>
+    <w:p>
+      <w:pPr>
+        <w:pBdr/>
+        <w:shd w:val="nil" w:color="000000"/>
+        <w:spacing/>
+        <w:ind/>
+        <w:rPr>
+          <w:b w:val="0"/>
+          <w:bCs w:val="0"/>
+          <w:color w:val="000000" w:themeColor="text1"/>
+          <w:sz w:val="22"/>
+          <w:szCs w:val="22"/>
+          <w:highlight w:val="none"/>
+          <w:lang w:val="en-US"/>
+        </w:rPr>
+      </w:pPr>
+      <w:r>
+        <w:rPr>
+          <w:b w:val="0"/>
+          <w:bCs w:val="0"/>
+          <w:color w:val="000000" w:themeColor="text1"/>
+          <w:sz w:val="22"/>
+          <w:szCs w:val="22"/>
+          <w:highlight w:val="none"/>
+          <w:lang w:val="en-US"/>
+        </w:rPr>
+        <w:t xml:space="preserve">Literature</w:t>
+      </w:r>
+      <w:r>
+        <w:rPr>
+          <w:b/>
+          <w:bCs/>
+          <w:color w:val="000000" w:themeColor="text1"/>
+          <w:sz w:val="22"/>
+          <w:szCs w:val="22"/>
+          <w:highlight w:val="none"/>
+          <w:lang w:val="en-US"/>
+        </w:rPr>
+        <w:t xml:space="preserve"> </w:t>
+      </w:r>
+      <w:r>
+        <w:rPr>
+          <w:b w:val="0"/>
+          <w:bCs w:val="0"/>
+          <w:color w:val="000000" w:themeColor="text1"/>
+          <w:sz w:val="22"/>
+          <w:szCs w:val="22"/>
+          <w:highlight w:val="none"/>
+          <w:lang w:val="en-US"/>
+        </w:rPr>
+        <w:t xml:space="preserve">and experimental</w:t>
+      </w:r>
+      <w:r>
+        <w:rPr>
+          <w:b/>
+          <w:bCs/>
+          <w:color w:val="000000" w:themeColor="text1"/>
+          <w:sz w:val="22"/>
+          <w:szCs w:val="22"/>
+          <w:highlight w:val="none"/>
+          <w:lang w:val="en-US"/>
+        </w:rPr>
+        <w:t xml:space="preserve">, </w:t>
+      </w:r>
+      <w:r>
+        <w:rPr>
+          <w:b w:val="0"/>
+          <w:bCs w:val="0"/>
+          <w:color w:val="000000" w:themeColor="text1"/>
+          <w:sz w:val="22"/>
+          <w:szCs w:val="22"/>
+          <w:highlight w:val="none"/>
+          <w:lang w:val="en-US"/>
+        </w:rPr>
+        <w:t xml:space="preserve">as most of the information needed can be found from online sources, but to gather data from the Operating Systems of the resources used will be gathered from a virtual environment.</w:t>
+      </w:r>
+      <w:r>
+        <w:rPr>
+          <w:b w:val="0"/>
+          <w:bCs w:val="0"/>
+          <w:color w:val="000000" w:themeColor="text1"/>
+          <w:sz w:val="22"/>
+          <w:szCs w:val="22"/>
+        </w:rPr>
+      </w:r>
+      <w:r>
+        <w:rPr>
+          <w:b w:val="0"/>
+          <w:bCs w:val="0"/>
+          <w:color w:val="000000" w:themeColor="text1"/>
+          <w:sz w:val="22"/>
+          <w:szCs w:val="22"/>
+          <w:highlight w:val="none"/>
+          <w:lang w:val="en-US"/>
+        </w:rPr>
+      </w:r>
+    </w:p>
+    <w:p>
+      <w:pPr>
+        <w:pBdr/>
+        <w:shd w:val="nil" w:color="000000"/>
+        <w:spacing/>
+        <w:ind/>
+        <w:rPr>
+          <w:b w:val="0"/>
+          <w:bCs w:val="0"/>
+          <w:color w:val="000000" w:themeColor="text1"/>
+          <w:sz w:val="22"/>
+          <w:szCs w:val="22"/>
+        </w:rPr>
+      </w:pPr>
+      <w:r>
+        <w:rPr>
+          <w:b w:val="0"/>
+          <w:bCs w:val="0"/>
+          <w:color w:val="000000" w:themeColor="text1"/>
+          <w:sz w:val="22"/>
+          <w:szCs w:val="22"/>
+          <w:highlight w:val="none"/>
+          <w:lang w:val="en-US"/>
+        </w:rPr>
+      </w:r>
+      <w:r>
+        <w:rPr>
+          <w:b w:val="0"/>
+          <w:bCs w:val="0"/>
+          <w:color w:val="000000" w:themeColor="text1"/>
+          <w:sz w:val="22"/>
+          <w:szCs w:val="22"/>
+          <w:highlight w:val="none"/>
+          <w:lang w:val="en-US"/>
+        </w:rPr>
+      </w:r>
+      <w:r>
+        <w:rPr>
+          <w:b w:val="0"/>
+          <w:bCs w:val="0"/>
+          <w:color w:val="000000" w:themeColor="text1"/>
+          <w:sz w:val="22"/>
+          <w:szCs w:val="22"/>
+        </w:rPr>
+      </w:r>
+    </w:p>
+    <w:p>
+      <w:pPr>
+        <w:pBdr/>
+        <w:shd w:val="nil" w:color="000000"/>
+        <w:spacing/>
+        <w:ind/>
+        <w:rPr>
+          <w:b/>
+          <w:bCs/>
+          <w:sz w:val="32"/>
+          <w:szCs w:val="32"/>
+        </w:rPr>
+      </w:pPr>
+      <w:r>
+        <w:rPr>
+          <w:b/>
+          <w:bCs/>
+          <w:sz w:val="32"/>
+          <w:szCs w:val="32"/>
+        </w:rPr>
+      </w:r>
+      <w:r>
+        <w:rPr>
+          <w:b/>
+          <w:bCs/>
+          <w:sz w:val="32"/>
+          <w:szCs w:val="32"/>
+        </w:rPr>
+      </w:r>
+      <w:r>
+        <w:rPr>
+          <w:b/>
+          <w:bCs/>
+          <w:sz w:val="32"/>
+          <w:szCs w:val="32"/>
+        </w:rPr>
+      </w:r>
+    </w:p>
+    <w:p>
+      <w:pPr>
+        <w:pBdr/>
+        <w:shd w:val="nil" w:color="000000"/>
+        <w:spacing/>
+        <w:ind/>
+        <w:rPr>
+          <w:b/>
+          <w:bCs/>
+          <w:sz w:val="32"/>
+          <w:szCs w:val="32"/>
+          <w:highlight w:val="none"/>
+          <w:lang w:val="en-US"/>
+        </w:rPr>
+      </w:pPr>
+      <w:r>
+        <w:rPr>
+          <w:b/>
+          <w:bCs/>
+          <w:sz w:val="32"/>
+          <w:szCs w:val="32"/>
+          <w:highlight w:val="none"/>
+          <w:lang w:val="en-US"/>
+        </w:rPr>
+        <w:t xml:space="preserve">5 Results</w:t>
+      </w:r>
+      <w:r>
+        <w:rPr>
+          <w:b/>
+          <w:bCs/>
+          <w:sz w:val="32"/>
+          <w:szCs w:val="32"/>
+          <w:highlight w:val="none"/>
+          <w:lang w:val="en-US"/>
+        </w:rPr>
+      </w:r>
+      <w:r>
+        <w:rPr>
+          <w:b/>
+          <w:bCs/>
+          <w:sz w:val="32"/>
+          <w:szCs w:val="32"/>
+          <w:highlight w:val="none"/>
+          <w:lang w:val="en-US"/>
+        </w:rPr>
+      </w:r>
+    </w:p>
+    <w:p>
+      <w:pPr>
+        <w:pBdr/>
+        <w:shd w:val="nil" w:color="000000"/>
+        <w:spacing/>
+        <w:ind/>
+        <w:rPr>
+          <w:highlight w:val="none"/>
+        </w:rPr>
+      </w:pPr>
+      <w:r>
+        <w:rPr>
+          <w:b w:val="0"/>
+          <w:bCs w:val="0"/>
+          <w:color w:val="00b0f0"/>
+          <w:sz w:val="22"/>
+          <w:szCs w:val="22"/>
+          <w:highlight w:val="none"/>
+        </w:rPr>
+        <w:t xml:space="preserve">Toelichten hoe de resource data is verzameld.</w:t>
+        <w:br/>
+        <w:t xml:space="preserve">getest met gnome boxes op mijn laptop die op linux is, aangeven dat presaties kan verschillen per apparaat.</w:t>
+        <w:br/>
+        <w:t xml:space="preserve">OS geinstalleerd en de systeem monitor geopened en gemonitord voor 1min om een gemiddelde te krijgen.</w:t>
+        <w:br/>
+      </w:r>
+      <w:r>
+        <w:rPr>
+          <w:b w:val="0"/>
+          <w:bCs w:val="0"/>
+          <w:color w:val="00b0f0"/>
+          <w:sz w:val="22"/>
+          <w:szCs w:val="22"/>
+          <w:highlight w:val="none"/>
+        </w:rPr>
+        <w:t xml:space="preserve">alle os’s zijn de nieuwste van 10-03-2026.</w:t>
+        <w:br/>
+        <w:t xml:space="preserve">Gnome boxes | 4gb ram | 40gb opslag | 12 cores.</w:t>
+        <w:br/>
+        <w:t xml:space="preserve">Debian | Gnome standaard</w:t>
+        <w:br/>
+        <w:t xml:space="preserve">Endeavour | KDE standaard</w:t>
+        <w:br/>
+        <w:t xml:space="preserve">Ubuntu | Gnome standaard</w:t>
+        <w:br/>
+        <w:t xml:space="preserve">Windows | opslag naar 55gb </w:t>
+      </w:r>
+      <w:r>
+        <w:rPr>
+          <w:highlight w:val="none"/>
+        </w:rPr>
+      </w:r>
+      <w:r>
+        <w:rPr>
+          <w:highlight w:val="none"/>
+        </w:rPr>
+      </w:r>
+    </w:p>
+    <w:tbl>
+      <w:tblPr>
+        <w:tblStyle w:val="713"/>
+        <w:tblInd w:w="-567" w:type="dxa"/>
+        <w:tblW w:w="0" w:type="auto"/>
+        <w:tblBorders/>
+        <w:tblLayout w:type="fixed"/>
+        <w:tblLook w:val="04A0" w:firstRow="1" w:lastRow="0" w:firstColumn="1" w:lastColumn="0" w:noHBand="0" w:noVBand="1"/>
+      </w:tblPr>
+      <w:tblGrid>
+        <w:gridCol w:w="2342"/>
+        <w:gridCol w:w="1485"/>
+        <w:gridCol w:w="1559"/>
+        <w:gridCol w:w="1559"/>
+        <w:gridCol w:w="1559"/>
+        <w:gridCol w:w="1701"/>
+      </w:tblGrid>
+      <w:tr>
+        <w:trPr/>
+        <w:tc>
+          <w:tcPr>
+            <w:tcBorders/>
+            <w:tcW w:w="2342" w:type="dxa"/>
+          </w:tcPr>
+          <w:p>
+            <w:pPr>
+              <w:pBdr/>
+              <w:shd w:val="nil" w:color="000000"/>
+              <w:spacing/>
+              <w:ind/>
+              <w:rPr>
+                <w:b/>
+                <w:bCs/>
+                <w:sz w:val="22"/>
+                <w:szCs w:val="22"/>
+                <w:highlight w:val="none"/>
+              </w:rPr>
+            </w:pPr>
+            <w:r>
+              <w:rPr>
+                <w:b/>
+                <w:bCs/>
+                <w:sz w:val="22"/>
+                <w:szCs w:val="22"/>
+                <w:highlight w:val="none"/>
+                <w:lang w:val="en-US" w:bidi="en-US"/>
+              </w:rPr>
+              <w:t xml:space="preserve">OS</w:t>
+            </w:r>
+            <w:r>
+              <w:rPr>
+                <w:b/>
+                <w:bCs/>
+                <w:sz w:val="22"/>
+                <w:szCs w:val="22"/>
+                <w:highlight w:val="none"/>
+                <w:lang w:val="en-US"/>
+              </w:rPr>
+            </w:r>
+            <w:r>
+              <w:rPr>
+                <w:b/>
+                <w:bCs/>
+                <w:sz w:val="22"/>
+                <w:szCs w:val="22"/>
+                <w:highlight w:val="none"/>
+              </w:rPr>
+            </w:r>
+          </w:p>
+        </w:tc>
+        <w:tc>
+          <w:tcPr>
+            <w:tcBorders/>
+            <w:tcW w:w="1485" w:type="dxa"/>
+          </w:tcPr>
+          <w:p>
+            <w:pPr>
+              <w:pBdr/>
+              <w:spacing/>
+              <w:ind/>
+              <w:rPr>
+                <w:b w:val="0"/>
+                <w:bCs w:val="0"/>
+                <w:sz w:val="22"/>
+                <w:szCs w:val="22"/>
+                <w:highlight w:val="none"/>
+                <w:lang w:val="en-US" w:bidi="en-US"/>
+              </w:rPr>
+            </w:pPr>
+            <w:r>
+              <w:rPr>
+                <w:b w:val="0"/>
+                <w:bCs w:val="0"/>
+                <w:sz w:val="22"/>
+                <w:szCs w:val="22"/>
+                <w:highlight w:val="none"/>
+                <w:lang w:val="en-US" w:bidi="en-US"/>
+              </w:rPr>
+              <w:t xml:space="preserve">Windows</w:t>
+            </w:r>
+            <w:r>
+              <w:rPr>
+                <w:b w:val="0"/>
+                <w:bCs w:val="0"/>
+                <w:sz w:val="22"/>
+                <w:szCs w:val="22"/>
+                <w:highlight w:val="none"/>
+                <w:lang w:val="en-US"/>
+              </w:rPr>
+            </w:r>
+            <w:r>
+              <w:rPr>
+                <w:b w:val="0"/>
+                <w:bCs w:val="0"/>
+                <w:sz w:val="22"/>
+                <w:szCs w:val="22"/>
+                <w:highlight w:val="none"/>
+                <w:lang w:val="en-US" w:bidi="en-US"/>
+              </w:rPr>
+            </w:r>
+          </w:p>
+        </w:tc>
+        <w:tc>
+          <w:tcPr>
+            <w:tcBorders/>
+            <w:tcW w:w="1559" w:type="dxa"/>
+          </w:tcPr>
+          <w:p>
+            <w:pPr>
+              <w:pBdr/>
+              <w:spacing/>
+              <w:ind/>
+              <w:rPr>
+                <w:b w:val="0"/>
+                <w:bCs w:val="0"/>
+                <w:sz w:val="22"/>
+                <w:szCs w:val="22"/>
+                <w:highlight w:val="none"/>
+                <w:lang w:val="en-US" w:bidi="en-US"/>
+              </w:rPr>
+            </w:pPr>
+            <w:r>
+              <w:rPr>
+                <w:b w:val="0"/>
+                <w:bCs w:val="0"/>
+                <w:sz w:val="22"/>
+                <w:szCs w:val="22"/>
+                <w:highlight w:val="none"/>
+                <w:lang w:val="en-US" w:bidi="en-US"/>
+              </w:rPr>
+              <w:t xml:space="preserve">Debian</w:t>
+            </w:r>
+            <w:r>
+              <w:rPr>
+                <w:b w:val="0"/>
+                <w:bCs w:val="0"/>
+                <w:sz w:val="22"/>
+                <w:szCs w:val="22"/>
+                <w:highlight w:val="none"/>
+                <w:lang w:val="en-US"/>
+              </w:rPr>
+            </w:r>
+            <w:r>
+              <w:rPr>
+                <w:b w:val="0"/>
+                <w:bCs w:val="0"/>
+                <w:sz w:val="22"/>
+                <w:szCs w:val="22"/>
+                <w:highlight w:val="none"/>
+                <w:lang w:val="en-US" w:bidi="en-US"/>
+              </w:rPr>
+            </w:r>
+          </w:p>
+        </w:tc>
+        <w:tc>
+          <w:tcPr>
+            <w:tcBorders/>
+            <w:tcW w:w="1559" w:type="dxa"/>
+          </w:tcPr>
+          <w:p>
+            <w:pPr>
+              <w:pBdr/>
+              <w:shd w:val="nil" w:color="000000"/>
+              <w:spacing/>
+              <w:ind/>
+              <w:rPr>
+                <w:b w:val="0"/>
+                <w:bCs w:val="0"/>
+                <w:sz w:val="22"/>
+                <w:szCs w:val="22"/>
+                <w:highlight w:val="none"/>
+                <w:lang w:val="en-US" w:bidi="en-US"/>
+              </w:rPr>
+            </w:pPr>
+            <w:r>
+              <w:rPr>
+                <w:b w:val="0"/>
+                <w:bCs w:val="0"/>
+                <w:sz w:val="22"/>
+                <w:szCs w:val="22"/>
+                <w:highlight w:val="none"/>
+                <w:lang w:val="en-US" w:bidi="en-US"/>
+              </w:rPr>
+              <w:t xml:space="preserve">Ubuntu</w:t>
+            </w:r>
+            <w:r>
+              <w:rPr>
+                <w:b w:val="0"/>
+                <w:bCs w:val="0"/>
+                <w:sz w:val="22"/>
+                <w:szCs w:val="22"/>
+                <w:highlight w:val="none"/>
+                <w:lang w:val="en-US"/>
+              </w:rPr>
+            </w:r>
+            <w:r>
+              <w:rPr>
+                <w:b w:val="0"/>
+                <w:bCs w:val="0"/>
+                <w:sz w:val="22"/>
+                <w:szCs w:val="22"/>
+                <w:highlight w:val="none"/>
+                <w:lang w:val="en-US" w:bidi="en-US"/>
+              </w:rPr>
+            </w:r>
+          </w:p>
+        </w:tc>
+        <w:tc>
+          <w:tcPr>
+            <w:tcBorders/>
+            <w:tcW w:w="1559" w:type="dxa"/>
+          </w:tcPr>
+          <w:p>
+            <w:pPr>
+              <w:pBdr/>
+              <w:shd w:val="nil" w:color="000000"/>
+              <w:spacing/>
+              <w:ind/>
+              <w:rPr>
+                <w:b w:val="0"/>
+                <w:bCs w:val="0"/>
+                <w:sz w:val="22"/>
+                <w:szCs w:val="22"/>
+                <w:highlight w:val="none"/>
+                <w:lang w:val="en-US" w:bidi="en-US"/>
+              </w:rPr>
+            </w:pPr>
+            <w:r>
+              <w:rPr>
+                <w:b w:val="0"/>
+                <w:bCs w:val="0"/>
+                <w:sz w:val="22"/>
+                <w:szCs w:val="22"/>
+                <w:highlight w:val="none"/>
+                <w:lang w:val="en-US" w:bidi="en-US"/>
+              </w:rPr>
+            </w:r>
+            <w:r>
+              <w:rPr>
+                <w:b w:val="0"/>
+                <w:bCs w:val="0"/>
+                <w:sz w:val="22"/>
+                <w:szCs w:val="22"/>
+                <w:highlight w:val="none"/>
+                <w:lang w:val="en-US" w:bidi="en-US"/>
+              </w:rPr>
+              <w:t xml:space="preserve">Endeavour OS</w:t>
+            </w:r>
+            <w:r>
+              <w:rPr>
+                <w:b w:val="0"/>
+                <w:bCs w:val="0"/>
+                <w:sz w:val="22"/>
+                <w:szCs w:val="22"/>
+                <w:highlight w:val="none"/>
+                <w:lang w:val="en-US"/>
+              </w:rPr>
+            </w:r>
+            <w:r>
+              <w:rPr>
+                <w:b w:val="0"/>
+                <w:bCs w:val="0"/>
+                <w:sz w:val="22"/>
+                <w:szCs w:val="22"/>
+                <w:highlight w:val="none"/>
+                <w:lang w:val="en-US" w:bidi="en-US"/>
+              </w:rPr>
+            </w:r>
+          </w:p>
+        </w:tc>
+        <w:tc>
+          <w:tcPr>
+            <w:tcBorders/>
+            <w:tcW w:w="1701" w:type="dxa"/>
+          </w:tcPr>
+          <w:p>
+            <w:pPr>
+              <w:pBdr/>
+              <w:shd w:val="nil" w:color="000000"/>
+              <w:spacing/>
+              <w:ind/>
+              <w:rPr>
+                <w:b w:val="0"/>
+                <w:bCs w:val="0"/>
+                <w:sz w:val="22"/>
+                <w:szCs w:val="22"/>
+                <w:highlight w:val="none"/>
+                <w:lang w:val="en-US" w:bidi="en-US"/>
+              </w:rPr>
+            </w:pPr>
+            <w:r>
+              <w:rPr>
+                <w:b w:val="0"/>
+                <w:bCs w:val="0"/>
+                <w:sz w:val="22"/>
+                <w:szCs w:val="22"/>
+                <w:highlight w:val="none"/>
+                <w:lang w:val="en-US" w:bidi="en-US"/>
+              </w:rPr>
+              <w:t xml:space="preserve">Kubuntu</w:t>
+            </w:r>
+            <w:r>
+              <w:rPr>
+                <w:b w:val="0"/>
+                <w:bCs w:val="0"/>
+                <w:sz w:val="22"/>
+                <w:szCs w:val="22"/>
+                <w:highlight w:val="none"/>
+                <w:lang w:val="en-US"/>
+              </w:rPr>
+            </w:r>
+            <w:r>
+              <w:rPr>
+                <w:b w:val="0"/>
+                <w:bCs w:val="0"/>
+                <w:sz w:val="22"/>
+                <w:szCs w:val="22"/>
+                <w:highlight w:val="none"/>
+                <w:lang w:val="en-US" w:bidi="en-US"/>
+              </w:rPr>
+            </w:r>
+          </w:p>
+        </w:tc>
+      </w:tr>
+      <w:tr>
+        <w:trPr/>
+        <w:tc>
+          <w:tcPr>
+            <w:tcBorders/>
+            <w:tcW w:w="2342" w:type="dxa"/>
+            <w:vMerge w:val="restart"/>
+          </w:tcPr>
+          <w:p>
+            <w:pPr>
+              <w:pBdr/>
+              <w:shd w:val="nil" w:color="000000"/>
+              <w:spacing/>
+              <w:ind/>
+              <w:rPr>
+                <w:b/>
+                <w:bCs/>
+                <w:sz w:val="22"/>
+                <w:szCs w:val="22"/>
+                <w:highlight w:val="none"/>
+              </w:rPr>
+            </w:pPr>
+            <w:r>
+              <w:rPr>
+                <w:b/>
+                <w:bCs/>
+                <w:sz w:val="22"/>
+                <w:szCs w:val="22"/>
+                <w:highlight w:val="none"/>
+                <w:lang w:val="en-US" w:bidi="en-US"/>
+              </w:rPr>
+              <w:t xml:space="preserve">Based on</w:t>
+            </w:r>
+            <w:r>
+              <w:rPr>
+                <w:b/>
+                <w:bCs/>
+                <w:sz w:val="22"/>
+                <w:szCs w:val="22"/>
+                <w:highlight w:val="none"/>
+                <w:lang w:val="en-US" w:bidi="en-US"/>
+              </w:rPr>
+            </w:r>
+            <w:r>
+              <w:rPr>
+                <w:b/>
+                <w:bCs/>
+                <w:sz w:val="22"/>
+                <w:szCs w:val="22"/>
+                <w:highlight w:val="none"/>
+              </w:rPr>
+            </w:r>
+          </w:p>
+        </w:tc>
+        <w:tc>
+          <w:tcPr>
+            <w:tcBorders/>
+            <w:tcW w:w="1485" w:type="dxa"/>
+          </w:tcPr>
+          <w:p>
+            <w:pPr>
+              <w:pBdr/>
+              <w:spacing/>
+              <w:ind/>
+              <w:rPr>
+                <w:b w:val="0"/>
+                <w:bCs w:val="0"/>
+                <w:sz w:val="22"/>
+                <w:szCs w:val="22"/>
+                <w:highlight w:val="none"/>
+                <w:lang w:val="en-US" w:bidi="en-US"/>
+              </w:rPr>
+            </w:pPr>
+            <w:r>
+              <w:rPr>
+                <w:b w:val="0"/>
+                <w:bCs w:val="0"/>
+                <w:sz w:val="22"/>
+                <w:szCs w:val="22"/>
+                <w:highlight w:val="none"/>
+                <w:lang w:val="en-US" w:bidi="en-US"/>
+              </w:rPr>
+              <w:t xml:space="preserve">(itself)</w:t>
+            </w:r>
+            <w:r>
+              <w:rPr>
+                <w:b w:val="0"/>
+                <w:bCs w:val="0"/>
+                <w:sz w:val="22"/>
+                <w:szCs w:val="22"/>
+                <w:highlight w:val="none"/>
+                <w:lang w:val="en-US"/>
+              </w:rPr>
+            </w:r>
+            <w:r>
+              <w:rPr>
+                <w:b w:val="0"/>
+                <w:bCs w:val="0"/>
+                <w:sz w:val="22"/>
+                <w:szCs w:val="22"/>
+                <w:highlight w:val="none"/>
+                <w:lang w:val="en-US" w:bidi="en-US"/>
+              </w:rPr>
+            </w:r>
+          </w:p>
+        </w:tc>
+        <w:tc>
+          <w:tcPr>
+            <w:tcBorders/>
+            <w:tcW w:w="1559" w:type="dxa"/>
+          </w:tcPr>
+          <w:p>
+            <w:pPr>
+              <w:pBdr/>
+              <w:spacing/>
+              <w:ind w:firstLine="0" w:left="0"/>
+              <w:rPr>
+                <w:b w:val="0"/>
+                <w:bCs w:val="0"/>
+                <w:sz w:val="22"/>
+                <w:szCs w:val="22"/>
+                <w:highlight w:val="none"/>
+                <w:lang w:val="en-US" w:bidi="en-US"/>
+              </w:rPr>
+            </w:pPr>
+            <w:r>
+              <w:rPr>
+                <w:b w:val="0"/>
+                <w:bCs w:val="0"/>
+                <w:sz w:val="22"/>
+                <w:szCs w:val="22"/>
+                <w:highlight w:val="none"/>
+                <w:lang w:val="en-US" w:bidi="en-US"/>
+              </w:rPr>
+              <w:t xml:space="preserve">(itself)</w:t>
+            </w:r>
+            <w:r>
+              <w:rPr>
+                <w:b w:val="0"/>
+                <w:bCs w:val="0"/>
+                <w:sz w:val="22"/>
+                <w:szCs w:val="22"/>
+                <w:highlight w:val="none"/>
+                <w:lang w:val="en-US"/>
+              </w:rPr>
+            </w:r>
+            <w:r>
+              <w:rPr>
+                <w:b w:val="0"/>
+                <w:bCs w:val="0"/>
+                <w:sz w:val="22"/>
+                <w:szCs w:val="22"/>
+                <w:highlight w:val="none"/>
+                <w:lang w:val="en-US" w:bidi="en-US"/>
+              </w:rPr>
+            </w:r>
+          </w:p>
+        </w:tc>
+        <w:tc>
+          <w:tcPr>
+            <w:tcBorders/>
+            <w:tcW w:w="1559" w:type="dxa"/>
+            <w:vMerge w:val="restart"/>
+          </w:tcPr>
+          <w:p>
+            <w:pPr>
+              <w:pBdr/>
+              <w:shd w:val="nil" w:color="000000"/>
+              <w:spacing/>
+              <w:ind/>
+              <w:rPr>
+                <w:b w:val="0"/>
+                <w:bCs w:val="0"/>
+                <w:sz w:val="22"/>
+                <w:szCs w:val="22"/>
+                <w:highlight w:val="none"/>
+                <w:lang w:val="en-US" w:bidi="en-US"/>
+              </w:rPr>
+            </w:pPr>
+            <w:r>
+              <w:rPr>
+                <w:b w:val="0"/>
+                <w:bCs w:val="0"/>
+                <w:sz w:val="22"/>
+                <w:szCs w:val="22"/>
+                <w:highlight w:val="none"/>
+                <w:lang w:val="en-US" w:bidi="en-US"/>
+              </w:rPr>
+              <w:t xml:space="preserve">Debian</w:t>
+            </w:r>
+            <w:r>
+              <w:rPr>
+                <w:b w:val="0"/>
+                <w:bCs w:val="0"/>
+                <w:sz w:val="22"/>
+                <w:szCs w:val="22"/>
+                <w:highlight w:val="none"/>
+                <w:lang w:val="en-US" w:bidi="en-US"/>
+              </w:rPr>
+            </w:r>
+            <w:r>
+              <w:rPr>
+                <w:b w:val="0"/>
+                <w:bCs w:val="0"/>
+                <w:sz w:val="22"/>
+                <w:szCs w:val="22"/>
+                <w:highlight w:val="none"/>
+                <w:lang w:val="en-US" w:bidi="en-US"/>
+              </w:rPr>
+            </w:r>
+          </w:p>
+        </w:tc>
+        <w:tc>
+          <w:tcPr>
+            <w:tcBorders/>
+            <w:tcW w:w="1559" w:type="dxa"/>
+            <w:vMerge w:val="restart"/>
+          </w:tcPr>
+          <w:p>
+            <w:pPr>
+              <w:pBdr/>
+              <w:shd w:val="nil" w:color="000000"/>
+              <w:spacing/>
+              <w:ind/>
+              <w:rPr>
+                <w:b w:val="0"/>
+                <w:bCs w:val="0"/>
+                <w:sz w:val="22"/>
+                <w:szCs w:val="22"/>
+                <w:highlight w:val="none"/>
+                <w:lang w:val="en-US" w:bidi="en-US"/>
+              </w:rPr>
+            </w:pPr>
+            <w:r>
+              <w:rPr>
+                <w:b w:val="0"/>
+                <w:bCs w:val="0"/>
+                <w:sz w:val="22"/>
+                <w:szCs w:val="22"/>
+                <w:highlight w:val="none"/>
+                <w:lang w:val="en-US" w:bidi="en-US"/>
+              </w:rPr>
+              <w:t xml:space="preserve">Arch Linux</w:t>
+            </w:r>
+            <w:r>
+              <w:rPr>
+                <w:b w:val="0"/>
+                <w:bCs w:val="0"/>
+                <w:sz w:val="22"/>
+                <w:szCs w:val="22"/>
+                <w:highlight w:val="none"/>
+                <w:lang w:val="en-US" w:bidi="en-US"/>
+              </w:rPr>
+            </w:r>
+            <w:r>
+              <w:rPr>
+                <w:b w:val="0"/>
+                <w:bCs w:val="0"/>
+                <w:sz w:val="22"/>
+                <w:szCs w:val="22"/>
+                <w:highlight w:val="none"/>
+                <w:lang w:val="en-US" w:bidi="en-US"/>
+              </w:rPr>
+            </w:r>
+          </w:p>
+        </w:tc>
+        <w:tc>
+          <w:tcPr>
+            <w:tcBorders/>
+            <w:tcW w:w="1701" w:type="dxa"/>
+            <w:vMerge w:val="restart"/>
+          </w:tcPr>
+          <w:p>
+            <w:pPr>
+              <w:pBdr/>
+              <w:shd w:val="nil" w:color="000000"/>
+              <w:spacing/>
+              <w:ind/>
+              <w:rPr>
+                <w:b w:val="0"/>
+                <w:bCs w:val="0"/>
+                <w:sz w:val="22"/>
+                <w:szCs w:val="22"/>
+                <w:highlight w:val="none"/>
+                <w:lang w:val="en-US" w:bidi="en-US"/>
+              </w:rPr>
+            </w:pPr>
+            <w:r>
+              <w:rPr>
+                <w:b w:val="0"/>
+                <w:bCs w:val="0"/>
+                <w:sz w:val="22"/>
+                <w:szCs w:val="22"/>
+                <w:highlight w:val="none"/>
+                <w:lang w:val="en-US" w:bidi="en-US"/>
+              </w:rPr>
+              <w:t xml:space="preserve">Debian
+</w:t>
+            </w:r>
+            <w:r>
+              <w:rPr>
+                <w:b w:val="0"/>
+                <w:bCs w:val="0"/>
+                <w:sz w:val="22"/>
+                <w:szCs w:val="22"/>
+                <w:highlight w:val="none"/>
+                <w:lang w:val="en-US" w:bidi="en-US"/>
+              </w:rPr>
+            </w:r>
+            <w:r>
+              <w:rPr>
+                <w:b w:val="0"/>
+                <w:bCs w:val="0"/>
+                <w:sz w:val="22"/>
+                <w:szCs w:val="22"/>
+                <w:highlight w:val="none"/>
+                <w:lang w:val="en-US" w:bidi="en-US"/>
+              </w:rPr>
+            </w:r>
+          </w:p>
+        </w:tc>
+      </w:tr>
+      <w:tr>
+        <w:trPr/>
+        <w:tc>
+          <w:tcPr>
+            <w:tcBorders/>
+            <w:tcW w:w="2342" w:type="dxa"/>
+          </w:tcPr>
+          <w:p>
+            <w:pPr>
+              <w:pBdr/>
+              <w:shd w:val="nil" w:color="000000"/>
+              <w:spacing/>
+              <w:ind/>
+              <w:rPr>
+                <w:b/>
+                <w:bCs/>
+                <w:sz w:val="22"/>
+                <w:szCs w:val="22"/>
+                <w:highlight w:val="none"/>
+              </w:rPr>
+            </w:pPr>
+            <w:r>
+              <w:rPr>
+                <w:b/>
+                <w:bCs/>
+                <w:sz w:val="22"/>
+                <w:szCs w:val="22"/>
+                <w:highlight w:val="none"/>
+                <w:lang w:val="en-US" w:bidi="en-US"/>
+              </w:rPr>
+              <w:t xml:space="preserve">Available Desktop Environments</w:t>
+            </w:r>
+            <w:r>
+              <w:rPr>
+                <w:b/>
+                <w:bCs/>
+                <w:sz w:val="22"/>
+                <w:szCs w:val="22"/>
+                <w:highlight w:val="none"/>
+                <w:lang w:val="en-US"/>
+              </w:rPr>
+            </w:r>
+            <w:r>
+              <w:rPr>
+                <w:b/>
+                <w:bCs/>
+                <w:sz w:val="22"/>
+                <w:szCs w:val="22"/>
+                <w:highlight w:val="none"/>
+              </w:rPr>
+            </w:r>
+          </w:p>
+        </w:tc>
+        <w:tc>
+          <w:tcPr>
+            <w:tcBorders/>
+            <w:tcW w:w="1485" w:type="dxa"/>
+          </w:tcPr>
+          <w:p>
+            <w:pPr>
+              <w:pBdr/>
+              <w:spacing/>
+              <w:ind/>
+              <w:rPr>
+                <w:b w:val="0"/>
+                <w:bCs w:val="0"/>
+                <w:sz w:val="22"/>
+                <w:szCs w:val="22"/>
+                <w:highlight w:val="none"/>
+                <w:lang w:val="en-US" w:bidi="en-US"/>
+              </w:rPr>
+            </w:pPr>
+            <w:r>
+              <w:rPr>
+                <w:b w:val="0"/>
+                <w:bCs w:val="0"/>
+                <w:sz w:val="22"/>
+                <w:szCs w:val="22"/>
+                <w:highlight w:val="none"/>
+                <w:lang w:val="en-US" w:bidi="en-US"/>
+              </w:rPr>
+              <w:t xml:space="preserve">Windows Shell</w:t>
+            </w:r>
+            <w:r>
+              <w:rPr>
+                <w:b w:val="0"/>
+                <w:bCs w:val="0"/>
+                <w:sz w:val="22"/>
+                <w:szCs w:val="22"/>
+                <w:highlight w:val="none"/>
+                <w:lang w:val="en-US"/>
+              </w:rPr>
+            </w:r>
+            <w:r>
+              <w:rPr>
+                <w:b w:val="0"/>
+                <w:bCs w:val="0"/>
+                <w:sz w:val="22"/>
+                <w:szCs w:val="22"/>
+                <w:highlight w:val="none"/>
+                <w:lang w:val="en-US" w:bidi="en-US"/>
+              </w:rPr>
+            </w:r>
+          </w:p>
+        </w:tc>
+        <w:tc>
+          <w:tcPr>
+            <w:tcBorders/>
+            <w:tcW w:w="1559" w:type="dxa"/>
+          </w:tcPr>
+          <w:p>
+            <w:pPr>
+              <w:pBdr/>
+              <w:spacing/>
+              <w:ind/>
+              <w:rPr>
+                <w:b w:val="0"/>
+                <w:bCs w:val="0"/>
+                <w:sz w:val="22"/>
+                <w:szCs w:val="22"/>
+                <w:highlight w:val="none"/>
+                <w:lang w:val="en-US" w:bidi="en-US"/>
+              </w:rPr>
+            </w:pPr>
+            <w:r>
+              <w:rPr>
+                <w:b w:val="0"/>
+                <w:bCs w:val="0"/>
+                <w:sz w:val="22"/>
+                <w:szCs w:val="22"/>
+                <w:highlight w:val="none"/>
+                <w:lang w:val="en-US" w:bidi="en-US"/>
+              </w:rPr>
+              <w:t xml:space="preserve">Gnome, KDE Plasma, Xfce, MATE, Cinnamon, LXQt, LXDE</w:t>
+            </w:r>
+            <w:r>
+              <w:rPr>
+                <w:b w:val="0"/>
+                <w:bCs w:val="0"/>
+                <w:sz w:val="22"/>
+                <w:szCs w:val="22"/>
+                <w:highlight w:val="none"/>
+                <w:lang w:val="en-US"/>
+              </w:rPr>
+            </w:r>
+            <w:r>
+              <w:rPr>
+                <w:b w:val="0"/>
+                <w:bCs w:val="0"/>
+                <w:sz w:val="22"/>
+                <w:szCs w:val="22"/>
+                <w:highlight w:val="none"/>
+                <w:lang w:val="en-US" w:bidi="en-US"/>
+              </w:rPr>
+            </w:r>
+          </w:p>
+        </w:tc>
+        <w:tc>
+          <w:tcPr>
+            <w:tcBorders/>
+            <w:tcW w:w="1559" w:type="dxa"/>
+          </w:tcPr>
+          <w:p>
+            <w:pPr>
+              <w:pBdr/>
+              <w:shd w:val="nil" w:color="000000"/>
+              <w:spacing/>
+              <w:ind/>
+              <w:rPr>
+                <w:b w:val="0"/>
+                <w:bCs w:val="0"/>
+                <w:sz w:val="22"/>
+                <w:szCs w:val="22"/>
+                <w:highlight w:val="none"/>
+                <w:lang w:val="en-US" w:bidi="en-US"/>
+              </w:rPr>
+            </w:pPr>
+            <w:r>
+              <w:rPr>
+                <w:b w:val="0"/>
+                <w:bCs w:val="0"/>
+                <w:sz w:val="22"/>
+                <w:szCs w:val="22"/>
+                <w:highlight w:val="none"/>
+                <w:lang w:val="en-US" w:bidi="en-US"/>
+              </w:rPr>
+              <w:t xml:space="preserve">Gnome</w:t>
+            </w:r>
+            <w:r>
+              <w:rPr>
+                <w:b w:val="0"/>
+                <w:bCs w:val="0"/>
+                <w:sz w:val="22"/>
+                <w:szCs w:val="22"/>
+                <w:highlight w:val="none"/>
+                <w:lang w:val="en-US"/>
+              </w:rPr>
+            </w:r>
+            <w:r>
+              <w:rPr>
+                <w:b w:val="0"/>
+                <w:bCs w:val="0"/>
+                <w:sz w:val="22"/>
+                <w:szCs w:val="22"/>
+                <w:highlight w:val="none"/>
+                <w:lang w:val="en-US" w:bidi="en-US"/>
+              </w:rPr>
+            </w:r>
+          </w:p>
+        </w:tc>
+        <w:tc>
+          <w:tcPr>
+            <w:tcBorders/>
+            <w:tcW w:w="1559" w:type="dxa"/>
+          </w:tcPr>
+          <w:p>
+            <w:pPr>
+              <w:pBdr/>
+              <w:spacing/>
+              <w:ind/>
+              <w:rPr>
+                <w:b w:val="0"/>
+                <w:bCs w:val="0"/>
+                <w:sz w:val="22"/>
+                <w:szCs w:val="22"/>
+                <w:highlight w:val="none"/>
+                <w:lang w:val="en-US" w:bidi="en-US"/>
+              </w:rPr>
+            </w:pPr>
+            <w:r>
+              <w:rPr>
+                <w:b w:val="0"/>
+                <w:bCs w:val="0"/>
+                <w:sz w:val="22"/>
+                <w:szCs w:val="22"/>
+                <w:highlight w:val="none"/>
+                <w:lang w:val="en-US" w:bidi="en-US"/>
+              </w:rPr>
+              <w:t xml:space="preserve">Gnome, KDE Plasma, Xfce, MATE, Cinnamon, LXQt, LXDE</w:t>
+            </w:r>
+            <w:r>
+              <w:rPr>
+                <w:b w:val="0"/>
+                <w:bCs w:val="0"/>
+                <w:sz w:val="22"/>
+                <w:szCs w:val="22"/>
+                <w:highlight w:val="none"/>
+                <w:lang w:val="en-US" w:bidi="en-US"/>
+              </w:rPr>
+            </w:r>
+            <w:r>
+              <w:rPr>
+                <w:b w:val="0"/>
+                <w:bCs w:val="0"/>
+                <w:sz w:val="22"/>
+                <w:szCs w:val="22"/>
+                <w:highlight w:val="none"/>
+                <w:lang w:val="en-US" w:bidi="en-US"/>
+              </w:rPr>
+            </w:r>
+          </w:p>
+          <w:p>
+            <w:pPr>
+              <w:pBdr/>
+              <w:spacing/>
+              <w:ind/>
+              <w:rPr>
+                <w:b w:val="0"/>
+                <w:bCs w:val="0"/>
+                <w:sz w:val="22"/>
+                <w:szCs w:val="22"/>
+                <w:highlight w:val="none"/>
+                <w:lang w:val="en-US" w:bidi="en-US"/>
+              </w:rPr>
+            </w:pPr>
+            <w:r>
+              <w:rPr>
+                <w:b w:val="0"/>
+                <w:bCs w:val="0"/>
+                <w:sz w:val="22"/>
+                <w:szCs w:val="22"/>
+                <w:highlight w:val="none"/>
+                <w:lang w:val="en-US" w:bidi="en-US"/>
+              </w:rPr>
+            </w:r>
+            <w:r>
+              <w:rPr>
+                <w:b w:val="0"/>
+                <w:bCs w:val="0"/>
+                <w:sz w:val="22"/>
+                <w:szCs w:val="22"/>
+                <w:highlight w:val="none"/>
+                <w:lang w:val="en-US" w:bidi="en-US"/>
+              </w:rPr>
+            </w:r>
+            <w:r>
+              <w:rPr>
+                <w:b w:val="0"/>
+                <w:bCs w:val="0"/>
+                <w:sz w:val="22"/>
+                <w:szCs w:val="22"/>
+                <w:highlight w:val="none"/>
+                <w:lang w:val="en-US" w:bidi="en-US"/>
+              </w:rPr>
+            </w:r>
+          </w:p>
+        </w:tc>
+        <w:tc>
+          <w:tcPr>
+            <w:tcBorders/>
+            <w:tcW w:w="1701" w:type="dxa"/>
+          </w:tcPr>
+          <w:p>
+            <w:pPr>
+              <w:pBdr/>
+              <w:shd w:val="nil" w:color="000000"/>
+              <w:spacing/>
+              <w:ind/>
+              <w:rPr>
+                <w:b w:val="0"/>
+                <w:bCs w:val="0"/>
+                <w:sz w:val="22"/>
+                <w:szCs w:val="22"/>
+                <w:highlight w:val="none"/>
+                <w:lang w:val="en-US" w:bidi="en-US"/>
+              </w:rPr>
+            </w:pPr>
+            <w:r>
+              <w:rPr>
+                <w:b w:val="0"/>
+                <w:bCs w:val="0"/>
+                <w:sz w:val="22"/>
+                <w:szCs w:val="22"/>
+                <w:highlight w:val="none"/>
+                <w:lang w:val="en-US" w:bidi="en-US"/>
+              </w:rPr>
+              <w:t xml:space="preserve">KDE Plasma</w:t>
+            </w:r>
+            <w:r>
+              <w:rPr>
+                <w:b w:val="0"/>
+                <w:bCs w:val="0"/>
+                <w:sz w:val="22"/>
+                <w:szCs w:val="22"/>
+                <w:highlight w:val="none"/>
+                <w:lang w:val="en-US"/>
+              </w:rPr>
+            </w:r>
+            <w:r>
+              <w:rPr>
+                <w:b w:val="0"/>
+                <w:bCs w:val="0"/>
+                <w:sz w:val="22"/>
+                <w:szCs w:val="22"/>
+                <w:highlight w:val="none"/>
+                <w:lang w:val="en-US" w:bidi="en-US"/>
+              </w:rPr>
+            </w:r>
+          </w:p>
+        </w:tc>
+      </w:tr>
+      <w:tr>
+        <w:trPr/>
+        <w:tc>
+          <w:tcPr>
+            <w:tcBorders/>
+            <w:tcW w:w="2342" w:type="dxa"/>
+            <w:vMerge w:val="restart"/>
+          </w:tcPr>
+          <w:p>
+            <w:pPr>
+              <w:pBdr/>
+              <w:shd w:val="nil" w:color="000000"/>
+              <w:spacing/>
+              <w:ind/>
+              <w:rPr>
+                <w:b/>
+                <w:bCs/>
+                <w:sz w:val="22"/>
+                <w:szCs w:val="22"/>
+                <w:highlight w:val="none"/>
+                <w:lang w:val="en-US" w:bidi="en-US"/>
+              </w:rPr>
+            </w:pPr>
+            <w:r>
+              <w:rPr>
+                <w:b/>
+                <w:bCs/>
+                <w:sz w:val="22"/>
+                <w:szCs w:val="22"/>
+                <w:highlight w:val="none"/>
+                <w:lang w:val="en-US" w:bidi="en-US"/>
+              </w:rPr>
+              <w:t xml:space="preserve">Display Server</w:t>
+            </w:r>
+            <w:r>
+              <w:rPr>
+                <w:b/>
+                <w:bCs/>
+                <w:sz w:val="22"/>
+                <w:szCs w:val="22"/>
+                <w:highlight w:val="none"/>
+                <w:lang w:val="en-US" w:bidi="en-US"/>
+              </w:rPr>
+            </w:r>
+            <w:r>
+              <w:rPr>
+                <w:b/>
+                <w:bCs/>
+                <w:sz w:val="22"/>
+                <w:szCs w:val="22"/>
+                <w:highlight w:val="none"/>
+                <w:lang w:val="en-US" w:bidi="en-US"/>
+              </w:rPr>
+            </w:r>
+          </w:p>
+        </w:tc>
+        <w:tc>
+          <w:tcPr>
+            <w:tcBorders/>
+            <w:tcW w:w="1485" w:type="dxa"/>
+          </w:tcPr>
+          <w:p>
+            <w:pPr>
+              <w:pBdr/>
+              <w:spacing/>
+              <w:ind/>
+              <w:rPr>
+                <w:b w:val="0"/>
+                <w:bCs w:val="0"/>
+                <w:sz w:val="22"/>
+                <w:szCs w:val="22"/>
+                <w:highlight w:val="none"/>
+                <w:lang w:val="en-US" w:bidi="en-US"/>
+              </w:rPr>
+            </w:pPr>
+            <w:r>
+              <w:rPr>
+                <w:b w:val="0"/>
+                <w:bCs w:val="0"/>
+                <w:sz w:val="22"/>
+                <w:szCs w:val="22"/>
+                <w:highlight w:val="none"/>
+                <w:lang w:val="en-US" w:bidi="en-US"/>
+              </w:rPr>
+              <w:t xml:space="preserve">Desktop Window Manager</w:t>
+            </w:r>
+            <w:r>
+              <w:rPr>
+                <w:b w:val="0"/>
+                <w:bCs w:val="0"/>
+                <w:sz w:val="22"/>
+                <w:szCs w:val="22"/>
+                <w:highlight w:val="none"/>
+                <w:lang w:val="en-US"/>
+              </w:rPr>
+            </w:r>
+            <w:r>
+              <w:rPr>
+                <w:b w:val="0"/>
+                <w:bCs w:val="0"/>
+                <w:sz w:val="22"/>
+                <w:szCs w:val="22"/>
+                <w:highlight w:val="none"/>
+                <w:lang w:val="en-US" w:bidi="en-US"/>
+              </w:rPr>
+            </w:r>
+          </w:p>
+        </w:tc>
+        <w:tc>
+          <w:tcPr>
+            <w:tcBorders/>
+            <w:tcW w:w="1559" w:type="dxa"/>
+            <w:vMerge w:val="restart"/>
+          </w:tcPr>
+          <w:p>
+            <w:pPr>
+              <w:pBdr/>
+              <w:spacing/>
+              <w:ind/>
+              <w:rPr>
+                <w:b w:val="0"/>
+                <w:bCs w:val="0"/>
+                <w:sz w:val="22"/>
+                <w:szCs w:val="22"/>
+                <w:highlight w:val="none"/>
+                <w:lang w:val="en-US" w:bidi="en-US"/>
+              </w:rPr>
+            </w:pPr>
+            <w:r>
+              <w:rPr>
+                <w:b w:val="0"/>
+                <w:bCs w:val="0"/>
+                <w:sz w:val="22"/>
+                <w:szCs w:val="22"/>
+                <w:highlight w:val="none"/>
+                <w:lang w:val="en-US" w:bidi="en-US"/>
+              </w:rPr>
+              <w:t xml:space="preserve">X11, Wayland</w:t>
+            </w:r>
+            <w:r>
+              <w:rPr>
+                <w:b w:val="0"/>
+                <w:bCs w:val="0"/>
+                <w:sz w:val="22"/>
+                <w:szCs w:val="22"/>
+                <w:highlight w:val="none"/>
+                <w:lang w:val="en-US" w:bidi="en-US"/>
+              </w:rPr>
+            </w:r>
+            <w:r>
+              <w:rPr>
+                <w:b w:val="0"/>
+                <w:bCs w:val="0"/>
+                <w:sz w:val="22"/>
+                <w:szCs w:val="22"/>
+                <w:highlight w:val="none"/>
+                <w:lang w:val="en-US" w:bidi="en-US"/>
+              </w:rPr>
+            </w:r>
+          </w:p>
+        </w:tc>
+        <w:tc>
+          <w:tcPr>
+            <w:tcBorders/>
+            <w:tcW w:w="1559" w:type="dxa"/>
+            <w:vMerge w:val="restart"/>
+          </w:tcPr>
+          <w:p>
+            <w:pPr>
+              <w:pBdr/>
+              <w:shd w:val="nil" w:color="000000"/>
+              <w:spacing/>
+              <w:ind/>
+              <w:rPr>
+                <w:b w:val="0"/>
+                <w:bCs w:val="0"/>
+                <w:sz w:val="22"/>
+                <w:szCs w:val="22"/>
+                <w:highlight w:val="none"/>
+                <w:lang w:val="en-US" w:bidi="en-US"/>
+              </w:rPr>
+            </w:pPr>
+            <w:r>
+              <w:rPr>
+                <w:b w:val="0"/>
+                <w:bCs w:val="0"/>
+                <w:sz w:val="22"/>
+                <w:szCs w:val="22"/>
+                <w:highlight w:val="none"/>
+                <w:lang w:val="en-US" w:bidi="en-US"/>
+              </w:rPr>
+              <w:t xml:space="preserve">Wayland</w:t>
+            </w:r>
+            <w:r>
+              <w:rPr>
+                <w:b w:val="0"/>
+                <w:bCs w:val="0"/>
+                <w:sz w:val="22"/>
+                <w:szCs w:val="22"/>
+                <w:highlight w:val="none"/>
+                <w:lang w:val="en-US" w:bidi="en-US"/>
+              </w:rPr>
+            </w:r>
+            <w:r>
+              <w:rPr>
+                <w:b w:val="0"/>
+                <w:bCs w:val="0"/>
+                <w:sz w:val="22"/>
+                <w:szCs w:val="22"/>
+                <w:highlight w:val="none"/>
+                <w:lang w:val="en-US" w:bidi="en-US"/>
+              </w:rPr>
+            </w:r>
+          </w:p>
+        </w:tc>
+        <w:tc>
+          <w:tcPr>
+            <w:tcBorders/>
+            <w:tcW w:w="1559" w:type="dxa"/>
+            <w:vMerge w:val="restart"/>
+          </w:tcPr>
+          <w:p>
+            <w:pPr>
+              <w:pBdr/>
+              <w:shd w:val="nil" w:color="000000"/>
+              <w:spacing/>
+              <w:ind/>
+              <w:rPr>
+                <w:b w:val="0"/>
+                <w:bCs w:val="0"/>
+                <w:sz w:val="22"/>
+                <w:szCs w:val="22"/>
+                <w:highlight w:val="none"/>
+                <w:lang w:val="en-US" w:bidi="en-US"/>
+              </w:rPr>
+            </w:pPr>
+            <w:r>
+              <w:rPr>
+                <w:b w:val="0"/>
+                <w:bCs w:val="0"/>
+                <w:sz w:val="22"/>
+                <w:szCs w:val="22"/>
+                <w:highlight w:val="none"/>
+                <w:lang w:val="en-US" w:bidi="en-US"/>
+              </w:rPr>
+              <w:t xml:space="preserve">X11, Wayland</w:t>
+            </w:r>
+            <w:r>
+              <w:rPr>
+                <w:b w:val="0"/>
+                <w:bCs w:val="0"/>
+                <w:sz w:val="22"/>
+                <w:szCs w:val="22"/>
+                <w:highlight w:val="none"/>
+                <w:lang w:val="en-US" w:bidi="en-US"/>
+              </w:rPr>
+            </w:r>
+            <w:r>
+              <w:rPr>
+                <w:b w:val="0"/>
+                <w:bCs w:val="0"/>
+                <w:sz w:val="22"/>
+                <w:szCs w:val="22"/>
+                <w:highlight w:val="none"/>
+                <w:lang w:val="en-US" w:bidi="en-US"/>
+              </w:rPr>
+            </w:r>
+          </w:p>
+        </w:tc>
+        <w:tc>
+          <w:tcPr>
+            <w:tcBorders/>
+            <w:tcW w:w="1701" w:type="dxa"/>
+            <w:vMerge w:val="restart"/>
+          </w:tcPr>
+          <w:p>
+            <w:pPr>
+              <w:pBdr/>
+              <w:shd w:val="nil" w:color="000000"/>
+              <w:spacing/>
+              <w:ind/>
+              <w:rPr>
+                <w:b w:val="0"/>
+                <w:bCs w:val="0"/>
+                <w:sz w:val="22"/>
+                <w:szCs w:val="22"/>
+                <w:highlight w:val="none"/>
+                <w:lang w:val="en-US" w:bidi="en-US"/>
+              </w:rPr>
+            </w:pPr>
+            <w:r>
+              <w:rPr>
+                <w:b w:val="0"/>
+                <w:bCs w:val="0"/>
+                <w:sz w:val="22"/>
+                <w:szCs w:val="22"/>
+                <w:highlight w:val="none"/>
+                <w:lang w:val="en-US" w:bidi="en-US"/>
+              </w:rPr>
+              <w:t xml:space="preserve">X11, Wayland</w:t>
+            </w:r>
+            <w:r>
+              <w:rPr>
+                <w:b w:val="0"/>
+                <w:bCs w:val="0"/>
+                <w:sz w:val="22"/>
+                <w:szCs w:val="22"/>
+                <w:highlight w:val="none"/>
+                <w:lang w:val="en-US" w:bidi="en-US"/>
+              </w:rPr>
+            </w:r>
+            <w:r>
+              <w:rPr>
+                <w:b w:val="0"/>
+                <w:bCs w:val="0"/>
+                <w:sz w:val="22"/>
+                <w:szCs w:val="22"/>
+                <w:highlight w:val="none"/>
+                <w:lang w:val="en-US" w:bidi="en-US"/>
+              </w:rPr>
+            </w:r>
+          </w:p>
+        </w:tc>
+      </w:tr>
+      <w:tr>
+        <w:trPr/>
+        <w:tc>
+          <w:tcPr>
+            <w:tcBorders/>
+            <w:tcW w:w="2342" w:type="dxa"/>
+          </w:tcPr>
+          <w:p>
+            <w:pPr>
+              <w:pBdr/>
+              <w:shd w:val="nil" w:color="000000"/>
+              <w:spacing/>
+              <w:ind/>
+              <w:rPr>
+                <w:b/>
+                <w:bCs/>
+                <w:sz w:val="22"/>
+                <w:szCs w:val="22"/>
+                <w:highlight w:val="none"/>
+              </w:rPr>
+            </w:pPr>
+            <w:r>
+              <w:rPr>
+                <w:b/>
+                <w:bCs/>
+                <w:sz w:val="22"/>
+                <w:szCs w:val="22"/>
+                <w:highlight w:val="none"/>
+                <w:lang w:val="en-US" w:bidi="en-US"/>
+              </w:rPr>
+              <w:t xml:space="preserve">Package Manager</w:t>
+            </w:r>
+            <w:r>
+              <w:rPr>
+                <w:b/>
+                <w:bCs/>
+                <w:sz w:val="22"/>
+                <w:szCs w:val="22"/>
+                <w:highlight w:val="none"/>
+                <w:lang w:val="en-US"/>
+              </w:rPr>
+            </w:r>
+            <w:r>
+              <w:rPr>
+                <w:b/>
+                <w:bCs/>
+                <w:sz w:val="22"/>
+                <w:szCs w:val="22"/>
+                <w:highlight w:val="none"/>
+              </w:rPr>
+            </w:r>
+          </w:p>
+        </w:tc>
+        <w:tc>
+          <w:tcPr>
+            <w:tcBorders/>
+            <w:tcW w:w="1485" w:type="dxa"/>
+          </w:tcPr>
+          <w:p>
+            <w:pPr>
+              <w:pBdr/>
+              <w:spacing/>
+              <w:ind/>
+              <w:rPr>
+                <w:b w:val="0"/>
+                <w:bCs w:val="0"/>
+                <w:sz w:val="22"/>
+                <w:szCs w:val="22"/>
+                <w:highlight w:val="none"/>
+                <w:lang w:val="en-US" w:bidi="en-US"/>
+              </w:rPr>
+            </w:pPr>
+            <w:r>
+              <w:rPr>
+                <w:b w:val="0"/>
+                <w:bCs w:val="0"/>
+                <w:sz w:val="22"/>
+                <w:szCs w:val="22"/>
+                <w:highlight w:val="none"/>
+                <w:lang w:val="en-US" w:bidi="en-US"/>
+              </w:rPr>
+              <w:t xml:space="preserve">winget</w:t>
+            </w:r>
+            <w:r>
+              <w:rPr>
+                <w:b w:val="0"/>
+                <w:bCs w:val="0"/>
+                <w:sz w:val="22"/>
+                <w:szCs w:val="22"/>
+                <w:highlight w:val="none"/>
+                <w:lang w:val="en-US"/>
+              </w:rPr>
+            </w:r>
+            <w:r>
+              <w:rPr>
+                <w:b w:val="0"/>
+                <w:bCs w:val="0"/>
+                <w:sz w:val="22"/>
+                <w:szCs w:val="22"/>
+                <w:highlight w:val="none"/>
+                <w:lang w:val="en-US" w:bidi="en-US"/>
+              </w:rPr>
+            </w:r>
+          </w:p>
+        </w:tc>
+        <w:tc>
+          <w:tcPr>
+            <w:tcBorders/>
+            <w:tcW w:w="1559" w:type="dxa"/>
+          </w:tcPr>
+          <w:p>
+            <w:pPr>
+              <w:pBdr/>
+              <w:spacing/>
+              <w:ind/>
+              <w:rPr>
+                <w:b w:val="0"/>
+                <w:bCs w:val="0"/>
+                <w:sz w:val="22"/>
+                <w:szCs w:val="22"/>
+                <w:highlight w:val="none"/>
+                <w:lang w:val="en-US" w:bidi="en-US"/>
+              </w:rPr>
+            </w:pPr>
+            <w:r>
+              <w:rPr>
+                <w:b w:val="0"/>
+                <w:bCs w:val="0"/>
+                <w:sz w:val="22"/>
+                <w:szCs w:val="22"/>
+                <w:highlight w:val="none"/>
+                <w:lang w:val="en-US" w:bidi="en-US"/>
+              </w:rPr>
+              <w:t xml:space="preserve">Apt</w:t>
+            </w:r>
+            <w:r>
+              <w:rPr>
+                <w:b w:val="0"/>
+                <w:bCs w:val="0"/>
+                <w:sz w:val="22"/>
+                <w:szCs w:val="22"/>
+                <w:highlight w:val="none"/>
+                <w:lang w:val="en-US"/>
+              </w:rPr>
+            </w:r>
+            <w:r>
+              <w:rPr>
+                <w:b w:val="0"/>
+                <w:bCs w:val="0"/>
+                <w:sz w:val="22"/>
+                <w:szCs w:val="22"/>
+                <w:highlight w:val="none"/>
+                <w:lang w:val="en-US" w:bidi="en-US"/>
+              </w:rPr>
+            </w:r>
+          </w:p>
+        </w:tc>
+        <w:tc>
+          <w:tcPr>
+            <w:tcBorders/>
+            <w:tcW w:w="1559" w:type="dxa"/>
+          </w:tcPr>
+          <w:p>
+            <w:pPr>
+              <w:pBdr/>
+              <w:shd w:val="nil" w:color="000000"/>
+              <w:spacing/>
+              <w:ind/>
+              <w:rPr>
+                <w:b w:val="0"/>
+                <w:bCs w:val="0"/>
+                <w:sz w:val="22"/>
+                <w:szCs w:val="22"/>
+                <w:highlight w:val="none"/>
+                <w:lang w:val="en-US" w:bidi="en-US"/>
+              </w:rPr>
+            </w:pPr>
+            <w:r>
+              <w:rPr>
+                <w:b w:val="0"/>
+                <w:bCs w:val="0"/>
+                <w:sz w:val="22"/>
+                <w:szCs w:val="22"/>
+                <w:highlight w:val="none"/>
+                <w:lang w:val="en-US" w:bidi="en-US"/>
+              </w:rPr>
+              <w:t xml:space="preserve">Apt</w:t>
+            </w:r>
+            <w:r>
+              <w:rPr>
+                <w:b w:val="0"/>
+                <w:bCs w:val="0"/>
+                <w:sz w:val="22"/>
+                <w:szCs w:val="22"/>
+                <w:highlight w:val="none"/>
+                <w:lang w:val="en-US"/>
+              </w:rPr>
+            </w:r>
+            <w:r>
+              <w:rPr>
+                <w:b w:val="0"/>
+                <w:bCs w:val="0"/>
+                <w:sz w:val="22"/>
+                <w:szCs w:val="22"/>
+                <w:highlight w:val="none"/>
+                <w:lang w:val="en-US" w:bidi="en-US"/>
+              </w:rPr>
+            </w:r>
+          </w:p>
+        </w:tc>
+        <w:tc>
+          <w:tcPr>
+            <w:tcBorders/>
+            <w:tcW w:w="1559" w:type="dxa"/>
+          </w:tcPr>
+          <w:p>
+            <w:pPr>
+              <w:pBdr/>
+              <w:shd w:val="nil" w:color="000000"/>
+              <w:spacing/>
+              <w:ind/>
+              <w:rPr>
+                <w:b w:val="0"/>
+                <w:bCs w:val="0"/>
+                <w:sz w:val="22"/>
+                <w:szCs w:val="22"/>
+                <w:highlight w:val="none"/>
+                <w:lang w:val="en-US" w:bidi="en-US"/>
+              </w:rPr>
+            </w:pPr>
+            <w:r>
+              <w:rPr>
+                <w:b w:val="0"/>
+                <w:bCs w:val="0"/>
+                <w:sz w:val="22"/>
+                <w:szCs w:val="22"/>
+                <w:highlight w:val="none"/>
+                <w:lang w:val="en-US" w:bidi="en-US"/>
+              </w:rPr>
+              <w:t xml:space="preserve">Pacman, Yay</w:t>
+            </w:r>
+            <w:r>
+              <w:rPr>
+                <w:b w:val="0"/>
+                <w:bCs w:val="0"/>
+                <w:sz w:val="22"/>
+                <w:szCs w:val="22"/>
+                <w:highlight w:val="none"/>
+                <w:lang w:val="en-US"/>
+              </w:rPr>
+            </w:r>
+            <w:r>
+              <w:rPr>
+                <w:b w:val="0"/>
+                <w:bCs w:val="0"/>
+                <w:sz w:val="22"/>
+                <w:szCs w:val="22"/>
+                <w:highlight w:val="none"/>
+                <w:lang w:val="en-US" w:bidi="en-US"/>
+              </w:rPr>
+            </w:r>
+          </w:p>
+        </w:tc>
+        <w:tc>
+          <w:tcPr>
+            <w:tcBorders/>
+            <w:tcW w:w="1701" w:type="dxa"/>
+          </w:tcPr>
+          <w:p>
+            <w:pPr>
+              <w:pBdr/>
+              <w:shd w:val="nil" w:color="000000"/>
+              <w:spacing/>
+              <w:ind/>
+              <w:rPr>
+                <w:b w:val="0"/>
+                <w:bCs w:val="0"/>
+                <w:sz w:val="22"/>
+                <w:szCs w:val="22"/>
+                <w:highlight w:val="none"/>
+                <w:lang w:val="en-US" w:bidi="en-US"/>
+              </w:rPr>
+            </w:pPr>
+            <w:r>
+              <w:rPr>
+                <w:b w:val="0"/>
+                <w:bCs w:val="0"/>
+                <w:sz w:val="22"/>
+                <w:szCs w:val="22"/>
+                <w:highlight w:val="none"/>
+                <w:lang w:val="en-US" w:bidi="en-US"/>
+              </w:rPr>
+              <w:t xml:space="preserve">Apt </w:t>
+            </w:r>
+            <w:r>
+              <w:rPr>
+                <w:b w:val="0"/>
+                <w:bCs w:val="0"/>
+                <w:sz w:val="22"/>
+                <w:szCs w:val="22"/>
+                <w:highlight w:val="none"/>
+                <w:lang w:val="en-US"/>
+              </w:rPr>
+            </w:r>
+            <w:r>
+              <w:rPr>
+                <w:b w:val="0"/>
+                <w:bCs w:val="0"/>
+                <w:sz w:val="22"/>
+                <w:szCs w:val="22"/>
+                <w:highlight w:val="none"/>
+                <w:lang w:val="en-US" w:bidi="en-US"/>
+              </w:rPr>
+            </w:r>
+          </w:p>
+        </w:tc>
+      </w:tr>
+      <w:tr>
+        <w:trPr/>
+        <w:tc>
+          <w:tcPr>
+            <w:tcBorders/>
+            <w:tcW w:w="2342" w:type="dxa"/>
+          </w:tcPr>
+          <w:p>
+            <w:pPr>
+              <w:pBdr/>
+              <w:shd w:val="nil" w:color="000000"/>
+              <w:spacing/>
+              <w:ind/>
+              <w:rPr>
+                <w:b/>
+                <w:bCs/>
+                <w:sz w:val="22"/>
+                <w:szCs w:val="22"/>
+                <w:highlight w:val="none"/>
+              </w:rPr>
+            </w:pPr>
+            <w:r>
+              <w:rPr>
+                <w:b/>
+                <w:bCs/>
+                <w:sz w:val="22"/>
+                <w:szCs w:val="22"/>
+                <w:highlight w:val="none"/>
+                <w:lang w:val="en-US" w:bidi="en-US"/>
+              </w:rPr>
+              <w:t xml:space="preserve">Resources used</w:t>
+            </w:r>
+            <w:r>
+              <w:rPr>
+                <w:b/>
+                <w:bCs/>
+                <w:sz w:val="22"/>
+                <w:szCs w:val="22"/>
+                <w:highlight w:val="none"/>
+                <w:lang w:val="en-US"/>
+              </w:rPr>
+            </w:r>
+            <w:r>
+              <w:rPr>
+                <w:b/>
+                <w:bCs/>
+                <w:sz w:val="22"/>
+                <w:szCs w:val="22"/>
+                <w:highlight w:val="none"/>
+              </w:rPr>
+            </w:r>
+          </w:p>
+        </w:tc>
+        <w:tc>
+          <w:tcPr>
+            <w:tcBorders/>
+            <w:tcW w:w="1485" w:type="dxa"/>
+          </w:tcPr>
+          <w:p>
+            <w:pPr>
+              <w:pBdr/>
+              <w:spacing/>
+              <w:ind/>
+              <w:rPr>
+                <w:b w:val="0"/>
+                <w:bCs w:val="0"/>
+                <w:sz w:val="22"/>
+                <w:szCs w:val="22"/>
+                <w:highlight w:val="none"/>
+                <w:lang w:val="en-US" w:bidi="en-US"/>
+              </w:rPr>
+            </w:pPr>
+            <w:r>
+              <w:rPr>
+                <w:b w:val="0"/>
+                <w:bCs w:val="0"/>
+                <w:sz w:val="22"/>
+                <w:szCs w:val="22"/>
+                <w:highlight w:val="none"/>
+                <w:lang w:val="en-US" w:bidi="en-US"/>
+              </w:rPr>
+              <w:t xml:space="preserve">CPU: 20%</w:t>
+            </w:r>
+            <w:r>
+              <w:rPr>
+                <w:b w:val="0"/>
+                <w:bCs w:val="0"/>
+                <w:sz w:val="22"/>
+                <w:szCs w:val="22"/>
+                <w:highlight w:val="none"/>
+                <w:lang w:val="en-US" w:bidi="en-US"/>
+              </w:rPr>
+            </w:r>
+            <w:r>
+              <w:rPr>
+                <w:b w:val="0"/>
+                <w:bCs w:val="0"/>
+                <w:sz w:val="22"/>
+                <w:szCs w:val="22"/>
+                <w:highlight w:val="none"/>
+                <w:lang w:val="en-US" w:bidi="en-US"/>
+              </w:rPr>
+            </w:r>
+          </w:p>
+          <w:p>
+            <w:pPr>
+              <w:pBdr/>
+              <w:spacing/>
+              <w:ind/>
+              <w:rPr>
+                <w:b w:val="0"/>
+                <w:bCs w:val="0"/>
+                <w:sz w:val="22"/>
+                <w:szCs w:val="22"/>
+                <w:highlight w:val="none"/>
+                <w:lang w:val="en-US" w:bidi="en-US"/>
+              </w:rPr>
+            </w:pPr>
+            <w:r>
+              <w:rPr>
+                <w:b w:val="0"/>
+                <w:bCs w:val="0"/>
+                <w:sz w:val="22"/>
+                <w:szCs w:val="22"/>
+                <w:highlight w:val="none"/>
+                <w:lang w:val="en-US" w:bidi="en-US"/>
+              </w:rPr>
+              <w:t xml:space="preserve">Ram: 3.3GB</w:t>
+            </w:r>
+            <w:r>
+              <w:rPr>
+                <w:b w:val="0"/>
+                <w:bCs w:val="0"/>
+                <w:sz w:val="22"/>
+                <w:szCs w:val="22"/>
+                <w:highlight w:val="none"/>
+                <w:lang w:val="en-US" w:bidi="en-US"/>
+              </w:rPr>
+            </w:r>
+            <w:r>
+              <w:rPr>
+                <w:b w:val="0"/>
+                <w:bCs w:val="0"/>
+                <w:sz w:val="22"/>
+                <w:szCs w:val="22"/>
+                <w:highlight w:val="none"/>
+                <w:lang w:val="en-US" w:bidi="en-US"/>
+              </w:rPr>
+            </w:r>
+          </w:p>
+        </w:tc>
+        <w:tc>
+          <w:tcPr>
+            <w:tcBorders/>
+            <w:tcW w:w="1559" w:type="dxa"/>
+          </w:tcPr>
+          <w:p>
+            <w:pPr>
+              <w:pBdr/>
+              <w:spacing/>
+              <w:ind/>
+              <w:rPr>
+                <w:b w:val="0"/>
+                <w:bCs w:val="0"/>
+                <w:sz w:val="22"/>
+                <w:szCs w:val="22"/>
+                <w:highlight w:val="none"/>
+                <w:lang w:val="en-US" w:bidi="en-US"/>
+              </w:rPr>
+            </w:pPr>
+            <w:r>
+              <w:rPr>
+                <w:b w:val="0"/>
+                <w:bCs w:val="0"/>
+                <w:sz w:val="22"/>
+                <w:szCs w:val="22"/>
+                <w:highlight w:val="none"/>
+                <w:lang w:val="en-US" w:bidi="en-US"/>
+              </w:rPr>
+              <w:t xml:space="preserve">CPU: 5%</w:t>
+            </w:r>
+            <w:r>
+              <w:rPr>
+                <w:b w:val="0"/>
+                <w:bCs w:val="0"/>
+                <w:sz w:val="22"/>
+                <w:szCs w:val="22"/>
+                <w:highlight w:val="none"/>
+                <w:lang w:val="en-US" w:bidi="en-US"/>
+              </w:rPr>
+            </w:r>
+            <w:r>
+              <w:rPr>
+                <w:b w:val="0"/>
+                <w:bCs w:val="0"/>
+                <w:sz w:val="22"/>
+                <w:szCs w:val="22"/>
+                <w:highlight w:val="none"/>
+                <w:lang w:val="en-US" w:bidi="en-US"/>
+              </w:rPr>
+            </w:r>
+          </w:p>
+          <w:p>
+            <w:pPr>
+              <w:pBdr/>
+              <w:spacing/>
+              <w:ind/>
+              <w:rPr>
+                <w:b w:val="0"/>
+                <w:bCs w:val="0"/>
+                <w:sz w:val="22"/>
+                <w:szCs w:val="22"/>
+                <w:highlight w:val="none"/>
+                <w:lang w:val="en-US" w:bidi="en-US"/>
+              </w:rPr>
+            </w:pPr>
+            <w:r>
+              <w:rPr>
+                <w:b w:val="0"/>
+                <w:bCs w:val="0"/>
+                <w:sz w:val="22"/>
+                <w:szCs w:val="22"/>
+                <w:highlight w:val="none"/>
+                <w:lang w:val="en-US" w:bidi="en-US"/>
+              </w:rPr>
+              <w:t xml:space="preserve">Ram: 1.2GB</w:t>
+            </w:r>
+            <w:r>
+              <w:rPr>
+                <w:b w:val="0"/>
+                <w:bCs w:val="0"/>
+                <w:sz w:val="22"/>
+                <w:szCs w:val="22"/>
+                <w:highlight w:val="none"/>
+                <w:lang w:val="en-US" w:bidi="en-US"/>
+              </w:rPr>
+            </w:r>
+            <w:r>
+              <w:rPr>
+                <w:b w:val="0"/>
+                <w:bCs w:val="0"/>
+                <w:sz w:val="22"/>
+                <w:szCs w:val="22"/>
+                <w:highlight w:val="none"/>
+                <w:lang w:val="en-US" w:bidi="en-US"/>
+              </w:rPr>
+            </w:r>
+          </w:p>
+          <w:p>
+            <w:pPr>
+              <w:pBdr/>
+              <w:spacing/>
+              <w:ind/>
+              <w:rPr>
+                <w:b w:val="0"/>
+                <w:bCs w:val="0"/>
+                <w:sz w:val="22"/>
+                <w:szCs w:val="22"/>
+                <w:highlight w:val="none"/>
+                <w:lang w:val="en-US" w:bidi="en-US"/>
+              </w:rPr>
+            </w:pPr>
+            <w:r>
+              <w:rPr>
+                <w:b w:val="0"/>
+                <w:bCs w:val="0"/>
+                <w:sz w:val="22"/>
+                <w:szCs w:val="22"/>
+                <w:highlight w:val="none"/>
+                <w:lang w:val="en-US" w:bidi="en-US"/>
+              </w:rPr>
+            </w:r>
+            <w:r>
+              <w:rPr>
+                <w:b w:val="0"/>
+                <w:bCs w:val="0"/>
+                <w:sz w:val="22"/>
+                <w:szCs w:val="22"/>
+                <w:highlight w:val="none"/>
+                <w:lang w:val="en-US"/>
+              </w:rPr>
+            </w:r>
+            <w:r>
+              <w:rPr>
+                <w:b w:val="0"/>
+                <w:bCs w:val="0"/>
+                <w:sz w:val="22"/>
+                <w:szCs w:val="22"/>
+                <w:highlight w:val="none"/>
+                <w:lang w:val="en-US" w:bidi="en-US"/>
+              </w:rPr>
+            </w:r>
+          </w:p>
+        </w:tc>
+        <w:tc>
+          <w:tcPr>
+            <w:tcBorders/>
+            <w:tcW w:w="1559" w:type="dxa"/>
+          </w:tcPr>
+          <w:p>
+            <w:pPr>
+              <w:pBdr/>
+              <w:spacing/>
+              <w:ind/>
+              <w:rPr>
+                <w:b w:val="0"/>
+                <w:bCs w:val="0"/>
+                <w:sz w:val="22"/>
+                <w:szCs w:val="22"/>
+                <w:highlight w:val="none"/>
+                <w:lang w:val="en-US" w:bidi="en-US"/>
+              </w:rPr>
+            </w:pPr>
+            <w:r>
+              <w:rPr>
+                <w:b w:val="0"/>
+                <w:bCs w:val="0"/>
+                <w:sz w:val="22"/>
+                <w:szCs w:val="22"/>
+                <w:highlight w:val="none"/>
+                <w:lang w:val="en-US" w:bidi="en-US"/>
+              </w:rPr>
+              <w:t xml:space="preserve">CPU: 4%</w:t>
+            </w:r>
+            <w:r>
+              <w:rPr>
+                <w:b w:val="0"/>
+                <w:bCs w:val="0"/>
+                <w:sz w:val="22"/>
+                <w:szCs w:val="22"/>
+                <w:highlight w:val="none"/>
+                <w:lang w:val="en-US" w:bidi="en-US"/>
+              </w:rPr>
+            </w:r>
+            <w:r>
+              <w:rPr>
+                <w:b w:val="0"/>
+                <w:bCs w:val="0"/>
+                <w:sz w:val="22"/>
+                <w:szCs w:val="22"/>
+                <w:highlight w:val="none"/>
+                <w:lang w:val="en-US" w:bidi="en-US"/>
+              </w:rPr>
+            </w:r>
+          </w:p>
+          <w:p>
+            <w:pPr>
+              <w:pBdr/>
+              <w:spacing/>
+              <w:ind/>
+              <w:rPr>
+                <w:b w:val="0"/>
+                <w:bCs w:val="0"/>
+                <w:sz w:val="22"/>
+                <w:szCs w:val="22"/>
+                <w:highlight w:val="none"/>
+                <w:lang w:val="en-US" w:bidi="en-US"/>
+              </w:rPr>
+            </w:pPr>
+            <w:r>
+              <w:rPr>
+                <w:b w:val="0"/>
+                <w:bCs w:val="0"/>
+                <w:sz w:val="22"/>
+                <w:szCs w:val="22"/>
+                <w:highlight w:val="none"/>
+                <w:lang w:val="en-US" w:bidi="en-US"/>
+              </w:rPr>
+              <w:t xml:space="preserve">Ram: 1.2GB</w:t>
+            </w:r>
+            <w:r>
+              <w:rPr>
+                <w:b w:val="0"/>
+                <w:bCs w:val="0"/>
+                <w:sz w:val="22"/>
+                <w:szCs w:val="22"/>
+                <w:highlight w:val="none"/>
+                <w:lang w:val="en-US" w:bidi="en-US"/>
+              </w:rPr>
+            </w:r>
+            <w:r>
+              <w:rPr>
+                <w:b w:val="0"/>
+                <w:bCs w:val="0"/>
+                <w:sz w:val="22"/>
+                <w:szCs w:val="22"/>
+                <w:highlight w:val="none"/>
+                <w:lang w:val="en-US" w:bidi="en-US"/>
+              </w:rPr>
+            </w:r>
+          </w:p>
+          <w:p>
+            <w:pPr>
+              <w:pBdr/>
+              <w:shd w:val="nil" w:color="000000"/>
+              <w:spacing/>
+              <w:ind/>
+              <w:rPr>
+                <w:b w:val="0"/>
+                <w:bCs w:val="0"/>
+                <w:sz w:val="22"/>
+                <w:szCs w:val="22"/>
+                <w:highlight w:val="none"/>
+                <w:lang w:val="en-US" w:bidi="en-US"/>
+              </w:rPr>
+            </w:pPr>
+            <w:r>
+              <w:rPr>
+                <w:b w:val="0"/>
+                <w:bCs w:val="0"/>
+                <w:sz w:val="22"/>
+                <w:szCs w:val="22"/>
+                <w:highlight w:val="none"/>
+                <w:lang w:val="en-US" w:bidi="en-US"/>
+              </w:rPr>
+            </w:r>
+            <w:r>
+              <w:rPr>
+                <w:b w:val="0"/>
+                <w:bCs w:val="0"/>
+                <w:sz w:val="22"/>
+                <w:szCs w:val="22"/>
+                <w:highlight w:val="none"/>
+                <w:lang w:val="en-US"/>
+              </w:rPr>
+            </w:r>
+            <w:r>
+              <w:rPr>
+                <w:b w:val="0"/>
+                <w:bCs w:val="0"/>
+                <w:sz w:val="22"/>
+                <w:szCs w:val="22"/>
+                <w:highlight w:val="none"/>
+                <w:lang w:val="en-US" w:bidi="en-US"/>
+              </w:rPr>
+            </w:r>
+          </w:p>
+        </w:tc>
+        <w:tc>
+          <w:tcPr>
+            <w:tcBorders/>
+            <w:tcW w:w="1559" w:type="dxa"/>
+          </w:tcPr>
+          <w:p>
+            <w:pPr>
+              <w:pBdr/>
+              <w:spacing/>
+              <w:ind/>
+              <w:rPr>
+                <w:b w:val="0"/>
+                <w:bCs w:val="0"/>
+                <w:sz w:val="22"/>
+                <w:szCs w:val="22"/>
+                <w:highlight w:val="none"/>
+                <w:lang w:val="en-US" w:bidi="en-US"/>
+              </w:rPr>
+            </w:pPr>
+            <w:r>
+              <w:rPr>
+                <w:b w:val="0"/>
+                <w:bCs w:val="0"/>
+                <w:sz w:val="22"/>
+                <w:szCs w:val="22"/>
+                <w:highlight w:val="none"/>
+                <w:lang w:val="en-US" w:bidi="en-US"/>
+              </w:rPr>
+              <w:t xml:space="preserve">CPU: 3%</w:t>
+            </w:r>
+            <w:r>
+              <w:rPr>
+                <w:b w:val="0"/>
+                <w:bCs w:val="0"/>
+                <w:sz w:val="22"/>
+                <w:szCs w:val="22"/>
+                <w:highlight w:val="none"/>
+                <w:lang w:val="en-US" w:bidi="en-US"/>
+              </w:rPr>
+            </w:r>
+            <w:r>
+              <w:rPr>
+                <w:b w:val="0"/>
+                <w:bCs w:val="0"/>
+                <w:sz w:val="22"/>
+                <w:szCs w:val="22"/>
+                <w:highlight w:val="none"/>
+                <w:lang w:val="en-US" w:bidi="en-US"/>
+              </w:rPr>
+            </w:r>
+          </w:p>
+          <w:p>
+            <w:pPr>
+              <w:pBdr/>
+              <w:spacing/>
+              <w:ind/>
+              <w:rPr>
+                <w:b w:val="0"/>
+                <w:bCs w:val="0"/>
+                <w:sz w:val="22"/>
+                <w:szCs w:val="22"/>
+                <w:highlight w:val="none"/>
+                <w:lang w:val="en-US" w:bidi="en-US"/>
+              </w:rPr>
+            </w:pPr>
+            <w:r>
+              <w:rPr>
+                <w:b w:val="0"/>
+                <w:bCs w:val="0"/>
+                <w:sz w:val="22"/>
+                <w:szCs w:val="22"/>
+                <w:highlight w:val="none"/>
+                <w:lang w:val="en-US" w:bidi="en-US"/>
+              </w:rPr>
+              <w:t xml:space="preserve">Ram: 1.4GB</w:t>
+            </w:r>
+            <w:r>
+              <w:rPr>
+                <w:b w:val="0"/>
+                <w:bCs w:val="0"/>
+                <w:sz w:val="22"/>
+                <w:szCs w:val="22"/>
+                <w:highlight w:val="none"/>
+                <w:lang w:val="en-US" w:bidi="en-US"/>
+              </w:rPr>
+            </w:r>
+            <w:r>
+              <w:rPr>
+                <w:b w:val="0"/>
+                <w:bCs w:val="0"/>
+                <w:sz w:val="22"/>
+                <w:szCs w:val="22"/>
+                <w:highlight w:val="none"/>
+                <w:lang w:val="en-US" w:bidi="en-US"/>
+              </w:rPr>
+            </w:r>
+          </w:p>
+          <w:p>
+            <w:pPr>
+              <w:pBdr/>
+              <w:shd w:val="nil" w:color="000000"/>
+              <w:spacing/>
+              <w:ind/>
+              <w:rPr>
+                <w:b w:val="0"/>
+                <w:bCs w:val="0"/>
+                <w:sz w:val="22"/>
+                <w:szCs w:val="22"/>
+                <w:highlight w:val="none"/>
+                <w:lang w:val="en-US" w:bidi="en-US"/>
+              </w:rPr>
+            </w:pPr>
+            <w:r>
+              <w:rPr>
+                <w:b w:val="0"/>
+                <w:bCs w:val="0"/>
+                <w:sz w:val="22"/>
+                <w:szCs w:val="22"/>
+                <w:highlight w:val="none"/>
+                <w:lang w:val="en-US" w:bidi="en-US"/>
+              </w:rPr>
+            </w:r>
+            <w:r>
+              <w:rPr>
+                <w:b w:val="0"/>
+                <w:bCs w:val="0"/>
+                <w:sz w:val="22"/>
+                <w:szCs w:val="22"/>
+                <w:highlight w:val="none"/>
+                <w:lang w:val="en-US"/>
+              </w:rPr>
+            </w:r>
+            <w:r>
+              <w:rPr>
+                <w:b w:val="0"/>
+                <w:bCs w:val="0"/>
+                <w:sz w:val="22"/>
+                <w:szCs w:val="22"/>
+                <w:highlight w:val="none"/>
+                <w:lang w:val="en-US" w:bidi="en-US"/>
+              </w:rPr>
+            </w:r>
+          </w:p>
+        </w:tc>
+        <w:tc>
+          <w:tcPr>
+            <w:tcBorders/>
+            <w:tcW w:w="1701" w:type="dxa"/>
+          </w:tcPr>
+          <w:p>
+            <w:pPr>
+              <w:pBdr/>
+              <w:spacing/>
+              <w:ind/>
+              <w:rPr>
+                <w:b w:val="0"/>
+                <w:bCs w:val="0"/>
+                <w:sz w:val="22"/>
+                <w:szCs w:val="22"/>
+                <w:highlight w:val="none"/>
+                <w:lang w:val="en-US" w:bidi="en-US"/>
+              </w:rPr>
+            </w:pPr>
+            <w:r>
+              <w:rPr>
+                <w:b w:val="0"/>
+                <w:bCs w:val="0"/>
+                <w:sz w:val="22"/>
+                <w:szCs w:val="22"/>
+                <w:highlight w:val="none"/>
+                <w:lang w:val="en-US" w:bidi="en-US"/>
+              </w:rPr>
+              <w:t xml:space="preserve">CPU: 4%</w:t>
+            </w:r>
+            <w:r>
+              <w:rPr>
+                <w:b w:val="0"/>
+                <w:bCs w:val="0"/>
+                <w:sz w:val="22"/>
+                <w:szCs w:val="22"/>
+                <w:highlight w:val="none"/>
+                <w:lang w:val="en-US" w:bidi="en-US"/>
+              </w:rPr>
+            </w:r>
+            <w:r>
+              <w:rPr>
+                <w:b w:val="0"/>
+                <w:bCs w:val="0"/>
+                <w:sz w:val="22"/>
+                <w:szCs w:val="22"/>
+                <w:highlight w:val="none"/>
+                <w:lang w:val="en-US" w:bidi="en-US"/>
+              </w:rPr>
+            </w:r>
+          </w:p>
+          <w:p>
+            <w:pPr>
+              <w:pBdr/>
+              <w:spacing/>
+              <w:ind/>
+              <w:rPr>
+                <w:b w:val="0"/>
+                <w:bCs w:val="0"/>
+                <w:sz w:val="22"/>
+                <w:szCs w:val="22"/>
+                <w:highlight w:val="none"/>
+                <w:lang w:val="en-US" w:bidi="en-US"/>
+              </w:rPr>
+            </w:pPr>
+            <w:r>
+              <w:rPr>
+                <w:b w:val="0"/>
+                <w:bCs w:val="0"/>
+                <w:sz w:val="22"/>
+                <w:szCs w:val="22"/>
+                <w:highlight w:val="none"/>
+                <w:lang w:val="en-US" w:bidi="en-US"/>
+              </w:rPr>
+              <w:t xml:space="preserve">Ram: 1.7GB</w:t>
+            </w:r>
+            <w:r>
+              <w:rPr>
+                <w:b w:val="0"/>
+                <w:bCs w:val="0"/>
+                <w:sz w:val="22"/>
+                <w:szCs w:val="22"/>
+                <w:highlight w:val="none"/>
+                <w:lang w:val="en-US" w:bidi="en-US"/>
+              </w:rPr>
+            </w:r>
+            <w:r>
+              <w:rPr>
+                <w:b w:val="0"/>
+                <w:bCs w:val="0"/>
+                <w:sz w:val="22"/>
+                <w:szCs w:val="22"/>
+                <w:highlight w:val="none"/>
+                <w:lang w:val="en-US" w:bidi="en-US"/>
+              </w:rPr>
+            </w:r>
+          </w:p>
+          <w:p>
+            <w:pPr>
+              <w:pBdr/>
+              <w:shd w:val="nil" w:color="000000"/>
+              <w:spacing/>
+              <w:ind/>
+              <w:rPr>
+                <w:b w:val="0"/>
+                <w:bCs w:val="0"/>
+                <w:sz w:val="22"/>
+                <w:szCs w:val="22"/>
+                <w:highlight w:val="none"/>
+                <w:lang w:val="en-US" w:bidi="en-US"/>
+              </w:rPr>
+            </w:pPr>
+            <w:r>
+              <w:rPr>
+                <w:b w:val="0"/>
+                <w:bCs w:val="0"/>
+                <w:sz w:val="22"/>
+                <w:szCs w:val="22"/>
+                <w:highlight w:val="none"/>
+                <w:lang w:val="en-US" w:bidi="en-US"/>
+              </w:rPr>
+            </w:r>
+            <w:r>
+              <w:rPr>
+                <w:b w:val="0"/>
+                <w:bCs w:val="0"/>
+                <w:sz w:val="22"/>
+                <w:szCs w:val="22"/>
+                <w:highlight w:val="none"/>
+                <w:lang w:val="en-US"/>
+              </w:rPr>
+            </w:r>
+            <w:r>
+              <w:rPr>
+                <w:b w:val="0"/>
+                <w:bCs w:val="0"/>
+                <w:sz w:val="22"/>
+                <w:szCs w:val="22"/>
+                <w:highlight w:val="none"/>
+                <w:lang w:val="en-US" w:bidi="en-US"/>
+              </w:rPr>
+            </w:r>
+          </w:p>
+        </w:tc>
+      </w:tr>
+      <w:tr>
+        <w:trPr/>
+        <w:tc>
+          <w:tcPr>
+            <w:tcBorders/>
+            <w:tcW w:w="2342" w:type="dxa"/>
+            <w:vMerge w:val="restart"/>
+          </w:tcPr>
+          <w:p>
+            <w:pPr>
+              <w:pBdr/>
+              <w:shd w:val="nil" w:color="000000"/>
+              <w:spacing/>
+              <w:ind/>
+              <w:rPr>
+                <w:b/>
+                <w:bCs/>
+                <w:sz w:val="22"/>
+                <w:szCs w:val="22"/>
+                <w:highlight w:val="none"/>
+              </w:rPr>
+            </w:pPr>
+            <w:r>
+              <w:rPr>
+                <w:b/>
+                <w:bCs/>
+                <w:sz w:val="22"/>
+                <w:szCs w:val="22"/>
+                <w:highlight w:val="none"/>
+                <w:lang w:val="en-US" w:bidi="en-US"/>
+              </w:rPr>
+              <w:t xml:space="preserve">Stability and reliability</w:t>
+            </w:r>
+            <w:r>
+              <w:rPr>
+                <w:b/>
+                <w:bCs/>
+                <w:sz w:val="22"/>
+                <w:szCs w:val="22"/>
+                <w:highlight w:val="none"/>
+                <w:lang w:val="en-US" w:bidi="en-US"/>
+              </w:rPr>
+            </w:r>
+            <w:r>
+              <w:rPr>
+                <w:b/>
+                <w:bCs/>
+                <w:sz w:val="22"/>
+                <w:szCs w:val="22"/>
+                <w:highlight w:val="none"/>
+              </w:rPr>
+            </w:r>
+          </w:p>
+        </w:tc>
+        <w:tc>
+          <w:tcPr>
+            <w:tcBorders/>
+            <w:tcW w:w="1485" w:type="dxa"/>
+          </w:tcPr>
+          <w:p>
+            <w:pPr>
+              <w:pBdr/>
+              <w:spacing/>
+              <w:ind/>
+              <w:rPr>
+                <w:b w:val="0"/>
+                <w:bCs w:val="0"/>
+                <w:sz w:val="22"/>
+                <w:szCs w:val="22"/>
+                <w:highlight w:val="none"/>
+                <w:lang w:val="en-US" w:bidi="en-US"/>
+              </w:rPr>
+            </w:pPr>
+            <w:r>
+              <w:rPr>
+                <w:b w:val="0"/>
+                <w:bCs w:val="0"/>
+                <w:sz w:val="22"/>
+                <w:szCs w:val="22"/>
+                <w:highlight w:val="none"/>
+                <w:lang w:val="en-US" w:bidi="en-US"/>
+              </w:rPr>
+              <w:t xml:space="preserve">Windows </w:t>
+            </w:r>
+            <w:r>
+              <w:rPr>
+                <w:b w:val="0"/>
+                <w:bCs w:val="0"/>
+                <w:sz w:val="22"/>
+                <w:szCs w:val="22"/>
+                <w:highlight w:val="none"/>
+                <w:lang w:val="en-US"/>
+              </w:rPr>
+            </w:r>
+            <w:r>
+              <w:rPr>
+                <w:b w:val="0"/>
+                <w:bCs w:val="0"/>
+                <w:sz w:val="22"/>
+                <w:szCs w:val="22"/>
+                <w:highlight w:val="none"/>
+                <w:lang w:val="en-US" w:bidi="en-US"/>
+              </w:rPr>
+            </w:r>
+          </w:p>
+        </w:tc>
+        <w:tc>
+          <w:tcPr>
+            <w:tcBorders/>
+            <w:tcW w:w="1559" w:type="dxa"/>
+          </w:tcPr>
+          <w:p>
+            <w:pPr>
+              <w:pBdr/>
+              <w:shd w:val="nil" w:color="000000"/>
+              <w:spacing/>
+              <w:ind/>
+              <w:rPr>
+                <w:b/>
+                <w:bCs/>
+                <w:sz w:val="22"/>
+                <w:szCs w:val="22"/>
+                <w:highlight w:val="none"/>
+              </w:rPr>
+            </w:pPr>
+            <w:r>
+              <w:rPr>
+                <w:b w:val="0"/>
+                <w:bCs w:val="0"/>
+                <w:sz w:val="22"/>
+                <w:szCs w:val="22"/>
+                <w:highlight w:val="none"/>
+                <w:lang w:val="en-US" w:bidi="en-US"/>
+              </w:rPr>
+              <w:t xml:space="preserve">Debian uses somewhat older packages, which provides </w:t>
+            </w:r>
+            <w:r>
+              <w:rPr>
+                <w:b w:val="0"/>
+                <w:bCs w:val="0"/>
+                <w:sz w:val="22"/>
+                <w:szCs w:val="22"/>
+                <w:highlight w:val="none"/>
+                <w:lang w:val="en-US" w:bidi="en-US"/>
+              </w:rPr>
+              <w:t xml:space="preserve">stability and reliability</w:t>
+            </w:r>
+            <w:r>
+              <w:rPr>
+                <w:b/>
+                <w:bCs/>
+                <w:sz w:val="22"/>
+                <w:szCs w:val="22"/>
+                <w:highlight w:val="none"/>
+              </w:rPr>
+            </w:r>
+            <w:r>
+              <w:rPr>
+                <w:b/>
+                <w:bCs/>
+                <w:sz w:val="22"/>
+                <w:szCs w:val="22"/>
+                <w:highlight w:val="none"/>
+              </w:rPr>
+            </w:r>
+          </w:p>
+        </w:tc>
+        <w:tc>
+          <w:tcPr>
+            <w:tcBorders/>
+            <w:tcW w:w="1559" w:type="dxa"/>
+            <w:vMerge w:val="restart"/>
+          </w:tcPr>
+          <w:p>
+            <w:pPr>
+              <w:pBdr/>
+              <w:shd w:val="nil" w:color="000000"/>
+              <w:spacing/>
+              <w:ind/>
+              <w:rPr>
+                <w:b/>
+                <w:bCs/>
+                <w:sz w:val="22"/>
+                <w:szCs w:val="22"/>
+                <w:highlight w:val="none"/>
+              </w:rPr>
+            </w:pPr>
+            <w:r>
+              <w:rPr>
+                <w:b w:val="0"/>
+                <w:bCs w:val="0"/>
+                <w:sz w:val="22"/>
+                <w:szCs w:val="22"/>
+                <w:highlight w:val="none"/>
+                <w:lang w:val="en-US" w:bidi="en-US"/>
+              </w:rPr>
+              <w:t xml:space="preserve">Ubuntu uses somewhat older packages, which provides </w:t>
+            </w:r>
+            <w:r>
+              <w:rPr>
+                <w:b w:val="0"/>
+                <w:bCs w:val="0"/>
+                <w:sz w:val="22"/>
+                <w:szCs w:val="22"/>
+                <w:highlight w:val="none"/>
+                <w:lang w:val="en-US" w:bidi="en-US"/>
+              </w:rPr>
+              <w:t xml:space="preserve">stability and reliability</w:t>
+            </w:r>
+            <w:r>
+              <w:rPr>
+                <w:b/>
+                <w:bCs/>
+                <w:sz w:val="22"/>
+                <w:szCs w:val="22"/>
+                <w:highlight w:val="none"/>
+              </w:rPr>
+            </w:r>
+            <w:r>
+              <w:rPr>
+                <w:b/>
+                <w:bCs/>
+                <w:sz w:val="22"/>
+                <w:szCs w:val="22"/>
+                <w:highlight w:val="none"/>
+              </w:rPr>
+            </w:r>
+          </w:p>
+        </w:tc>
+        <w:tc>
+          <w:tcPr>
+            <w:tcBorders/>
+            <w:tcW w:w="1559" w:type="dxa"/>
+            <w:vMerge w:val="restart"/>
+          </w:tcPr>
+          <w:p>
+            <w:pPr>
+              <w:pBdr/>
+              <w:shd w:val="nil" w:color="000000"/>
+              <w:spacing/>
+              <w:ind/>
+              <w:rPr>
+                <w:b w:val="0"/>
+                <w:bCs w:val="0"/>
+                <w:sz w:val="22"/>
+                <w:szCs w:val="22"/>
+                <w:highlight w:val="none"/>
+                <w:lang w:val="en-US" w:bidi="en-US"/>
+              </w:rPr>
+            </w:pPr>
+            <w:r>
+              <w:rPr>
+                <w:b w:val="0"/>
+                <w:bCs w:val="0"/>
+                <w:sz w:val="22"/>
+                <w:szCs w:val="22"/>
+                <w:highlight w:val="none"/>
+                <w:lang w:val="en-US" w:bidi="en-US"/>
+              </w:rPr>
+            </w:r>
+            <w:r>
+              <w:rPr>
+                <w:b w:val="0"/>
+                <w:bCs w:val="0"/>
+                <w:sz w:val="22"/>
+                <w:szCs w:val="22"/>
+                <w:highlight w:val="none"/>
+                <w:lang w:val="en-US" w:bidi="en-US"/>
+              </w:rPr>
+              <w:t xml:space="preserve">Endeavour OS uses the newest packages which does not always provide </w:t>
+            </w:r>
+            <w:r>
+              <w:rPr>
+                <w:b w:val="0"/>
+                <w:bCs w:val="0"/>
+                <w:sz w:val="22"/>
+                <w:szCs w:val="22"/>
+                <w:highlight w:val="none"/>
+                <w:lang w:val="en-US" w:bidi="en-US"/>
+              </w:rPr>
+              <w:t xml:space="preserve">stability and reliability</w:t>
+            </w:r>
+            <w:r>
+              <w:rPr>
+                <w:b w:val="0"/>
+                <w:bCs w:val="0"/>
+                <w:sz w:val="22"/>
+                <w:szCs w:val="22"/>
+                <w:highlight w:val="none"/>
+                <w:lang w:val="en-US" w:bidi="en-US"/>
+              </w:rPr>
+              <w:t xml:space="preserve"> but it does ensure frequent bug fixes</w:t>
+            </w:r>
+            <w:r>
+              <w:rPr>
+                <w:b w:val="0"/>
+                <w:bCs w:val="0"/>
+                <w:sz w:val="22"/>
+                <w:szCs w:val="22"/>
+                <w:highlight w:val="none"/>
+                <w:lang w:val="en-US" w:bidi="en-US"/>
+              </w:rPr>
+            </w:r>
+            <w:r>
+              <w:rPr>
+                <w:b w:val="0"/>
+                <w:bCs w:val="0"/>
+                <w:sz w:val="22"/>
+                <w:szCs w:val="22"/>
+                <w:highlight w:val="none"/>
+                <w:lang w:val="en-US" w:bidi="en-US"/>
+              </w:rPr>
+            </w:r>
+          </w:p>
+        </w:tc>
+        <w:tc>
+          <w:tcPr>
+            <w:tcBorders/>
+            <w:tcW w:w="1701" w:type="dxa"/>
+            <w:vMerge w:val="restart"/>
+          </w:tcPr>
+          <w:p>
+            <w:pPr>
+              <w:pBdr/>
+              <w:shd w:val="nil" w:color="000000"/>
+              <w:spacing/>
+              <w:ind/>
+              <w:rPr>
+                <w:b/>
+                <w:bCs/>
+                <w:sz w:val="22"/>
+                <w:szCs w:val="22"/>
+                <w:highlight w:val="none"/>
+              </w:rPr>
+            </w:pPr>
+            <w:r>
+              <w:rPr>
+                <w:b w:val="0"/>
+                <w:bCs w:val="0"/>
+                <w:sz w:val="22"/>
+                <w:szCs w:val="22"/>
+                <w:highlight w:val="none"/>
+                <w:lang w:val="en-US" w:bidi="en-US"/>
+              </w:rPr>
+              <w:t xml:space="preserve">Kubuntu uses somewhat older packages, which provides </w:t>
+            </w:r>
+            <w:r>
+              <w:rPr>
+                <w:b w:val="0"/>
+                <w:bCs w:val="0"/>
+                <w:sz w:val="22"/>
+                <w:szCs w:val="22"/>
+                <w:highlight w:val="none"/>
+                <w:lang w:val="en-US" w:bidi="en-US"/>
+              </w:rPr>
+              <w:t xml:space="preserve">stability and reliability</w:t>
+            </w:r>
+            <w:r>
+              <w:rPr>
+                <w:b/>
+                <w:bCs/>
+                <w:sz w:val="22"/>
+                <w:szCs w:val="22"/>
+                <w:highlight w:val="none"/>
+              </w:rPr>
+            </w:r>
+            <w:r>
+              <w:rPr>
+                <w:b/>
+                <w:bCs/>
+                <w:sz w:val="22"/>
+                <w:szCs w:val="22"/>
+                <w:highlight w:val="none"/>
+              </w:rPr>
+            </w:r>
+          </w:p>
+          <w:p>
+            <w:pPr>
+              <w:pBdr/>
+              <w:shd w:val="nil" w:color="000000"/>
+              <w:spacing/>
+              <w:ind/>
+              <w:rPr>
+                <w:b w:val="0"/>
+                <w:bCs w:val="0"/>
+                <w:sz w:val="22"/>
+                <w:szCs w:val="22"/>
+                <w:highlight w:val="none"/>
+                <w:lang w:val="en-US" w:bidi="en-US"/>
+              </w:rPr>
+            </w:pPr>
+            <w:r>
+              <w:rPr>
+                <w:b w:val="0"/>
+                <w:bCs w:val="0"/>
+                <w:sz w:val="22"/>
+                <w:szCs w:val="22"/>
+                <w:highlight w:val="none"/>
+                <w:lang w:val="en-US" w:bidi="en-US"/>
+              </w:rPr>
+            </w:r>
+            <w:r>
+              <w:rPr>
+                <w:b w:val="0"/>
+                <w:bCs w:val="0"/>
+                <w:sz w:val="22"/>
+                <w:szCs w:val="22"/>
+                <w:highlight w:val="none"/>
+                <w:lang w:val="en-US" w:bidi="en-US"/>
+              </w:rPr>
+            </w:r>
+            <w:r>
+              <w:rPr>
+                <w:b w:val="0"/>
+                <w:bCs w:val="0"/>
+                <w:sz w:val="22"/>
+                <w:szCs w:val="22"/>
+                <w:highlight w:val="none"/>
+                <w:lang w:val="en-US" w:bidi="en-US"/>
+              </w:rPr>
+            </w:r>
+          </w:p>
+        </w:tc>
+      </w:tr>
+      <w:tr>
+        <w:trPr/>
+        <w:tc>
+          <w:tcPr>
+            <w:tcBorders/>
+            <w:tcW w:w="2342" w:type="dxa"/>
+            <w:vMerge w:val="restart"/>
+          </w:tcPr>
+          <w:p>
+            <w:pPr>
+              <w:pBdr/>
+              <w:shd w:val="nil" w:color="000000"/>
+              <w:spacing/>
+              <w:ind/>
+              <w:rPr>
+                <w:b/>
+                <w:bCs/>
+                <w:sz w:val="22"/>
+                <w:szCs w:val="22"/>
+                <w:highlight w:val="none"/>
+              </w:rPr>
+            </w:pPr>
+            <w:r>
+              <w:rPr>
+                <w:b/>
+                <w:bCs/>
+                <w:sz w:val="22"/>
+                <w:szCs w:val="22"/>
+                <w:highlight w:val="none"/>
+                <w:lang w:val="en-US" w:bidi="en-US"/>
+              </w:rPr>
+              <w:t xml:space="preserve">Freedom of use</w:t>
+            </w:r>
+            <w:r>
+              <w:rPr>
+                <w:b/>
+                <w:bCs/>
+                <w:sz w:val="22"/>
+                <w:szCs w:val="22"/>
+                <w:highlight w:val="none"/>
+                <w:lang w:val="en-US" w:bidi="en-US"/>
+              </w:rPr>
+            </w:r>
+            <w:r>
+              <w:rPr>
+                <w:b/>
+                <w:bCs/>
+                <w:sz w:val="22"/>
+                <w:szCs w:val="22"/>
+                <w:highlight w:val="none"/>
+              </w:rPr>
+            </w:r>
+          </w:p>
+        </w:tc>
+        <w:tc>
+          <w:tcPr>
+            <w:tcBorders/>
+            <w:tcW w:w="1485" w:type="dxa"/>
+          </w:tcPr>
+          <w:p>
+            <w:pPr>
+              <w:pBdr/>
+              <w:spacing/>
+              <w:ind/>
+              <w:rPr>
+                <w:b w:val="0"/>
+                <w:bCs w:val="0"/>
+                <w:sz w:val="22"/>
+                <w:szCs w:val="22"/>
+                <w:highlight w:val="none"/>
+                <w:lang w:val="en-US" w:bidi="en-US"/>
+              </w:rPr>
+            </w:pPr>
+            <w:r>
+              <w:rPr>
+                <w:b w:val="0"/>
+                <w:bCs w:val="0"/>
+                <w:sz w:val="22"/>
+                <w:szCs w:val="22"/>
+                <w:highlight w:val="none"/>
+                <w:lang w:val="en-US" w:bidi="en-US"/>
+              </w:rPr>
+            </w:r>
+            <w:r>
+              <w:rPr>
+                <w:b w:val="0"/>
+                <w:bCs w:val="0"/>
+                <w:sz w:val="22"/>
+                <w:szCs w:val="22"/>
+                <w:highlight w:val="none"/>
+                <w:lang w:val="en-US"/>
+              </w:rPr>
+            </w:r>
+            <w:r>
+              <w:rPr>
+                <w:b w:val="0"/>
+                <w:bCs w:val="0"/>
+                <w:sz w:val="22"/>
+                <w:szCs w:val="22"/>
+                <w:highlight w:val="none"/>
+                <w:lang w:val="en-US" w:bidi="en-US"/>
+              </w:rPr>
+            </w:r>
+          </w:p>
+        </w:tc>
+        <w:tc>
+          <w:tcPr>
+            <w:tcBorders/>
+            <w:tcW w:w="1559" w:type="dxa"/>
+            <w:vMerge w:val="restart"/>
+          </w:tcPr>
+          <w:p>
+            <w:pPr>
+              <w:pBdr/>
+              <w:spacing/>
+              <w:ind/>
+              <w:rPr>
+                <w:b w:val="0"/>
+                <w:bCs w:val="0"/>
+                <w:sz w:val="22"/>
+                <w:szCs w:val="22"/>
+                <w:highlight w:val="none"/>
+                <w:lang w:val="en-US" w:bidi="en-US"/>
+              </w:rPr>
+            </w:pPr>
+            <w:r>
+              <w:rPr>
+                <w:b w:val="0"/>
+                <w:bCs w:val="0"/>
+                <w:sz w:val="22"/>
+                <w:szCs w:val="22"/>
+                <w:highlight w:val="none"/>
+                <w:lang w:val="en-US" w:bidi="en-US"/>
+              </w:rPr>
+              <w:t xml:space="preserve">Apt provides the basic necessities: office software, text editors, video recording, video editing.</w:t>
+            </w:r>
+            <w:r>
+              <w:rPr>
+                <w:b w:val="0"/>
+                <w:bCs w:val="0"/>
+                <w:sz w:val="22"/>
+                <w:szCs w:val="22"/>
+                <w:highlight w:val="none"/>
+                <w:lang w:val="en-US" w:bidi="en-US"/>
+              </w:rPr>
+            </w:r>
+            <w:r>
+              <w:rPr>
+                <w:b w:val="0"/>
+                <w:bCs w:val="0"/>
+                <w:sz w:val="22"/>
+                <w:szCs w:val="22"/>
+                <w:highlight w:val="none"/>
+                <w:lang w:val="en-US" w:bidi="en-US"/>
+              </w:rPr>
+            </w:r>
+          </w:p>
+        </w:tc>
+        <w:tc>
+          <w:tcPr>
+            <w:tcBorders/>
+            <w:tcW w:w="1559" w:type="dxa"/>
+            <w:vMerge w:val="restart"/>
+          </w:tcPr>
+          <w:p>
+            <w:pPr>
+              <w:pBdr/>
+              <w:spacing/>
+              <w:ind/>
+              <w:rPr>
+                <w:b w:val="0"/>
+                <w:bCs w:val="0"/>
+                <w:sz w:val="22"/>
+                <w:szCs w:val="22"/>
+                <w:highlight w:val="none"/>
+                <w:lang w:val="en-US" w:bidi="en-US"/>
+              </w:rPr>
+            </w:pPr>
+            <w:r>
+              <w:rPr>
+                <w:b w:val="0"/>
+                <w:bCs w:val="0"/>
+                <w:sz w:val="22"/>
+                <w:szCs w:val="22"/>
+                <w:highlight w:val="none"/>
+                <w:lang w:val="en-US" w:bidi="en-US"/>
+              </w:rPr>
+              <w:t xml:space="preserve">Apt provides the basic necessities: office software, text editors, video recording, video editing.</w:t>
+            </w:r>
+            <w:r>
+              <w:rPr>
+                <w:b w:val="0"/>
+                <w:bCs w:val="0"/>
+                <w:sz w:val="22"/>
+                <w:szCs w:val="22"/>
+                <w:highlight w:val="none"/>
+                <w:lang w:val="en-US" w:bidi="en-US"/>
+              </w:rPr>
+            </w:r>
+            <w:r>
+              <w:rPr>
+                <w:b w:val="0"/>
+                <w:bCs w:val="0"/>
+                <w:sz w:val="22"/>
+                <w:szCs w:val="22"/>
+                <w:highlight w:val="none"/>
+                <w:lang w:val="en-US" w:bidi="en-US"/>
+              </w:rPr>
+            </w:r>
+          </w:p>
+          <w:p>
+            <w:pPr>
+              <w:pBdr/>
+              <w:shd w:val="nil" w:color="000000"/>
+              <w:spacing/>
+              <w:ind/>
+              <w:rPr>
+                <w:b w:val="0"/>
+                <w:bCs w:val="0"/>
+                <w:sz w:val="22"/>
+                <w:szCs w:val="22"/>
+                <w:highlight w:val="none"/>
+                <w:lang w:val="en-US" w:bidi="en-US"/>
+              </w:rPr>
+            </w:pPr>
+            <w:r>
+              <w:rPr>
+                <w:b w:val="0"/>
+                <w:bCs w:val="0"/>
+                <w:sz w:val="22"/>
+                <w:szCs w:val="22"/>
+                <w:highlight w:val="none"/>
+                <w:lang w:val="en-US" w:bidi="en-US"/>
+              </w:rPr>
+            </w:r>
+            <w:r>
+              <w:rPr>
+                <w:b w:val="0"/>
+                <w:bCs w:val="0"/>
+                <w:sz w:val="22"/>
+                <w:szCs w:val="22"/>
+                <w:highlight w:val="none"/>
+                <w:lang w:val="en-US" w:bidi="en-US"/>
+              </w:rPr>
+            </w:r>
+            <w:r>
+              <w:rPr>
+                <w:b w:val="0"/>
+                <w:bCs w:val="0"/>
+                <w:sz w:val="22"/>
+                <w:szCs w:val="22"/>
+                <w:highlight w:val="none"/>
+                <w:lang w:val="en-US" w:bidi="en-US"/>
+              </w:rPr>
+            </w:r>
+          </w:p>
+        </w:tc>
+        <w:tc>
+          <w:tcPr>
+            <w:tcBorders/>
+            <w:tcW w:w="1559" w:type="dxa"/>
+            <w:vMerge w:val="restart"/>
+          </w:tcPr>
+          <w:p>
+            <w:pPr>
+              <w:pBdr/>
+              <w:shd w:val="nil" w:color="000000"/>
+              <w:spacing/>
+              <w:ind/>
+              <w:rPr>
+                <w:b w:val="0"/>
+                <w:bCs w:val="0"/>
+                <w:sz w:val="22"/>
+                <w:szCs w:val="22"/>
+                <w:highlight w:val="none"/>
+                <w:lang w:val="en-US" w:bidi="en-US"/>
+              </w:rPr>
+            </w:pPr>
+            <w:r>
+              <w:rPr>
+                <w:b w:val="0"/>
+                <w:bCs w:val="0"/>
+                <w:sz w:val="22"/>
+                <w:szCs w:val="22"/>
+                <w:highlight w:val="none"/>
+                <w:lang w:val="en-US" w:bidi="en-US"/>
+              </w:rPr>
+              <w:t xml:space="preserve">Pacman / Yay provides anything the user might need: drivers known software and niche software.</w:t>
+            </w:r>
+            <w:r>
+              <w:rPr>
+                <w:b w:val="0"/>
+                <w:bCs w:val="0"/>
+                <w:sz w:val="22"/>
+                <w:szCs w:val="22"/>
+                <w:highlight w:val="none"/>
+                <w:lang w:val="en-US" w:bidi="en-US"/>
+              </w:rPr>
+            </w:r>
+            <w:r>
+              <w:rPr>
+                <w:b w:val="0"/>
+                <w:bCs w:val="0"/>
+                <w:sz w:val="22"/>
+                <w:szCs w:val="22"/>
+                <w:highlight w:val="none"/>
+                <w:lang w:val="en-US" w:bidi="en-US"/>
+              </w:rPr>
+            </w:r>
+            <w:r>
+              <w:rPr>
+                <w:b w:val="0"/>
+                <w:bCs w:val="0"/>
+                <w:sz w:val="22"/>
+                <w:szCs w:val="22"/>
+                <w:highlight w:val="none"/>
+                <w:lang w:val="en-US" w:bidi="en-US"/>
+              </w:rPr>
+            </w:r>
+            <w:r>
+              <w:rPr>
+                <w:b w:val="0"/>
+                <w:bCs w:val="0"/>
+                <w:sz w:val="22"/>
+                <w:szCs w:val="22"/>
+                <w:highlight w:val="none"/>
+                <w:lang w:val="en-US" w:bidi="en-US"/>
+              </w:rPr>
+            </w:r>
+            <w:r>
+              <w:rPr>
+                <w:b w:val="0"/>
+                <w:bCs w:val="0"/>
+                <w:sz w:val="22"/>
+                <w:szCs w:val="22"/>
+                <w:highlight w:val="none"/>
+                <w:lang w:val="en-US" w:bidi="en-US"/>
+              </w:rPr>
+            </w:r>
+          </w:p>
+        </w:tc>
+        <w:tc>
+          <w:tcPr>
+            <w:tcBorders/>
+            <w:tcW w:w="1701" w:type="dxa"/>
+            <w:vMerge w:val="restart"/>
+          </w:tcPr>
+          <w:p>
+            <w:pPr>
+              <w:pBdr/>
+              <w:spacing/>
+              <w:ind/>
+              <w:rPr>
+                <w:b w:val="0"/>
+                <w:bCs w:val="0"/>
+                <w:sz w:val="22"/>
+                <w:szCs w:val="22"/>
+                <w:highlight w:val="none"/>
+                <w:lang w:val="en-US" w:bidi="en-US"/>
+              </w:rPr>
+            </w:pPr>
+            <w:r>
+              <w:rPr>
+                <w:b w:val="0"/>
+                <w:bCs w:val="0"/>
+                <w:sz w:val="22"/>
+                <w:szCs w:val="22"/>
+                <w:highlight w:val="none"/>
+                <w:lang w:val="en-US" w:bidi="en-US"/>
+              </w:rPr>
+              <w:t xml:space="preserve">Apt provides the basic necessities: office software, text editors, video recording, video editing.</w:t>
+            </w:r>
+            <w:r>
+              <w:rPr>
+                <w:b w:val="0"/>
+                <w:bCs w:val="0"/>
+                <w:sz w:val="22"/>
+                <w:szCs w:val="22"/>
+                <w:highlight w:val="none"/>
+                <w:lang w:val="en-US" w:bidi="en-US"/>
+              </w:rPr>
+            </w:r>
+            <w:r>
+              <w:rPr>
+                <w:b w:val="0"/>
+                <w:bCs w:val="0"/>
+                <w:sz w:val="22"/>
+                <w:szCs w:val="22"/>
+                <w:highlight w:val="none"/>
+                <w:lang w:val="en-US" w:bidi="en-US"/>
+              </w:rPr>
+            </w:r>
+          </w:p>
+          <w:p>
+            <w:pPr>
+              <w:pBdr/>
+              <w:shd w:val="nil" w:color="000000"/>
+              <w:spacing/>
+              <w:ind/>
+              <w:rPr>
+                <w:b w:val="0"/>
+                <w:bCs w:val="0"/>
+                <w:sz w:val="22"/>
+                <w:szCs w:val="22"/>
+                <w:highlight w:val="none"/>
+                <w:lang w:val="en-US" w:bidi="en-US"/>
+              </w:rPr>
+            </w:pPr>
+            <w:r>
+              <w:rPr>
+                <w:b w:val="0"/>
+                <w:bCs w:val="0"/>
+                <w:sz w:val="22"/>
+                <w:szCs w:val="22"/>
+                <w:highlight w:val="none"/>
+                <w:lang w:val="en-US" w:bidi="en-US"/>
+              </w:rPr>
+            </w:r>
+            <w:r>
+              <w:rPr>
+                <w:b w:val="0"/>
+                <w:bCs w:val="0"/>
+                <w:sz w:val="22"/>
+                <w:szCs w:val="22"/>
+                <w:highlight w:val="none"/>
+                <w:lang w:val="en-US" w:bidi="en-US"/>
+              </w:rPr>
+            </w:r>
+            <w:r>
+              <w:rPr>
+                <w:b w:val="0"/>
+                <w:bCs w:val="0"/>
+                <w:sz w:val="22"/>
+                <w:szCs w:val="22"/>
+                <w:highlight w:val="none"/>
+                <w:lang w:val="en-US" w:bidi="en-US"/>
+              </w:rPr>
+            </w:r>
+          </w:p>
+        </w:tc>
+      </w:tr>
+      <w:tr>
+        <w:trPr/>
+        <w:tc>
+          <w:tcPr>
+            <w:tcBorders/>
+            <w:tcW w:w="2342" w:type="dxa"/>
+            <w:vMerge w:val="restart"/>
+          </w:tcPr>
+          <w:p>
+            <w:pPr>
+              <w:pBdr/>
+              <w:shd w:val="nil" w:color="000000"/>
+              <w:spacing/>
+              <w:ind/>
+              <w:rPr>
+                <w:b/>
+                <w:bCs/>
+                <w:sz w:val="22"/>
+                <w:szCs w:val="22"/>
+                <w:highlight w:val="none"/>
+                <w:lang w:val="en-US" w:bidi="en-US"/>
+              </w:rPr>
+            </w:pPr>
+            <w:r>
+              <w:rPr>
+                <w:b/>
+                <w:bCs/>
+                <w:sz w:val="22"/>
+                <w:szCs w:val="22"/>
+                <w:highlight w:val="none"/>
+                <w:lang w:val="en-US" w:bidi="en-US"/>
+              </w:rPr>
+              <w:t xml:space="preserve">Driver Support</w:t>
+            </w:r>
+            <w:r>
+              <w:rPr>
+                <w:b/>
+                <w:bCs/>
+                <w:sz w:val="22"/>
+                <w:szCs w:val="22"/>
+                <w:highlight w:val="none"/>
+                <w:lang w:val="en-US" w:bidi="en-US"/>
+              </w:rPr>
+            </w:r>
+            <w:r>
+              <w:rPr>
+                <w:b/>
+                <w:bCs/>
+                <w:sz w:val="22"/>
+                <w:szCs w:val="22"/>
+                <w:highlight w:val="none"/>
+                <w:lang w:val="en-US" w:bidi="en-US"/>
+              </w:rPr>
+            </w:r>
+          </w:p>
+        </w:tc>
+        <w:tc>
+          <w:tcPr>
+            <w:tcBorders/>
+            <w:tcW w:w="1485" w:type="dxa"/>
+          </w:tcPr>
+          <w:p>
+            <w:pPr>
+              <w:pBdr/>
+              <w:spacing/>
+              <w:ind/>
+              <w:rPr>
+                <w:b w:val="0"/>
+                <w:bCs w:val="0"/>
+                <w:sz w:val="22"/>
+                <w:szCs w:val="22"/>
+                <w:highlight w:val="none"/>
+                <w:lang w:val="en-US" w:bidi="en-US"/>
+              </w:rPr>
+            </w:pPr>
+            <w:r>
+              <w:rPr>
+                <w:b w:val="0"/>
+                <w:bCs w:val="0"/>
+                <w:sz w:val="22"/>
+                <w:szCs w:val="22"/>
+                <w:highlight w:val="none"/>
+                <w:lang w:val="en-US" w:bidi="en-US"/>
+              </w:rPr>
+              <w:t xml:space="preserve">No</w:t>
+            </w:r>
+            <w:r>
+              <w:rPr>
+                <w:b w:val="0"/>
+                <w:bCs w:val="0"/>
+                <w:sz w:val="22"/>
+                <w:szCs w:val="22"/>
+                <w:highlight w:val="none"/>
+                <w:lang w:val="en-US"/>
+              </w:rPr>
+            </w:r>
+            <w:r>
+              <w:rPr>
+                <w:b w:val="0"/>
+                <w:bCs w:val="0"/>
+                <w:sz w:val="22"/>
+                <w:szCs w:val="22"/>
+                <w:highlight w:val="none"/>
+                <w:lang w:val="en-US" w:bidi="en-US"/>
+              </w:rPr>
+            </w:r>
+          </w:p>
+        </w:tc>
+        <w:tc>
+          <w:tcPr>
+            <w:tcBorders/>
+            <w:tcW w:w="1559" w:type="dxa"/>
+            <w:vMerge w:val="restart"/>
+          </w:tcPr>
+          <w:p>
+            <w:pPr>
+              <w:pBdr/>
+              <w:spacing/>
+              <w:ind/>
+              <w:rPr>
+                <w:b w:val="0"/>
+                <w:bCs w:val="0"/>
+                <w:sz w:val="22"/>
+                <w:szCs w:val="22"/>
+                <w:highlight w:val="none"/>
+                <w:lang w:val="en-US" w:bidi="en-US"/>
+              </w:rPr>
+            </w:pPr>
+            <w:r>
+              <w:rPr>
+                <w:b w:val="0"/>
+                <w:bCs w:val="0"/>
+                <w:sz w:val="22"/>
+                <w:szCs w:val="22"/>
+                <w:highlight w:val="none"/>
+                <w:lang w:val="en-US" w:bidi="en-US"/>
+              </w:rPr>
+              <w:t xml:space="preserve">Yes </w:t>
+            </w:r>
+            <w:r>
+              <w:rPr>
+                <w:b w:val="0"/>
+                <w:bCs w:val="0"/>
+                <w:sz w:val="22"/>
+                <w:szCs w:val="22"/>
+                <w:highlight w:val="none"/>
+                <w:lang w:val="en-US" w:bidi="en-US"/>
+              </w:rPr>
+            </w:r>
+            <w:r>
+              <w:rPr>
+                <w:b w:val="0"/>
+                <w:bCs w:val="0"/>
+                <w:sz w:val="22"/>
+                <w:szCs w:val="22"/>
+                <w:highlight w:val="none"/>
+                <w:lang w:val="en-US" w:bidi="en-US"/>
+              </w:rPr>
+            </w:r>
+          </w:p>
+        </w:tc>
+        <w:tc>
+          <w:tcPr>
+            <w:tcBorders/>
+            <w:tcW w:w="1559" w:type="dxa"/>
+            <w:vMerge w:val="restart"/>
+          </w:tcPr>
+          <w:p>
+            <w:pPr>
+              <w:pBdr/>
+              <w:shd w:val="nil" w:color="000000"/>
+              <w:spacing/>
+              <w:ind/>
+              <w:rPr>
+                <w:b w:val="0"/>
+                <w:bCs w:val="0"/>
+                <w:sz w:val="22"/>
+                <w:szCs w:val="22"/>
+                <w:highlight w:val="none"/>
+                <w:lang w:val="en-US" w:bidi="en-US"/>
+              </w:rPr>
+            </w:pPr>
+            <w:r>
+              <w:rPr>
+                <w:b w:val="0"/>
+                <w:bCs w:val="0"/>
+                <w:sz w:val="22"/>
+                <w:szCs w:val="22"/>
+                <w:highlight w:val="none"/>
+                <w:lang w:val="en-US" w:bidi="en-US"/>
+              </w:rPr>
+              <w:t xml:space="preserve">Yes </w:t>
+            </w:r>
+            <w:r>
+              <w:rPr>
+                <w:b w:val="0"/>
+                <w:bCs w:val="0"/>
+                <w:sz w:val="22"/>
+                <w:szCs w:val="22"/>
+                <w:highlight w:val="none"/>
+                <w:lang w:val="en-US" w:bidi="en-US"/>
+              </w:rPr>
+            </w:r>
+            <w:r>
+              <w:rPr>
+                <w:b w:val="0"/>
+                <w:bCs w:val="0"/>
+                <w:sz w:val="22"/>
+                <w:szCs w:val="22"/>
+                <w:highlight w:val="none"/>
+                <w:lang w:val="en-US" w:bidi="en-US"/>
+              </w:rPr>
+            </w:r>
+          </w:p>
+        </w:tc>
+        <w:tc>
+          <w:tcPr>
+            <w:tcBorders/>
+            <w:tcW w:w="1559" w:type="dxa"/>
+            <w:vMerge w:val="restart"/>
+          </w:tcPr>
+          <w:p>
+            <w:pPr>
+              <w:pBdr/>
+              <w:shd w:val="nil" w:color="000000"/>
+              <w:spacing/>
+              <w:ind/>
+              <w:rPr>
+                <w:b w:val="0"/>
+                <w:bCs w:val="0"/>
+                <w:sz w:val="22"/>
+                <w:szCs w:val="22"/>
+                <w:highlight w:val="none"/>
+                <w:lang w:val="en-US" w:bidi="en-US"/>
+              </w:rPr>
+            </w:pPr>
+            <w:r>
+              <w:rPr>
+                <w:b w:val="0"/>
+                <w:bCs w:val="0"/>
+                <w:sz w:val="22"/>
+                <w:szCs w:val="22"/>
+                <w:highlight w:val="none"/>
+                <w:lang w:val="en-US" w:bidi="en-US"/>
+              </w:rPr>
+              <w:t xml:space="preserve">No </w:t>
+            </w:r>
+            <w:r>
+              <w:rPr>
+                <w:b w:val="0"/>
+                <w:bCs w:val="0"/>
+                <w:sz w:val="22"/>
+                <w:szCs w:val="22"/>
+                <w:highlight w:val="none"/>
+                <w:lang w:val="en-US" w:bidi="en-US"/>
+              </w:rPr>
+            </w:r>
+            <w:r>
+              <w:rPr>
+                <w:b w:val="0"/>
+                <w:bCs w:val="0"/>
+                <w:sz w:val="22"/>
+                <w:szCs w:val="22"/>
+                <w:highlight w:val="none"/>
+                <w:lang w:val="en-US" w:bidi="en-US"/>
+              </w:rPr>
+            </w:r>
+          </w:p>
+        </w:tc>
+        <w:tc>
+          <w:tcPr>
+            <w:tcBorders/>
+            <w:tcW w:w="1701" w:type="dxa"/>
+            <w:vMerge w:val="restart"/>
+          </w:tcPr>
+          <w:p>
+            <w:pPr>
+              <w:pBdr/>
+              <w:shd w:val="nil" w:color="000000"/>
+              <w:spacing/>
+              <w:ind/>
+              <w:rPr>
+                <w:b w:val="0"/>
+                <w:bCs w:val="0"/>
+                <w:sz w:val="22"/>
+                <w:szCs w:val="22"/>
+                <w:highlight w:val="none"/>
+                <w:lang w:val="en-US" w:bidi="en-US"/>
+              </w:rPr>
+            </w:pPr>
+            <w:r>
+              <w:rPr>
+                <w:b w:val="0"/>
+                <w:bCs w:val="0"/>
+                <w:sz w:val="22"/>
+                <w:szCs w:val="22"/>
+                <w:highlight w:val="none"/>
+                <w:lang w:val="en-US" w:bidi="en-US"/>
+              </w:rPr>
+              <w:t xml:space="preserve">Yes </w:t>
+            </w:r>
+            <w:r>
+              <w:rPr>
+                <w:b w:val="0"/>
+                <w:bCs w:val="0"/>
+                <w:sz w:val="22"/>
+                <w:szCs w:val="22"/>
+                <w:highlight w:val="none"/>
+                <w:lang w:val="en-US" w:bidi="en-US"/>
+              </w:rPr>
+            </w:r>
+            <w:r>
+              <w:rPr>
+                <w:b w:val="0"/>
+                <w:bCs w:val="0"/>
+                <w:sz w:val="22"/>
+                <w:szCs w:val="22"/>
+                <w:highlight w:val="none"/>
+                <w:lang w:val="en-US" w:bidi="en-US"/>
+              </w:rPr>
+            </w:r>
+          </w:p>
+        </w:tc>
+      </w:tr>
+      <w:tr>
+        <w:trPr/>
+        <w:tc>
+          <w:tcPr>
+            <w:tcBorders/>
+            <w:tcW w:w="2342" w:type="dxa"/>
+            <w:vMerge w:val="restart"/>
+          </w:tcPr>
+          <w:p>
+            <w:pPr>
+              <w:pBdr/>
+              <w:shd w:val="nil" w:color="000000"/>
+              <w:spacing/>
+              <w:ind/>
+              <w:rPr>
+                <w:b/>
+                <w:bCs/>
+                <w:sz w:val="22"/>
+                <w:szCs w:val="22"/>
+                <w:highlight w:val="none"/>
+                <w:lang w:val="en-US" w:bidi="en-US"/>
+              </w:rPr>
+            </w:pPr>
+            <w:r>
+              <w:rPr>
+                <w:b/>
+                <w:bCs/>
+                <w:sz w:val="22"/>
+                <w:szCs w:val="22"/>
+                <w:highlight w:val="none"/>
+                <w:lang w:val="en-US" w:bidi="en-US"/>
+              </w:rPr>
+              <w:t xml:space="preserve">Remote software support</w:t>
+            </w:r>
+            <w:r>
+              <w:rPr>
+                <w:b/>
+                <w:bCs/>
+                <w:sz w:val="22"/>
+                <w:szCs w:val="22"/>
+                <w:highlight w:val="none"/>
+                <w:lang w:val="en-US" w:bidi="en-US"/>
+              </w:rPr>
+            </w:r>
+            <w:r>
+              <w:rPr>
+                <w:b/>
+                <w:bCs/>
+                <w:sz w:val="22"/>
+                <w:szCs w:val="22"/>
+                <w:highlight w:val="none"/>
+                <w:lang w:val="en-US" w:bidi="en-US"/>
+              </w:rPr>
+            </w:r>
+          </w:p>
+        </w:tc>
+        <w:tc>
+          <w:tcPr>
+            <w:tcBorders/>
+            <w:tcW w:w="1485" w:type="dxa"/>
+          </w:tcPr>
+          <w:p>
+            <w:pPr>
+              <w:pBdr/>
+              <w:spacing/>
+              <w:ind/>
+              <w:rPr>
+                <w:b w:val="0"/>
+                <w:bCs w:val="0"/>
+                <w:sz w:val="22"/>
+                <w:szCs w:val="22"/>
+                <w:highlight w:val="none"/>
+                <w:lang w:val="en-US" w:bidi="en-US"/>
+              </w:rPr>
+            </w:pPr>
+            <w:r>
+              <w:rPr>
+                <w:b w:val="0"/>
+                <w:bCs w:val="0"/>
+                <w:sz w:val="22"/>
+                <w:szCs w:val="22"/>
+                <w:highlight w:val="none"/>
+                <w:lang w:val="en-US" w:bidi="en-US"/>
+              </w:rPr>
+              <w:t xml:space="preserve">Yes </w:t>
+            </w:r>
+            <w:r>
+              <w:rPr>
+                <w:b w:val="0"/>
+                <w:bCs w:val="0"/>
+                <w:sz w:val="22"/>
+                <w:szCs w:val="22"/>
+                <w:highlight w:val="none"/>
+                <w:lang w:val="en-US"/>
+              </w:rPr>
+            </w:r>
+            <w:r>
+              <w:rPr>
+                <w:b w:val="0"/>
+                <w:bCs w:val="0"/>
+                <w:sz w:val="22"/>
+                <w:szCs w:val="22"/>
+                <w:highlight w:val="none"/>
+                <w:lang w:val="en-US" w:bidi="en-US"/>
+              </w:rPr>
+            </w:r>
+          </w:p>
+        </w:tc>
+        <w:tc>
+          <w:tcPr>
+            <w:tcBorders/>
+            <w:tcW w:w="1559" w:type="dxa"/>
+            <w:vMerge w:val="restart"/>
+          </w:tcPr>
+          <w:p>
+            <w:pPr>
+              <w:pBdr/>
+              <w:spacing/>
+              <w:ind/>
+              <w:rPr>
+                <w:b w:val="0"/>
+                <w:bCs w:val="0"/>
+                <w:sz w:val="22"/>
+                <w:szCs w:val="22"/>
+                <w:highlight w:val="none"/>
+                <w:lang w:val="en-US" w:bidi="en-US"/>
+              </w:rPr>
+            </w:pPr>
+            <w:r>
+              <w:rPr>
+                <w:b w:val="0"/>
+                <w:bCs w:val="0"/>
+                <w:sz w:val="22"/>
+                <w:szCs w:val="22"/>
+                <w:highlight w:val="none"/>
+                <w:lang w:val="en-US" w:bidi="en-US"/>
+              </w:rPr>
+              <w:t xml:space="preserve">Yes (when using X11)</w:t>
+            </w:r>
+            <w:r>
+              <w:rPr>
+                <w:b w:val="0"/>
+                <w:bCs w:val="0"/>
+                <w:sz w:val="22"/>
+                <w:szCs w:val="22"/>
+                <w:highlight w:val="none"/>
+                <w:lang w:val="en-US" w:bidi="en-US"/>
+              </w:rPr>
+            </w:r>
+            <w:r>
+              <w:rPr>
+                <w:b w:val="0"/>
+                <w:bCs w:val="0"/>
+                <w:sz w:val="22"/>
+                <w:szCs w:val="22"/>
+                <w:highlight w:val="none"/>
+                <w:lang w:val="en-US" w:bidi="en-US"/>
+              </w:rPr>
+            </w:r>
+          </w:p>
+        </w:tc>
+        <w:tc>
+          <w:tcPr>
+            <w:tcBorders/>
+            <w:tcW w:w="1559" w:type="dxa"/>
+            <w:vMerge w:val="restart"/>
+          </w:tcPr>
+          <w:p>
+            <w:pPr>
+              <w:pBdr/>
+              <w:shd w:val="nil" w:color="000000"/>
+              <w:spacing/>
+              <w:ind/>
+              <w:rPr>
+                <w:b w:val="0"/>
+                <w:bCs w:val="0"/>
+                <w:sz w:val="22"/>
+                <w:szCs w:val="22"/>
+                <w:highlight w:val="none"/>
+                <w:lang w:val="en-US" w:bidi="en-US"/>
+              </w:rPr>
+            </w:pPr>
+            <w:r>
+              <w:rPr>
+                <w:b w:val="0"/>
+                <w:bCs w:val="0"/>
+                <w:sz w:val="22"/>
+                <w:szCs w:val="22"/>
+                <w:highlight w:val="none"/>
+                <w:lang w:val="en-US" w:bidi="en-US"/>
+              </w:rPr>
+              <w:t xml:space="preserve">No </w:t>
+            </w:r>
+            <w:r>
+              <w:rPr>
+                <w:b w:val="0"/>
+                <w:bCs w:val="0"/>
+                <w:sz w:val="22"/>
+                <w:szCs w:val="22"/>
+                <w:highlight w:val="none"/>
+                <w:lang w:val="en-US" w:bidi="en-US"/>
+              </w:rPr>
+            </w:r>
+            <w:r>
+              <w:rPr>
+                <w:b w:val="0"/>
+                <w:bCs w:val="0"/>
+                <w:sz w:val="22"/>
+                <w:szCs w:val="22"/>
+                <w:highlight w:val="none"/>
+                <w:lang w:val="en-US" w:bidi="en-US"/>
+              </w:rPr>
+            </w:r>
+          </w:p>
+        </w:tc>
+        <w:tc>
+          <w:tcPr>
+            <w:tcBorders/>
+            <w:tcW w:w="1559" w:type="dxa"/>
+            <w:vMerge w:val="restart"/>
+          </w:tcPr>
+          <w:p>
+            <w:pPr>
+              <w:pBdr/>
+              <w:shd w:val="nil" w:color="000000"/>
+              <w:spacing/>
+              <w:ind/>
+              <w:rPr>
+                <w:b w:val="0"/>
+                <w:bCs w:val="0"/>
+                <w:sz w:val="22"/>
+                <w:szCs w:val="22"/>
+                <w:highlight w:val="none"/>
+                <w:lang w:val="en-US" w:bidi="en-US"/>
+              </w:rPr>
+            </w:pPr>
+            <w:r>
+              <w:rPr>
+                <w:b w:val="0"/>
+                <w:bCs w:val="0"/>
+                <w:sz w:val="22"/>
+                <w:szCs w:val="22"/>
+                <w:highlight w:val="none"/>
+                <w:lang w:val="en-US" w:bidi="en-US"/>
+              </w:rPr>
+              <w:t xml:space="preserve">Yes (when using X11)</w:t>
+            </w:r>
+            <w:r>
+              <w:rPr>
+                <w:b w:val="0"/>
+                <w:bCs w:val="0"/>
+                <w:sz w:val="22"/>
+                <w:szCs w:val="22"/>
+                <w:highlight w:val="none"/>
+                <w:lang w:val="en-US" w:bidi="en-US"/>
+              </w:rPr>
+            </w:r>
+            <w:r>
+              <w:rPr>
+                <w:b w:val="0"/>
+                <w:bCs w:val="0"/>
+                <w:sz w:val="22"/>
+                <w:szCs w:val="22"/>
+                <w:highlight w:val="none"/>
+                <w:lang w:val="en-US" w:bidi="en-US"/>
+              </w:rPr>
+            </w:r>
+          </w:p>
+        </w:tc>
+        <w:tc>
+          <w:tcPr>
+            <w:tcBorders/>
+            <w:tcW w:w="1701" w:type="dxa"/>
+            <w:vMerge w:val="restart"/>
+          </w:tcPr>
+          <w:p>
+            <w:pPr>
+              <w:pBdr/>
+              <w:shd w:val="nil" w:color="000000"/>
+              <w:spacing/>
+              <w:ind/>
+              <w:rPr>
+                <w:b w:val="0"/>
+                <w:bCs w:val="0"/>
+                <w:sz w:val="22"/>
+                <w:szCs w:val="22"/>
+                <w:highlight w:val="none"/>
+                <w:lang w:val="en-US" w:bidi="en-US"/>
+              </w:rPr>
+            </w:pPr>
+            <w:r>
+              <w:rPr>
+                <w:b w:val="0"/>
+                <w:bCs w:val="0"/>
+                <w:sz w:val="22"/>
+                <w:szCs w:val="22"/>
+                <w:highlight w:val="none"/>
+                <w:lang w:val="en-US" w:bidi="en-US"/>
+              </w:rPr>
+              <w:t xml:space="preserve">Yes </w:t>
+            </w:r>
+            <w:r>
+              <w:rPr>
+                <w:b w:val="0"/>
+                <w:bCs w:val="0"/>
+                <w:sz w:val="22"/>
+                <w:szCs w:val="22"/>
+                <w:highlight w:val="none"/>
+                <w:lang w:val="en-US" w:bidi="en-US"/>
+              </w:rPr>
+            </w:r>
+            <w:r>
+              <w:rPr>
+                <w:b w:val="0"/>
+                <w:bCs w:val="0"/>
+                <w:sz w:val="22"/>
+                <w:szCs w:val="22"/>
+                <w:highlight w:val="none"/>
+                <w:lang w:val="en-US" w:bidi="en-US"/>
+              </w:rPr>
+            </w:r>
+          </w:p>
+        </w:tc>
+      </w:tr>
+    </w:tbl>
+    <w:p>
+      <w:pPr>
+        <w:pBdr/>
+        <w:shd w:val="nil" w:color="000000"/>
+        <w:spacing/>
+        <w:ind/>
+        <w:rPr>
+          <w:b w:val="0"/>
+          <w:bCs w:val="0"/>
+          <w:color w:val="ff0000"/>
+          <w:sz w:val="22"/>
+          <w:szCs w:val="22"/>
+          <w:highlight w:val="none"/>
+        </w:rPr>
+      </w:pPr>
+      <w:r>
+        <w:rPr>
+          <w:b w:val="0"/>
+          <w:bCs w:val="0"/>
+          <w:color w:val="ff0000"/>
+          <w:sz w:val="22"/>
+          <w:szCs w:val="22"/>
+          <w:highlight w:val="none"/>
+        </w:rPr>
+        <w:t xml:space="preserve">Resourced used komt van een vm af</w:t>
+      </w:r>
+      <w:r>
+        <w:rPr>
+          <w:b w:val="0"/>
+          <w:bCs w:val="0"/>
+          <w:color w:val="ff0000"/>
+          <w:sz w:val="22"/>
+          <w:szCs w:val="22"/>
+          <w:highlight w:val="none"/>
+        </w:rPr>
+      </w:r>
+      <w:r>
+        <w:rPr>
+          <w:b w:val="0"/>
+          <w:bCs w:val="0"/>
+          <w:color w:val="ff0000"/>
+          <w:sz w:val="22"/>
+          <w:szCs w:val="22"/>
+          <w:highlight w:val="none"/>
+        </w:rPr>
+      </w:r>
+    </w:p>
+    <w:p>
+      <w:pPr>
+        <w:pBdr/>
+        <w:shd w:val="nil" w:color="000000"/>
+        <w:spacing/>
+        <w:ind/>
+        <w:rPr>
+          <w:b w:val="0"/>
+          <w:bCs w:val="0"/>
+          <w:color w:val="ff0000"/>
+          <w:sz w:val="22"/>
+          <w:szCs w:val="22"/>
+          <w:highlight w:val="none"/>
+        </w:rPr>
+      </w:pPr>
+      <w:r>
+        <w:rPr>
+          <w:b w:val="0"/>
+          <w:bCs w:val="0"/>
+          <w:color w:val="ff0000"/>
+          <w:sz w:val="22"/>
+          <w:szCs w:val="22"/>
+          <w:highlight w:val="none"/>
+        </w:rPr>
+      </w:r>
+      <w:r>
+        <w:rPr>
+          <w:b w:val="0"/>
+          <w:bCs w:val="0"/>
+          <w:color w:val="ff0000"/>
+          <w:sz w:val="22"/>
+          <w:szCs w:val="22"/>
+          <w:highlight w:val="none"/>
+        </w:rPr>
+      </w:r>
+      <w:r>
+        <w:rPr>
+          <w:b w:val="0"/>
+          <w:bCs w:val="0"/>
+          <w:color w:val="ff0000"/>
+          <w:sz w:val="22"/>
+          <w:szCs w:val="22"/>
+          <w:highlight w:val="none"/>
+        </w:rPr>
+      </w:r>
+    </w:p>
+    <w:p>
+      <w:pPr>
+        <w:pBdr/>
+        <w:shd w:val="nil" w:color="000000"/>
+        <w:spacing/>
+        <w:ind/>
+        <w:rPr>
+          <w:b w:val="0"/>
+          <w:bCs w:val="0"/>
+          <w:color w:val="ff0000"/>
+          <w:sz w:val="22"/>
+          <w:szCs w:val="22"/>
+          <w:highlight w:val="none"/>
+        </w:rPr>
+      </w:pPr>
+      <w:r>
+        <w:rPr>
+          <w:b w:val="0"/>
+          <w:bCs w:val="0"/>
+          <w:color w:val="ff0000"/>
+          <w:sz w:val="22"/>
+          <w:szCs w:val="22"/>
+          <w:highlight w:val="none"/>
+        </w:rPr>
+        <w:t xml:space="preserve">Referenties naar gevonden info hier onder zetten</w:t>
+      </w:r>
+      <w:r>
+        <w:rPr>
+          <w:b w:val="0"/>
+          <w:bCs w:val="0"/>
+          <w:color w:val="ff0000"/>
+          <w:sz w:val="22"/>
+          <w:szCs w:val="22"/>
+          <w:highlight w:val="none"/>
+        </w:rPr>
+      </w:r>
+      <w:r>
+        <w:rPr>
+          <w:b w:val="0"/>
+          <w:bCs w:val="0"/>
+          <w:color w:val="ff0000"/>
+          <w:sz w:val="22"/>
+          <w:szCs w:val="22"/>
+          <w:highlight w:val="none"/>
+        </w:rPr>
+      </w:r>
+    </w:p>
+    <w:p>
+      <w:pPr>
+        <w:pBdr/>
+        <w:shd w:val="nil" w:color="000000"/>
+        <w:spacing/>
+        <w:ind/>
+        <w:rPr>
+          <w:b w:val="0"/>
+          <w:bCs w:val="0"/>
+          <w:color w:val="ff0000"/>
+          <w:sz w:val="22"/>
+          <w:szCs w:val="22"/>
+          <w:highlight w:val="none"/>
+        </w:rPr>
+      </w:pPr>
+      <w:r>
+        <w:rPr>
+          <w:b w:val="0"/>
+          <w:bCs w:val="0"/>
+          <w:color w:val="ff0000"/>
+          <w:sz w:val="22"/>
+          <w:szCs w:val="22"/>
+          <w:highlight w:val="none"/>
+        </w:rPr>
+        <w:t xml:space="preserve">Debian: </w:t>
+      </w:r>
+      <w:r>
+        <w:rPr>
+          <w:b w:val="0"/>
+          <w:bCs w:val="0"/>
+          <w:color w:val="ff0000"/>
+          <w:sz w:val="22"/>
+          <w:szCs w:val="22"/>
+          <w:highlight w:val="none"/>
+        </w:rPr>
+      </w:r>
+      <w:hyperlink r:id="rId9" w:tooltip="https://wiki.debian.org/DesktopEnvironment" w:history="1">
+        <w:r>
+          <w:rPr>
+            <w:rStyle w:val="868"/>
+            <w:b w:val="0"/>
+            <w:bCs w:val="0"/>
+            <w:sz w:val="22"/>
+            <w:szCs w:val="22"/>
+            <w:highlight w:val="none"/>
+          </w:rPr>
+          <w:t xml:space="preserve">https://wiki.debian.org/DesktopEnvironment</w:t>
+        </w:r>
+        <w:r>
+          <w:rPr>
+            <w:rStyle w:val="868"/>
+            <w:b w:val="0"/>
+            <w:bCs w:val="0"/>
+            <w:sz w:val="22"/>
+            <w:szCs w:val="22"/>
+            <w:highlight w:val="none"/>
+          </w:rPr>
+        </w:r>
+        <w:r>
+          <w:rPr>
+            <w:rStyle w:val="868"/>
+            <w:b w:val="0"/>
+            <w:bCs w:val="0"/>
+            <w:sz w:val="22"/>
+            <w:szCs w:val="22"/>
+            <w:highlight w:val="none"/>
+          </w:rPr>
+        </w:r>
+      </w:hyperlink>
+      <w:r>
+        <w:rPr>
+          <w:b w:val="0"/>
+          <w:bCs w:val="0"/>
+          <w:color w:val="ff0000"/>
+          <w:sz w:val="22"/>
+          <w:szCs w:val="22"/>
+          <w:highlight w:val="none"/>
+        </w:rPr>
+        <w:br/>
+      </w:r>
+      <w:r>
+        <w:rPr>
+          <w:b w:val="0"/>
+          <w:bCs w:val="0"/>
+          <w:color w:val="ff0000"/>
+          <w:sz w:val="22"/>
+          <w:szCs w:val="22"/>
+          <w:highlight w:val="none"/>
+        </w:rPr>
+        <w:t xml:space="preserve">https://www.debian.org/doc/manuals/debian-faq/pkgtools.en.html</w:t>
+      </w:r>
+      <w:r>
+        <w:rPr>
+          <w:b w:val="0"/>
+          <w:bCs w:val="0"/>
+          <w:color w:val="ff0000"/>
+          <w:sz w:val="22"/>
+          <w:szCs w:val="22"/>
+          <w:highlight w:val="none"/>
+        </w:rPr>
+        <w:br/>
+      </w:r>
+      <w:r>
+        <w:rPr>
+          <w:b w:val="0"/>
+          <w:bCs w:val="0"/>
+          <w:color w:val="ff0000"/>
+          <w:sz w:val="22"/>
+          <w:szCs w:val="22"/>
+          <w:highlight w:val="none"/>
+        </w:rPr>
+      </w:r>
+      <w:r>
+        <w:rPr>
+          <w:b w:val="0"/>
+          <w:bCs w:val="0"/>
+          <w:color w:val="ff0000"/>
+          <w:sz w:val="22"/>
+          <w:szCs w:val="22"/>
+          <w:highlight w:val="none"/>
+        </w:rPr>
+      </w:r>
+    </w:p>
+    <w:p>
+      <w:pPr>
+        <w:pBdr/>
+        <w:shd w:val="nil" w:color="000000"/>
+        <w:spacing/>
+        <w:ind/>
+        <w:rPr>
+          <w:b w:val="0"/>
+          <w:bCs w:val="0"/>
+          <w:sz w:val="22"/>
+          <w:szCs w:val="22"/>
+          <w:highlight w:val="none"/>
+          <w:lang w:val="en-US" w:bidi="en-US"/>
+        </w:rPr>
+      </w:pPr>
+      <w:r>
+        <w:rPr>
+          <w:b w:val="0"/>
+          <w:bCs w:val="0"/>
+          <w:sz w:val="22"/>
+          <w:szCs w:val="22"/>
+          <w:highlight w:val="none"/>
+          <w:lang w:val="en-US" w:bidi="en-US"/>
+        </w:rPr>
+        <w:t xml:space="preserve">The Operating System provided is Ubuntu</w:t>
+      </w:r>
+      <w:r>
+        <w:rPr>
+          <w:b w:val="0"/>
+          <w:bCs w:val="0"/>
+          <w:sz w:val="22"/>
+          <w:szCs w:val="22"/>
+          <w:highlight w:val="none"/>
+          <w:lang w:val="en-US" w:bidi="en-US"/>
+        </w:rPr>
+      </w:r>
+      <w:r>
+        <w:rPr>
+          <w:b w:val="0"/>
+          <w:bCs w:val="0"/>
+          <w:sz w:val="22"/>
+          <w:szCs w:val="22"/>
+          <w:highlight w:val="none"/>
+          <w:lang w:val="en-US" w:bidi="en-US"/>
+        </w:rPr>
+      </w:r>
+    </w:p>
+    <w:p>
+      <w:pPr>
+        <w:pBdr/>
+        <w:shd w:val="nil" w:color="000000"/>
+        <w:spacing/>
+        <w:ind/>
+        <w:rPr>
+          <w:b w:val="0"/>
+          <w:bCs w:val="0"/>
+          <w:sz w:val="22"/>
+          <w:szCs w:val="22"/>
+          <w:highlight w:val="none"/>
         </w:rPr>
       </w:pPr>
       <w:r>
@@ -2058,7 +7406,6 @@
           <w:sz w:val="22"/>
           <w:szCs w:val="22"/>
           <w:highlight w:val="none"/>
-          <w:lang w:val="en-US" w:bidi="en-US"/>
         </w:rPr>
       </w:r>
     </w:p>
@@ -2069,41 +7416,138 @@
         <w:spacing/>
         <w:ind/>
         <w:rPr>
-          <w:b w:val="0"/>
-          <w:bCs w:val="0"/>
-          <w:sz w:val="22"/>
-          <w:szCs w:val="22"/>
+          <w:b/>
+          <w:bCs/>
+          <w:sz w:val="32"/>
+          <w:szCs w:val="32"/>
           <w:highlight w:val="none"/>
+          <w:lang w:val="en-US"/>
         </w:rPr>
       </w:pPr>
       <w:r>
         <w:rPr>
-          <w:b w:val="0"/>
-          <w:bCs w:val="0"/>
-          <w:sz w:val="22"/>
-          <w:szCs w:val="22"/>
+          <w:b/>
+          <w:bCs/>
+          <w:sz w:val="32"/>
+          <w:szCs w:val="32"/>
           <w:highlight w:val="none"/>
           <w:lang w:val="en-US" w:bidi="en-US"/>
         </w:rPr>
       </w:r>
       <w:r>
         <w:rPr>
+          <w:b/>
+          <w:bCs/>
+          <w:sz w:val="32"/>
+          <w:szCs w:val="32"/>
+          <w:highlight w:val="none"/>
+          <w:lang w:val="en-US"/>
+        </w:rPr>
+      </w:r>
+      <w:r>
+        <w:rPr>
+          <w:b/>
+          <w:bCs/>
+          <w:sz w:val="32"/>
+          <w:szCs w:val="32"/>
+          <w:highlight w:val="none"/>
+          <w:lang w:val="en-US"/>
+        </w:rPr>
+      </w:r>
+    </w:p>
+    <w:p>
+      <w:pPr>
+        <w:pBdr/>
+        <w:shd w:val="nil" w:color="000000"/>
+        <w:spacing/>
+        <w:ind/>
+        <w:rPr>
           <w:b w:val="0"/>
           <w:bCs w:val="0"/>
+          <w:color w:val="46b1e1" w:themeColor="accent1" w:themeTint="99"/>
           <w:sz w:val="22"/>
           <w:szCs w:val="22"/>
+          <w:highlight w:val="none"/>
+          <w:lang w:val="en-US"/>
+        </w:rPr>
+      </w:pPr>
+      <w:r>
+        <w:rPr>
+          <w:b w:val="0"/>
+          <w:bCs w:val="0"/>
+          <w:color w:val="46b1e1" w:themeColor="accent1" w:themeTint="99"/>
+          <w:sz w:val="22"/>
+          <w:szCs w:val="22"/>
+          <w:lang w:val="en-US"/>
+        </w:rPr>
+        <w:t xml:space="preserve">Aangeven dat het focuspunt op de driver ligt, maar dat er ook gekeken wordt naar anydesk(DE’s die wel en niet meewerken), vrijheid van packagemanagers, meegeleverde software (bloat), hoeveel resources de OS gebruikt (ram, cpu)</w:t>
+      </w:r>
+      <w:r>
+        <w:rPr>
+          <w:b w:val="0"/>
+          <w:bCs w:val="0"/>
+          <w:color w:val="46b1e1" w:themeColor="accent1" w:themeTint="99"/>
+          <w:sz w:val="22"/>
+          <w:szCs w:val="22"/>
+          <w:highlight w:val="none"/>
+          <w:lang w:val="en-US"/>
+        </w:rPr>
+      </w:r>
+      <w:r>
+        <w:rPr>
+          <w:b w:val="0"/>
+          <w:bCs w:val="0"/>
+          <w:color w:val="46b1e1" w:themeColor="accent1" w:themeTint="99"/>
+          <w:sz w:val="22"/>
+          <w:szCs w:val="22"/>
+          <w:highlight w:val="none"/>
+          <w:lang w:val="en-US"/>
+        </w:rPr>
+      </w:r>
+    </w:p>
+    <w:p>
+      <w:pPr>
+        <w:pBdr/>
+        <w:shd w:val="nil" w:color="000000"/>
+        <w:spacing/>
+        <w:ind/>
+        <w:rPr>
+          <w:b/>
+          <w:bCs/>
+          <w:sz w:val="32"/>
+          <w:szCs w:val="32"/>
+          <w:highlight w:val="none"/>
+          <w:lang w:val="en-US"/>
+        </w:rPr>
+      </w:pPr>
+      <w:r>
+        <w:rPr>
+          <w:b/>
+          <w:bCs/>
+          <w:sz w:val="32"/>
+          <w:szCs w:val="32"/>
           <w:highlight w:val="none"/>
           <w:lang w:val="en-US" w:bidi="en-US"/>
         </w:rPr>
       </w:r>
       <w:r>
         <w:rPr>
-          <w:b w:val="0"/>
-          <w:bCs w:val="0"/>
-          <w:sz w:val="22"/>
-          <w:szCs w:val="22"/>
+          <w:b/>
+          <w:bCs/>
+          <w:sz w:val="32"/>
+          <w:szCs w:val="32"/>
           <w:highlight w:val="none"/>
-          <w:lang w:val="en-US" w:bidi="en-US"/>
+          <w:lang w:val="en-US"/>
+        </w:rPr>
+      </w:r>
+      <w:r>
+        <w:rPr>
+          <w:b/>
+          <w:bCs/>
+          <w:sz w:val="32"/>
+          <w:szCs w:val="32"/>
+          <w:highlight w:val="none"/>
+          <w:lang w:val="en-US"/>
         </w:rPr>
       </w:r>
     </w:p>
@@ -2169,15 +7613,7 @@
           <w:highlight w:val="none"/>
           <w:lang w:val="en-US"/>
         </w:rPr>
-        <w:t xml:space="preserve">4 Methods</w:t>
-      </w:r>
-      <w:r>
-        <w:rPr>
-          <w:b/>
-          <w:bCs/>
-          <w:sz w:val="32"/>
-          <w:szCs w:val="32"/>
-        </w:rPr>
+        <w:t xml:space="preserve">6 Conclusion</w:t>
       </w:r>
       <w:r>
         <w:rPr>
@@ -2189,48 +7625,14 @@
           <w:lang w:val="en-US"/>
         </w:rPr>
       </w:r>
-    </w:p>
-    <w:p>
-      <w:pPr>
-        <w:pBdr/>
-        <w:shd w:val="nil" w:color="000000"/>
-        <w:spacing/>
-        <w:ind/>
-        <w:rPr>
-          <w:b w:val="0"/>
-          <w:bCs w:val="0"/>
-          <w:color w:val="46b1e1" w:themeColor="accent1" w:themeTint="99"/>
-          <w:sz w:val="22"/>
-          <w:szCs w:val="22"/>
-        </w:rPr>
-      </w:pPr>
       <w:r>
         <w:rPr>
-          <w:b w:val="0"/>
-          <w:bCs w:val="0"/>
-          <w:color w:val="46b1e1" w:themeColor="accent1" w:themeTint="99"/>
-          <w:sz w:val="22"/>
-          <w:szCs w:val="22"/>
+          <w:b/>
+          <w:bCs/>
+          <w:sz w:val="32"/>
+          <w:szCs w:val="32"/>
+          <w:highlight w:val="none"/>
           <w:lang w:val="en-US"/>
-        </w:rPr>
-        <w:t xml:space="preserve">Aangeven dat het focuspunt op de driver ligt, maar dat er ook gekeken wordt naar anydesk(DE’s die wel en niet meewerken), vrijheid van packagemanagers, meegeleverde software (bloat), hoeveel resources de OS gebruikt (ram, cpu)</w:t>
-      </w:r>
-      <w:r>
-        <w:rPr>
-          <w:b w:val="0"/>
-          <w:bCs w:val="0"/>
-          <w:color w:val="46b1e1" w:themeColor="accent1" w:themeTint="99"/>
-          <w:sz w:val="22"/>
-          <w:szCs w:val="22"/>
-        </w:rPr>
-      </w:r>
-      <w:r>
-        <w:rPr>
-          <w:b w:val="0"/>
-          <w:bCs w:val="0"/>
-          <w:color w:val="46b1e1" w:themeColor="accent1" w:themeTint="99"/>
-          <w:sz w:val="22"/>
-          <w:szCs w:val="22"/>
         </w:rPr>
       </w:r>
     </w:p>
@@ -2283,172 +7685,6 @@
           <w:bCs/>
           <w:sz w:val="32"/>
           <w:szCs w:val="32"/>
-          <w:highlight w:val="none"/>
-          <w:lang w:val="en-US"/>
-        </w:rPr>
-      </w:pPr>
-      <w:r>
-        <w:rPr>
-          <w:b/>
-          <w:bCs/>
-          <w:sz w:val="32"/>
-          <w:szCs w:val="32"/>
-          <w:highlight w:val="none"/>
-          <w:lang w:val="en-US"/>
-        </w:rPr>
-        <w:t xml:space="preserve">5 Results</w:t>
-      </w:r>
-      <w:r>
-        <w:rPr>
-          <w:b/>
-          <w:bCs/>
-          <w:sz w:val="32"/>
-          <w:szCs w:val="32"/>
-        </w:rPr>
-      </w:r>
-      <w:r>
-        <w:rPr>
-          <w:b/>
-          <w:bCs/>
-          <w:sz w:val="32"/>
-          <w:szCs w:val="32"/>
-          <w:highlight w:val="none"/>
-          <w:lang w:val="en-US"/>
-        </w:rPr>
-      </w:r>
-    </w:p>
-    <w:p>
-      <w:pPr>
-        <w:pBdr/>
-        <w:shd w:val="nil" w:color="000000"/>
-        <w:spacing/>
-        <w:ind/>
-        <w:rPr>
-          <w:b/>
-          <w:bCs/>
-          <w:sz w:val="32"/>
-          <w:szCs w:val="32"/>
-        </w:rPr>
-      </w:pPr>
-      <w:r>
-        <w:rPr>
-          <w:b/>
-          <w:bCs/>
-          <w:sz w:val="32"/>
-          <w:szCs w:val="32"/>
-        </w:rPr>
-      </w:r>
-      <w:r>
-        <w:rPr>
-          <w:b/>
-          <w:bCs/>
-          <w:sz w:val="32"/>
-          <w:szCs w:val="32"/>
-        </w:rPr>
-      </w:r>
-      <w:r>
-        <w:rPr>
-          <w:b/>
-          <w:bCs/>
-          <w:sz w:val="32"/>
-          <w:szCs w:val="32"/>
-        </w:rPr>
-      </w:r>
-    </w:p>
-    <w:p>
-      <w:pPr>
-        <w:pBdr/>
-        <w:shd w:val="nil" w:color="000000"/>
-        <w:spacing/>
-        <w:ind/>
-        <w:rPr>
-          <w:b/>
-          <w:bCs/>
-          <w:sz w:val="32"/>
-          <w:szCs w:val="32"/>
-          <w:highlight w:val="none"/>
-          <w:lang w:val="en-US"/>
-        </w:rPr>
-      </w:pPr>
-      <w:r>
-        <w:rPr>
-          <w:b/>
-          <w:bCs/>
-          <w:sz w:val="32"/>
-          <w:szCs w:val="32"/>
-          <w:highlight w:val="none"/>
-          <w:lang w:val="en-US"/>
-        </w:rPr>
-        <w:t xml:space="preserve">6 Conclusion</w:t>
-      </w:r>
-      <w:r>
-        <w:rPr>
-          <w:b/>
-          <w:bCs/>
-          <w:sz w:val="32"/>
-          <w:szCs w:val="32"/>
-        </w:rPr>
-      </w:r>
-      <w:r>
-        <w:rPr>
-          <w:b/>
-          <w:bCs/>
-          <w:sz w:val="32"/>
-          <w:szCs w:val="32"/>
-          <w:highlight w:val="none"/>
-          <w:lang w:val="en-US"/>
-        </w:rPr>
-      </w:r>
-    </w:p>
-    <w:p>
-      <w:pPr>
-        <w:pBdr/>
-        <w:shd w:val="nil" w:color="000000"/>
-        <w:spacing/>
-        <w:ind/>
-        <w:rPr>
-          <w:b/>
-          <w:bCs/>
-          <w:sz w:val="32"/>
-          <w:szCs w:val="32"/>
-        </w:rPr>
-      </w:pPr>
-      <w:r>
-        <w:rPr>
-          <w:b/>
-          <w:bCs/>
-          <w:sz w:val="32"/>
-          <w:szCs w:val="32"/>
-        </w:rPr>
-      </w:r>
-      <w:r>
-        <w:rPr>
-          <w:b/>
-          <w:bCs/>
-          <w:sz w:val="32"/>
-          <w:szCs w:val="32"/>
-        </w:rPr>
-      </w:r>
-      <w:r>
-        <w:rPr>
-          <w:b/>
-          <w:bCs/>
-          <w:sz w:val="32"/>
-          <w:szCs w:val="32"/>
-        </w:rPr>
-      </w:r>
-    </w:p>
-    <w:p>
-      <w:pPr>
-        <w:pBdr/>
-        <w:shd w:val="nil" w:color="000000"/>
-        <w:spacing/>
-        <w:ind/>
-        <w:rPr>
-          <w:b/>
-          <w:bCs/>
-          <w:sz w:val="32"/>
-          <w:szCs w:val="32"/>
         </w:rPr>
       </w:pPr>
       <w:r>
@@ -2468,8 +7704,6 @@
           <w:bCs/>
           <w:sz w:val="32"/>
           <w:szCs w:val="32"/>
-          <w:highlight w:val="none"/>
-          <w:lang w:val="en-US"/>
         </w:rPr>
       </w:r>
       <w:r>
@@ -2837,11 +8071,611 @@
       <w:suff w:val="tab"/>
     </w:lvl>
   </w:abstractNum>
+  <w:abstractNum w:abstractNumId="2">
+    <w:nsid w:val="7FE0E7F0"/>
+    <w:lvl w:ilvl="0">
+      <w:isLgl w:val="false"/>
+      <w:lvlJc w:val="left"/>
+      <w:lvlText w:val="·"/>
+      <w:numFmt w:val="bullet"/>
+      <w:pPr>
+        <w:pBdr/>
+        <w:spacing/>
+        <w:ind w:hanging="360" w:left="709"/>
+      </w:pPr>
+      <w:rPr>
+        <w:rFonts w:hint="default" w:ascii="Symbol" w:hAnsi="Symbol" w:eastAsia="Symbol" w:cs="Symbol"/>
+      </w:rPr>
+      <w:start w:val="1"/>
+      <w:suff w:val="tab"/>
+    </w:lvl>
+    <w:lvl w:ilvl="1">
+      <w:isLgl w:val="false"/>
+      <w:lvlJc w:val="left"/>
+      <w:lvlText w:val="o"/>
+      <w:numFmt w:val="bullet"/>
+      <w:pPr>
+        <w:pBdr/>
+        <w:spacing/>
+        <w:ind w:hanging="360" w:left="1429"/>
+      </w:pPr>
+      <w:rPr>
+        <w:rFonts w:hint="default" w:ascii="Courier New" w:hAnsi="Courier New" w:eastAsia="Courier New" w:cs="Courier New"/>
+      </w:rPr>
+      <w:start w:val="1"/>
+      <w:suff w:val="tab"/>
+    </w:lvl>
+    <w:lvl w:ilvl="2">
+      <w:isLgl w:val="false"/>
+      <w:lvlJc w:val="left"/>
+      <w:lvlText w:val="§"/>
+      <w:numFmt w:val="bullet"/>
+      <w:pPr>
+        <w:pBdr/>
+        <w:spacing/>
+        <w:ind w:hanging="360" w:left="2149"/>
+      </w:pPr>
+      <w:rPr>
+        <w:rFonts w:hint="default" w:ascii="Wingdings" w:hAnsi="Wingdings" w:eastAsia="Wingdings" w:cs="Wingdings"/>
+      </w:rPr>
+      <w:start w:val="1"/>
+      <w:suff w:val="tab"/>
+    </w:lvl>
+    <w:lvl w:ilvl="3">
+      <w:isLgl w:val="false"/>
+      <w:lvlJc w:val="left"/>
+      <w:lvlText w:val="·"/>
+      <w:numFmt w:val="bullet"/>
+      <w:pPr>
+        <w:pBdr/>
+        <w:spacing/>
+        <w:ind w:hanging="360" w:left="2869"/>
+      </w:pPr>
+      <w:rPr>
+        <w:rFonts w:hint="default" w:ascii="Symbol" w:hAnsi="Symbol" w:eastAsia="Symbol" w:cs="Symbol"/>
+      </w:rPr>
+      <w:start w:val="1"/>
+      <w:suff w:val="tab"/>
+    </w:lvl>
+    <w:lvl w:ilvl="4">
+      <w:isLgl w:val="false"/>
+      <w:lvlJc w:val="left"/>
+      <w:lvlText w:val="o"/>
+      <w:numFmt w:val="bullet"/>
+      <w:pPr>
+        <w:pBdr/>
+        <w:spacing/>
+        <w:ind w:hanging="360" w:left="3589"/>
+      </w:pPr>
+      <w:rPr>
+        <w:rFonts w:hint="default" w:ascii="Courier New" w:hAnsi="Courier New" w:eastAsia="Courier New" w:cs="Courier New"/>
+      </w:rPr>
+      <w:start w:val="1"/>
+      <w:suff w:val="tab"/>
+    </w:lvl>
+    <w:lvl w:ilvl="5">
+      <w:isLgl w:val="false"/>
+      <w:lvlJc w:val="left"/>
+      <w:lvlText w:val="§"/>
+      <w:numFmt w:val="bullet"/>
+      <w:pPr>
+        <w:pBdr/>
+        <w:spacing/>
+        <w:ind w:hanging="360" w:left="4309"/>
+      </w:pPr>
+      <w:rPr>
+        <w:rFonts w:hint="default" w:ascii="Wingdings" w:hAnsi="Wingdings" w:eastAsia="Wingdings" w:cs="Wingdings"/>
+      </w:rPr>
+      <w:start w:val="1"/>
+      <w:suff w:val="tab"/>
+    </w:lvl>
+    <w:lvl w:ilvl="6">
+      <w:isLgl w:val="false"/>
+      <w:lvlJc w:val="left"/>
+      <w:lvlText w:val="·"/>
+      <w:numFmt w:val="bullet"/>
+      <w:pPr>
+        <w:pBdr/>
+        <w:spacing/>
+        <w:ind w:hanging="360" w:left="5029"/>
+      </w:pPr>
+      <w:rPr>
+        <w:rFonts w:hint="default" w:ascii="Symbol" w:hAnsi="Symbol" w:eastAsia="Symbol" w:cs="Symbol"/>
+      </w:rPr>
+      <w:start w:val="1"/>
+      <w:suff w:val="tab"/>
+    </w:lvl>
+    <w:lvl w:ilvl="7">
+      <w:isLgl w:val="false"/>
+      <w:lvlJc w:val="left"/>
+      <w:lvlText w:val="o"/>
+      <w:numFmt w:val="bullet"/>
+      <w:pPr>
+        <w:pBdr/>
+        <w:spacing/>
+        <w:ind w:hanging="360" w:left="5749"/>
+      </w:pPr>
+      <w:rPr>
+        <w:rFonts w:hint="default" w:ascii="Courier New" w:hAnsi="Courier New" w:eastAsia="Courier New" w:cs="Courier New"/>
+      </w:rPr>
+      <w:start w:val="1"/>
+      <w:suff w:val="tab"/>
+    </w:lvl>
+    <w:lvl w:ilvl="8">
+      <w:isLgl w:val="false"/>
+      <w:lvlJc w:val="left"/>
+      <w:lvlText w:val="§"/>
+      <w:numFmt w:val="bullet"/>
+      <w:pPr>
+        <w:pBdr/>
+        <w:spacing/>
+        <w:ind w:hanging="360" w:left="6469"/>
+      </w:pPr>
+      <w:rPr>
+        <w:rFonts w:hint="default" w:ascii="Wingdings" w:hAnsi="Wingdings" w:eastAsia="Wingdings" w:cs="Wingdings"/>
+      </w:rPr>
+      <w:start w:val="1"/>
+      <w:suff w:val="tab"/>
+    </w:lvl>
+  </w:abstractNum>
+  <w:abstractNum w:abstractNumId="3">
+    <w:nsid w:val="00475079"/>
+    <w:lvl w:ilvl="0">
+      <w:isLgl w:val="false"/>
+      <w:lvlJc w:val="left"/>
+      <w:lvlText w:val="·"/>
+      <w:numFmt w:val="bullet"/>
+      <w:pPr>
+        <w:pBdr/>
+        <w:spacing/>
+        <w:ind w:hanging="360" w:left="709"/>
+      </w:pPr>
+      <w:rPr>
+        <w:rFonts w:hint="default" w:ascii="Symbol" w:hAnsi="Symbol" w:eastAsia="Symbol" w:cs="Symbol"/>
+      </w:rPr>
+      <w:start w:val="1"/>
+      <w:suff w:val="tab"/>
+    </w:lvl>
+    <w:lvl w:ilvl="1">
+      <w:isLgl w:val="false"/>
+      <w:lvlJc w:val="left"/>
+      <w:lvlText w:val="o"/>
+      <w:numFmt w:val="bullet"/>
+      <w:pPr>
+        <w:pBdr/>
+        <w:spacing/>
+        <w:ind w:hanging="360" w:left="1440"/>
+      </w:pPr>
+      <w:rPr>
+        <w:rFonts w:hint="default" w:ascii="Courier New" w:hAnsi="Courier New" w:eastAsia="Courier New" w:cs="Courier New"/>
+      </w:rPr>
+      <w:start w:val="1"/>
+      <w:suff w:val="tab"/>
+    </w:lvl>
+    <w:lvl w:ilvl="2">
+      <w:isLgl w:val="false"/>
+      <w:lvlJc w:val="left"/>
+      <w:lvlText w:val="§"/>
+      <w:numFmt w:val="bullet"/>
+      <w:pPr>
+        <w:pBdr/>
+        <w:spacing/>
+        <w:ind w:hanging="360" w:left="2160"/>
+      </w:pPr>
+      <w:rPr>
+        <w:rFonts w:hint="default" w:ascii="Wingdings" w:hAnsi="Wingdings" w:eastAsia="Wingdings" w:cs="Wingdings"/>
+      </w:rPr>
+      <w:start w:val="1"/>
+      <w:suff w:val="tab"/>
+    </w:lvl>
+    <w:lvl w:ilvl="3">
+      <w:isLgl w:val="false"/>
+      <w:lvlJc w:val="left"/>
+      <w:lvlText w:val="·"/>
+      <w:numFmt w:val="bullet"/>
+      <w:pPr>
+        <w:pBdr/>
+        <w:spacing/>
+        <w:ind w:hanging="360" w:left="2880"/>
+      </w:pPr>
+      <w:rPr>
+        <w:rFonts w:hint="default" w:ascii="Symbol" w:hAnsi="Symbol" w:eastAsia="Symbol" w:cs="Symbol"/>
+      </w:rPr>
+      <w:start w:val="1"/>
+      <w:suff w:val="tab"/>
+    </w:lvl>
+    <w:lvl w:ilvl="4">
+      <w:isLgl w:val="false"/>
+      <w:lvlJc w:val="left"/>
+      <w:lvlText w:val="o"/>
+      <w:numFmt w:val="bullet"/>
+      <w:pPr>
+        <w:pBdr/>
+        <w:spacing/>
+        <w:ind w:hanging="360" w:left="3600"/>
+      </w:pPr>
+      <w:rPr>
+        <w:rFonts w:hint="default" w:ascii="Courier New" w:hAnsi="Courier New" w:eastAsia="Courier New" w:cs="Courier New"/>
+      </w:rPr>
+      <w:start w:val="1"/>
+      <w:suff w:val="tab"/>
+    </w:lvl>
+    <w:lvl w:ilvl="5">
+      <w:isLgl w:val="false"/>
+      <w:lvlJc w:val="left"/>
+      <w:lvlText w:val="§"/>
+      <w:numFmt w:val="bullet"/>
+      <w:pPr>
+        <w:pBdr/>
+        <w:spacing/>
+        <w:ind w:hanging="360" w:left="4320"/>
+      </w:pPr>
+      <w:rPr>
+        <w:rFonts w:hint="default" w:ascii="Wingdings" w:hAnsi="Wingdings" w:eastAsia="Wingdings" w:cs="Wingdings"/>
+      </w:rPr>
+      <w:start w:val="1"/>
+      <w:suff w:val="tab"/>
+    </w:lvl>
+    <w:lvl w:ilvl="6">
+      <w:isLgl w:val="false"/>
+      <w:lvlJc w:val="left"/>
+      <w:lvlText w:val="·"/>
+      <w:numFmt w:val="bullet"/>
+      <w:pPr>
+        <w:pBdr/>
+        <w:spacing/>
+        <w:ind w:hanging="360" w:left="5040"/>
+      </w:pPr>
+      <w:rPr>
+        <w:rFonts w:hint="default" w:ascii="Symbol" w:hAnsi="Symbol" w:eastAsia="Symbol" w:cs="Symbol"/>
+      </w:rPr>
+      <w:start w:val="1"/>
+      <w:suff w:val="tab"/>
+    </w:lvl>
+    <w:lvl w:ilvl="7">
+      <w:isLgl w:val="false"/>
+      <w:lvlJc w:val="left"/>
+      <w:lvlText w:val="o"/>
+      <w:numFmt w:val="bullet"/>
+      <w:pPr>
+        <w:pBdr/>
+        <w:spacing/>
+        <w:ind w:hanging="360" w:left="5760"/>
+      </w:pPr>
+      <w:rPr>
+        <w:rFonts w:hint="default" w:ascii="Courier New" w:hAnsi="Courier New" w:eastAsia="Courier New" w:cs="Courier New"/>
+      </w:rPr>
+      <w:start w:val="1"/>
+      <w:suff w:val="tab"/>
+    </w:lvl>
+    <w:lvl w:ilvl="8">
+      <w:isLgl w:val="false"/>
+      <w:lvlJc w:val="left"/>
+      <w:lvlText w:val="§"/>
+      <w:numFmt w:val="bullet"/>
+      <w:pPr>
+        <w:pBdr/>
+        <w:spacing/>
+        <w:ind w:hanging="360" w:left="6480"/>
+      </w:pPr>
+      <w:rPr>
+        <w:rFonts w:hint="default" w:ascii="Wingdings" w:hAnsi="Wingdings" w:eastAsia="Wingdings" w:cs="Wingdings"/>
+      </w:rPr>
+      <w:start w:val="1"/>
+      <w:suff w:val="tab"/>
+    </w:lvl>
+  </w:abstractNum>
+  <w:abstractNum w:abstractNumId="4">
+    <w:nsid w:val="00475079"/>
+    <w:lvl w:ilvl="0">
+      <w:isLgl w:val="false"/>
+      <w:lvlJc w:val="left"/>
+      <w:lvlText w:val="·"/>
+      <w:numFmt w:val="bullet"/>
+      <w:pPr>
+        <w:pBdr/>
+        <w:spacing/>
+        <w:ind w:hanging="360" w:left="709"/>
+      </w:pPr>
+      <w:rPr>
+        <w:rFonts w:hint="default" w:ascii="Symbol" w:hAnsi="Symbol" w:eastAsia="Symbol" w:cs="Symbol"/>
+      </w:rPr>
+      <w:start w:val="1"/>
+      <w:suff w:val="tab"/>
+    </w:lvl>
+    <w:lvl w:ilvl="1">
+      <w:isLgl w:val="false"/>
+      <w:lvlJc w:val="left"/>
+      <w:lvlText w:val="o"/>
+      <w:numFmt w:val="bullet"/>
+      <w:pPr>
+        <w:pBdr/>
+        <w:spacing/>
+        <w:ind w:hanging="360" w:left="1440"/>
+      </w:pPr>
+      <w:rPr>
+        <w:rFonts w:hint="default" w:ascii="Courier New" w:hAnsi="Courier New" w:eastAsia="Courier New" w:cs="Courier New"/>
+      </w:rPr>
+      <w:start w:val="1"/>
+      <w:suff w:val="tab"/>
+    </w:lvl>
+    <w:lvl w:ilvl="2">
+      <w:isLgl w:val="false"/>
+      <w:lvlJc w:val="left"/>
+      <w:lvlText w:val="§"/>
+      <w:numFmt w:val="bullet"/>
+      <w:pPr>
+        <w:pBdr/>
+        <w:spacing/>
+        <w:ind w:hanging="360" w:left="2160"/>
+      </w:pPr>
+      <w:rPr>
+        <w:rFonts w:hint="default" w:ascii="Wingdings" w:hAnsi="Wingdings" w:eastAsia="Wingdings" w:cs="Wingdings"/>
+      </w:rPr>
+      <w:start w:val="1"/>
+      <w:suff w:val="tab"/>
+    </w:lvl>
+    <w:lvl w:ilvl="3">
+      <w:isLgl w:val="false"/>
+      <w:lvlJc w:val="left"/>
+      <w:lvlText w:val="·"/>
+      <w:numFmt w:val="bullet"/>
+      <w:pPr>
+        <w:pBdr/>
+        <w:spacing/>
+        <w:ind w:hanging="360" w:left="2880"/>
+      </w:pPr>
+      <w:rPr>
+        <w:rFonts w:hint="default" w:ascii="Symbol" w:hAnsi="Symbol" w:eastAsia="Symbol" w:cs="Symbol"/>
+      </w:rPr>
+      <w:start w:val="1"/>
+      <w:suff w:val="tab"/>
+    </w:lvl>
+    <w:lvl w:ilvl="4">
+      <w:isLgl w:val="false"/>
+      <w:lvlJc w:val="left"/>
+      <w:lvlText w:val="o"/>
+      <w:numFmt w:val="bullet"/>
+      <w:pPr>
+        <w:pBdr/>
+        <w:spacing/>
+        <w:ind w:hanging="360" w:left="3600"/>
+      </w:pPr>
+      <w:rPr>
+        <w:rFonts w:hint="default" w:ascii="Courier New" w:hAnsi="Courier New" w:eastAsia="Courier New" w:cs="Courier New"/>
+      </w:rPr>
+      <w:start w:val="1"/>
+      <w:suff w:val="tab"/>
+    </w:lvl>
+    <w:lvl w:ilvl="5">
+      <w:isLgl w:val="false"/>
+      <w:lvlJc w:val="left"/>
+      <w:lvlText w:val="§"/>
+      <w:numFmt w:val="bullet"/>
+      <w:pPr>
+        <w:pBdr/>
+        <w:spacing/>
+        <w:ind w:hanging="360" w:left="4320"/>
+      </w:pPr>
+      <w:rPr>
+        <w:rFonts w:hint="default" w:ascii="Wingdings" w:hAnsi="Wingdings" w:eastAsia="Wingdings" w:cs="Wingdings"/>
+      </w:rPr>
+      <w:start w:val="1"/>
+      <w:suff w:val="tab"/>
+    </w:lvl>
+    <w:lvl w:ilvl="6">
+      <w:isLgl w:val="false"/>
+      <w:lvlJc w:val="left"/>
+      <w:lvlText w:val="·"/>
+      <w:numFmt w:val="bullet"/>
+      <w:pPr>
+        <w:pBdr/>
+        <w:spacing/>
+        <w:ind w:hanging="360" w:left="5040"/>
+      </w:pPr>
+      <w:rPr>
+        <w:rFonts w:hint="default" w:ascii="Symbol" w:hAnsi="Symbol" w:eastAsia="Symbol" w:cs="Symbol"/>
+      </w:rPr>
+      <w:start w:val="1"/>
+      <w:suff w:val="tab"/>
+    </w:lvl>
+    <w:lvl w:ilvl="7">
+      <w:isLgl w:val="false"/>
+      <w:lvlJc w:val="left"/>
+      <w:lvlText w:val="o"/>
+      <w:numFmt w:val="bullet"/>
+      <w:pPr>
+        <w:pBdr/>
+        <w:spacing/>
+        <w:ind w:hanging="360" w:left="5760"/>
+      </w:pPr>
+      <w:rPr>
+        <w:rFonts w:hint="default" w:ascii="Courier New" w:hAnsi="Courier New" w:eastAsia="Courier New" w:cs="Courier New"/>
+      </w:rPr>
+      <w:start w:val="1"/>
+      <w:suff w:val="tab"/>
+    </w:lvl>
+    <w:lvl w:ilvl="8">
+      <w:isLgl w:val="false"/>
+      <w:lvlJc w:val="left"/>
+      <w:lvlText w:val="§"/>
+      <w:numFmt w:val="bullet"/>
+      <w:pPr>
+        <w:pBdr/>
+        <w:spacing/>
+        <w:ind w:hanging="360" w:left="6480"/>
+      </w:pPr>
+      <w:rPr>
+        <w:rFonts w:hint="default" w:ascii="Wingdings" w:hAnsi="Wingdings" w:eastAsia="Wingdings" w:cs="Wingdings"/>
+      </w:rPr>
+      <w:start w:val="1"/>
+      <w:suff w:val="tab"/>
+    </w:lvl>
+  </w:abstractNum>
+  <w:abstractNum w:abstractNumId="5">
+    <w:nsid w:val="1878FA1B"/>
+    <w:lvl w:ilvl="0">
+      <w:isLgl w:val="false"/>
+      <w:lvlJc w:val="left"/>
+      <w:lvlText w:val="–"/>
+      <w:numFmt w:val="bullet"/>
+      <w:pPr>
+        <w:pBdr/>
+        <w:spacing/>
+        <w:ind w:hanging="360" w:left="709"/>
+      </w:pPr>
+      <w:rPr>
+        <w:rFonts w:hint="default" w:ascii="Arial" w:hAnsi="Arial" w:eastAsia="Arial" w:cs="Arial"/>
+      </w:rPr>
+      <w:start w:val="1"/>
+      <w:suff w:val="tab"/>
+    </w:lvl>
+    <w:lvl w:ilvl="1">
+      <w:isLgl w:val="false"/>
+      <w:lvlJc w:val="left"/>
+      <w:lvlText w:val="o"/>
+      <w:numFmt w:val="bullet"/>
+      <w:pPr>
+        <w:pBdr/>
+        <w:spacing/>
+        <w:ind w:hanging="360" w:left="1429"/>
+      </w:pPr>
+      <w:rPr>
+        <w:rFonts w:hint="default" w:ascii="Courier New" w:hAnsi="Courier New" w:eastAsia="Courier New" w:cs="Courier New"/>
+      </w:rPr>
+      <w:start w:val="1"/>
+      <w:suff w:val="tab"/>
+    </w:lvl>
+    <w:lvl w:ilvl="2">
+      <w:isLgl w:val="false"/>
+      <w:lvlJc w:val="left"/>
+      <w:lvlText w:val="§"/>
+      <w:numFmt w:val="bullet"/>
+      <w:pPr>
+        <w:pBdr/>
+        <w:spacing/>
+        <w:ind w:hanging="360" w:left="2149"/>
+      </w:pPr>
+      <w:rPr>
+        <w:rFonts w:hint="default" w:ascii="Wingdings" w:hAnsi="Wingdings" w:eastAsia="Wingdings" w:cs="Wingdings"/>
+      </w:rPr>
+      <w:start w:val="1"/>
+      <w:suff w:val="tab"/>
+    </w:lvl>
+    <w:lvl w:ilvl="3">
+      <w:isLgl w:val="false"/>
+      <w:lvlJc w:val="left"/>
+      <w:lvlText w:val="·"/>
+      <w:numFmt w:val="bullet"/>
+      <w:pPr>
+        <w:pBdr/>
+        <w:spacing/>
+        <w:ind w:hanging="360" w:left="2869"/>
+      </w:pPr>
+      <w:rPr>
+        <w:rFonts w:hint="default" w:ascii="Symbol" w:hAnsi="Symbol" w:eastAsia="Symbol" w:cs="Symbol"/>
+      </w:rPr>
+      <w:start w:val="1"/>
+      <w:suff w:val="tab"/>
+    </w:lvl>
+    <w:lvl w:ilvl="4">
+      <w:isLgl w:val="false"/>
+      <w:lvlJc w:val="left"/>
+      <w:lvlText w:val="o"/>
+      <w:numFmt w:val="bullet"/>
+      <w:pPr>
+        <w:pBdr/>
+        <w:spacing/>
+        <w:ind w:hanging="360" w:left="3589"/>
+      </w:pPr>
+      <w:rPr>
+        <w:rFonts w:hint="default" w:ascii="Courier New" w:hAnsi="Courier New" w:eastAsia="Courier New" w:cs="Courier New"/>
+      </w:rPr>
+      <w:start w:val="1"/>
+      <w:suff w:val="tab"/>
+    </w:lvl>
+    <w:lvl w:ilvl="5">
+      <w:isLgl w:val="false"/>
+      <w:lvlJc w:val="left"/>
+      <w:lvlText w:val="§"/>
+      <w:numFmt w:val="bullet"/>
+      <w:pPr>
+        <w:pBdr/>
+        <w:spacing/>
+        <w:ind w:hanging="360" w:left="4309"/>
+      </w:pPr>
+      <w:rPr>
+        <w:rFonts w:hint="default" w:ascii="Wingdings" w:hAnsi="Wingdings" w:eastAsia="Wingdings" w:cs="Wingdings"/>
+      </w:rPr>
+      <w:start w:val="1"/>
+      <w:suff w:val="tab"/>
+    </w:lvl>
+    <w:lvl w:ilvl="6">
+      <w:isLgl w:val="false"/>
+      <w:lvlJc w:val="left"/>
+      <w:lvlText w:val="·"/>
+      <w:numFmt w:val="bullet"/>
+      <w:pPr>
+        <w:pBdr/>
+        <w:spacing/>
+        <w:ind w:hanging="360" w:left="5029"/>
+      </w:pPr>
+      <w:rPr>
+        <w:rFonts w:hint="default" w:ascii="Symbol" w:hAnsi="Symbol" w:eastAsia="Symbol" w:cs="Symbol"/>
+      </w:rPr>
+      <w:start w:val="1"/>
+      <w:suff w:val="tab"/>
+    </w:lvl>
+    <w:lvl w:ilvl="7">
+      <w:isLgl w:val="false"/>
+      <w:lvlJc w:val="left"/>
+      <w:lvlText w:val="o"/>
+      <w:numFmt w:val="bullet"/>
+      <w:pPr>
+        <w:pBdr/>
+        <w:spacing/>
+        <w:ind w:hanging="360" w:left="5749"/>
+      </w:pPr>
+      <w:rPr>
+        <w:rFonts w:hint="default" w:ascii="Courier New" w:hAnsi="Courier New" w:eastAsia="Courier New" w:cs="Courier New"/>
+      </w:rPr>
+      <w:start w:val="1"/>
+      <w:suff w:val="tab"/>
+    </w:lvl>
+    <w:lvl w:ilvl="8">
+      <w:isLgl w:val="false"/>
+      <w:lvlJc w:val="left"/>
+      <w:lvlText w:val="§"/>
+      <w:numFmt w:val="bullet"/>
+      <w:pPr>
+        <w:pBdr/>
+        <w:spacing/>
+        <w:ind w:hanging="360" w:left="6469"/>
+      </w:pPr>
+      <w:rPr>
+        <w:rFonts w:hint="default" w:ascii="Wingdings" w:hAnsi="Wingdings" w:eastAsia="Wingdings" w:cs="Wingdings"/>
+      </w:rPr>
+      <w:start w:val="1"/>
+      <w:suff w:val="tab"/>
+    </w:lvl>
+  </w:abstractNum>
   <w:num w:numId="1">
     <w:abstractNumId w:val="0"/>
   </w:num>
   <w:num w:numId="2">
     <w:abstractNumId w:val="1"/>
+  </w:num>
+  <w:num w:numId="3">
+    <w:abstractNumId w:val="2"/>
+  </w:num>
+  <w:num w:numId="4">
+    <w:abstractNumId w:val="3"/>
+  </w:num>
+  <w:num w:numId="5">
+    <w:abstractNumId w:val="4"/>
+  </w:num>
+  <w:num w:numId="6">
+    <w:abstractNumId w:val="5"/>
   </w:num>
 </w:numbering>
 </file>
@@ -3005,9 +8839,9 @@
     <w:lsdException w:name="Bibliography" w:uiPriority="37"/>
     <w:lsdException w:name="TOC Heading" w:uiPriority="39" w:qFormat="1"/>
   </w:latentStyles>
-  <w:style w:type="table" w:styleId="703">
+  <w:style w:type="table" w:styleId="713">
     <w:name w:val="Table Grid"/>
-    <w:basedOn w:val="883"/>
+    <w:basedOn w:val="893"/>
     <w:uiPriority w:val="59"/>
     <w:pPr>
       <w:pBdr/>
@@ -3204,9 +9038,9 @@
       </w:tcPr>
     </w:tblStylePr>
   </w:style>
-  <w:style w:type="table" w:styleId="704">
+  <w:style w:type="table" w:styleId="714">
     <w:name w:val="Table Grid Light"/>
-    <w:basedOn w:val="883"/>
+    <w:basedOn w:val="893"/>
     <w:uiPriority w:val="59"/>
     <w:pPr>
       <w:pBdr/>
@@ -3403,9 +9237,9 @@
       </w:tcPr>
     </w:tblStylePr>
   </w:style>
-  <w:style w:type="table" w:styleId="705">
+  <w:style w:type="table" w:styleId="715">
     <w:name w:val="Plain Table 1"/>
-    <w:basedOn w:val="883"/>
+    <w:basedOn w:val="893"/>
     <w:uiPriority w:val="59"/>
     <w:pPr>
       <w:pBdr/>
@@ -3628,9 +9462,9 @@
       </w:tcPr>
     </w:tblStylePr>
   </w:style>
-  <w:style w:type="table" w:styleId="706">
+  <w:style w:type="table" w:styleId="716">
     <w:name w:val="Plain Table 2"/>
-    <w:basedOn w:val="883"/>
+    <w:basedOn w:val="893"/>
     <w:uiPriority w:val="59"/>
     <w:pPr>
       <w:pBdr/>
@@ -3861,9 +9695,9 @@
       </w:tcPr>
     </w:tblStylePr>
   </w:style>
-  <w:style w:type="table" w:styleId="707">
+  <w:style w:type="table" w:styleId="717">
     <w:name w:val="Plain Table 3"/>
-    <w:basedOn w:val="883"/>
+    <w:basedOn w:val="893"/>
     <w:uiPriority w:val="99"/>
     <w:pPr>
       <w:pBdr/>
@@ -4091,9 +9925,9 @@
       </w:tcPr>
     </w:tblStylePr>
   </w:style>
-  <w:style w:type="table" w:styleId="708">
+  <w:style w:type="table" w:styleId="718">
     <w:name w:val="Plain Table 4"/>
-    <w:basedOn w:val="883"/>
+    <w:basedOn w:val="893"/>
     <w:uiPriority w:val="99"/>
     <w:pPr>
       <w:pBdr/>
@@ -4307,9 +10141,9 @@
       </w:tcPr>
     </w:tblStylePr>
   </w:style>
-  <w:style w:type="table" w:styleId="709">
+  <w:style w:type="table" w:styleId="719">
     <w:name w:val="Plain Table 5"/>
-    <w:basedOn w:val="883"/>
+    <w:basedOn w:val="893"/>
     <w:uiPriority w:val="99"/>
     <w:pPr>
       <w:pBdr/>
@@ -4540,9 +10374,9 @@
       </w:tcPr>
     </w:tblStylePr>
   </w:style>
-  <w:style w:type="table" w:styleId="710">
+  <w:style w:type="table" w:styleId="720">
     <w:name w:val="Grid Table 1 Light"/>
-    <w:basedOn w:val="883"/>
+    <w:basedOn w:val="893"/>
     <w:uiPriority w:val="99"/>
     <w:pPr>
       <w:pBdr/>
@@ -4763,9 +10597,9 @@
       </w:tcPr>
     </w:tblStylePr>
   </w:style>
-  <w:style w:type="table" w:styleId="711">
+  <w:style w:type="table" w:styleId="721">
     <w:name w:val="Grid Table 1 Light - Accent 1"/>
-    <w:basedOn w:val="883"/>
+    <w:basedOn w:val="893"/>
     <w:uiPriority w:val="99"/>
     <w:pPr>
       <w:pBdr/>
@@ -4986,9 +10820,9 @@
       </w:tcPr>
     </w:tblStylePr>
   </w:style>
-  <w:style w:type="table" w:styleId="712">
+  <w:style w:type="table" w:styleId="722">
     <w:name w:val="Grid Table 1 Light - Accent 2"/>
-    <w:basedOn w:val="883"/>
+    <w:basedOn w:val="893"/>
     <w:uiPriority w:val="99"/>
     <w:pPr>
       <w:pBdr/>
@@ -5209,9 +11043,9 @@
       </w:tcPr>
     </w:tblStylePr>
   </w:style>
-  <w:style w:type="table" w:styleId="713">
+  <w:style w:type="table" w:styleId="723">
     <w:name w:val="Grid Table 1 Light - Accent 3"/>
-    <w:basedOn w:val="883"/>
+    <w:basedOn w:val="893"/>
     <w:uiPriority w:val="99"/>
     <w:pPr>
       <w:pBdr/>
@@ -5432,9 +11266,9 @@
       </w:tcPr>
     </w:tblStylePr>
   </w:style>
-  <w:style w:type="table" w:styleId="714">
+  <w:style w:type="table" w:styleId="724">
     <w:name w:val="Grid Table 1 Light - Accent 4"/>
-    <w:basedOn w:val="883"/>
+    <w:basedOn w:val="893"/>
     <w:uiPriority w:val="99"/>
     <w:pPr>
       <w:pBdr/>
@@ -5655,9 +11489,9 @@
       </w:tcPr>
     </w:tblStylePr>
   </w:style>
-  <w:style w:type="table" w:styleId="715">
+  <w:style w:type="table" w:styleId="725">
     <w:name w:val="Grid Table 1 Light - Accent 5"/>
-    <w:basedOn w:val="883"/>
+    <w:basedOn w:val="893"/>
     <w:uiPriority w:val="99"/>
     <w:pPr>
       <w:pBdr/>
@@ -5878,9 +11712,9 @@
       </w:tcPr>
     </w:tblStylePr>
   </w:style>
-  <w:style w:type="table" w:styleId="716">
+  <w:style w:type="table" w:styleId="726">
     <w:name w:val="Grid Table 1 Light - Accent 6"/>
-    <w:basedOn w:val="883"/>
+    <w:basedOn w:val="893"/>
     <w:uiPriority w:val="99"/>
     <w:pPr>
       <w:pBdr/>
@@ -6101,9 +11935,9 @@
       </w:tcPr>
     </w:tblStylePr>
   </w:style>
-  <w:style w:type="table" w:styleId="717">
+  <w:style w:type="table" w:styleId="727">
     <w:name w:val="Grid Table 2"/>
-    <w:basedOn w:val="883"/>
+    <w:basedOn w:val="893"/>
     <w:uiPriority w:val="99"/>
     <w:pPr>
       <w:pBdr/>
@@ -6333,9 +12167,9 @@
       </w:tcPr>
     </w:tblStylePr>
   </w:style>
-  <w:style w:type="table" w:styleId="718">
+  <w:style w:type="table" w:styleId="728">
     <w:name w:val="Grid Table 2 - Accent 1"/>
-    <w:basedOn w:val="883"/>
+    <w:basedOn w:val="893"/>
     <w:uiPriority w:val="99"/>
     <w:pPr>
       <w:pBdr/>
@@ -6565,9 +12399,9 @@
       </w:tcPr>
     </w:tblStylePr>
   </w:style>
-  <w:style w:type="table" w:styleId="719">
+  <w:style w:type="table" w:styleId="729">
     <w:name w:val="Grid Table 2 - Accent 2"/>
-    <w:basedOn w:val="883"/>
+    <w:basedOn w:val="893"/>
     <w:uiPriority w:val="99"/>
     <w:pPr>
       <w:pBdr/>
@@ -6797,9 +12631,9 @@
       </w:tcPr>
     </w:tblStylePr>
   </w:style>
-  <w:style w:type="table" w:styleId="720">
+  <w:style w:type="table" w:styleId="730">
     <w:name w:val="Grid Table 2 - Accent 3"/>
-    <w:basedOn w:val="883"/>
+    <w:basedOn w:val="893"/>
     <w:uiPriority w:val="99"/>
     <w:pPr>
       <w:pBdr/>
@@ -7029,9 +12863,9 @@
       </w:tcPr>
     </w:tblStylePr>
   </w:style>
-  <w:style w:type="table" w:styleId="721">
+  <w:style w:type="table" w:styleId="731">
     <w:name w:val="Grid Table 2 - Accent 4"/>
-    <w:basedOn w:val="883"/>
+    <w:basedOn w:val="893"/>
     <w:uiPriority w:val="99"/>
     <w:pPr>
       <w:pBdr/>
@@ -7261,9 +13095,9 @@
       </w:tcPr>
     </w:tblStylePr>
   </w:style>
-  <w:style w:type="table" w:styleId="722">
+  <w:style w:type="table" w:styleId="732">
     <w:name w:val="Grid Table 2 - Accent 5"/>
-    <w:basedOn w:val="883"/>
+    <w:basedOn w:val="893"/>
     <w:uiPriority w:val="99"/>
     <w:pPr>
       <w:pBdr/>
@@ -7493,9 +13327,9 @@
       </w:tcPr>
     </w:tblStylePr>
   </w:style>
-  <w:style w:type="table" w:styleId="723">
+  <w:style w:type="table" w:styleId="733">
     <w:name w:val="Grid Table 2 - Accent 6"/>
-    <w:basedOn w:val="883"/>
+    <w:basedOn w:val="893"/>
     <w:uiPriority w:val="99"/>
     <w:pPr>
       <w:pBdr/>
@@ -7725,9 +13559,9 @@
       </w:tcPr>
     </w:tblStylePr>
   </w:style>
-  <w:style w:type="table" w:styleId="724">
+  <w:style w:type="table" w:styleId="734">
     <w:name w:val="Grid Table 3"/>
-    <w:basedOn w:val="883"/>
+    <w:basedOn w:val="893"/>
     <w:uiPriority w:val="99"/>
     <w:pPr>
       <w:pBdr/>
@@ -7970,9 +13804,9 @@
       </w:tcPr>
     </w:tblStylePr>
   </w:style>
-  <w:style w:type="table" w:styleId="725">
+  <w:style w:type="table" w:styleId="735">
     <w:name w:val="Grid Table 3 - Accent 1"/>
-    <w:basedOn w:val="883"/>
+    <w:basedOn w:val="893"/>
     <w:uiPriority w:val="99"/>
     <w:pPr>
       <w:pBdr/>
@@ -8215,9 +14049,9 @@
       </w:tcPr>
     </w:tblStylePr>
   </w:style>
-  <w:style w:type="table" w:styleId="726">
+  <w:style w:type="table" w:styleId="736">
     <w:name w:val="Grid Table 3 - Accent 2"/>
-    <w:basedOn w:val="883"/>
+    <w:basedOn w:val="893"/>
     <w:uiPriority w:val="99"/>
     <w:pPr>
       <w:pBdr/>
@@ -8460,9 +14294,9 @@
       </w:tcPr>
     </w:tblStylePr>
   </w:style>
-  <w:style w:type="table" w:styleId="727">
+  <w:style w:type="table" w:styleId="737">
     <w:name w:val="Grid Table 3 - Accent 3"/>
-    <w:basedOn w:val="883"/>
+    <w:basedOn w:val="893"/>
     <w:uiPriority w:val="99"/>
     <w:pPr>
       <w:pBdr/>
@@ -8705,9 +14539,9 @@
       </w:tcPr>
     </w:tblStylePr>
   </w:style>
-  <w:style w:type="table" w:styleId="728">
+  <w:style w:type="table" w:styleId="738">
     <w:name w:val="Grid Table 3 - Accent 4"/>
-    <w:basedOn w:val="883"/>
+    <w:basedOn w:val="893"/>
     <w:uiPriority w:val="99"/>
     <w:pPr>
       <w:pBdr/>
@@ -8950,9 +14784,9 @@
       </w:tcPr>
     </w:tblStylePr>
   </w:style>
-  <w:style w:type="table" w:styleId="729">
+  <w:style w:type="table" w:styleId="739">
     <w:name w:val="Grid Table 3 - Accent 5"/>
-    <w:basedOn w:val="883"/>
+    <w:basedOn w:val="893"/>
     <w:uiPriority w:val="99"/>
     <w:pPr>
       <w:pBdr/>
@@ -9195,9 +15029,9 @@
       </w:tcPr>
     </w:tblStylePr>
   </w:style>
-  <w:style w:type="table" w:styleId="730">
+  <w:style w:type="table" w:styleId="740">
     <w:name w:val="Grid Table 3 - Accent 6"/>
-    <w:basedOn w:val="883"/>
+    <w:basedOn w:val="893"/>
     <w:uiPriority w:val="99"/>
     <w:pPr>
       <w:pBdr/>
@@ -9440,9 +15274,9 @@
       </w:tcPr>
     </w:tblStylePr>
   </w:style>
-  <w:style w:type="table" w:styleId="731">
+  <w:style w:type="table" w:styleId="741">
     <w:name w:val="Grid Table 4"/>
-    <w:basedOn w:val="883"/>
+    <w:basedOn w:val="893"/>
     <w:uiPriority w:val="59"/>
     <w:pPr>
       <w:pBdr/>
@@ -9673,9 +15507,9 @@
       </w:tcPr>
     </w:tblStylePr>
   </w:style>
-  <w:style w:type="table" w:styleId="732">
+  <w:style w:type="table" w:styleId="742">
     <w:name w:val="Grid Table 4 - Accent 1"/>
-    <w:basedOn w:val="883"/>
+    <w:basedOn w:val="893"/>
     <w:uiPriority w:val="59"/>
     <w:pPr>
       <w:pBdr/>
@@ -9906,9 +15740,9 @@
       </w:tcPr>
     </w:tblStylePr>
   </w:style>
-  <w:style w:type="table" w:styleId="733">
+  <w:style w:type="table" w:styleId="743">
     <w:name w:val="Grid Table 4 - Accent 2"/>
-    <w:basedOn w:val="883"/>
+    <w:basedOn w:val="893"/>
     <w:uiPriority w:val="59"/>
     <w:pPr>
       <w:pBdr/>
@@ -10139,9 +15973,9 @@
       </w:tcPr>
     </w:tblStylePr>
   </w:style>
-  <w:style w:type="table" w:styleId="734">
+  <w:style w:type="table" w:styleId="744">
     <w:name w:val="Grid Table 4 - Accent 3"/>
-    <w:basedOn w:val="883"/>
+    <w:basedOn w:val="893"/>
     <w:uiPriority w:val="59"/>
     <w:pPr>
       <w:pBdr/>
@@ -10372,9 +16206,9 @@
       </w:tcPr>
     </w:tblStylePr>
   </w:style>
-  <w:style w:type="table" w:styleId="735">
+  <w:style w:type="table" w:styleId="745">
     <w:name w:val="Grid Table 4 - Accent 4"/>
-    <w:basedOn w:val="883"/>
+    <w:basedOn w:val="893"/>
     <w:uiPriority w:val="59"/>
     <w:pPr>
       <w:pBdr/>
@@ -10605,9 +16439,9 @@
       </w:tcPr>
     </w:tblStylePr>
   </w:style>
-  <w:style w:type="table" w:styleId="736">
+  <w:style w:type="table" w:styleId="746">
     <w:name w:val="Grid Table 4 - Accent 5"/>
-    <w:basedOn w:val="883"/>
+    <w:basedOn w:val="893"/>
     <w:uiPriority w:val="59"/>
     <w:pPr>
       <w:pBdr/>
@@ -10838,9 +16672,9 @@
       </w:tcPr>
     </w:tblStylePr>
   </w:style>
-  <w:style w:type="table" w:styleId="737">
+  <w:style w:type="table" w:styleId="747">
     <w:name w:val="Grid Table 4 - Accent 6"/>
-    <w:basedOn w:val="883"/>
+    <w:basedOn w:val="893"/>
     <w:uiPriority w:val="59"/>
     <w:pPr>
       <w:pBdr/>
@@ -11071,9 +16905,9 @@
       </w:tcPr>
     </w:tblStylePr>
   </w:style>
-  <w:style w:type="table" w:styleId="738">
+  <w:style w:type="table" w:styleId="748">
     <w:name w:val="Grid Table 5 Dark"/>
-    <w:basedOn w:val="883"/>
+    <w:basedOn w:val="893"/>
     <w:uiPriority w:val="99"/>
     <w:pPr>
       <w:pBdr/>
@@ -11299,9 +17133,9 @@
       </w:tcPr>
     </w:tblStylePr>
   </w:style>
-  <w:style w:type="table" w:styleId="739">
+  <w:style w:type="table" w:styleId="749">
     <w:name w:val="Grid Table 5 Dark- Accent 1"/>
-    <w:basedOn w:val="883"/>
+    <w:basedOn w:val="893"/>
     <w:uiPriority w:val="99"/>
     <w:pPr>
       <w:pBdr/>
@@ -11527,9 +17361,9 @@
       </w:tcPr>
     </w:tblStylePr>
   </w:style>
-  <w:style w:type="table" w:styleId="740">
+  <w:style w:type="table" w:styleId="750">
     <w:name w:val="Grid Table 5 Dark - Accent 2"/>
-    <w:basedOn w:val="883"/>
+    <w:basedOn w:val="893"/>
     <w:uiPriority w:val="99"/>
     <w:pPr>
       <w:pBdr/>
@@ -11755,9 +17589,9 @@
       </w:tcPr>
     </w:tblStylePr>
   </w:style>
-  <w:style w:type="table" w:styleId="741">
+  <w:style w:type="table" w:styleId="751">
     <w:name w:val="Grid Table 5 Dark - Accent 3"/>
-    <w:basedOn w:val="883"/>
+    <w:basedOn w:val="893"/>
     <w:uiPriority w:val="99"/>
     <w:pPr>
       <w:pBdr/>
@@ -11983,9 +17817,9 @@
       </w:tcPr>
     </w:tblStylePr>
   </w:style>
-  <w:style w:type="table" w:styleId="742">
+  <w:style w:type="table" w:styleId="752">
     <w:name w:val="Grid Table 5 Dark- Accent 4"/>
-    <w:basedOn w:val="883"/>
+    <w:basedOn w:val="893"/>
     <w:uiPriority w:val="99"/>
     <w:pPr>
       <w:pBdr/>
@@ -12211,9 +18045,9 @@
       </w:tcPr>
     </w:tblStylePr>
   </w:style>
-  <w:style w:type="table" w:styleId="743">
+  <w:style w:type="table" w:styleId="753">
     <w:name w:val="Grid Table 5 Dark - Accent 5"/>
-    <w:basedOn w:val="883"/>
+    <w:basedOn w:val="893"/>
     <w:uiPriority w:val="99"/>
     <w:pPr>
       <w:pBdr/>
@@ -12439,9 +18273,9 @@
       </w:tcPr>
     </w:tblStylePr>
   </w:style>
-  <w:style w:type="table" w:styleId="744">
+  <w:style w:type="table" w:styleId="754">
     <w:name w:val="Grid Table 5 Dark - Accent 6"/>
-    <w:basedOn w:val="883"/>
+    <w:basedOn w:val="893"/>
     <w:uiPriority w:val="99"/>
     <w:pPr>
       <w:pBdr/>
@@ -12667,9 +18501,9 @@
       </w:tcPr>
     </w:tblStylePr>
   </w:style>
-  <w:style w:type="table" w:styleId="745">
+  <w:style w:type="table" w:styleId="755">
     <w:name w:val="Grid Table 6 Colorful"/>
-    <w:basedOn w:val="883"/>
+    <w:basedOn w:val="893"/>
     <w:uiPriority w:val="99"/>
     <w:pPr>
       <w:pBdr/>
@@ -12897,9 +18731,9 @@
       </w:tcPr>
     </w:tblStylePr>
   </w:style>
-  <w:style w:type="table" w:styleId="746">
+  <w:style w:type="table" w:styleId="756">
     <w:name w:val="Grid Table 6 Colorful - Accent 1"/>
-    <w:basedOn w:val="883"/>
+    <w:basedOn w:val="893"/>
     <w:uiPriority w:val="99"/>
     <w:pPr>
       <w:pBdr/>
@@ -13127,9 +18961,9 @@
       </w:tcPr>
     </w:tblStylePr>
   </w:style>
-  <w:style w:type="table" w:styleId="747">
+  <w:style w:type="table" w:styleId="757">
     <w:name w:val="Grid Table 6 Colorful - Accent 2"/>
-    <w:basedOn w:val="883"/>
+    <w:basedOn w:val="893"/>
     <w:uiPriority w:val="99"/>
     <w:pPr>
       <w:pBdr/>
@@ -13357,9 +19191,9 @@
       </w:tcPr>
     </w:tblStylePr>
   </w:style>
-  <w:style w:type="table" w:styleId="748">
+  <w:style w:type="table" w:styleId="758">
     <w:name w:val="Grid Table 6 Colorful - Accent 3"/>
-    <w:basedOn w:val="883"/>
+    <w:basedOn w:val="893"/>
     <w:uiPriority w:val="99"/>
     <w:pPr>
       <w:pBdr/>
@@ -13587,9 +19421,9 @@
       </w:tcPr>
     </w:tblStylePr>
   </w:style>
-  <w:style w:type="table" w:styleId="749">
+  <w:style w:type="table" w:styleId="759">
     <w:name w:val="Grid Table 6 Colorful - Accent 4"/>
-    <w:basedOn w:val="883"/>
+    <w:basedOn w:val="893"/>
     <w:uiPriority w:val="99"/>
     <w:pPr>
       <w:pBdr/>
@@ -13817,9 +19651,9 @@
       </w:tcPr>
     </w:tblStylePr>
   </w:style>
-  <w:style w:type="table" w:styleId="750">
+  <w:style w:type="table" w:styleId="760">
     <w:name w:val="Grid Table 6 Colorful - Accent 5"/>
-    <w:basedOn w:val="883"/>
+    <w:basedOn w:val="893"/>
     <w:uiPriority w:val="99"/>
     <w:pPr>
       <w:pBdr/>
@@ -14047,9 +19881,9 @@
       </w:tcPr>
     </w:tblStylePr>
   </w:style>
-  <w:style w:type="table" w:styleId="751">
+  <w:style w:type="table" w:styleId="761">
     <w:name w:val="Grid Table 6 Colorful - Accent 6"/>
-    <w:basedOn w:val="883"/>
+    <w:basedOn w:val="893"/>
     <w:uiPriority w:val="99"/>
     <w:pPr>
       <w:pBdr/>
@@ -14277,9 +20111,9 @@
       </w:tcPr>
     </w:tblStylePr>
   </w:style>
-  <w:style w:type="table" w:styleId="752">
+  <w:style w:type="table" w:styleId="762">
     <w:name w:val="Grid Table 7 Colorful"/>
-    <w:basedOn w:val="883"/>
+    <w:basedOn w:val="893"/>
     <w:uiPriority w:val="99"/>
     <w:pPr>
       <w:pBdr/>
@@ -14531,9 +20365,9 @@
       </w:tcPr>
     </w:tblStylePr>
   </w:style>
-  <w:style w:type="table" w:styleId="753">
+  <w:style w:type="table" w:styleId="763">
     <w:name w:val="Grid Table 7 Colorful - Accent 1"/>
-    <w:basedOn w:val="883"/>
+    <w:basedOn w:val="893"/>
     <w:uiPriority w:val="99"/>
     <w:pPr>
       <w:pBdr/>
@@ -14785,9 +20619,9 @@
       </w:tcPr>
     </w:tblStylePr>
   </w:style>
-  <w:style w:type="table" w:styleId="754">
+  <w:style w:type="table" w:styleId="764">
     <w:name w:val="Grid Table 7 Colorful - Accent 2"/>
-    <w:basedOn w:val="883"/>
+    <w:basedOn w:val="893"/>
     <w:uiPriority w:val="99"/>
     <w:pPr>
       <w:pBdr/>
@@ -15039,9 +20873,9 @@
       </w:tcPr>
     </w:tblStylePr>
   </w:style>
-  <w:style w:type="table" w:styleId="755">
+  <w:style w:type="table" w:styleId="765">
     <w:name w:val="Grid Table 7 Colorful - Accent 3"/>
-    <w:basedOn w:val="883"/>
+    <w:basedOn w:val="893"/>
     <w:uiPriority w:val="99"/>
     <w:pPr>
       <w:pBdr/>
@@ -15293,9 +21127,9 @@
       </w:tcPr>
     </w:tblStylePr>
   </w:style>
-  <w:style w:type="table" w:styleId="756">
+  <w:style w:type="table" w:styleId="766">
     <w:name w:val="Grid Table 7 Colorful - Accent 4"/>
-    <w:basedOn w:val="883"/>
+    <w:basedOn w:val="893"/>
     <w:uiPriority w:val="99"/>
     <w:pPr>
       <w:pBdr/>
@@ -15547,9 +21381,9 @@
       </w:tcPr>
     </w:tblStylePr>
   </w:style>
-  <w:style w:type="table" w:styleId="757">
+  <w:style w:type="table" w:styleId="767">
     <w:name w:val="Grid Table 7 Colorful - Accent 5"/>
-    <w:basedOn w:val="883"/>
+    <w:basedOn w:val="893"/>
     <w:uiPriority w:val="99"/>
     <w:pPr>
       <w:pBdr/>
@@ -15801,9 +21635,9 @@
       </w:tcPr>
     </w:tblStylePr>
   </w:style>
-  <w:style w:type="table" w:styleId="758">
+  <w:style w:type="table" w:styleId="768">
     <w:name w:val="Grid Table 7 Colorful - Accent 6"/>
-    <w:basedOn w:val="883"/>
+    <w:basedOn w:val="893"/>
     <w:uiPriority w:val="99"/>
     <w:pPr>
       <w:pBdr/>
@@ -16055,9 +21889,9 @@
       </w:tcPr>
     </w:tblStylePr>
   </w:style>
-  <w:style w:type="table" w:styleId="759">
+  <w:style w:type="table" w:styleId="769">
     <w:name w:val="List Table 1 Light"/>
-    <w:basedOn w:val="883"/>
+    <w:basedOn w:val="893"/>
     <w:uiPriority w:val="99"/>
     <w:pPr>
       <w:pBdr/>
@@ -16271,9 +22105,9 @@
       </w:tcPr>
     </w:tblStylePr>
   </w:style>
-  <w:style w:type="table" w:styleId="760">
+  <w:style w:type="table" w:styleId="770">
     <w:name w:val="List Table 1 Light - Accent 1"/>
-    <w:basedOn w:val="883"/>
+    <w:basedOn w:val="893"/>
     <w:uiPriority w:val="99"/>
     <w:pPr>
       <w:pBdr/>
@@ -16487,9 +22321,9 @@
       </w:tcPr>
     </w:tblStylePr>
   </w:style>
-  <w:style w:type="table" w:styleId="761">
+  <w:style w:type="table" w:styleId="771">
     <w:name w:val="List Table 1 Light - Accent 2"/>
-    <w:basedOn w:val="883"/>
+    <w:basedOn w:val="893"/>
     <w:uiPriority w:val="99"/>
     <w:pPr>
       <w:pBdr/>
@@ -16703,9 +22537,9 @@
       </w:tcPr>
     </w:tblStylePr>
   </w:style>
-  <w:style w:type="table" w:styleId="762">
+  <w:style w:type="table" w:styleId="772">
     <w:name w:val="List Table 1 Light - Accent 3"/>
-    <w:basedOn w:val="883"/>
+    <w:basedOn w:val="893"/>
     <w:uiPriority w:val="99"/>
     <w:pPr>
       <w:pBdr/>
@@ -16919,9 +22753,9 @@
       </w:tcPr>
     </w:tblStylePr>
   </w:style>
-  <w:style w:type="table" w:styleId="763">
+  <w:style w:type="table" w:styleId="773">
     <w:name w:val="List Table 1 Light - Accent 4"/>
-    <w:basedOn w:val="883"/>
+    <w:basedOn w:val="893"/>
     <w:uiPriority w:val="99"/>
     <w:pPr>
       <w:pBdr/>
@@ -17135,9 +22969,9 @@
       </w:tcPr>
     </w:tblStylePr>
   </w:style>
-  <w:style w:type="table" w:styleId="764">
+  <w:style w:type="table" w:styleId="774">
     <w:name w:val="List Table 1 Light - Accent 5"/>
-    <w:basedOn w:val="883"/>
+    <w:basedOn w:val="893"/>
     <w:uiPriority w:val="99"/>
     <w:pPr>
       <w:pBdr/>
@@ -17351,9 +23185,9 @@
       </w:tcPr>
     </w:tblStylePr>
   </w:style>
-  <w:style w:type="table" w:styleId="765">
+  <w:style w:type="table" w:styleId="775">
     <w:name w:val="List Table 1 Light - Accent 6"/>
-    <w:basedOn w:val="883"/>
+    <w:basedOn w:val="893"/>
     <w:uiPriority w:val="99"/>
     <w:pPr>
       <w:pBdr/>
@@ -17567,9 +23401,9 @@
       </w:tcPr>
     </w:tblStylePr>
   </w:style>
-  <w:style w:type="table" w:styleId="766">
+  <w:style w:type="table" w:styleId="776">
     <w:name w:val="List Table 2"/>
-    <w:basedOn w:val="883"/>
+    <w:basedOn w:val="893"/>
     <w:uiPriority w:val="99"/>
     <w:pPr>
       <w:pBdr/>
@@ -17805,9 +23639,9 @@
       </w:tcPr>
     </w:tblStylePr>
   </w:style>
-  <w:style w:type="table" w:styleId="767">
+  <w:style w:type="table" w:styleId="777">
     <w:name w:val="List Table 2 - Accent 1"/>
-    <w:basedOn w:val="883"/>
+    <w:basedOn w:val="893"/>
     <w:uiPriority w:val="99"/>
     <w:pPr>
       <w:pBdr/>
@@ -18043,9 +23877,9 @@
       </w:tcPr>
     </w:tblStylePr>
   </w:style>
-  <w:style w:type="table" w:styleId="768">
+  <w:style w:type="table" w:styleId="778">
     <w:name w:val="List Table 2 - Accent 2"/>
-    <w:basedOn w:val="883"/>
+    <w:basedOn w:val="893"/>
     <w:uiPriority w:val="99"/>
     <w:pPr>
       <w:pBdr/>
@@ -18281,9 +24115,9 @@
       </w:tcPr>
     </w:tblStylePr>
   </w:style>
-  <w:style w:type="table" w:styleId="769">
+  <w:style w:type="table" w:styleId="779">
     <w:name w:val="List Table 2 - Accent 3"/>
-    <w:basedOn w:val="883"/>
+    <w:basedOn w:val="893"/>
     <w:uiPriority w:val="99"/>
     <w:pPr>
       <w:pBdr/>
@@ -18519,9 +24353,9 @@
       </w:tcPr>
     </w:tblStylePr>
   </w:style>
-  <w:style w:type="table" w:styleId="770">
+  <w:style w:type="table" w:styleId="780">
     <w:name w:val="List Table 2 - Accent 4"/>
-    <w:basedOn w:val="883"/>
+    <w:basedOn w:val="893"/>
     <w:uiPriority w:val="99"/>
     <w:pPr>
       <w:pBdr/>
@@ -18757,9 +24591,9 @@
       </w:tcPr>
     </w:tblStylePr>
   </w:style>
-  <w:style w:type="table" w:styleId="771">
+  <w:style w:type="table" w:styleId="781">
     <w:name w:val="List Table 2 - Accent 5"/>
-    <w:basedOn w:val="883"/>
+    <w:basedOn w:val="893"/>
     <w:uiPriority w:val="99"/>
     <w:pPr>
       <w:pBdr/>
@@ -18995,9 +24829,9 @@
       </w:tcPr>
     </w:tblStylePr>
   </w:style>
-  <w:style w:type="table" w:styleId="772">
+  <w:style w:type="table" w:styleId="782">
     <w:name w:val="List Table 2 - Accent 6"/>
-    <w:basedOn w:val="883"/>
+    <w:basedOn w:val="893"/>
     <w:uiPriority w:val="99"/>
     <w:pPr>
       <w:pBdr/>
@@ -19233,9 +25067,9 @@
       </w:tcPr>
     </w:tblStylePr>
   </w:style>
-  <w:style w:type="table" w:styleId="773">
+  <w:style w:type="table" w:styleId="783">
     <w:name w:val="List Table 3"/>
-    <w:basedOn w:val="883"/>
+    <w:basedOn w:val="893"/>
     <w:uiPriority w:val="99"/>
     <w:pPr>
       <w:pBdr/>
@@ -19461,9 +25295,9 @@
       </w:tcPr>
     </w:tblStylePr>
   </w:style>
-  <w:style w:type="table" w:styleId="774">
+  <w:style w:type="table" w:styleId="784">
     <w:name w:val="List Table 3 - Accent 1"/>
-    <w:basedOn w:val="883"/>
+    <w:basedOn w:val="893"/>
     <w:uiPriority w:val="99"/>
     <w:pPr>
       <w:pBdr/>
@@ -19689,9 +25523,9 @@
       </w:tcPr>
     </w:tblStylePr>
   </w:style>
-  <w:style w:type="table" w:styleId="775">
+  <w:style w:type="table" w:styleId="785">
     <w:name w:val="List Table 3 - Accent 2"/>
-    <w:basedOn w:val="883"/>
+    <w:basedOn w:val="893"/>
     <w:uiPriority w:val="99"/>
     <w:pPr>
       <w:pBdr/>
@@ -19917,9 +25751,9 @@
       </w:tcPr>
     </w:tblStylePr>
   </w:style>
-  <w:style w:type="table" w:styleId="776">
+  <w:style w:type="table" w:styleId="786">
     <w:name w:val="List Table 3 - Accent 3"/>
-    <w:basedOn w:val="883"/>
+    <w:basedOn w:val="893"/>
     <w:uiPriority w:val="99"/>
     <w:pPr>
       <w:pBdr/>
@@ -20145,9 +25979,9 @@
       </w:tcPr>
     </w:tblStylePr>
   </w:style>
-  <w:style w:type="table" w:styleId="777">
+  <w:style w:type="table" w:styleId="787">
     <w:name w:val="List Table 3 - Accent 4"/>
-    <w:basedOn w:val="883"/>
+    <w:basedOn w:val="893"/>
     <w:uiPriority w:val="99"/>
     <w:pPr>
       <w:pBdr/>
@@ -20373,9 +26207,9 @@
       </w:tcPr>
     </w:tblStylePr>
   </w:style>
-  <w:style w:type="table" w:styleId="778">
+  <w:style w:type="table" w:styleId="788">
     <w:name w:val="List Table 3 - Accent 5"/>
-    <w:basedOn w:val="883"/>
+    <w:basedOn w:val="893"/>
     <w:uiPriority w:val="99"/>
     <w:pPr>
       <w:pBdr/>
@@ -20601,9 +26435,9 @@
       </w:tcPr>
     </w:tblStylePr>
   </w:style>
-  <w:style w:type="table" w:styleId="779">
+  <w:style w:type="table" w:styleId="789">
     <w:name w:val="List Table 3 - Accent 6"/>
-    <w:basedOn w:val="883"/>
+    <w:basedOn w:val="893"/>
     <w:uiPriority w:val="99"/>
     <w:pPr>
       <w:pBdr/>
@@ -20829,9 +26663,9 @@
       </w:tcPr>
     </w:tblStylePr>
   </w:style>
-  <w:style w:type="table" w:styleId="780">
+  <w:style w:type="table" w:styleId="790">
     <w:name w:val="List Table 4"/>
-    <w:basedOn w:val="883"/>
+    <w:basedOn w:val="893"/>
     <w:uiPriority w:val="99"/>
     <w:pPr>
       <w:pBdr/>
@@ -21054,9 +26888,9 @@
       </w:tcPr>
     </w:tblStylePr>
   </w:style>
-  <w:style w:type="table" w:styleId="781">
+  <w:style w:type="table" w:styleId="791">
     <w:name w:val="List Table 4 - Accent 1"/>
-    <w:basedOn w:val="883"/>
+    <w:basedOn w:val="893"/>
     <w:uiPriority w:val="99"/>
     <w:pPr>
       <w:pBdr/>
@@ -21279,9 +27113,9 @@
       </w:tcPr>
     </w:tblStylePr>
   </w:style>
-  <w:style w:type="table" w:styleId="782">
+  <w:style w:type="table" w:styleId="792">
     <w:name w:val="List Table 4 - Accent 2"/>
-    <w:basedOn w:val="883"/>
+    <w:basedOn w:val="893"/>
     <w:uiPriority w:val="99"/>
     <w:pPr>
       <w:pBdr/>
@@ -21504,9 +27338,9 @@
       </w:tcPr>
     </w:tblStylePr>
   </w:style>
-  <w:style w:type="table" w:styleId="783">
+  <w:style w:type="table" w:styleId="793">
     <w:name w:val="List Table 4 - Accent 3"/>
-    <w:basedOn w:val="883"/>
+    <w:basedOn w:val="893"/>
     <w:uiPriority w:val="99"/>
     <w:pPr>
       <w:pBdr/>
@@ -21729,9 +27563,9 @@
       </w:tcPr>
     </w:tblStylePr>
   </w:style>
-  <w:style w:type="table" w:styleId="784">
+  <w:style w:type="table" w:styleId="794">
     <w:name w:val="List Table 4 - Accent 4"/>
-    <w:basedOn w:val="883"/>
+    <w:basedOn w:val="893"/>
     <w:uiPriority w:val="99"/>
     <w:pPr>
       <w:pBdr/>
@@ -21954,9 +27788,9 @@
       </w:tcPr>
     </w:tblStylePr>
   </w:style>
-  <w:style w:type="table" w:styleId="785">
+  <w:style w:type="table" w:styleId="795">
     <w:name w:val="List Table 4 - Accent 5"/>
-    <w:basedOn w:val="883"/>
+    <w:basedOn w:val="893"/>
     <w:uiPriority w:val="99"/>
     <w:pPr>
       <w:pBdr/>
@@ -22179,9 +28013,9 @@
       </w:tcPr>
     </w:tblStylePr>
   </w:style>
-  <w:style w:type="table" w:styleId="786">
+  <w:style w:type="table" w:styleId="796">
     <w:name w:val="List Table 4 - Accent 6"/>
-    <w:basedOn w:val="883"/>
+    <w:basedOn w:val="893"/>
     <w:uiPriority w:val="99"/>
     <w:pPr>
       <w:pBdr/>
@@ -22404,9 +28238,9 @@
       </w:tcPr>
     </w:tblStylePr>
   </w:style>
-  <w:style w:type="table" w:styleId="787">
+  <w:style w:type="table" w:styleId="797">
     <w:name w:val="List Table 5 Dark"/>
-    <w:basedOn w:val="883"/>
+    <w:basedOn w:val="893"/>
     <w:uiPriority w:val="99"/>
     <w:pPr>
       <w:pBdr/>
@@ -22646,9 +28480,9 @@
       </w:tcPr>
     </w:tblStylePr>
   </w:style>
-  <w:style w:type="table" w:styleId="788">
+  <w:style w:type="table" w:styleId="798">
     <w:name w:val="List Table 5 Dark - Accent 1"/>
-    <w:basedOn w:val="883"/>
+    <w:basedOn w:val="893"/>
     <w:uiPriority w:val="99"/>
     <w:pPr>
       <w:pBdr/>
@@ -22888,9 +28722,9 @@
       </w:tcPr>
     </w:tblStylePr>
   </w:style>
-  <w:style w:type="table" w:styleId="789">
+  <w:style w:type="table" w:styleId="799">
     <w:name w:val="List Table 5 Dark - Accent 2"/>
-    <w:basedOn w:val="883"/>
+    <w:basedOn w:val="893"/>
     <w:uiPriority w:val="99"/>
     <w:pPr>
       <w:pBdr/>
@@ -23130,9 +28964,9 @@
       </w:tcPr>
     </w:tblStylePr>
   </w:style>
-  <w:style w:type="table" w:styleId="790">
+  <w:style w:type="table" w:styleId="800">
     <w:name w:val="List Table 5 Dark - Accent 3"/>
-    <w:basedOn w:val="883"/>
+    <w:basedOn w:val="893"/>
     <w:uiPriority w:val="99"/>
     <w:pPr>
       <w:pBdr/>
@@ -23372,9 +29206,9 @@
       </w:tcPr>
     </w:tblStylePr>
   </w:style>
-  <w:style w:type="table" w:styleId="791">
+  <w:style w:type="table" w:styleId="801">
     <w:name w:val="List Table 5 Dark - Accent 4"/>
-    <w:basedOn w:val="883"/>
+    <w:basedOn w:val="893"/>
     <w:uiPriority w:val="99"/>
     <w:pPr>
       <w:pBdr/>
@@ -23614,9 +29448,9 @@
       </w:tcPr>
     </w:tblStylePr>
   </w:style>
-  <w:style w:type="table" w:styleId="792">
+  <w:style w:type="table" w:styleId="802">
     <w:name w:val="List Table 5 Dark - Accent 5"/>
-    <w:basedOn w:val="883"/>
+    <w:basedOn w:val="893"/>
     <w:uiPriority w:val="99"/>
     <w:pPr>
       <w:pBdr/>
@@ -23856,9 +29690,9 @@
       </w:tcPr>
     </w:tblStylePr>
   </w:style>
-  <w:style w:type="table" w:styleId="793">
+  <w:style w:type="table" w:styleId="803">
     <w:name w:val="List Table 5 Dark - Accent 6"/>
-    <w:basedOn w:val="883"/>
+    <w:basedOn w:val="893"/>
     <w:uiPriority w:val="99"/>
     <w:pPr>
       <w:pBdr/>
@@ -24098,9 +29932,9 @@
       </w:tcPr>
     </w:tblStylePr>
   </w:style>
-  <w:style w:type="table" w:styleId="794">
+  <w:style w:type="table" w:styleId="804">
     <w:name w:val="List Table 6 Colorful"/>
-    <w:basedOn w:val="883"/>
+    <w:basedOn w:val="893"/>
     <w:uiPriority w:val="99"/>
     <w:pPr>
       <w:pBdr/>
@@ -24321,9 +30155,9 @@
       </w:tcPr>
     </w:tblStylePr>
   </w:style>
-  <w:style w:type="table" w:styleId="795">
+  <w:style w:type="table" w:styleId="805">
     <w:name w:val="List Table 6 Colorful - Accent 1"/>
-    <w:basedOn w:val="883"/>
+    <w:basedOn w:val="893"/>
     <w:uiPriority w:val="99"/>
     <w:pPr>
       <w:pBdr/>
@@ -24544,9 +30378,9 @@
       </w:tcPr>
     </w:tblStylePr>
   </w:style>
-  <w:style w:type="table" w:styleId="796">
+  <w:style w:type="table" w:styleId="806">
     <w:name w:val="List Table 6 Colorful - Accent 2"/>
-    <w:basedOn w:val="883"/>
+    <w:basedOn w:val="893"/>
     <w:uiPriority w:val="99"/>
     <w:pPr>
       <w:pBdr/>
@@ -24767,9 +30601,9 @@
       </w:tcPr>
     </w:tblStylePr>
   </w:style>
-  <w:style w:type="table" w:styleId="797">
+  <w:style w:type="table" w:styleId="807">
     <w:name w:val="List Table 6 Colorful - Accent 3"/>
-    <w:basedOn w:val="883"/>
+    <w:basedOn w:val="893"/>
     <w:uiPriority w:val="99"/>
     <w:pPr>
       <w:pBdr/>
@@ -24990,9 +30824,9 @@
       </w:tcPr>
     </w:tblStylePr>
   </w:style>
-  <w:style w:type="table" w:styleId="798">
+  <w:style w:type="table" w:styleId="808">
     <w:name w:val="List Table 6 Colorful - Accent 4"/>
-    <w:basedOn w:val="883"/>
+    <w:basedOn w:val="893"/>
     <w:uiPriority w:val="99"/>
     <w:pPr>
       <w:pBdr/>
@@ -25213,9 +31047,9 @@
       </w:tcPr>
     </w:tblStylePr>
   </w:style>
-  <w:style w:type="table" w:styleId="799">
+  <w:style w:type="table" w:styleId="809">
     <w:name w:val="List Table 6 Colorful - Accent 5"/>
-    <w:basedOn w:val="883"/>
+    <w:basedOn w:val="893"/>
     <w:uiPriority w:val="99"/>
     <w:pPr>
       <w:pBdr/>
@@ -25436,9 +31270,9 @@
       </w:tcPr>
     </w:tblStylePr>
   </w:style>
-  <w:style w:type="table" w:styleId="800">
+  <w:style w:type="table" w:styleId="810">
     <w:name w:val="List Table 6 Colorful - Accent 6"/>
-    <w:basedOn w:val="883"/>
+    <w:basedOn w:val="893"/>
     <w:uiPriority w:val="99"/>
     <w:pPr>
       <w:pBdr/>
@@ -25659,9 +31493,9 @@
       </w:tcPr>
     </w:tblStylePr>
   </w:style>
-  <w:style w:type="table" w:styleId="801">
+  <w:style w:type="table" w:styleId="811">
     <w:name w:val="List Table 7 Colorful"/>
-    <w:basedOn w:val="883"/>
+    <w:basedOn w:val="893"/>
     <w:uiPriority w:val="99"/>
     <w:pPr>
       <w:pBdr/>
@@ -25915,9 +31749,9 @@
       </w:tcPr>
     </w:tblStylePr>
   </w:style>
-  <w:style w:type="table" w:styleId="802">
+  <w:style w:type="table" w:styleId="812">
     <w:name w:val="List Table 7 Colorful - Accent 1"/>
-    <w:basedOn w:val="883"/>
+    <w:basedOn w:val="893"/>
     <w:uiPriority w:val="99"/>
     <w:pPr>
       <w:pBdr/>
@@ -26171,9 +32005,9 @@
       </w:tcPr>
     </w:tblStylePr>
   </w:style>
-  <w:style w:type="table" w:styleId="803">
+  <w:style w:type="table" w:styleId="813">
     <w:name w:val="List Table 7 Colorful - Accent 2"/>
-    <w:basedOn w:val="883"/>
+    <w:basedOn w:val="893"/>
     <w:uiPriority w:val="99"/>
     <w:pPr>
       <w:pBdr/>
@@ -26427,9 +32261,9 @@
       </w:tcPr>
     </w:tblStylePr>
   </w:style>
-  <w:style w:type="table" w:styleId="804">
+  <w:style w:type="table" w:styleId="814">
     <w:name w:val="List Table 7 Colorful - Accent 3"/>
-    <w:basedOn w:val="883"/>
+    <w:basedOn w:val="893"/>
     <w:uiPriority w:val="99"/>
     <w:pPr>
       <w:pBdr/>
@@ -26683,9 +32517,9 @@
       </w:tcPr>
     </w:tblStylePr>
   </w:style>
-  <w:style w:type="table" w:styleId="805">
+  <w:style w:type="table" w:styleId="815">
     <w:name w:val="List Table 7 Colorful - Accent 4"/>
-    <w:basedOn w:val="883"/>
+    <w:basedOn w:val="893"/>
     <w:uiPriority w:val="99"/>
     <w:pPr>
       <w:pBdr/>
@@ -26939,9 +32773,9 @@
       </w:tcPr>
     </w:tblStylePr>
   </w:style>
-  <w:style w:type="table" w:styleId="806">
+  <w:style w:type="table" w:styleId="816">
     <w:name w:val="List Table 7 Colorful - Accent 5"/>
-    <w:basedOn w:val="883"/>
+    <w:basedOn w:val="893"/>
     <w:uiPriority w:val="99"/>
     <w:pPr>
       <w:pBdr/>
@@ -27195,9 +33029,9 @@
       </w:tcPr>
     </w:tblStylePr>
   </w:style>
-  <w:style w:type="table" w:styleId="807">
+  <w:style w:type="table" w:styleId="817">
     <w:name w:val="List Table 7 Colorful - Accent 6"/>
-    <w:basedOn w:val="883"/>
+    <w:basedOn w:val="893"/>
     <w:uiPriority w:val="99"/>
     <w:pPr>
       <w:pBdr/>
@@ -27451,9 +33285,9 @@
       </w:tcPr>
     </w:tblStylePr>
   </w:style>
-  <w:style w:type="table" w:styleId="808">
+  <w:style w:type="table" w:styleId="818">
     <w:name w:val="Lined - Accent"/>
-    <w:basedOn w:val="883"/>
+    <w:basedOn w:val="893"/>
     <w:uiPriority w:val="99"/>
     <w:pPr>
       <w:pBdr/>
@@ -27688,9 +33522,9 @@
       </w:tcPr>
     </w:tblStylePr>
   </w:style>
-  <w:style w:type="table" w:styleId="809">
+  <w:style w:type="table" w:styleId="819">
     <w:name w:val="Lined - Accent 1"/>
-    <w:basedOn w:val="883"/>
+    <w:basedOn w:val="893"/>
     <w:uiPriority w:val="99"/>
     <w:pPr>
       <w:pBdr/>
@@ -27925,9 +33759,9 @@
       </w:tcPr>
     </w:tblStylePr>
   </w:style>
-  <w:style w:type="table" w:styleId="810">
+  <w:style w:type="table" w:styleId="820">
     <w:name w:val="Lined - Accent 2"/>
-    <w:basedOn w:val="883"/>
+    <w:basedOn w:val="893"/>
     <w:uiPriority w:val="99"/>
     <w:pPr>
       <w:pBdr/>
@@ -28162,9 +33996,9 @@
       </w:tcPr>
     </w:tblStylePr>
   </w:style>
-  <w:style w:type="table" w:styleId="811">
+  <w:style w:type="table" w:styleId="821">
     <w:name w:val="Lined - Accent 3"/>
-    <w:basedOn w:val="883"/>
+    <w:basedOn w:val="893"/>
     <w:uiPriority w:val="99"/>
     <w:pPr>
       <w:pBdr/>
@@ -28399,9 +34233,9 @@
       </w:tcPr>
     </w:tblStylePr>
   </w:style>
-  <w:style w:type="table" w:styleId="812">
+  <w:style w:type="table" w:styleId="822">
     <w:name w:val="Lined - Accent 4"/>
-    <w:basedOn w:val="883"/>
+    <w:basedOn w:val="893"/>
     <w:uiPriority w:val="99"/>
     <w:pPr>
       <w:pBdr/>
@@ -28636,9 +34470,9 @@
       </w:tcPr>
     </w:tblStylePr>
   </w:style>
-  <w:style w:type="table" w:styleId="813">
+  <w:style w:type="table" w:styleId="823">
     <w:name w:val="Lined - Accent 5"/>
-    <w:basedOn w:val="883"/>
+    <w:basedOn w:val="893"/>
     <w:uiPriority w:val="99"/>
     <w:pPr>
       <w:pBdr/>
@@ -28873,9 +34707,9 @@
       </w:tcPr>
     </w:tblStylePr>
   </w:style>
-  <w:style w:type="table" w:styleId="814">
+  <w:style w:type="table" w:styleId="824">
     <w:name w:val="Lined - Accent 6"/>
-    <w:basedOn w:val="883"/>
+    <w:basedOn w:val="893"/>
     <w:uiPriority w:val="99"/>
     <w:pPr>
       <w:pBdr/>
@@ -29110,9 +34944,9 @@
       </w:tcPr>
     </w:tblStylePr>
   </w:style>
-  <w:style w:type="table" w:styleId="815">
+  <w:style w:type="table" w:styleId="825">
     <w:name w:val="Bordered &amp; Lined - Accent"/>
-    <w:basedOn w:val="883"/>
+    <w:basedOn w:val="893"/>
     <w:uiPriority w:val="99"/>
     <w:pPr>
       <w:pBdr/>
@@ -29354,9 +35188,9 @@
       </w:tcPr>
     </w:tblStylePr>
   </w:style>
-  <w:style w:type="table" w:styleId="816">
+  <w:style w:type="table" w:styleId="826">
     <w:name w:val="Bordered &amp; Lined - Accent 1"/>
-    <w:basedOn w:val="883"/>
+    <w:basedOn w:val="893"/>
     <w:uiPriority w:val="99"/>
     <w:pPr>
       <w:pBdr/>
@@ -29598,9 +35432,9 @@
       </w:tcPr>
     </w:tblStylePr>
   </w:style>
-  <w:style w:type="table" w:styleId="817">
+  <w:style w:type="table" w:styleId="827">
     <w:name w:val="Bordered &amp; Lined - Accent 2"/>
-    <w:basedOn w:val="883"/>
+    <w:basedOn w:val="893"/>
     <w:uiPriority w:val="99"/>
     <w:pPr>
       <w:pBdr/>
@@ -29842,9 +35676,9 @@
       </w:tcPr>
     </w:tblStylePr>
   </w:style>
-  <w:style w:type="table" w:styleId="818">
+  <w:style w:type="table" w:styleId="828">
     <w:name w:val="Bordered &amp; Lined - Accent 3"/>
-    <w:basedOn w:val="883"/>
+    <w:basedOn w:val="893"/>
     <w:uiPriority w:val="99"/>
     <w:pPr>
       <w:pBdr/>
@@ -30086,9 +35920,9 @@
       </w:tcPr>
     </w:tblStylePr>
   </w:style>
-  <w:style w:type="table" w:styleId="819">
+  <w:style w:type="table" w:styleId="829">
     <w:name w:val="Bordered &amp; Lined - Accent 4"/>
-    <w:basedOn w:val="883"/>
+    <w:basedOn w:val="893"/>
     <w:uiPriority w:val="99"/>
     <w:pPr>
       <w:pBdr/>
@@ -30330,9 +36164,9 @@
       </w:tcPr>
     </w:tblStylePr>
   </w:style>
-  <w:style w:type="table" w:styleId="820">
+  <w:style w:type="table" w:styleId="830">
     <w:name w:val="Bordered &amp; Lined - Accent 5"/>
-    <w:basedOn w:val="883"/>
+    <w:basedOn w:val="893"/>
     <w:uiPriority w:val="99"/>
     <w:pPr>
       <w:pBdr/>
@@ -30574,9 +36408,9 @@
       </w:tcPr>
     </w:tblStylePr>
   </w:style>
-  <w:style w:type="table" w:styleId="821">
+  <w:style w:type="table" w:styleId="831">
     <w:name w:val="Bordered &amp; Lined - Accent 6"/>
-    <w:basedOn w:val="883"/>
+    <w:basedOn w:val="893"/>
     <w:uiPriority w:val="99"/>
     <w:pPr>
       <w:pBdr/>
@@ -30818,9 +36652,9 @@
       </w:tcPr>
     </w:tblStylePr>
   </w:style>
-  <w:style w:type="table" w:styleId="822">
+  <w:style w:type="table" w:styleId="832">
     <w:name w:val="Bordered"/>
-    <w:basedOn w:val="883"/>
+    <w:basedOn w:val="893"/>
     <w:uiPriority w:val="99"/>
     <w:pPr>
       <w:pBdr/>
@@ -31049,9 +36883,9 @@
       </w:tcPr>
     </w:tblStylePr>
   </w:style>
-  <w:style w:type="table" w:styleId="823">
+  <w:style w:type="table" w:styleId="833">
     <w:name w:val="Bordered - Accent 1"/>
-    <w:basedOn w:val="883"/>
+    <w:basedOn w:val="893"/>
     <w:uiPriority w:val="99"/>
     <w:pPr>
       <w:pBdr/>
@@ -31280,9 +37114,9 @@
       </w:tcPr>
     </w:tblStylePr>
   </w:style>
-  <w:style w:type="table" w:styleId="824">
+  <w:style w:type="table" w:styleId="834">
     <w:name w:val="Bordered - Accent 2"/>
-    <w:basedOn w:val="883"/>
+    <w:basedOn w:val="893"/>
     <w:uiPriority w:val="99"/>
     <w:pPr>
       <w:pBdr/>
@@ -31511,9 +37345,9 @@
       </w:tcPr>
     </w:tblStylePr>
   </w:style>
-  <w:style w:type="table" w:styleId="825">
+  <w:style w:type="table" w:styleId="835">
     <w:name w:val="Bordered - Accent 3"/>
-    <w:basedOn w:val="883"/>
+    <w:basedOn w:val="893"/>
     <w:uiPriority w:val="99"/>
     <w:pPr>
       <w:pBdr/>
@@ -31742,9 +37576,9 @@
       </w:tcPr>
     </w:tblStylePr>
   </w:style>
-  <w:style w:type="table" w:styleId="826">
+  <w:style w:type="table" w:styleId="836">
     <w:name w:val="Bordered - Accent 4"/>
-    <w:basedOn w:val="883"/>
+    <w:basedOn w:val="893"/>
     <w:uiPriority w:val="99"/>
     <w:pPr>
       <w:pBdr/>
@@ -31973,9 +37807,9 @@
       </w:tcPr>
     </w:tblStylePr>
   </w:style>
-  <w:style w:type="table" w:styleId="827">
+  <w:style w:type="table" w:styleId="837">
     <w:name w:val="Bordered - Accent 5"/>
-    <w:basedOn w:val="883"/>
+    <w:basedOn w:val="893"/>
     <w:uiPriority w:val="99"/>
     <w:pPr>
       <w:pBdr/>
@@ -32204,9 +38038,9 @@
       </w:tcPr>
     </w:tblStylePr>
   </w:style>
-  <w:style w:type="table" w:styleId="828">
+  <w:style w:type="table" w:styleId="838">
     <w:name w:val="Bordered - Accent 6"/>
-    <w:basedOn w:val="883"/>
+    <w:basedOn w:val="893"/>
     <w:uiPriority w:val="99"/>
     <w:pPr>
       <w:pBdr/>
@@ -32435,10 +38269,10 @@
       </w:tcPr>
     </w:tblStylePr>
   </w:style>
-  <w:style w:type="character" w:styleId="829">
+  <w:style w:type="character" w:styleId="839">
     <w:name w:val="Heading 1 Char"/>
-    <w:basedOn w:val="882"/>
-    <w:link w:val="873"/>
+    <w:basedOn w:val="892"/>
+    <w:link w:val="883"/>
     <w:uiPriority w:val="9"/>
     <w:pPr>
       <w:pBdr/>
@@ -32452,10 +38286,10 @@
       <w:szCs w:val="40"/>
     </w:rPr>
   </w:style>
-  <w:style w:type="character" w:styleId="830">
+  <w:style w:type="character" w:styleId="840">
     <w:name w:val="Heading 2 Char"/>
-    <w:basedOn w:val="882"/>
-    <w:link w:val="874"/>
+    <w:basedOn w:val="892"/>
+    <w:link w:val="884"/>
     <w:uiPriority w:val="9"/>
     <w:pPr>
       <w:pBdr/>
@@ -32469,10 +38303,10 @@
       <w:szCs w:val="32"/>
     </w:rPr>
   </w:style>
-  <w:style w:type="character" w:styleId="831">
+  <w:style w:type="character" w:styleId="841">
     <w:name w:val="Heading 3 Char"/>
-    <w:basedOn w:val="882"/>
-    <w:link w:val="875"/>
+    <w:basedOn w:val="892"/>
+    <w:link w:val="885"/>
     <w:uiPriority w:val="9"/>
     <w:pPr>
       <w:pBdr/>
@@ -32486,10 +38320,10 @@
       <w:szCs w:val="28"/>
     </w:rPr>
   </w:style>
-  <w:style w:type="character" w:styleId="832">
+  <w:style w:type="character" w:styleId="842">
     <w:name w:val="Heading 4 Char"/>
-    <w:basedOn w:val="882"/>
-    <w:link w:val="876"/>
+    <w:basedOn w:val="892"/>
+    <w:link w:val="886"/>
     <w:uiPriority w:val="9"/>
     <w:pPr>
       <w:pBdr/>
@@ -32503,10 +38337,10 @@
       <w:color w:val="0f4761" w:themeColor="accent1" w:themeShade="BF"/>
     </w:rPr>
   </w:style>
-  <w:style w:type="character" w:styleId="833">
+  <w:style w:type="character" w:styleId="843">
     <w:name w:val="Heading 5 Char"/>
-    <w:basedOn w:val="882"/>
-    <w:link w:val="877"/>
+    <w:basedOn w:val="892"/>
+    <w:link w:val="887"/>
     <w:uiPriority w:val="9"/>
     <w:pPr>
       <w:pBdr/>
@@ -32518,10 +38352,10 @@
       <w:color w:val="0f4761" w:themeColor="accent1" w:themeShade="BF"/>
     </w:rPr>
   </w:style>
-  <w:style w:type="character" w:styleId="834">
+  <w:style w:type="character" w:styleId="844">
     <w:name w:val="Heading 6 Char"/>
-    <w:basedOn w:val="882"/>
-    <w:link w:val="878"/>
+    <w:basedOn w:val="892"/>
+    <w:link w:val="888"/>
     <w:uiPriority w:val="9"/>
     <w:pPr>
       <w:pBdr/>
@@ -32535,10 +38369,10 @@
       <w:color w:val="595959" w:themeColor="text1" w:themeTint="A6"/>
     </w:rPr>
   </w:style>
-  <w:style w:type="character" w:styleId="835">
+  <w:style w:type="character" w:styleId="845">
     <w:name w:val="Heading 7 Char"/>
-    <w:basedOn w:val="882"/>
-    <w:link w:val="879"/>
+    <w:basedOn w:val="892"/>
+    <w:link w:val="889"/>
     <w:uiPriority w:val="9"/>
     <w:pPr>
       <w:pBdr/>
@@ -32550,10 +38384,10 @@
       <w:color w:val="595959" w:themeColor="text1" w:themeTint="A6"/>
     </w:rPr>
   </w:style>
-  <w:style w:type="character" w:styleId="836">
+  <w:style w:type="character" w:styleId="846">
     <w:name w:val="Heading 8 Char"/>
-    <w:basedOn w:val="882"/>
-    <w:link w:val="880"/>
+    <w:basedOn w:val="892"/>
+    <w:link w:val="890"/>
     <w:uiPriority w:val="9"/>
     <w:pPr>
       <w:pBdr/>
@@ -32567,10 +38401,10 @@
       <w:color w:val="272727" w:themeColor="text1" w:themeTint="D8"/>
     </w:rPr>
   </w:style>
-  <w:style w:type="character" w:styleId="837">
+  <w:style w:type="character" w:styleId="847">
     <w:name w:val="Heading 9 Char"/>
-    <w:basedOn w:val="882"/>
-    <w:link w:val="881"/>
+    <w:basedOn w:val="892"/>
+    <w:link w:val="891"/>
     <w:uiPriority w:val="9"/>
     <w:pPr>
       <w:pBdr/>
@@ -32584,10 +38418,10 @@
       <w:color w:val="272727" w:themeColor="text1" w:themeTint="D8"/>
     </w:rPr>
   </w:style>
-  <w:style w:type="character" w:styleId="838">
+  <w:style w:type="character" w:styleId="848">
     <w:name w:val="Title Char"/>
-    <w:basedOn w:val="882"/>
-    <w:link w:val="894"/>
+    <w:basedOn w:val="892"/>
+    <w:link w:val="904"/>
     <w:uiPriority w:val="10"/>
     <w:pPr>
       <w:pBdr/>
@@ -32601,10 +38435,10 @@
       <w:szCs w:val="56"/>
     </w:rPr>
   </w:style>
-  <w:style w:type="character" w:styleId="839">
+  <w:style w:type="character" w:styleId="849">
     <w:name w:val="Subtitle Char"/>
-    <w:basedOn w:val="882"/>
-    <w:link w:val="896"/>
+    <w:basedOn w:val="892"/>
+    <w:link w:val="906"/>
     <w:uiPriority w:val="11"/>
     <w:pPr>
       <w:pBdr/>
@@ -32618,10 +38452,10 @@
       <w:szCs w:val="28"/>
     </w:rPr>
   </w:style>
-  <w:style w:type="character" w:styleId="840">
+  <w:style w:type="character" w:styleId="850">
     <w:name w:val="Quote Char"/>
-    <w:basedOn w:val="882"/>
-    <w:link w:val="898"/>
+    <w:basedOn w:val="892"/>
+    <w:link w:val="908"/>
     <w:uiPriority w:val="29"/>
     <w:pPr>
       <w:pBdr/>
@@ -32634,10 +38468,10 @@
       <w:color w:val="404040" w:themeColor="text1" w:themeTint="BF"/>
     </w:rPr>
   </w:style>
-  <w:style w:type="character" w:styleId="841">
+  <w:style w:type="character" w:styleId="851">
     <w:name w:val="Intense Quote Char"/>
-    <w:basedOn w:val="882"/>
-    <w:link w:val="902"/>
+    <w:basedOn w:val="892"/>
+    <w:link w:val="912"/>
     <w:uiPriority w:val="30"/>
     <w:pPr>
       <w:pBdr/>
@@ -32650,9 +38484,9 @@
       <w:color w:val="0f4761" w:themeColor="accent1" w:themeShade="BF"/>
     </w:rPr>
   </w:style>
-  <w:style w:type="character" w:styleId="842">
+  <w:style w:type="character" w:styleId="852">
     <w:name w:val="Subtle Emphasis"/>
-    <w:basedOn w:val="882"/>
+    <w:basedOn w:val="892"/>
     <w:uiPriority w:val="19"/>
     <w:qFormat/>
     <w:pPr>
@@ -32666,9 +38500,9 @@
       <w:color w:val="404040" w:themeColor="text1" w:themeTint="BF"/>
     </w:rPr>
   </w:style>
-  <w:style w:type="character" w:styleId="843">
+  <w:style w:type="character" w:styleId="853">
     <w:name w:val="Emphasis"/>
-    <w:basedOn w:val="882"/>
+    <w:basedOn w:val="892"/>
     <w:uiPriority w:val="20"/>
     <w:qFormat/>
     <w:pPr>
@@ -32681,9 +38515,9 @@
       <w:iCs/>
     </w:rPr>
   </w:style>
-  <w:style w:type="character" w:styleId="844">
+  <w:style w:type="character" w:styleId="854">
     <w:name w:val="Strong"/>
-    <w:basedOn w:val="882"/>
+    <w:basedOn w:val="892"/>
     <w:uiPriority w:val="22"/>
     <w:qFormat/>
     <w:pPr>
@@ -32696,9 +38530,9 @@
       <w:bCs/>
     </w:rPr>
   </w:style>
-  <w:style w:type="character" w:styleId="845">
+  <w:style w:type="character" w:styleId="855">
     <w:name w:val="Subtle Reference"/>
-    <w:basedOn w:val="882"/>
+    <w:basedOn w:val="892"/>
     <w:uiPriority w:val="31"/>
     <w:qFormat/>
     <w:pPr>
@@ -32711,9 +38545,9 @@
       <w:color w:val="5a5a5a" w:themeColor="text1" w:themeTint="A5"/>
     </w:rPr>
   </w:style>
-  <w:style w:type="character" w:styleId="846">
+  <w:style w:type="character" w:styleId="856">
     <w:name w:val="Book Title"/>
-    <w:basedOn w:val="882"/>
+    <w:basedOn w:val="892"/>
     <w:uiPriority w:val="33"/>
     <w:qFormat/>
     <w:pPr>
@@ -32729,10 +38563,10 @@
       <w:spacing w:val="5"/>
     </w:rPr>
   </w:style>
-  <w:style w:type="paragraph" w:styleId="847">
+  <w:style w:type="paragraph" w:styleId="857">
     <w:name w:val="Header"/>
-    <w:basedOn w:val="872"/>
-    <w:link w:val="848"/>
+    <w:basedOn w:val="882"/>
+    <w:link w:val="858"/>
     <w:uiPriority w:val="99"/>
     <w:unhideWhenUsed/>
     <w:pPr>
@@ -32745,10 +38579,10 @@
       <w:ind/>
     </w:pPr>
   </w:style>
-  <w:style w:type="character" w:styleId="848">
+  <w:style w:type="character" w:styleId="858">
     <w:name w:val="Header Char"/>
-    <w:basedOn w:val="882"/>
-    <w:link w:val="847"/>
+    <w:basedOn w:val="892"/>
+    <w:link w:val="857"/>
     <w:uiPriority w:val="99"/>
     <w:pPr>
       <w:pBdr/>
@@ -32756,10 +38590,10 @@
       <w:ind/>
     </w:pPr>
   </w:style>
-  <w:style w:type="paragraph" w:styleId="849">
+  <w:style w:type="paragraph" w:styleId="859">
     <w:name w:val="Footer"/>
-    <w:basedOn w:val="872"/>
-    <w:link w:val="850"/>
+    <w:basedOn w:val="882"/>
+    <w:link w:val="860"/>
     <w:uiPriority w:val="99"/>
     <w:unhideWhenUsed/>
     <w:pPr>
@@ -32772,10 +38606,10 @@
       <w:ind/>
     </w:pPr>
   </w:style>
-  <w:style w:type="character" w:styleId="850">
+  <w:style w:type="character" w:styleId="860">
     <w:name w:val="Footer Char"/>
-    <w:basedOn w:val="882"/>
-    <w:link w:val="849"/>
+    <w:basedOn w:val="892"/>
+    <w:link w:val="859"/>
     <w:uiPriority w:val="99"/>
     <w:pPr>
       <w:pBdr/>
@@ -32783,10 +38617,10 @@
       <w:ind/>
     </w:pPr>
   </w:style>
-  <w:style w:type="paragraph" w:styleId="851">
+  <w:style w:type="paragraph" w:styleId="861">
     <w:name w:val="Caption"/>
-    <w:basedOn w:val="872"/>
-    <w:next w:val="872"/>
+    <w:basedOn w:val="882"/>
+    <w:next w:val="882"/>
     <w:uiPriority w:val="35"/>
     <w:unhideWhenUsed/>
     <w:qFormat/>
@@ -32803,10 +38637,10 @@
       <w:szCs w:val="18"/>
     </w:rPr>
   </w:style>
-  <w:style w:type="paragraph" w:styleId="852">
+  <w:style w:type="paragraph" w:styleId="862">
     <w:name w:val="footnote text"/>
-    <w:basedOn w:val="872"/>
-    <w:link w:val="853"/>
+    <w:basedOn w:val="882"/>
+    <w:link w:val="863"/>
     <w:uiPriority w:val="99"/>
     <w:semiHidden/>
     <w:unhideWhenUsed/>
@@ -32820,10 +38654,10 @@
       <w:szCs w:val="20"/>
     </w:rPr>
   </w:style>
-  <w:style w:type="character" w:styleId="853">
+  <w:style w:type="character" w:styleId="863">
     <w:name w:val="Footnote Text Char"/>
-    <w:basedOn w:val="882"/>
-    <w:link w:val="852"/>
+    <w:basedOn w:val="892"/>
+    <w:link w:val="862"/>
     <w:uiPriority w:val="99"/>
     <w:semiHidden/>
     <w:pPr>
@@ -32836,9 +38670,9 @@
       <w:szCs w:val="20"/>
     </w:rPr>
   </w:style>
-  <w:style w:type="character" w:styleId="854">
+  <w:style w:type="character" w:styleId="864">
     <w:name w:val="footnote reference"/>
-    <w:basedOn w:val="882"/>
+    <w:basedOn w:val="892"/>
     <w:uiPriority w:val="99"/>
     <w:semiHidden/>
     <w:unhideWhenUsed/>
@@ -32851,10 +38685,10 @@
       <w:vertAlign w:val="superscript"/>
     </w:rPr>
   </w:style>
-  <w:style w:type="paragraph" w:styleId="855">
+  <w:style w:type="paragraph" w:styleId="865">
     <w:name w:val="endnote text"/>
-    <w:basedOn w:val="872"/>
-    <w:link w:val="856"/>
+    <w:basedOn w:val="882"/>
+    <w:link w:val="866"/>
     <w:uiPriority w:val="99"/>
     <w:semiHidden/>
     <w:unhideWhenUsed/>
@@ -32868,10 +38702,10 @@
       <w:szCs w:val="20"/>
     </w:rPr>
   </w:style>
-  <w:style w:type="character" w:styleId="856">
+  <w:style w:type="character" w:styleId="866">
     <w:name w:val="Endnote Text Char"/>
-    <w:basedOn w:val="882"/>
-    <w:link w:val="855"/>
+    <w:basedOn w:val="892"/>
+    <w:link w:val="865"/>
     <w:uiPriority w:val="99"/>
     <w:semiHidden/>
     <w:pPr>
@@ -32884,9 +38718,9 @@
       <w:szCs w:val="20"/>
     </w:rPr>
   </w:style>
-  <w:style w:type="character" w:styleId="857">
+  <w:style w:type="character" w:styleId="867">
     <w:name w:val="endnote reference"/>
-    <w:basedOn w:val="882"/>
+    <w:basedOn w:val="892"/>
     <w:uiPriority w:val="99"/>
     <w:semiHidden/>
     <w:unhideWhenUsed/>
@@ -32899,9 +38733,9 @@
       <w:vertAlign w:val="superscript"/>
     </w:rPr>
   </w:style>
-  <w:style w:type="character" w:styleId="858">
+  <w:style w:type="character" w:styleId="868">
     <w:name w:val="Hyperlink"/>
-    <w:basedOn w:val="882"/>
+    <w:basedOn w:val="892"/>
     <w:uiPriority w:val="99"/>
     <w:unhideWhenUsed/>
     <w:pPr>
@@ -32914,9 +38748,9 @@
       <w:u w:val="single"/>
     </w:rPr>
   </w:style>
-  <w:style w:type="character" w:styleId="859">
+  <w:style w:type="character" w:styleId="869">
     <w:name w:val="FollowedHyperlink"/>
-    <w:basedOn w:val="882"/>
+    <w:basedOn w:val="892"/>
     <w:uiPriority w:val="99"/>
     <w:semiHidden/>
     <w:unhideWhenUsed/>
@@ -32930,10 +38764,10 @@
       <w:u w:val="single"/>
     </w:rPr>
   </w:style>
-  <w:style w:type="paragraph" w:styleId="860">
+  <w:style w:type="paragraph" w:styleId="870">
     <w:name w:val="toc 1"/>
-    <w:basedOn w:val="872"/>
-    <w:next w:val="872"/>
+    <w:basedOn w:val="882"/>
+    <w:next w:val="882"/>
     <w:uiPriority w:val="39"/>
     <w:unhideWhenUsed/>
     <w:pPr>
@@ -32942,10 +38776,10 @@
       <w:ind/>
     </w:pPr>
   </w:style>
-  <w:style w:type="paragraph" w:styleId="861">
+  <w:style w:type="paragraph" w:styleId="871">
     <w:name w:val="toc 2"/>
-    <w:basedOn w:val="872"/>
-    <w:next w:val="872"/>
+    <w:basedOn w:val="882"/>
+    <w:next w:val="882"/>
     <w:uiPriority w:val="39"/>
     <w:unhideWhenUsed/>
     <w:pPr>
@@ -32954,10 +38788,10 @@
       <w:ind w:left="220"/>
     </w:pPr>
   </w:style>
-  <w:style w:type="paragraph" w:styleId="862">
+  <w:style w:type="paragraph" w:styleId="872">
     <w:name w:val="toc 3"/>
-    <w:basedOn w:val="872"/>
-    <w:next w:val="872"/>
+    <w:basedOn w:val="882"/>
+    <w:next w:val="882"/>
     <w:uiPriority w:val="39"/>
     <w:unhideWhenUsed/>
     <w:pPr>
@@ -32966,10 +38800,10 @@
       <w:ind w:left="440"/>
     </w:pPr>
   </w:style>
-  <w:style w:type="paragraph" w:styleId="863">
+  <w:style w:type="paragraph" w:styleId="873">
     <w:name w:val="toc 4"/>
-    <w:basedOn w:val="872"/>
-    <w:next w:val="872"/>
+    <w:basedOn w:val="882"/>
+    <w:next w:val="882"/>
     <w:uiPriority w:val="39"/>
     <w:unhideWhenUsed/>
     <w:pPr>
@@ -32978,10 +38812,10 @@
       <w:ind w:left="660"/>
     </w:pPr>
   </w:style>
-  <w:style w:type="paragraph" w:styleId="864">
+  <w:style w:type="paragraph" w:styleId="874">
     <w:name w:val="toc 5"/>
-    <w:basedOn w:val="872"/>
-    <w:next w:val="872"/>
+    <w:basedOn w:val="882"/>
+    <w:next w:val="882"/>
     <w:uiPriority w:val="39"/>
     <w:unhideWhenUsed/>
     <w:pPr>
@@ -32990,10 +38824,10 @@
       <w:ind w:left="880"/>
     </w:pPr>
   </w:style>
-  <w:style w:type="paragraph" w:styleId="865">
+  <w:style w:type="paragraph" w:styleId="875">
     <w:name w:val="toc 6"/>
-    <w:basedOn w:val="872"/>
-    <w:next w:val="872"/>
+    <w:basedOn w:val="882"/>
+    <w:next w:val="882"/>
     <w:uiPriority w:val="39"/>
     <w:unhideWhenUsed/>
     <w:pPr>
@@ -33002,10 +38836,10 @@
       <w:ind w:left="1100"/>
     </w:pPr>
   </w:style>
-  <w:style w:type="paragraph" w:styleId="866">
+  <w:style w:type="paragraph" w:styleId="876">
     <w:name w:val="toc 7"/>
-    <w:basedOn w:val="872"/>
-    <w:next w:val="872"/>
+    <w:basedOn w:val="882"/>
+    <w:next w:val="882"/>
     <w:uiPriority w:val="39"/>
     <w:unhideWhenUsed/>
     <w:pPr>
@@ -33014,10 +38848,10 @@
       <w:ind w:left="1320"/>
     </w:pPr>
   </w:style>
-  <w:style w:type="paragraph" w:styleId="867">
+  <w:style w:type="paragraph" w:styleId="877">
     <w:name w:val="toc 8"/>
-    <w:basedOn w:val="872"/>
-    <w:next w:val="872"/>
+    <w:basedOn w:val="882"/>
+    <w:next w:val="882"/>
     <w:uiPriority w:val="39"/>
     <w:unhideWhenUsed/>
     <w:pPr>
@@ -33026,10 +38860,10 @@
       <w:ind w:left="1540"/>
     </w:pPr>
   </w:style>
-  <w:style w:type="paragraph" w:styleId="868">
+  <w:style w:type="paragraph" w:styleId="878">
     <w:name w:val="toc 9"/>
-    <w:basedOn w:val="872"/>
-    <w:next w:val="872"/>
+    <w:basedOn w:val="882"/>
+    <w:next w:val="882"/>
     <w:uiPriority w:val="39"/>
     <w:unhideWhenUsed/>
     <w:pPr>
@@ -33038,9 +38872,9 @@
       <w:ind w:left="1760"/>
     </w:pPr>
   </w:style>
-  <w:style w:type="character" w:styleId="869">
+  <w:style w:type="character" w:styleId="879">
     <w:name w:val="Placeholder Text"/>
-    <w:basedOn w:val="882"/>
+    <w:basedOn w:val="892"/>
     <w:uiPriority w:val="99"/>
     <w:semiHidden/>
     <w:pPr>
@@ -33052,7 +38886,7 @@
       <w:color w:val="666666"/>
     </w:rPr>
   </w:style>
-  <w:style w:type="paragraph" w:styleId="870">
+  <w:style w:type="paragraph" w:styleId="880">
     <w:name w:val="TOC Heading"/>
     <w:uiPriority w:val="39"/>
     <w:unhideWhenUsed/>
@@ -33062,10 +38896,10 @@
       <w:ind/>
     </w:pPr>
   </w:style>
-  <w:style w:type="paragraph" w:styleId="871">
+  <w:style w:type="paragraph" w:styleId="881">
     <w:name w:val="table of figures"/>
-    <w:basedOn w:val="872"/>
-    <w:next w:val="872"/>
+    <w:basedOn w:val="882"/>
+    <w:next w:val="882"/>
     <w:uiPriority w:val="99"/>
     <w:unhideWhenUsed/>
     <w:pPr>
@@ -33074,7 +38908,7 @@
       <w:ind/>
     </w:pPr>
   </w:style>
-  <w:style w:type="paragraph" w:styleId="872" w:default="1">
+  <w:style w:type="paragraph" w:styleId="882" w:default="1">
     <w:name w:val="Normal"/>
     <w:qFormat/>
     <w:pPr>
@@ -33083,11 +38917,11 @@
       <w:ind/>
     </w:pPr>
   </w:style>
-  <w:style w:type="paragraph" w:styleId="873">
+  <w:style w:type="paragraph" w:styleId="883">
     <w:name w:val="Heading 1"/>
-    <w:basedOn w:val="872"/>
-    <w:next w:val="872"/>
-    <w:link w:val="885"/>
+    <w:basedOn w:val="882"/>
+    <w:next w:val="882"/>
+    <w:link w:val="895"/>
     <w:uiPriority w:val="9"/>
     <w:qFormat/>
     <w:pPr>
@@ -33105,11 +38939,11 @@
       <w:szCs w:val="40"/>
     </w:rPr>
   </w:style>
-  <w:style w:type="paragraph" w:styleId="874">
+  <w:style w:type="paragraph" w:styleId="884">
     <w:name w:val="Heading 2"/>
-    <w:basedOn w:val="872"/>
-    <w:next w:val="872"/>
-    <w:link w:val="886"/>
+    <w:basedOn w:val="882"/>
+    <w:next w:val="882"/>
+    <w:link w:val="896"/>
     <w:uiPriority w:val="9"/>
     <w:semiHidden/>
     <w:unhideWhenUsed/>
@@ -33129,11 +38963,11 @@
       <w:szCs w:val="32"/>
     </w:rPr>
   </w:style>
-  <w:style w:type="paragraph" w:styleId="875">
+  <w:style w:type="paragraph" w:styleId="885">
     <w:name w:val="Heading 3"/>
-    <w:basedOn w:val="872"/>
-    <w:next w:val="872"/>
-    <w:link w:val="887"/>
+    <w:basedOn w:val="882"/>
+    <w:next w:val="882"/>
+    <w:link w:val="897"/>
     <w:uiPriority w:val="9"/>
     <w:semiHidden/>
     <w:unhideWhenUsed/>
@@ -33153,11 +38987,11 @@
       <w:szCs w:val="28"/>
     </w:rPr>
   </w:style>
-  <w:style w:type="paragraph" w:styleId="876">
+  <w:style w:type="paragraph" w:styleId="886">
     <w:name w:val="Heading 4"/>
-    <w:basedOn w:val="872"/>
-    <w:next w:val="872"/>
-    <w:link w:val="888"/>
+    <w:basedOn w:val="882"/>
+    <w:next w:val="882"/>
+    <w:link w:val="898"/>
     <w:uiPriority w:val="9"/>
     <w:semiHidden/>
     <w:unhideWhenUsed/>
@@ -33177,11 +39011,11 @@
       <w:color w:val="0f4761" w:themeColor="accent1" w:themeShade="BF"/>
     </w:rPr>
   </w:style>
-  <w:style w:type="paragraph" w:styleId="877">
+  <w:style w:type="paragraph" w:styleId="887">
     <w:name w:val="Heading 5"/>
-    <w:basedOn w:val="872"/>
-    <w:next w:val="872"/>
-    <w:link w:val="889"/>
+    <w:basedOn w:val="882"/>
+    <w:next w:val="882"/>
+    <w:link w:val="899"/>
     <w:uiPriority w:val="9"/>
     <w:semiHidden/>
     <w:unhideWhenUsed/>
@@ -33199,11 +39033,11 @@
       <w:color w:val="0f4761" w:themeColor="accent1" w:themeShade="BF"/>
     </w:rPr>
   </w:style>
-  <w:style w:type="paragraph" w:styleId="878">
+  <w:style w:type="paragraph" w:styleId="888">
     <w:name w:val="Heading 6"/>
-    <w:basedOn w:val="872"/>
-    <w:next w:val="872"/>
-    <w:link w:val="890"/>
+    <w:basedOn w:val="882"/>
+    <w:next w:val="882"/>
+    <w:link w:val="900"/>
     <w:uiPriority w:val="9"/>
     <w:semiHidden/>
     <w:unhideWhenUsed/>
@@ -33223,11 +39057,11 @@
       <w:color w:val="595959" w:themeColor="text1" w:themeTint="A6"/>
     </w:rPr>
   </w:style>
-  <w:style w:type="paragraph" w:styleId="879">
+  <w:style w:type="paragraph" w:styleId="889">
     <w:name w:val="Heading 7"/>
-    <w:basedOn w:val="872"/>
-    <w:next w:val="872"/>
-    <w:link w:val="891"/>
+    <w:basedOn w:val="882"/>
+    <w:next w:val="882"/>
+    <w:link w:val="901"/>
     <w:uiPriority w:val="9"/>
     <w:semiHidden/>
     <w:unhideWhenUsed/>
@@ -33245,11 +39079,11 @@
       <w:color w:val="595959" w:themeColor="text1" w:themeTint="A6"/>
     </w:rPr>
   </w:style>
-  <w:style w:type="paragraph" w:styleId="880">
+  <w:style w:type="paragraph" w:styleId="890">
     <w:name w:val="Heading 8"/>
-    <w:basedOn w:val="872"/>
-    <w:next w:val="872"/>
-    <w:link w:val="892"/>
+    <w:basedOn w:val="882"/>
+    <w:next w:val="882"/>
+    <w:link w:val="902"/>
     <w:uiPriority w:val="9"/>
     <w:semiHidden/>
     <w:unhideWhenUsed/>
@@ -33269,11 +39103,11 @@
       <w:color w:val="272727" w:themeColor="text1" w:themeTint="D8"/>
     </w:rPr>
   </w:style>
-  <w:style w:type="paragraph" w:styleId="881">
+  <w:style w:type="paragraph" w:styleId="891">
     <w:name w:val="Heading 9"/>
-    <w:basedOn w:val="872"/>
-    <w:next w:val="872"/>
-    <w:link w:val="893"/>
+    <w:basedOn w:val="882"/>
+    <w:next w:val="882"/>
+    <w:link w:val="903"/>
     <w:uiPriority w:val="9"/>
     <w:semiHidden/>
     <w:unhideWhenUsed/>
@@ -33291,7 +39125,7 @@
       <w:color w:val="272727" w:themeColor="text1" w:themeTint="D8"/>
     </w:rPr>
   </w:style>
-  <w:style w:type="character" w:styleId="882" w:default="1">
+  <w:style w:type="character" w:styleId="892" w:default="1">
     <w:name w:val="Default Paragraph Font"/>
     <w:uiPriority w:val="1"/>
     <w:semiHidden/>
@@ -33302,7 +39136,7 @@
       <w:ind/>
     </w:pPr>
   </w:style>
-  <w:style w:type="table" w:styleId="883" w:default="1">
+  <w:style w:type="table" w:styleId="893" w:default="1">
     <w:name w:val="Normal Table"/>
     <w:uiPriority w:val="99"/>
     <w:semiHidden/>
@@ -33495,7 +39329,7 @@
       </w:tcPr>
     </w:tblStylePr>
   </w:style>
-  <w:style w:type="numbering" w:styleId="884" w:default="1">
+  <w:style w:type="numbering" w:styleId="894" w:default="1">
     <w:name w:val="No List"/>
     <w:uiPriority w:val="99"/>
     <w:semiHidden/>
@@ -33506,10 +39340,10 @@
       <w:ind/>
     </w:pPr>
   </w:style>
-  <w:style w:type="character" w:styleId="885" w:customStyle="1">
+  <w:style w:type="character" w:styleId="895" w:customStyle="1">
     <w:name w:val="Kop 1 Char"/>
-    <w:basedOn w:val="882"/>
-    <w:link w:val="873"/>
+    <w:basedOn w:val="892"/>
+    <w:link w:val="883"/>
     <w:uiPriority w:val="9"/>
     <w:pPr>
       <w:pBdr/>
@@ -33523,10 +39357,10 @@
       <w:szCs w:val="40"/>
     </w:rPr>
   </w:style>
-  <w:style w:type="character" w:styleId="886" w:customStyle="1">
+  <w:style w:type="character" w:styleId="896" w:customStyle="1">
     <w:name w:val="Kop 2 Char"/>
-    <w:basedOn w:val="882"/>
-    <w:link w:val="874"/>
+    <w:basedOn w:val="892"/>
+    <w:link w:val="884"/>
     <w:uiPriority w:val="9"/>
     <w:semiHidden/>
     <w:pPr>
@@ -33541,10 +39375,10 @@
       <w:szCs w:val="32"/>
     </w:rPr>
   </w:style>
-  <w:style w:type="character" w:styleId="887" w:customStyle="1">
+  <w:style w:type="character" w:styleId="897" w:customStyle="1">
     <w:name w:val="Kop 3 Char"/>
-    <w:basedOn w:val="882"/>
-    <w:link w:val="875"/>
+    <w:basedOn w:val="892"/>
+    <w:link w:val="885"/>
     <w:uiPriority w:val="9"/>
     <w:semiHidden/>
     <w:pPr>
@@ -33559,10 +39393,10 @@
       <w:szCs w:val="28"/>
     </w:rPr>
   </w:style>
-  <w:style w:type="character" w:styleId="888" w:customStyle="1">
+  <w:style w:type="character" w:styleId="898" w:customStyle="1">
     <w:name w:val="Kop 4 Char"/>
-    <w:basedOn w:val="882"/>
-    <w:link w:val="876"/>
+    <w:basedOn w:val="892"/>
+    <w:link w:val="886"/>
     <w:uiPriority w:val="9"/>
     <w:semiHidden/>
     <w:pPr>
@@ -33577,10 +39411,10 @@
       <w:color w:val="0f4761" w:themeColor="accent1" w:themeShade="BF"/>
     </w:rPr>
   </w:style>
-  <w:style w:type="character" w:styleId="889" w:customStyle="1">
+  <w:style w:type="character" w:styleId="899" w:customStyle="1">
     <w:name w:val="Kop 5 Char"/>
-    <w:basedOn w:val="882"/>
-    <w:link w:val="877"/>
+    <w:basedOn w:val="892"/>
+    <w:link w:val="887"/>
     <w:uiPriority w:val="9"/>
     <w:semiHidden/>
     <w:pPr>
@@ -33593,10 +39427,10 @@
       <w:color w:val="0f4761" w:themeColor="accent1" w:themeShade="BF"/>
     </w:rPr>
   </w:style>
-  <w:style w:type="character" w:styleId="890" w:customStyle="1">
+  <w:style w:type="character" w:styleId="900" w:customStyle="1">
     <w:name w:val="Kop 6 Char"/>
-    <w:basedOn w:val="882"/>
-    <w:link w:val="878"/>
+    <w:basedOn w:val="892"/>
+    <w:link w:val="888"/>
     <w:uiPriority w:val="9"/>
     <w:semiHidden/>
     <w:pPr>
@@ -33611,10 +39445,10 @@
       <w:color w:val="595959" w:themeColor="text1" w:themeTint="A6"/>
     </w:rPr>
   </w:style>
-  <w:style w:type="character" w:styleId="891" w:customStyle="1">
+  <w:style w:type="character" w:styleId="901" w:customStyle="1">
     <w:name w:val="Kop 7 Char"/>
-    <w:basedOn w:val="882"/>
-    <w:link w:val="879"/>
+    <w:basedOn w:val="892"/>
+    <w:link w:val="889"/>
     <w:uiPriority w:val="9"/>
     <w:semiHidden/>
     <w:pPr>
@@ -33627,10 +39461,10 @@
       <w:color w:val="595959" w:themeColor="text1" w:themeTint="A6"/>
     </w:rPr>
   </w:style>
-  <w:style w:type="character" w:styleId="892" w:customStyle="1">
+  <w:style w:type="character" w:styleId="902" w:customStyle="1">
     <w:name w:val="Kop 8 Char"/>
-    <w:basedOn w:val="882"/>
-    <w:link w:val="880"/>
+    <w:basedOn w:val="892"/>
+    <w:link w:val="890"/>
     <w:uiPriority w:val="9"/>
     <w:semiHidden/>
     <w:pPr>
@@ -33645,10 +39479,10 @@
       <w:color w:val="272727" w:themeColor="text1" w:themeTint="D8"/>
     </w:rPr>
   </w:style>
-  <w:style w:type="character" w:styleId="893" w:customStyle="1">
+  <w:style w:type="character" w:styleId="903" w:customStyle="1">
     <w:name w:val="Kop 9 Char"/>
-    <w:basedOn w:val="882"/>
-    <w:link w:val="881"/>
+    <w:basedOn w:val="892"/>
+    <w:link w:val="891"/>
     <w:uiPriority w:val="9"/>
     <w:semiHidden/>
     <w:pPr>
@@ -33661,11 +39495,11 @@
       <w:color w:val="272727" w:themeColor="text1" w:themeTint="D8"/>
     </w:rPr>
   </w:style>
-  <w:style w:type="paragraph" w:styleId="894">
+  <w:style w:type="paragraph" w:styleId="904">
     <w:name w:val="Title"/>
-    <w:basedOn w:val="872"/>
-    <w:next w:val="872"/>
-    <w:link w:val="895"/>
+    <w:basedOn w:val="882"/>
+    <w:next w:val="882"/>
+    <w:link w:val="905"/>
     <w:uiPriority w:val="10"/>
     <w:qFormat/>
     <w:pPr>
@@ -33681,10 +39515,10 @@
       <w:szCs w:val="56"/>
     </w:rPr>
   </w:style>
-  <w:style w:type="character" w:styleId="895" w:customStyle="1">
+  <w:style w:type="character" w:styleId="905" w:customStyle="1">
     <w:name w:val="Titel Char"/>
-    <w:basedOn w:val="882"/>
-    <w:link w:val="894"/>
+    <w:basedOn w:val="892"/>
+    <w:link w:val="904"/>
     <w:uiPriority w:val="10"/>
     <w:pPr>
       <w:pBdr/>
@@ -33698,11 +39532,11 @@
       <w:szCs w:val="56"/>
     </w:rPr>
   </w:style>
-  <w:style w:type="paragraph" w:styleId="896">
+  <w:style w:type="paragraph" w:styleId="906">
     <w:name w:val="Subtitle"/>
-    <w:basedOn w:val="872"/>
-    <w:next w:val="872"/>
-    <w:link w:val="897"/>
+    <w:basedOn w:val="882"/>
+    <w:next w:val="882"/>
+    <w:link w:val="907"/>
     <w:uiPriority w:val="11"/>
     <w:qFormat/>
     <w:pPr>
@@ -33721,10 +39555,10 @@
       <w:szCs w:val="28"/>
     </w:rPr>
   </w:style>
-  <w:style w:type="character" w:styleId="897" w:customStyle="1">
+  <w:style w:type="character" w:styleId="907" w:customStyle="1">
     <w:name w:val="Ondertitel Char"/>
-    <w:basedOn w:val="882"/>
-    <w:link w:val="896"/>
+    <w:basedOn w:val="892"/>
+    <w:link w:val="906"/>
     <w:uiPriority w:val="11"/>
     <w:pPr>
       <w:pBdr/>
@@ -33739,11 +39573,11 @@
       <w:szCs w:val="28"/>
     </w:rPr>
   </w:style>
-  <w:style w:type="paragraph" w:styleId="898">
+  <w:style w:type="paragraph" w:styleId="908">
     <w:name w:val="Quote"/>
-    <w:basedOn w:val="872"/>
-    <w:next w:val="872"/>
-    <w:link w:val="899"/>
+    <w:basedOn w:val="882"/>
+    <w:next w:val="882"/>
+    <w:link w:val="909"/>
     <w:uiPriority w:val="29"/>
     <w:qFormat/>
     <w:pPr>
@@ -33758,10 +39592,10 @@
       <w:color w:val="404040" w:themeColor="text1" w:themeTint="BF"/>
     </w:rPr>
   </w:style>
-  <w:style w:type="character" w:styleId="899" w:customStyle="1">
+  <w:style w:type="character" w:styleId="909" w:customStyle="1">
     <w:name w:val="Citaat Char"/>
-    <w:basedOn w:val="882"/>
-    <w:link w:val="898"/>
+    <w:basedOn w:val="892"/>
+    <w:link w:val="908"/>
     <w:uiPriority w:val="29"/>
     <w:pPr>
       <w:pBdr/>
@@ -33774,9 +39608,9 @@
       <w:color w:val="404040" w:themeColor="text1" w:themeTint="BF"/>
     </w:rPr>
   </w:style>
-  <w:style w:type="paragraph" w:styleId="900">
+  <w:style w:type="paragraph" w:styleId="910">
     <w:name w:val="List Paragraph"/>
-    <w:basedOn w:val="872"/>
+    <w:basedOn w:val="882"/>
     <w:uiPriority w:val="34"/>
     <w:qFormat/>
     <w:pPr>
@@ -33786,9 +39620,9 @@
       <w:contextualSpacing w:val="true"/>
     </w:pPr>
   </w:style>
-  <w:style w:type="character" w:styleId="901">
+  <w:style w:type="character" w:styleId="911">
     <w:name w:val="Intense Emphasis"/>
-    <w:basedOn w:val="882"/>
+    <w:basedOn w:val="892"/>
     <w:uiPriority w:val="21"/>
     <w:qFormat/>
     <w:pPr>
@@ -33802,11 +39636,11 @@
       <w:color w:val="0f4761" w:themeColor="accent1" w:themeShade="BF"/>
     </w:rPr>
   </w:style>
-  <w:style w:type="paragraph" w:styleId="902">
+  <w:style w:type="paragraph" w:styleId="912">
     <w:name w:val="Intense Quote"/>
-    <w:basedOn w:val="872"/>
-    <w:next w:val="872"/>
-    <w:link w:val="903"/>
+    <w:basedOn w:val="882"/>
+    <w:next w:val="882"/>
+    <w:link w:val="913"/>
     <w:uiPriority w:val="30"/>
     <w:qFormat/>
     <w:pPr>
@@ -33824,10 +39658,10 @@
       <w:color w:val="0f4761" w:themeColor="accent1" w:themeShade="BF"/>
     </w:rPr>
   </w:style>
-  <w:style w:type="character" w:styleId="903" w:customStyle="1">
+  <w:style w:type="character" w:styleId="913" w:customStyle="1">
     <w:name w:val="Duidelijk citaat Char"/>
-    <w:basedOn w:val="882"/>
-    <w:link w:val="902"/>
+    <w:basedOn w:val="892"/>
+    <w:link w:val="912"/>
     <w:uiPriority w:val="30"/>
     <w:pPr>
       <w:pBdr/>
@@ -33840,9 +39674,9 @@
       <w:color w:val="0f4761" w:themeColor="accent1" w:themeShade="BF"/>
     </w:rPr>
   </w:style>
-  <w:style w:type="character" w:styleId="904">
+  <w:style w:type="character" w:styleId="914">
     <w:name w:val="Intense Reference"/>
-    <w:basedOn w:val="882"/>
+    <w:basedOn w:val="892"/>
     <w:uiPriority w:val="32"/>
     <w:qFormat/>
     <w:pPr>
@@ -33858,9 +39692,9 @@
       <w:spacing w:val="5"/>
     </w:rPr>
   </w:style>
-  <w:style w:type="paragraph" w:styleId="905">
+  <w:style w:type="paragraph" w:styleId="915">
     <w:name w:val="No Spacing"/>
-    <w:link w:val="906"/>
+    <w:link w:val="916"/>
     <w:uiPriority w:val="1"/>
     <w:qFormat/>
     <w:pPr>
@@ -33874,10 +39708,10 @@
       <w14:ligatures w14:val="none"/>
     </w:rPr>
   </w:style>
-  <w:style w:type="character" w:styleId="906" w:customStyle="1">
+  <w:style w:type="character" w:styleId="916" w:customStyle="1">
     <w:name w:val="Geen afstand Char"/>
-    <w:basedOn w:val="882"/>
-    <w:link w:val="905"/>
+    <w:basedOn w:val="892"/>
+    <w:link w:val="915"/>
     <w:uiPriority w:val="1"/>
     <w:pPr>
       <w:pBdr/>

--- a/Documentatie/Verslagen/onderzoek fabio.docx
+++ b/Documentatie/Verslagen/onderzoek fabio.docx
@@ -1813,6 +1813,7 @@
           <w:color w:val="ff0000"/>
           <w:sz w:val="22"/>
           <w:szCs w:val="22"/>
+          <w:highlight w:val="none"/>
         </w:rPr>
       </w:r>
       <w:r>
@@ -1870,6 +1871,7 @@
           <w:color w:val="000000" w:themeColor="text1"/>
           <w:sz w:val="28"/>
           <w:szCs w:val="28"/>
+          <w:highlight w:val="none"/>
         </w:rPr>
       </w:r>
       <w:r>
@@ -2175,7 +2177,6 @@
           <w:color w:val="000000" w:themeColor="text1"/>
           <w:sz w:val="28"/>
           <w:szCs w:val="28"/>
-          <w:highlight w:val="none"/>
         </w:rPr>
       </w:r>
       <w:r>
@@ -2943,6 +2944,8 @@
           <w:color w:val="000000" w:themeColor="text1"/>
           <w:sz w:val="22"/>
           <w:szCs w:val="22"/>
+          <w:highlight w:val="none"/>
+          <w:lang w:val="en-US"/>
         </w:rPr>
       </w:r>
       <w:r>
@@ -2989,8 +2992,6 @@
           <w:color w:val="000000" w:themeColor="text1"/>
           <w:sz w:val="22"/>
           <w:szCs w:val="22"/>
-          <w:highlight w:val="none"/>
-          <w:lang w:val="en-US"/>
         </w:rPr>
       </w:r>
       <w:r>
@@ -3156,8 +3157,8 @@
         <w:tblLook w:val="04A0" w:firstRow="1" w:lastRow="0" w:firstColumn="1" w:lastColumn="0" w:noHBand="0" w:noVBand="1"/>
       </w:tblPr>
       <w:tblGrid>
-        <w:gridCol w:w="2342"/>
-        <w:gridCol w:w="1485"/>
+        <w:gridCol w:w="2126"/>
+        <w:gridCol w:w="1701"/>
         <w:gridCol w:w="1559"/>
         <w:gridCol w:w="1559"/>
         <w:gridCol w:w="1559"/>
@@ -3168,7 +3169,7 @@
         <w:tc>
           <w:tcPr>
             <w:tcBorders/>
-            <w:tcW w:w="2342" w:type="dxa"/>
+            <w:tcW w:w="2126" w:type="dxa"/>
           </w:tcPr>
           <w:p>
             <w:pPr>
@@ -3202,7 +3203,6 @@
                 <w:sz w:val="22"/>
                 <w:szCs w:val="22"/>
                 <w:highlight w:val="none"/>
-                <w:lang w:val="en-US"/>
               </w:rPr>
             </w:r>
             <w:r>
@@ -3219,7 +3219,7 @@
         <w:tc>
           <w:tcPr>
             <w:tcBorders/>
-            <w:tcW w:w="1485" w:type="dxa"/>
+            <w:tcW w:w="1701" w:type="dxa"/>
           </w:tcPr>
           <w:p>
             <w:pPr>
@@ -3253,7 +3253,7 @@
                 <w:sz w:val="22"/>
                 <w:szCs w:val="22"/>
                 <w:highlight w:val="none"/>
-                <w:lang w:val="en-US"/>
+                <w:lang w:val="en-US" w:bidi="en-US"/>
               </w:rPr>
             </w:r>
             <w:r>
@@ -3305,7 +3305,7 @@
                 <w:sz w:val="22"/>
                 <w:szCs w:val="22"/>
                 <w:highlight w:val="none"/>
-                <w:lang w:val="en-US"/>
+                <w:lang w:val="en-US" w:bidi="en-US"/>
               </w:rPr>
             </w:r>
             <w:r>
@@ -3358,7 +3358,7 @@
                 <w:sz w:val="22"/>
                 <w:szCs w:val="22"/>
                 <w:highlight w:val="none"/>
-                <w:lang w:val="en-US"/>
+                <w:lang w:val="en-US" w:bidi="en-US"/>
               </w:rPr>
             </w:r>
             <w:r>
@@ -3421,7 +3421,7 @@
                 <w:sz w:val="22"/>
                 <w:szCs w:val="22"/>
                 <w:highlight w:val="none"/>
-                <w:lang w:val="en-US"/>
+                <w:lang w:val="en-US" w:bidi="en-US"/>
               </w:rPr>
             </w:r>
             <w:r>
@@ -3474,7 +3474,7 @@
                 <w:sz w:val="22"/>
                 <w:szCs w:val="22"/>
                 <w:highlight w:val="none"/>
-                <w:lang w:val="en-US"/>
+                <w:lang w:val="en-US" w:bidi="en-US"/>
               </w:rPr>
             </w:r>
             <w:r>
@@ -3495,7 +3495,7 @@
         <w:tc>
           <w:tcPr>
             <w:tcBorders/>
-            <w:tcW w:w="2342" w:type="dxa"/>
+            <w:tcW w:w="2126" w:type="dxa"/>
             <w:vMerge w:val="restart"/>
           </w:tcPr>
           <w:p>
@@ -3530,7 +3530,6 @@
                 <w:sz w:val="22"/>
                 <w:szCs w:val="22"/>
                 <w:highlight w:val="none"/>
-                <w:lang w:val="en-US" w:bidi="en-US"/>
               </w:rPr>
             </w:r>
             <w:r>
@@ -3547,7 +3546,7 @@
         <w:tc>
           <w:tcPr>
             <w:tcBorders/>
-            <w:tcW w:w="1485" w:type="dxa"/>
+            <w:tcW w:w="1701" w:type="dxa"/>
           </w:tcPr>
           <w:p>
             <w:pPr>
@@ -3581,7 +3580,7 @@
                 <w:sz w:val="22"/>
                 <w:szCs w:val="22"/>
                 <w:highlight w:val="none"/>
-                <w:lang w:val="en-US"/>
+                <w:lang w:val="en-US" w:bidi="en-US"/>
               </w:rPr>
             </w:r>
             <w:r>
@@ -3633,7 +3632,7 @@
                 <w:sz w:val="22"/>
                 <w:szCs w:val="22"/>
                 <w:highlight w:val="none"/>
-                <w:lang w:val="en-US"/>
+                <w:lang w:val="en-US" w:bidi="en-US"/>
               </w:rPr>
             </w:r>
             <w:r>
@@ -3817,7 +3816,7 @@
         <w:tc>
           <w:tcPr>
             <w:tcBorders/>
-            <w:tcW w:w="2342" w:type="dxa"/>
+            <w:tcW w:w="2126" w:type="dxa"/>
           </w:tcPr>
           <w:p>
             <w:pPr>
@@ -3851,7 +3850,6 @@
                 <w:sz w:val="22"/>
                 <w:szCs w:val="22"/>
                 <w:highlight w:val="none"/>
-                <w:lang w:val="en-US"/>
               </w:rPr>
             </w:r>
             <w:r>
@@ -3868,7 +3866,7 @@
         <w:tc>
           <w:tcPr>
             <w:tcBorders/>
-            <w:tcW w:w="1485" w:type="dxa"/>
+            <w:tcW w:w="1701" w:type="dxa"/>
           </w:tcPr>
           <w:p>
             <w:pPr>
@@ -3902,7 +3900,7 @@
                 <w:sz w:val="22"/>
                 <w:szCs w:val="22"/>
                 <w:highlight w:val="none"/>
-                <w:lang w:val="en-US"/>
+                <w:lang w:val="en-US" w:bidi="en-US"/>
               </w:rPr>
             </w:r>
             <w:r>
@@ -3954,7 +3952,7 @@
                 <w:sz w:val="22"/>
                 <w:szCs w:val="22"/>
                 <w:highlight w:val="none"/>
-                <w:lang w:val="en-US"/>
+                <w:lang w:val="en-US" w:bidi="en-US"/>
               </w:rPr>
             </w:r>
             <w:r>
@@ -4007,7 +4005,7 @@
                 <w:sz w:val="22"/>
                 <w:szCs w:val="22"/>
                 <w:highlight w:val="none"/>
-                <w:lang w:val="en-US"/>
+                <w:lang w:val="en-US" w:bidi="en-US"/>
               </w:rPr>
             </w:r>
             <w:r>
@@ -4157,7 +4155,7 @@
                 <w:sz w:val="22"/>
                 <w:szCs w:val="22"/>
                 <w:highlight w:val="none"/>
-                <w:lang w:val="en-US"/>
+                <w:lang w:val="en-US" w:bidi="en-US"/>
               </w:rPr>
             </w:r>
             <w:r>
@@ -4178,7 +4176,7 @@
         <w:tc>
           <w:tcPr>
             <w:tcBorders/>
-            <w:tcW w:w="2342" w:type="dxa"/>
+            <w:tcW w:w="2126" w:type="dxa"/>
             <w:vMerge w:val="restart"/>
           </w:tcPr>
           <w:p>
@@ -4232,7 +4230,7 @@
         <w:tc>
           <w:tcPr>
             <w:tcBorders/>
-            <w:tcW w:w="1485" w:type="dxa"/>
+            <w:tcW w:w="1701" w:type="dxa"/>
           </w:tcPr>
           <w:p>
             <w:pPr>
@@ -4266,7 +4264,7 @@
                 <w:sz w:val="22"/>
                 <w:szCs w:val="22"/>
                 <w:highlight w:val="none"/>
-                <w:lang w:val="en-US"/>
+                <w:lang w:val="en-US" w:bidi="en-US"/>
               </w:rPr>
             </w:r>
             <w:r>
@@ -4502,7 +4500,7 @@
         <w:tc>
           <w:tcPr>
             <w:tcBorders/>
-            <w:tcW w:w="2342" w:type="dxa"/>
+            <w:tcW w:w="2126" w:type="dxa"/>
           </w:tcPr>
           <w:p>
             <w:pPr>
@@ -4536,7 +4534,6 @@
                 <w:sz w:val="22"/>
                 <w:szCs w:val="22"/>
                 <w:highlight w:val="none"/>
-                <w:lang w:val="en-US"/>
               </w:rPr>
             </w:r>
             <w:r>
@@ -4553,7 +4550,7 @@
         <w:tc>
           <w:tcPr>
             <w:tcBorders/>
-            <w:tcW w:w="1485" w:type="dxa"/>
+            <w:tcW w:w="1701" w:type="dxa"/>
           </w:tcPr>
           <w:p>
             <w:pPr>
@@ -4587,7 +4584,7 @@
                 <w:sz w:val="22"/>
                 <w:szCs w:val="22"/>
                 <w:highlight w:val="none"/>
-                <w:lang w:val="en-US"/>
+                <w:lang w:val="en-US" w:bidi="en-US"/>
               </w:rPr>
             </w:r>
             <w:r>
@@ -4639,7 +4636,7 @@
                 <w:sz w:val="22"/>
                 <w:szCs w:val="22"/>
                 <w:highlight w:val="none"/>
-                <w:lang w:val="en-US"/>
+                <w:lang w:val="en-US" w:bidi="en-US"/>
               </w:rPr>
             </w:r>
             <w:r>
@@ -4692,7 +4689,7 @@
                 <w:sz w:val="22"/>
                 <w:szCs w:val="22"/>
                 <w:highlight w:val="none"/>
-                <w:lang w:val="en-US"/>
+                <w:lang w:val="en-US" w:bidi="en-US"/>
               </w:rPr>
             </w:r>
             <w:r>
@@ -4745,7 +4742,7 @@
                 <w:sz w:val="22"/>
                 <w:szCs w:val="22"/>
                 <w:highlight w:val="none"/>
-                <w:lang w:val="en-US"/>
+                <w:lang w:val="en-US" w:bidi="en-US"/>
               </w:rPr>
             </w:r>
             <w:r>
@@ -4798,7 +4795,7 @@
                 <w:sz w:val="22"/>
                 <w:szCs w:val="22"/>
                 <w:highlight w:val="none"/>
-                <w:lang w:val="en-US"/>
+                <w:lang w:val="en-US" w:bidi="en-US"/>
               </w:rPr>
             </w:r>
             <w:r>
@@ -4819,7 +4816,7 @@
         <w:tc>
           <w:tcPr>
             <w:tcBorders/>
-            <w:tcW w:w="2342" w:type="dxa"/>
+            <w:tcW w:w="2126" w:type="dxa"/>
           </w:tcPr>
           <w:p>
             <w:pPr>
@@ -4853,7 +4850,6 @@
                 <w:sz w:val="22"/>
                 <w:szCs w:val="22"/>
                 <w:highlight w:val="none"/>
-                <w:lang w:val="en-US"/>
               </w:rPr>
             </w:r>
             <w:r>
@@ -4870,7 +4866,7 @@
         <w:tc>
           <w:tcPr>
             <w:tcBorders/>
-            <w:tcW w:w="1485" w:type="dxa"/>
+            <w:tcW w:w="1701" w:type="dxa"/>
           </w:tcPr>
           <w:p>
             <w:pPr>
@@ -5093,7 +5089,7 @@
                 <w:sz w:val="22"/>
                 <w:szCs w:val="22"/>
                 <w:highlight w:val="none"/>
-                <w:lang w:val="en-US"/>
+                <w:lang w:val="en-US" w:bidi="en-US"/>
               </w:rPr>
             </w:r>
             <w:r>
@@ -5237,7 +5233,7 @@
                 <w:sz w:val="22"/>
                 <w:szCs w:val="22"/>
                 <w:highlight w:val="none"/>
-                <w:lang w:val="en-US"/>
+                <w:lang w:val="en-US" w:bidi="en-US"/>
               </w:rPr>
             </w:r>
             <w:r>
@@ -5381,7 +5377,7 @@
                 <w:sz w:val="22"/>
                 <w:szCs w:val="22"/>
                 <w:highlight w:val="none"/>
-                <w:lang w:val="en-US"/>
+                <w:lang w:val="en-US" w:bidi="en-US"/>
               </w:rPr>
             </w:r>
             <w:r>
@@ -5525,7 +5521,7 @@
                 <w:sz w:val="22"/>
                 <w:szCs w:val="22"/>
                 <w:highlight w:val="none"/>
-                <w:lang w:val="en-US"/>
+                <w:lang w:val="en-US" w:bidi="en-US"/>
               </w:rPr>
             </w:r>
             <w:r>
@@ -5546,7 +5542,7 @@
         <w:tc>
           <w:tcPr>
             <w:tcBorders/>
-            <w:tcW w:w="2342" w:type="dxa"/>
+            <w:tcW w:w="2126" w:type="dxa"/>
             <w:vMerge w:val="restart"/>
           </w:tcPr>
           <w:p>
@@ -5581,7 +5577,6 @@
                 <w:sz w:val="22"/>
                 <w:szCs w:val="22"/>
                 <w:highlight w:val="none"/>
-                <w:lang w:val="en-US" w:bidi="en-US"/>
               </w:rPr>
             </w:r>
             <w:r>
@@ -5598,7 +5593,7 @@
         <w:tc>
           <w:tcPr>
             <w:tcBorders/>
-            <w:tcW w:w="1485" w:type="dxa"/>
+            <w:tcW w:w="1701" w:type="dxa"/>
           </w:tcPr>
           <w:p>
             <w:pPr>
@@ -5623,17 +5618,7 @@
                 <w:highlight w:val="none"/>
                 <w:lang w:val="en-US" w:bidi="en-US"/>
               </w:rPr>
-              <w:t xml:space="preserve">Windows </w:t>
-            </w:r>
-            <w:r>
-              <w:rPr>
-                <w:b w:val="0"/>
-                <w:bCs w:val="0"/>
-                <w:sz w:val="22"/>
-                <w:szCs w:val="22"/>
-                <w:highlight w:val="none"/>
-                <w:lang w:val="en-US"/>
-              </w:rPr>
+              <w:t xml:space="preserve">Windows apps update on their own which ensures the apps remain stable and reliable.</w:t>
             </w:r>
             <w:r>
               <w:rPr>
@@ -5646,12 +5631,96 @@
               </w:rPr>
             </w:r>
           </w:p>
+          <w:p>
+            <w:pPr>
+              <w:pBdr/>
+              <w:spacing/>
+              <w:ind/>
+              <w:rPr>
+                <w:b w:val="0"/>
+                <w:bCs w:val="0"/>
+                <w:sz w:val="22"/>
+                <w:szCs w:val="22"/>
+                <w:highlight w:val="none"/>
+                <w:lang w:val="en-US" w:bidi="en-US"/>
+              </w:rPr>
+            </w:pPr>
+            <w:r>
+              <w:rPr>
+                <w:b w:val="0"/>
+                <w:bCs w:val="0"/>
+                <w:sz w:val="22"/>
+                <w:szCs w:val="22"/>
+                <w:highlight w:val="none"/>
+                <w:lang w:val="en-US" w:bidi="en-US"/>
+              </w:rPr>
+              <w:t xml:space="preserve">The user gets recommended to update the system once every month, unless the user does not update the system within 2 months Windows will force the user to update the system.</w:t>
+            </w:r>
+            <w:r>
+              <w:rPr>
+                <w:b w:val="0"/>
+                <w:bCs w:val="0"/>
+                <w:sz w:val="22"/>
+                <w:szCs w:val="22"/>
+                <w:highlight w:val="none"/>
+                <w:lang w:val="en-US" w:bidi="en-US"/>
+              </w:rPr>
+            </w:r>
+            <w:r/>
+          </w:p>
         </w:tc>
         <w:tc>
           <w:tcPr>
             <w:tcBorders/>
             <w:tcW w:w="1559" w:type="dxa"/>
           </w:tcPr>
+          <w:p>
+            <w:pPr>
+              <w:pBdr/>
+              <w:shd w:val="nil" w:color="000000"/>
+              <w:spacing/>
+              <w:ind/>
+              <w:rPr>
+                <w:b w:val="0"/>
+                <w:bCs w:val="0"/>
+                <w:sz w:val="22"/>
+                <w:szCs w:val="22"/>
+                <w:highlight w:val="none"/>
+                <w:lang w:val="en-US" w:bidi="en-US"/>
+              </w:rPr>
+            </w:pPr>
+            <w:r>
+              <w:rPr>
+                <w:b w:val="0"/>
+                <w:bCs w:val="0"/>
+                <w:sz w:val="22"/>
+                <w:szCs w:val="22"/>
+                <w:highlight w:val="none"/>
+                <w:lang w:val="en-US" w:bidi="en-US"/>
+              </w:rPr>
+              <w:t xml:space="preserve">Debian uses somewhat older packages, which provides </w:t>
+            </w:r>
+            <w:r>
+              <w:rPr>
+                <w:b w:val="0"/>
+                <w:bCs w:val="0"/>
+                <w:sz w:val="22"/>
+                <w:szCs w:val="22"/>
+                <w:highlight w:val="none"/>
+                <w:lang w:val="en-US" w:bidi="en-US"/>
+              </w:rPr>
+              <w:t xml:space="preserve">stability and reliability.</w:t>
+            </w:r>
+            <w:r>
+              <w:rPr>
+                <w:b/>
+                <w:bCs/>
+                <w:sz w:val="22"/>
+                <w:szCs w:val="22"/>
+                <w:highlight w:val="none"/>
+              </w:rPr>
+            </w:r>
+          </w:p>
           <w:p>
             <w:pPr>
               <w:pBdr/>
@@ -5675,7 +5744,7 @@
                 <w:highlight w:val="none"/>
                 <w:lang w:val="en-US" w:bidi="en-US"/>
               </w:rPr>
-              <w:t xml:space="preserve">Debian uses somewhat older packages, which provides </w:t>
+              <w:t xml:space="preserve">The user gets to choose when to update the system, although it is recommended to update once every month to ensure the system will remain stable.</w:t>
             </w:r>
             <w:r>
               <w:rPr>
@@ -5686,16 +5755,51 @@
                 <w:highlight w:val="none"/>
                 <w:lang w:val="en-US" w:bidi="en-US"/>
               </w:rPr>
-              <w:t xml:space="preserve">stability and reliability</w:t>
+            </w:r>
+          </w:p>
+        </w:tc>
+        <w:tc>
+          <w:tcPr>
+            <w:tcBorders/>
+            <w:tcW w:w="1559" w:type="dxa"/>
+            <w:vMerge w:val="restart"/>
+          </w:tcPr>
+          <w:p>
+            <w:pPr>
+              <w:pBdr/>
+              <w:shd w:val="nil" w:color="000000"/>
+              <w:spacing/>
+              <w:ind/>
+              <w:rPr>
+                <w:b w:val="0"/>
+                <w:bCs w:val="0"/>
+                <w:sz w:val="22"/>
+                <w:szCs w:val="22"/>
+                <w:highlight w:val="none"/>
+                <w:lang w:val="en-US" w:bidi="en-US"/>
+              </w:rPr>
+            </w:pPr>
+            <w:r>
+              <w:rPr>
+                <w:b w:val="0"/>
+                <w:bCs w:val="0"/>
+                <w:sz w:val="22"/>
+                <w:szCs w:val="22"/>
+                <w:highlight w:val="none"/>
+                <w:lang w:val="en-US" w:bidi="en-US"/>
+              </w:rPr>
+              <w:t xml:space="preserve">Ubuntu uses somewhat older packages, which provides </w:t>
             </w:r>
             <w:r>
               <w:rPr>
-                <w:b/>
-                <w:bCs/>
+                <w:b w:val="0"/>
+                <w:bCs w:val="0"/>
                 <w:sz w:val="22"/>
                 <w:szCs w:val="22"/>
                 <w:highlight w:val="none"/>
+                <w:lang w:val="en-US" w:bidi="en-US"/>
               </w:rPr>
+              <w:t xml:space="preserve">stability and reliability.</w:t>
             </w:r>
             <w:r>
               <w:rPr>
@@ -5707,13 +5811,6 @@
               </w:rPr>
             </w:r>
           </w:p>
-        </w:tc>
-        <w:tc>
-          <w:tcPr>
-            <w:tcBorders/>
-            <w:tcW w:w="1559" w:type="dxa"/>
-            <w:vMerge w:val="restart"/>
-          </w:tcPr>
           <w:p>
             <w:pPr>
               <w:pBdr/>
@@ -5737,18 +5834,7 @@
                 <w:highlight w:val="none"/>
                 <w:lang w:val="en-US" w:bidi="en-US"/>
               </w:rPr>
-              <w:t xml:space="preserve">Ubuntu uses somewhat older packages, which provides </w:t>
-            </w:r>
-            <w:r>
-              <w:rPr>
-                <w:b w:val="0"/>
-                <w:bCs w:val="0"/>
-                <w:sz w:val="22"/>
-                <w:szCs w:val="22"/>
-                <w:highlight w:val="none"/>
-                <w:lang w:val="en-US" w:bidi="en-US"/>
-              </w:rPr>
-              <w:t xml:space="preserve">stability and reliability</w:t>
+              <w:t xml:space="preserve">The user gets to choose when to update the system, although it is recommended to update once every month to ensure the system will remain stable.</w:t>
             </w:r>
             <w:r>
               <w:rPr>
@@ -5766,6 +5852,51 @@
                 <w:sz w:val="22"/>
                 <w:szCs w:val="22"/>
                 <w:highlight w:val="none"/>
+              </w:rPr>
+            </w:r>
+          </w:p>
+          <w:p>
+            <w:pPr>
+              <w:pBdr/>
+              <w:shd w:val="nil" w:color="000000"/>
+              <w:spacing/>
+              <w:ind/>
+              <w:rPr>
+                <w:b/>
+                <w:bCs/>
+                <w:sz w:val="22"/>
+                <w:szCs w:val="22"/>
+                <w:highlight w:val="none"/>
+              </w:rPr>
+            </w:pPr>
+            <w:r>
+              <w:rPr>
+                <w:b w:val="0"/>
+                <w:bCs w:val="0"/>
+                <w:sz w:val="22"/>
+                <w:szCs w:val="22"/>
+                <w:highlight w:val="none"/>
+                <w:lang w:val="en-US" w:bidi="en-US"/>
+              </w:rPr>
+            </w:r>
+            <w:r>
+              <w:rPr>
+                <w:b w:val="0"/>
+                <w:bCs w:val="0"/>
+                <w:sz w:val="22"/>
+                <w:szCs w:val="22"/>
+                <w:highlight w:val="none"/>
+                <w:lang w:val="en-US" w:bidi="en-US"/>
+              </w:rPr>
+            </w:r>
+            <w:r>
+              <w:rPr>
+                <w:b w:val="0"/>
+                <w:bCs w:val="0"/>
+                <w:sz w:val="22"/>
+                <w:szCs w:val="22"/>
+                <w:highlight w:val="none"/>
+                <w:lang w:val="en-US" w:bidi="en-US"/>
               </w:rPr>
             </w:r>
           </w:p>
@@ -5832,17 +5963,7 @@
                 <w:highlight w:val="none"/>
                 <w:lang w:val="en-US" w:bidi="en-US"/>
               </w:rPr>
-              <w:t xml:space="preserve"> but it does ensure frequent bug fixes</w:t>
-            </w:r>
-            <w:r>
-              <w:rPr>
-                <w:b w:val="0"/>
-                <w:bCs w:val="0"/>
-                <w:sz w:val="22"/>
-                <w:szCs w:val="22"/>
-                <w:highlight w:val="none"/>
-                <w:lang w:val="en-US" w:bidi="en-US"/>
-              </w:rPr>
+              <w:t xml:space="preserve"> but it does ensure frequent bug fixes.</w:t>
             </w:r>
             <w:r>
               <w:rPr>
@@ -5855,13 +5976,6 @@
               </w:rPr>
             </w:r>
           </w:p>
-        </w:tc>
-        <w:tc>
-          <w:tcPr>
-            <w:tcBorders/>
-            <w:tcW w:w="1701" w:type="dxa"/>
-            <w:vMerge w:val="restart"/>
-          </w:tcPr>
           <w:p>
             <w:pPr>
               <w:pBdr/>
@@ -5885,18 +5999,7 @@
                 <w:highlight w:val="none"/>
                 <w:lang w:val="en-US" w:bidi="en-US"/>
               </w:rPr>
-              <w:t xml:space="preserve">Kubuntu uses somewhat older packages, which provides </w:t>
-            </w:r>
-            <w:r>
-              <w:rPr>
-                <w:b w:val="0"/>
-                <w:bCs w:val="0"/>
-                <w:sz w:val="22"/>
-                <w:szCs w:val="22"/>
-                <w:highlight w:val="none"/>
-                <w:lang w:val="en-US" w:bidi="en-US"/>
-              </w:rPr>
-              <w:t xml:space="preserve">stability and reliability</w:t>
+              <w:t xml:space="preserve">The user gets to choose when to update the system, although it is recommended to update once every week up to a month to ensure the system will remain stable.</w:t>
             </w:r>
             <w:r>
               <w:rPr>
@@ -5964,15 +6067,59 @@
             </w:r>
           </w:p>
         </w:tc>
-      </w:tr>
-      <w:tr>
-        <w:trPr/>
         <w:tc>
           <w:tcPr>
             <w:tcBorders/>
-            <w:tcW w:w="2342" w:type="dxa"/>
+            <w:tcW w:w="1701" w:type="dxa"/>
             <w:vMerge w:val="restart"/>
           </w:tcPr>
+          <w:p>
+            <w:pPr>
+              <w:pBdr/>
+              <w:shd w:val="nil" w:color="000000"/>
+              <w:spacing/>
+              <w:ind/>
+              <w:rPr>
+                <w:b w:val="0"/>
+                <w:bCs w:val="0"/>
+                <w:sz w:val="22"/>
+                <w:szCs w:val="22"/>
+                <w:highlight w:val="none"/>
+                <w:lang w:val="en-US" w:bidi="en-US"/>
+              </w:rPr>
+            </w:pPr>
+            <w:r>
+              <w:rPr>
+                <w:b w:val="0"/>
+                <w:bCs w:val="0"/>
+                <w:sz w:val="22"/>
+                <w:szCs w:val="22"/>
+                <w:highlight w:val="none"/>
+                <w:lang w:val="en-US" w:bidi="en-US"/>
+              </w:rPr>
+              <w:t xml:space="preserve">Kubuntu uses somewhat older packages, which provides </w:t>
+            </w:r>
+            <w:r>
+              <w:rPr>
+                <w:b w:val="0"/>
+                <w:bCs w:val="0"/>
+                <w:sz w:val="22"/>
+                <w:szCs w:val="22"/>
+                <w:highlight w:val="none"/>
+                <w:lang w:val="en-US" w:bidi="en-US"/>
+              </w:rPr>
+              <w:t xml:space="preserve">stability and reliability.</w:t>
+            </w:r>
+            <w:r>
+              <w:rPr>
+                <w:b/>
+                <w:bCs/>
+                <w:sz w:val="22"/>
+                <w:szCs w:val="22"/>
+                <w:highlight w:val="none"/>
+              </w:rPr>
+            </w:r>
+          </w:p>
           <w:p>
             <w:pPr>
               <w:pBdr/>
@@ -5989,14 +6136,14 @@
             </w:pPr>
             <w:r>
               <w:rPr>
-                <w:b/>
-                <w:bCs/>
+                <w:b w:val="0"/>
+                <w:bCs w:val="0"/>
                 <w:sz w:val="22"/>
                 <w:szCs w:val="22"/>
                 <w:highlight w:val="none"/>
                 <w:lang w:val="en-US" w:bidi="en-US"/>
               </w:rPr>
-              <w:t xml:space="preserve">Freedom of use</w:t>
+              <w:t xml:space="preserve">The user gets to choose when to update the system, although it is recommended to update once every month to ensure the system will remain stable.</w:t>
             </w:r>
             <w:r>
               <w:rPr>
@@ -6005,7 +6152,6 @@
                 <w:sz w:val="22"/>
                 <w:szCs w:val="22"/>
                 <w:highlight w:val="none"/>
-                <w:lang w:val="en-US" w:bidi="en-US"/>
               </w:rPr>
             </w:r>
             <w:r>
@@ -6018,15 +6164,55 @@
               </w:rPr>
             </w:r>
           </w:p>
-        </w:tc>
-        <w:tc>
-          <w:tcPr>
-            <w:tcBorders/>
-            <w:tcW w:w="1485" w:type="dxa"/>
-          </w:tcPr>
           <w:p>
             <w:pPr>
               <w:pBdr/>
+              <w:shd w:val="nil" w:color="000000"/>
+              <w:spacing/>
+              <w:ind/>
+              <w:rPr>
+                <w:b/>
+                <w:bCs/>
+                <w:sz w:val="22"/>
+                <w:szCs w:val="22"/>
+                <w:highlight w:val="none"/>
+              </w:rPr>
+            </w:pPr>
+            <w:r>
+              <w:rPr>
+                <w:b w:val="0"/>
+                <w:bCs w:val="0"/>
+                <w:sz w:val="22"/>
+                <w:szCs w:val="22"/>
+                <w:highlight w:val="none"/>
+                <w:lang w:val="en-US" w:bidi="en-US"/>
+              </w:rPr>
+            </w:r>
+            <w:r>
+              <w:rPr>
+                <w:b w:val="0"/>
+                <w:bCs w:val="0"/>
+                <w:sz w:val="22"/>
+                <w:szCs w:val="22"/>
+                <w:highlight w:val="none"/>
+                <w:lang w:val="en-US" w:bidi="en-US"/>
+              </w:rPr>
+            </w:r>
+            <w:r>
+              <w:rPr>
+                <w:b w:val="0"/>
+                <w:bCs w:val="0"/>
+                <w:sz w:val="22"/>
+                <w:szCs w:val="22"/>
+                <w:highlight w:val="none"/>
+                <w:lang w:val="en-US" w:bidi="en-US"/>
+              </w:rPr>
+            </w:r>
+          </w:p>
+          <w:p>
+            <w:pPr>
+              <w:pBdr/>
+              <w:shd w:val="nil" w:color="000000"/>
               <w:spacing/>
               <w:ind/>
               <w:rPr>
@@ -6055,7 +6241,126 @@
                 <w:sz w:val="22"/>
                 <w:szCs w:val="22"/>
                 <w:highlight w:val="none"/>
-                <w:lang w:val="en-US"/>
+                <w:lang w:val="en-US" w:bidi="en-US"/>
+              </w:rPr>
+            </w:r>
+            <w:r>
+              <w:rPr>
+                <w:b w:val="0"/>
+                <w:bCs w:val="0"/>
+                <w:sz w:val="22"/>
+                <w:szCs w:val="22"/>
+                <w:highlight w:val="none"/>
+                <w:lang w:val="en-US" w:bidi="en-US"/>
+              </w:rPr>
+            </w:r>
+          </w:p>
+        </w:tc>
+      </w:tr>
+      <w:tr>
+        <w:trPr/>
+        <w:tc>
+          <w:tcPr>
+            <w:tcBorders/>
+            <w:tcW w:w="2126" w:type="dxa"/>
+            <w:vMerge w:val="restart"/>
+          </w:tcPr>
+          <w:p>
+            <w:pPr>
+              <w:pBdr/>
+              <w:shd w:val="nil" w:color="000000"/>
+              <w:spacing/>
+              <w:ind/>
+              <w:rPr>
+                <w:b/>
+                <w:bCs/>
+                <w:sz w:val="22"/>
+                <w:szCs w:val="22"/>
+                <w:highlight w:val="none"/>
+              </w:rPr>
+            </w:pPr>
+            <w:r>
+              <w:rPr>
+                <w:b/>
+                <w:bCs/>
+                <w:sz w:val="22"/>
+                <w:szCs w:val="22"/>
+                <w:highlight w:val="none"/>
+                <w:lang w:val="en-US" w:bidi="en-US"/>
+              </w:rPr>
+              <w:t xml:space="preserve">Freedom within package managers</w:t>
+            </w:r>
+            <w:r>
+              <w:rPr>
+                <w:b/>
+                <w:bCs/>
+                <w:sz w:val="22"/>
+                <w:szCs w:val="22"/>
+                <w:highlight w:val="none"/>
+              </w:rPr>
+            </w:r>
+          </w:p>
+        </w:tc>
+        <w:tc>
+          <w:tcPr>
+            <w:tcBorders/>
+            <w:tcW w:w="1701" w:type="dxa"/>
+          </w:tcPr>
+          <w:p>
+            <w:pPr>
+              <w:pBdr/>
+              <w:spacing/>
+              <w:ind/>
+              <w:rPr>
+                <w:b w:val="0"/>
+                <w:bCs w:val="0"/>
+                <w:sz w:val="22"/>
+                <w:szCs w:val="22"/>
+                <w:highlight w:val="none"/>
+                <w:lang w:val="en-US" w:bidi="en-US"/>
+              </w:rPr>
+            </w:pPr>
+            <w:r>
+              <w:rPr>
+                <w:b w:val="0"/>
+                <w:bCs w:val="0"/>
+                <w:sz w:val="22"/>
+                <w:szCs w:val="22"/>
+                <w:highlight w:val="none"/>
+                <w:lang w:val="en-US" w:bidi="en-US"/>
+              </w:rPr>
+              <w:t xml:space="preserve">Winget </w:t>
+            </w:r>
+            <w:r>
+              <w:rPr>
+                <w:b w:val="0"/>
+                <w:bCs w:val="0"/>
+                <w:sz w:val="22"/>
+                <w:szCs w:val="22"/>
+                <w:highlight w:val="none"/>
+                <w:lang w:val="en-US" w:bidi="en-US"/>
+              </w:rPr>
+              <w:t xml:space="preserve">provides the basic necessities: office software, text editors, video recording, video editing.</w:t>
+            </w:r>
+            <w:r/>
+            <w:r>
+              <w:rPr>
+                <w:b w:val="0"/>
+                <w:bCs w:val="0"/>
+                <w:sz w:val="22"/>
+                <w:szCs w:val="22"/>
+                <w:highlight w:val="none"/>
+                <w:lang w:val="en-US" w:bidi="en-US"/>
+              </w:rPr>
+            </w:r>
+            <w:r>
+              <w:rPr>
+                <w:b w:val="0"/>
+                <w:bCs w:val="0"/>
+                <w:sz w:val="22"/>
+                <w:szCs w:val="22"/>
+                <w:highlight w:val="none"/>
+                <w:lang w:val="en-US" w:bidi="en-US"/>
               </w:rPr>
             </w:r>
             <w:r>
@@ -6252,37 +6557,7 @@
                 <w:highlight w:val="none"/>
                 <w:lang w:val="en-US" w:bidi="en-US"/>
               </w:rPr>
-              <w:t xml:space="preserve">Pacman / Yay provides anything the user might need: drivers known software and niche software.</w:t>
-            </w:r>
-            <w:r>
-              <w:rPr>
-                <w:b w:val="0"/>
-                <w:bCs w:val="0"/>
-                <w:sz w:val="22"/>
-                <w:szCs w:val="22"/>
-                <w:highlight w:val="none"/>
-                <w:lang w:val="en-US" w:bidi="en-US"/>
-              </w:rPr>
-            </w:r>
-            <w:r>
-              <w:rPr>
-                <w:b w:val="0"/>
-                <w:bCs w:val="0"/>
-                <w:sz w:val="22"/>
-                <w:szCs w:val="22"/>
-                <w:highlight w:val="none"/>
-                <w:lang w:val="en-US" w:bidi="en-US"/>
-              </w:rPr>
-            </w:r>
-            <w:r>
-              <w:rPr>
-                <w:b w:val="0"/>
-                <w:bCs w:val="0"/>
-                <w:sz w:val="22"/>
-                <w:szCs w:val="22"/>
-                <w:highlight w:val="none"/>
-                <w:lang w:val="en-US" w:bidi="en-US"/>
-              </w:rPr>
+              <w:t xml:space="preserve">Pacman / Yay provides anything the user might need: drivers, known software and niche software.</w:t>
             </w:r>
             <w:r>
               <w:rPr>
@@ -6411,7 +6686,7 @@
         <w:tc>
           <w:tcPr>
             <w:tcBorders/>
-            <w:tcW w:w="2342" w:type="dxa"/>
+            <w:tcW w:w="2126" w:type="dxa"/>
             <w:vMerge w:val="restart"/>
           </w:tcPr>
           <w:p>
@@ -6465,7 +6740,7 @@
         <w:tc>
           <w:tcPr>
             <w:tcBorders/>
-            <w:tcW w:w="1485" w:type="dxa"/>
+            <w:tcW w:w="1701" w:type="dxa"/>
           </w:tcPr>
           <w:p>
             <w:pPr>
@@ -6499,7 +6774,7 @@
                 <w:sz w:val="22"/>
                 <w:szCs w:val="22"/>
                 <w:highlight w:val="none"/>
-                <w:lang w:val="en-US"/>
+                <w:lang w:val="en-US" w:bidi="en-US"/>
               </w:rPr>
             </w:r>
             <w:r>
@@ -6735,7 +7010,7 @@
         <w:tc>
           <w:tcPr>
             <w:tcBorders/>
-            <w:tcW w:w="2342" w:type="dxa"/>
+            <w:tcW w:w="2126" w:type="dxa"/>
             <w:vMerge w:val="restart"/>
           </w:tcPr>
           <w:p>
@@ -6789,7 +7064,7 @@
         <w:tc>
           <w:tcPr>
             <w:tcBorders/>
-            <w:tcW w:w="1485" w:type="dxa"/>
+            <w:tcW w:w="1701" w:type="dxa"/>
           </w:tcPr>
           <w:p>
             <w:pPr>
@@ -6823,7 +7098,7 @@
                 <w:sz w:val="22"/>
                 <w:szCs w:val="22"/>
                 <w:highlight w:val="none"/>
-                <w:lang w:val="en-US"/>
+                <w:lang w:val="en-US" w:bidi="en-US"/>
               </w:rPr>
             </w:r>
             <w:r>
@@ -7396,7 +7671,6 @@
           <w:sz w:val="22"/>
           <w:szCs w:val="22"/>
           <w:highlight w:val="none"/>
-          <w:lang w:val="en-US" w:bidi="en-US"/>
         </w:rPr>
       </w:r>
       <w:r>

--- a/Documentatie/Verslagen/onderzoek fabio.docx
+++ b/Documentatie/Verslagen/onderzoek fabio.docx
@@ -1575,82 +1575,6 @@
         <w:rPr>
           <w:b w:val="0"/>
           <w:bCs w:val="0"/>
-          <w:sz w:val="22"/>
-          <w:szCs w:val="22"/>
-          <w:highlight w:val="none"/>
-        </w:rPr>
-      </w:pPr>
-      <w:r>
-        <w:rPr>
-          <w:b w:val="0"/>
-          <w:bCs w:val="0"/>
-          <w:sz w:val="22"/>
-          <w:szCs w:val="22"/>
-          <w:highlight w:val="none"/>
-        </w:rPr>
-      </w:r>
-      <w:r>
-        <w:rPr>
-          <w:b w:val="0"/>
-          <w:bCs w:val="0"/>
-          <w:sz w:val="22"/>
-          <w:szCs w:val="22"/>
-          <w:highlight w:val="yellow"/>
-          <w:lang w:val="en-US"/>
-        </w:rPr>
-        <w:t xml:space="preserve">We </w:t>
-      </w:r>
-      <w:r>
-        <w:rPr>
-          <w:b w:val="0"/>
-          <w:bCs w:val="0"/>
-          <w:sz w:val="22"/>
-          <w:szCs w:val="22"/>
-          <w:highlight w:val="none"/>
-          <w:lang w:val="en-US"/>
-        </w:rPr>
-        <w:t xml:space="preserve">were told by the organizers of the Self Driving Challenge that we are free to do anything we like regarding the software, this includes the Operating System.</w:t>
-        <w:br/>
-      </w:r>
-      <w:r>
-        <w:rPr>
-          <w:b w:val="0"/>
-          <w:bCs w:val="0"/>
-          <w:sz w:val="22"/>
-          <w:szCs w:val="22"/>
-          <w:highlight w:val="none"/>
-          <w:lang w:val="en-US"/>
-        </w:rPr>
-        <w:t xml:space="preserve">This research paper is going to look at the differences in OS’s and whats best suited for our case.</w:t>
-      </w:r>
-      <w:r>
-        <w:rPr>
-          <w:b w:val="0"/>
-          <w:bCs w:val="0"/>
-          <w:sz w:val="22"/>
-          <w:szCs w:val="22"/>
-          <w:highlight w:val="none"/>
-        </w:rPr>
-      </w:r>
-      <w:r>
-        <w:rPr>
-          <w:b w:val="0"/>
-          <w:bCs w:val="0"/>
-          <w:sz w:val="22"/>
-          <w:szCs w:val="22"/>
-          <w:highlight w:val="none"/>
-        </w:rPr>
-      </w:r>
-    </w:p>
-    <w:p>
-      <w:pPr>
-        <w:pBdr/>
-        <w:shd w:val="nil" w:color="000000"/>
-        <w:spacing/>
-        <w:ind/>
-        <w:rPr>
-          <w:b w:val="0"/>
-          <w:bCs w:val="0"/>
           <w:color w:val="ff0000"/>
           <w:sz w:val="22"/>
           <w:szCs w:val="22"/>
@@ -1753,7 +1677,6 @@
         </w:rPr>
         <w:t xml:space="preserve">2 </w:t>
       </w:r>
-      <w:commentRangeStart w:id="0"/>
       <w:r>
         <w:rPr>
           <w:b/>
@@ -1775,10 +1698,6 @@
           <w:lang w:val="en-US"/>
         </w:rPr>
       </w:r>
-      <w:commentRangeEnd w:id="0"/>
-      <w:r>
-        <w:commentReference w:id="0"/>
-      </w:r>
       <w:r>
         <w:rPr>
           <w:b/>
@@ -1799,49 +1718,6 @@
           <w:lang w:val="en-US"/>
         </w:rPr>
       </w:r>
-    </w:p>
-    <w:p>
-      <w:pPr>
-        <w:pBdr/>
-        <w:shd w:val="nil" w:color="000000"/>
-        <w:spacing/>
-        <w:ind/>
-        <w:rPr>
-          <w:b w:val="0"/>
-          <w:bCs w:val="0"/>
-          <w:color w:val="000000" w:themeColor="text1"/>
-          <w:sz w:val="22"/>
-          <w:szCs w:val="22"/>
-          <w:highlight w:val="none"/>
-        </w:rPr>
-      </w:pPr>
-      <w:r>
-        <w:rPr>
-          <w:b w:val="0"/>
-          <w:bCs w:val="0"/>
-          <w:color w:val="000000" w:themeColor="text1"/>
-          <w:sz w:val="22"/>
-          <w:szCs w:val="22"/>
-          <w:highlight w:val="none"/>
-        </w:rPr>
-        <w:t xml:space="preserve">Rdw, challenge voor scholen, maak zelf rijdende kart/auto, 2 categorieen, closed krijgt kart + vaste hardware, open maakt alles zelf, moet over een baan rijden, binnen de lijnen, obstakels vermijden, borden lezen, terug komen op closed, softwarematig mag alles zelfs het veranderen van het systeem waar appliecaties op draaien, en daar gaat de onderzoeks vraag over.</w:t>
-      </w:r>
-      <w:r>
-        <w:rPr>
-          <w:highlight w:val="none"/>
-        </w:rPr>
-      </w:r>
-    </w:p>
-    <w:p>
-      <w:pPr>
-        <w:pBdr/>
-        <w:shd w:val="nil" w:color="000000"/>
-        <w:spacing/>
-        <w:ind/>
-        <w:rPr>
-          <w:highlight w:val="none"/>
-        </w:rPr>
-      </w:pPr>
       <w:r>
         <w:rPr>
           <w:highlight w:val="none"/>
@@ -1857,6 +1733,16 @@
           <w:highlight w:val="none"/>
         </w:rPr>
       </w:r>
+      <w:r>
+        <w:rPr>
+          <w:b/>
+          <w:bCs/>
+          <w:sz w:val="32"/>
+          <w:szCs w:val="32"/>
+          <w:highlight w:val="none"/>
+          <w:lang w:val="en-US"/>
+        </w:rPr>
+      </w:r>
     </w:p>
     <w:p>
       <w:pPr>
@@ -1882,7 +1768,7 @@
           <w:szCs w:val="22"/>
           <w:highlight w:val="none"/>
         </w:rPr>
-        <w:t xml:space="preserve">The RDW has in recent times been interested in how autonomous vehicles work, with companies such as Tesla not wanting to give away their secrets, the RDW thought of a challenge, the Self Driving Challenge, for universities </w:t>
+        <w:t xml:space="preserve">The RDW has taken an interested in how autonomous vehicles work, with companies such as Tesla not wanting to give away their secrets, the RDW thought of a challenge, the Self Driving Challenge, for universities </w:t>
       </w:r>
       <w:r>
         <w:rPr>
@@ -1895,7 +1781,7 @@
         </w:rPr>
         <w:t xml:space="preserve">to try and create their own self driving car.</w:t>
         <w:br/>
-        <w:t xml:space="preserve">The Self Driving Challenge has 2 categories in which the universities can participate, those being the open category, and the closed category</w:t>
+        <w:t xml:space="preserve">The Self Driving Challenge has 2 categories in which the universities/teams can participate, those being the open category, and the closed category</w:t>
       </w:r>
       <w:r>
         <w:rPr>
@@ -1908,10 +1794,243 @@
         </w:rPr>
         <w:t xml:space="preserve">.</w:t>
         <w:br/>
-        <w:t xml:space="preserve">The open category has to make their own car along with having to choose which electronics they want to put in or on the car, they also .</w:t>
+        <w:t xml:space="preserve">The open category has to design, make and program their own car from scratch or build on the car that the previous group had worked on.</w:t>
         <w:br/>
-        <w:t xml:space="preserve">The closed category gets a pre-made kart along with electronics that cannot be changed or moved on the kart.</w:t>
+        <w:t xml:space="preserve">The closed category gets a pre-made go-kart with the electronics included, so that they only need to program the kart.</w:t>
         <w:br/>
+        <w:t xml:space="preserve">The challenge has 7 criteria that needs to be met for a group to succeed, those being: driving within the lines, being able to avoid a stationary car, reading road signs and following the rules of them, stopping at a pedestrian crossing and letting the pedestrian cross, </w:t>
+      </w:r>
+      <w:r>
+        <w:rPr>
+          <w:b w:val="0"/>
+          <w:bCs w:val="0"/>
+          <w:color w:val="000000" w:themeColor="text1"/>
+          <w:sz w:val="22"/>
+          <w:szCs w:val="22"/>
+          <w:highlight w:val="none"/>
+        </w:rPr>
+        <w:t xml:space="preserve">stopping at a traffic light, crossing an intersection and being able to follow a navigation path.</w:t>
+        <w:br/>
+        <w:t xml:space="preserve">These teams get to test their kart on a testing track that is provided by the RDW where they can test the functionality or changes that have been made to the kart’s hardware or software.</w:t>
+      </w:r>
+      <w:r>
+        <w:rPr>
+          <w:b w:val="0"/>
+          <w:bCs w:val="0"/>
+          <w:color w:val="000000" w:themeColor="text1"/>
+          <w:sz w:val="22"/>
+          <w:szCs w:val="22"/>
+          <w:highlight w:val="none"/>
+        </w:rPr>
+        <w:br/>
+      </w:r>
+      <w:r>
+        <w:rPr>
+          <w:highlight w:val="none"/>
+        </w:rPr>
+        <w:t xml:space="preserve">Focusing now on the closed category where it is needed to choose an operating system that isn’t too heavy on the hardware because of the limited hardware that is given, with an operating system being software that is responsible for a user to use apps and or their computer as a whole.</w:t>
+      </w:r>
+      <w:r>
+        <w:rPr>
+          <w:b w:val="0"/>
+          <w:bCs w:val="0"/>
+          <w:color w:val="000000" w:themeColor="text1"/>
+          <w:sz w:val="22"/>
+          <w:szCs w:val="22"/>
+          <w:highlight w:val="blue"/>
+        </w:rPr>
+      </w:r>
+      <w:r/>
+      <w:r>
+        <w:rPr>
+          <w:b w:val="0"/>
+          <w:bCs w:val="0"/>
+          <w:color w:val="000000" w:themeColor="text1"/>
+          <w:sz w:val="22"/>
+          <w:szCs w:val="22"/>
+          <w:highlight w:val="none"/>
+        </w:rPr>
+      </w:r>
+    </w:p>
+    <w:p>
+      <w:pPr>
+        <w:pBdr/>
+        <w:shd w:val="nil" w:color="000000"/>
+        <w:spacing/>
+        <w:ind/>
+        <w:rPr>
+          <w:b w:val="0"/>
+          <w:bCs w:val="0"/>
+          <w:color w:val="000000" w:themeColor="text1"/>
+          <w:sz w:val="28"/>
+          <w:szCs w:val="28"/>
+          <w:highlight w:val="none"/>
+        </w:rPr>
+      </w:pPr>
+      <w:r>
+        <w:rPr>
+          <w:highlight w:val="none"/>
+        </w:rPr>
+      </w:r>
+      <w:r>
+        <w:rPr>
+          <w:highlight w:val="none"/>
+        </w:rPr>
+      </w:r>
+      <w:r>
+        <w:rPr>
+          <w:b w:val="0"/>
+          <w:bCs w:val="0"/>
+          <w:color w:val="000000" w:themeColor="text1"/>
+          <w:sz w:val="28"/>
+          <w:szCs w:val="28"/>
+          <w:highlight w:val="none"/>
+        </w:rPr>
+      </w:r>
+    </w:p>
+    <w:p>
+      <w:pPr>
+        <w:pBdr/>
+        <w:shd w:val="nil" w:color="000000"/>
+        <w:spacing/>
+        <w:ind/>
+        <w:rPr>
+          <w:b w:val="0"/>
+          <w:bCs w:val="0"/>
+          <w:color w:val="000000" w:themeColor="text1"/>
+          <w:sz w:val="22"/>
+          <w:szCs w:val="22"/>
+          <w:highlight w:val="none"/>
+        </w:rPr>
+      </w:pPr>
+      <w:r>
+        <w:rPr>
+          <w:b/>
+          <w:bCs/>
+          <w:color w:val="000000" w:themeColor="text1"/>
+          <w:sz w:val="28"/>
+          <w:szCs w:val="28"/>
+          <w:highlight w:val="none"/>
+        </w:rPr>
+      </w:r>
+      <w:commentRangeStart w:id="0"/>
+      <w:r>
+        <w:rPr>
+          <w:b/>
+          <w:bCs/>
+          <w:color w:val="000000" w:themeColor="text1"/>
+          <w:sz w:val="28"/>
+          <w:szCs w:val="28"/>
+          <w:highlight w:val="none"/>
+        </w:rPr>
+        <w:t xml:space="preserve">Research Question</w:t>
+      </w:r>
+      <w:r>
+        <w:rPr>
+          <w:b/>
+          <w:bCs/>
+          <w:color w:val="000000" w:themeColor="text1"/>
+          <w:sz w:val="28"/>
+          <w:szCs w:val="28"/>
+        </w:rPr>
+      </w:r>
+      <w:commentRangeEnd w:id="0"/>
+      <w:r>
+        <w:commentReference w:id="0"/>
+      </w:r>
+      <w:r>
+        <w:rPr>
+          <w:b/>
+          <w:bCs/>
+          <w:color w:val="000000" w:themeColor="text1"/>
+          <w:sz w:val="28"/>
+          <w:szCs w:val="28"/>
+        </w:rPr>
+      </w:r>
+      <w:r>
+        <w:rPr>
+          <w:b/>
+          <w:bCs/>
+          <w:color w:val="000000" w:themeColor="text1"/>
+          <w:sz w:val="28"/>
+          <w:szCs w:val="28"/>
+        </w:rPr>
+      </w:r>
+      <w:r>
+        <w:rPr>
+          <w:b w:val="0"/>
+          <w:bCs w:val="0"/>
+          <w:color w:val="000000" w:themeColor="text1"/>
+          <w:sz w:val="22"/>
+          <w:szCs w:val="22"/>
+          <w:highlight w:val="none"/>
+        </w:rPr>
+      </w:r>
+      <w:r>
+        <w:rPr>
+          <w:b w:val="0"/>
+          <w:bCs w:val="0"/>
+          <w:color w:val="000000" w:themeColor="text1"/>
+          <w:sz w:val="22"/>
+          <w:szCs w:val="22"/>
+          <w:highlight w:val="none"/>
+        </w:rPr>
+      </w:r>
+      <w:r>
+        <w:rPr>
+          <w:b w:val="0"/>
+          <w:bCs w:val="0"/>
+          <w:color w:val="000000" w:themeColor="text1"/>
+          <w:sz w:val="22"/>
+          <w:szCs w:val="22"/>
+          <w:highlight w:val="none"/>
+        </w:rPr>
+      </w:r>
+      <w:r>
+        <w:rPr>
+          <w:b/>
+          <w:bCs/>
+          <w:color w:val="000000" w:themeColor="text1"/>
+          <w:sz w:val="28"/>
+          <w:szCs w:val="28"/>
+        </w:rPr>
+      </w:r>
+    </w:p>
+    <w:p>
+      <w:pPr>
+        <w:pBdr/>
+        <w:shd w:val="nil" w:color="000000"/>
+        <w:spacing/>
+        <w:ind/>
+        <w:rPr>
+          <w:b w:val="0"/>
+          <w:bCs w:val="0"/>
+          <w:sz w:val="22"/>
+          <w:szCs w:val="22"/>
+          <w:highlight w:val="none"/>
+          <w:lang w:val="en-US" w:bidi="en-US"/>
+        </w:rPr>
+      </w:pPr>
+      <w:r>
+        <w:rPr>
+          <w:b w:val="0"/>
+          <w:bCs w:val="0"/>
+          <w:sz w:val="22"/>
+          <w:szCs w:val="22"/>
+          <w:highlight w:val="none"/>
+          <w:lang w:val="en-US" w:bidi="en-US"/>
+        </w:rPr>
+      </w:r>
+      <w:r>
+        <w:rPr>
+          <w:b w:val="0"/>
+          <w:bCs w:val="0"/>
+          <w:sz w:val="22"/>
+          <w:szCs w:val="22"/>
+          <w:highlight w:val="none"/>
+          <w:lang w:val="en-US" w:bidi="en-US"/>
+        </w:rPr>
+        <w:t xml:space="preserve">The main focus of this research is to determine if the given drivers work, but also if anydesk works and how much resources the system uses.</w:t>
       </w:r>
       <w:r>
         <w:rPr>
@@ -1947,13 +2066,19 @@
         <w:rPr>
           <w:b w:val="0"/>
           <w:bCs w:val="0"/>
-          <w:color w:val="000000" w:themeColor="text1"/>
           <w:sz w:val="22"/>
           <w:szCs w:val="22"/>
           <w:highlight w:val="none"/>
+          <w:lang w:val="en-US" w:bidi="en-US"/>
         </w:rPr>
       </w:r>
-      <w:r>
+    </w:p>
+    <w:p>
+      <w:pPr>
+        <w:pBdr/>
+        <w:shd w:val="nil" w:color="000000"/>
+        <w:spacing/>
+        <w:ind w:firstLine="0" w:left="0"/>
         <w:rPr>
           <w:b w:val="0"/>
           <w:bCs w:val="0"/>
@@ -1962,132 +2087,7 @@
           <w:szCs w:val="22"/>
           <w:highlight w:val="none"/>
         </w:rPr>
-      </w:r>
-    </w:p>
-    <w:p>
-      <w:pPr>
-        <w:pBdr/>
-        <w:shd w:val="nil" w:color="000000"/>
-        <w:spacing/>
-        <w:ind/>
-        <w:rPr>
-          <w:b w:val="0"/>
-          <w:bCs w:val="0"/>
-          <w:color w:val="000000" w:themeColor="text1"/>
-          <w:sz w:val="28"/>
-          <w:szCs w:val="28"/>
-          <w:highlight w:val="none"/>
-        </w:rPr>
-      </w:pPr>
-      <w:r>
-        <w:rPr>
-          <w:highlight w:val="none"/>
-        </w:rPr>
-      </w:r>
-      <w:r>
-        <w:rPr>
-          <w:highlight w:val="none"/>
-        </w:rPr>
-      </w:r>
-      <w:r>
-        <w:rPr>
-          <w:highlight w:val="none"/>
-        </w:rPr>
-      </w:r>
-    </w:p>
-    <w:p>
-      <w:pPr>
-        <w:pBdr/>
-        <w:shd w:val="nil" w:color="000000"/>
-        <w:spacing/>
-        <w:ind/>
-        <w:rPr>
-          <w:b/>
-          <w:bCs/>
-          <w:color w:val="000000" w:themeColor="text1"/>
-          <w:sz w:val="28"/>
-          <w:szCs w:val="28"/>
-        </w:rPr>
-      </w:pPr>
-      <w:r>
-        <w:rPr>
-          <w:b/>
-          <w:bCs/>
-          <w:color w:val="000000" w:themeColor="text1"/>
-          <w:sz w:val="28"/>
-          <w:szCs w:val="28"/>
-          <w:highlight w:val="none"/>
-        </w:rPr>
-      </w:r>
-      <w:commentRangeStart w:id="1"/>
-      <w:r>
-        <w:rPr>
-          <w:b/>
-          <w:bCs/>
-          <w:color w:val="000000" w:themeColor="text1"/>
-          <w:sz w:val="28"/>
-          <w:szCs w:val="28"/>
-          <w:highlight w:val="none"/>
-        </w:rPr>
-        <w:t xml:space="preserve">Research Question</w:t>
-      </w:r>
-      <w:r>
-        <w:rPr>
-          <w:b/>
-          <w:bCs/>
-          <w:color w:val="000000" w:themeColor="text1"/>
-          <w:sz w:val="28"/>
-          <w:szCs w:val="28"/>
-        </w:rPr>
-      </w:r>
-      <w:commentRangeEnd w:id="1"/>
-      <w:r>
-        <w:commentReference w:id="1"/>
-      </w:r>
-      <w:r>
-        <w:rPr>
-          <w:b/>
-          <w:bCs/>
-          <w:color w:val="000000" w:themeColor="text1"/>
-          <w:sz w:val="28"/>
-          <w:szCs w:val="28"/>
-        </w:rPr>
-      </w:r>
-      <w:r>
-        <w:rPr>
-          <w:b/>
-          <w:bCs/>
-          <w:color w:val="000000" w:themeColor="text1"/>
-          <w:sz w:val="28"/>
-          <w:szCs w:val="28"/>
-        </w:rPr>
-      </w:r>
-    </w:p>
-    <w:p>
-      <w:pPr>
-        <w:pBdr/>
-        <w:shd w:val="nil" w:color="000000"/>
-        <w:spacing/>
-        <w:ind w:firstLine="0" w:left="0"/>
-        <w:rPr>
-          <w:b/>
-          <w:bCs/>
-          <w:color w:val="000000" w:themeColor="text1"/>
-          <w:sz w:val="28"/>
-          <w:szCs w:val="28"/>
-          <w:highlight w:val="none"/>
-        </w:rPr>
-      </w:pPr>
-      <w:r>
-        <w:rPr>
-          <w:b/>
-          <w:bCs/>
-          <w:color w:val="000000" w:themeColor="text1"/>
-          <w:sz w:val="28"/>
-          <w:szCs w:val="28"/>
-          <w:highlight w:val="none"/>
-        </w:rPr>
-      </w:r>
+      </w:pPr>
       <w:r>
         <w:rPr>
           <w:b w:val="0"/>
@@ -2125,18 +2125,193 @@
         <w:pStyle w:val="926"/>
         <w:numPr>
           <w:ilvl w:val="0"/>
-          <w:numId w:val="5"/>
+          <w:numId w:val="21"/>
         </w:numPr>
         <w:pBdr/>
         <w:shd w:val="nil" w:color="000000"/>
         <w:spacing/>
         <w:ind/>
+        <w:rPr>
+          <w:b w:val="0"/>
+          <w:bCs w:val="0"/>
+          <w:color w:val="000000" w:themeColor="text1"/>
+          <w:sz w:val="22"/>
+          <w:szCs w:val="22"/>
+          <w:highlight w:val="none"/>
+        </w:rPr>
+      </w:pPr>
+      <w:r>
         <w:rPr>
           <w:b/>
           <w:bCs/>
           <w:color w:val="000000" w:themeColor="text1"/>
+          <w:sz w:val="22"/>
+          <w:szCs w:val="22"/>
+          <w:highlight w:val="none"/>
+        </w:rPr>
+      </w:r>
+      <w:r>
+        <w:rPr>
+          <w:b/>
+          <w:bCs/>
+          <w:color w:val="000000" w:themeColor="text1"/>
+          <w:sz w:val="22"/>
+          <w:szCs w:val="22"/>
+          <w:highlight w:val="none"/>
+        </w:rPr>
+        <w:t xml:space="preserve">Compatibility with given drivers: </w:t>
+      </w:r>
+      <w:r>
+        <w:rPr>
+          <w:b w:val="0"/>
+          <w:bCs w:val="0"/>
+          <w:color w:val="000000" w:themeColor="text1"/>
+          <w:sz w:val="22"/>
+          <w:szCs w:val="22"/>
+          <w:highlight w:val="none"/>
+        </w:rPr>
+        <w:t xml:space="preserve">to control the kart via software a system called CAN-bus is used, which is a communication standard used in automotive applications to let software talk to the hardware of the kart (motor, steering and brakes), and so the operating system needs to be compatible with the drivers that are given from the organizers of the challenge.</w:t>
+      </w:r>
+      <w:r>
+        <w:rPr>
+          <w:b w:val="0"/>
+          <w:bCs w:val="0"/>
+          <w:color w:val="000000" w:themeColor="text1"/>
           <w:sz w:val="28"/>
           <w:szCs w:val="28"/>
+          <w:highlight w:val="none"/>
+        </w:rPr>
+      </w:r>
+    </w:p>
+    <w:p>
+      <w:pPr>
+        <w:pStyle w:val="926"/>
+        <w:numPr>
+          <w:ilvl w:val="0"/>
+          <w:numId w:val="21"/>
+        </w:numPr>
+        <w:pBdr/>
+        <w:shd w:val="nil" w:color="000000"/>
+        <w:spacing/>
+        <w:ind/>
+        <w:rPr>
+          <w:b w:val="0"/>
+          <w:bCs w:val="0"/>
+          <w:color w:val="000000" w:themeColor="text1"/>
+          <w:sz w:val="22"/>
+          <w:szCs w:val="22"/>
+          <w:highlight w:val="none"/>
+        </w:rPr>
+      </w:pPr>
+      <w:r>
+        <w:rPr>
+          <w:b/>
+          <w:bCs/>
+          <w:color w:val="000000" w:themeColor="text1"/>
+          <w:sz w:val="22"/>
+          <w:szCs w:val="22"/>
+          <w:highlight w:val="none"/>
+        </w:rPr>
+        <w:t xml:space="preserve">Compatibility with remote monitoring software</w:t>
+      </w:r>
+      <w:r>
+        <w:rPr>
+          <w:b/>
+          <w:bCs/>
+          <w:color w:val="000000" w:themeColor="text1"/>
+          <w:sz w:val="22"/>
+          <w:szCs w:val="22"/>
+          <w:highlight w:val="none"/>
+        </w:rPr>
+        <w:t xml:space="preserve">: </w:t>
+      </w:r>
+      <w:r>
+        <w:rPr>
+          <w:b w:val="0"/>
+          <w:bCs w:val="0"/>
+          <w:color w:val="000000" w:themeColor="text1"/>
+          <w:sz w:val="22"/>
+          <w:szCs w:val="22"/>
+          <w:highlight w:val="none"/>
+        </w:rPr>
+        <w:t xml:space="preserve">to be able to see what the code is doing and debug it if necessary while the kart is on the track, a from of remote monitoring is needed, which in this case is AnyDesk, as it is difficult to put a monitor on the kart to debug the code that way. And so it is checked if AnyDesk is compatible with the operating system.</w:t>
+      </w:r>
+      <w:r>
+        <w:rPr>
+          <w:b w:val="0"/>
+          <w:bCs w:val="0"/>
+          <w:color w:val="000000" w:themeColor="text1"/>
+          <w:sz w:val="28"/>
+          <w:szCs w:val="28"/>
+          <w:highlight w:val="none"/>
+        </w:rPr>
+      </w:r>
+    </w:p>
+    <w:p>
+      <w:pPr>
+        <w:pStyle w:val="926"/>
+        <w:numPr>
+          <w:ilvl w:val="0"/>
+          <w:numId w:val="21"/>
+        </w:numPr>
+        <w:pBdr/>
+        <w:shd w:val="nil" w:color="000000"/>
+        <w:spacing/>
+        <w:ind/>
+        <w:rPr>
+          <w:b w:val="0"/>
+          <w:bCs w:val="0"/>
+          <w:color w:val="000000" w:themeColor="text1"/>
+          <w:sz w:val="22"/>
+          <w:szCs w:val="22"/>
+          <w:highlight w:val="none"/>
+        </w:rPr>
+      </w:pPr>
+      <w:r>
+        <w:rPr>
+          <w:b/>
+          <w:bCs/>
+          <w:color w:val="000000" w:themeColor="text1"/>
+          <w:sz w:val="22"/>
+          <w:szCs w:val="22"/>
+          <w:highlight w:val="none"/>
+        </w:rPr>
+        <w:t xml:space="preserve">Resources used: </w:t>
+      </w:r>
+      <w:r>
+        <w:rPr>
+          <w:b w:val="0"/>
+          <w:bCs w:val="0"/>
+          <w:color w:val="000000" w:themeColor="text1"/>
+          <w:sz w:val="22"/>
+          <w:szCs w:val="22"/>
+          <w:highlight w:val="none"/>
+        </w:rPr>
+        <w:t xml:space="preserve">having a limitation in hardware means it is best to be able to use as much of the computing power as you can, so this means that the operating system need to be light in the sense of not having too many background apps running, which takes op computing power.</w:t>
+      </w:r>
+      <w:r>
+        <w:rPr>
+          <w:b w:val="0"/>
+          <w:bCs w:val="0"/>
+          <w:color w:val="000000" w:themeColor="text1"/>
+          <w:sz w:val="22"/>
+          <w:szCs w:val="22"/>
+          <w:highlight w:val="none"/>
+        </w:rPr>
+      </w:r>
+    </w:p>
+    <w:p>
+      <w:pPr>
+        <w:pBdr/>
+        <w:shd w:val="nil" w:color="000000"/>
+        <w:spacing/>
+        <w:ind/>
+        <w:rPr>
+          <w:b w:val="0"/>
+          <w:bCs w:val="0"/>
+          <w:color w:val="000000" w:themeColor="text1"/>
+          <w:sz w:val="22"/>
+          <w:szCs w:val="22"/>
           <w:highlight w:val="none"/>
         </w:rPr>
       </w:pPr>
@@ -2159,8 +2334,120 @@
           <w:szCs w:val="22"/>
           <w:highlight w:val="none"/>
         </w:rPr>
-        <w:t xml:space="preserve">Compatibility with given drivers</w:t>
       </w:r>
+      <w:r>
+        <w:rPr>
+          <w:b w:val="0"/>
+          <w:bCs w:val="0"/>
+          <w:color w:val="000000" w:themeColor="text1"/>
+          <w:sz w:val="22"/>
+          <w:szCs w:val="22"/>
+          <w:highlight w:val="none"/>
+        </w:rPr>
+      </w:r>
+    </w:p>
+    <w:p>
+      <w:pPr>
+        <w:pBdr/>
+        <w:shd w:val="nil" w:color="000000"/>
+        <w:spacing/>
+        <w:ind/>
+        <w:rPr>
+          <w:b w:val="0"/>
+          <w:bCs w:val="0"/>
+          <w:color w:val="000000" w:themeColor="text1"/>
+          <w:sz w:val="22"/>
+          <w:szCs w:val="22"/>
+          <w:highlight w:val="none"/>
+        </w:rPr>
+      </w:pPr>
+      <w:r>
+        <w:rPr>
+          <w:b w:val="0"/>
+          <w:bCs w:val="0"/>
+          <w:color w:val="000000" w:themeColor="text1"/>
+          <w:sz w:val="22"/>
+          <w:szCs w:val="22"/>
+          <w:highlight w:val="none"/>
+        </w:rPr>
+        <w:t xml:space="preserve">With the question being: Which operating system is compatible with the given drivers, is compatible with AnyDesk and uses the least amount of system resources?</w:t>
+      </w:r>
+      <w:r>
+        <w:rPr>
+          <w:b w:val="0"/>
+          <w:bCs w:val="0"/>
+          <w:color w:val="000000" w:themeColor="text1"/>
+          <w:sz w:val="22"/>
+          <w:szCs w:val="22"/>
+          <w:highlight w:val="none"/>
+        </w:rPr>
+      </w:r>
+      <w:r>
+        <w:rPr>
+          <w:b w:val="0"/>
+          <w:bCs w:val="0"/>
+          <w:color w:val="000000" w:themeColor="text1"/>
+          <w:sz w:val="22"/>
+          <w:szCs w:val="22"/>
+          <w:highlight w:val="none"/>
+        </w:rPr>
+      </w:r>
+      <w:r>
+        <w:rPr>
+          <w:b w:val="0"/>
+          <w:bCs w:val="0"/>
+          <w:sz w:val="22"/>
+          <w:szCs w:val="22"/>
+          <w:highlight w:val="none"/>
+          <w:lang w:val="en-US" w:bidi="en-US"/>
+        </w:rPr>
+      </w:r>
+      <w:r>
+        <w:rPr>
+          <w:b w:val="0"/>
+          <w:bCs w:val="0"/>
+          <w:sz w:val="22"/>
+          <w:szCs w:val="22"/>
+          <w:highlight w:val="none"/>
+          <w:lang w:val="en-US" w:bidi="en-US"/>
+        </w:rPr>
+      </w:r>
+      <w:r>
+        <w:rPr>
+          <w:b w:val="0"/>
+          <w:bCs w:val="0"/>
+          <w:sz w:val="22"/>
+          <w:szCs w:val="22"/>
+          <w:highlight w:val="none"/>
+          <w:lang w:val="en-US" w:bidi="en-US"/>
+        </w:rPr>
+      </w:r>
+      <w:r>
+        <w:rPr>
+          <w:b w:val="0"/>
+          <w:bCs w:val="0"/>
+          <w:color w:val="000000" w:themeColor="text1"/>
+          <w:sz w:val="22"/>
+          <w:szCs w:val="22"/>
+          <w:highlight w:val="none"/>
+        </w:rPr>
+      </w:r>
+    </w:p>
+    <w:p>
+      <w:pPr>
+        <w:pBdr/>
+        <w:shd w:val="nil" w:color="000000"/>
+        <w:spacing/>
+        <w:ind/>
+        <w:rPr>
+          <w:b/>
+          <w:bCs/>
+          <w:color w:val="000000" w:themeColor="text1"/>
+          <w:sz w:val="28"/>
+          <w:szCs w:val="28"/>
+          <w:highlight w:val="none"/>
+        </w:rPr>
+      </w:pPr>
       <w:r>
         <w:rPr>
           <w:b/>
@@ -2170,152 +2457,6 @@
           <w:szCs w:val="28"/>
           <w:highlight w:val="none"/>
         </w:rPr>
-      </w:r>
-      <w:r>
-        <w:rPr>
-          <w:b/>
-          <w:bCs/>
-          <w:color w:val="000000" w:themeColor="text1"/>
-          <w:sz w:val="28"/>
-          <w:szCs w:val="28"/>
-          <w:highlight w:val="none"/>
-        </w:rPr>
-      </w:r>
-    </w:p>
-    <w:p>
-      <w:pPr>
-        <w:pStyle w:val="926"/>
-        <w:numPr>
-          <w:ilvl w:val="0"/>
-          <w:numId w:val="5"/>
-        </w:numPr>
-        <w:pBdr/>
-        <w:shd w:val="nil" w:color="000000"/>
-        <w:spacing/>
-        <w:ind/>
-        <w:rPr>
-          <w:b/>
-          <w:bCs/>
-          <w:color w:val="000000" w:themeColor="text1"/>
-          <w:sz w:val="28"/>
-          <w:szCs w:val="28"/>
-          <w:highlight w:val="none"/>
-        </w:rPr>
-      </w:pPr>
-      <w:r>
-        <w:rPr>
-          <w:b w:val="0"/>
-          <w:bCs w:val="0"/>
-          <w:color w:val="000000" w:themeColor="text1"/>
-          <w:sz w:val="22"/>
-          <w:szCs w:val="22"/>
-          <w:highlight w:val="none"/>
-        </w:rPr>
-        <w:t xml:space="preserve">Compatibility with remote monitoring software</w:t>
-      </w:r>
-      <w:r>
-        <w:rPr>
-          <w:b/>
-          <w:bCs/>
-          <w:color w:val="000000" w:themeColor="text1"/>
-          <w:sz w:val="28"/>
-          <w:szCs w:val="28"/>
-          <w:highlight w:val="none"/>
-        </w:rPr>
-      </w:r>
-      <w:r>
-        <w:rPr>
-          <w:b/>
-          <w:bCs/>
-          <w:color w:val="000000" w:themeColor="text1"/>
-          <w:sz w:val="28"/>
-          <w:szCs w:val="28"/>
-          <w:highlight w:val="none"/>
-        </w:rPr>
-      </w:r>
-    </w:p>
-    <w:p>
-      <w:pPr>
-        <w:pStyle w:val="926"/>
-        <w:numPr>
-          <w:ilvl w:val="0"/>
-          <w:numId w:val="5"/>
-        </w:numPr>
-        <w:pBdr/>
-        <w:shd w:val="nil" w:color="000000"/>
-        <w:spacing/>
-        <w:ind/>
-        <w:rPr>
-          <w:b/>
-          <w:bCs/>
-          <w:color w:val="000000" w:themeColor="text1"/>
-          <w:sz w:val="28"/>
-          <w:szCs w:val="28"/>
-          <w:highlight w:val="none"/>
-        </w:rPr>
-      </w:pPr>
-      <w:r>
-        <w:rPr>
-          <w:b w:val="0"/>
-          <w:bCs w:val="0"/>
-          <w:color w:val="000000" w:themeColor="text1"/>
-          <w:sz w:val="22"/>
-          <w:szCs w:val="22"/>
-          <w:highlight w:val="none"/>
-        </w:rPr>
-        <w:t xml:space="preserve">Stability and reliability</w:t>
-      </w:r>
-      <w:r>
-        <w:rPr>
-          <w:b/>
-          <w:bCs/>
-          <w:color w:val="000000" w:themeColor="text1"/>
-          <w:sz w:val="28"/>
-          <w:szCs w:val="28"/>
-          <w:highlight w:val="none"/>
-        </w:rPr>
-      </w:r>
-      <w:r>
-        <w:rPr>
-          <w:b/>
-          <w:bCs/>
-          <w:color w:val="000000" w:themeColor="text1"/>
-          <w:sz w:val="28"/>
-          <w:szCs w:val="28"/>
-          <w:highlight w:val="none"/>
-        </w:rPr>
-      </w:r>
-    </w:p>
-    <w:p>
-      <w:pPr>
-        <w:pStyle w:val="926"/>
-        <w:numPr>
-          <w:ilvl w:val="0"/>
-          <w:numId w:val="5"/>
-        </w:numPr>
-        <w:pBdr/>
-        <w:shd w:val="nil" w:color="000000"/>
-        <w:spacing/>
-        <w:ind/>
-        <w:rPr>
-          <w:b/>
-          <w:bCs/>
-          <w:color w:val="000000" w:themeColor="text1"/>
-          <w:sz w:val="28"/>
-          <w:szCs w:val="28"/>
-          <w:highlight w:val="none"/>
-        </w:rPr>
-      </w:pPr>
-      <w:r>
-        <w:rPr>
-          <w:b w:val="0"/>
-          <w:bCs w:val="0"/>
-          <w:color w:val="000000" w:themeColor="text1"/>
-          <w:sz w:val="22"/>
-          <w:szCs w:val="22"/>
-          <w:highlight w:val="none"/>
-        </w:rPr>
-        <w:t xml:space="preserve">Resources used</w:t>
       </w:r>
       <w:r>
         <w:rPr>
@@ -2408,6 +2549,42 @@
           <w:highlight w:val="none"/>
           <w:lang w:val="en-US"/>
         </w:rPr>
+      </w:r>
+      <w:r>
+        <w:rPr>
+          <w:b/>
+          <w:bCs/>
+          <w:sz w:val="32"/>
+          <w:szCs w:val="32"/>
+          <w:highlight w:val="none"/>
+          <w:lang w:val="en-US"/>
+        </w:rPr>
+      </w:r>
+    </w:p>
+    <w:p>
+      <w:pPr>
+        <w:pBdr/>
+        <w:shd w:val="nil" w:color="000000"/>
+        <w:spacing/>
+        <w:ind/>
+        <w:rPr>
+          <w:b/>
+          <w:bCs/>
+          <w:sz w:val="32"/>
+          <w:szCs w:val="32"/>
+          <w:highlight w:val="none"/>
+          <w:lang w:val="en-US"/>
+        </w:rPr>
+      </w:pPr>
+      <w:r>
+        <w:rPr>
+          <w:b/>
+          <w:bCs/>
+          <w:sz w:val="32"/>
+          <w:szCs w:val="32"/>
+          <w:highlight w:val="none"/>
+          <w:lang w:val="en-US"/>
+        </w:rPr>
         <w:t xml:space="preserve">3 Theoretical</w:t>
       </w:r>
       <w:r>
@@ -2426,6 +2603,377 @@
           <w:bCs/>
           <w:sz w:val="32"/>
           <w:szCs w:val="32"/>
+          <w:highlight w:val="none"/>
+          <w:lang w:val="en-US"/>
+        </w:rPr>
+      </w:r>
+    </w:p>
+    <w:p>
+      <w:pPr>
+        <w:pBdr/>
+        <w:shd w:val="nil" w:color="000000"/>
+        <w:spacing/>
+        <w:ind/>
+        <w:rPr>
+          <w:color w:val="ffc000"/>
+          <w:sz w:val="20"/>
+          <w:szCs w:val="20"/>
+        </w:rPr>
+      </w:pPr>
+      <w:r>
+        <w:rPr>
+          <w:b/>
+          <w:bCs/>
+          <w:color w:val="ffc000"/>
+          <w:sz w:val="20"/>
+          <w:szCs w:val="20"/>
+          <w:highlight w:val="none"/>
+          <w:lang w:val="en-US" w:bidi="en-US"/>
+        </w:rPr>
+        <w:t xml:space="preserve">Theoretisch kader</w:t>
+      </w:r>
+      <w:r>
+        <w:rPr>
+          <w:color w:val="ffc000"/>
+          <w:sz w:val="20"/>
+          <w:szCs w:val="20"/>
+        </w:rPr>
+      </w:r>
+    </w:p>
+    <w:p>
+      <w:pPr>
+        <w:pBdr/>
+        <w:shd w:val="nil" w:color="000000"/>
+        <w:spacing/>
+        <w:ind/>
+        <w:rPr>
+          <w:color w:val="ffc000"/>
+          <w:sz w:val="20"/>
+          <w:szCs w:val="20"/>
+        </w:rPr>
+      </w:pPr>
+      <w:r>
+        <w:rPr>
+          <w:b/>
+          <w:bCs/>
+          <w:color w:val="ffc000"/>
+          <w:sz w:val="20"/>
+          <w:szCs w:val="20"/>
+          <w:highlight w:val="none"/>
+          <w:lang w:val="en-US" w:bidi="en-US"/>
+        </w:rPr>
+        <w:t xml:space="preserve">• Is het een nieuw probleem of bestaat het al lang?</w:t>
+      </w:r>
+      <w:r>
+        <w:rPr>
+          <w:color w:val="ffc000"/>
+          <w:sz w:val="20"/>
+          <w:szCs w:val="20"/>
+        </w:rPr>
+      </w:r>
+    </w:p>
+    <w:p>
+      <w:pPr>
+        <w:pBdr/>
+        <w:shd w:val="nil" w:color="000000"/>
+        <w:spacing/>
+        <w:ind/>
+        <w:rPr>
+          <w:color w:val="ffc000"/>
+          <w:sz w:val="20"/>
+          <w:szCs w:val="20"/>
+        </w:rPr>
+      </w:pPr>
+      <w:r>
+        <w:rPr>
+          <w:b/>
+          <w:bCs/>
+          <w:color w:val="ffc000"/>
+          <w:sz w:val="20"/>
+          <w:szCs w:val="20"/>
+          <w:highlight w:val="none"/>
+          <w:lang w:val="en-US" w:bidi="en-US"/>
+        </w:rPr>
+        <w:t xml:space="preserve">• Speelt het probleem in meer organisaties in de sector? Is daar een oplossing gevonden?</w:t>
+      </w:r>
+      <w:r>
+        <w:rPr>
+          <w:color w:val="ffc000"/>
+          <w:sz w:val="20"/>
+          <w:szCs w:val="20"/>
+        </w:rPr>
+      </w:r>
+    </w:p>
+    <w:p>
+      <w:pPr>
+        <w:pBdr/>
+        <w:shd w:val="nil" w:color="000000"/>
+        <w:spacing/>
+        <w:ind/>
+        <w:rPr>
+          <w:color w:val="ffc000"/>
+          <w:sz w:val="20"/>
+          <w:szCs w:val="20"/>
+        </w:rPr>
+      </w:pPr>
+      <w:r>
+        <w:rPr>
+          <w:b/>
+          <w:bCs/>
+          <w:color w:val="ffc000"/>
+          <w:sz w:val="20"/>
+          <w:szCs w:val="20"/>
+          <w:highlight w:val="none"/>
+          <w:lang w:val="en-US" w:bidi="en-US"/>
+        </w:rPr>
+        <w:t xml:space="preserve">• Welke vergelijkbare problemen kun je vinden in de literatuur en hoe zijn die opgelost?</w:t>
+      </w:r>
+      <w:r>
+        <w:rPr>
+          <w:color w:val="ffc000"/>
+          <w:sz w:val="20"/>
+          <w:szCs w:val="20"/>
+        </w:rPr>
+      </w:r>
+    </w:p>
+    <w:p>
+      <w:pPr>
+        <w:pBdr/>
+        <w:shd w:val="nil" w:color="000000"/>
+        <w:spacing/>
+        <w:ind/>
+        <w:rPr>
+          <w:color w:val="ffc000"/>
+          <w:sz w:val="20"/>
+          <w:szCs w:val="20"/>
+        </w:rPr>
+      </w:pPr>
+      <w:r>
+        <w:rPr>
+          <w:b/>
+          <w:bCs/>
+          <w:color w:val="ffc000"/>
+          <w:sz w:val="20"/>
+          <w:szCs w:val="20"/>
+          <w:highlight w:val="none"/>
+          <w:lang w:val="en-US" w:bidi="en-US"/>
+        </w:rPr>
+        <w:t xml:space="preserve">• Welke bestaande oplossingen zijn al op de markt en waarom zijn die niet goed genoeg voor dit probleem?</w:t>
+      </w:r>
+      <w:r>
+        <w:rPr>
+          <w:color w:val="ffc000"/>
+          <w:sz w:val="20"/>
+          <w:szCs w:val="20"/>
+        </w:rPr>
+      </w:r>
+    </w:p>
+    <w:p>
+      <w:pPr>
+        <w:pBdr/>
+        <w:shd w:val="nil" w:color="000000"/>
+        <w:spacing/>
+        <w:ind/>
+        <w:rPr>
+          <w:color w:val="ffc000"/>
+          <w:sz w:val="20"/>
+          <w:szCs w:val="20"/>
+        </w:rPr>
+      </w:pPr>
+      <w:r>
+        <w:rPr>
+          <w:b/>
+          <w:bCs/>
+          <w:color w:val="ffc000"/>
+          <w:sz w:val="20"/>
+          <w:szCs w:val="20"/>
+          <w:highlight w:val="none"/>
+          <w:lang w:val="en-US" w:bidi="en-US"/>
+        </w:rPr>
+        <w:t xml:space="preserve">CURSUSHANDLEIDING TINPRJ0478 HOGESCHOOL ROTTERDAM/CMI</w:t>
+      </w:r>
+      <w:r>
+        <w:rPr>
+          <w:color w:val="ffc000"/>
+          <w:sz w:val="20"/>
+          <w:szCs w:val="20"/>
+        </w:rPr>
+      </w:r>
+    </w:p>
+    <w:p>
+      <w:pPr>
+        <w:pBdr/>
+        <w:shd w:val="nil" w:color="000000"/>
+        <w:spacing/>
+        <w:ind/>
+        <w:rPr>
+          <w:color w:val="ffc000"/>
+          <w:sz w:val="20"/>
+          <w:szCs w:val="20"/>
+        </w:rPr>
+      </w:pPr>
+      <w:r>
+        <w:rPr>
+          <w:b/>
+          <w:bCs/>
+          <w:color w:val="ffc000"/>
+          <w:sz w:val="20"/>
+          <w:szCs w:val="20"/>
+          <w:highlight w:val="none"/>
+          <w:lang w:val="en-US" w:bidi="en-US"/>
+        </w:rPr>
+        <w:t xml:space="preserve">PROJECT 7/8 27/03/2026 21</w:t>
+      </w:r>
+      <w:r>
+        <w:rPr>
+          <w:color w:val="ffc000"/>
+          <w:sz w:val="20"/>
+          <w:szCs w:val="20"/>
+        </w:rPr>
+      </w:r>
+    </w:p>
+    <w:p>
+      <w:pPr>
+        <w:pBdr/>
+        <w:shd w:val="nil" w:color="000000"/>
+        <w:spacing/>
+        <w:ind/>
+        <w:rPr>
+          <w:color w:val="ffc000"/>
+          <w:sz w:val="20"/>
+          <w:szCs w:val="20"/>
+        </w:rPr>
+      </w:pPr>
+      <w:r>
+        <w:rPr>
+          <w:b/>
+          <w:bCs/>
+          <w:color w:val="ffc000"/>
+          <w:sz w:val="20"/>
+          <w:szCs w:val="20"/>
+          <w:highlight w:val="none"/>
+          <w:lang w:val="en-US" w:bidi="en-US"/>
+        </w:rPr>
+        <w:t xml:space="preserve">• Begripsafbakening; Neem elke verwarring over begrippen weg (Bijvoorbeeld wie bedoel je met ‘ouderen’;</w:t>
+      </w:r>
+      <w:r>
+        <w:rPr>
+          <w:color w:val="ffc000"/>
+          <w:sz w:val="20"/>
+          <w:szCs w:val="20"/>
+        </w:rPr>
+      </w:r>
+    </w:p>
+    <w:p>
+      <w:pPr>
+        <w:pBdr/>
+        <w:shd w:val="nil" w:color="000000"/>
+        <w:spacing/>
+        <w:ind/>
+        <w:rPr>
+          <w:color w:val="ffc000"/>
+          <w:sz w:val="20"/>
+          <w:szCs w:val="20"/>
+        </w:rPr>
+      </w:pPr>
+      <w:r>
+        <w:rPr>
+          <w:b/>
+          <w:bCs/>
+          <w:color w:val="ffc000"/>
+          <w:sz w:val="20"/>
+          <w:szCs w:val="20"/>
+          <w:highlight w:val="none"/>
+          <w:lang w:val="en-US" w:bidi="en-US"/>
+        </w:rPr>
+        <w:t xml:space="preserve">wat versta je onder een ‘aqua drone’)</w:t>
+      </w:r>
+      <w:r>
+        <w:rPr>
+          <w:color w:val="ffc000"/>
+          <w:sz w:val="20"/>
+          <w:szCs w:val="20"/>
+        </w:rPr>
+      </w:r>
+    </w:p>
+    <w:p>
+      <w:pPr>
+        <w:pBdr/>
+        <w:shd w:val="nil" w:color="000000"/>
+        <w:spacing/>
+        <w:ind/>
+        <w:rPr>
+          <w:color w:val="ffc000"/>
+          <w:sz w:val="20"/>
+          <w:szCs w:val="20"/>
+        </w:rPr>
+      </w:pPr>
+      <w:r>
+        <w:rPr>
+          <w:b/>
+          <w:bCs/>
+          <w:color w:val="ffc000"/>
+          <w:sz w:val="20"/>
+          <w:szCs w:val="20"/>
+          <w:highlight w:val="none"/>
+          <w:lang w:val="en-US" w:bidi="en-US"/>
+        </w:rPr>
+        <w:t xml:space="preserve">Let op! Indien je als methode “literatuuronderzoek” kiest, kan het zijn dat het Theoretisch kader vervalt, omdat</w:t>
+      </w:r>
+      <w:r>
+        <w:rPr>
+          <w:color w:val="ffc000"/>
+          <w:sz w:val="20"/>
+          <w:szCs w:val="20"/>
+        </w:rPr>
+      </w:r>
+    </w:p>
+    <w:p>
+      <w:pPr>
+        <w:pBdr/>
+        <w:shd w:val="nil" w:color="000000"/>
+        <w:spacing/>
+        <w:ind/>
+        <w:rPr>
+          <w:b/>
+          <w:bCs/>
+          <w:color w:val="ffc000"/>
+          <w:sz w:val="20"/>
+          <w:szCs w:val="20"/>
+          <w:highlight w:val="none"/>
+        </w:rPr>
+      </w:pPr>
+      <w:r>
+        <w:rPr>
+          <w:b/>
+          <w:bCs/>
+          <w:color w:val="ffc000"/>
+          <w:sz w:val="20"/>
+          <w:szCs w:val="20"/>
+          <w:highlight w:val="none"/>
+          <w:lang w:val="en-US" w:bidi="en-US"/>
+        </w:rPr>
+        <w:t xml:space="preserve">de informatie hiervoor onder Resultaten vermeld wor</w:t>
+      </w:r>
+      <w:r>
+        <w:rPr>
+          <w:b/>
+          <w:bCs/>
+          <w:color w:val="ffc000"/>
+          <w:sz w:val="20"/>
+          <w:szCs w:val="20"/>
+          <w:highlight w:val="none"/>
+          <w:lang w:val="en-US" w:bidi="en-US"/>
+        </w:rPr>
+        <w:t xml:space="preserve">dt.</w:t>
+      </w:r>
+      <w:r>
+        <w:rPr>
+          <w:b/>
+          <w:bCs/>
+          <w:color w:val="ffc000"/>
+          <w:sz w:val="20"/>
+          <w:szCs w:val="20"/>
           <w:highlight w:val="none"/>
           <w:lang w:val="en-US"/>
         </w:rPr>
@@ -2684,6 +3232,86 @@
           <w:lang w:val="en-US"/>
         </w:rPr>
         <w:t xml:space="preserve">s</w:t>
+      </w:r>
+      <w:r>
+        <w:rPr>
+          <w:b/>
+          <w:bCs/>
+          <w:sz w:val="32"/>
+          <w:szCs w:val="32"/>
+          <w:highlight w:val="none"/>
+          <w:lang w:val="en-US"/>
+        </w:rPr>
+      </w:r>
+      <w:r>
+        <w:rPr>
+          <w:b/>
+          <w:bCs/>
+          <w:sz w:val="32"/>
+          <w:szCs w:val="32"/>
+          <w:highlight w:val="none"/>
+          <w:lang w:val="en-US"/>
+        </w:rPr>
+      </w:r>
+      <w:r>
+        <w:rPr>
+          <w:b/>
+          <w:bCs/>
+          <w:sz w:val="32"/>
+          <w:szCs w:val="32"/>
+          <w:highlight w:val="none"/>
+          <w:lang w:val="en-US" w:bidi="en-US"/>
+        </w:rPr>
+      </w:r>
+      <w:r>
+        <w:rPr>
+          <w:b/>
+          <w:bCs/>
+          <w:sz w:val="32"/>
+          <w:szCs w:val="32"/>
+          <w:highlight w:val="none"/>
+          <w:lang w:val="en-US" w:bidi="en-US"/>
+        </w:rPr>
+      </w:r>
+      <w:r>
+        <w:rPr>
+          <w:b/>
+          <w:bCs/>
+          <w:sz w:val="32"/>
+          <w:szCs w:val="32"/>
+          <w:highlight w:val="none"/>
+          <w:lang w:val="en-US"/>
+        </w:rPr>
+      </w:r>
+      <w:r>
+        <w:rPr>
+          <w:b/>
+          <w:bCs/>
+          <w:sz w:val="32"/>
+          <w:szCs w:val="32"/>
+          <w:highlight w:val="none"/>
+          <w:lang w:val="en-US"/>
+        </w:rPr>
+      </w:r>
+      <w:r>
+        <w:rPr>
+          <w:b/>
+          <w:bCs/>
+          <w:sz w:val="32"/>
+          <w:szCs w:val="32"/>
+          <w:highlight w:val="none"/>
+          <w:lang w:val="en-US" w:bidi="en-US"/>
+        </w:rPr>
+      </w:r>
+      <w:r>
+        <w:rPr>
+          <w:b/>
+          <w:bCs/>
+          <w:sz w:val="32"/>
+          <w:szCs w:val="32"/>
+          <w:highlight w:val="none"/>
+          <w:lang w:val="en-US" w:bidi="en-US"/>
+        </w:rPr>
       </w:r>
       <w:r>
         <w:rPr>
@@ -2781,6 +3409,75 @@
           <w:lang w:val="en-US"/>
         </w:rPr>
         <w:t xml:space="preserve">as most of the information needed can be found from online sources, but to gather data from the Operating Systems of the resources used will be gathered from a virtual environment.</w:t>
+        <w:br/>
+      </w:r>
+      <w:r>
+        <w:rPr>
+          <w:b w:val="0"/>
+          <w:bCs w:val="0"/>
+          <w:color w:val="ffc000"/>
+          <w:sz w:val="22"/>
+          <w:szCs w:val="22"/>
+          <w:highlight w:val="none"/>
+          <w:lang w:val="en-US"/>
+        </w:rPr>
+        <w:t xml:space="preserve">op een andere manier formuleren.</w:t>
+      </w:r>
+      <w:r>
+        <w:rPr>
+          <w:b w:val="0"/>
+          <w:bCs w:val="0"/>
+          <w:color w:val="000000" w:themeColor="text1"/>
+          <w:sz w:val="22"/>
+          <w:szCs w:val="22"/>
+          <w:highlight w:val="none"/>
+          <w:lang w:val="en-US"/>
+        </w:rPr>
+        <w:br/>
+      </w:r>
+      <w:r>
+        <w:rPr>
+          <w:b w:val="0"/>
+          <w:bCs w:val="0"/>
+          <w:color w:val="000000" w:themeColor="text1"/>
+          <w:sz w:val="22"/>
+          <w:szCs w:val="22"/>
+          <w:highlight w:val="none"/>
+          <w:lang w:val="en-US"/>
+        </w:rPr>
+      </w:r>
+      <w:r>
+        <w:rPr>
+          <w:b w:val="0"/>
+          <w:bCs w:val="0"/>
+          <w:color w:val="000000" w:themeColor="text1"/>
+          <w:sz w:val="22"/>
+          <w:szCs w:val="22"/>
+          <w:highlight w:val="none"/>
+          <w:lang w:val="en-US"/>
+        </w:rPr>
+      </w:r>
+      <w:r>
+        <w:rPr>
+          <w:b w:val="0"/>
+          <w:bCs w:val="0"/>
+          <w:color w:val="000000" w:themeColor="text1"/>
+          <w:sz w:val="22"/>
+          <w:szCs w:val="22"/>
+          <w:highlight w:val="none"/>
+          <w:lang w:val="en-US"/>
+        </w:rPr>
+      </w:r>
+      <w:r>
+        <w:rPr>
+          <w:b w:val="0"/>
+          <w:bCs w:val="0"/>
+          <w:color w:val="000000" w:themeColor="text1"/>
+          <w:sz w:val="22"/>
+          <w:szCs w:val="22"/>
+          <w:highlight w:val="none"/>
+          <w:lang w:val="en-US"/>
+        </w:rPr>
       </w:r>
       <w:r>
         <w:rPr>
@@ -2818,32 +3515,9 @@
           <w:sz w:val="22"/>
           <w:szCs w:val="22"/>
           <w:highlight w:val="none"/>
-          <w:lang w:val="en-US" w:bidi="en-US"/>
-        </w:rPr>
-      </w:pPr>
-      <w:r>
-        <w:rPr>
-          <w:b w:val="0"/>
-          <w:bCs w:val="0"/>
-          <w:color w:val="000000" w:themeColor="text1"/>
-          <w:sz w:val="22"/>
-          <w:szCs w:val="22"/>
-          <w:highlight w:val="none"/>
-          <w:lang w:val="en-US" w:bidi="en-US"/>
-        </w:rPr>
-        <w:t xml:space="preserve">LIT= wat dan, hoe dan, waarvandaan, waarom deze</w:t>
-      </w:r>
-      <w:r>
-        <w:rPr>
-          <w:b w:val="0"/>
-          <w:bCs w:val="0"/>
-          <w:color w:val="000000" w:themeColor="text1"/>
-          <w:sz w:val="22"/>
-          <w:szCs w:val="22"/>
-          <w:highlight w:val="none"/>
           <w:lang w:val="en-US"/>
         </w:rPr>
-      </w:r>
+      </w:pPr>
       <w:r>
         <w:rPr>
           <w:b w:val="0"/>
@@ -2855,34 +3529,16 @@
           <w:lang w:val="en-US" w:bidi="en-US"/>
         </w:rPr>
       </w:r>
-    </w:p>
-    <w:p>
-      <w:pPr>
-        <w:pBdr/>
-        <w:shd w:val="nil" w:color="000000"/>
-        <w:spacing/>
-        <w:ind/>
+      <w:r>
         <w:rPr>
-          <w:b w:val="0"/>
-          <w:bCs w:val="0"/>
-          <w:color w:val="000000" w:themeColor="text1"/>
-          <w:sz w:val="22"/>
-          <w:szCs w:val="22"/>
+          <w:b/>
+          <w:bCs/>
+          <w:sz w:val="28"/>
+          <w:szCs w:val="28"/>
           <w:highlight w:val="none"/>
           <w:lang w:val="en-US"/>
         </w:rPr>
-      </w:pPr>
-      <w:r>
-        <w:rPr>
-          <w:b w:val="0"/>
-          <w:bCs w:val="0"/>
-          <w:color w:val="000000" w:themeColor="text1"/>
-          <w:sz w:val="22"/>
-          <w:szCs w:val="22"/>
-          <w:highlight w:val="none"/>
-          <w:lang w:val="en-US" w:bidi="en-US"/>
-        </w:rPr>
-        <w:t xml:space="preserve">Exp= wat dan, hoe dan </w:t>
+        <w:t xml:space="preserve">Liturature</w:t>
       </w:r>
       <w:r>
         <w:rPr>
@@ -2904,6 +3560,1399 @@
           <w:szCs w:val="22"/>
           <w:highlight w:val="none"/>
           <w:lang w:val="en-US"/>
+        </w:rPr>
+      </w:r>
+    </w:p>
+    <w:p>
+      <w:pPr>
+        <w:pBdr/>
+        <w:shd w:val="nil" w:color="000000"/>
+        <w:spacing/>
+        <w:ind/>
+        <w:rPr>
+          <w:b w:val="0"/>
+          <w:bCs w:val="0"/>
+          <w:color w:val="000000" w:themeColor="text1"/>
+          <w:sz w:val="22"/>
+          <w:szCs w:val="22"/>
+          <w:highlight w:val="none"/>
+          <w:lang w:val="en-US" w:bidi="en-US"/>
+        </w:rPr>
+      </w:pPr>
+      <w:r>
+        <w:rPr>
+          <w:b w:val="0"/>
+          <w:bCs w:val="0"/>
+          <w:color w:val="000000" w:themeColor="text1"/>
+          <w:sz w:val="22"/>
+          <w:szCs w:val="22"/>
+          <w:highlight w:val="none"/>
+          <w:lang w:val="en-US" w:bidi="en-US"/>
+        </w:rPr>
+        <w:t xml:space="preserve">LIT= wat dan, hoe dan, waarvandaan, waarom deze</w:t>
+      </w:r>
+      <w:r>
+        <w:rPr>
+          <w:b w:val="0"/>
+          <w:bCs w:val="0"/>
+          <w:color w:val="000000" w:themeColor="text1"/>
+          <w:sz w:val="22"/>
+          <w:szCs w:val="22"/>
+          <w:highlight w:val="none"/>
+          <w:lang w:val="en-US" w:bidi="en-US"/>
+        </w:rPr>
+      </w:r>
+      <w:r>
+        <w:rPr>
+          <w:b w:val="0"/>
+          <w:bCs w:val="0"/>
+          <w:color w:val="000000" w:themeColor="text1"/>
+          <w:sz w:val="22"/>
+          <w:szCs w:val="22"/>
+          <w:highlight w:val="none"/>
+          <w:lang w:val="en-US" w:bidi="en-US"/>
+        </w:rPr>
+      </w:r>
+    </w:p>
+    <w:p>
+      <w:pPr>
+        <w:pBdr/>
+        <w:spacing/>
+        <w:ind/>
+        <w:rPr>
+          <w:b w:val="0"/>
+          <w:bCs w:val="0"/>
+          <w:color w:val="4d94d9" w:themeColor="text2" w:themeTint="80"/>
+          <w:sz w:val="22"/>
+          <w:szCs w:val="22"/>
+          <w:highlight w:val="none"/>
+        </w:rPr>
+      </w:pPr>
+      <w:r>
+        <w:rPr>
+          <w:b w:val="0"/>
+          <w:bCs w:val="0"/>
+          <w:sz w:val="22"/>
+          <w:szCs w:val="22"/>
+          <w:highlight w:val="none"/>
+          <w:lang w:val="en-US" w:bidi="en-US"/>
+        </w:rPr>
+        <w:t xml:space="preserve">Windows apps update on their own which ensures the apps remain stable and reliable.</w:t>
+        <w:br/>
+      </w:r>
+      <w:r>
+        <w:rPr>
+          <w:b w:val="0"/>
+          <w:bCs w:val="0"/>
+          <w:sz w:val="22"/>
+          <w:szCs w:val="22"/>
+          <w:highlight w:val="none"/>
+          <w:lang w:val="en-US" w:bidi="en-US"/>
+        </w:rPr>
+        <w:t xml:space="preserve">The user gets recommended to update the system once every month, unless the user does not update the system within 2 months Windows will force the user to update the system.</w:t>
+      </w:r>
+      <w:r>
+        <w:rPr>
+          <w:b w:val="0"/>
+          <w:bCs w:val="0"/>
+          <w:color w:val="4d94d9" w:themeColor="text2" w:themeTint="80"/>
+          <w:sz w:val="22"/>
+          <w:szCs w:val="22"/>
+          <w:highlight w:val="none"/>
+        </w:rPr>
+      </w:r>
+      <w:r>
+        <w:rPr>
+          <w:b w:val="0"/>
+          <w:bCs w:val="0"/>
+          <w:color w:val="4d94d9" w:themeColor="text2" w:themeTint="80"/>
+          <w:sz w:val="22"/>
+          <w:szCs w:val="22"/>
+          <w:highlight w:val="none"/>
+        </w:rPr>
+      </w:r>
+    </w:p>
+    <w:p>
+      <w:pPr>
+        <w:pBdr/>
+        <w:shd w:val="nil" w:color="000000"/>
+        <w:spacing/>
+        <w:ind/>
+        <w:rPr>
+          <w:b w:val="0"/>
+          <w:bCs w:val="0"/>
+          <w:sz w:val="22"/>
+          <w:szCs w:val="22"/>
+          <w:highlight w:val="none"/>
+        </w:rPr>
+      </w:pPr>
+      <w:r>
+        <w:rPr>
+          <w:b w:val="0"/>
+          <w:bCs w:val="0"/>
+          <w:sz w:val="22"/>
+          <w:szCs w:val="22"/>
+          <w:highlight w:val="none"/>
+          <w:lang w:val="en-US" w:bidi="en-US"/>
+        </w:rPr>
+        <w:t xml:space="preserve">Debian, Ubuntu and Kubuntu uses somewhat older packages, which provides </w:t>
+      </w:r>
+      <w:r>
+        <w:rPr>
+          <w:b w:val="0"/>
+          <w:bCs w:val="0"/>
+          <w:sz w:val="22"/>
+          <w:szCs w:val="22"/>
+          <w:highlight w:val="none"/>
+          <w:lang w:val="en-US" w:bidi="en-US"/>
+        </w:rPr>
+        <w:t xml:space="preserve">stability and reliability. </w:t>
+      </w:r>
+      <w:r>
+        <w:rPr>
+          <w:b w:val="0"/>
+          <w:bCs w:val="0"/>
+          <w:sz w:val="22"/>
+          <w:szCs w:val="22"/>
+          <w:highlight w:val="none"/>
+          <w:lang w:val="en-US" w:bidi="en-US"/>
+        </w:rPr>
+        <w:t xml:space="preserve">The user gets to choose when to update the system, although it is recommended to update once every month to ensure the system will remain stable.</w:t>
+      </w:r>
+      <w:r>
+        <w:rPr>
+          <w:b w:val="0"/>
+          <w:bCs w:val="0"/>
+          <w:sz w:val="22"/>
+          <w:szCs w:val="22"/>
+          <w:highlight w:val="none"/>
+        </w:rPr>
+      </w:r>
+      <w:r>
+        <w:rPr>
+          <w:b w:val="0"/>
+          <w:bCs w:val="0"/>
+          <w:sz w:val="22"/>
+          <w:szCs w:val="22"/>
+          <w:highlight w:val="none"/>
+        </w:rPr>
+      </w:r>
+    </w:p>
+    <w:p>
+      <w:pPr>
+        <w:pBdr/>
+        <w:shd w:val="nil" w:color="000000"/>
+        <w:spacing/>
+        <w:ind/>
+        <w:rPr>
+          <w:b w:val="0"/>
+          <w:bCs w:val="0"/>
+          <w:sz w:val="22"/>
+          <w:szCs w:val="22"/>
+          <w:highlight w:val="none"/>
+        </w:rPr>
+      </w:pPr>
+      <w:r>
+        <w:rPr>
+          <w:b w:val="0"/>
+          <w:bCs w:val="0"/>
+          <w:sz w:val="22"/>
+          <w:szCs w:val="22"/>
+          <w:highlight w:val="none"/>
+          <w:lang w:val="en-US" w:bidi="en-US"/>
+        </w:rPr>
+      </w:r>
+      <w:r>
+        <w:rPr>
+          <w:b w:val="0"/>
+          <w:bCs w:val="0"/>
+          <w:sz w:val="22"/>
+          <w:szCs w:val="22"/>
+          <w:highlight w:val="none"/>
+          <w:lang w:val="en-US" w:bidi="en-US"/>
+        </w:rPr>
+        <w:t xml:space="preserve">Endeavour OS uses the newest packages which does not always provide </w:t>
+      </w:r>
+      <w:r>
+        <w:rPr>
+          <w:b w:val="0"/>
+          <w:bCs w:val="0"/>
+          <w:sz w:val="22"/>
+          <w:szCs w:val="22"/>
+          <w:highlight w:val="none"/>
+          <w:lang w:val="en-US" w:bidi="en-US"/>
+        </w:rPr>
+        <w:t xml:space="preserve">stability and reliability</w:t>
+      </w:r>
+      <w:r>
+        <w:rPr>
+          <w:b w:val="0"/>
+          <w:bCs w:val="0"/>
+          <w:sz w:val="22"/>
+          <w:szCs w:val="22"/>
+          <w:highlight w:val="none"/>
+          <w:lang w:val="en-US" w:bidi="en-US"/>
+        </w:rPr>
+        <w:t xml:space="preserve"> but it does ensure frequent bug fixes. </w:t>
+      </w:r>
+      <w:r>
+        <w:rPr>
+          <w:b w:val="0"/>
+          <w:bCs w:val="0"/>
+          <w:sz w:val="22"/>
+          <w:szCs w:val="22"/>
+          <w:highlight w:val="none"/>
+          <w:lang w:val="en-US" w:bidi="en-US"/>
+        </w:rPr>
+        <w:t xml:space="preserve">The user gets to choose when to update the system, although it is recommended to update once every week up to a month to ensure the system will remain stable.</w:t>
+      </w:r>
+      <w:r>
+        <w:rPr>
+          <w:b w:val="0"/>
+          <w:bCs w:val="0"/>
+          <w:sz w:val="22"/>
+          <w:szCs w:val="22"/>
+          <w:highlight w:val="none"/>
+        </w:rPr>
+      </w:r>
+      <w:r>
+        <w:rPr>
+          <w:b w:val="0"/>
+          <w:bCs w:val="0"/>
+          <w:sz w:val="22"/>
+          <w:szCs w:val="22"/>
+          <w:highlight w:val="none"/>
+        </w:rPr>
+      </w:r>
+    </w:p>
+    <w:p>
+      <w:pPr>
+        <w:pBdr/>
+        <w:shd w:val="nil" w:color="000000"/>
+        <w:spacing/>
+        <w:ind/>
+        <w:rPr>
+          <w:b w:val="0"/>
+          <w:bCs w:val="0"/>
+          <w:color w:val="4d94d9" w:themeColor="text2" w:themeTint="80"/>
+          <w:sz w:val="22"/>
+          <w:szCs w:val="22"/>
+          <w:highlight w:val="none"/>
+        </w:rPr>
+      </w:pPr>
+      <w:r>
+        <w:rPr>
+          <w:b w:val="0"/>
+          <w:bCs w:val="0"/>
+          <w:color w:val="4d94d9" w:themeColor="text2" w:themeTint="80"/>
+          <w:sz w:val="22"/>
+          <w:szCs w:val="22"/>
+          <w:highlight w:val="none"/>
+          <w:lang w:val="en-US" w:bidi="en-US"/>
+        </w:rPr>
+        <w:t xml:space="preserve">Bronnen vermelden over waar deze info vandaan komt.</w:t>
+      </w:r>
+      <w:r>
+        <w:rPr>
+          <w:b w:val="0"/>
+          <w:bCs w:val="0"/>
+          <w:color w:val="4d94d9" w:themeColor="text2" w:themeTint="80"/>
+          <w:sz w:val="22"/>
+          <w:szCs w:val="22"/>
+          <w:highlight w:val="none"/>
+        </w:rPr>
+      </w:r>
+      <w:r>
+        <w:rPr>
+          <w:b w:val="0"/>
+          <w:bCs w:val="0"/>
+          <w:color w:val="4d94d9" w:themeColor="text2" w:themeTint="80"/>
+          <w:sz w:val="22"/>
+          <w:szCs w:val="22"/>
+          <w:highlight w:val="none"/>
+        </w:rPr>
+      </w:r>
+    </w:p>
+    <w:p>
+      <w:pPr>
+        <w:pBdr/>
+        <w:shd w:val="nil" w:color="000000"/>
+        <w:spacing/>
+        <w:ind/>
+        <w:rPr>
+          <w:b w:val="0"/>
+          <w:bCs w:val="0"/>
+          <w:color w:val="ffc000"/>
+          <w:sz w:val="22"/>
+          <w:szCs w:val="22"/>
+          <w:highlight w:val="none"/>
+        </w:rPr>
+      </w:pPr>
+      <w:r>
+        <w:rPr>
+          <w:b w:val="0"/>
+          <w:bCs w:val="0"/>
+          <w:color w:val="46b1e1" w:themeColor="accent1" w:themeTint="99"/>
+          <w:sz w:val="22"/>
+          <w:szCs w:val="22"/>
+          <w:highlight w:val="none"/>
+          <w:lang w:val="en-US"/>
+        </w:rPr>
+        <w:t xml:space="preserve">Aangeven dat het focuspunt op de driver ligt, maar dat er ook gekeken wordt naar anydesk(DE’s die wel en niet meewerken), vrijheid van packagemanagers, meegeleverde software (bloat), hoeveel resources de OS gebruikt (ram, cpu)</w:t>
+      </w:r>
+      <w:r>
+        <w:rPr>
+          <w:b w:val="0"/>
+          <w:bCs w:val="0"/>
+          <w:color w:val="46b1e1" w:themeColor="accent1" w:themeTint="99"/>
+          <w:sz w:val="22"/>
+          <w:szCs w:val="22"/>
+          <w:highlight w:val="none"/>
+        </w:rPr>
+        <w:br/>
+      </w:r>
+      <w:r>
+        <w:rPr>
+          <w:b w:val="0"/>
+          <w:bCs w:val="0"/>
+          <w:color w:val="ffc000"/>
+          <w:sz w:val="22"/>
+          <w:szCs w:val="22"/>
+          <w:highlight w:val="none"/>
+        </w:rPr>
+        <w:t xml:space="preserve">over nadenken of literatuur wel of niet nodig is</w:t>
+      </w:r>
+      <w:r>
+        <w:rPr>
+          <w:b w:val="0"/>
+          <w:bCs w:val="0"/>
+          <w:color w:val="ffc000"/>
+          <w:sz w:val="22"/>
+          <w:szCs w:val="22"/>
+          <w:highlight w:val="none"/>
+        </w:rPr>
+      </w:r>
+    </w:p>
+    <w:p>
+      <w:pPr>
+        <w:pBdr/>
+        <w:shd w:val="nil" w:color="000000"/>
+        <w:spacing/>
+        <w:ind/>
+        <w:rPr>
+          <w:b w:val="0"/>
+          <w:bCs w:val="0"/>
+          <w:sz w:val="16"/>
+          <w:szCs w:val="16"/>
+          <w:highlight w:val="blue"/>
+        </w:rPr>
+      </w:pPr>
+      <w:r>
+        <w:rPr>
+          <w:b w:val="0"/>
+          <w:bCs w:val="0"/>
+          <w:sz w:val="16"/>
+          <w:szCs w:val="16"/>
+          <w:highlight w:val="none"/>
+        </w:rPr>
+      </w:r>
+      <w:r>
+        <w:rPr>
+          <w:b w:val="0"/>
+          <w:bCs w:val="0"/>
+          <w:sz w:val="16"/>
+          <w:szCs w:val="16"/>
+          <w:highlight w:val="none"/>
+        </w:rPr>
+      </w:r>
+      <w:r>
+        <w:rPr>
+          <w:b w:val="0"/>
+          <w:bCs w:val="0"/>
+          <w:sz w:val="16"/>
+          <w:szCs w:val="16"/>
+          <w:highlight w:val="none"/>
+        </w:rPr>
+      </w:r>
+    </w:p>
+    <w:p>
+      <w:pPr>
+        <w:pBdr/>
+        <w:shd w:val="nil" w:color="000000"/>
+        <w:spacing/>
+        <w:ind/>
+        <w:rPr>
+          <w:b w:val="0"/>
+          <w:bCs w:val="0"/>
+          <w:color w:val="000000" w:themeColor="text1"/>
+          <w:sz w:val="22"/>
+          <w:szCs w:val="22"/>
+          <w:highlight w:val="none"/>
+          <w:lang w:val="en-US" w:bidi="en-US"/>
+        </w:rPr>
+      </w:pPr>
+      <w:r>
+        <w:rPr>
+          <w:b w:val="0"/>
+          <w:bCs w:val="0"/>
+          <w:color w:val="000000" w:themeColor="text1"/>
+          <w:sz w:val="22"/>
+          <w:szCs w:val="22"/>
+          <w:highlight w:val="none"/>
+          <w:lang w:val="en-US" w:bidi="en-US"/>
+        </w:rPr>
+      </w:r>
+      <w:r>
+        <w:rPr>
+          <w:b w:val="0"/>
+          <w:bCs w:val="0"/>
+          <w:color w:val="000000" w:themeColor="text1"/>
+          <w:sz w:val="22"/>
+          <w:szCs w:val="22"/>
+          <w:highlight w:val="none"/>
+          <w:lang w:val="en-US" w:bidi="en-US"/>
+        </w:rPr>
+      </w:r>
+      <w:r>
+        <w:rPr>
+          <w:b w:val="0"/>
+          <w:bCs w:val="0"/>
+          <w:color w:val="000000" w:themeColor="text1"/>
+          <w:sz w:val="22"/>
+          <w:szCs w:val="22"/>
+          <w:highlight w:val="none"/>
+          <w:lang w:val="en-US" w:bidi="en-US"/>
+        </w:rPr>
+      </w:r>
+    </w:p>
+    <w:p>
+      <w:pPr>
+        <w:pBdr/>
+        <w:shd w:val="nil" w:color="000000"/>
+        <w:spacing/>
+        <w:ind/>
+        <w:rPr>
+          <w:b w:val="0"/>
+          <w:bCs w:val="0"/>
+          <w:color w:val="000000" w:themeColor="text1"/>
+          <w:sz w:val="22"/>
+          <w:szCs w:val="22"/>
+          <w:highlight w:val="none"/>
+          <w:lang w:val="en-US" w:bidi="en-US"/>
+        </w:rPr>
+      </w:pPr>
+      <w:r>
+        <w:rPr>
+          <w:b w:val="0"/>
+          <w:bCs w:val="0"/>
+          <w:color w:val="000000" w:themeColor="text1"/>
+          <w:sz w:val="22"/>
+          <w:szCs w:val="22"/>
+          <w:highlight w:val="none"/>
+          <w:lang w:val="en-US" w:bidi="en-US"/>
+        </w:rPr>
+      </w:r>
+      <w:r>
+        <w:rPr>
+          <w:b w:val="0"/>
+          <w:bCs w:val="0"/>
+          <w:color w:val="000000" w:themeColor="text1"/>
+          <w:sz w:val="22"/>
+          <w:szCs w:val="22"/>
+          <w:highlight w:val="none"/>
+          <w:lang w:val="en-US" w:bidi="en-US"/>
+        </w:rPr>
+      </w:r>
+      <w:r>
+        <w:rPr>
+          <w:b w:val="0"/>
+          <w:bCs w:val="0"/>
+          <w:color w:val="000000" w:themeColor="text1"/>
+          <w:sz w:val="22"/>
+          <w:szCs w:val="22"/>
+          <w:highlight w:val="none"/>
+          <w:lang w:val="en-US" w:bidi="en-US"/>
+        </w:rPr>
+      </w:r>
+    </w:p>
+    <w:p>
+      <w:pPr>
+        <w:pBdr/>
+        <w:shd w:val="nil" w:color="000000"/>
+        <w:spacing/>
+        <w:ind/>
+        <w:rPr>
+          <w:b w:val="0"/>
+          <w:bCs w:val="0"/>
+          <w:color w:val="000000" w:themeColor="text1"/>
+          <w:sz w:val="22"/>
+          <w:szCs w:val="22"/>
+          <w:highlight w:val="none"/>
+          <w:lang w:val="en-US" w:bidi="en-US"/>
+        </w:rPr>
+      </w:pPr>
+      <w:r>
+        <w:rPr>
+          <w:b w:val="0"/>
+          <w:bCs w:val="0"/>
+          <w:color w:val="000000" w:themeColor="text1"/>
+          <w:sz w:val="22"/>
+          <w:szCs w:val="22"/>
+          <w:highlight w:val="none"/>
+          <w:lang w:val="en-US" w:bidi="en-US"/>
+        </w:rPr>
+      </w:r>
+      <w:r>
+        <w:rPr>
+          <w:b w:val="0"/>
+          <w:bCs w:val="0"/>
+          <w:color w:val="000000" w:themeColor="text1"/>
+          <w:sz w:val="22"/>
+          <w:szCs w:val="22"/>
+          <w:highlight w:val="none"/>
+          <w:lang w:val="en-US" w:bidi="en-US"/>
+        </w:rPr>
+      </w:r>
+      <w:r>
+        <w:rPr>
+          <w:b w:val="0"/>
+          <w:bCs w:val="0"/>
+          <w:color w:val="000000" w:themeColor="text1"/>
+          <w:sz w:val="22"/>
+          <w:szCs w:val="22"/>
+          <w:highlight w:val="none"/>
+          <w:lang w:val="en-US" w:bidi="en-US"/>
+        </w:rPr>
+      </w:r>
+    </w:p>
+    <w:p>
+      <w:pPr>
+        <w:pBdr/>
+        <w:shd w:val="nil" w:color="000000"/>
+        <w:spacing/>
+        <w:ind/>
+        <w:rPr>
+          <w:b w:val="0"/>
+          <w:bCs w:val="0"/>
+          <w:color w:val="000000" w:themeColor="text1"/>
+          <w:sz w:val="22"/>
+          <w:szCs w:val="22"/>
+          <w:highlight w:val="none"/>
+          <w:lang w:val="en-US" w:bidi="en-US"/>
+        </w:rPr>
+      </w:pPr>
+      <w:r>
+        <w:rPr>
+          <w:b w:val="0"/>
+          <w:bCs w:val="0"/>
+          <w:color w:val="000000" w:themeColor="text1"/>
+          <w:sz w:val="22"/>
+          <w:szCs w:val="22"/>
+          <w:highlight w:val="none"/>
+          <w:lang w:val="en-US" w:bidi="en-US"/>
+        </w:rPr>
+      </w:r>
+      <w:r>
+        <w:rPr>
+          <w:b/>
+          <w:bCs/>
+          <w:color w:val="000000" w:themeColor="text1"/>
+          <w:sz w:val="28"/>
+          <w:szCs w:val="28"/>
+          <w:highlight w:val="none"/>
+          <w:lang w:val="en-US" w:bidi="en-US"/>
+        </w:rPr>
+        <w:t xml:space="preserve">Experimental</w:t>
+      </w:r>
+      <w:r>
+        <w:rPr>
+          <w:b w:val="0"/>
+          <w:bCs w:val="0"/>
+          <w:color w:val="000000" w:themeColor="text1"/>
+          <w:sz w:val="22"/>
+          <w:szCs w:val="22"/>
+          <w:highlight w:val="none"/>
+          <w:lang w:val="en-US" w:bidi="en-US"/>
+        </w:rPr>
+      </w:r>
+    </w:p>
+    <w:p>
+      <w:pPr>
+        <w:pBdr/>
+        <w:shd w:val="nil" w:color="000000"/>
+        <w:spacing/>
+        <w:ind w:firstLine="0" w:left="0"/>
+        <w:rPr>
+          <w:b w:val="0"/>
+          <w:bCs w:val="0"/>
+          <w:color w:val="000000" w:themeColor="text1"/>
+          <w:sz w:val="22"/>
+          <w:szCs w:val="22"/>
+          <w:highlight w:val="none"/>
+        </w:rPr>
+      </w:pPr>
+      <w:r>
+        <w:rPr>
+          <w:b w:val="0"/>
+          <w:bCs w:val="0"/>
+          <w:color w:val="000000" w:themeColor="text1"/>
+          <w:sz w:val="22"/>
+          <w:szCs w:val="22"/>
+          <w:highlight w:val="none"/>
+        </w:rPr>
+        <w:t xml:space="preserve">T</w:t>
+      </w:r>
+      <w:r>
+        <w:rPr>
+          <w:b w:val="0"/>
+          <w:bCs w:val="0"/>
+          <w:color w:val="000000" w:themeColor="text1"/>
+          <w:sz w:val="22"/>
+          <w:szCs w:val="22"/>
+          <w:highlight w:val="none"/>
+        </w:rPr>
+        <w:t xml:space="preserve">he data has been gathered </w:t>
+      </w:r>
+      <w:r>
+        <w:rPr>
+          <w:b w:val="0"/>
+          <w:bCs w:val="0"/>
+          <w:color w:val="000000" w:themeColor="text1"/>
+          <w:sz w:val="22"/>
+          <w:szCs w:val="22"/>
+          <w:highlight w:val="none"/>
+        </w:rPr>
+        <w:t xml:space="preserve">with the use of virtual machine software </w:t>
+      </w:r>
+      <w:r>
+        <w:rPr>
+          <w:b w:val="0"/>
+          <w:bCs w:val="0"/>
+          <w:color w:val="000000" w:themeColor="text1"/>
+          <w:sz w:val="22"/>
+          <w:szCs w:val="22"/>
+          <w:highlight w:val="none"/>
+        </w:rPr>
+        <w:t xml:space="preserve">which is used to simulate a real computer</w:t>
+      </w:r>
+      <w:r>
+        <w:rPr>
+          <w:b w:val="0"/>
+          <w:bCs w:val="0"/>
+          <w:color w:val="000000" w:themeColor="text1"/>
+          <w:sz w:val="22"/>
+          <w:szCs w:val="22"/>
+          <w:highlight w:val="none"/>
+        </w:rPr>
+        <w:t xml:space="preserve">.</w:t>
+        <w:br/>
+        <w:t xml:space="preserve">To gather the data on a Linux machine a tool called Gnome Boxes was used.</w:t>
+        <w:br/>
+        <w:t xml:space="preserve">To gather the data on a Windows machine a tool like Oracle VirtualBox can be used.</w:t>
+        <w:br/>
+      </w:r>
+      <w:r>
+        <w:rPr>
+          <w:b w:val="0"/>
+          <w:bCs w:val="0"/>
+          <w:color w:val="000000" w:themeColor="text1"/>
+          <w:sz w:val="22"/>
+          <w:szCs w:val="22"/>
+          <w:highlight w:val="none"/>
+        </w:rPr>
+        <w:t xml:space="preserve">Virtual machine software works by using the hardware of the device it is installed on to create a virtual computer.</w:t>
+        <w:br/>
+      </w:r>
+      <w:r>
+        <w:rPr>
+          <w:b w:val="0"/>
+          <w:bCs w:val="0"/>
+          <w:color w:val="000000" w:themeColor="text1"/>
+          <w:sz w:val="22"/>
+          <w:szCs w:val="22"/>
+          <w:highlight w:val="none"/>
+        </w:rPr>
+        <w:t xml:space="preserve">At the time of gathering the data the hardware used is from a laptop with these specifications: </w:t>
+      </w:r>
+      <w:r>
+        <w:rPr>
+          <w:b w:val="0"/>
+          <w:bCs w:val="0"/>
+          <w:color w:val="000000" w:themeColor="text1"/>
+          <w:sz w:val="22"/>
+          <w:szCs w:val="22"/>
+          <w:highlight w:val="none"/>
+        </w:rPr>
+      </w:r>
+      <w:r>
+        <w:rPr>
+          <w:b w:val="0"/>
+          <w:bCs w:val="0"/>
+          <w:color w:val="000000" w:themeColor="text1"/>
+          <w:sz w:val="22"/>
+          <w:szCs w:val="22"/>
+          <w:highlight w:val="none"/>
+        </w:rPr>
+      </w:r>
+    </w:p>
+    <w:p>
+      <w:pPr>
+        <w:pStyle w:val="926"/>
+        <w:numPr>
+          <w:ilvl w:val="0"/>
+          <w:numId w:val="15"/>
+        </w:numPr>
+        <w:pBdr/>
+        <w:shd w:val="nil" w:color="000000"/>
+        <w:spacing/>
+        <w:ind/>
+        <w:rPr>
+          <w:b w:val="0"/>
+          <w:bCs w:val="0"/>
+          <w:color w:val="000000" w:themeColor="text1"/>
+          <w:sz w:val="22"/>
+          <w:szCs w:val="22"/>
+          <w:highlight w:val="none"/>
+        </w:rPr>
+      </w:pPr>
+      <w:r>
+        <w:rPr>
+          <w:b w:val="0"/>
+          <w:bCs w:val="0"/>
+          <w:color w:val="000000" w:themeColor="text1"/>
+          <w:sz w:val="22"/>
+          <w:szCs w:val="22"/>
+          <w:highlight w:val="none"/>
+        </w:rPr>
+        <w:t xml:space="preserve">Intel i7-10750H</w:t>
+      </w:r>
+      <w:r>
+        <w:rPr>
+          <w:b w:val="0"/>
+          <w:bCs w:val="0"/>
+          <w:color w:val="000000" w:themeColor="text1"/>
+          <w:sz w:val="22"/>
+          <w:szCs w:val="22"/>
+          <w:highlight w:val="none"/>
+        </w:rPr>
+      </w:r>
+      <w:r>
+        <w:rPr>
+          <w:b w:val="0"/>
+          <w:bCs w:val="0"/>
+          <w:color w:val="000000" w:themeColor="text1"/>
+          <w:sz w:val="22"/>
+          <w:szCs w:val="22"/>
+          <w:highlight w:val="none"/>
+        </w:rPr>
+      </w:r>
+    </w:p>
+    <w:p>
+      <w:pPr>
+        <w:pStyle w:val="926"/>
+        <w:numPr>
+          <w:ilvl w:val="0"/>
+          <w:numId w:val="15"/>
+        </w:numPr>
+        <w:pBdr/>
+        <w:shd w:val="nil" w:color="000000"/>
+        <w:spacing/>
+        <w:ind/>
+        <w:rPr>
+          <w:rFonts w:ascii="Aptos" w:hAnsi="Aptos" w:eastAsia="Aptos" w:cs="Aptos"/>
+          <w:b w:val="0"/>
+          <w:bCs w:val="0"/>
+          <w:color w:val="000000" w:themeColor="text1"/>
+          <w:sz w:val="22"/>
+          <w:szCs w:val="22"/>
+          <w:highlight w:val="none"/>
+        </w:rPr>
+      </w:pPr>
+      <w:r>
+        <w:rPr>
+          <w:b w:val="0"/>
+          <w:bCs w:val="0"/>
+          <w:color w:val="000000" w:themeColor="text1"/>
+          <w:sz w:val="22"/>
+          <w:szCs w:val="22"/>
+          <w:highlight w:val="none"/>
+        </w:rPr>
+      </w:r>
+      <w:r>
+        <w:rPr>
+          <w:rFonts w:ascii="Aptos" w:hAnsi="Aptos" w:eastAsia="Aptos" w:cs="Aptos"/>
+          <w:color w:val="000000"/>
+          <w:sz w:val="22"/>
+          <w:szCs w:val="22"/>
+          <w:highlight w:val="none"/>
+        </w:rPr>
+        <w:t xml:space="preserve">NVIDIA GeForce GTX 1660 Ti</w:t>
+      </w:r>
+      <w:r>
+        <w:rPr>
+          <w:rFonts w:ascii="Aptos" w:hAnsi="Aptos" w:eastAsia="Aptos" w:cs="Aptos"/>
+          <w:color w:val="000000"/>
+          <w:sz w:val="22"/>
+          <w:szCs w:val="22"/>
+          <w:highlight w:val="none"/>
+        </w:rPr>
+        <w:t xml:space="preserve"> (laptop)</w:t>
+      </w:r>
+      <w:r>
+        <w:rPr>
+          <w:rFonts w:ascii="Aptos" w:hAnsi="Aptos" w:eastAsia="Aptos" w:cs="Aptos"/>
+          <w:b w:val="0"/>
+          <w:bCs w:val="0"/>
+          <w:color w:val="000000" w:themeColor="text1"/>
+          <w:sz w:val="22"/>
+          <w:szCs w:val="22"/>
+          <w:highlight w:val="none"/>
+        </w:rPr>
+      </w:r>
+      <w:r>
+        <w:rPr>
+          <w:rFonts w:ascii="Aptos" w:hAnsi="Aptos" w:eastAsia="Aptos" w:cs="Aptos"/>
+          <w:b w:val="0"/>
+          <w:bCs w:val="0"/>
+          <w:color w:val="000000" w:themeColor="text1"/>
+          <w:sz w:val="22"/>
+          <w:szCs w:val="22"/>
+          <w:highlight w:val="none"/>
+        </w:rPr>
+      </w:r>
+    </w:p>
+    <w:p>
+      <w:pPr>
+        <w:pStyle w:val="926"/>
+        <w:numPr>
+          <w:ilvl w:val="0"/>
+          <w:numId w:val="15"/>
+        </w:numPr>
+        <w:pBdr/>
+        <w:shd w:val="nil" w:color="000000"/>
+        <w:spacing/>
+        <w:ind/>
+        <w:rPr>
+          <w:rFonts w:ascii="Aptos" w:hAnsi="Aptos" w:eastAsia="Aptos" w:cs="Aptos"/>
+          <w:b w:val="0"/>
+          <w:bCs w:val="0"/>
+          <w:color w:val="000000" w:themeColor="text1"/>
+          <w:sz w:val="22"/>
+          <w:szCs w:val="22"/>
+          <w:highlight w:val="none"/>
+        </w:rPr>
+      </w:pPr>
+      <w:r>
+        <w:rPr>
+          <w:rFonts w:ascii="Aptos" w:hAnsi="Aptos" w:eastAsia="Aptos" w:cs="Aptos"/>
+          <w:b w:val="0"/>
+          <w:bCs w:val="0"/>
+          <w:color w:val="000000" w:themeColor="text1"/>
+          <w:sz w:val="22"/>
+          <w:szCs w:val="22"/>
+          <w:highlight w:val="none"/>
+        </w:rPr>
+        <w:t xml:space="preserve">32GB Ram DDR4 3200Mhz</w:t>
+      </w:r>
+      <w:r>
+        <w:rPr>
+          <w:rFonts w:ascii="Aptos" w:hAnsi="Aptos" w:eastAsia="Aptos" w:cs="Aptos"/>
+          <w:b w:val="0"/>
+          <w:bCs w:val="0"/>
+          <w:color w:val="000000" w:themeColor="text1"/>
+          <w:sz w:val="22"/>
+          <w:szCs w:val="22"/>
+          <w:highlight w:val="none"/>
+        </w:rPr>
+      </w:r>
+      <w:r>
+        <w:rPr>
+          <w:rFonts w:ascii="Aptos" w:hAnsi="Aptos" w:eastAsia="Aptos" w:cs="Aptos"/>
+          <w:b w:val="0"/>
+          <w:bCs w:val="0"/>
+          <w:color w:val="000000" w:themeColor="text1"/>
+          <w:sz w:val="22"/>
+          <w:szCs w:val="22"/>
+          <w:highlight w:val="none"/>
+        </w:rPr>
+      </w:r>
+    </w:p>
+    <w:p>
+      <w:pPr>
+        <w:pStyle w:val="926"/>
+        <w:numPr>
+          <w:ilvl w:val="0"/>
+          <w:numId w:val="15"/>
+        </w:numPr>
+        <w:pBdr/>
+        <w:shd w:val="nil" w:color="000000"/>
+        <w:spacing/>
+        <w:ind/>
+        <w:rPr>
+          <w:rFonts w:ascii="Aptos" w:hAnsi="Aptos" w:eastAsia="Aptos" w:cs="Aptos"/>
+          <w:b w:val="0"/>
+          <w:bCs w:val="0"/>
+          <w:color w:val="000000" w:themeColor="text1"/>
+          <w:sz w:val="22"/>
+          <w:szCs w:val="22"/>
+          <w:highlight w:val="none"/>
+        </w:rPr>
+      </w:pPr>
+      <w:r>
+        <w:rPr>
+          <w:rFonts w:ascii="Aptos" w:hAnsi="Aptos" w:eastAsia="Aptos" w:cs="Aptos"/>
+          <w:b w:val="0"/>
+          <w:bCs w:val="0"/>
+          <w:color w:val="000000" w:themeColor="text1"/>
+          <w:sz w:val="22"/>
+          <w:szCs w:val="22"/>
+          <w:highlight w:val="none"/>
+        </w:rPr>
+      </w:r>
+      <w:r>
+        <w:rPr>
+          <w:rFonts w:ascii="Aptos" w:hAnsi="Aptos" w:eastAsia="Aptos" w:cs="Aptos"/>
+          <w:b w:val="0"/>
+          <w:bCs w:val="0"/>
+          <w:color w:val="000000" w:themeColor="text1"/>
+          <w:sz w:val="22"/>
+          <w:szCs w:val="22"/>
+          <w:highlight w:val="none"/>
+        </w:rPr>
+        <w:t xml:space="preserve">WD_BLACK SN850X HS</w:t>
+      </w:r>
+      <w:r>
+        <w:rPr>
+          <w:rFonts w:ascii="Aptos" w:hAnsi="Aptos" w:eastAsia="Aptos" w:cs="Aptos"/>
+          <w:b w:val="0"/>
+          <w:bCs w:val="0"/>
+          <w:color w:val="000000" w:themeColor="text1"/>
+          <w:sz w:val="22"/>
+          <w:szCs w:val="22"/>
+          <w:highlight w:val="none"/>
+        </w:rPr>
+      </w:r>
+      <w:r>
+        <w:rPr>
+          <w:rFonts w:ascii="Aptos" w:hAnsi="Aptos" w:eastAsia="Aptos" w:cs="Aptos"/>
+          <w:b w:val="0"/>
+          <w:bCs w:val="0"/>
+          <w:color w:val="000000" w:themeColor="text1"/>
+          <w:sz w:val="22"/>
+          <w:szCs w:val="22"/>
+          <w:highlight w:val="none"/>
+        </w:rPr>
+      </w:r>
+    </w:p>
+    <w:p>
+      <w:pPr>
+        <w:pBdr/>
+        <w:shd w:val="nil" w:color="000000"/>
+        <w:spacing/>
+        <w:ind w:firstLine="0" w:left="0"/>
+        <w:rPr>
+          <w:highlight w:val="none"/>
+        </w:rPr>
+      </w:pPr>
+      <w:r>
+        <w:rPr>
+          <w:highlight w:val="none"/>
+        </w:rPr>
+        <w:t xml:space="preserve">Results can vary depending on the hardware used.</w:t>
+      </w:r>
+      <w:r>
+        <w:rPr>
+          <w:highlight w:val="none"/>
+        </w:rPr>
+        <w:br/>
+        <w:t xml:space="preserve">To be able to perform the tests you need to have one of the aforementioned virtual machine software's installed.</w:t>
+        <w:br/>
+        <w:t xml:space="preserve">How tests were conducted are as follows:</w:t>
+      </w:r>
+      <w:r>
+        <w:rPr>
+          <w:highlight w:val="none"/>
+        </w:rPr>
+      </w:r>
+      <w:r>
+        <w:rPr>
+          <w:highlight w:val="none"/>
+        </w:rPr>
+      </w:r>
+    </w:p>
+    <w:p>
+      <w:pPr>
+        <w:pStyle w:val="926"/>
+        <w:numPr>
+          <w:ilvl w:val="0"/>
+          <w:numId w:val="16"/>
+        </w:numPr>
+        <w:pBdr/>
+        <w:shd w:val="nil" w:color="000000"/>
+        <w:spacing/>
+        <w:ind/>
+        <w:rPr>
+          <w:highlight w:val="none"/>
+        </w:rPr>
+      </w:pPr>
+      <w:r>
+        <w:rPr>
+          <w:highlight w:val="none"/>
+        </w:rPr>
+        <w:t xml:space="preserve">Download the .ISO file of the Operating System you want to gather data from</w:t>
+      </w:r>
+      <w:r>
+        <w:rPr>
+          <w:highlight w:val="none"/>
+        </w:rPr>
+      </w:r>
+      <w:r>
+        <w:rPr>
+          <w:highlight w:val="none"/>
+        </w:rPr>
+      </w:r>
+    </w:p>
+    <w:p>
+      <w:pPr>
+        <w:pStyle w:val="926"/>
+        <w:numPr>
+          <w:ilvl w:val="0"/>
+          <w:numId w:val="16"/>
+        </w:numPr>
+        <w:pBdr/>
+        <w:shd w:val="nil" w:color="000000"/>
+        <w:spacing/>
+        <w:ind/>
+        <w:rPr>
+          <w:highlight w:val="none"/>
+        </w:rPr>
+      </w:pPr>
+      <w:r>
+        <w:rPr>
+          <w:highlight w:val="none"/>
+        </w:rPr>
+        <w:t xml:space="preserve">Open your simulation software of choice</w:t>
+      </w:r>
+      <w:r>
+        <w:rPr>
+          <w:highlight w:val="none"/>
+        </w:rPr>
+      </w:r>
+      <w:r>
+        <w:rPr>
+          <w:highlight w:val="none"/>
+        </w:rPr>
+      </w:r>
+    </w:p>
+    <w:p>
+      <w:pPr>
+        <w:pStyle w:val="926"/>
+        <w:numPr>
+          <w:ilvl w:val="0"/>
+          <w:numId w:val="16"/>
+        </w:numPr>
+        <w:pBdr/>
+        <w:shd w:val="nil" w:color="000000"/>
+        <w:spacing/>
+        <w:ind/>
+        <w:rPr>
+          <w:highlight w:val="none"/>
+        </w:rPr>
+      </w:pPr>
+      <w:r>
+        <w:rPr>
+          <w:highlight w:val="none"/>
+        </w:rPr>
+        <w:t xml:space="preserve">Add a new machine</w:t>
+      </w:r>
+      <w:r>
+        <w:rPr>
+          <w:highlight w:val="none"/>
+        </w:rPr>
+      </w:r>
+      <w:r>
+        <w:rPr>
+          <w:highlight w:val="none"/>
+        </w:rPr>
+      </w:r>
+    </w:p>
+    <w:p>
+      <w:pPr>
+        <w:pStyle w:val="926"/>
+        <w:numPr>
+          <w:ilvl w:val="0"/>
+          <w:numId w:val="16"/>
+        </w:numPr>
+        <w:pBdr/>
+        <w:shd w:val="nil" w:color="000000"/>
+        <w:spacing/>
+        <w:ind/>
+        <w:rPr>
+          <w:highlight w:val="none"/>
+        </w:rPr>
+      </w:pPr>
+      <w:r>
+        <w:rPr>
+          <w:highlight w:val="none"/>
+        </w:rPr>
+        <w:t xml:space="preserve">Give it the .ISO file that was downloaded</w:t>
+      </w:r>
+      <w:r>
+        <w:rPr>
+          <w:highlight w:val="none"/>
+        </w:rPr>
+      </w:r>
+      <w:r>
+        <w:rPr>
+          <w:highlight w:val="none"/>
+        </w:rPr>
+      </w:r>
+    </w:p>
+    <w:p>
+      <w:pPr>
+        <w:pStyle w:val="926"/>
+        <w:numPr>
+          <w:ilvl w:val="0"/>
+          <w:numId w:val="16"/>
+        </w:numPr>
+        <w:pBdr/>
+        <w:shd w:val="nil" w:color="000000"/>
+        <w:spacing/>
+        <w:ind/>
+        <w:rPr>
+          <w:highlight w:val="none"/>
+        </w:rPr>
+      </w:pPr>
+      <w:r>
+        <w:rPr>
+          <w:highlight w:val="none"/>
+        </w:rPr>
+        <w:t xml:space="preserve">Give the virtual machine 12 cores, 4gb ram and 40gb of storage (in the case of testing windows 55gb)</w:t>
+      </w:r>
+      <w:r>
+        <w:rPr>
+          <w:highlight w:val="none"/>
+        </w:rPr>
+      </w:r>
+      <w:r>
+        <w:rPr>
+          <w:highlight w:val="none"/>
+        </w:rPr>
+      </w:r>
+    </w:p>
+    <w:p>
+      <w:pPr>
+        <w:pStyle w:val="926"/>
+        <w:numPr>
+          <w:ilvl w:val="0"/>
+          <w:numId w:val="16"/>
+        </w:numPr>
+        <w:pBdr/>
+        <w:shd w:val="nil" w:color="000000"/>
+        <w:spacing/>
+        <w:ind/>
+        <w:rPr>
+          <w:highlight w:val="none"/>
+        </w:rPr>
+      </w:pPr>
+      <w:r>
+        <w:rPr>
+          <w:highlight w:val="none"/>
+        </w:rPr>
+        <w:t xml:space="preserve">Start the virtual machine</w:t>
+      </w:r>
+      <w:r>
+        <w:rPr>
+          <w:highlight w:val="none"/>
+        </w:rPr>
+      </w:r>
+      <w:r>
+        <w:rPr>
+          <w:highlight w:val="none"/>
+        </w:rPr>
+      </w:r>
+    </w:p>
+    <w:p>
+      <w:pPr>
+        <w:pStyle w:val="926"/>
+        <w:numPr>
+          <w:ilvl w:val="0"/>
+          <w:numId w:val="16"/>
+        </w:numPr>
+        <w:pBdr/>
+        <w:shd w:val="nil" w:color="000000"/>
+        <w:spacing/>
+        <w:ind/>
+        <w:rPr>
+          <w:highlight w:val="none"/>
+        </w:rPr>
+      </w:pPr>
+      <w:r>
+        <w:rPr>
+          <w:highlight w:val="none"/>
+        </w:rPr>
+        <w:t xml:space="preserve">Install the system on the virtual disk</w:t>
+      </w:r>
+      <w:r>
+        <w:rPr>
+          <w:highlight w:val="none"/>
+        </w:rPr>
+      </w:r>
+      <w:r>
+        <w:rPr>
+          <w:highlight w:val="none"/>
+        </w:rPr>
+      </w:r>
+    </w:p>
+    <w:p>
+      <w:pPr>
+        <w:pStyle w:val="926"/>
+        <w:numPr>
+          <w:ilvl w:val="0"/>
+          <w:numId w:val="16"/>
+        </w:numPr>
+        <w:pBdr/>
+        <w:shd w:val="nil" w:color="000000"/>
+        <w:spacing/>
+        <w:ind/>
+        <w:rPr>
+          <w:highlight w:val="none"/>
+        </w:rPr>
+      </w:pPr>
+      <w:r>
+        <w:rPr>
+          <w:highlight w:val="none"/>
+        </w:rPr>
+        <w:t xml:space="preserve">Wait for the system to be installed</w:t>
+      </w:r>
+      <w:r>
+        <w:rPr>
+          <w:highlight w:val="none"/>
+        </w:rPr>
+      </w:r>
+      <w:r>
+        <w:rPr>
+          <w:highlight w:val="none"/>
+        </w:rPr>
+      </w:r>
+    </w:p>
+    <w:p>
+      <w:pPr>
+        <w:pStyle w:val="926"/>
+        <w:numPr>
+          <w:ilvl w:val="0"/>
+          <w:numId w:val="16"/>
+        </w:numPr>
+        <w:pBdr/>
+        <w:shd w:val="nil" w:color="000000"/>
+        <w:spacing/>
+        <w:ind/>
+        <w:rPr>
+          <w:highlight w:val="none"/>
+        </w:rPr>
+      </w:pPr>
+      <w:r>
+        <w:rPr>
+          <w:highlight w:val="none"/>
+        </w:rPr>
+        <w:t xml:space="preserve">After the system is installed, open the system monitor</w:t>
+      </w:r>
+      <w:r>
+        <w:rPr>
+          <w:highlight w:val="none"/>
+        </w:rPr>
+        <w:t xml:space="preserve"> (or task manager in the case of windows)</w:t>
+      </w:r>
+      <w:r>
+        <w:rPr>
+          <w:highlight w:val="none"/>
+        </w:rPr>
+      </w:r>
+      <w:r>
+        <w:rPr>
+          <w:highlight w:val="none"/>
+        </w:rPr>
+      </w:r>
+    </w:p>
+    <w:p>
+      <w:pPr>
+        <w:pStyle w:val="926"/>
+        <w:numPr>
+          <w:ilvl w:val="0"/>
+          <w:numId w:val="16"/>
+        </w:numPr>
+        <w:pBdr/>
+        <w:shd w:val="nil" w:color="000000"/>
+        <w:spacing/>
+        <w:ind/>
+        <w:rPr>
+          <w:highlight w:val="none"/>
+        </w:rPr>
+      </w:pPr>
+      <w:r>
+        <w:rPr>
+          <w:highlight w:val="none"/>
+        </w:rPr>
+        <w:t xml:space="preserve">Monitor the system monitor for 1 minute</w:t>
+      </w:r>
+      <w:r>
+        <w:rPr>
+          <w:highlight w:val="none"/>
+        </w:rPr>
+      </w:r>
+      <w:r>
+        <w:rPr>
+          <w:highlight w:val="none"/>
+        </w:rPr>
+      </w:r>
+    </w:p>
+    <w:p>
+      <w:pPr>
+        <w:pBdr/>
+        <w:shd w:val="nil" w:color="000000"/>
+        <w:spacing/>
+        <w:ind/>
+        <w:rPr>
+          <w:b w:val="0"/>
+          <w:bCs w:val="0"/>
+          <w:color w:val="000000" w:themeColor="text1"/>
+          <w:sz w:val="22"/>
+          <w:szCs w:val="22"/>
+          <w:highlight w:val="none"/>
+          <w:lang w:val="en-US"/>
+        </w:rPr>
+      </w:pPr>
+      <w:r>
+        <w:rPr>
+          <w:b w:val="0"/>
+          <w:bCs w:val="0"/>
+          <w:color w:val="000000" w:themeColor="text1"/>
+          <w:sz w:val="22"/>
+          <w:szCs w:val="22"/>
+          <w:highlight w:val="none"/>
+          <w:lang w:val="en-US" w:bidi="en-US"/>
+        </w:rPr>
+      </w:r>
+      <w:r>
+        <w:rPr>
+          <w:b w:val="0"/>
+          <w:bCs w:val="0"/>
+          <w:color w:val="000000" w:themeColor="text1"/>
+          <w:sz w:val="22"/>
+          <w:szCs w:val="22"/>
+          <w:highlight w:val="none"/>
+          <w:lang w:val="en-US" w:bidi="en-US"/>
+        </w:rPr>
+      </w:r>
+      <w:r>
+        <w:rPr>
+          <w:b w:val="0"/>
+          <w:bCs w:val="0"/>
+          <w:color w:val="000000" w:themeColor="text1"/>
+          <w:sz w:val="22"/>
+          <w:szCs w:val="22"/>
+          <w:highlight w:val="none"/>
+          <w:lang w:val="en-US" w:bidi="en-US"/>
         </w:rPr>
       </w:r>
     </w:p>
@@ -2977,6 +5026,272 @@
           <w:highlight w:val="none"/>
           <w:lang w:val="en-US"/>
         </w:rPr>
+      </w:r>
+      <w:r>
+        <w:rPr>
+          <w:b/>
+          <w:bCs/>
+          <w:sz w:val="32"/>
+          <w:szCs w:val="32"/>
+          <w:highlight w:val="none"/>
+          <w:lang w:val="en-US"/>
+        </w:rPr>
+      </w:r>
+      <w:r>
+        <w:rPr>
+          <w:b/>
+          <w:bCs/>
+          <w:sz w:val="32"/>
+          <w:szCs w:val="32"/>
+          <w:highlight w:val="none"/>
+          <w:lang w:val="en-US"/>
+        </w:rPr>
+      </w:r>
+    </w:p>
+    <w:p>
+      <w:pPr>
+        <w:pBdr/>
+        <w:shd w:val="nil" w:color="000000"/>
+        <w:spacing/>
+        <w:ind/>
+        <w:rPr>
+          <w:b/>
+          <w:bCs/>
+          <w:sz w:val="32"/>
+          <w:szCs w:val="32"/>
+          <w:highlight w:val="none"/>
+          <w:lang w:val="en-US"/>
+        </w:rPr>
+      </w:pPr>
+      <w:r>
+        <w:rPr>
+          <w:b/>
+          <w:bCs/>
+          <w:sz w:val="32"/>
+          <w:szCs w:val="32"/>
+          <w:highlight w:val="none"/>
+          <w:lang w:val="en-US"/>
+        </w:rPr>
+      </w:r>
+      <w:r>
+        <w:rPr>
+          <w:b/>
+          <w:bCs/>
+          <w:sz w:val="32"/>
+          <w:szCs w:val="32"/>
+          <w:highlight w:val="none"/>
+          <w:lang w:val="en-US"/>
+        </w:rPr>
+      </w:r>
+      <w:r>
+        <w:rPr>
+          <w:b/>
+          <w:bCs/>
+          <w:sz w:val="32"/>
+          <w:szCs w:val="32"/>
+          <w:highlight w:val="none"/>
+          <w:lang w:val="en-US"/>
+        </w:rPr>
+      </w:r>
+    </w:p>
+    <w:p>
+      <w:pPr>
+        <w:pBdr/>
+        <w:shd w:val="nil" w:color="000000"/>
+        <w:spacing/>
+        <w:ind/>
+        <w:rPr>
+          <w:b/>
+          <w:bCs/>
+          <w:sz w:val="32"/>
+          <w:szCs w:val="32"/>
+          <w:highlight w:val="none"/>
+          <w:lang w:val="en-US"/>
+        </w:rPr>
+      </w:pPr>
+      <w:r>
+        <w:rPr>
+          <w:b/>
+          <w:bCs/>
+          <w:sz w:val="32"/>
+          <w:szCs w:val="32"/>
+          <w:highlight w:val="none"/>
+          <w:lang w:val="en-US"/>
+        </w:rPr>
+      </w:r>
+      <w:r>
+        <w:rPr>
+          <w:b/>
+          <w:bCs/>
+          <w:sz w:val="32"/>
+          <w:szCs w:val="32"/>
+          <w:highlight w:val="none"/>
+          <w:lang w:val="en-US"/>
+        </w:rPr>
+      </w:r>
+      <w:r>
+        <w:rPr>
+          <w:b/>
+          <w:bCs/>
+          <w:sz w:val="32"/>
+          <w:szCs w:val="32"/>
+          <w:highlight w:val="none"/>
+          <w:lang w:val="en-US"/>
+        </w:rPr>
+      </w:r>
+    </w:p>
+    <w:p>
+      <w:pPr>
+        <w:pBdr/>
+        <w:shd w:val="nil" w:color="000000"/>
+        <w:spacing/>
+        <w:ind/>
+        <w:rPr>
+          <w:b/>
+          <w:bCs/>
+          <w:sz w:val="32"/>
+          <w:szCs w:val="32"/>
+          <w:highlight w:val="none"/>
+          <w:lang w:val="en-US"/>
+        </w:rPr>
+      </w:pPr>
+      <w:r>
+        <w:rPr>
+          <w:b/>
+          <w:bCs/>
+          <w:sz w:val="32"/>
+          <w:szCs w:val="32"/>
+          <w:highlight w:val="none"/>
+          <w:lang w:val="en-US"/>
+        </w:rPr>
+      </w:r>
+      <w:r>
+        <w:rPr>
+          <w:b/>
+          <w:bCs/>
+          <w:sz w:val="32"/>
+          <w:szCs w:val="32"/>
+          <w:highlight w:val="none"/>
+          <w:lang w:val="en-US"/>
+        </w:rPr>
+      </w:r>
+      <w:r>
+        <w:rPr>
+          <w:b/>
+          <w:bCs/>
+          <w:sz w:val="32"/>
+          <w:szCs w:val="32"/>
+          <w:highlight w:val="none"/>
+          <w:lang w:val="en-US"/>
+        </w:rPr>
+      </w:r>
+    </w:p>
+    <w:p>
+      <w:pPr>
+        <w:pBdr/>
+        <w:shd w:val="nil" w:color="000000"/>
+        <w:spacing/>
+        <w:ind/>
+        <w:rPr>
+          <w:b/>
+          <w:bCs/>
+          <w:sz w:val="32"/>
+          <w:szCs w:val="32"/>
+          <w:highlight w:val="none"/>
+          <w:lang w:val="en-US"/>
+        </w:rPr>
+      </w:pPr>
+      <w:r>
+        <w:rPr>
+          <w:b/>
+          <w:bCs/>
+          <w:sz w:val="32"/>
+          <w:szCs w:val="32"/>
+          <w:highlight w:val="none"/>
+          <w:lang w:val="en-US"/>
+        </w:rPr>
+      </w:r>
+      <w:r>
+        <w:rPr>
+          <w:b/>
+          <w:bCs/>
+          <w:sz w:val="32"/>
+          <w:szCs w:val="32"/>
+          <w:highlight w:val="none"/>
+          <w:lang w:val="en-US"/>
+        </w:rPr>
+      </w:r>
+      <w:r>
+        <w:rPr>
+          <w:b/>
+          <w:bCs/>
+          <w:sz w:val="32"/>
+          <w:szCs w:val="32"/>
+          <w:highlight w:val="none"/>
+          <w:lang w:val="en-US"/>
+        </w:rPr>
+      </w:r>
+    </w:p>
+    <w:p>
+      <w:pPr>
+        <w:pBdr/>
+        <w:shd w:val="nil" w:color="000000"/>
+        <w:spacing/>
+        <w:ind/>
+        <w:rPr>
+          <w:b/>
+          <w:bCs/>
+          <w:sz w:val="32"/>
+          <w:szCs w:val="32"/>
+          <w:highlight w:val="none"/>
+          <w:lang w:val="en-US"/>
+        </w:rPr>
+      </w:pPr>
+      <w:r>
+        <w:rPr>
+          <w:b/>
+          <w:bCs/>
+          <w:sz w:val="32"/>
+          <w:szCs w:val="32"/>
+          <w:highlight w:val="none"/>
+          <w:lang w:val="en-US"/>
+        </w:rPr>
+      </w:r>
+      <w:r>
+        <w:rPr>
+          <w:b/>
+          <w:bCs/>
+          <w:sz w:val="32"/>
+          <w:szCs w:val="32"/>
+          <w:highlight w:val="none"/>
+          <w:lang w:val="en-US"/>
+        </w:rPr>
+      </w:r>
+    </w:p>
+    <w:p>
+      <w:pPr>
+        <w:pBdr/>
+        <w:shd w:val="nil" w:color="000000"/>
+        <w:spacing/>
+        <w:ind/>
+        <w:rPr>
+          <w:b/>
+          <w:bCs/>
+          <w:sz w:val="32"/>
+          <w:szCs w:val="32"/>
+          <w:highlight w:val="none"/>
+          <w:lang w:val="en-US"/>
+        </w:rPr>
+      </w:pPr>
+      <w:r>
+        <w:rPr>
+          <w:b/>
+          <w:bCs/>
+          <w:sz w:val="32"/>
+          <w:szCs w:val="32"/>
+          <w:highlight w:val="none"/>
+          <w:lang w:val="en-US"/>
+        </w:rPr>
         <w:t xml:space="preserve">5 Results</w:t>
       </w:r>
       <w:r>
@@ -3000,823 +5315,29 @@
         </w:rPr>
       </w:r>
     </w:p>
-    <w:p>
-      <w:pPr>
-        <w:pBdr/>
-        <w:shd w:val="nil" w:color="000000"/>
-        <w:spacing/>
-        <w:ind/>
-        <w:rPr>
-          <w:b w:val="0"/>
-          <w:bCs w:val="0"/>
-          <w:color w:val="00b0f0"/>
-          <w:sz w:val="22"/>
-          <w:szCs w:val="22"/>
-          <w:highlight w:val="none"/>
-        </w:rPr>
-      </w:pPr>
-      <w:r>
-        <w:rPr>
-          <w:b w:val="0"/>
-          <w:bCs w:val="0"/>
-          <w:color w:val="00b0f0"/>
-          <w:sz w:val="22"/>
-          <w:szCs w:val="22"/>
-          <w:highlight w:val="none"/>
-        </w:rPr>
-        <w:t xml:space="preserve">Toelichten hoe de resource data is verzameld.</w:t>
-        <w:br/>
-        <w:t xml:space="preserve">getest met gnome boxes op mijn laptop die op linux is, aangeven dat presaties kan verschillen per apparaat.</w:t>
-        <w:br/>
-        <w:t xml:space="preserve">OS geinstalleerd en de systeem monitor geopened en gemonitord voor 1min om een gemiddelde te krijgen.</w:t>
-        <w:br/>
-      </w:r>
-      <w:r>
-        <w:rPr>
-          <w:b w:val="0"/>
-          <w:bCs w:val="0"/>
-          <w:color w:val="00b0f0"/>
-          <w:sz w:val="22"/>
-          <w:szCs w:val="22"/>
-          <w:highlight w:val="none"/>
-        </w:rPr>
-        <w:t xml:space="preserve">alle os’s zijn de nieuwste van 10-03-2026.</w:t>
-        <w:br/>
-        <w:t xml:space="preserve">Gnome boxes | 4gb ram | 40gb opslag | 12 cores.</w:t>
-        <w:br/>
-        <w:t xml:space="preserve">Debian | Gnome standaard</w:t>
-        <w:br/>
-        <w:t xml:space="preserve">Endeavour | KDE standaard</w:t>
-        <w:br/>
-        <w:t xml:space="preserve">Ubuntu | Gnome standaard</w:t>
-        <w:br/>
-        <w:t xml:space="preserve">Windows | opslag naar 55gb</w:t>
-      </w:r>
-      <w:r>
-        <w:rPr>
-          <w:b w:val="0"/>
-          <w:bCs w:val="0"/>
-          <w:color w:val="00b0f0"/>
-          <w:sz w:val="22"/>
-          <w:szCs w:val="22"/>
-          <w:highlight w:val="none"/>
-        </w:rPr>
-      </w:r>
-      <w:r>
-        <w:rPr>
-          <w:b w:val="0"/>
-          <w:bCs w:val="0"/>
-          <w:color w:val="00b0f0"/>
-          <w:sz w:val="22"/>
-          <w:szCs w:val="22"/>
-          <w:highlight w:val="none"/>
-        </w:rPr>
-      </w:r>
-    </w:p>
-    <w:p>
-      <w:pPr>
-        <w:pBdr/>
-        <w:shd w:val="nil" w:color="000000"/>
-        <w:spacing/>
-        <w:ind w:firstLine="0" w:left="0"/>
-        <w:rPr>
-          <w:b w:val="0"/>
-          <w:bCs w:val="0"/>
-          <w:color w:val="000000" w:themeColor="text1"/>
-          <w:sz w:val="22"/>
-          <w:szCs w:val="22"/>
-          <w:highlight w:val="yellow"/>
-        </w:rPr>
-      </w:pPr>
-      <w:r>
-        <w:rPr>
-          <w:b w:val="0"/>
-          <w:bCs w:val="0"/>
-          <w:color w:val="000000" w:themeColor="text1"/>
-          <w:sz w:val="22"/>
-          <w:szCs w:val="22"/>
-          <w:highlight w:val="none"/>
-        </w:rPr>
-        <w:t xml:space="preserve">T</w:t>
-      </w:r>
-      <w:r>
-        <w:rPr>
-          <w:b w:val="0"/>
-          <w:bCs w:val="0"/>
-          <w:color w:val="000000" w:themeColor="text1"/>
-          <w:sz w:val="22"/>
-          <w:szCs w:val="22"/>
-          <w:highlight w:val="yellow"/>
-        </w:rPr>
-        <w:t xml:space="preserve">he data has been gathered </w:t>
-      </w:r>
-      <w:r>
-        <w:rPr>
-          <w:b w:val="0"/>
-          <w:bCs w:val="0"/>
-          <w:color w:val="000000" w:themeColor="text1"/>
-          <w:sz w:val="22"/>
-          <w:szCs w:val="22"/>
-          <w:highlight w:val="yellow"/>
-        </w:rPr>
-        <w:t xml:space="preserve">with the use of a Linux exclusive software called Gnome Boxes, which is used to simulate a real computer.</w:t>
-        <w:br/>
-      </w:r>
-      <w:r>
-        <w:rPr>
-          <w:b w:val="0"/>
-          <w:bCs w:val="0"/>
-          <w:color w:val="000000" w:themeColor="text1"/>
-          <w:sz w:val="22"/>
-          <w:szCs w:val="22"/>
-          <w:highlight w:val="yellow"/>
-        </w:rPr>
-        <w:t xml:space="preserve">Gnome Boxes works by using the hardware of the device it is installed on.</w:t>
-        <w:br/>
-        <w:t xml:space="preserve">There are also other popular alternatives to Gnome Boxes which are available on Windows, those being: Oracle VirtualBox and VMware Workstation</w:t>
-      </w:r>
-      <w:r>
-        <w:rPr>
-          <w:b w:val="0"/>
-          <w:bCs w:val="0"/>
-          <w:color w:val="000000" w:themeColor="text1"/>
-          <w:sz w:val="22"/>
-          <w:szCs w:val="22"/>
-          <w:highlight w:val="yellow"/>
-        </w:rPr>
-        <w:t xml:space="preserve">.</w:t>
-      </w:r>
-      <w:r>
-        <w:rPr>
-          <w:b w:val="0"/>
-          <w:bCs w:val="0"/>
-          <w:color w:val="000000" w:themeColor="text1"/>
-          <w:sz w:val="22"/>
-          <w:szCs w:val="22"/>
-          <w:highlight w:val="yellow"/>
-        </w:rPr>
-        <w:br/>
-        <w:t xml:space="preserve">At the time of gathering the data the hardware used is from a laptop with these specifications: </w:t>
-      </w:r>
-      <w:r>
-        <w:rPr>
-          <w:b w:val="0"/>
-          <w:bCs w:val="0"/>
-          <w:color w:val="000000" w:themeColor="text1"/>
-          <w:sz w:val="22"/>
-          <w:szCs w:val="22"/>
-          <w:highlight w:val="yellow"/>
-        </w:rPr>
-      </w:r>
-      <w:r>
-        <w:rPr>
-          <w:b w:val="0"/>
-          <w:bCs w:val="0"/>
-          <w:color w:val="000000" w:themeColor="text1"/>
-          <w:sz w:val="22"/>
-          <w:szCs w:val="22"/>
-          <w:highlight w:val="yellow"/>
-        </w:rPr>
-      </w:r>
-    </w:p>
-    <w:p>
-      <w:pPr>
-        <w:pStyle w:val="926"/>
-        <w:numPr>
-          <w:ilvl w:val="0"/>
-          <w:numId w:val="8"/>
-        </w:numPr>
-        <w:pBdr/>
-        <w:shd w:val="nil" w:color="000000"/>
-        <w:spacing/>
-        <w:ind/>
-        <w:rPr>
-          <w:b w:val="0"/>
-          <w:bCs w:val="0"/>
-          <w:color w:val="000000" w:themeColor="text1"/>
-          <w:sz w:val="22"/>
-          <w:szCs w:val="22"/>
-          <w:highlight w:val="yellow"/>
-        </w:rPr>
-      </w:pPr>
-      <w:r>
-        <w:rPr>
-          <w:b w:val="0"/>
-          <w:bCs w:val="0"/>
-          <w:color w:val="000000" w:themeColor="text1"/>
-          <w:sz w:val="22"/>
-          <w:szCs w:val="22"/>
-          <w:highlight w:val="yellow"/>
-        </w:rPr>
-        <w:t xml:space="preserve">Intel i7-10750H</w:t>
-      </w:r>
-      <w:r>
-        <w:rPr>
-          <w:b w:val="0"/>
-          <w:bCs w:val="0"/>
-          <w:color w:val="000000" w:themeColor="text1"/>
-          <w:sz w:val="22"/>
-          <w:szCs w:val="22"/>
-          <w:highlight w:val="yellow"/>
-        </w:rPr>
-      </w:r>
-      <w:r>
-        <w:rPr>
-          <w:b w:val="0"/>
-          <w:bCs w:val="0"/>
-          <w:color w:val="000000" w:themeColor="text1"/>
-          <w:sz w:val="22"/>
-          <w:szCs w:val="22"/>
-          <w:highlight w:val="yellow"/>
-        </w:rPr>
-      </w:r>
-    </w:p>
-    <w:p>
-      <w:pPr>
-        <w:pStyle w:val="926"/>
-        <w:numPr>
-          <w:ilvl w:val="0"/>
-          <w:numId w:val="8"/>
-        </w:numPr>
-        <w:pBdr/>
-        <w:shd w:val="nil" w:color="000000"/>
-        <w:spacing/>
-        <w:ind/>
-        <w:rPr>
-          <w:rFonts w:ascii="Aptos" w:hAnsi="Aptos" w:eastAsia="Aptos" w:cs="Aptos"/>
-          <w:b w:val="0"/>
-          <w:bCs w:val="0"/>
-          <w:color w:val="000000" w:themeColor="text1"/>
-          <w:sz w:val="22"/>
-          <w:szCs w:val="22"/>
-          <w:highlight w:val="yellow"/>
-        </w:rPr>
-      </w:pPr>
-      <w:r>
-        <w:rPr>
-          <w:b w:val="0"/>
-          <w:bCs w:val="0"/>
-          <w:color w:val="000000" w:themeColor="text1"/>
-          <w:sz w:val="22"/>
-          <w:szCs w:val="22"/>
-          <w:highlight w:val="yellow"/>
-        </w:rPr>
-      </w:r>
-      <w:r>
-        <w:rPr>
-          <w:rFonts w:ascii="Aptos" w:hAnsi="Aptos" w:eastAsia="Aptos" w:cs="Aptos"/>
-          <w:color w:val="000000"/>
-          <w:sz w:val="22"/>
-          <w:szCs w:val="22"/>
-          <w:highlight w:val="yellow"/>
-        </w:rPr>
-        <w:t xml:space="preserve">NVIDIA GeForce GTX 1660 Ti</w:t>
-      </w:r>
-      <w:r>
-        <w:rPr>
-          <w:rFonts w:ascii="Aptos" w:hAnsi="Aptos" w:eastAsia="Aptos" w:cs="Aptos"/>
-          <w:color w:val="000000"/>
-          <w:sz w:val="22"/>
-          <w:szCs w:val="22"/>
-          <w:highlight w:val="yellow"/>
-        </w:rPr>
-        <w:t xml:space="preserve"> (laptop)</w:t>
-      </w:r>
-      <w:r>
-        <w:rPr>
-          <w:rFonts w:ascii="Aptos" w:hAnsi="Aptos" w:eastAsia="Aptos" w:cs="Aptos"/>
-          <w:b w:val="0"/>
-          <w:bCs w:val="0"/>
-          <w:color w:val="000000" w:themeColor="text1"/>
-          <w:sz w:val="22"/>
-          <w:szCs w:val="22"/>
-          <w:highlight w:val="yellow"/>
-        </w:rPr>
-      </w:r>
-      <w:r>
-        <w:rPr>
-          <w:rFonts w:ascii="Aptos" w:hAnsi="Aptos" w:eastAsia="Aptos" w:cs="Aptos"/>
-          <w:b w:val="0"/>
-          <w:bCs w:val="0"/>
-          <w:color w:val="000000" w:themeColor="text1"/>
-          <w:sz w:val="22"/>
-          <w:szCs w:val="22"/>
-          <w:highlight w:val="yellow"/>
-        </w:rPr>
-      </w:r>
-    </w:p>
-    <w:p>
-      <w:pPr>
-        <w:pStyle w:val="926"/>
-        <w:numPr>
-          <w:ilvl w:val="0"/>
-          <w:numId w:val="8"/>
-        </w:numPr>
-        <w:pBdr/>
-        <w:shd w:val="nil" w:color="000000"/>
-        <w:spacing/>
-        <w:ind/>
-        <w:rPr>
-          <w:rFonts w:ascii="Aptos" w:hAnsi="Aptos" w:eastAsia="Aptos" w:cs="Aptos"/>
-          <w:b w:val="0"/>
-          <w:bCs w:val="0"/>
-          <w:color w:val="000000" w:themeColor="text1"/>
-          <w:sz w:val="22"/>
-          <w:szCs w:val="22"/>
-          <w:highlight w:val="yellow"/>
-        </w:rPr>
-      </w:pPr>
-      <w:r>
-        <w:rPr>
-          <w:rFonts w:ascii="Aptos" w:hAnsi="Aptos" w:eastAsia="Aptos" w:cs="Aptos"/>
-          <w:b w:val="0"/>
-          <w:bCs w:val="0"/>
-          <w:color w:val="000000" w:themeColor="text1"/>
-          <w:sz w:val="22"/>
-          <w:szCs w:val="22"/>
-          <w:highlight w:val="yellow"/>
-        </w:rPr>
-        <w:t xml:space="preserve">32GB Ram DDR4 3200Mhz</w:t>
-      </w:r>
-      <w:r>
-        <w:rPr>
-          <w:rFonts w:ascii="Aptos" w:hAnsi="Aptos" w:eastAsia="Aptos" w:cs="Aptos"/>
-          <w:b w:val="0"/>
-          <w:bCs w:val="0"/>
-          <w:color w:val="000000" w:themeColor="text1"/>
-          <w:sz w:val="22"/>
-          <w:szCs w:val="22"/>
-          <w:highlight w:val="yellow"/>
-        </w:rPr>
-      </w:r>
-      <w:r>
-        <w:rPr>
-          <w:rFonts w:ascii="Aptos" w:hAnsi="Aptos" w:eastAsia="Aptos" w:cs="Aptos"/>
-          <w:b w:val="0"/>
-          <w:bCs w:val="0"/>
-          <w:color w:val="000000" w:themeColor="text1"/>
-          <w:sz w:val="22"/>
-          <w:szCs w:val="22"/>
-          <w:highlight w:val="yellow"/>
-        </w:rPr>
-      </w:r>
-    </w:p>
-    <w:p>
-      <w:pPr>
-        <w:pStyle w:val="926"/>
-        <w:numPr>
-          <w:ilvl w:val="0"/>
-          <w:numId w:val="8"/>
-        </w:numPr>
-        <w:pBdr/>
-        <w:shd w:val="nil" w:color="000000"/>
-        <w:spacing/>
-        <w:ind/>
-        <w:rPr>
-          <w:rFonts w:ascii="Aptos" w:hAnsi="Aptos" w:eastAsia="Aptos" w:cs="Aptos"/>
-          <w:b w:val="0"/>
-          <w:bCs w:val="0"/>
-          <w:color w:val="000000" w:themeColor="text1"/>
-          <w:sz w:val="22"/>
-          <w:szCs w:val="22"/>
-          <w:highlight w:val="yellow"/>
-        </w:rPr>
-      </w:pPr>
-      <w:r>
-        <w:rPr>
-          <w:rFonts w:ascii="Aptos" w:hAnsi="Aptos" w:eastAsia="Aptos" w:cs="Aptos"/>
-          <w:b w:val="0"/>
-          <w:bCs w:val="0"/>
-          <w:color w:val="000000" w:themeColor="text1"/>
-          <w:sz w:val="22"/>
-          <w:szCs w:val="22"/>
-          <w:highlight w:val="yellow"/>
-        </w:rPr>
-      </w:r>
-      <w:r>
-        <w:rPr>
-          <w:rFonts w:ascii="Aptos" w:hAnsi="Aptos" w:eastAsia="Aptos" w:cs="Aptos"/>
-          <w:b w:val="0"/>
-          <w:bCs w:val="0"/>
-          <w:color w:val="000000" w:themeColor="text1"/>
-          <w:sz w:val="22"/>
-          <w:szCs w:val="22"/>
-          <w:highlight w:val="yellow"/>
-        </w:rPr>
-        <w:t xml:space="preserve">WD_BLACK SN850X HS</w:t>
-      </w:r>
-      <w:r>
-        <w:rPr>
-          <w:rFonts w:ascii="Aptos" w:hAnsi="Aptos" w:eastAsia="Aptos" w:cs="Aptos"/>
-          <w:b w:val="0"/>
-          <w:bCs w:val="0"/>
-          <w:color w:val="000000" w:themeColor="text1"/>
-          <w:sz w:val="22"/>
-          <w:szCs w:val="22"/>
-          <w:highlight w:val="yellow"/>
-        </w:rPr>
-      </w:r>
-      <w:r>
-        <w:rPr>
-          <w:rFonts w:ascii="Aptos" w:hAnsi="Aptos" w:eastAsia="Aptos" w:cs="Aptos"/>
-          <w:b w:val="0"/>
-          <w:bCs w:val="0"/>
-          <w:color w:val="000000" w:themeColor="text1"/>
-          <w:sz w:val="22"/>
-          <w:szCs w:val="22"/>
-          <w:highlight w:val="yellow"/>
-        </w:rPr>
-      </w:r>
-    </w:p>
-    <w:p>
-      <w:pPr>
-        <w:pBdr/>
-        <w:shd w:val="nil" w:color="000000"/>
-        <w:spacing/>
-        <w:ind w:firstLine="0" w:left="0"/>
-        <w:rPr>
-          <w:highlight w:val="yellow"/>
-        </w:rPr>
-      </w:pPr>
-      <w:r>
-        <w:rPr>
-          <w:highlight w:val="yellow"/>
-        </w:rPr>
-        <w:t xml:space="preserve">Results can vary depending on the hardware used.</w:t>
-      </w:r>
-      <w:r>
-        <w:rPr>
-          <w:highlight w:val="yellow"/>
-        </w:rPr>
-        <w:br/>
-        <w:t xml:space="preserve">To be able to perform the tests you need to have one of the aforementioned simulation software installed.</w:t>
-        <w:br/>
-        <w:t xml:space="preserve">How tests were conducted are as follows:</w:t>
-      </w:r>
-      <w:r>
-        <w:rPr>
-          <w:highlight w:val="yellow"/>
-        </w:rPr>
-      </w:r>
-      <w:r>
-        <w:rPr>
-          <w:highlight w:val="yellow"/>
-        </w:rPr>
-      </w:r>
-    </w:p>
-    <w:p>
-      <w:pPr>
-        <w:pStyle w:val="926"/>
-        <w:numPr>
-          <w:ilvl w:val="0"/>
-          <w:numId w:val="14"/>
-        </w:numPr>
-        <w:pBdr/>
-        <w:shd w:val="nil" w:color="000000"/>
-        <w:spacing/>
-        <w:ind/>
-        <w:rPr>
-          <w:highlight w:val="yellow"/>
-        </w:rPr>
-      </w:pPr>
-      <w:r>
-        <w:rPr>
-          <w:highlight w:val="yellow"/>
-        </w:rPr>
-        <w:t xml:space="preserve">Download an .ISO file of an OS</w:t>
-      </w:r>
-      <w:r>
-        <w:rPr>
-          <w:highlight w:val="yellow"/>
-        </w:rPr>
-      </w:r>
-      <w:r>
-        <w:rPr>
-          <w:highlight w:val="yellow"/>
-        </w:rPr>
-      </w:r>
-    </w:p>
-    <w:p>
-      <w:pPr>
-        <w:pStyle w:val="926"/>
-        <w:numPr>
-          <w:ilvl w:val="0"/>
-          <w:numId w:val="14"/>
-        </w:numPr>
-        <w:pBdr/>
-        <w:shd w:val="nil" w:color="000000"/>
-        <w:spacing/>
-        <w:ind/>
-        <w:rPr>
-          <w:highlight w:val="yellow"/>
-        </w:rPr>
-      </w:pPr>
-      <w:r>
-        <w:rPr>
-          <w:highlight w:val="yellow"/>
-        </w:rPr>
-        <w:t xml:space="preserve">Open your simulation software of choice</w:t>
-      </w:r>
-      <w:r>
-        <w:rPr>
-          <w:highlight w:val="yellow"/>
-        </w:rPr>
-      </w:r>
-      <w:r>
-        <w:rPr>
-          <w:highlight w:val="yellow"/>
-        </w:rPr>
-      </w:r>
-    </w:p>
-    <w:p>
-      <w:pPr>
-        <w:pStyle w:val="926"/>
-        <w:numPr>
-          <w:ilvl w:val="0"/>
-          <w:numId w:val="14"/>
-        </w:numPr>
-        <w:pBdr/>
-        <w:shd w:val="nil" w:color="000000"/>
-        <w:spacing/>
-        <w:ind/>
-        <w:rPr>
-          <w:highlight w:val="yellow"/>
-        </w:rPr>
-      </w:pPr>
-      <w:r>
-        <w:rPr>
-          <w:highlight w:val="yellow"/>
-        </w:rPr>
-        <w:t xml:space="preserve">Add a new machine</w:t>
-      </w:r>
-      <w:r>
-        <w:rPr>
-          <w:highlight w:val="yellow"/>
-        </w:rPr>
-      </w:r>
-      <w:r>
-        <w:rPr>
-          <w:highlight w:val="yellow"/>
-        </w:rPr>
-      </w:r>
-    </w:p>
-    <w:p>
-      <w:pPr>
-        <w:pStyle w:val="926"/>
-        <w:numPr>
-          <w:ilvl w:val="0"/>
-          <w:numId w:val="14"/>
-        </w:numPr>
-        <w:pBdr/>
-        <w:shd w:val="nil" w:color="000000"/>
-        <w:spacing/>
-        <w:ind/>
-        <w:rPr>
-          <w:highlight w:val="yellow"/>
-        </w:rPr>
-      </w:pPr>
-      <w:r>
-        <w:rPr>
-          <w:highlight w:val="yellow"/>
-        </w:rPr>
-        <w:t xml:space="preserve">Give it the .ISO file that was downloaded</w:t>
-      </w:r>
-      <w:r>
-        <w:rPr>
-          <w:highlight w:val="yellow"/>
-        </w:rPr>
-      </w:r>
-      <w:r>
-        <w:rPr>
-          <w:highlight w:val="yellow"/>
-        </w:rPr>
-      </w:r>
-    </w:p>
-    <w:p>
-      <w:pPr>
-        <w:pStyle w:val="926"/>
-        <w:numPr>
-          <w:ilvl w:val="0"/>
-          <w:numId w:val="14"/>
-        </w:numPr>
-        <w:pBdr/>
-        <w:shd w:val="nil" w:color="000000"/>
-        <w:spacing/>
-        <w:ind/>
-        <w:rPr>
-          <w:highlight w:val="yellow"/>
-        </w:rPr>
-      </w:pPr>
-      <w:r>
-        <w:rPr>
-          <w:highlight w:val="yellow"/>
-        </w:rPr>
-        <w:t xml:space="preserve">Give the virtual machine 12 cores, 4gb ram and 40gb of storage (in the case of testing windows 55gb)</w:t>
-      </w:r>
-      <w:r>
-        <w:rPr>
-          <w:highlight w:val="yellow"/>
-        </w:rPr>
-      </w:r>
-      <w:r>
-        <w:rPr>
-          <w:highlight w:val="yellow"/>
-        </w:rPr>
-      </w:r>
-    </w:p>
-    <w:p>
-      <w:pPr>
-        <w:pStyle w:val="926"/>
-        <w:numPr>
-          <w:ilvl w:val="0"/>
-          <w:numId w:val="14"/>
-        </w:numPr>
-        <w:pBdr/>
-        <w:shd w:val="nil" w:color="000000"/>
-        <w:spacing/>
-        <w:ind/>
-        <w:rPr>
-          <w:highlight w:val="yellow"/>
-        </w:rPr>
-      </w:pPr>
-      <w:r>
-        <w:rPr>
-          <w:highlight w:val="yellow"/>
-        </w:rPr>
-        <w:t xml:space="preserve">Start the virtual machine</w:t>
-      </w:r>
-      <w:r>
-        <w:rPr>
-          <w:highlight w:val="yellow"/>
-        </w:rPr>
-      </w:r>
-      <w:r>
-        <w:rPr>
-          <w:highlight w:val="yellow"/>
-        </w:rPr>
-      </w:r>
-    </w:p>
-    <w:p>
-      <w:pPr>
-        <w:pStyle w:val="926"/>
-        <w:numPr>
-          <w:ilvl w:val="0"/>
-          <w:numId w:val="14"/>
-        </w:numPr>
-        <w:pBdr/>
-        <w:shd w:val="nil" w:color="000000"/>
-        <w:spacing/>
-        <w:ind/>
-        <w:rPr>
-          <w:highlight w:val="yellow"/>
-        </w:rPr>
-      </w:pPr>
-      <w:r>
-        <w:rPr>
-          <w:highlight w:val="yellow"/>
-        </w:rPr>
-        <w:t xml:space="preserve">Install the system on the virtual disk</w:t>
-      </w:r>
-      <w:r>
-        <w:rPr>
-          <w:highlight w:val="yellow"/>
-        </w:rPr>
-      </w:r>
-      <w:r>
-        <w:rPr>
-          <w:highlight w:val="yellow"/>
-        </w:rPr>
-      </w:r>
-    </w:p>
-    <w:p>
-      <w:pPr>
-        <w:pStyle w:val="926"/>
-        <w:numPr>
-          <w:ilvl w:val="0"/>
-          <w:numId w:val="14"/>
-        </w:numPr>
-        <w:pBdr/>
-        <w:shd w:val="nil" w:color="000000"/>
-        <w:spacing/>
-        <w:ind/>
-        <w:rPr>
-          <w:highlight w:val="yellow"/>
-        </w:rPr>
-      </w:pPr>
-      <w:r>
-        <w:rPr>
-          <w:highlight w:val="yellow"/>
-        </w:rPr>
-        <w:t xml:space="preserve">Wait for the system to be installed</w:t>
-      </w:r>
-      <w:r>
-        <w:rPr>
-          <w:highlight w:val="yellow"/>
-        </w:rPr>
-      </w:r>
-      <w:r>
-        <w:rPr>
-          <w:highlight w:val="yellow"/>
-        </w:rPr>
-      </w:r>
-    </w:p>
-    <w:p>
-      <w:pPr>
-        <w:pStyle w:val="926"/>
-        <w:numPr>
-          <w:ilvl w:val="0"/>
-          <w:numId w:val="14"/>
-        </w:numPr>
-        <w:pBdr/>
-        <w:shd w:val="nil" w:color="000000"/>
-        <w:spacing/>
-        <w:ind/>
-        <w:rPr>
-          <w:highlight w:val="yellow"/>
-        </w:rPr>
-      </w:pPr>
-      <w:r>
-        <w:rPr>
-          <w:highlight w:val="yellow"/>
-        </w:rPr>
-        <w:t xml:space="preserve">After the system is installed, open the system monitor</w:t>
-      </w:r>
-      <w:r>
-        <w:rPr>
-          <w:highlight w:val="yellow"/>
-        </w:rPr>
-      </w:r>
-      <w:r>
-        <w:rPr>
-          <w:highlight w:val="yellow"/>
-        </w:rPr>
-      </w:r>
-    </w:p>
-    <w:p>
-      <w:pPr>
-        <w:pStyle w:val="926"/>
-        <w:numPr>
-          <w:ilvl w:val="0"/>
-          <w:numId w:val="14"/>
-        </w:numPr>
-        <w:pBdr/>
-        <w:shd w:val="nil" w:color="000000"/>
-        <w:spacing/>
-        <w:ind/>
-        <w:rPr/>
-      </w:pPr>
-      <w:r>
-        <w:rPr>
-          <w:highlight w:val="none"/>
-        </w:rPr>
-        <w:t xml:space="preserve">Monitor the system monitor for 1 minute</w:t>
-      </w:r>
-      <w:r/>
-    </w:p>
-    <w:p>
-      <w:pPr>
-        <w:pBdr/>
-        <w:shd w:val="nil" w:color="000000"/>
-        <w:spacing/>
-        <w:ind w:firstLine="0" w:left="0"/>
-        <w:rPr/>
-      </w:pPr>
-      <w:r>
-        <w:rPr>
-          <w:highlight w:val="none"/>
-        </w:rPr>
-        <w:t xml:space="preserve">The data of those tests are shown below.</w:t>
-      </w:r>
-      <w:r>
-        <w:rPr>
-          <w:highlight w:val="none"/>
-        </w:rPr>
-      </w:r>
-      <w:r/>
-    </w:p>
     <w:tbl>
       <w:tblPr>
         <w:tblStyle w:val="729"/>
-        <w:tblInd w:w="-567" w:type="dxa"/>
+        <w:tblInd w:w="0" w:type="dxa"/>
         <w:tblW w:w="0" w:type="auto"/>
         <w:tblBorders/>
         <w:tblLayout w:type="fixed"/>
         <w:tblLook w:val="04A0" w:firstRow="1" w:lastRow="0" w:firstColumn="1" w:lastColumn="0" w:noHBand="0" w:noVBand="1"/>
       </w:tblPr>
       <w:tblGrid>
-        <w:gridCol w:w="2126"/>
         <w:gridCol w:w="1701"/>
         <w:gridCol w:w="1559"/>
         <w:gridCol w:w="1559"/>
         <w:gridCol w:w="1559"/>
-        <w:gridCol w:w="1701"/>
+        <w:gridCol w:w="1559"/>
+        <w:gridCol w:w="1418"/>
       </w:tblGrid>
       <w:tr>
         <w:trPr/>
         <w:tc>
           <w:tcPr>
             <w:tcBorders/>
-            <w:tcW w:w="2126" w:type="dxa"/>
+            <w:tcW w:w="1701" w:type="dxa"/>
           </w:tcPr>
           <w:p>
             <w:pPr>
@@ -3866,7 +5387,7 @@
         <w:tc>
           <w:tcPr>
             <w:tcBorders/>
-            <w:tcW w:w="1701" w:type="dxa"/>
+            <w:tcW w:w="1559" w:type="dxa"/>
           </w:tcPr>
           <w:p>
             <w:pPr>
@@ -4086,7 +5607,7 @@
         <w:tc>
           <w:tcPr>
             <w:tcBorders/>
-            <w:tcW w:w="1701" w:type="dxa"/>
+            <w:tcW w:w="1418" w:type="dxa"/>
           </w:tcPr>
           <w:p>
             <w:pPr>
@@ -4142,7 +5663,7 @@
         <w:tc>
           <w:tcPr>
             <w:tcBorders/>
-            <w:tcW w:w="2126" w:type="dxa"/>
+            <w:tcW w:w="1701" w:type="dxa"/>
             <w:vMerge w:val="restart"/>
           </w:tcPr>
           <w:p>
@@ -4193,7 +5714,7 @@
         <w:tc>
           <w:tcPr>
             <w:tcBorders/>
-            <w:tcW w:w="1701" w:type="dxa"/>
+            <w:tcW w:w="1559" w:type="dxa"/>
           </w:tcPr>
           <w:p>
             <w:pPr>
@@ -4405,7 +5926,7 @@
         <w:tc>
           <w:tcPr>
             <w:tcBorders/>
-            <w:tcW w:w="1701" w:type="dxa"/>
+            <w:tcW w:w="1418" w:type="dxa"/>
             <w:vMerge w:val="restart"/>
           </w:tcPr>
           <w:p>
@@ -4463,7 +5984,7 @@
         <w:tc>
           <w:tcPr>
             <w:tcBorders/>
-            <w:tcW w:w="2126" w:type="dxa"/>
+            <w:tcW w:w="1701" w:type="dxa"/>
           </w:tcPr>
           <w:p>
             <w:pPr>
@@ -4513,7 +6034,7 @@
         <w:tc>
           <w:tcPr>
             <w:tcBorders/>
-            <w:tcW w:w="1701" w:type="dxa"/>
+            <w:tcW w:w="1559" w:type="dxa"/>
           </w:tcPr>
           <w:p>
             <w:pPr>
@@ -4767,7 +6288,7 @@
         <w:tc>
           <w:tcPr>
             <w:tcBorders/>
-            <w:tcW w:w="1701" w:type="dxa"/>
+            <w:tcW w:w="1418" w:type="dxa"/>
           </w:tcPr>
           <w:p>
             <w:pPr>
@@ -4823,7 +6344,7 @@
         <w:tc>
           <w:tcPr>
             <w:tcBorders/>
-            <w:tcW w:w="2126" w:type="dxa"/>
+            <w:tcW w:w="1701" w:type="dxa"/>
             <w:vMerge w:val="restart"/>
           </w:tcPr>
           <w:p>
@@ -4877,7 +6398,7 @@
         <w:tc>
           <w:tcPr>
             <w:tcBorders/>
-            <w:tcW w:w="1701" w:type="dxa"/>
+            <w:tcW w:w="1559" w:type="dxa"/>
           </w:tcPr>
           <w:p>
             <w:pPr>
@@ -5090,7 +6611,7 @@
         <w:tc>
           <w:tcPr>
             <w:tcBorders/>
-            <w:tcW w:w="1701" w:type="dxa"/>
+            <w:tcW w:w="1418" w:type="dxa"/>
             <w:vMerge w:val="restart"/>
           </w:tcPr>
           <w:p>
@@ -5147,7 +6668,7 @@
         <w:tc>
           <w:tcPr>
             <w:tcBorders/>
-            <w:tcW w:w="2126" w:type="dxa"/>
+            <w:tcW w:w="1701" w:type="dxa"/>
           </w:tcPr>
           <w:p>
             <w:pPr>
@@ -5197,7 +6718,7 @@
         <w:tc>
           <w:tcPr>
             <w:tcBorders/>
-            <w:tcW w:w="1701" w:type="dxa"/>
+            <w:tcW w:w="1559" w:type="dxa"/>
           </w:tcPr>
           <w:p>
             <w:pPr>
@@ -5407,7 +6928,7 @@
         <w:tc>
           <w:tcPr>
             <w:tcBorders/>
-            <w:tcW w:w="1701" w:type="dxa"/>
+            <w:tcW w:w="1418" w:type="dxa"/>
           </w:tcPr>
           <w:p>
             <w:pPr>
@@ -5463,7 +6984,7 @@
         <w:tc>
           <w:tcPr>
             <w:tcBorders/>
-            <w:tcW w:w="2126" w:type="dxa"/>
+            <w:tcW w:w="1701" w:type="dxa"/>
           </w:tcPr>
           <w:p>
             <w:pPr>
@@ -5513,7 +7034,7 @@
         <w:tc>
           <w:tcPr>
             <w:tcBorders/>
-            <w:tcW w:w="1701" w:type="dxa"/>
+            <w:tcW w:w="1559" w:type="dxa"/>
           </w:tcPr>
           <w:p>
             <w:pPr>
@@ -5905,7 +7426,7 @@
         <w:tc>
           <w:tcPr>
             <w:tcBorders/>
-            <w:tcW w:w="1701" w:type="dxa"/>
+            <w:tcW w:w="1418" w:type="dxa"/>
           </w:tcPr>
           <w:p>
             <w:pPr>
@@ -6006,7 +7527,7 @@
         <w:tc>
           <w:tcPr>
             <w:tcBorders/>
-            <w:tcW w:w="2126" w:type="dxa"/>
+            <w:tcW w:w="1701" w:type="dxa"/>
             <w:vMerge w:val="restart"/>
           </w:tcPr>
           <w:p>
@@ -6060,7 +7581,7 @@
         <w:tc>
           <w:tcPr>
             <w:tcBorders/>
-            <w:tcW w:w="1701" w:type="dxa"/>
+            <w:tcW w:w="1559" w:type="dxa"/>
           </w:tcPr>
           <w:p>
             <w:pPr>
@@ -6273,7 +7794,7 @@
         <w:tc>
           <w:tcPr>
             <w:tcBorders/>
-            <w:tcW w:w="1701" w:type="dxa"/>
+            <w:tcW w:w="1418" w:type="dxa"/>
             <w:vMerge w:val="restart"/>
           </w:tcPr>
           <w:p>
@@ -6330,7 +7851,7 @@
         <w:tc>
           <w:tcPr>
             <w:tcBorders/>
-            <w:tcW w:w="2126" w:type="dxa"/>
+            <w:tcW w:w="1701" w:type="dxa"/>
             <w:vMerge w:val="restart"/>
           </w:tcPr>
           <w:p>
@@ -6384,7 +7905,7 @@
         <w:tc>
           <w:tcPr>
             <w:tcBorders/>
-            <w:tcW w:w="1701" w:type="dxa"/>
+            <w:tcW w:w="1559" w:type="dxa"/>
           </w:tcPr>
           <w:p>
             <w:pPr>
@@ -6597,7 +8118,7 @@
         <w:tc>
           <w:tcPr>
             <w:tcBorders/>
-            <w:tcW w:w="1701" w:type="dxa"/>
+            <w:tcW w:w="1418" w:type="dxa"/>
             <w:vMerge w:val="restart"/>
           </w:tcPr>
           <w:p>
@@ -6705,857 +8226,6 @@
         <w:rPr>
           <w:b/>
           <w:bCs/>
-          <w:sz w:val="28"/>
-          <w:szCs w:val="28"/>
-          <w:highlight w:val="none"/>
-        </w:rPr>
-      </w:pPr>
-      <w:r>
-        <w:rPr>
-          <w:b/>
-          <w:bCs/>
-          <w:sz w:val="28"/>
-          <w:szCs w:val="28"/>
-          <w:highlight w:val="none"/>
-          <w:lang w:val="en-US" w:bidi="en-US"/>
-        </w:rPr>
-      </w:r>
-      <w:r>
-        <w:rPr>
-          <w:b/>
-          <w:bCs/>
-          <w:sz w:val="28"/>
-          <w:szCs w:val="28"/>
-          <w:highlight w:val="none"/>
-          <w:lang w:val="en-US"/>
-        </w:rPr>
-        <w:t xml:space="preserve">Additional notes</w:t>
-      </w:r>
-      <w:r>
-        <w:rPr>
-          <w:b/>
-          <w:bCs/>
-          <w:sz w:val="28"/>
-          <w:szCs w:val="28"/>
-          <w:highlight w:val="none"/>
-        </w:rPr>
-      </w:r>
-      <w:r>
-        <w:rPr>
-          <w:b/>
-          <w:bCs/>
-          <w:sz w:val="28"/>
-          <w:szCs w:val="28"/>
-          <w:highlight w:val="none"/>
-        </w:rPr>
-      </w:r>
-    </w:p>
-    <w:p>
-      <w:pPr>
-        <w:pBdr/>
-        <w:shd w:val="nil" w:color="000000"/>
-        <w:spacing/>
-        <w:ind/>
-        <w:rPr>
-          <w:b/>
-          <w:bCs/>
-          <w:sz w:val="24"/>
-          <w:szCs w:val="24"/>
-          <w:highlight w:val="none"/>
-          <w:lang w:val="en-US"/>
-        </w:rPr>
-      </w:pPr>
-      <w:r>
-        <w:rPr>
-          <w:b/>
-          <w:bCs/>
-          <w:sz w:val="24"/>
-          <w:szCs w:val="24"/>
-          <w:highlight w:val="none"/>
-          <w:lang w:val="en-US"/>
-        </w:rPr>
-        <w:t xml:space="preserve">Stability and reliability</w:t>
-      </w:r>
-      <w:r>
-        <w:rPr>
-          <w:b/>
-          <w:bCs/>
-          <w:sz w:val="24"/>
-          <w:szCs w:val="24"/>
-          <w:highlight w:val="none"/>
-          <w:lang w:val="en-US"/>
-        </w:rPr>
-      </w:r>
-      <w:r>
-        <w:rPr>
-          <w:b/>
-          <w:bCs/>
-          <w:sz w:val="24"/>
-          <w:szCs w:val="24"/>
-          <w:highlight w:val="none"/>
-          <w:lang w:val="en-US"/>
-        </w:rPr>
-      </w:r>
-    </w:p>
-    <w:p>
-      <w:pPr>
-        <w:pBdr/>
-        <w:spacing/>
-        <w:ind/>
-        <w:rPr>
-          <w:b w:val="0"/>
-          <w:bCs w:val="0"/>
-          <w:color w:val="4d94d9" w:themeColor="text2" w:themeTint="80"/>
-          <w:sz w:val="22"/>
-          <w:szCs w:val="22"/>
-          <w:highlight w:val="none"/>
-        </w:rPr>
-      </w:pPr>
-      <w:r>
-        <w:rPr>
-          <w:b w:val="0"/>
-          <w:bCs w:val="0"/>
-          <w:sz w:val="22"/>
-          <w:szCs w:val="22"/>
-          <w:highlight w:val="none"/>
-          <w:lang w:val="en-US" w:bidi="en-US"/>
-        </w:rPr>
-        <w:t xml:space="preserve">Windows apps update on their own which ensures the apps remain stable and reliable.</w:t>
-        <w:br/>
-      </w:r>
-      <w:r>
-        <w:rPr>
-          <w:b w:val="0"/>
-          <w:bCs w:val="0"/>
-          <w:sz w:val="22"/>
-          <w:szCs w:val="22"/>
-          <w:highlight w:val="none"/>
-          <w:lang w:val="en-US" w:bidi="en-US"/>
-        </w:rPr>
-        <w:t xml:space="preserve">The user gets recommended to update the system once every month, unless the user does not update the system within 2 months Windows will force the user to update the system.</w:t>
-      </w:r>
-      <w:r>
-        <w:rPr>
-          <w:b w:val="0"/>
-          <w:bCs w:val="0"/>
-          <w:color w:val="4d94d9" w:themeColor="text2" w:themeTint="80"/>
-          <w:sz w:val="22"/>
-          <w:szCs w:val="22"/>
-          <w:highlight w:val="none"/>
-        </w:rPr>
-      </w:r>
-      <w:r>
-        <w:rPr>
-          <w:b w:val="0"/>
-          <w:bCs w:val="0"/>
-          <w:color w:val="4d94d9" w:themeColor="text2" w:themeTint="80"/>
-          <w:sz w:val="22"/>
-          <w:szCs w:val="22"/>
-          <w:highlight w:val="none"/>
-        </w:rPr>
-      </w:r>
-    </w:p>
-    <w:p>
-      <w:pPr>
-        <w:pBdr/>
-        <w:shd w:val="nil" w:color="000000"/>
-        <w:spacing/>
-        <w:ind/>
-        <w:rPr>
-          <w:b/>
-          <w:bCs/>
-          <w:sz w:val="22"/>
-          <w:szCs w:val="22"/>
-          <w:highlight w:val="none"/>
-        </w:rPr>
-      </w:pPr>
-      <w:r>
-        <w:rPr>
-          <w:b w:val="0"/>
-          <w:bCs w:val="0"/>
-          <w:sz w:val="22"/>
-          <w:szCs w:val="22"/>
-          <w:highlight w:val="none"/>
-          <w:lang w:val="en-US" w:bidi="en-US"/>
-        </w:rPr>
-        <w:t xml:space="preserve">Debian, Ubuntu and Kubuntu uses somewhat older packages, which provides </w:t>
-      </w:r>
-      <w:r>
-        <w:rPr>
-          <w:b w:val="0"/>
-          <w:bCs w:val="0"/>
-          <w:sz w:val="22"/>
-          <w:szCs w:val="22"/>
-          <w:highlight w:val="none"/>
-          <w:lang w:val="en-US" w:bidi="en-US"/>
-        </w:rPr>
-        <w:t xml:space="preserve">stability and reliability. </w:t>
-      </w:r>
-      <w:r>
-        <w:rPr>
-          <w:b w:val="0"/>
-          <w:bCs w:val="0"/>
-          <w:sz w:val="22"/>
-          <w:szCs w:val="22"/>
-          <w:highlight w:val="none"/>
-          <w:lang w:val="en-US" w:bidi="en-US"/>
-        </w:rPr>
-        <w:t xml:space="preserve">The user gets to choose when to update the system, although it is recommended to update once every month to ensure the system will remain stable.</w:t>
-      </w:r>
-      <w:r>
-        <w:rPr>
-          <w:b/>
-          <w:bCs/>
-          <w:sz w:val="22"/>
-          <w:szCs w:val="22"/>
-          <w:highlight w:val="none"/>
-        </w:rPr>
-      </w:r>
-      <w:r>
-        <w:rPr>
-          <w:b/>
-          <w:bCs/>
-          <w:sz w:val="22"/>
-          <w:szCs w:val="22"/>
-          <w:highlight w:val="none"/>
-        </w:rPr>
-      </w:r>
-    </w:p>
-    <w:p>
-      <w:pPr>
-        <w:pBdr/>
-        <w:shd w:val="nil" w:color="000000"/>
-        <w:spacing/>
-        <w:ind/>
-        <w:rPr>
-          <w:b w:val="0"/>
-          <w:bCs w:val="0"/>
-          <w:sz w:val="22"/>
-          <w:szCs w:val="22"/>
-          <w:highlight w:val="none"/>
-          <w:lang w:val="en-US" w:bidi="en-US"/>
-        </w:rPr>
-      </w:pPr>
-      <w:r>
-        <w:rPr>
-          <w:b w:val="0"/>
-          <w:bCs w:val="0"/>
-          <w:sz w:val="22"/>
-          <w:szCs w:val="22"/>
-          <w:highlight w:val="none"/>
-          <w:lang w:val="en-US" w:bidi="en-US"/>
-        </w:rPr>
-      </w:r>
-      <w:r>
-        <w:rPr>
-          <w:b w:val="0"/>
-          <w:bCs w:val="0"/>
-          <w:sz w:val="22"/>
-          <w:szCs w:val="22"/>
-          <w:highlight w:val="none"/>
-          <w:lang w:val="en-US" w:bidi="en-US"/>
-        </w:rPr>
-        <w:t xml:space="preserve">Endeavour OS uses the newest packages which does not always provide </w:t>
-      </w:r>
-      <w:r>
-        <w:rPr>
-          <w:b w:val="0"/>
-          <w:bCs w:val="0"/>
-          <w:sz w:val="22"/>
-          <w:szCs w:val="22"/>
-          <w:highlight w:val="none"/>
-          <w:lang w:val="en-US" w:bidi="en-US"/>
-        </w:rPr>
-        <w:t xml:space="preserve">stability and reliability</w:t>
-      </w:r>
-      <w:r>
-        <w:rPr>
-          <w:b w:val="0"/>
-          <w:bCs w:val="0"/>
-          <w:sz w:val="22"/>
-          <w:szCs w:val="22"/>
-          <w:highlight w:val="none"/>
-          <w:lang w:val="en-US" w:bidi="en-US"/>
-        </w:rPr>
-        <w:t xml:space="preserve"> but it does ensure frequent bug fixes. </w:t>
-      </w:r>
-      <w:r>
-        <w:rPr>
-          <w:b w:val="0"/>
-          <w:bCs w:val="0"/>
-          <w:sz w:val="22"/>
-          <w:szCs w:val="22"/>
-          <w:highlight w:val="none"/>
-          <w:lang w:val="en-US" w:bidi="en-US"/>
-        </w:rPr>
-        <w:t xml:space="preserve">The user gets to choose when to update the system, although it is recommended to update once every week up to a month to ensure the system will remain stable.</w:t>
-      </w:r>
-      <w:r>
-        <w:rPr>
-          <w:b w:val="0"/>
-          <w:bCs w:val="0"/>
-          <w:sz w:val="22"/>
-          <w:szCs w:val="22"/>
-          <w:highlight w:val="none"/>
-          <w:lang w:val="en-US" w:bidi="en-US"/>
-        </w:rPr>
-      </w:r>
-      <w:r>
-        <w:rPr>
-          <w:b w:val="0"/>
-          <w:bCs w:val="0"/>
-          <w:sz w:val="22"/>
-          <w:szCs w:val="22"/>
-          <w:highlight w:val="none"/>
-          <w:lang w:val="en-US" w:bidi="en-US"/>
-        </w:rPr>
-      </w:r>
-    </w:p>
-    <w:p>
-      <w:pPr>
-        <w:pBdr/>
-        <w:shd w:val="nil" w:color="000000"/>
-        <w:spacing/>
-        <w:ind/>
-        <w:rPr>
-          <w:b/>
-          <w:bCs/>
-          <w:color w:val="4d94d9" w:themeColor="text2" w:themeTint="80"/>
-          <w:sz w:val="22"/>
-          <w:szCs w:val="22"/>
-          <w:highlight w:val="none"/>
-        </w:rPr>
-      </w:pPr>
-      <w:r>
-        <w:rPr>
-          <w:b w:val="0"/>
-          <w:bCs w:val="0"/>
-          <w:color w:val="4d94d9" w:themeColor="text2" w:themeTint="80"/>
-          <w:sz w:val="22"/>
-          <w:szCs w:val="22"/>
-          <w:highlight w:val="none"/>
-          <w:lang w:val="en-US" w:bidi="en-US"/>
-        </w:rPr>
-        <w:t xml:space="preserve">Bronnen vermelden over waar deze info vandaan komt.</w:t>
-      </w:r>
-      <w:r>
-        <w:rPr>
-          <w:b/>
-          <w:bCs/>
-          <w:color w:val="4d94d9" w:themeColor="text2" w:themeTint="80"/>
-          <w:sz w:val="22"/>
-          <w:szCs w:val="22"/>
-          <w:highlight w:val="none"/>
-        </w:rPr>
-      </w:r>
-      <w:r>
-        <w:rPr>
-          <w:b/>
-          <w:bCs/>
-          <w:color w:val="4d94d9" w:themeColor="text2" w:themeTint="80"/>
-          <w:sz w:val="22"/>
-          <w:szCs w:val="22"/>
-          <w:highlight w:val="none"/>
-        </w:rPr>
-      </w:r>
-    </w:p>
-    <w:p>
-      <w:pPr>
-        <w:pBdr/>
-        <w:shd w:val="nil" w:color="000000"/>
-        <w:spacing/>
-        <w:ind/>
-        <w:rPr>
-          <w:b w:val="0"/>
-          <w:bCs w:val="0"/>
-          <w:sz w:val="22"/>
-          <w:szCs w:val="22"/>
-          <w:highlight w:val="none"/>
-          <w:lang w:val="en-US" w:bidi="en-US"/>
-        </w:rPr>
-      </w:pPr>
-      <w:r>
-        <w:rPr>
-          <w:b w:val="0"/>
-          <w:bCs w:val="0"/>
-          <w:sz w:val="22"/>
-          <w:szCs w:val="22"/>
-          <w:highlight w:val="none"/>
-          <w:lang w:val="en-US" w:bidi="en-US"/>
-        </w:rPr>
-      </w:r>
-      <w:r>
-        <w:rPr>
-          <w:b w:val="0"/>
-          <w:bCs w:val="0"/>
-          <w:sz w:val="22"/>
-          <w:szCs w:val="22"/>
-          <w:highlight w:val="none"/>
-          <w:lang w:val="en-US" w:bidi="en-US"/>
-        </w:rPr>
-      </w:r>
-      <w:r>
-        <w:rPr>
-          <w:b w:val="0"/>
-          <w:bCs w:val="0"/>
-          <w:sz w:val="22"/>
-          <w:szCs w:val="22"/>
-          <w:highlight w:val="none"/>
-          <w:lang w:val="en-US" w:bidi="en-US"/>
-        </w:rPr>
-      </w:r>
-    </w:p>
-    <w:p>
-      <w:pPr>
-        <w:pBdr/>
-        <w:shd w:val="nil" w:color="000000"/>
-        <w:spacing/>
-        <w:ind/>
-        <w:rPr>
-          <w:b/>
-          <w:bCs/>
-          <w:sz w:val="24"/>
-          <w:szCs w:val="24"/>
-          <w:highlight w:val="none"/>
-        </w:rPr>
-      </w:pPr>
-      <w:r>
-        <w:rPr>
-          <w:b/>
-          <w:bCs/>
-          <w:sz w:val="24"/>
-          <w:szCs w:val="24"/>
-          <w:highlight w:val="none"/>
-          <w:lang w:val="en-US" w:bidi="en-US"/>
-        </w:rPr>
-        <w:t xml:space="preserve">Freedom within package managers</w:t>
-      </w:r>
-      <w:r>
-        <w:rPr>
-          <w:b/>
-          <w:bCs/>
-          <w:sz w:val="24"/>
-          <w:szCs w:val="24"/>
-          <w:highlight w:val="none"/>
-        </w:rPr>
-      </w:r>
-      <w:r>
-        <w:rPr>
-          <w:b/>
-          <w:bCs/>
-          <w:sz w:val="24"/>
-          <w:szCs w:val="24"/>
-          <w:highlight w:val="none"/>
-        </w:rPr>
-      </w:r>
-    </w:p>
-    <w:p>
-      <w:pPr>
-        <w:pBdr/>
-        <w:spacing/>
-        <w:ind/>
-        <w:rPr>
-          <w:b w:val="0"/>
-          <w:bCs w:val="0"/>
-          <w:sz w:val="22"/>
-          <w:szCs w:val="22"/>
-          <w:highlight w:val="none"/>
-          <w:lang w:val="en-US" w:bidi="en-US"/>
-        </w:rPr>
-      </w:pPr>
-      <w:r>
-        <w:rPr>
-          <w:b w:val="0"/>
-          <w:bCs w:val="0"/>
-          <w:sz w:val="22"/>
-          <w:szCs w:val="22"/>
-          <w:highlight w:val="none"/>
-          <w:lang w:val="en-US" w:bidi="en-US"/>
-        </w:rPr>
-        <w:t xml:space="preserve">Winget </w:t>
-      </w:r>
-      <w:r>
-        <w:rPr>
-          <w:b w:val="0"/>
-          <w:bCs w:val="0"/>
-          <w:sz w:val="22"/>
-          <w:szCs w:val="22"/>
-          <w:highlight w:val="none"/>
-          <w:lang w:val="en-US" w:bidi="en-US"/>
-        </w:rPr>
-        <w:t xml:space="preserve">provides the basic necessities: office software, text editors, video recording, video editing.</w:t>
-      </w:r>
-      <w:r>
-        <w:rPr>
-          <w:b w:val="0"/>
-          <w:bCs w:val="0"/>
-          <w:sz w:val="22"/>
-          <w:szCs w:val="22"/>
-          <w:highlight w:val="none"/>
-          <w:lang w:val="en-US" w:bidi="en-US"/>
-        </w:rPr>
-      </w:r>
-      <w:r>
-        <w:rPr>
-          <w:b w:val="0"/>
-          <w:bCs w:val="0"/>
-          <w:sz w:val="22"/>
-          <w:szCs w:val="22"/>
-          <w:highlight w:val="none"/>
-          <w:lang w:val="en-US" w:bidi="en-US"/>
-        </w:rPr>
-      </w:r>
-    </w:p>
-    <w:p>
-      <w:pPr>
-        <w:pBdr/>
-        <w:spacing/>
-        <w:ind/>
-        <w:rPr>
-          <w:b w:val="0"/>
-          <w:bCs w:val="0"/>
-          <w:sz w:val="22"/>
-          <w:szCs w:val="22"/>
-          <w:highlight w:val="none"/>
-          <w:lang w:val="en-US" w:bidi="en-US"/>
-        </w:rPr>
-      </w:pPr>
-      <w:r>
-        <w:rPr>
-          <w:b w:val="0"/>
-          <w:bCs w:val="0"/>
-          <w:sz w:val="22"/>
-          <w:szCs w:val="22"/>
-          <w:highlight w:val="none"/>
-          <w:lang w:val="en-US" w:bidi="en-US"/>
-        </w:rPr>
-        <w:t xml:space="preserve">Apt provides the basic necessities: office software, text editors, video recording, video editing.</w:t>
-      </w:r>
-      <w:r>
-        <w:rPr>
-          <w:b w:val="0"/>
-          <w:bCs w:val="0"/>
-          <w:sz w:val="22"/>
-          <w:szCs w:val="22"/>
-          <w:highlight w:val="none"/>
-          <w:lang w:val="en-US" w:bidi="en-US"/>
-        </w:rPr>
-      </w:r>
-      <w:r>
-        <w:rPr>
-          <w:b w:val="0"/>
-          <w:bCs w:val="0"/>
-          <w:sz w:val="22"/>
-          <w:szCs w:val="22"/>
-          <w:highlight w:val="none"/>
-          <w:lang w:val="en-US" w:bidi="en-US"/>
-        </w:rPr>
-      </w:r>
-    </w:p>
-    <w:p>
-      <w:pPr>
-        <w:pBdr/>
-        <w:shd w:val="nil" w:color="000000"/>
-        <w:spacing/>
-        <w:ind/>
-        <w:rPr>
-          <w:b w:val="0"/>
-          <w:bCs w:val="0"/>
-          <w:sz w:val="22"/>
-          <w:szCs w:val="22"/>
-          <w:highlight w:val="none"/>
-          <w:lang w:val="en-US" w:bidi="en-US"/>
-        </w:rPr>
-      </w:pPr>
-      <w:r>
-        <w:rPr>
-          <w:b w:val="0"/>
-          <w:bCs w:val="0"/>
-          <w:sz w:val="22"/>
-          <w:szCs w:val="22"/>
-          <w:highlight w:val="none"/>
-          <w:lang w:val="en-US" w:bidi="en-US"/>
-        </w:rPr>
-        <w:t xml:space="preserve">Pacman / Yay provides anything the user might need: drivers, known software and niche software.</w:t>
-      </w:r>
-      <w:r>
-        <w:rPr>
-          <w:b w:val="0"/>
-          <w:bCs w:val="0"/>
-          <w:sz w:val="22"/>
-          <w:szCs w:val="22"/>
-          <w:highlight w:val="none"/>
-          <w:lang w:val="en-US" w:bidi="en-US"/>
-        </w:rPr>
-      </w:r>
-      <w:r>
-        <w:rPr>
-          <w:b w:val="0"/>
-          <w:bCs w:val="0"/>
-          <w:sz w:val="22"/>
-          <w:szCs w:val="22"/>
-          <w:highlight w:val="none"/>
-          <w:lang w:val="en-US" w:bidi="en-US"/>
-        </w:rPr>
-      </w:r>
-    </w:p>
-    <w:p>
-      <w:pPr>
-        <w:pBdr/>
-        <w:shd w:val="nil" w:color="000000"/>
-        <w:spacing/>
-        <w:ind/>
-        <w:rPr>
-          <w:b w:val="0"/>
-          <w:bCs w:val="0"/>
-          <w:sz w:val="22"/>
-          <w:szCs w:val="22"/>
-          <w:highlight w:val="none"/>
-        </w:rPr>
-      </w:pPr>
-      <w:r>
-        <w:rPr>
-          <w:b w:val="0"/>
-          <w:bCs w:val="0"/>
-          <w:sz w:val="22"/>
-          <w:szCs w:val="22"/>
-          <w:highlight w:val="none"/>
-        </w:rPr>
-      </w:r>
-      <w:r>
-        <w:rPr>
-          <w:b w:val="0"/>
-          <w:bCs w:val="0"/>
-          <w:sz w:val="22"/>
-          <w:szCs w:val="22"/>
-          <w:highlight w:val="none"/>
-        </w:rPr>
-      </w:r>
-      <w:r>
-        <w:rPr>
-          <w:b w:val="0"/>
-          <w:bCs w:val="0"/>
-          <w:sz w:val="22"/>
-          <w:szCs w:val="22"/>
-          <w:highlight w:val="none"/>
-        </w:rPr>
-      </w:r>
-    </w:p>
-    <w:p>
-      <w:pPr>
-        <w:pBdr/>
-        <w:shd w:val="nil" w:color="000000"/>
-        <w:spacing/>
-        <w:ind/>
-        <w:rPr>
-          <w:b/>
-          <w:bCs/>
-          <w:sz w:val="28"/>
-          <w:szCs w:val="28"/>
-          <w:highlight w:val="yellow"/>
-        </w:rPr>
-      </w:pPr>
-      <w:r>
-        <w:rPr>
-          <w:b/>
-          <w:bCs/>
-          <w:sz w:val="22"/>
-          <w:szCs w:val="22"/>
-          <w:highlight w:val="yellow"/>
-          <w:lang w:val="en-US" w:bidi="en-US"/>
-        </w:rPr>
-      </w:r>
-      <w:r>
-        <w:rPr>
-          <w:b/>
-          <w:bCs/>
-          <w:sz w:val="28"/>
-          <w:szCs w:val="28"/>
-          <w:highlight w:val="yellow"/>
-          <w:lang w:val="en-US"/>
-        </w:rPr>
-        <w:t xml:space="preserve">Purpose of research</w:t>
-      </w:r>
-      <w:r>
-        <w:rPr>
-          <w:b/>
-          <w:bCs/>
-          <w:sz w:val="28"/>
-          <w:szCs w:val="28"/>
-          <w:highlight w:val="yellow"/>
-          <w:lang w:val="en-US"/>
-        </w:rPr>
-      </w:r>
-      <w:r>
-        <w:rPr>
-          <w:b/>
-          <w:bCs/>
-          <w:sz w:val="28"/>
-          <w:szCs w:val="28"/>
-          <w:highlight w:val="yellow"/>
-        </w:rPr>
-      </w:r>
-    </w:p>
-    <w:p>
-      <w:pPr>
-        <w:pBdr/>
-        <w:shd w:val="nil" w:color="000000"/>
-        <w:spacing/>
-        <w:ind/>
-        <w:rPr>
-          <w:b w:val="0"/>
-          <w:bCs w:val="0"/>
-          <w:sz w:val="22"/>
-          <w:szCs w:val="22"/>
-          <w:highlight w:val="yellow"/>
-        </w:rPr>
-      </w:pPr>
-      <w:r>
-        <w:rPr>
-          <w:b w:val="0"/>
-          <w:bCs w:val="0"/>
-          <w:sz w:val="22"/>
-          <w:szCs w:val="22"/>
-          <w:highlight w:val="yellow"/>
-          <w:lang w:val="en-US" w:bidi="en-US"/>
-        </w:rPr>
-      </w:r>
-      <w:r>
-        <w:rPr>
-          <w:b w:val="0"/>
-          <w:bCs w:val="0"/>
-          <w:sz w:val="22"/>
-          <w:szCs w:val="22"/>
-          <w:highlight w:val="yellow"/>
-          <w:lang w:val="en-US" w:bidi="en-US"/>
-        </w:rPr>
-        <w:t xml:space="preserve">The main focus of this research is to determine if the given drivers work, but also if anydesk works, what the freedom of package managers are, what software is preinstalled and how much resources the system uses at idle. </w:t>
-      </w:r>
-      <w:r>
-        <w:rPr>
-          <w:b w:val="0"/>
-          <w:bCs w:val="0"/>
-          <w:sz w:val="22"/>
-          <w:szCs w:val="22"/>
-          <w:highlight w:val="yellow"/>
-        </w:rPr>
-      </w:r>
-      <w:r>
-        <w:rPr>
-          <w:b w:val="0"/>
-          <w:bCs w:val="0"/>
-          <w:sz w:val="22"/>
-          <w:szCs w:val="22"/>
-          <w:highlight w:val="yellow"/>
-        </w:rPr>
-      </w:r>
-    </w:p>
-    <w:p>
-      <w:pPr>
-        <w:pBdr/>
-        <w:shd w:val="nil" w:color="000000"/>
-        <w:spacing/>
-        <w:ind/>
-        <w:rPr>
-          <w:b w:val="0"/>
-          <w:bCs w:val="0"/>
-          <w:color w:val="4d94d9" w:themeColor="text2" w:themeTint="80"/>
-          <w:sz w:val="22"/>
-          <w:szCs w:val="22"/>
-          <w:highlight w:val="none"/>
-        </w:rPr>
-      </w:pPr>
-      <w:r>
-        <w:rPr>
-          <w:b w:val="0"/>
-          <w:bCs w:val="0"/>
-          <w:color w:val="4d94d9" w:themeColor="text2" w:themeTint="80"/>
-          <w:sz w:val="22"/>
-          <w:szCs w:val="22"/>
-          <w:highlight w:val="none"/>
-        </w:rPr>
-        <w:t xml:space="preserve">Nog iets grappigs verzinnen over navigatie en ros2</w:t>
-      </w:r>
-      <w:r>
-        <w:rPr>
-          <w:b w:val="0"/>
-          <w:bCs w:val="0"/>
-          <w:color w:val="4d94d9" w:themeColor="text2" w:themeTint="80"/>
-          <w:sz w:val="22"/>
-          <w:szCs w:val="22"/>
-          <w:highlight w:val="none"/>
-        </w:rPr>
-      </w:r>
-      <w:r>
-        <w:rPr>
-          <w:b w:val="0"/>
-          <w:bCs w:val="0"/>
-          <w:color w:val="4d94d9" w:themeColor="text2" w:themeTint="80"/>
-          <w:sz w:val="22"/>
-          <w:szCs w:val="22"/>
-          <w:highlight w:val="none"/>
-        </w:rPr>
-      </w:r>
-    </w:p>
-    <w:p>
-      <w:pPr>
-        <w:pBdr/>
-        <w:shd w:val="nil" w:color="000000"/>
-        <w:spacing/>
-        <w:ind/>
-        <w:rPr>
-          <w:b w:val="0"/>
-          <w:bCs w:val="0"/>
-          <w:color w:val="46b1e1" w:themeColor="accent1" w:themeTint="99"/>
-          <w:sz w:val="22"/>
-          <w:szCs w:val="22"/>
-          <w:highlight w:val="none"/>
-          <w:lang w:val="en-US"/>
-        </w:rPr>
-      </w:pPr>
-      <w:r>
-        <w:rPr>
-          <w:b w:val="0"/>
-          <w:bCs w:val="0"/>
-          <w:color w:val="46b1e1" w:themeColor="accent1" w:themeTint="99"/>
-          <w:sz w:val="22"/>
-          <w:szCs w:val="22"/>
-          <w:lang w:val="en-US"/>
-        </w:rPr>
-        <w:t xml:space="preserve">Aangeven dat het focuspunt op de driver ligt, maar dat er ook gekeken wordt naar anydesk(DE’s die wel en niet meewerken), vrijheid van packagemanagers, meegeleverde software (bloat), hoeveel resources de OS gebruikt (ram, cpu)</w:t>
-      </w:r>
-      <w:r>
-        <w:rPr>
-          <w:b w:val="0"/>
-          <w:bCs w:val="0"/>
-          <w:color w:val="46b1e1" w:themeColor="accent1" w:themeTint="99"/>
-          <w:sz w:val="22"/>
-          <w:szCs w:val="22"/>
-          <w:highlight w:val="none"/>
-          <w:lang w:val="en-US"/>
-        </w:rPr>
-      </w:r>
-      <w:r>
-        <w:rPr>
-          <w:b w:val="0"/>
-          <w:bCs w:val="0"/>
-          <w:color w:val="46b1e1" w:themeColor="accent1" w:themeTint="99"/>
-          <w:sz w:val="22"/>
-          <w:szCs w:val="22"/>
-          <w:highlight w:val="none"/>
-          <w:lang w:val="en-US"/>
-        </w:rPr>
-      </w:r>
-    </w:p>
-    <w:p>
-      <w:pPr>
-        <w:pBdr/>
-        <w:shd w:val="nil" w:color="000000"/>
-        <w:spacing/>
-        <w:ind/>
-        <w:rPr>
-          <w:b/>
-          <w:bCs/>
           <w:sz w:val="32"/>
           <w:szCs w:val="32"/>
           <w:highlight w:val="none"/>
@@ -7771,7 +8441,7 @@
 
 <file path=word/comments.xml><?xml version="1.0" encoding="utf-8"?>
 <w:comments xmlns:wpc="http://schemas.microsoft.com/office/word/2010/wordprocessingCanvas" xmlns:mc="http://schemas.openxmlformats.org/markup-compatibility/2006" xmlns:o="urn:schemas-microsoft-com:office:office" xmlns:r="http://schemas.openxmlformats.org/officeDocument/2006/relationships" xmlns:m="http://schemas.openxmlformats.org/officeDocument/2006/math" xmlns:v="urn:schemas-microsoft-com:vml" xmlns:wp14="http://schemas.microsoft.com/office/word/2010/wordprocessingDrawing" xmlns:wp="http://schemas.openxmlformats.org/drawingml/2006/wordprocessingDrawing" xmlns:w10="urn:schemas-microsoft-com:office:word" xmlns:w="http://schemas.openxmlformats.org/wordprocessingml/2006/main" xmlns:w14="http://schemas.microsoft.com/office/word/2010/wordml" xmlns:w15="http://schemas.microsoft.com/office/word/2012/wordml" xmlns:wpg="http://schemas.microsoft.com/office/word/2010/wordprocessingGroup" xmlns:wpi="http://schemas.microsoft.com/office/word/2010/wordprocessingInk" xmlns:wne="http://schemas.microsoft.com/office/word/2006/wordml" xmlns:wps="http://schemas.microsoft.com/office/word/2010/wordprocessingShape" mc:Ignorable="w14 w15 wp14">
-  <w:comment w:id="1" w:author="fabio" w:date="2026-05-08T10:55:49Z" w:initials="f">
+  <w:comment w:id="0" w:author="fabio" w:date="2026-05-08T10:55:49Z" w:initials="f">
     <w:p>
       <w:pPr>
         <w:spacing w:line="240" w:after="0" w:lineRule="auto" w:before="0"/>
@@ -7787,43 +8457,24 @@
       </w:r>
     </w:p>
   </w:comment>
-  <w:comment w:id="0" w:author="fabio" w:date="2026-05-08T10:52:04Z" w:initials="f">
-    <w:p>
-      <w:pPr>
-        <w:spacing w:line="240" w:after="0" w:lineRule="auto" w:before="0"/>
-        <w:ind w:firstLine="0" w:left="0" w:right="0"/>
-        <w:jc w:val="left"/>
-      </w:pPr>
-      <w:r>
-        <w:rPr>
-          <w:rFonts w:eastAsia="Arial" w:ascii="Arial" w:hAnsi="Arial" w:cs="Arial"/>
-          <w:sz w:val="22"/>
-        </w:rPr>
-        <w:t xml:space="preserve">oma</w:t>
-      </w:r>
-    </w:p>
-  </w:comment>
 </w:comments>
 </file>
 
 <file path=word/commentsExtended.xml><?xml version="1.0" encoding="utf-8"?>
 <w15:commentsEx xmlns:wpc="http://schemas.microsoft.com/office/word/2010/wordprocessingCanvas" xmlns:mc="http://schemas.openxmlformats.org/markup-compatibility/2006" xmlns:o="urn:schemas-microsoft-com:office:office" xmlns:r="http://schemas.openxmlformats.org/officeDocument/2006/relationships" xmlns:m="http://schemas.openxmlformats.org/officeDocument/2006/math" xmlns:v="urn:schemas-microsoft-com:vml" xmlns:wp14="http://schemas.microsoft.com/office/word/2010/wordprocessingDrawing" xmlns:wp="http://schemas.openxmlformats.org/drawingml/2006/wordprocessingDrawing" xmlns:w10="urn:schemas-microsoft-com:office:word" xmlns:w="http://schemas.openxmlformats.org/wordprocessingml/2006/main" xmlns:w14="http://schemas.microsoft.com/office/word/2010/wordml" xmlns:w15="http://schemas.microsoft.com/office/word/2012/wordml" xmlns:wpg="http://schemas.microsoft.com/office/word/2010/wordprocessingGroup" xmlns:wpi="http://schemas.microsoft.com/office/word/2010/wordprocessingInk" xmlns:wne="http://schemas.microsoft.com/office/word/2006/wordml" xmlns:wps="http://schemas.microsoft.com/office/word/2010/wordprocessingShape" mc:Ignorable="w14 w15 wp14">
   <w15:commentEx w15:paraId="00000001" w15:done="0"/>
-  <w15:commentEx w15:paraId="00000002" w15:done="0"/>
 </w15:commentsEx>
 </file>
 
 <file path=word/commentsExtensible.xml><?xml version="1.0" encoding="utf-8"?>
 <w16cex:commentsExtensible xmlns:wpc="http://schemas.microsoft.com/office/word/2010/wordprocessingCanvas" xmlns:cx="http://schemas.microsoft.com/office/drawing/2014/chartex" xmlns:cx1="http://schemas.microsoft.com/office/drawing/2015/9/8/chartex" xmlns:cx2="http://schemas.microsoft.com/office/drawing/2015/10/21/chartex" xmlns:cx3="http://schemas.microsoft.com/office/drawing/2016/5/9/chartex" xmlns:cx4="http://schemas.microsoft.com/office/drawing/2016/5/10/chartex" xmlns:cx5="http://schemas.microsoft.com/office/drawing/2016/5/11/chartex" xmlns:cx6="http://schemas.microsoft.com/office/drawing/2016/5/12/chartex" xmlns:cx7="http://schemas.microsoft.com/office/drawing/2016/5/13/chartex" xmlns:cx8="http://schemas.microsoft.com/office/drawing/2016/5/14/chartex" xmlns:mc="http://schemas.openxmlformats.org/markup-compatibility/2006" xmlns:aink="http://schemas.microsoft.com/office/drawing/2016/ink" xmlns:am3d="http://schemas.microsoft.com/office/drawing/2017/model3d" xmlns:o="urn:schemas-microsoft-com:office:office" xmlns:r="http://schemas.openxmlformats.org/officeDocument/2006/relationships" xmlns:m="http://schemas.openxmlformats.org/officeDocument/2006/math" xmlns:v="urn:schemas-microsoft-com:vml" xmlns:wp14="http://schemas.microsoft.com/office/word/2010/wordprocessingDrawing" xmlns:wp="http://schemas.openxmlformats.org/drawingml/2006/wordprocessingDrawing" xmlns:w10="urn:schemas-microsoft-com:office:word" xmlns:w="http://schemas.openxmlformats.org/wordprocessingml/2006/main" xmlns:w14="http://schemas.microsoft.com/office/word/2010/wordml" xmlns:w15="http://schemas.microsoft.com/office/word/2012/wordml" xmlns:w16cex="http://schemas.microsoft.com/office/word/2018/wordml/cex" xmlns:w16cid="http://schemas.microsoft.com/office/word/2016/wordml/cid" xmlns:w16="http://schemas.microsoft.com/office/word/2018/wordml" xmlns:w16se="http://schemas.microsoft.com/office/word/2015/wordml/symex" xmlns:wpg="http://schemas.microsoft.com/office/word/2010/wordprocessingGroup" xmlns:wpi="http://schemas.microsoft.com/office/word/2010/wordprocessingInk" xmlns:wne="http://schemas.microsoft.com/office/word/2006/wordml" xmlns:wps="http://schemas.microsoft.com/office/word/2010/wordprocessingShape" mc:Ignorable="w14 w15 w16se w16cid w16 w16cex wp14">
   <w16cex:commentExtensible w16cex:durableId="6E67FAF1" w16cex:dateUtc="2026-05-08T08:55:49Z"/>
-  <w16cex:commentExtensible w16cex:durableId="6A3EB393" w16cex:dateUtc="2026-05-08T08:52:04Z"/>
 </w16cex:commentsExtensible>
 </file>
 
 <file path=word/commentsIds.xml><?xml version="1.0" encoding="utf-8"?>
 <w16cid:commentsIds xmlns:mc="http://schemas.openxmlformats.org/markup-compatibility/2006" xmlns:w16cid="http://schemas.microsoft.com/office/word/2016/wordml/cid" mc:Ignorable="w16cid">
   <w16cid:commentId w16cid:paraId="00000001" w16cid:durableId="6E67FAF1"/>
-  <w16cid:commentId w16cid:paraId="00000002" w16cid:durableId="6A3EB393"/>
 </w16cid:commentsIds>
 </file>
 
@@ -9859,6 +10510,1017 @@
         <w:ind w:hanging="180" w:left="6469"/>
       </w:pPr>
       <w:rPr/>
+      <w:start w:val="1"/>
+      <w:suff w:val="tab"/>
+    </w:lvl>
+  </w:abstractNum>
+  <w:abstractNum w:abstractNumId="14">
+    <w:nsid w:val="5A6284B6"/>
+    <w:lvl w:ilvl="0">
+      <w:isLgl w:val="false"/>
+      <w:lvlJc w:val="left"/>
+      <w:lvlText w:val="·"/>
+      <w:numFmt w:val="bullet"/>
+      <w:pPr>
+        <w:pBdr/>
+        <w:spacing/>
+        <w:ind w:hanging="360" w:left="709"/>
+      </w:pPr>
+      <w:rPr>
+        <w:rFonts w:hint="default" w:ascii="Symbol" w:hAnsi="Symbol" w:eastAsia="Symbol" w:cs="Symbol"/>
+      </w:rPr>
+      <w:start w:val="1"/>
+      <w:suff w:val="tab"/>
+    </w:lvl>
+    <w:lvl w:ilvl="1">
+      <w:isLgl w:val="false"/>
+      <w:lvlJc w:val="left"/>
+      <w:lvlText w:val="o"/>
+      <w:numFmt w:val="bullet"/>
+      <w:pPr>
+        <w:pBdr/>
+        <w:spacing/>
+        <w:ind w:hanging="360" w:left="1440"/>
+      </w:pPr>
+      <w:rPr>
+        <w:rFonts w:hint="default" w:ascii="Courier New" w:hAnsi="Courier New" w:eastAsia="Courier New" w:cs="Courier New"/>
+      </w:rPr>
+      <w:start w:val="1"/>
+      <w:suff w:val="tab"/>
+    </w:lvl>
+    <w:lvl w:ilvl="2">
+      <w:isLgl w:val="false"/>
+      <w:lvlJc w:val="left"/>
+      <w:lvlText w:val="§"/>
+      <w:numFmt w:val="bullet"/>
+      <w:pPr>
+        <w:pBdr/>
+        <w:spacing/>
+        <w:ind w:hanging="360" w:left="2160"/>
+      </w:pPr>
+      <w:rPr>
+        <w:rFonts w:hint="default" w:ascii="Wingdings" w:hAnsi="Wingdings" w:eastAsia="Wingdings" w:cs="Wingdings"/>
+      </w:rPr>
+      <w:start w:val="1"/>
+      <w:suff w:val="tab"/>
+    </w:lvl>
+    <w:lvl w:ilvl="3">
+      <w:isLgl w:val="false"/>
+      <w:lvlJc w:val="left"/>
+      <w:lvlText w:val="·"/>
+      <w:numFmt w:val="bullet"/>
+      <w:pPr>
+        <w:pBdr/>
+        <w:spacing/>
+        <w:ind w:hanging="360" w:left="2880"/>
+      </w:pPr>
+      <w:rPr>
+        <w:rFonts w:hint="default" w:ascii="Symbol" w:hAnsi="Symbol" w:eastAsia="Symbol" w:cs="Symbol"/>
+      </w:rPr>
+      <w:start w:val="1"/>
+      <w:suff w:val="tab"/>
+    </w:lvl>
+    <w:lvl w:ilvl="4">
+      <w:isLgl w:val="false"/>
+      <w:lvlJc w:val="left"/>
+      <w:lvlText w:val="o"/>
+      <w:numFmt w:val="bullet"/>
+      <w:pPr>
+        <w:pBdr/>
+        <w:spacing/>
+        <w:ind w:hanging="360" w:left="3600"/>
+      </w:pPr>
+      <w:rPr>
+        <w:rFonts w:hint="default" w:ascii="Courier New" w:hAnsi="Courier New" w:eastAsia="Courier New" w:cs="Courier New"/>
+      </w:rPr>
+      <w:start w:val="1"/>
+      <w:suff w:val="tab"/>
+    </w:lvl>
+    <w:lvl w:ilvl="5">
+      <w:isLgl w:val="false"/>
+      <w:lvlJc w:val="left"/>
+      <w:lvlText w:val="§"/>
+      <w:numFmt w:val="bullet"/>
+      <w:pPr>
+        <w:pBdr/>
+        <w:spacing/>
+        <w:ind w:hanging="360" w:left="4320"/>
+      </w:pPr>
+      <w:rPr>
+        <w:rFonts w:hint="default" w:ascii="Wingdings" w:hAnsi="Wingdings" w:eastAsia="Wingdings" w:cs="Wingdings"/>
+      </w:rPr>
+      <w:start w:val="1"/>
+      <w:suff w:val="tab"/>
+    </w:lvl>
+    <w:lvl w:ilvl="6">
+      <w:isLgl w:val="false"/>
+      <w:lvlJc w:val="left"/>
+      <w:lvlText w:val="·"/>
+      <w:numFmt w:val="bullet"/>
+      <w:pPr>
+        <w:pBdr/>
+        <w:spacing/>
+        <w:ind w:hanging="360" w:left="5040"/>
+      </w:pPr>
+      <w:rPr>
+        <w:rFonts w:hint="default" w:ascii="Symbol" w:hAnsi="Symbol" w:eastAsia="Symbol" w:cs="Symbol"/>
+      </w:rPr>
+      <w:start w:val="1"/>
+      <w:suff w:val="tab"/>
+    </w:lvl>
+    <w:lvl w:ilvl="7">
+      <w:isLgl w:val="false"/>
+      <w:lvlJc w:val="left"/>
+      <w:lvlText w:val="o"/>
+      <w:numFmt w:val="bullet"/>
+      <w:pPr>
+        <w:pBdr/>
+        <w:spacing/>
+        <w:ind w:hanging="360" w:left="5760"/>
+      </w:pPr>
+      <w:rPr>
+        <w:rFonts w:hint="default" w:ascii="Courier New" w:hAnsi="Courier New" w:eastAsia="Courier New" w:cs="Courier New"/>
+      </w:rPr>
+      <w:start w:val="1"/>
+      <w:suff w:val="tab"/>
+    </w:lvl>
+    <w:lvl w:ilvl="8">
+      <w:isLgl w:val="false"/>
+      <w:lvlJc w:val="left"/>
+      <w:lvlText w:val="§"/>
+      <w:numFmt w:val="bullet"/>
+      <w:pPr>
+        <w:pBdr/>
+        <w:spacing/>
+        <w:ind w:hanging="360" w:left="6480"/>
+      </w:pPr>
+      <w:rPr>
+        <w:rFonts w:hint="default" w:ascii="Wingdings" w:hAnsi="Wingdings" w:eastAsia="Wingdings" w:cs="Wingdings"/>
+      </w:rPr>
+      <w:start w:val="1"/>
+      <w:suff w:val="tab"/>
+    </w:lvl>
+  </w:abstractNum>
+  <w:abstractNum w:abstractNumId="15">
+    <w:nsid w:val="03FB9A97"/>
+    <w:lvl w:ilvl="0">
+      <w:isLgl w:val="false"/>
+      <w:lvlJc w:val="left"/>
+      <w:lvlText w:val="%1."/>
+      <w:numFmt w:val="decimal"/>
+      <w:pPr>
+        <w:pBdr/>
+        <w:spacing/>
+        <w:ind w:hanging="360" w:left="709"/>
+      </w:pPr>
+      <w:rPr/>
+      <w:start w:val="1"/>
+      <w:suff w:val="tab"/>
+    </w:lvl>
+    <w:lvl w:ilvl="1">
+      <w:isLgl w:val="false"/>
+      <w:lvlJc w:val="left"/>
+      <w:lvlText w:val="%2."/>
+      <w:numFmt w:val="lowerLetter"/>
+      <w:pPr>
+        <w:pBdr/>
+        <w:spacing/>
+        <w:ind w:hanging="360" w:left="1429"/>
+      </w:pPr>
+      <w:rPr/>
+      <w:start w:val="1"/>
+      <w:suff w:val="tab"/>
+    </w:lvl>
+    <w:lvl w:ilvl="2">
+      <w:isLgl w:val="false"/>
+      <w:lvlJc w:val="right"/>
+      <w:lvlText w:val="%3."/>
+      <w:numFmt w:val="lowerRoman"/>
+      <w:pPr>
+        <w:pBdr/>
+        <w:spacing/>
+        <w:ind w:hanging="180" w:left="2149"/>
+      </w:pPr>
+      <w:rPr/>
+      <w:start w:val="1"/>
+      <w:suff w:val="tab"/>
+    </w:lvl>
+    <w:lvl w:ilvl="3">
+      <w:isLgl w:val="false"/>
+      <w:lvlJc w:val="left"/>
+      <w:lvlText w:val="%4."/>
+      <w:numFmt w:val="decimal"/>
+      <w:pPr>
+        <w:pBdr/>
+        <w:spacing/>
+        <w:ind w:hanging="360" w:left="2869"/>
+      </w:pPr>
+      <w:rPr/>
+      <w:start w:val="1"/>
+      <w:suff w:val="tab"/>
+    </w:lvl>
+    <w:lvl w:ilvl="4">
+      <w:isLgl w:val="false"/>
+      <w:lvlJc w:val="left"/>
+      <w:lvlText w:val="%5."/>
+      <w:numFmt w:val="lowerLetter"/>
+      <w:pPr>
+        <w:pBdr/>
+        <w:spacing/>
+        <w:ind w:hanging="360" w:left="3589"/>
+      </w:pPr>
+      <w:rPr/>
+      <w:start w:val="1"/>
+      <w:suff w:val="tab"/>
+    </w:lvl>
+    <w:lvl w:ilvl="5">
+      <w:isLgl w:val="false"/>
+      <w:lvlJc w:val="right"/>
+      <w:lvlText w:val="%6."/>
+      <w:numFmt w:val="lowerRoman"/>
+      <w:pPr>
+        <w:pBdr/>
+        <w:spacing/>
+        <w:ind w:hanging="180" w:left="4309"/>
+      </w:pPr>
+      <w:rPr/>
+      <w:start w:val="1"/>
+      <w:suff w:val="tab"/>
+    </w:lvl>
+    <w:lvl w:ilvl="6">
+      <w:isLgl w:val="false"/>
+      <w:lvlJc w:val="left"/>
+      <w:lvlText w:val="%7."/>
+      <w:numFmt w:val="decimal"/>
+      <w:pPr>
+        <w:pBdr/>
+        <w:spacing/>
+        <w:ind w:hanging="360" w:left="5029"/>
+      </w:pPr>
+      <w:rPr/>
+      <w:start w:val="1"/>
+      <w:suff w:val="tab"/>
+    </w:lvl>
+    <w:lvl w:ilvl="7">
+      <w:isLgl w:val="false"/>
+      <w:lvlJc w:val="left"/>
+      <w:lvlText w:val="%8."/>
+      <w:numFmt w:val="lowerLetter"/>
+      <w:pPr>
+        <w:pBdr/>
+        <w:spacing/>
+        <w:ind w:hanging="360" w:left="5749"/>
+      </w:pPr>
+      <w:rPr/>
+      <w:start w:val="1"/>
+      <w:suff w:val="tab"/>
+    </w:lvl>
+    <w:lvl w:ilvl="8">
+      <w:isLgl w:val="false"/>
+      <w:lvlJc w:val="right"/>
+      <w:lvlText w:val="%9."/>
+      <w:numFmt w:val="lowerRoman"/>
+      <w:pPr>
+        <w:pBdr/>
+        <w:spacing/>
+        <w:ind w:hanging="180" w:left="6469"/>
+      </w:pPr>
+      <w:rPr/>
+      <w:start w:val="1"/>
+      <w:suff w:val="tab"/>
+    </w:lvl>
+  </w:abstractNum>
+  <w:abstractNum w:abstractNumId="16">
+    <w:nsid w:val="00475079"/>
+    <w:lvl w:ilvl="0">
+      <w:isLgl w:val="false"/>
+      <w:lvlJc w:val="left"/>
+      <w:lvlText w:val="·"/>
+      <w:numFmt w:val="bullet"/>
+      <w:pPr>
+        <w:pBdr/>
+        <w:spacing/>
+        <w:ind w:hanging="360" w:left="709"/>
+      </w:pPr>
+      <w:rPr>
+        <w:rFonts w:hint="default" w:ascii="Symbol" w:hAnsi="Symbol" w:eastAsia="Symbol" w:cs="Symbol"/>
+      </w:rPr>
+      <w:start w:val="1"/>
+      <w:suff w:val="tab"/>
+    </w:lvl>
+    <w:lvl w:ilvl="1">
+      <w:isLgl w:val="false"/>
+      <w:lvlJc w:val="left"/>
+      <w:lvlText w:val="o"/>
+      <w:numFmt w:val="bullet"/>
+      <w:pPr>
+        <w:pBdr/>
+        <w:spacing/>
+        <w:ind w:hanging="360" w:left="1440"/>
+      </w:pPr>
+      <w:rPr>
+        <w:rFonts w:hint="default" w:ascii="Courier New" w:hAnsi="Courier New" w:eastAsia="Courier New" w:cs="Courier New"/>
+      </w:rPr>
+      <w:start w:val="1"/>
+      <w:suff w:val="tab"/>
+    </w:lvl>
+    <w:lvl w:ilvl="2">
+      <w:isLgl w:val="false"/>
+      <w:lvlJc w:val="left"/>
+      <w:lvlText w:val="§"/>
+      <w:numFmt w:val="bullet"/>
+      <w:pPr>
+        <w:pBdr/>
+        <w:spacing/>
+        <w:ind w:hanging="360" w:left="2160"/>
+      </w:pPr>
+      <w:rPr>
+        <w:rFonts w:hint="default" w:ascii="Wingdings" w:hAnsi="Wingdings" w:eastAsia="Wingdings" w:cs="Wingdings"/>
+      </w:rPr>
+      <w:start w:val="1"/>
+      <w:suff w:val="tab"/>
+    </w:lvl>
+    <w:lvl w:ilvl="3">
+      <w:isLgl w:val="false"/>
+      <w:lvlJc w:val="left"/>
+      <w:lvlText w:val="·"/>
+      <w:numFmt w:val="bullet"/>
+      <w:pPr>
+        <w:pBdr/>
+        <w:spacing/>
+        <w:ind w:hanging="360" w:left="2880"/>
+      </w:pPr>
+      <w:rPr>
+        <w:rFonts w:hint="default" w:ascii="Symbol" w:hAnsi="Symbol" w:eastAsia="Symbol" w:cs="Symbol"/>
+      </w:rPr>
+      <w:start w:val="1"/>
+      <w:suff w:val="tab"/>
+    </w:lvl>
+    <w:lvl w:ilvl="4">
+      <w:isLgl w:val="false"/>
+      <w:lvlJc w:val="left"/>
+      <w:lvlText w:val="o"/>
+      <w:numFmt w:val="bullet"/>
+      <w:pPr>
+        <w:pBdr/>
+        <w:spacing/>
+        <w:ind w:hanging="360" w:left="3600"/>
+      </w:pPr>
+      <w:rPr>
+        <w:rFonts w:hint="default" w:ascii="Courier New" w:hAnsi="Courier New" w:eastAsia="Courier New" w:cs="Courier New"/>
+      </w:rPr>
+      <w:start w:val="1"/>
+      <w:suff w:val="tab"/>
+    </w:lvl>
+    <w:lvl w:ilvl="5">
+      <w:isLgl w:val="false"/>
+      <w:lvlJc w:val="left"/>
+      <w:lvlText w:val="§"/>
+      <w:numFmt w:val="bullet"/>
+      <w:pPr>
+        <w:pBdr/>
+        <w:spacing/>
+        <w:ind w:hanging="360" w:left="4320"/>
+      </w:pPr>
+      <w:rPr>
+        <w:rFonts w:hint="default" w:ascii="Wingdings" w:hAnsi="Wingdings" w:eastAsia="Wingdings" w:cs="Wingdings"/>
+      </w:rPr>
+      <w:start w:val="1"/>
+      <w:suff w:val="tab"/>
+    </w:lvl>
+    <w:lvl w:ilvl="6">
+      <w:isLgl w:val="false"/>
+      <w:lvlJc w:val="left"/>
+      <w:lvlText w:val="·"/>
+      <w:numFmt w:val="bullet"/>
+      <w:pPr>
+        <w:pBdr/>
+        <w:spacing/>
+        <w:ind w:hanging="360" w:left="5040"/>
+      </w:pPr>
+      <w:rPr>
+        <w:rFonts w:hint="default" w:ascii="Symbol" w:hAnsi="Symbol" w:eastAsia="Symbol" w:cs="Symbol"/>
+      </w:rPr>
+      <w:start w:val="1"/>
+      <w:suff w:val="tab"/>
+    </w:lvl>
+    <w:lvl w:ilvl="7">
+      <w:isLgl w:val="false"/>
+      <w:lvlJc w:val="left"/>
+      <w:lvlText w:val="o"/>
+      <w:numFmt w:val="bullet"/>
+      <w:pPr>
+        <w:pBdr/>
+        <w:spacing/>
+        <w:ind w:hanging="360" w:left="5760"/>
+      </w:pPr>
+      <w:rPr>
+        <w:rFonts w:hint="default" w:ascii="Courier New" w:hAnsi="Courier New" w:eastAsia="Courier New" w:cs="Courier New"/>
+      </w:rPr>
+      <w:start w:val="1"/>
+      <w:suff w:val="tab"/>
+    </w:lvl>
+    <w:lvl w:ilvl="8">
+      <w:isLgl w:val="false"/>
+      <w:lvlJc w:val="left"/>
+      <w:lvlText w:val="§"/>
+      <w:numFmt w:val="bullet"/>
+      <w:pPr>
+        <w:pBdr/>
+        <w:spacing/>
+        <w:ind w:hanging="360" w:left="6480"/>
+      </w:pPr>
+      <w:rPr>
+        <w:rFonts w:hint="default" w:ascii="Wingdings" w:hAnsi="Wingdings" w:eastAsia="Wingdings" w:cs="Wingdings"/>
+      </w:rPr>
+      <w:start w:val="1"/>
+      <w:suff w:val="tab"/>
+    </w:lvl>
+  </w:abstractNum>
+  <w:abstractNum w:abstractNumId="17">
+    <w:nsid w:val="00475079"/>
+    <w:lvl w:ilvl="0">
+      <w:isLgl w:val="false"/>
+      <w:lvlJc w:val="left"/>
+      <w:lvlText w:val="·"/>
+      <w:numFmt w:val="bullet"/>
+      <w:pPr>
+        <w:pBdr/>
+        <w:spacing/>
+        <w:ind w:hanging="360" w:left="709"/>
+      </w:pPr>
+      <w:rPr>
+        <w:rFonts w:hint="default" w:ascii="Symbol" w:hAnsi="Symbol" w:eastAsia="Symbol" w:cs="Symbol"/>
+      </w:rPr>
+      <w:start w:val="1"/>
+      <w:suff w:val="tab"/>
+    </w:lvl>
+    <w:lvl w:ilvl="1">
+      <w:isLgl w:val="false"/>
+      <w:lvlJc w:val="left"/>
+      <w:lvlText w:val="o"/>
+      <w:numFmt w:val="bullet"/>
+      <w:pPr>
+        <w:pBdr/>
+        <w:spacing/>
+        <w:ind w:hanging="360" w:left="1440"/>
+      </w:pPr>
+      <w:rPr>
+        <w:rFonts w:hint="default" w:ascii="Courier New" w:hAnsi="Courier New" w:eastAsia="Courier New" w:cs="Courier New"/>
+      </w:rPr>
+      <w:start w:val="1"/>
+      <w:suff w:val="tab"/>
+    </w:lvl>
+    <w:lvl w:ilvl="2">
+      <w:isLgl w:val="false"/>
+      <w:lvlJc w:val="left"/>
+      <w:lvlText w:val="§"/>
+      <w:numFmt w:val="bullet"/>
+      <w:pPr>
+        <w:pBdr/>
+        <w:spacing/>
+        <w:ind w:hanging="360" w:left="2160"/>
+      </w:pPr>
+      <w:rPr>
+        <w:rFonts w:hint="default" w:ascii="Wingdings" w:hAnsi="Wingdings" w:eastAsia="Wingdings" w:cs="Wingdings"/>
+      </w:rPr>
+      <w:start w:val="1"/>
+      <w:suff w:val="tab"/>
+    </w:lvl>
+    <w:lvl w:ilvl="3">
+      <w:isLgl w:val="false"/>
+      <w:lvlJc w:val="left"/>
+      <w:lvlText w:val="·"/>
+      <w:numFmt w:val="bullet"/>
+      <w:pPr>
+        <w:pBdr/>
+        <w:spacing/>
+        <w:ind w:hanging="360" w:left="2880"/>
+      </w:pPr>
+      <w:rPr>
+        <w:rFonts w:hint="default" w:ascii="Symbol" w:hAnsi="Symbol" w:eastAsia="Symbol" w:cs="Symbol"/>
+      </w:rPr>
+      <w:start w:val="1"/>
+      <w:suff w:val="tab"/>
+    </w:lvl>
+    <w:lvl w:ilvl="4">
+      <w:isLgl w:val="false"/>
+      <w:lvlJc w:val="left"/>
+      <w:lvlText w:val="o"/>
+      <w:numFmt w:val="bullet"/>
+      <w:pPr>
+        <w:pBdr/>
+        <w:spacing/>
+        <w:ind w:hanging="360" w:left="3600"/>
+      </w:pPr>
+      <w:rPr>
+        <w:rFonts w:hint="default" w:ascii="Courier New" w:hAnsi="Courier New" w:eastAsia="Courier New" w:cs="Courier New"/>
+      </w:rPr>
+      <w:start w:val="1"/>
+      <w:suff w:val="tab"/>
+    </w:lvl>
+    <w:lvl w:ilvl="5">
+      <w:isLgl w:val="false"/>
+      <w:lvlJc w:val="left"/>
+      <w:lvlText w:val="§"/>
+      <w:numFmt w:val="bullet"/>
+      <w:pPr>
+        <w:pBdr/>
+        <w:spacing/>
+        <w:ind w:hanging="360" w:left="4320"/>
+      </w:pPr>
+      <w:rPr>
+        <w:rFonts w:hint="default" w:ascii="Wingdings" w:hAnsi="Wingdings" w:eastAsia="Wingdings" w:cs="Wingdings"/>
+      </w:rPr>
+      <w:start w:val="1"/>
+      <w:suff w:val="tab"/>
+    </w:lvl>
+    <w:lvl w:ilvl="6">
+      <w:isLgl w:val="false"/>
+      <w:lvlJc w:val="left"/>
+      <w:lvlText w:val="·"/>
+      <w:numFmt w:val="bullet"/>
+      <w:pPr>
+        <w:pBdr/>
+        <w:spacing/>
+        <w:ind w:hanging="360" w:left="5040"/>
+      </w:pPr>
+      <w:rPr>
+        <w:rFonts w:hint="default" w:ascii="Symbol" w:hAnsi="Symbol" w:eastAsia="Symbol" w:cs="Symbol"/>
+      </w:rPr>
+      <w:start w:val="1"/>
+      <w:suff w:val="tab"/>
+    </w:lvl>
+    <w:lvl w:ilvl="7">
+      <w:isLgl w:val="false"/>
+      <w:lvlJc w:val="left"/>
+      <w:lvlText w:val="o"/>
+      <w:numFmt w:val="bullet"/>
+      <w:pPr>
+        <w:pBdr/>
+        <w:spacing/>
+        <w:ind w:hanging="360" w:left="5760"/>
+      </w:pPr>
+      <w:rPr>
+        <w:rFonts w:hint="default" w:ascii="Courier New" w:hAnsi="Courier New" w:eastAsia="Courier New" w:cs="Courier New"/>
+      </w:rPr>
+      <w:start w:val="1"/>
+      <w:suff w:val="tab"/>
+    </w:lvl>
+    <w:lvl w:ilvl="8">
+      <w:isLgl w:val="false"/>
+      <w:lvlJc w:val="left"/>
+      <w:lvlText w:val="§"/>
+      <w:numFmt w:val="bullet"/>
+      <w:pPr>
+        <w:pBdr/>
+        <w:spacing/>
+        <w:ind w:hanging="360" w:left="6480"/>
+      </w:pPr>
+      <w:rPr>
+        <w:rFonts w:hint="default" w:ascii="Wingdings" w:hAnsi="Wingdings" w:eastAsia="Wingdings" w:cs="Wingdings"/>
+      </w:rPr>
+      <w:start w:val="1"/>
+      <w:suff w:val="tab"/>
+    </w:lvl>
+  </w:abstractNum>
+  <w:abstractNum w:abstractNumId="18">
+    <w:nsid w:val="00475079"/>
+    <w:lvl w:ilvl="0">
+      <w:isLgl w:val="false"/>
+      <w:lvlJc w:val="left"/>
+      <w:lvlText w:val="·"/>
+      <w:numFmt w:val="bullet"/>
+      <w:pPr>
+        <w:pBdr/>
+        <w:spacing/>
+        <w:ind w:hanging="360" w:left="709"/>
+      </w:pPr>
+      <w:rPr>
+        <w:rFonts w:hint="default" w:ascii="Symbol" w:hAnsi="Symbol" w:eastAsia="Symbol" w:cs="Symbol"/>
+      </w:rPr>
+      <w:start w:val="1"/>
+      <w:suff w:val="tab"/>
+    </w:lvl>
+    <w:lvl w:ilvl="1">
+      <w:isLgl w:val="false"/>
+      <w:lvlJc w:val="left"/>
+      <w:lvlText w:val="o"/>
+      <w:numFmt w:val="bullet"/>
+      <w:pPr>
+        <w:pBdr/>
+        <w:spacing/>
+        <w:ind w:hanging="360" w:left="1440"/>
+      </w:pPr>
+      <w:rPr>
+        <w:rFonts w:hint="default" w:ascii="Courier New" w:hAnsi="Courier New" w:eastAsia="Courier New" w:cs="Courier New"/>
+      </w:rPr>
+      <w:start w:val="1"/>
+      <w:suff w:val="tab"/>
+    </w:lvl>
+    <w:lvl w:ilvl="2">
+      <w:isLgl w:val="false"/>
+      <w:lvlJc w:val="left"/>
+      <w:lvlText w:val="§"/>
+      <w:numFmt w:val="bullet"/>
+      <w:pPr>
+        <w:pBdr/>
+        <w:spacing/>
+        <w:ind w:hanging="360" w:left="2160"/>
+      </w:pPr>
+      <w:rPr>
+        <w:rFonts w:hint="default" w:ascii="Wingdings" w:hAnsi="Wingdings" w:eastAsia="Wingdings" w:cs="Wingdings"/>
+      </w:rPr>
+      <w:start w:val="1"/>
+      <w:suff w:val="tab"/>
+    </w:lvl>
+    <w:lvl w:ilvl="3">
+      <w:isLgl w:val="false"/>
+      <w:lvlJc w:val="left"/>
+      <w:lvlText w:val="·"/>
+      <w:numFmt w:val="bullet"/>
+      <w:pPr>
+        <w:pBdr/>
+        <w:spacing/>
+        <w:ind w:hanging="360" w:left="2880"/>
+      </w:pPr>
+      <w:rPr>
+        <w:rFonts w:hint="default" w:ascii="Symbol" w:hAnsi="Symbol" w:eastAsia="Symbol" w:cs="Symbol"/>
+      </w:rPr>
+      <w:start w:val="1"/>
+      <w:suff w:val="tab"/>
+    </w:lvl>
+    <w:lvl w:ilvl="4">
+      <w:isLgl w:val="false"/>
+      <w:lvlJc w:val="left"/>
+      <w:lvlText w:val="o"/>
+      <w:numFmt w:val="bullet"/>
+      <w:pPr>
+        <w:pBdr/>
+        <w:spacing/>
+        <w:ind w:hanging="360" w:left="3600"/>
+      </w:pPr>
+      <w:rPr>
+        <w:rFonts w:hint="default" w:ascii="Courier New" w:hAnsi="Courier New" w:eastAsia="Courier New" w:cs="Courier New"/>
+      </w:rPr>
+      <w:start w:val="1"/>
+      <w:suff w:val="tab"/>
+    </w:lvl>
+    <w:lvl w:ilvl="5">
+      <w:isLgl w:val="false"/>
+      <w:lvlJc w:val="left"/>
+      <w:lvlText w:val="§"/>
+      <w:numFmt w:val="bullet"/>
+      <w:pPr>
+        <w:pBdr/>
+        <w:spacing/>
+        <w:ind w:hanging="360" w:left="4320"/>
+      </w:pPr>
+      <w:rPr>
+        <w:rFonts w:hint="default" w:ascii="Wingdings" w:hAnsi="Wingdings" w:eastAsia="Wingdings" w:cs="Wingdings"/>
+      </w:rPr>
+      <w:start w:val="1"/>
+      <w:suff w:val="tab"/>
+    </w:lvl>
+    <w:lvl w:ilvl="6">
+      <w:isLgl w:val="false"/>
+      <w:lvlJc w:val="left"/>
+      <w:lvlText w:val="·"/>
+      <w:numFmt w:val="bullet"/>
+      <w:pPr>
+        <w:pBdr/>
+        <w:spacing/>
+        <w:ind w:hanging="360" w:left="5040"/>
+      </w:pPr>
+      <w:rPr>
+        <w:rFonts w:hint="default" w:ascii="Symbol" w:hAnsi="Symbol" w:eastAsia="Symbol" w:cs="Symbol"/>
+      </w:rPr>
+      <w:start w:val="1"/>
+      <w:suff w:val="tab"/>
+    </w:lvl>
+    <w:lvl w:ilvl="7">
+      <w:isLgl w:val="false"/>
+      <w:lvlJc w:val="left"/>
+      <w:lvlText w:val="o"/>
+      <w:numFmt w:val="bullet"/>
+      <w:pPr>
+        <w:pBdr/>
+        <w:spacing/>
+        <w:ind w:hanging="360" w:left="5760"/>
+      </w:pPr>
+      <w:rPr>
+        <w:rFonts w:hint="default" w:ascii="Courier New" w:hAnsi="Courier New" w:eastAsia="Courier New" w:cs="Courier New"/>
+      </w:rPr>
+      <w:start w:val="1"/>
+      <w:suff w:val="tab"/>
+    </w:lvl>
+    <w:lvl w:ilvl="8">
+      <w:isLgl w:val="false"/>
+      <w:lvlJc w:val="left"/>
+      <w:lvlText w:val="§"/>
+      <w:numFmt w:val="bullet"/>
+      <w:pPr>
+        <w:pBdr/>
+        <w:spacing/>
+        <w:ind w:hanging="360" w:left="6480"/>
+      </w:pPr>
+      <w:rPr>
+        <w:rFonts w:hint="default" w:ascii="Wingdings" w:hAnsi="Wingdings" w:eastAsia="Wingdings" w:cs="Wingdings"/>
+      </w:rPr>
+      <w:start w:val="1"/>
+      <w:suff w:val="tab"/>
+    </w:lvl>
+  </w:abstractNum>
+  <w:abstractNum w:abstractNumId="19">
+    <w:nsid w:val="00475079"/>
+    <w:lvl w:ilvl="0">
+      <w:isLgl w:val="false"/>
+      <w:lvlJc w:val="left"/>
+      <w:lvlText w:val="·"/>
+      <w:numFmt w:val="bullet"/>
+      <w:pPr>
+        <w:pBdr/>
+        <w:spacing/>
+        <w:ind w:hanging="360" w:left="709"/>
+      </w:pPr>
+      <w:rPr>
+        <w:rFonts w:hint="default" w:ascii="Symbol" w:hAnsi="Symbol" w:eastAsia="Symbol" w:cs="Symbol"/>
+      </w:rPr>
+      <w:start w:val="1"/>
+      <w:suff w:val="tab"/>
+    </w:lvl>
+    <w:lvl w:ilvl="1">
+      <w:isLgl w:val="false"/>
+      <w:lvlJc w:val="left"/>
+      <w:lvlText w:val="o"/>
+      <w:numFmt w:val="bullet"/>
+      <w:pPr>
+        <w:pBdr/>
+        <w:spacing/>
+        <w:ind w:hanging="360" w:left="1440"/>
+      </w:pPr>
+      <w:rPr>
+        <w:rFonts w:hint="default" w:ascii="Courier New" w:hAnsi="Courier New" w:eastAsia="Courier New" w:cs="Courier New"/>
+      </w:rPr>
+      <w:start w:val="1"/>
+      <w:suff w:val="tab"/>
+    </w:lvl>
+    <w:lvl w:ilvl="2">
+      <w:isLgl w:val="false"/>
+      <w:lvlJc w:val="left"/>
+      <w:lvlText w:val="§"/>
+      <w:numFmt w:val="bullet"/>
+      <w:pPr>
+        <w:pBdr/>
+        <w:spacing/>
+        <w:ind w:hanging="360" w:left="2160"/>
+      </w:pPr>
+      <w:rPr>
+        <w:rFonts w:hint="default" w:ascii="Wingdings" w:hAnsi="Wingdings" w:eastAsia="Wingdings" w:cs="Wingdings"/>
+      </w:rPr>
+      <w:start w:val="1"/>
+      <w:suff w:val="tab"/>
+    </w:lvl>
+    <w:lvl w:ilvl="3">
+      <w:isLgl w:val="false"/>
+      <w:lvlJc w:val="left"/>
+      <w:lvlText w:val="·"/>
+      <w:numFmt w:val="bullet"/>
+      <w:pPr>
+        <w:pBdr/>
+        <w:spacing/>
+        <w:ind w:hanging="360" w:left="2880"/>
+      </w:pPr>
+      <w:rPr>
+        <w:rFonts w:hint="default" w:ascii="Symbol" w:hAnsi="Symbol" w:eastAsia="Symbol" w:cs="Symbol"/>
+      </w:rPr>
+      <w:start w:val="1"/>
+      <w:suff w:val="tab"/>
+    </w:lvl>
+    <w:lvl w:ilvl="4">
+      <w:isLgl w:val="false"/>
+      <w:lvlJc w:val="left"/>
+      <w:lvlText w:val="o"/>
+      <w:numFmt w:val="bullet"/>
+      <w:pPr>
+        <w:pBdr/>
+        <w:spacing/>
+        <w:ind w:hanging="360" w:left="3600"/>
+      </w:pPr>
+      <w:rPr>
+        <w:rFonts w:hint="default" w:ascii="Courier New" w:hAnsi="Courier New" w:eastAsia="Courier New" w:cs="Courier New"/>
+      </w:rPr>
+      <w:start w:val="1"/>
+      <w:suff w:val="tab"/>
+    </w:lvl>
+    <w:lvl w:ilvl="5">
+      <w:isLgl w:val="false"/>
+      <w:lvlJc w:val="left"/>
+      <w:lvlText w:val="§"/>
+      <w:numFmt w:val="bullet"/>
+      <w:pPr>
+        <w:pBdr/>
+        <w:spacing/>
+        <w:ind w:hanging="360" w:left="4320"/>
+      </w:pPr>
+      <w:rPr>
+        <w:rFonts w:hint="default" w:ascii="Wingdings" w:hAnsi="Wingdings" w:eastAsia="Wingdings" w:cs="Wingdings"/>
+      </w:rPr>
+      <w:start w:val="1"/>
+      <w:suff w:val="tab"/>
+    </w:lvl>
+    <w:lvl w:ilvl="6">
+      <w:isLgl w:val="false"/>
+      <w:lvlJc w:val="left"/>
+      <w:lvlText w:val="·"/>
+      <w:numFmt w:val="bullet"/>
+      <w:pPr>
+        <w:pBdr/>
+        <w:spacing/>
+        <w:ind w:hanging="360" w:left="5040"/>
+      </w:pPr>
+      <w:rPr>
+        <w:rFonts w:hint="default" w:ascii="Symbol" w:hAnsi="Symbol" w:eastAsia="Symbol" w:cs="Symbol"/>
+      </w:rPr>
+      <w:start w:val="1"/>
+      <w:suff w:val="tab"/>
+    </w:lvl>
+    <w:lvl w:ilvl="7">
+      <w:isLgl w:val="false"/>
+      <w:lvlJc w:val="left"/>
+      <w:lvlText w:val="o"/>
+      <w:numFmt w:val="bullet"/>
+      <w:pPr>
+        <w:pBdr/>
+        <w:spacing/>
+        <w:ind w:hanging="360" w:left="5760"/>
+      </w:pPr>
+      <w:rPr>
+        <w:rFonts w:hint="default" w:ascii="Courier New" w:hAnsi="Courier New" w:eastAsia="Courier New" w:cs="Courier New"/>
+      </w:rPr>
+      <w:start w:val="1"/>
+      <w:suff w:val="tab"/>
+    </w:lvl>
+    <w:lvl w:ilvl="8">
+      <w:isLgl w:val="false"/>
+      <w:lvlJc w:val="left"/>
+      <w:lvlText w:val="§"/>
+      <w:numFmt w:val="bullet"/>
+      <w:pPr>
+        <w:pBdr/>
+        <w:spacing/>
+        <w:ind w:hanging="360" w:left="6480"/>
+      </w:pPr>
+      <w:rPr>
+        <w:rFonts w:hint="default" w:ascii="Wingdings" w:hAnsi="Wingdings" w:eastAsia="Wingdings" w:cs="Wingdings"/>
+      </w:rPr>
+      <w:start w:val="1"/>
+      <w:suff w:val="tab"/>
+    </w:lvl>
+  </w:abstractNum>
+  <w:abstractNum w:abstractNumId="20">
+    <w:nsid w:val="0F40FD05"/>
+    <w:lvl w:ilvl="0">
+      <w:isLgl w:val="false"/>
+      <w:lvlJc w:val="left"/>
+      <w:lvlText w:val="·"/>
+      <w:numFmt w:val="bullet"/>
+      <w:pPr>
+        <w:pBdr/>
+        <w:spacing/>
+        <w:ind w:hanging="360" w:left="720"/>
+      </w:pPr>
+      <w:rPr>
+        <w:rFonts w:hint="default" w:ascii="Symbol" w:hAnsi="Symbol" w:eastAsia="Symbol" w:cs="Symbol"/>
+      </w:rPr>
+      <w:start w:val="1"/>
+      <w:suff w:val="tab"/>
+    </w:lvl>
+    <w:lvl w:ilvl="1">
+      <w:isLgl w:val="false"/>
+      <w:lvlJc w:val="left"/>
+      <w:lvlText w:val="o"/>
+      <w:numFmt w:val="bullet"/>
+      <w:pPr>
+        <w:pBdr/>
+        <w:spacing/>
+        <w:ind w:hanging="360" w:left="1440"/>
+      </w:pPr>
+      <w:rPr>
+        <w:rFonts w:hint="default" w:ascii="Courier New" w:hAnsi="Courier New" w:eastAsia="Courier New" w:cs="Courier New"/>
+      </w:rPr>
+      <w:start w:val="1"/>
+      <w:suff w:val="tab"/>
+    </w:lvl>
+    <w:lvl w:ilvl="2">
+      <w:isLgl w:val="false"/>
+      <w:lvlJc w:val="left"/>
+      <w:lvlText w:val="§"/>
+      <w:numFmt w:val="bullet"/>
+      <w:pPr>
+        <w:pBdr/>
+        <w:spacing/>
+        <w:ind w:hanging="360" w:left="2160"/>
+      </w:pPr>
+      <w:rPr>
+        <w:rFonts w:hint="default" w:ascii="Wingdings" w:hAnsi="Wingdings" w:eastAsia="Wingdings" w:cs="Wingdings"/>
+      </w:rPr>
+      <w:start w:val="1"/>
+      <w:suff w:val="tab"/>
+    </w:lvl>
+    <w:lvl w:ilvl="3">
+      <w:isLgl w:val="false"/>
+      <w:lvlJc w:val="left"/>
+      <w:lvlText w:val="·"/>
+      <w:numFmt w:val="bullet"/>
+      <w:pPr>
+        <w:pBdr/>
+        <w:spacing/>
+        <w:ind w:hanging="360" w:left="2880"/>
+      </w:pPr>
+      <w:rPr>
+        <w:rFonts w:hint="default" w:ascii="Symbol" w:hAnsi="Symbol" w:eastAsia="Symbol" w:cs="Symbol"/>
+      </w:rPr>
+      <w:start w:val="1"/>
+      <w:suff w:val="tab"/>
+    </w:lvl>
+    <w:lvl w:ilvl="4">
+      <w:isLgl w:val="false"/>
+      <w:lvlJc w:val="left"/>
+      <w:lvlText w:val="o"/>
+      <w:numFmt w:val="bullet"/>
+      <w:pPr>
+        <w:pBdr/>
+        <w:spacing/>
+        <w:ind w:hanging="360" w:left="3600"/>
+      </w:pPr>
+      <w:rPr>
+        <w:rFonts w:hint="default" w:ascii="Courier New" w:hAnsi="Courier New" w:eastAsia="Courier New" w:cs="Courier New"/>
+      </w:rPr>
+      <w:start w:val="1"/>
+      <w:suff w:val="tab"/>
+    </w:lvl>
+    <w:lvl w:ilvl="5">
+      <w:isLgl w:val="false"/>
+      <w:lvlJc w:val="left"/>
+      <w:lvlText w:val="§"/>
+      <w:numFmt w:val="bullet"/>
+      <w:pPr>
+        <w:pBdr/>
+        <w:spacing/>
+        <w:ind w:hanging="360" w:left="4320"/>
+      </w:pPr>
+      <w:rPr>
+        <w:rFonts w:hint="default" w:ascii="Wingdings" w:hAnsi="Wingdings" w:eastAsia="Wingdings" w:cs="Wingdings"/>
+      </w:rPr>
+      <w:start w:val="1"/>
+      <w:suff w:val="tab"/>
+    </w:lvl>
+    <w:lvl w:ilvl="6">
+      <w:isLgl w:val="false"/>
+      <w:lvlJc w:val="left"/>
+      <w:lvlText w:val="·"/>
+      <w:numFmt w:val="bullet"/>
+      <w:pPr>
+        <w:pBdr/>
+        <w:spacing/>
+        <w:ind w:hanging="360" w:left="5040"/>
+      </w:pPr>
+      <w:rPr>
+        <w:rFonts w:hint="default" w:ascii="Symbol" w:hAnsi="Symbol" w:eastAsia="Symbol" w:cs="Symbol"/>
+      </w:rPr>
+      <w:start w:val="1"/>
+      <w:suff w:val="tab"/>
+    </w:lvl>
+    <w:lvl w:ilvl="7">
+      <w:isLgl w:val="false"/>
+      <w:lvlJc w:val="left"/>
+      <w:lvlText w:val="o"/>
+      <w:numFmt w:val="bullet"/>
+      <w:pPr>
+        <w:pBdr/>
+        <w:spacing/>
+        <w:ind w:hanging="360" w:left="5760"/>
+      </w:pPr>
+      <w:rPr>
+        <w:rFonts w:hint="default" w:ascii="Courier New" w:hAnsi="Courier New" w:eastAsia="Courier New" w:cs="Courier New"/>
+      </w:rPr>
+      <w:start w:val="1"/>
+      <w:suff w:val="tab"/>
+    </w:lvl>
+    <w:lvl w:ilvl="8">
+      <w:isLgl w:val="false"/>
+      <w:lvlJc w:val="left"/>
+      <w:lvlText w:val="§"/>
+      <w:numFmt w:val="bullet"/>
+      <w:pPr>
+        <w:pBdr/>
+        <w:spacing/>
+        <w:ind w:hanging="360" w:left="6480"/>
+      </w:pPr>
+      <w:rPr>
+        <w:rFonts w:hint="default" w:ascii="Wingdings" w:hAnsi="Wingdings" w:eastAsia="Wingdings" w:cs="Wingdings"/>
+      </w:rPr>
       <w:start w:val="1"/>
       <w:suff w:val="tab"/>
     </w:lvl>
@@ -9904,6 +11566,27 @@
   </w:num>
   <w:num w:numId="14">
     <w:abstractNumId w:val="13"/>
+  </w:num>
+  <w:num w:numId="15">
+    <w:abstractNumId w:val="14"/>
+  </w:num>
+  <w:num w:numId="16">
+    <w:abstractNumId w:val="15"/>
+  </w:num>
+  <w:num w:numId="17">
+    <w:abstractNumId w:val="16"/>
+  </w:num>
+  <w:num w:numId="18">
+    <w:abstractNumId w:val="17"/>
+  </w:num>
+  <w:num w:numId="19">
+    <w:abstractNumId w:val="18"/>
+  </w:num>
+  <w:num w:numId="20">
+    <w:abstractNumId w:val="19"/>
+  </w:num>
+  <w:num w:numId="21">
+    <w:abstractNumId w:val="20"/>
   </w:num>
 </w:numbering>
 </file>
